--- a/系統文件/四技第115414組-救「舊」我的書-系統手冊.docx
+++ b/系統文件/四技第115414組-救「舊」我的書-系統手冊.docx
@@ -17,25 +17,7 @@
           <w:sz w:val="72"/>
           <w:szCs w:val="72"/>
         </w:rPr>
-        <w:t>國立</w:t>
-      </w:r>
-      <w:proofErr w:type="gramStart"/>
-      <w:r>
-        <w:rPr>
-          <w:rFonts w:ascii="Times New Roman" w:eastAsia="標楷體" w:hAnsi="Times New Roman" w:hint="eastAsia"/>
-          <w:sz w:val="72"/>
-          <w:szCs w:val="72"/>
-        </w:rPr>
-        <w:t>臺</w:t>
-      </w:r>
-      <w:proofErr w:type="gramEnd"/>
-      <w:r>
-        <w:rPr>
-          <w:rFonts w:ascii="Times New Roman" w:eastAsia="標楷體" w:hAnsi="Times New Roman" w:hint="eastAsia"/>
-          <w:sz w:val="72"/>
-          <w:szCs w:val="72"/>
-        </w:rPr>
-        <w:t>北商業大學</w:t>
+        <w:t>國立臺北商業大學</w:t>
       </w:r>
     </w:p>
     <w:p>
@@ -715,20 +697,12 @@
         <w:spacing w:after="120"/>
       </w:pPr>
       <w:bookmarkStart w:id="0" w:name="_Toc226749661"/>
-      <w:proofErr w:type="gramStart"/>
       <w:r>
         <w:rPr>
           <w:rFonts w:hint="eastAsia"/>
         </w:rPr>
         <w:lastRenderedPageBreak/>
-        <w:t>誌</w:t>
-      </w:r>
-      <w:proofErr w:type="gramEnd"/>
-      <w:r>
-        <w:rPr>
-          <w:rFonts w:hint="eastAsia"/>
-        </w:rPr>
-        <w:t>謝</w:t>
+        <w:t>誌謝</w:t>
       </w:r>
       <w:bookmarkEnd w:id="0"/>
     </w:p>
@@ -810,16 +784,8 @@
         <w:rPr>
           <w:rFonts w:hint="eastAsia"/>
         </w:rPr>
-        <w:t>連卉</w:t>
-      </w:r>
-      <w:proofErr w:type="gramStart"/>
-      <w:r>
-        <w:rPr>
-          <w:rFonts w:hint="eastAsia"/>
-        </w:rPr>
-        <w:t>媗</w:t>
-      </w:r>
-      <w:proofErr w:type="gramEnd"/>
+        <w:t>連卉媗</w:t>
+      </w:r>
       <w:r>
         <w:rPr>
           <w:rFonts w:hint="eastAsia"/>
@@ -842,21 +808,7 @@
         <w:rPr>
           <w:rFonts w:hint="eastAsia"/>
         </w:rPr>
-        <w:t>謹</w:t>
-      </w:r>
-      <w:proofErr w:type="gramStart"/>
-      <w:r>
-        <w:rPr>
-          <w:rFonts w:hint="eastAsia"/>
-        </w:rPr>
-        <w:t>誌</w:t>
-      </w:r>
-      <w:proofErr w:type="gramEnd"/>
-      <w:r>
-        <w:rPr>
-          <w:rFonts w:hint="eastAsia"/>
-        </w:rPr>
-        <w:t>於</w:t>
+        <w:t>謹誌於</w:t>
       </w:r>
     </w:p>
     <w:p>
@@ -869,21 +821,7 @@
         <w:rPr>
           <w:rFonts w:hint="eastAsia"/>
         </w:rPr>
-        <w:t>國立</w:t>
-      </w:r>
-      <w:proofErr w:type="gramStart"/>
-      <w:r>
-        <w:rPr>
-          <w:rFonts w:hint="eastAsia"/>
-        </w:rPr>
-        <w:t>臺</w:t>
-      </w:r>
-      <w:proofErr w:type="gramEnd"/>
-      <w:r>
-        <w:rPr>
-          <w:rFonts w:hint="eastAsia"/>
-        </w:rPr>
-        <w:t>北商業大學資訊管理系</w:t>
+        <w:t>國立臺北商業大學資訊管理系</w:t>
       </w:r>
     </w:p>
     <w:p>
@@ -2015,7 +1953,7 @@
             <w:noProof/>
             <w:webHidden/>
           </w:rPr>
-          <w:t>3</w:t>
+          <w:t>4</w:t>
         </w:r>
         <w:r>
           <w:rPr>
@@ -2113,7 +2051,7 @@
             <w:noProof/>
             <w:webHidden/>
           </w:rPr>
-          <w:t>4</w:t>
+          <w:t>5</w:t>
         </w:r>
         <w:r>
           <w:rPr>
@@ -2211,7 +2149,7 @@
             <w:noProof/>
             <w:webHidden/>
           </w:rPr>
-          <w:t>5</w:t>
+          <w:t>6</w:t>
         </w:r>
         <w:r>
           <w:rPr>
@@ -2323,7 +2261,7 @@
             <w:noProof/>
             <w:webHidden/>
           </w:rPr>
-          <w:t>7</w:t>
+          <w:t>8</w:t>
         </w:r>
         <w:r>
           <w:rPr>
@@ -2414,7 +2352,7 @@
             <w:noProof/>
             <w:webHidden/>
           </w:rPr>
-          <w:t>7</w:t>
+          <w:t>8</w:t>
         </w:r>
         <w:r>
           <w:rPr>
@@ -2505,7 +2443,7 @@
             <w:noProof/>
             <w:webHidden/>
           </w:rPr>
-          <w:t>7</w:t>
+          <w:t>8</w:t>
         </w:r>
         <w:r>
           <w:rPr>
@@ -2596,7 +2534,7 @@
             <w:noProof/>
             <w:webHidden/>
           </w:rPr>
-          <w:t>7</w:t>
+          <w:t>8</w:t>
         </w:r>
         <w:r>
           <w:rPr>
@@ -2708,7 +2646,7 @@
             <w:noProof/>
             <w:webHidden/>
           </w:rPr>
-          <w:t>8</w:t>
+          <w:t>9</w:t>
         </w:r>
         <w:r>
           <w:rPr>
@@ -2799,7 +2737,7 @@
             <w:noProof/>
             <w:webHidden/>
           </w:rPr>
-          <w:t>8</w:t>
+          <w:t>9</w:t>
         </w:r>
         <w:r>
           <w:rPr>
@@ -2890,7 +2828,7 @@
             <w:noProof/>
             <w:webHidden/>
           </w:rPr>
-          <w:t>8</w:t>
+          <w:t>9</w:t>
         </w:r>
         <w:r>
           <w:rPr>
@@ -2996,7 +2934,7 @@
             <w:noProof/>
             <w:webHidden/>
           </w:rPr>
-          <w:t>8</w:t>
+          <w:t>9</w:t>
         </w:r>
         <w:r>
           <w:rPr>
@@ -3108,7 +3046,7 @@
             <w:noProof/>
             <w:webHidden/>
           </w:rPr>
-          <w:t>9</w:t>
+          <w:t>10</w:t>
         </w:r>
         <w:r>
           <w:rPr>
@@ -3199,7 +3137,7 @@
             <w:noProof/>
             <w:webHidden/>
           </w:rPr>
-          <w:t>9</w:t>
+          <w:t>10</w:t>
         </w:r>
         <w:r>
           <w:rPr>
@@ -3290,7 +3228,7 @@
             <w:noProof/>
             <w:webHidden/>
           </w:rPr>
-          <w:t>9</w:t>
+          <w:t>10</w:t>
         </w:r>
         <w:r>
           <w:rPr>
@@ -3381,7 +3319,7 @@
             <w:noProof/>
             <w:webHidden/>
           </w:rPr>
-          <w:t>9</w:t>
+          <w:t>10</w:t>
         </w:r>
         <w:r>
           <w:rPr>
@@ -3472,7 +3410,7 @@
             <w:noProof/>
             <w:webHidden/>
           </w:rPr>
-          <w:t>9</w:t>
+          <w:t>10</w:t>
         </w:r>
         <w:r>
           <w:rPr>
@@ -3584,7 +3522,7 @@
             <w:noProof/>
             <w:webHidden/>
           </w:rPr>
-          <w:t>10</w:t>
+          <w:t>11</w:t>
         </w:r>
         <w:r>
           <w:rPr>
@@ -3675,7 +3613,7 @@
             <w:noProof/>
             <w:webHidden/>
           </w:rPr>
-          <w:t>10</w:t>
+          <w:t>11</w:t>
         </w:r>
         <w:r>
           <w:rPr>
@@ -3766,7 +3704,7 @@
             <w:noProof/>
             <w:webHidden/>
           </w:rPr>
-          <w:t>10</w:t>
+          <w:t>11</w:t>
         </w:r>
         <w:r>
           <w:rPr>
@@ -3878,7 +3816,7 @@
             <w:noProof/>
             <w:webHidden/>
           </w:rPr>
-          <w:t>11</w:t>
+          <w:t>12</w:t>
         </w:r>
         <w:r>
           <w:rPr>
@@ -3969,7 +3907,7 @@
             <w:noProof/>
             <w:webHidden/>
           </w:rPr>
-          <w:t>11</w:t>
+          <w:t>12</w:t>
         </w:r>
         <w:r>
           <w:rPr>
@@ -4060,7 +3998,7 @@
             <w:noProof/>
             <w:webHidden/>
           </w:rPr>
-          <w:t>11</w:t>
+          <w:t>12</w:t>
         </w:r>
         <w:r>
           <w:rPr>
@@ -4151,7 +4089,7 @@
             <w:noProof/>
             <w:webHidden/>
           </w:rPr>
-          <w:t>11</w:t>
+          <w:t>12</w:t>
         </w:r>
         <w:r>
           <w:rPr>
@@ -4242,7 +4180,7 @@
             <w:noProof/>
             <w:webHidden/>
           </w:rPr>
-          <w:t>12</w:t>
+          <w:t>13</w:t>
         </w:r>
         <w:r>
           <w:rPr>
@@ -4354,7 +4292,7 @@
             <w:noProof/>
             <w:webHidden/>
           </w:rPr>
-          <w:t>13</w:t>
+          <w:t>14</w:t>
         </w:r>
         <w:r>
           <w:rPr>
@@ -4445,7 +4383,7 @@
             <w:noProof/>
             <w:webHidden/>
           </w:rPr>
-          <w:t>13</w:t>
+          <w:t>14</w:t>
         </w:r>
         <w:r>
           <w:rPr>
@@ -4545,7 +4483,7 @@
             <w:noProof/>
             <w:webHidden/>
           </w:rPr>
-          <w:t>13</w:t>
+          <w:t>14</w:t>
         </w:r>
         <w:r>
           <w:rPr>
@@ -4657,7 +4595,7 @@
             <w:noProof/>
             <w:webHidden/>
           </w:rPr>
-          <w:t>14</w:t>
+          <w:t>15</w:t>
         </w:r>
         <w:r>
           <w:rPr>
@@ -4748,7 +4686,7 @@
             <w:noProof/>
             <w:webHidden/>
           </w:rPr>
-          <w:t>14</w:t>
+          <w:t>15</w:t>
         </w:r>
         <w:r>
           <w:rPr>
@@ -4839,7 +4777,7 @@
             <w:noProof/>
             <w:webHidden/>
           </w:rPr>
-          <w:t>14</w:t>
+          <w:t>15</w:t>
         </w:r>
         <w:r>
           <w:rPr>
@@ -4951,7 +4889,7 @@
             <w:noProof/>
             <w:webHidden/>
           </w:rPr>
-          <w:t>15</w:t>
+          <w:t>16</w:t>
         </w:r>
         <w:r>
           <w:rPr>
@@ -5042,7 +4980,7 @@
             <w:noProof/>
             <w:webHidden/>
           </w:rPr>
-          <w:t>15</w:t>
+          <w:t>16</w:t>
         </w:r>
         <w:r>
           <w:rPr>
@@ -5133,7 +5071,7 @@
             <w:noProof/>
             <w:webHidden/>
           </w:rPr>
-          <w:t>15</w:t>
+          <w:t>16</w:t>
         </w:r>
         <w:r>
           <w:rPr>
@@ -5245,7 +5183,7 @@
             <w:noProof/>
             <w:webHidden/>
           </w:rPr>
-          <w:t>16</w:t>
+          <w:t>17</w:t>
         </w:r>
         <w:r>
           <w:rPr>
@@ -5336,7 +5274,7 @@
             <w:noProof/>
             <w:webHidden/>
           </w:rPr>
-          <w:t>16</w:t>
+          <w:t>17</w:t>
         </w:r>
         <w:r>
           <w:rPr>
@@ -5427,7 +5365,7 @@
             <w:noProof/>
             <w:webHidden/>
           </w:rPr>
-          <w:t>16</w:t>
+          <w:t>17</w:t>
         </w:r>
         <w:r>
           <w:rPr>
@@ -5539,7 +5477,7 @@
             <w:noProof/>
             <w:webHidden/>
           </w:rPr>
-          <w:t>17</w:t>
+          <w:t>18</w:t>
         </w:r>
         <w:r>
           <w:rPr>
@@ -5651,7 +5589,7 @@
             <w:noProof/>
             <w:webHidden/>
           </w:rPr>
-          <w:t>18</w:t>
+          <w:t>19</w:t>
         </w:r>
         <w:r>
           <w:rPr>
@@ -5763,7 +5701,7 @@
             <w:noProof/>
             <w:webHidden/>
           </w:rPr>
-          <w:t>19</w:t>
+          <w:t>20</w:t>
         </w:r>
         <w:r>
           <w:rPr>
@@ -5859,7 +5797,7 @@
             <w:noProof/>
             <w:webHidden/>
           </w:rPr>
-          <w:t>19</w:t>
+          <w:t>20</w:t>
         </w:r>
         <w:r>
           <w:rPr>
@@ -5955,7 +5893,7 @@
             <w:noProof/>
             <w:webHidden/>
           </w:rPr>
-          <w:t>19</w:t>
+          <w:t>20</w:t>
         </w:r>
         <w:r>
           <w:rPr>
@@ -6051,7 +5989,7 @@
             <w:noProof/>
             <w:webHidden/>
           </w:rPr>
-          <w:t>19</w:t>
+          <w:t>20</w:t>
         </w:r>
         <w:r>
           <w:rPr>
@@ -6205,7 +6143,7 @@
             <w:noProof/>
             <w:webHidden/>
           </w:rPr>
-          <w:t>12</w:t>
+          <w:t>13</w:t>
         </w:r>
         <w:r>
           <w:rPr>
@@ -6301,7 +6239,7 @@
             <w:noProof/>
             <w:webHidden/>
           </w:rPr>
-          <w:t>12</w:t>
+          <w:t>13</w:t>
         </w:r>
         <w:r>
           <w:rPr>
@@ -6547,7 +6485,7 @@
             <w:noProof/>
             <w:webHidden/>
           </w:rPr>
-          <w:t>3</w:t>
+          <w:t>4</w:t>
         </w:r>
         <w:r>
           <w:rPr>
@@ -6635,7 +6573,7 @@
             <w:noProof/>
             <w:webHidden/>
           </w:rPr>
-          <w:t>6</w:t>
+          <w:t>7</w:t>
         </w:r>
         <w:r>
           <w:rPr>
@@ -6714,21 +6652,7 @@
         <w:rPr>
           <w:rFonts w:hint="eastAsia"/>
         </w:rPr>
-        <w:t>在現今校園與日常生活中，教科書和一般書籍的高昂價格，以及閱讀完畢後的閒置浪費，一直是許多人面臨的痛點。傳統的二手書交易模式往往伴隨著諸多不便，例如：書</w:t>
-      </w:r>
-      <w:proofErr w:type="gramStart"/>
-      <w:r>
-        <w:rPr>
-          <w:rFonts w:hint="eastAsia"/>
-        </w:rPr>
-        <w:t>況</w:t>
-      </w:r>
-      <w:proofErr w:type="gramEnd"/>
-      <w:r>
-        <w:rPr>
-          <w:rFonts w:hint="eastAsia"/>
-        </w:rPr>
-        <w:t>認定標準不一、面交時間難以配合，以及潛在的交易詐騙風險等問題。</w:t>
+        <w:t>在現今校園與日常生活中，教科書和一般書籍的高昂價格，以及閱讀完畢後的閒置浪費，一直是許多人面臨的痛點。傳統的二手書交易模式往往伴隨著諸多不便，例如：書況認定標準不一、面交時間難以配合，以及潛在的交易詐騙風險等問題。</w:t>
       </w:r>
     </w:p>
     <w:p>
@@ -6766,21 +6690,7 @@
         <w:rPr>
           <w:rFonts w:hint="eastAsia"/>
         </w:rPr>
-        <w:t>現代消費者日益重視交易流程的簡化。然而，現有的二手書交易管道，無論是通用型電商平台或專門銷售書籍之社群，在實際操作上仍存在諸多不便。常見的問題包括：書籍上架流程繁瑣、面交安排耗時費力、</w:t>
-      </w:r>
-      <w:proofErr w:type="gramStart"/>
-      <w:r>
-        <w:rPr>
-          <w:rFonts w:hint="eastAsia"/>
-        </w:rPr>
-        <w:t>寄貨包材</w:t>
-      </w:r>
-      <w:proofErr w:type="gramEnd"/>
-      <w:r>
-        <w:rPr>
-          <w:rFonts w:hint="eastAsia"/>
-        </w:rPr>
-        <w:t>與平台手續費成本過高，以及通用型平台商品類型過於龐雜、書籍搜尋困難等。這些繁瑣的流程大幅降低了使用者的交易意願。</w:t>
+        <w:t>現代消費者日益重視交易流程的簡化。然而，現有的二手書交易管道，無論是通用型電商平台或專門銷售書籍之社群，在實際操作上仍存在諸多不便。常見的問題包括：書籍上架流程繁瑣、面交安排耗時費力、寄貨包材與平台手續費成本過高，以及通用型平台商品類型過於龐雜、書籍搜尋困難等。這些繁瑣的流程大幅降低了使用者的交易意願。</w:t>
       </w:r>
     </w:p>
     <w:p>
@@ -6793,21 +6703,7 @@
         <w:rPr>
           <w:rFonts w:hint="eastAsia"/>
         </w:rPr>
-        <w:t>目前市面上雖已存在</w:t>
-      </w:r>
-      <w:proofErr w:type="gramStart"/>
-      <w:r>
-        <w:rPr>
-          <w:rFonts w:hint="eastAsia"/>
-        </w:rPr>
-        <w:t>多種二</w:t>
-      </w:r>
-      <w:proofErr w:type="gramEnd"/>
-      <w:r>
-        <w:rPr>
-          <w:rFonts w:hint="eastAsia"/>
-        </w:rPr>
-        <w:t>手書交易管道，但各平台均存在明顯的功能缺口，難以全面滿足使用者需求。因此，我們針對現有平台的優缺點進行了深入分析，探討使用者在現有環境下的行為偏好，並致力於思考如何簡化書籍交易流程，以降低新用戶的操作門檻。</w:t>
+        <w:t>目前市面上雖已存在多種二手書交易管道，但各平台均存在明顯的功能缺口，難以全面滿足使用者需求。因此，我們針對現有平台的優缺點進行了深入分析，探討使用者在現有環境下的行為偏好，並致力於思考如何簡化書籍交易流程，以降低新用戶的操作門檻。</w:t>
       </w:r>
     </w:p>
     <w:p>
@@ -7598,23 +7494,7 @@
                 <w:rFonts w:ascii="Times New Roman" w:eastAsia="標楷體" w:hAnsi="Times New Roman" w:hint="eastAsia"/>
                 <w:sz w:val="28"/>
               </w:rPr>
-              <w:t>圖書精</w:t>
-            </w:r>
-            <w:proofErr w:type="gramStart"/>
-            <w:r>
-              <w:rPr>
-                <w:rFonts w:ascii="Times New Roman" w:eastAsia="標楷體" w:hAnsi="Times New Roman" w:hint="eastAsia"/>
-                <w:sz w:val="28"/>
-              </w:rPr>
-              <w:t>準</w:t>
-            </w:r>
-            <w:proofErr w:type="gramEnd"/>
-            <w:r>
-              <w:rPr>
-                <w:rFonts w:ascii="Times New Roman" w:eastAsia="標楷體" w:hAnsi="Times New Roman" w:hint="eastAsia"/>
-                <w:sz w:val="28"/>
-              </w:rPr>
-              <w:t>分類</w:t>
+              <w:t>圖書精準分類</w:t>
             </w:r>
           </w:p>
         </w:tc>
@@ -8344,35 +8224,7 @@
         <w:rPr>
           <w:rFonts w:hint="eastAsia"/>
         </w:rPr>
-        <w:t>掃描快速上架機制與圖書精</w:t>
-      </w:r>
-      <w:proofErr w:type="gramStart"/>
-      <w:r>
-        <w:rPr>
-          <w:rFonts w:hint="eastAsia"/>
-        </w:rPr>
-        <w:t>準</w:t>
-      </w:r>
-      <w:proofErr w:type="gramEnd"/>
-      <w:r>
-        <w:rPr>
-          <w:rFonts w:hint="eastAsia"/>
-        </w:rPr>
-        <w:t>分類，交易流程較為繁雜。旋轉拍賣雖然具備圖書精</w:t>
-      </w:r>
-      <w:proofErr w:type="gramStart"/>
-      <w:r>
-        <w:rPr>
-          <w:rFonts w:hint="eastAsia"/>
-        </w:rPr>
-        <w:t>準</w:t>
-      </w:r>
-      <w:proofErr w:type="gramEnd"/>
-      <w:r>
-        <w:rPr>
-          <w:rFonts w:hint="eastAsia"/>
-        </w:rPr>
-        <w:t>分類與即時付款等功能，但在書籍上架過程較為耗時，且未支援實體智取櫃與代幣交易模式。</w:t>
+        <w:t>掃描快速上架機制與圖書精準分類，交易流程較為繁雜。旋轉拍賣雖然具備圖書精準分類與即時付款等功能，但在書籍上架過程較為耗時，且未支援實體智取櫃與代幣交易模式。</w:t>
       </w:r>
       <w:r>
         <w:rPr>
@@ -8402,35 +8254,7 @@
         <w:rPr>
           <w:rFonts w:hint="eastAsia"/>
         </w:rPr>
-        <w:t>社團雖具備即時互動性與個人化推薦，但缺乏即時付款機制，無法進行</w:t>
-      </w:r>
-      <w:proofErr w:type="gramStart"/>
-      <w:r>
-        <w:rPr>
-          <w:rFonts w:hint="eastAsia"/>
-        </w:rPr>
-        <w:t>即時線上交易</w:t>
-      </w:r>
-      <w:proofErr w:type="gramEnd"/>
-      <w:r>
-        <w:rPr>
-          <w:rFonts w:hint="eastAsia"/>
-        </w:rPr>
-        <w:t>成為</w:t>
-      </w:r>
-      <w:proofErr w:type="gramStart"/>
-      <w:r>
-        <w:rPr>
-          <w:rFonts w:hint="eastAsia"/>
-        </w:rPr>
-        <w:t>最大硬傷</w:t>
-      </w:r>
-      <w:proofErr w:type="gramEnd"/>
-      <w:r>
-        <w:rPr>
-          <w:rFonts w:hint="eastAsia"/>
-        </w:rPr>
-        <w:t>。</w:t>
+        <w:t>社團雖具備即時互動性與個人化推薦，但缺乏即時付款機制，無法進行即時線上交易成為最大硬傷。</w:t>
       </w:r>
       <w:proofErr w:type="spellStart"/>
       <w:r>
@@ -8444,35 +8268,7 @@
         <w:rPr>
           <w:rFonts w:hint="eastAsia"/>
         </w:rPr>
-        <w:t>本質上為社群論壇，儘管設有二手買賣版供使用者交流，但因非專屬之交易平台，其功能過於精簡，僅提供即時聊天，缺乏圖書精</w:t>
-      </w:r>
-      <w:proofErr w:type="gramStart"/>
-      <w:r>
-        <w:rPr>
-          <w:rFonts w:hint="eastAsia"/>
-        </w:rPr>
-        <w:t>準</w:t>
-      </w:r>
-      <w:proofErr w:type="gramEnd"/>
-      <w:r>
-        <w:rPr>
-          <w:rFonts w:hint="eastAsia"/>
-        </w:rPr>
-        <w:t>分類、</w:t>
-      </w:r>
-      <w:proofErr w:type="gramStart"/>
-      <w:r>
-        <w:rPr>
-          <w:rFonts w:hint="eastAsia"/>
-        </w:rPr>
-        <w:t>即時線上付款</w:t>
-      </w:r>
-      <w:proofErr w:type="gramEnd"/>
-      <w:r>
-        <w:rPr>
-          <w:rFonts w:hint="eastAsia"/>
-        </w:rPr>
-        <w:t>與個人化推薦等完整的輔助機制。</w:t>
+        <w:t>本質上為社群論壇，儘管設有二手買賣版供使用者交流，但因非專屬之交易平台，其功能過於精簡，僅提供即時聊天，缺乏圖書精準分類、即時線上付款與個人化推薦等完整的輔助機制。</w:t>
       </w:r>
     </w:p>
     <w:p>
@@ -8546,35 +8342,7 @@
         <w:rPr>
           <w:rFonts w:hint="eastAsia"/>
         </w:rPr>
-        <w:t>保障交易安全：運用</w:t>
-      </w:r>
-      <w:proofErr w:type="gramStart"/>
-      <w:r>
-        <w:rPr>
-          <w:rFonts w:hint="eastAsia"/>
-        </w:rPr>
-        <w:t>區塊鏈智慧</w:t>
-      </w:r>
-      <w:proofErr w:type="gramEnd"/>
-      <w:r>
-        <w:rPr>
-          <w:rFonts w:hint="eastAsia"/>
-        </w:rPr>
-        <w:t>合約進行</w:t>
-      </w:r>
-      <w:proofErr w:type="gramStart"/>
-      <w:r>
-        <w:rPr>
-          <w:rFonts w:hint="eastAsia"/>
-        </w:rPr>
-        <w:t>代幣化金流</w:t>
-      </w:r>
-      <w:proofErr w:type="gramEnd"/>
-      <w:r>
-        <w:rPr>
-          <w:rFonts w:hint="eastAsia"/>
-        </w:rPr>
-        <w:t>託管，確保資金安全與交易透明，建立使用者信任基礎。</w:t>
+        <w:t>保障交易安全：運用區塊鏈智慧合約進行代幣化金流託管，確保資金安全與交易透明，建立使用者信任基礎。</w:t>
       </w:r>
     </w:p>
     <w:p>
@@ -8631,21 +8399,7 @@
         <w:rPr>
           <w:rFonts w:hint="eastAsia"/>
         </w:rPr>
-        <w:t>促進資源循環：透過平台運作，使閒置書籍得以</w:t>
-      </w:r>
-      <w:proofErr w:type="gramStart"/>
-      <w:r>
-        <w:rPr>
-          <w:rFonts w:hint="eastAsia"/>
-        </w:rPr>
-        <w:t>高效媒合流</w:t>
-      </w:r>
-      <w:proofErr w:type="gramEnd"/>
-      <w:r>
-        <w:rPr>
-          <w:rFonts w:hint="eastAsia"/>
-        </w:rPr>
-        <w:t>通，推動校園永續發展的生態目標。</w:t>
+        <w:t>促進資源循環：透過平台運作，使閒置書籍得以高效媒合流通，推動校園永續發展的生態目標。</w:t>
       </w:r>
     </w:p>
     <w:p>
@@ -8682,35 +8436,7 @@
         <w:rPr>
           <w:rFonts w:hint="eastAsia"/>
         </w:rPr>
-        <w:t>條碼掃描技術，實現二手書籍的快速上架，大幅簡化賣方的操作流程。在交易機制方面，系統導入</w:t>
-      </w:r>
-      <w:proofErr w:type="gramStart"/>
-      <w:r>
-        <w:rPr>
-          <w:rFonts w:hint="eastAsia"/>
-        </w:rPr>
-        <w:t>區塊鏈智慧</w:t>
-      </w:r>
-      <w:proofErr w:type="gramEnd"/>
-      <w:r>
-        <w:rPr>
-          <w:rFonts w:hint="eastAsia"/>
-        </w:rPr>
-        <w:t>合約技術，建構創新的代幣化交易模式，以確保買賣雙方的資金安全與交易資訊的高度透明。</w:t>
-      </w:r>
-      <w:proofErr w:type="gramStart"/>
-      <w:r>
-        <w:rPr>
-          <w:rFonts w:hint="eastAsia"/>
-        </w:rPr>
-        <w:t>此外，</w:t>
-      </w:r>
-      <w:proofErr w:type="gramEnd"/>
-      <w:r>
-        <w:rPr>
-          <w:rFonts w:hint="eastAsia"/>
-        </w:rPr>
-        <w:t>我們結合</w:t>
+        <w:t>條碼掃描技術，實現二手書籍的快速上架，大幅簡化賣方的操作流程。在交易機制方面，系統導入區塊鏈智慧合約技術，建構創新的代幣化交易模式，以確保買賣雙方的資金安全與交易資訊的高度透明。此外，我們結合</w:t>
       </w:r>
       <w:r>
         <w:rPr>
@@ -8722,21 +8448,7 @@
         <w:rPr>
           <w:rFonts w:hint="eastAsia"/>
         </w:rPr>
-        <w:t>列印</w:t>
-      </w:r>
-      <w:proofErr w:type="gramStart"/>
-      <w:r>
-        <w:rPr>
-          <w:rFonts w:hint="eastAsia"/>
-        </w:rPr>
-        <w:t>與物聯網</w:t>
-      </w:r>
-      <w:proofErr w:type="gramEnd"/>
-      <w:r>
-        <w:rPr>
-          <w:rFonts w:hint="eastAsia"/>
-        </w:rPr>
-        <w:t>（</w:t>
+        <w:t>列印與物聯網（</w:t>
       </w:r>
       <w:r>
         <w:rPr>
@@ -8760,21 +8472,7 @@
         <w:rPr>
           <w:rFonts w:hint="eastAsia"/>
         </w:rPr>
-        <w:t>小時全天候的非同步取貨服務，有效突破傳統面交的時空限制。最後，透過會員等級制度的設計，不僅能賦予使用者專屬的</w:t>
-      </w:r>
-      <w:proofErr w:type="gramStart"/>
-      <w:r>
-        <w:rPr>
-          <w:rFonts w:hint="eastAsia"/>
-        </w:rPr>
-        <w:t>尊榮感</w:t>
-      </w:r>
-      <w:proofErr w:type="gramEnd"/>
-      <w:r>
-        <w:rPr>
-          <w:rFonts w:hint="eastAsia"/>
-        </w:rPr>
-        <w:t>，更能有效提升平台黏著度。</w:t>
+        <w:t>小時全天候的非同步取貨服務，有效突破傳統面交的時空限制。最後，透過會員等級制度的設計，不僅能賦予使用者專屬的尊榮感，更能有效提升平台黏著度。</w:t>
       </w:r>
     </w:p>
     <w:p>
@@ -8807,28 +8505,302 @@
     <w:p>
       <w:pPr>
         <w:pStyle w:val="a0"/>
-        <w:ind w:firstLineChars="200" w:firstLine="560"/>
-        <w:rPr>
-          <w:color w:val="EE0000"/>
-        </w:rPr>
-      </w:pPr>
-      <w:r>
-        <w:rPr>
-          <w:rFonts w:hint="eastAsia"/>
-          <w:color w:val="EE0000"/>
-        </w:rPr>
-        <w:t>新增內容</w:t>
+        <w:numPr>
+          <w:ilvl w:val="0"/>
+          <w:numId w:val="18"/>
+        </w:numPr>
+      </w:pPr>
+      <w:r>
+        <w:rPr>
+          <w:rFonts w:hint="eastAsia"/>
+        </w:rPr>
+        <w:t>技術可行性</w:t>
+      </w:r>
+    </w:p>
+    <w:p>
+      <w:pPr>
+        <w:pStyle w:val="a0"/>
+        <w:numPr>
+          <w:ilvl w:val="0"/>
+          <w:numId w:val="24"/>
+        </w:numPr>
+        <w:ind w:left="964" w:hanging="482"/>
+      </w:pPr>
+      <w:r>
+        <w:rPr>
+          <w:rFonts w:hint="eastAsia"/>
+        </w:rPr>
+        <w:t>物聯網與硬體整合：利用</w:t>
+      </w:r>
+      <w:r>
+        <w:rPr>
+          <w:rFonts w:hint="eastAsia"/>
+        </w:rPr>
+        <w:t>3D</w:t>
+      </w:r>
+      <w:r>
+        <w:rPr>
+          <w:rFonts w:hint="eastAsia"/>
+        </w:rPr>
+        <w:t>列印技術製作書櫃結構，具備高度客製化與低成本模組化優勢。結合微控制器與雲端後台技術，實現掃碼開櫃與存取偵測等自動化功能。</w:t>
+      </w:r>
+    </w:p>
+    <w:p>
+      <w:pPr>
+        <w:pStyle w:val="a0"/>
+        <w:numPr>
+          <w:ilvl w:val="0"/>
+          <w:numId w:val="24"/>
+        </w:numPr>
+        <w:ind w:left="964" w:hanging="482"/>
+      </w:pPr>
+      <w:r>
+        <w:rPr>
+          <w:rFonts w:hint="eastAsia"/>
+        </w:rPr>
+        <w:t>區塊鏈智慧合約：採用智慧合約進行金流託管，實現「買家付款→取貨驗證→釋放款項」之邏輯，能有效解決傳統交易中的「信任」與「詐騙」問題。</w:t>
+      </w:r>
+    </w:p>
+    <w:p>
+      <w:pPr>
+        <w:pStyle w:val="a0"/>
+        <w:numPr>
+          <w:ilvl w:val="0"/>
+          <w:numId w:val="18"/>
+        </w:numPr>
+      </w:pPr>
+      <w:r>
+        <w:rPr>
+          <w:rFonts w:hint="eastAsia"/>
+        </w:rPr>
+        <w:t>市場可行性</w:t>
+      </w:r>
+    </w:p>
+    <w:p>
+      <w:pPr>
+        <w:pStyle w:val="a0"/>
+        <w:numPr>
+          <w:ilvl w:val="0"/>
+          <w:numId w:val="24"/>
+        </w:numPr>
+        <w:ind w:left="964" w:hanging="482"/>
+      </w:pPr>
+      <w:r>
+        <w:rPr>
+          <w:rFonts w:hint="eastAsia"/>
+        </w:rPr>
+        <w:t>現有痛點顯著智慧書櫃吸引力：問卷指出，若在學校或捷運站設置智慧書櫃，其即時入帳、</w:t>
+      </w:r>
+      <w:r>
+        <w:rPr>
+          <w:rFonts w:hint="eastAsia"/>
+        </w:rPr>
+        <w:t>24</w:t>
+      </w:r>
+      <w:r>
+        <w:rPr>
+          <w:rFonts w:hint="eastAsia"/>
+        </w:rPr>
+        <w:t>小時取款</w:t>
+      </w:r>
+      <w:r>
+        <w:rPr>
+          <w:rFonts w:hint="eastAsia"/>
+        </w:rPr>
+        <w:t>/</w:t>
+      </w:r>
+      <w:r>
+        <w:rPr>
+          <w:rFonts w:hint="eastAsia"/>
+        </w:rPr>
+        <w:t>貨以及免手打資料等功能對於轉移現有使用者具備極大吸引力。</w:t>
+      </w:r>
+    </w:p>
+    <w:p>
+      <w:pPr>
+        <w:pStyle w:val="a0"/>
+        <w:numPr>
+          <w:ilvl w:val="0"/>
+          <w:numId w:val="24"/>
+        </w:numPr>
+        <w:ind w:left="964" w:hanging="482"/>
+      </w:pPr>
+      <w:r>
+        <w:rPr>
+          <w:rFonts w:hint="eastAsia"/>
+        </w:rPr>
+        <w:t>需求量穩定：受測者多為</w:t>
+      </w:r>
+      <w:r>
+        <w:rPr>
+          <w:rFonts w:hint="eastAsia"/>
+        </w:rPr>
+        <w:t>21-25</w:t>
+      </w:r>
+      <w:r>
+        <w:rPr>
+          <w:rFonts w:hint="eastAsia"/>
+        </w:rPr>
+        <w:t>歲之學生族群，且平均一年處理二手書頻率穩定，主要交易類型為大學參考書籍，顯示校園二手書市場具備持續發展的潛力。</w:t>
+      </w:r>
+    </w:p>
+    <w:p>
+      <w:pPr>
+        <w:pStyle w:val="a0"/>
+        <w:numPr>
+          <w:ilvl w:val="0"/>
+          <w:numId w:val="18"/>
+        </w:numPr>
+      </w:pPr>
+      <w:r>
+        <w:rPr>
+          <w:rFonts w:hint="eastAsia"/>
+        </w:rPr>
+        <w:t>經濟可行性</w:t>
+      </w:r>
+    </w:p>
+    <w:p>
+      <w:pPr>
+        <w:pStyle w:val="a0"/>
+        <w:numPr>
+          <w:ilvl w:val="0"/>
+          <w:numId w:val="24"/>
+        </w:numPr>
+        <w:ind w:left="964" w:hanging="482"/>
+      </w:pPr>
+      <w:r>
+        <w:rPr>
+          <w:rFonts w:hint="eastAsia"/>
+        </w:rPr>
+        <w:t>低成本開發模式：不同於傳統二手書店需負擔高昂店租與人力成本，本系統利用</w:t>
+      </w:r>
+      <w:r>
+        <w:rPr>
+          <w:rFonts w:hint="eastAsia"/>
+        </w:rPr>
+        <w:t>3D</w:t>
+      </w:r>
+      <w:r>
+        <w:rPr>
+          <w:rFonts w:hint="eastAsia"/>
+        </w:rPr>
+        <w:t>列印製作書櫃結構，大幅降低實體驗證設施的建置費用。</w:t>
+      </w:r>
+    </w:p>
+    <w:p>
+      <w:pPr>
+        <w:pStyle w:val="a0"/>
+        <w:numPr>
+          <w:ilvl w:val="0"/>
+          <w:numId w:val="24"/>
+        </w:numPr>
+        <w:ind w:left="964" w:hanging="482"/>
+      </w:pPr>
+      <w:r>
+        <w:rPr>
+          <w:rFonts w:hint="eastAsia"/>
+        </w:rPr>
+        <w:t>循環經濟價值：本專案符合校園永續循環與綠色校園理念，具備爭取產學合作或永續發展經費之潛力。</w:t>
+      </w:r>
+    </w:p>
+    <w:p>
+      <w:pPr>
+        <w:pStyle w:val="a0"/>
+        <w:numPr>
+          <w:ilvl w:val="0"/>
+          <w:numId w:val="18"/>
+        </w:numPr>
+      </w:pPr>
+      <w:r>
+        <w:rPr>
+          <w:rFonts w:hint="eastAsia"/>
+        </w:rPr>
+        <w:t>操作可行性</w:t>
+      </w:r>
+    </w:p>
+    <w:p>
+      <w:pPr>
+        <w:pStyle w:val="a0"/>
+        <w:numPr>
+          <w:ilvl w:val="0"/>
+          <w:numId w:val="24"/>
+        </w:numPr>
+        <w:ind w:left="964" w:hanging="482"/>
+      </w:pPr>
+      <w:r>
+        <w:rPr>
+          <w:rFonts w:hint="eastAsia"/>
+        </w:rPr>
+        <w:t>流程簡便：系統規劃透過</w:t>
+      </w:r>
+      <w:r>
+        <w:rPr>
+          <w:rFonts w:hint="eastAsia"/>
+        </w:rPr>
+        <w:t>App</w:t>
+      </w:r>
+      <w:r>
+        <w:rPr>
+          <w:rFonts w:hint="eastAsia"/>
+        </w:rPr>
+        <w:t>提供「線上查看實體書況照片」功能，調查顯示此功能可顯著增加購買意願。</w:t>
+      </w:r>
+    </w:p>
+    <w:p>
+      <w:pPr>
+        <w:pStyle w:val="a0"/>
+        <w:numPr>
+          <w:ilvl w:val="0"/>
+          <w:numId w:val="24"/>
+        </w:numPr>
+        <w:ind w:left="964" w:hanging="482"/>
+      </w:pPr>
+      <w:r>
+        <w:rPr>
+          <w:rFonts w:hint="eastAsia"/>
+        </w:rPr>
+        <w:t>高度便利性：智慧書櫃能打破時間限制（</w:t>
+      </w:r>
+      <w:r>
+        <w:rPr>
+          <w:rFonts w:hint="eastAsia"/>
+        </w:rPr>
+        <w:t>24</w:t>
+      </w:r>
+      <w:r>
+        <w:rPr>
+          <w:rFonts w:hint="eastAsia"/>
+        </w:rPr>
+        <w:t>小時運作），解決使用者最反感的「雙方面交時間難以談攏」問題，使交易流程更符合現代學生快節奏的生活習慣。</w:t>
+      </w:r>
+    </w:p>
+    <w:p>
+      <w:pPr>
+        <w:pStyle w:val="a0"/>
+        <w:numPr>
+          <w:ilvl w:val="0"/>
+          <w:numId w:val="24"/>
+        </w:numPr>
+        <w:ind w:left="964" w:hanging="482"/>
+      </w:pPr>
+      <w:r>
+        <w:rPr>
+          <w:rFonts w:hint="eastAsia"/>
+        </w:rPr>
+        <w:t>明確驗證機制：透過「買家終端驗證」的新型態模式，確保雙方在取貨時即完成交易確認，減少後續爭議處理的複雜度。</w:t>
       </w:r>
     </w:p>
     <w:p>
       <w:pPr>
         <w:pStyle w:val="2"/>
+        <w:pageBreakBefore/>
       </w:pPr>
       <w:bookmarkStart w:id="12" w:name="_Toc226749672"/>
       <w:r>
         <w:rPr>
           <w:rFonts w:hint="eastAsia"/>
         </w:rPr>
+        <w:lastRenderedPageBreak/>
         <w:t>商業模式－</w:t>
       </w:r>
       <w:r>
@@ -9061,21 +9033,12 @@
                 <w:sz w:val="28"/>
               </w:rPr>
             </w:pPr>
-            <w:proofErr w:type="gramStart"/>
             <w:r>
               <w:rPr>
                 <w:rFonts w:ascii="Times New Roman" w:eastAsia="標楷體" w:hAnsi="Times New Roman" w:hint="eastAsia"/>
                 <w:sz w:val="28"/>
               </w:rPr>
-              <w:t>區塊鏈設施</w:t>
-            </w:r>
-            <w:proofErr w:type="gramEnd"/>
-            <w:r>
-              <w:rPr>
-                <w:rFonts w:ascii="Times New Roman" w:eastAsia="標楷體" w:hAnsi="Times New Roman" w:hint="eastAsia"/>
-                <w:sz w:val="28"/>
-              </w:rPr>
-              <w:t>服務商</w:t>
+              <w:t>區塊鏈設施服務商</w:t>
             </w:r>
           </w:p>
           <w:p>
@@ -9273,23 +9236,7 @@
                 <w:rFonts w:ascii="Times New Roman" w:eastAsia="標楷體" w:hAnsi="Times New Roman" w:hint="eastAsia"/>
                 <w:sz w:val="28"/>
               </w:rPr>
-              <w:t>信任保障：</w:t>
-            </w:r>
-            <w:proofErr w:type="gramStart"/>
-            <w:r>
-              <w:rPr>
-                <w:rFonts w:ascii="Times New Roman" w:eastAsia="標楷體" w:hAnsi="Times New Roman" w:hint="eastAsia"/>
-                <w:sz w:val="28"/>
-              </w:rPr>
-              <w:t>區塊鏈智慧</w:t>
-            </w:r>
-            <w:proofErr w:type="gramEnd"/>
-            <w:r>
-              <w:rPr>
-                <w:rFonts w:ascii="Times New Roman" w:eastAsia="標楷體" w:hAnsi="Times New Roman" w:hint="eastAsia"/>
-                <w:sz w:val="28"/>
-              </w:rPr>
-              <w:t>合約託管</w:t>
+              <w:t>信任保障：區塊鏈智慧合約託管</w:t>
             </w:r>
           </w:p>
           <w:p>
@@ -9697,17 +9644,8 @@
                 <w:rFonts w:ascii="Times New Roman" w:eastAsia="標楷體" w:hAnsi="Times New Roman" w:hint="eastAsia"/>
                 <w:sz w:val="28"/>
               </w:rPr>
-              <w:t>校園</w:t>
+              <w:t>校園捷運等場域</w:t>
             </w:r>
-            <w:proofErr w:type="gramStart"/>
-            <w:r>
-              <w:rPr>
-                <w:rFonts w:ascii="Times New Roman" w:eastAsia="標楷體" w:hAnsi="Times New Roman" w:hint="eastAsia"/>
-                <w:sz w:val="28"/>
-              </w:rPr>
-              <w:t>捷運等場域</w:t>
-            </w:r>
-            <w:proofErr w:type="gramEnd"/>
           </w:p>
           <w:p>
             <w:pPr>
@@ -9835,21 +9773,12 @@
                 <w:sz w:val="28"/>
               </w:rPr>
             </w:pPr>
-            <w:proofErr w:type="gramStart"/>
             <w:r>
               <w:rPr>
                 <w:rFonts w:ascii="Times New Roman" w:eastAsia="標楷體" w:hAnsi="Times New Roman" w:hint="eastAsia"/>
                 <w:sz w:val="28"/>
               </w:rPr>
-              <w:t>區塊鏈交易</w:t>
-            </w:r>
-            <w:proofErr w:type="gramEnd"/>
-            <w:r>
-              <w:rPr>
-                <w:rFonts w:ascii="Times New Roman" w:eastAsia="標楷體" w:hAnsi="Times New Roman" w:hint="eastAsia"/>
-                <w:sz w:val="28"/>
-              </w:rPr>
-              <w:t>手續費</w:t>
+              <w:t>區塊鏈交易手續費</w:t>
             </w:r>
           </w:p>
           <w:p>
@@ -10053,21 +9982,7 @@
         <w:rPr>
           <w:rFonts w:hint="eastAsia"/>
         </w:rPr>
-        <w:t>分析，本系統之目標族群為「欲買賣二手書籍，卻苦於面交時間難以配合或對交易安全性存疑」的交易者，系統以</w:t>
-      </w:r>
-      <w:proofErr w:type="gramStart"/>
-      <w:r>
-        <w:rPr>
-          <w:rFonts w:hint="eastAsia"/>
-        </w:rPr>
-        <w:t>區塊鏈智慧</w:t>
-      </w:r>
-      <w:proofErr w:type="gramEnd"/>
-      <w:r>
-        <w:rPr>
-          <w:rFonts w:hint="eastAsia"/>
-        </w:rPr>
-        <w:t>合約託管與智慧書櫃實物驗證為核心，透過自動化流程解決傳統面交的痛點。</w:t>
+        <w:t>分析，本系統之目標族群為「欲買賣二手書籍，卻苦於面交時間難以配合或對交易安全性存疑」的交易者，系統以區塊鏈智慧合約託管與智慧書櫃實物驗證為核心，透過自動化流程解決傳統面交的痛點。</w:t>
       </w:r>
     </w:p>
     <w:p>
@@ -10080,49 +9995,7 @@
         <w:rPr>
           <w:rFonts w:hint="eastAsia"/>
         </w:rPr>
-        <w:t>本系統透過</w:t>
-      </w:r>
-      <w:proofErr w:type="gramStart"/>
-      <w:r>
-        <w:rPr>
-          <w:rFonts w:hint="eastAsia"/>
-        </w:rPr>
-        <w:t>區塊鏈技術</w:t>
-      </w:r>
-      <w:proofErr w:type="gramEnd"/>
-      <w:r>
-        <w:rPr>
-          <w:rFonts w:hint="eastAsia"/>
-        </w:rPr>
-        <w:t>建立自動化金流託管，結合實體智慧書櫃的存取機制，確保款項在買家成功取貨並確認訂單後才進行金流撥款處理，徹底解決交易詐騙風險與</w:t>
-      </w:r>
-      <w:proofErr w:type="gramStart"/>
-      <w:r>
-        <w:rPr>
-          <w:rFonts w:hint="eastAsia"/>
-        </w:rPr>
-        <w:t>個</w:t>
-      </w:r>
-      <w:proofErr w:type="gramEnd"/>
-      <w:r>
-        <w:rPr>
-          <w:rFonts w:hint="eastAsia"/>
-        </w:rPr>
-        <w:t>資外</w:t>
-      </w:r>
-      <w:proofErr w:type="gramStart"/>
-      <w:r>
-        <w:rPr>
-          <w:rFonts w:hint="eastAsia"/>
-        </w:rPr>
-        <w:t>洩</w:t>
-      </w:r>
-      <w:proofErr w:type="gramEnd"/>
-      <w:r>
-        <w:rPr>
-          <w:rFonts w:hint="eastAsia"/>
-        </w:rPr>
-        <w:t>隱憂。平台不僅提供便利的</w:t>
+        <w:t>本系統透過區塊鏈技術建立自動化金流託管，結合實體智慧書櫃的存取機制，確保款項在買家成功取貨並確認訂單後才進行金流撥款處理，徹底解決交易詐騙風險與個資外洩隱憂。平台不僅提供便利的</w:t>
       </w:r>
       <w:r>
         <w:rPr>
@@ -10134,21 +10007,7 @@
         <w:rPr>
           <w:rFonts w:hint="eastAsia"/>
         </w:rPr>
-        <w:t>小時自助取件服務，更</w:t>
-      </w:r>
-      <w:proofErr w:type="gramStart"/>
-      <w:r>
-        <w:rPr>
-          <w:rFonts w:hint="eastAsia"/>
-        </w:rPr>
-        <w:t>透過物聯網</w:t>
-      </w:r>
-      <w:proofErr w:type="gramEnd"/>
-      <w:r>
-        <w:rPr>
-          <w:rFonts w:hint="eastAsia"/>
-        </w:rPr>
-        <w:t>（</w:t>
+        <w:t>小時自助取件服務，更透過物聯網（</w:t>
       </w:r>
       <w:r>
         <w:rPr>
@@ -10189,7 +10048,7 @@
         <w:pStyle w:val="a0"/>
         <w:numPr>
           <w:ilvl w:val="0"/>
-          <w:numId w:val="18"/>
+          <w:numId w:val="30"/>
         </w:numPr>
       </w:pPr>
       <w:r>
@@ -10224,21 +10083,7 @@
         <w:rPr>
           <w:rFonts w:hint="eastAsia"/>
         </w:rPr>
-        <w:t>身份區隔：區分為欲降低書費負擔的學生，以及重視交易效率與書</w:t>
-      </w:r>
-      <w:proofErr w:type="gramStart"/>
-      <w:r>
-        <w:rPr>
-          <w:rFonts w:hint="eastAsia"/>
-        </w:rPr>
-        <w:t>況</w:t>
-      </w:r>
-      <w:proofErr w:type="gramEnd"/>
-      <w:r>
-        <w:rPr>
-          <w:rFonts w:hint="eastAsia"/>
-        </w:rPr>
-        <w:t>的買賣書族群。</w:t>
+        <w:t>身份區隔：區分為欲降低書費負擔的學生，以及重視交易效率與書況的買賣書族群。</w:t>
       </w:r>
     </w:p>
     <w:p>
@@ -10266,21 +10111,7 @@
         <w:rPr>
           <w:rFonts w:hint="eastAsia"/>
         </w:rPr>
-        <w:t>分為習慣數位支付、對新科技接受度高的數位</w:t>
-      </w:r>
-      <w:proofErr w:type="gramStart"/>
-      <w:r>
-        <w:rPr>
-          <w:rFonts w:hint="eastAsia"/>
-        </w:rPr>
-        <w:t>原生族</w:t>
-      </w:r>
-      <w:proofErr w:type="gramEnd"/>
-      <w:r>
-        <w:rPr>
-          <w:rFonts w:hint="eastAsia"/>
-        </w:rPr>
-        <w:t>，以及對網路交易安全具高度戒心使用者，透過會員等級審核機制，確保交易環境的安全性與使用者信用。</w:t>
+        <w:t>分為習慣數位支付、對新科技接受度高的數位原生族，以及對網路交易安全具高度戒心使用者，透過會員等級審核機制，確保交易環境的安全性與使用者信用。</w:t>
       </w:r>
     </w:p>
     <w:p>
@@ -10316,7 +10147,7 @@
         <w:pStyle w:val="a0"/>
         <w:numPr>
           <w:ilvl w:val="0"/>
-          <w:numId w:val="18"/>
+          <w:numId w:val="30"/>
         </w:numPr>
         <w:spacing w:before="120"/>
       </w:pPr>
@@ -10368,21 +10199,7 @@
         <w:rPr>
           <w:rFonts w:hint="eastAsia"/>
         </w:rPr>
-        <w:t>吸引重視交易安全與真實書</w:t>
-      </w:r>
-      <w:proofErr w:type="gramStart"/>
-      <w:r>
-        <w:rPr>
-          <w:rFonts w:hint="eastAsia"/>
-        </w:rPr>
-        <w:t>況</w:t>
-      </w:r>
-      <w:proofErr w:type="gramEnd"/>
-      <w:r>
-        <w:rPr>
-          <w:rFonts w:hint="eastAsia"/>
-        </w:rPr>
-        <w:t>，並希望透過「驗收後撥款」機制保障權益的謹慎交易者。</w:t>
+        <w:t>吸引重視交易安全與真實書況，並希望透過「驗收後撥款」機制保障權益的謹慎交易者。</w:t>
       </w:r>
     </w:p>
     <w:p>
@@ -10406,7 +10223,7 @@
         <w:pStyle w:val="a0"/>
         <w:numPr>
           <w:ilvl w:val="0"/>
-          <w:numId w:val="18"/>
+          <w:numId w:val="30"/>
         </w:numPr>
         <w:spacing w:before="120"/>
       </w:pPr>
@@ -10442,21 +10259,7 @@
         <w:rPr>
           <w:rFonts w:hint="eastAsia"/>
         </w:rPr>
-        <w:t>信任保障：利用</w:t>
-      </w:r>
-      <w:proofErr w:type="gramStart"/>
-      <w:r>
-        <w:rPr>
-          <w:rFonts w:hint="eastAsia"/>
-        </w:rPr>
-        <w:t>區塊鏈智慧</w:t>
-      </w:r>
-      <w:proofErr w:type="gramEnd"/>
-      <w:r>
-        <w:rPr>
-          <w:rFonts w:hint="eastAsia"/>
-        </w:rPr>
-        <w:t>合約技術進行款項託管，實現「買家驗貨才撥款」，徹底杜絕交易詐騙。</w:t>
+        <w:t>信任保障：利用區塊鏈智慧合約技術進行款項託管，實現「買家驗貨才撥款」，徹底杜絕交易詐騙。</w:t>
       </w:r>
     </w:p>
     <w:p>
@@ -10472,21 +10275,7 @@
         <w:rPr>
           <w:rFonts w:hint="eastAsia"/>
         </w:rPr>
-        <w:t>極致便利：</w:t>
-      </w:r>
-      <w:proofErr w:type="gramStart"/>
-      <w:r>
-        <w:rPr>
-          <w:rFonts w:hint="eastAsia"/>
-        </w:rPr>
-        <w:t>整合物聯網</w:t>
-      </w:r>
-      <w:proofErr w:type="gramEnd"/>
-      <w:r>
-        <w:rPr>
-          <w:rFonts w:hint="eastAsia"/>
-        </w:rPr>
-        <w:t>智慧書櫃與</w:t>
+        <w:t>極致便利：整合物聯網智慧書櫃與</w:t>
       </w:r>
       <w:r>
         <w:rPr>
@@ -10510,35 +10299,7 @@
         <w:rPr>
           <w:rFonts w:hint="eastAsia"/>
         </w:rPr>
-        <w:t>小時</w:t>
-      </w:r>
-      <w:proofErr w:type="gramStart"/>
-      <w:r>
-        <w:rPr>
-          <w:rFonts w:hint="eastAsia"/>
-        </w:rPr>
-        <w:t>不</w:t>
-      </w:r>
-      <w:proofErr w:type="gramEnd"/>
-      <w:r>
-        <w:rPr>
-          <w:rFonts w:hint="eastAsia"/>
-        </w:rPr>
-        <w:t>打烊的「</w:t>
-      </w:r>
-      <w:proofErr w:type="gramStart"/>
-      <w:r>
-        <w:rPr>
-          <w:rFonts w:hint="eastAsia"/>
-        </w:rPr>
-        <w:t>非同步掃碼存取</w:t>
-      </w:r>
-      <w:proofErr w:type="gramEnd"/>
-      <w:r>
-        <w:rPr>
-          <w:rFonts w:hint="eastAsia"/>
-        </w:rPr>
-        <w:t>」自動化流程。</w:t>
+        <w:t>小時不打烊的「非同步掃碼存取」自動化流程。</w:t>
       </w:r>
     </w:p>
     <w:p>
@@ -10620,19 +10381,11 @@
         </w:numPr>
         <w:ind w:left="964" w:hanging="482"/>
       </w:pPr>
-      <w:proofErr w:type="gramStart"/>
-      <w:r>
-        <w:rPr>
-          <w:rFonts w:hint="eastAsia"/>
-        </w:rPr>
-        <w:t>技術跨域整合</w:t>
-      </w:r>
-      <w:proofErr w:type="gramEnd"/>
-      <w:r>
-        <w:rPr>
-          <w:rFonts w:hint="eastAsia"/>
-        </w:rPr>
-        <w:t>：結合智慧合約金流與</w:t>
+      <w:r>
+        <w:rPr>
+          <w:rFonts w:hint="eastAsia"/>
+        </w:rPr>
+        <w:t>技術跨域整合：結合智慧合約金流與</w:t>
       </w:r>
       <w:r>
         <w:rPr>
@@ -10660,21 +10413,7 @@
         <w:rPr>
           <w:rFonts w:hint="eastAsia"/>
         </w:rPr>
-        <w:t>解決交易痛點：透過自動化金流託管與實體書櫃，解決雙方面交時間</w:t>
-      </w:r>
-      <w:proofErr w:type="gramStart"/>
-      <w:r>
-        <w:rPr>
-          <w:rFonts w:hint="eastAsia"/>
-        </w:rPr>
-        <w:t>難以攏談與</w:t>
-      </w:r>
-      <w:proofErr w:type="gramEnd"/>
-      <w:r>
-        <w:rPr>
-          <w:rFonts w:hint="eastAsia"/>
-        </w:rPr>
-        <w:t>詐騙風險。</w:t>
+        <w:t>解決交易痛點：透過自動化金流託管與實體書櫃，解決雙方面交時間難以攏談與詐騙風險。</w:t>
       </w:r>
     </w:p>
     <w:p>
@@ -10808,21 +10547,7 @@
         <w:rPr>
           <w:rFonts w:hint="eastAsia"/>
         </w:rPr>
-        <w:t>初期使用者顧慮：對於新興的智慧合約金流與</w:t>
-      </w:r>
-      <w:proofErr w:type="gramStart"/>
-      <w:r>
-        <w:rPr>
-          <w:rFonts w:hint="eastAsia"/>
-        </w:rPr>
-        <w:t>掃碼取</w:t>
-      </w:r>
-      <w:proofErr w:type="gramEnd"/>
-      <w:r>
-        <w:rPr>
-          <w:rFonts w:hint="eastAsia"/>
-        </w:rPr>
-        <w:t>貨機制，使用者可能因缺乏成功案例而產生信任疑慮，影響初期採用意願。</w:t>
+        <w:t>初期使用者顧慮：對於新興的智慧合約金流與掃碼取貨機制，使用者可能因缺乏成功案例而產生信任疑慮，影響初期採用意願。</w:t>
       </w:r>
     </w:p>
     <w:p>
@@ -10850,21 +10575,7 @@
         <w:rPr>
           <w:rFonts w:hint="eastAsia"/>
         </w:rPr>
-        <w:t>、雲端後台與實體</w:t>
-      </w:r>
-      <w:proofErr w:type="gramStart"/>
-      <w:r>
-        <w:rPr>
-          <w:rFonts w:hint="eastAsia"/>
-        </w:rPr>
-        <w:t>櫃體感</w:t>
-      </w:r>
-      <w:proofErr w:type="gramEnd"/>
-      <w:r>
-        <w:rPr>
-          <w:rFonts w:hint="eastAsia"/>
-        </w:rPr>
-        <w:t>測器，開發時程壓力大。</w:t>
+        <w:t>、雲端後台與實體櫃體感測器，開發時程壓力大。</w:t>
       </w:r>
     </w:p>
     <w:p>
@@ -10912,35 +10623,7 @@
         <w:rPr>
           <w:rFonts w:hint="eastAsia"/>
         </w:rPr>
-        <w:t>物流便利性受限：取貨點僅限於特定</w:t>
-      </w:r>
-      <w:proofErr w:type="gramStart"/>
-      <w:r>
-        <w:rPr>
-          <w:rFonts w:hint="eastAsia"/>
-        </w:rPr>
-        <w:t>智慧櫃點</w:t>
-      </w:r>
-      <w:proofErr w:type="gramEnd"/>
-      <w:r>
-        <w:rPr>
-          <w:rFonts w:hint="eastAsia"/>
-        </w:rPr>
-        <w:t>，相較</w:t>
-      </w:r>
-      <w:proofErr w:type="gramStart"/>
-      <w:r>
-        <w:rPr>
-          <w:rFonts w:hint="eastAsia"/>
-        </w:rPr>
-        <w:t>於競品</w:t>
-      </w:r>
-      <w:proofErr w:type="gramEnd"/>
-      <w:r>
-        <w:rPr>
-          <w:rFonts w:hint="eastAsia"/>
-        </w:rPr>
-        <w:t>的超商物流網絡，覆蓋率較低。</w:t>
+        <w:t>物流便利性受限：取貨點僅限於特定智慧櫃點，相較於競品的超商物流網絡，覆蓋率較低。</w:t>
       </w:r>
     </w:p>
     <w:p>
@@ -11070,7 +10753,6 @@
         </w:rPr>
         <w:t>）</w:t>
       </w:r>
-      <w:proofErr w:type="gramStart"/>
       <w:r>
         <w:rPr>
           <w:rFonts w:hint="eastAsia"/>
@@ -11081,14 +10763,7 @@
         <w:rPr>
           <w:rFonts w:hint="eastAsia"/>
         </w:rPr>
-        <w:t>物聯網</w:t>
-      </w:r>
-      <w:proofErr w:type="gramEnd"/>
-      <w:r>
-        <w:rPr>
-          <w:rFonts w:hint="eastAsia"/>
-        </w:rPr>
-        <w:t>（</w:t>
+        <w:t>物聯網（</w:t>
       </w:r>
       <w:r>
         <w:rPr>
@@ -11102,19 +10777,11 @@
         </w:rPr>
         <w:t>）</w:t>
       </w:r>
-      <w:proofErr w:type="gramStart"/>
-      <w:r>
-        <w:rPr>
-          <w:rFonts w:hint="eastAsia"/>
-        </w:rPr>
-        <w:t>跨域實踐</w:t>
-      </w:r>
-      <w:proofErr w:type="gramEnd"/>
-      <w:r>
-        <w:rPr>
-          <w:rFonts w:hint="eastAsia"/>
-        </w:rPr>
-        <w:t>的示範專案，吸引相關企業或校方行政單位的專案贊助。</w:t>
+      <w:r>
+        <w:rPr>
+          <w:rFonts w:hint="eastAsia"/>
+        </w:rPr>
+        <w:t>跨域實踐的示範專案，吸引相關企業或校方行政單位的專案贊助。</w:t>
       </w:r>
     </w:p>
     <w:p>
@@ -11180,16 +10847,8 @@
         <w:rPr>
           <w:rFonts w:hint="eastAsia"/>
         </w:rPr>
-        <w:t>現有競爭對手：現有平台</w:t>
-      </w:r>
-      <w:proofErr w:type="gramStart"/>
-      <w:r>
-        <w:rPr>
-          <w:rFonts w:hint="eastAsia"/>
-        </w:rPr>
-        <w:t>（</w:t>
-      </w:r>
-      <w:proofErr w:type="gramEnd"/>
+        <w:t>現有競爭對手：現有平台（</w:t>
+      </w:r>
       <w:r>
         <w:rPr>
           <w:rFonts w:hint="eastAsia"/>
@@ -11208,19 +10867,11 @@
         </w:rPr>
         <w:t>等</w:t>
       </w:r>
-      <w:proofErr w:type="gramStart"/>
-      <w:r>
-        <w:rPr>
-          <w:rFonts w:hint="eastAsia"/>
-        </w:rPr>
-        <w:t>）</w:t>
-      </w:r>
-      <w:proofErr w:type="gramEnd"/>
-      <w:r>
-        <w:rPr>
-          <w:rFonts w:hint="eastAsia"/>
-        </w:rPr>
-        <w:t>，其使用者基數極大且已有固定使用者，對新平台轉移意願較低。</w:t>
+      <w:r>
+        <w:rPr>
+          <w:rFonts w:hint="eastAsia"/>
+        </w:rPr>
+        <w:t>），其使用者基數極大且已有固定使用者，對新平台轉移意願較低。</w:t>
       </w:r>
     </w:p>
     <w:p>
@@ -11232,33 +10883,11 @@
         </w:numPr>
         <w:ind w:left="964" w:hanging="482"/>
       </w:pPr>
-      <w:proofErr w:type="gramStart"/>
-      <w:r>
-        <w:rPr>
-          <w:rFonts w:hint="eastAsia"/>
-        </w:rPr>
-        <w:t>競品生態</w:t>
-      </w:r>
-      <w:proofErr w:type="gramEnd"/>
-      <w:r>
-        <w:rPr>
-          <w:rFonts w:hint="eastAsia"/>
-        </w:rPr>
-        <w:t>系成熟度高：既有平台擁有極高覆蓋率的超商</w:t>
-      </w:r>
-      <w:proofErr w:type="gramStart"/>
-      <w:r>
-        <w:rPr>
-          <w:rFonts w:hint="eastAsia"/>
-        </w:rPr>
-        <w:t>取貨網絡</w:t>
-      </w:r>
-      <w:proofErr w:type="gramEnd"/>
-      <w:r>
-        <w:rPr>
-          <w:rFonts w:hint="eastAsia"/>
-        </w:rPr>
-        <w:t>與多元支付，影響增加新用戶的移轉平台門檻。</w:t>
+      <w:r>
+        <w:rPr>
+          <w:rFonts w:hint="eastAsia"/>
+        </w:rPr>
+        <w:t>競品生態系成熟度高：既有平台擁有極高覆蓋率的超商取貨網絡與多元支付，影響增加新用戶的移轉平台門檻。</w:t>
       </w:r>
     </w:p>
     <w:p>
@@ -11274,21 +10903,7 @@
         <w:rPr>
           <w:rFonts w:hint="eastAsia"/>
         </w:rPr>
-        <w:t>法規與安全性限制：涉及金流託管與</w:t>
-      </w:r>
-      <w:proofErr w:type="gramStart"/>
-      <w:r>
-        <w:rPr>
-          <w:rFonts w:hint="eastAsia"/>
-        </w:rPr>
-        <w:t>區塊鏈資產</w:t>
-      </w:r>
-      <w:proofErr w:type="gramEnd"/>
-      <w:r>
-        <w:rPr>
-          <w:rFonts w:hint="eastAsia"/>
-        </w:rPr>
-        <w:t>，需考量國內金融法規限制，一旦出現程式漏洞或遭駭客攻擊，將面臨法律責任與信任崩塌。</w:t>
+        <w:t>法規與安全性限制：涉及金流託管與區塊鏈資產，需考量國內金融法規限制，一旦出現程式漏洞或遭駭客攻擊，將面臨法律責任與信任崩塌。</w:t>
       </w:r>
     </w:p>
     <w:p>
@@ -11504,7 +11119,7 @@
               <w:jc w:val="center"/>
               <w:textAlignment w:val="center"/>
               <w:rPr>
-                <w:rFonts w:ascii="Times New Roman" w:eastAsia="標楷體" w:hAnsi="Times New Roman" w:hint="eastAsia"/>
+                <w:rFonts w:ascii="Times New Roman" w:eastAsia="標楷體" w:hAnsi="Times New Roman"/>
                 <w:sz w:val="28"/>
               </w:rPr>
             </w:pPr>
@@ -11552,7 +11167,7 @@
               <w:jc w:val="center"/>
               <w:textAlignment w:val="center"/>
               <w:rPr>
-                <w:rFonts w:ascii="Times New Roman" w:eastAsia="標楷體" w:hAnsi="Times New Roman" w:hint="eastAsia"/>
+                <w:rFonts w:ascii="Times New Roman" w:eastAsia="標楷體" w:hAnsi="Times New Roman"/>
                 <w:sz w:val="28"/>
               </w:rPr>
             </w:pPr>
@@ -11693,7 +11308,7 @@
               <w:jc w:val="both"/>
               <w:textAlignment w:val="center"/>
               <w:rPr>
-                <w:rFonts w:ascii="Times New Roman" w:eastAsia="標楷體" w:hAnsi="Times New Roman" w:hint="eastAsia"/>
+                <w:rFonts w:ascii="Times New Roman" w:eastAsia="標楷體" w:hAnsi="Times New Roman"/>
                 <w:sz w:val="28"/>
               </w:rPr>
             </w:pPr>
@@ -11702,23 +11317,7 @@
                 <w:rFonts w:ascii="Times New Roman" w:eastAsia="標楷體" w:hAnsi="Times New Roman" w:hint="eastAsia"/>
                 <w:sz w:val="28"/>
               </w:rPr>
-              <w:t>利用</w:t>
-            </w:r>
-            <w:proofErr w:type="gramStart"/>
-            <w:r>
-              <w:rPr>
-                <w:rFonts w:ascii="Times New Roman" w:eastAsia="標楷體" w:hAnsi="Times New Roman" w:hint="eastAsia"/>
-                <w:sz w:val="28"/>
-              </w:rPr>
-              <w:t>技術跨域整合</w:t>
-            </w:r>
-            <w:proofErr w:type="gramEnd"/>
-            <w:r>
-              <w:rPr>
-                <w:rFonts w:ascii="Times New Roman" w:eastAsia="標楷體" w:hAnsi="Times New Roman" w:hint="eastAsia"/>
-                <w:sz w:val="28"/>
-              </w:rPr>
-              <w:t>（</w:t>
+              <w:t>利用技術跨域整合（</w:t>
             </w:r>
             <w:r>
               <w:rPr>
@@ -11746,7 +11345,7 @@
               <w:jc w:val="both"/>
               <w:textAlignment w:val="center"/>
               <w:rPr>
-                <w:rFonts w:ascii="Times New Roman" w:eastAsia="標楷體" w:hAnsi="Times New Roman" w:hint="eastAsia"/>
+                <w:rFonts w:ascii="Times New Roman" w:eastAsia="標楷體" w:hAnsi="Times New Roman"/>
                 <w:sz w:val="28"/>
               </w:rPr>
             </w:pPr>
@@ -11808,14 +11407,7 @@
                 <w:rFonts w:ascii="Times New Roman" w:eastAsia="標楷體" w:hAnsi="Times New Roman" w:hint="eastAsia"/>
                 <w:sz w:val="28"/>
               </w:rPr>
-              <w:t>W</w:t>
-            </w:r>
-            <w:r>
-              <w:rPr>
-                <w:rFonts w:ascii="Times New Roman" w:eastAsia="標楷體" w:hAnsi="Times New Roman" w:hint="eastAsia"/>
-                <w:sz w:val="28"/>
-              </w:rPr>
-              <w:t>O</w:t>
+              <w:t>WO</w:t>
             </w:r>
             <w:r>
               <w:rPr>
@@ -11836,7 +11428,7 @@
               <w:jc w:val="both"/>
               <w:textAlignment w:val="center"/>
               <w:rPr>
-                <w:rFonts w:ascii="Times New Roman" w:eastAsia="標楷體" w:hAnsi="Times New Roman" w:hint="eastAsia"/>
+                <w:rFonts w:ascii="Times New Roman" w:eastAsia="標楷體" w:hAnsi="Times New Roman"/>
                 <w:sz w:val="28"/>
               </w:rPr>
             </w:pPr>
@@ -11859,41 +11451,16 @@
               <w:jc w:val="both"/>
               <w:textAlignment w:val="center"/>
               <w:rPr>
+                <w:rFonts w:ascii="Times New Roman" w:eastAsia="標楷體" w:hAnsi="Times New Roman"/>
+                <w:sz w:val="28"/>
+              </w:rPr>
+            </w:pPr>
+            <w:r>
+              <w:rPr>
                 <w:rFonts w:ascii="Times New Roman" w:eastAsia="標楷體" w:hAnsi="Times New Roman" w:hint="eastAsia"/>
                 <w:sz w:val="28"/>
               </w:rPr>
-            </w:pPr>
-            <w:proofErr w:type="gramStart"/>
-            <w:r>
-              <w:rPr>
-                <w:rFonts w:ascii="Times New Roman" w:eastAsia="標楷體" w:hAnsi="Times New Roman" w:hint="eastAsia"/>
-                <w:sz w:val="28"/>
-              </w:rPr>
-              <w:t>針對資安風險</w:t>
-            </w:r>
-            <w:proofErr w:type="gramEnd"/>
-            <w:r>
-              <w:rPr>
-                <w:rFonts w:ascii="Times New Roman" w:eastAsia="標楷體" w:hAnsi="Times New Roman" w:hint="eastAsia"/>
-                <w:sz w:val="28"/>
-              </w:rPr>
-              <w:t>，發揮團隊分權管理的優勢，建立多重驗證機制與自動化日誌監控，確保</w:t>
-            </w:r>
-            <w:proofErr w:type="gramStart"/>
-            <w:r>
-              <w:rPr>
-                <w:rFonts w:ascii="Times New Roman" w:eastAsia="標楷體" w:hAnsi="Times New Roman" w:hint="eastAsia"/>
-                <w:sz w:val="28"/>
-              </w:rPr>
-              <w:t>區塊鏈資產</w:t>
-            </w:r>
-            <w:proofErr w:type="gramEnd"/>
-            <w:r>
-              <w:rPr>
-                <w:rFonts w:ascii="Times New Roman" w:eastAsia="標楷體" w:hAnsi="Times New Roman" w:hint="eastAsia"/>
-                <w:sz w:val="28"/>
-              </w:rPr>
-              <w:t>與系統邏輯的穩定性。</w:t>
+              <w:t>針對資安風險，發揮團隊分權管理的優勢，建立多重驗證機制與自動化日誌監控，確保區塊鏈資產與系統邏輯的穩定性。</w:t>
             </w:r>
           </w:p>
         </w:tc>
@@ -11983,14 +11550,7 @@
                 <w:rFonts w:ascii="Times New Roman" w:eastAsia="標楷體" w:hAnsi="Times New Roman" w:hint="eastAsia"/>
                 <w:sz w:val="28"/>
               </w:rPr>
-              <w:t>S</w:t>
-            </w:r>
-            <w:r>
-              <w:rPr>
-                <w:rFonts w:ascii="Times New Roman" w:eastAsia="標楷體" w:hAnsi="Times New Roman" w:hint="eastAsia"/>
-                <w:sz w:val="28"/>
-              </w:rPr>
-              <w:t>T</w:t>
+              <w:t>ST</w:t>
             </w:r>
             <w:r>
               <w:rPr>
@@ -12011,7 +11571,7 @@
               <w:jc w:val="both"/>
               <w:textAlignment w:val="center"/>
               <w:rPr>
-                <w:rFonts w:ascii="Times New Roman" w:eastAsia="標楷體" w:hAnsi="Times New Roman" w:hint="eastAsia"/>
+                <w:rFonts w:ascii="Times New Roman" w:eastAsia="標楷體" w:hAnsi="Times New Roman"/>
                 <w:sz w:val="28"/>
               </w:rPr>
             </w:pPr>
@@ -12020,23 +11580,7 @@
                 <w:rFonts w:ascii="Times New Roman" w:eastAsia="標楷體" w:hAnsi="Times New Roman" w:hint="eastAsia"/>
                 <w:sz w:val="28"/>
               </w:rPr>
-              <w:t>針對初期使用者顧慮，可透過與校方進行產學合作，在校內舉辦「二手書永續</w:t>
-            </w:r>
-            <w:proofErr w:type="gramStart"/>
-            <w:r>
-              <w:rPr>
-                <w:rFonts w:ascii="Times New Roman" w:eastAsia="標楷體" w:hAnsi="Times New Roman" w:hint="eastAsia"/>
-                <w:sz w:val="28"/>
-              </w:rPr>
-              <w:t>週</w:t>
-            </w:r>
-            <w:proofErr w:type="gramEnd"/>
-            <w:r>
-              <w:rPr>
-                <w:rFonts w:ascii="Times New Roman" w:eastAsia="標楷體" w:hAnsi="Times New Roman" w:hint="eastAsia"/>
-                <w:sz w:val="28"/>
-              </w:rPr>
-              <w:t>」，提供代幣獎勵來吸引首批種子用戶，累積成功案例。</w:t>
+              <w:t>針對初期使用者顧慮，可透過與校方進行產學合作，在校內舉辦「二手書永續週」，提供代幣獎勵來吸引首批種子用戶，累積成功案例。</w:t>
             </w:r>
           </w:p>
           <w:p>
@@ -12050,7 +11594,7 @@
               <w:jc w:val="both"/>
               <w:textAlignment w:val="center"/>
               <w:rPr>
-                <w:rFonts w:ascii="Times New Roman" w:eastAsia="標楷體" w:hAnsi="Times New Roman" w:hint="eastAsia"/>
+                <w:rFonts w:ascii="Times New Roman" w:eastAsia="標楷體" w:hAnsi="Times New Roman"/>
                 <w:sz w:val="28"/>
               </w:rPr>
             </w:pPr>
@@ -12105,7 +11649,7 @@
               <w:jc w:val="both"/>
               <w:textAlignment w:val="center"/>
               <w:rPr>
-                <w:rFonts w:ascii="Times New Roman" w:eastAsia="標楷體" w:hAnsi="Times New Roman" w:hint="eastAsia"/>
+                <w:rFonts w:ascii="Times New Roman" w:eastAsia="標楷體" w:hAnsi="Times New Roman"/>
                 <w:sz w:val="28"/>
               </w:rPr>
             </w:pPr>
@@ -12114,39 +11658,7 @@
                 <w:rFonts w:ascii="Times New Roman" w:eastAsia="標楷體" w:hAnsi="Times New Roman" w:hint="eastAsia"/>
                 <w:sz w:val="28"/>
               </w:rPr>
-              <w:t>針對硬體人為損壞與法規限制，初期</w:t>
-            </w:r>
-            <w:proofErr w:type="gramStart"/>
-            <w:r>
-              <w:rPr>
-                <w:rFonts w:ascii="Times New Roman" w:eastAsia="標楷體" w:hAnsi="Times New Roman" w:hint="eastAsia"/>
-                <w:sz w:val="28"/>
-              </w:rPr>
-              <w:t>採</w:t>
-            </w:r>
-            <w:proofErr w:type="gramEnd"/>
-            <w:r>
-              <w:rPr>
-                <w:rFonts w:ascii="Times New Roman" w:eastAsia="標楷體" w:hAnsi="Times New Roman" w:hint="eastAsia"/>
-                <w:sz w:val="28"/>
-              </w:rPr>
-              <w:t>小規模試辦，並與校方或捷運管理單位</w:t>
-            </w:r>
-            <w:proofErr w:type="gramStart"/>
-            <w:r>
-              <w:rPr>
-                <w:rFonts w:ascii="Times New Roman" w:eastAsia="標楷體" w:hAnsi="Times New Roman" w:hint="eastAsia"/>
-                <w:sz w:val="28"/>
-              </w:rPr>
-              <w:t>研</w:t>
-            </w:r>
-            <w:proofErr w:type="gramEnd"/>
-            <w:r>
-              <w:rPr>
-                <w:rFonts w:ascii="Times New Roman" w:eastAsia="標楷體" w:hAnsi="Times New Roman" w:hint="eastAsia"/>
-                <w:sz w:val="28"/>
-              </w:rPr>
-              <w:t>擬「管理協議」，確保設備保險與維護責任歸屬，規避法律風險。</w:t>
+              <w:t>針對硬體人為損壞與法規限制，初期採小規模試辦，並與校方或捷運管理單位研擬「管理協議」，確保設備保險與維護責任歸屬，規避法律風險。</w:t>
             </w:r>
           </w:p>
           <w:p>
@@ -12160,7 +11672,7 @@
               <w:jc w:val="both"/>
               <w:textAlignment w:val="center"/>
               <w:rPr>
-                <w:rFonts w:ascii="Times New Roman" w:eastAsia="標楷體" w:hAnsi="Times New Roman" w:hint="eastAsia"/>
+                <w:rFonts w:ascii="Times New Roman" w:eastAsia="標楷體" w:hAnsi="Times New Roman"/>
                 <w:sz w:val="28"/>
               </w:rPr>
             </w:pPr>
@@ -12169,23 +11681,7 @@
                 <w:rFonts w:ascii="Times New Roman" w:eastAsia="標楷體" w:hAnsi="Times New Roman" w:hint="eastAsia"/>
                 <w:sz w:val="28"/>
               </w:rPr>
-              <w:t>針對系統整合壓力，採取模組化分階段上線（先驗證金流，再串接實體櫃），避免一次性大規模投入導致硬體維修</w:t>
-            </w:r>
-            <w:proofErr w:type="gramStart"/>
-            <w:r>
-              <w:rPr>
-                <w:rFonts w:ascii="Times New Roman" w:eastAsia="標楷體" w:hAnsi="Times New Roman" w:hint="eastAsia"/>
-                <w:sz w:val="28"/>
-              </w:rPr>
-              <w:t>或資安漏洞</w:t>
-            </w:r>
-            <w:proofErr w:type="gramEnd"/>
-            <w:r>
-              <w:rPr>
-                <w:rFonts w:ascii="Times New Roman" w:eastAsia="標楷體" w:hAnsi="Times New Roman" w:hint="eastAsia"/>
-                <w:sz w:val="28"/>
-              </w:rPr>
-              <w:t>無法及時修正。</w:t>
+              <w:t>針對系統整合壓力，採取模組化分階段上線（先驗證金流，再串接實體櫃），避免一次性大規模投入導致硬體維修或資安漏洞無法及時修正。</w:t>
             </w:r>
           </w:p>
         </w:tc>
@@ -12198,9 +11694,6 @@
           <w:ilvl w:val="0"/>
           <w:numId w:val="0"/>
         </w:numPr>
-        <w:rPr>
-          <w:rFonts w:hint="eastAsia"/>
-        </w:rPr>
       </w:pPr>
     </w:p>
     <w:p>
@@ -12700,6 +12193,9 @@
         <w:jc w:val="center"/>
       </w:pPr>
       <w:r>
+        <w:rPr>
+          <w:noProof/>
+        </w:rPr>
         <w:drawing>
           <wp:inline distT="0" distB="0" distL="0" distR="0" wp14:anchorId="59D2D1C2" wp14:editId="59579AD0">
             <wp:extent cx="4555490" cy="4086519"/>
@@ -12862,6 +12358,9 @@
         <w:jc w:val="center"/>
       </w:pPr>
       <w:r>
+        <w:rPr>
+          <w:noProof/>
+        </w:rPr>
         <w:drawing>
           <wp:inline distT="0" distB="0" distL="0" distR="0" wp14:anchorId="627AE988" wp14:editId="50FC9C5C">
             <wp:extent cx="4722439" cy="3424306"/>
@@ -12911,9 +12410,6 @@
     <w:p>
       <w:pPr>
         <w:pStyle w:val="afb"/>
-        <w:rPr>
-          <w:rFonts w:hint="eastAsia"/>
-        </w:rPr>
       </w:pPr>
       <w:bookmarkStart w:id="39" w:name="_Toc226824909"/>
       <w:r>
@@ -13007,13 +12503,7 @@
         <w:rPr>
           <w:rFonts w:hint="eastAsia"/>
         </w:rPr>
-        <w:t>訂單</w:t>
-      </w:r>
-      <w:r>
-        <w:rPr>
-          <w:rFonts w:hint="eastAsia"/>
-        </w:rPr>
-        <w:t>之狀態機</w:t>
+        <w:t>訂單之狀態機</w:t>
       </w:r>
       <w:bookmarkEnd w:id="39"/>
     </w:p>
@@ -15128,6 +14618,95 @@
       <w:rPr>
         <w:rFonts w:hint="eastAsia"/>
       </w:rPr>
+    </w:lvl>
+  </w:abstractNum>
+  <w:abstractNum w:abstractNumId="13" w15:restartNumberingAfterBreak="0">
+    <w:nsid w:val="709261F5"/>
+    <w:multiLevelType w:val="hybridMultilevel"/>
+    <w:tmpl w:val="410243A4"/>
+    <w:lvl w:ilvl="0" w:tplc="FFFFFFFF">
+      <w:start w:val="1"/>
+      <w:numFmt w:val="decimal"/>
+      <w:lvlText w:val="%1."/>
+      <w:lvlJc w:val="left"/>
+      <w:pPr>
+        <w:ind w:left="425" w:hanging="425"/>
+      </w:pPr>
+      <w:rPr>
+        <w:rFonts w:hint="eastAsia"/>
+      </w:rPr>
+    </w:lvl>
+    <w:lvl w:ilvl="1" w:tplc="FFFFFFFF" w:tentative="1">
+      <w:start w:val="1"/>
+      <w:numFmt w:val="ideographTraditional"/>
+      <w:lvlText w:val="%2、"/>
+      <w:lvlJc w:val="left"/>
+      <w:pPr>
+        <w:ind w:left="960" w:hanging="480"/>
+      </w:pPr>
+    </w:lvl>
+    <w:lvl w:ilvl="2" w:tplc="FFFFFFFF" w:tentative="1">
+      <w:start w:val="1"/>
+      <w:numFmt w:val="lowerRoman"/>
+      <w:lvlText w:val="%3."/>
+      <w:lvlJc w:val="right"/>
+      <w:pPr>
+        <w:ind w:left="1440" w:hanging="480"/>
+      </w:pPr>
+    </w:lvl>
+    <w:lvl w:ilvl="3" w:tplc="FFFFFFFF" w:tentative="1">
+      <w:start w:val="1"/>
+      <w:numFmt w:val="decimal"/>
+      <w:lvlText w:val="%4."/>
+      <w:lvlJc w:val="left"/>
+      <w:pPr>
+        <w:ind w:left="1920" w:hanging="480"/>
+      </w:pPr>
+    </w:lvl>
+    <w:lvl w:ilvl="4" w:tplc="FFFFFFFF" w:tentative="1">
+      <w:start w:val="1"/>
+      <w:numFmt w:val="ideographTraditional"/>
+      <w:lvlText w:val="%5、"/>
+      <w:lvlJc w:val="left"/>
+      <w:pPr>
+        <w:ind w:left="2400" w:hanging="480"/>
+      </w:pPr>
+    </w:lvl>
+    <w:lvl w:ilvl="5" w:tplc="FFFFFFFF" w:tentative="1">
+      <w:start w:val="1"/>
+      <w:numFmt w:val="lowerRoman"/>
+      <w:lvlText w:val="%6."/>
+      <w:lvlJc w:val="right"/>
+      <w:pPr>
+        <w:ind w:left="2880" w:hanging="480"/>
+      </w:pPr>
+    </w:lvl>
+    <w:lvl w:ilvl="6" w:tplc="FFFFFFFF" w:tentative="1">
+      <w:start w:val="1"/>
+      <w:numFmt w:val="decimal"/>
+      <w:lvlText w:val="%7."/>
+      <w:lvlJc w:val="left"/>
+      <w:pPr>
+        <w:ind w:left="3360" w:hanging="480"/>
+      </w:pPr>
+    </w:lvl>
+    <w:lvl w:ilvl="7" w:tplc="FFFFFFFF" w:tentative="1">
+      <w:start w:val="1"/>
+      <w:numFmt w:val="ideographTraditional"/>
+      <w:lvlText w:val="%8、"/>
+      <w:lvlJc w:val="left"/>
+      <w:pPr>
+        <w:ind w:left="3840" w:hanging="480"/>
+      </w:pPr>
+    </w:lvl>
+    <w:lvl w:ilvl="8" w:tplc="FFFFFFFF" w:tentative="1">
+      <w:start w:val="1"/>
+      <w:numFmt w:val="lowerRoman"/>
+      <w:lvlText w:val="%9."/>
+      <w:lvlJc w:val="right"/>
+      <w:pPr>
+        <w:ind w:left="4320" w:hanging="480"/>
+      </w:pPr>
     </w:lvl>
   </w:abstractNum>
   <w:num w:numId="1" w16cid:durableId="567426511">
@@ -15236,6 +14815,27 @@
     <w:abstractNumId w:val="9"/>
   </w:num>
   <w:num w:numId="27" w16cid:durableId="1497381946">
+    <w:abstractNumId w:val="12"/>
+  </w:num>
+  <w:num w:numId="28" w16cid:durableId="214632962">
+    <w:abstractNumId w:val="12"/>
+  </w:num>
+  <w:num w:numId="29" w16cid:durableId="1189023927">
+    <w:abstractNumId w:val="12"/>
+  </w:num>
+  <w:num w:numId="30" w16cid:durableId="1152215780">
+    <w:abstractNumId w:val="13"/>
+  </w:num>
+  <w:num w:numId="31" w16cid:durableId="1346245807">
+    <w:abstractNumId w:val="12"/>
+  </w:num>
+  <w:num w:numId="32" w16cid:durableId="105346929">
+    <w:abstractNumId w:val="12"/>
+  </w:num>
+  <w:num w:numId="33" w16cid:durableId="65497744">
+    <w:abstractNumId w:val="12"/>
+  </w:num>
+  <w:num w:numId="34" w16cid:durableId="1171599239">
     <w:abstractNumId w:val="12"/>
   </w:num>
 </w:numbering>

--- a/系統文件/四技第115414組-救「舊」我的書-系統手冊.docx
+++ b/系統文件/四技第115414組-救「舊」我的書-系統手冊.docx
@@ -17,7 +17,25 @@
           <w:sz w:val="72"/>
           <w:szCs w:val="72"/>
         </w:rPr>
-        <w:t>國立臺北商業大學</w:t>
+        <w:t>國立</w:t>
+      </w:r>
+      <w:proofErr w:type="gramStart"/>
+      <w:r>
+        <w:rPr>
+          <w:rFonts w:ascii="Times New Roman" w:eastAsia="標楷體" w:hAnsi="Times New Roman" w:hint="eastAsia"/>
+          <w:sz w:val="72"/>
+          <w:szCs w:val="72"/>
+        </w:rPr>
+        <w:t>臺</w:t>
+      </w:r>
+      <w:proofErr w:type="gramEnd"/>
+      <w:r>
+        <w:rPr>
+          <w:rFonts w:ascii="Times New Roman" w:eastAsia="標楷體" w:hAnsi="Times New Roman" w:hint="eastAsia"/>
+          <w:sz w:val="72"/>
+          <w:szCs w:val="72"/>
+        </w:rPr>
+        <w:t>北商業大學</w:t>
       </w:r>
     </w:p>
     <w:p>
@@ -535,8 +553,20 @@
           <w:sz w:val="40"/>
           <w:szCs w:val="40"/>
         </w:rPr>
-        <w:t>連卉媗</w:t>
-      </w:r>
+        <w:t>連卉</w:t>
+      </w:r>
+      <w:proofErr w:type="gramStart"/>
+      <w:r>
+        <w:rPr>
+          <w:rFonts w:hint="eastAsia"/>
+          <w:b/>
+          <w:bCs/>
+          <w:sz w:val="40"/>
+          <w:szCs w:val="40"/>
+        </w:rPr>
+        <w:t>媗</w:t>
+      </w:r>
+      <w:proofErr w:type="gramEnd"/>
     </w:p>
     <w:p>
       <w:pPr>
@@ -697,12 +727,20 @@
         <w:spacing w:after="120"/>
       </w:pPr>
       <w:bookmarkStart w:id="0" w:name="_Toc226749661"/>
+      <w:proofErr w:type="gramStart"/>
       <w:r>
         <w:rPr>
           <w:rFonts w:hint="eastAsia"/>
         </w:rPr>
         <w:lastRenderedPageBreak/>
-        <w:t>誌謝</w:t>
+        <w:t>誌</w:t>
+      </w:r>
+      <w:proofErr w:type="gramEnd"/>
+      <w:r>
+        <w:rPr>
+          <w:rFonts w:hint="eastAsia"/>
+        </w:rPr>
+        <w:t>謝</w:t>
       </w:r>
       <w:bookmarkEnd w:id="0"/>
     </w:p>
@@ -784,8 +822,16 @@
         <w:rPr>
           <w:rFonts w:hint="eastAsia"/>
         </w:rPr>
-        <w:t>連卉媗</w:t>
-      </w:r>
+        <w:t>連卉</w:t>
+      </w:r>
+      <w:proofErr w:type="gramStart"/>
+      <w:r>
+        <w:rPr>
+          <w:rFonts w:hint="eastAsia"/>
+        </w:rPr>
+        <w:t>媗</w:t>
+      </w:r>
+      <w:proofErr w:type="gramEnd"/>
       <w:r>
         <w:rPr>
           <w:rFonts w:hint="eastAsia"/>
@@ -808,7 +854,21 @@
         <w:rPr>
           <w:rFonts w:hint="eastAsia"/>
         </w:rPr>
-        <w:t>謹誌於</w:t>
+        <w:t>謹</w:t>
+      </w:r>
+      <w:proofErr w:type="gramStart"/>
+      <w:r>
+        <w:rPr>
+          <w:rFonts w:hint="eastAsia"/>
+        </w:rPr>
+        <w:t>誌</w:t>
+      </w:r>
+      <w:proofErr w:type="gramEnd"/>
+      <w:r>
+        <w:rPr>
+          <w:rFonts w:hint="eastAsia"/>
+        </w:rPr>
+        <w:t>於</w:t>
       </w:r>
     </w:p>
     <w:p>
@@ -821,7 +881,21 @@
         <w:rPr>
           <w:rFonts w:hint="eastAsia"/>
         </w:rPr>
-        <w:t>國立臺北商業大學資訊管理系</w:t>
+        <w:t>國立</w:t>
+      </w:r>
+      <w:proofErr w:type="gramStart"/>
+      <w:r>
+        <w:rPr>
+          <w:rFonts w:hint="eastAsia"/>
+        </w:rPr>
+        <w:t>臺</w:t>
+      </w:r>
+      <w:proofErr w:type="gramEnd"/>
+      <w:r>
+        <w:rPr>
+          <w:rFonts w:hint="eastAsia"/>
+        </w:rPr>
+        <w:t>北商業大學資訊管理系</w:t>
       </w:r>
     </w:p>
     <w:p>
@@ -6652,7 +6726,21 @@
         <w:rPr>
           <w:rFonts w:hint="eastAsia"/>
         </w:rPr>
-        <w:t>在現今校園與日常生活中，教科書和一般書籍的高昂價格，以及閱讀完畢後的閒置浪費，一直是許多人面臨的痛點。傳統的二手書交易模式往往伴隨著諸多不便，例如：書況認定標準不一、面交時間難以配合，以及潛在的交易詐騙風險等問題。</w:t>
+        <w:t>在現今校園與日常生活中，教科書和一般書籍的高昂價格，以及閱讀完畢後的閒置浪費，一直是許多人面臨的痛點。傳統的二手書交易模式往往伴隨著諸多不便，例如：書</w:t>
+      </w:r>
+      <w:proofErr w:type="gramStart"/>
+      <w:r>
+        <w:rPr>
+          <w:rFonts w:hint="eastAsia"/>
+        </w:rPr>
+        <w:t>況</w:t>
+      </w:r>
+      <w:proofErr w:type="gramEnd"/>
+      <w:r>
+        <w:rPr>
+          <w:rFonts w:hint="eastAsia"/>
+        </w:rPr>
+        <w:t>認定標準不一、面交時間難以配合，以及潛在的交易詐騙風險等問題。</w:t>
       </w:r>
     </w:p>
     <w:p>
@@ -6690,7 +6778,21 @@
         <w:rPr>
           <w:rFonts w:hint="eastAsia"/>
         </w:rPr>
-        <w:t>現代消費者日益重視交易流程的簡化。然而，現有的二手書交易管道，無論是通用型電商平台或專門銷售書籍之社群，在實際操作上仍存在諸多不便。常見的問題包括：書籍上架流程繁瑣、面交安排耗時費力、寄貨包材與平台手續費成本過高，以及通用型平台商品類型過於龐雜、書籍搜尋困難等。這些繁瑣的流程大幅降低了使用者的交易意願。</w:t>
+        <w:t>現代消費者日益重視交易流程的簡化。然而，現有的二手書交易管道，無論是通用型電商平台或專門銷售書籍之社群，在實際操作上仍存在諸多不便。常見的問題包括：書籍上架流程繁瑣、面交安排耗時費力、</w:t>
+      </w:r>
+      <w:proofErr w:type="gramStart"/>
+      <w:r>
+        <w:rPr>
+          <w:rFonts w:hint="eastAsia"/>
+        </w:rPr>
+        <w:t>寄貨包材</w:t>
+      </w:r>
+      <w:proofErr w:type="gramEnd"/>
+      <w:r>
+        <w:rPr>
+          <w:rFonts w:hint="eastAsia"/>
+        </w:rPr>
+        <w:t>與平台手續費成本過高，以及通用型平台商品類型過於龐雜、書籍搜尋困難等。這些繁瑣的流程大幅降低了使用者的交易意願。</w:t>
       </w:r>
     </w:p>
     <w:p>
@@ -6703,7 +6805,21 @@
         <w:rPr>
           <w:rFonts w:hint="eastAsia"/>
         </w:rPr>
-        <w:t>目前市面上雖已存在多種二手書交易管道，但各平台均存在明顯的功能缺口，難以全面滿足使用者需求。因此，我們針對現有平台的優缺點進行了深入分析，探討使用者在現有環境下的行為偏好，並致力於思考如何簡化書籍交易流程，以降低新用戶的操作門檻。</w:t>
+        <w:t>目前市面上雖已存在</w:t>
+      </w:r>
+      <w:proofErr w:type="gramStart"/>
+      <w:r>
+        <w:rPr>
+          <w:rFonts w:hint="eastAsia"/>
+        </w:rPr>
+        <w:t>多種二</w:t>
+      </w:r>
+      <w:proofErr w:type="gramEnd"/>
+      <w:r>
+        <w:rPr>
+          <w:rFonts w:hint="eastAsia"/>
+        </w:rPr>
+        <w:t>手書交易管道，但各平台均存在明顯的功能缺口，難以全面滿足使用者需求。因此，我們針對現有平台的優缺點進行了深入分析，探討使用者在現有環境下的行為偏好，並致力於思考如何簡化書籍交易流程，以降低新用戶的操作門檻。</w:t>
       </w:r>
     </w:p>
     <w:p>
@@ -7494,7 +7610,23 @@
                 <w:rFonts w:ascii="Times New Roman" w:eastAsia="標楷體" w:hAnsi="Times New Roman" w:hint="eastAsia"/>
                 <w:sz w:val="28"/>
               </w:rPr>
-              <w:t>圖書精準分類</w:t>
+              <w:t>圖書精</w:t>
+            </w:r>
+            <w:proofErr w:type="gramStart"/>
+            <w:r>
+              <w:rPr>
+                <w:rFonts w:ascii="Times New Roman" w:eastAsia="標楷體" w:hAnsi="Times New Roman" w:hint="eastAsia"/>
+                <w:sz w:val="28"/>
+              </w:rPr>
+              <w:t>準</w:t>
+            </w:r>
+            <w:proofErr w:type="gramEnd"/>
+            <w:r>
+              <w:rPr>
+                <w:rFonts w:ascii="Times New Roman" w:eastAsia="標楷體" w:hAnsi="Times New Roman" w:hint="eastAsia"/>
+                <w:sz w:val="28"/>
+              </w:rPr>
+              <w:t>分類</w:t>
             </w:r>
           </w:p>
         </w:tc>
@@ -8224,7 +8356,35 @@
         <w:rPr>
           <w:rFonts w:hint="eastAsia"/>
         </w:rPr>
-        <w:t>掃描快速上架機制與圖書精準分類，交易流程較為繁雜。旋轉拍賣雖然具備圖書精準分類與即時付款等功能，但在書籍上架過程較為耗時，且未支援實體智取櫃與代幣交易模式。</w:t>
+        <w:t>掃描快速上架機制與圖書精</w:t>
+      </w:r>
+      <w:proofErr w:type="gramStart"/>
+      <w:r>
+        <w:rPr>
+          <w:rFonts w:hint="eastAsia"/>
+        </w:rPr>
+        <w:t>準</w:t>
+      </w:r>
+      <w:proofErr w:type="gramEnd"/>
+      <w:r>
+        <w:rPr>
+          <w:rFonts w:hint="eastAsia"/>
+        </w:rPr>
+        <w:t>分類，交易流程較為繁雜。旋轉拍賣雖然具備圖書精</w:t>
+      </w:r>
+      <w:proofErr w:type="gramStart"/>
+      <w:r>
+        <w:rPr>
+          <w:rFonts w:hint="eastAsia"/>
+        </w:rPr>
+        <w:t>準</w:t>
+      </w:r>
+      <w:proofErr w:type="gramEnd"/>
+      <w:r>
+        <w:rPr>
+          <w:rFonts w:hint="eastAsia"/>
+        </w:rPr>
+        <w:t>分類與即時付款等功能，但在書籍上架過程較為耗時，且未支援實體智取櫃與代幣交易模式。</w:t>
       </w:r>
       <w:r>
         <w:rPr>
@@ -8254,7 +8414,35 @@
         <w:rPr>
           <w:rFonts w:hint="eastAsia"/>
         </w:rPr>
-        <w:t>社團雖具備即時互動性與個人化推薦，但缺乏即時付款機制，無法進行即時線上交易成為最大硬傷。</w:t>
+        <w:t>社團雖具備即時互動性與個人化推薦，但缺乏即時付款機制，無法進行</w:t>
+      </w:r>
+      <w:proofErr w:type="gramStart"/>
+      <w:r>
+        <w:rPr>
+          <w:rFonts w:hint="eastAsia"/>
+        </w:rPr>
+        <w:t>即時線上交易</w:t>
+      </w:r>
+      <w:proofErr w:type="gramEnd"/>
+      <w:r>
+        <w:rPr>
+          <w:rFonts w:hint="eastAsia"/>
+        </w:rPr>
+        <w:t>成為</w:t>
+      </w:r>
+      <w:proofErr w:type="gramStart"/>
+      <w:r>
+        <w:rPr>
+          <w:rFonts w:hint="eastAsia"/>
+        </w:rPr>
+        <w:t>最大硬傷</w:t>
+      </w:r>
+      <w:proofErr w:type="gramEnd"/>
+      <w:r>
+        <w:rPr>
+          <w:rFonts w:hint="eastAsia"/>
+        </w:rPr>
+        <w:t>。</w:t>
       </w:r>
       <w:proofErr w:type="spellStart"/>
       <w:r>
@@ -8268,7 +8456,35 @@
         <w:rPr>
           <w:rFonts w:hint="eastAsia"/>
         </w:rPr>
-        <w:t>本質上為社群論壇，儘管設有二手買賣版供使用者交流，但因非專屬之交易平台，其功能過於精簡，僅提供即時聊天，缺乏圖書精準分類、即時線上付款與個人化推薦等完整的輔助機制。</w:t>
+        <w:t>本質上為社群論壇，儘管設有二手買賣版供使用者交流，但因非專屬之交易平台，其功能過於精簡，僅提供即時聊天，缺乏圖書精</w:t>
+      </w:r>
+      <w:proofErr w:type="gramStart"/>
+      <w:r>
+        <w:rPr>
+          <w:rFonts w:hint="eastAsia"/>
+        </w:rPr>
+        <w:t>準</w:t>
+      </w:r>
+      <w:proofErr w:type="gramEnd"/>
+      <w:r>
+        <w:rPr>
+          <w:rFonts w:hint="eastAsia"/>
+        </w:rPr>
+        <w:t>分類、</w:t>
+      </w:r>
+      <w:proofErr w:type="gramStart"/>
+      <w:r>
+        <w:rPr>
+          <w:rFonts w:hint="eastAsia"/>
+        </w:rPr>
+        <w:t>即時線上付款</w:t>
+      </w:r>
+      <w:proofErr w:type="gramEnd"/>
+      <w:r>
+        <w:rPr>
+          <w:rFonts w:hint="eastAsia"/>
+        </w:rPr>
+        <w:t>與個人化推薦等完整的輔助機制。</w:t>
       </w:r>
     </w:p>
     <w:p>
@@ -8342,7 +8558,35 @@
         <w:rPr>
           <w:rFonts w:hint="eastAsia"/>
         </w:rPr>
-        <w:t>保障交易安全：運用區塊鏈智慧合約進行代幣化金流託管，確保資金安全與交易透明，建立使用者信任基礎。</w:t>
+        <w:t>保障交易安全：運用</w:t>
+      </w:r>
+      <w:proofErr w:type="gramStart"/>
+      <w:r>
+        <w:rPr>
+          <w:rFonts w:hint="eastAsia"/>
+        </w:rPr>
+        <w:t>區塊鏈智慧</w:t>
+      </w:r>
+      <w:proofErr w:type="gramEnd"/>
+      <w:r>
+        <w:rPr>
+          <w:rFonts w:hint="eastAsia"/>
+        </w:rPr>
+        <w:t>合約進行</w:t>
+      </w:r>
+      <w:proofErr w:type="gramStart"/>
+      <w:r>
+        <w:rPr>
+          <w:rFonts w:hint="eastAsia"/>
+        </w:rPr>
+        <w:t>代幣化金流</w:t>
+      </w:r>
+      <w:proofErr w:type="gramEnd"/>
+      <w:r>
+        <w:rPr>
+          <w:rFonts w:hint="eastAsia"/>
+        </w:rPr>
+        <w:t>託管，確保資金安全與交易透明，建立使用者信任基礎。</w:t>
       </w:r>
     </w:p>
     <w:p>
@@ -8399,7 +8643,21 @@
         <w:rPr>
           <w:rFonts w:hint="eastAsia"/>
         </w:rPr>
-        <w:t>促進資源循環：透過平台運作，使閒置書籍得以高效媒合流通，推動校園永續發展的生態目標。</w:t>
+        <w:t>促進資源循環：透過平台運作，使閒置書籍得以</w:t>
+      </w:r>
+      <w:proofErr w:type="gramStart"/>
+      <w:r>
+        <w:rPr>
+          <w:rFonts w:hint="eastAsia"/>
+        </w:rPr>
+        <w:t>高效媒合流</w:t>
+      </w:r>
+      <w:proofErr w:type="gramEnd"/>
+      <w:r>
+        <w:rPr>
+          <w:rFonts w:hint="eastAsia"/>
+        </w:rPr>
+        <w:t>通，推動校園永續發展的生態目標。</w:t>
       </w:r>
     </w:p>
     <w:p>
@@ -8436,7 +8694,35 @@
         <w:rPr>
           <w:rFonts w:hint="eastAsia"/>
         </w:rPr>
-        <w:t>條碼掃描技術，實現二手書籍的快速上架，大幅簡化賣方的操作流程。在交易機制方面，系統導入區塊鏈智慧合約技術，建構創新的代幣化交易模式，以確保買賣雙方的資金安全與交易資訊的高度透明。此外，我們結合</w:t>
+        <w:t>條碼掃描技術，實現二手書籍的快速上架，大幅簡化賣方的操作流程。在交易機制方面，系統導入</w:t>
+      </w:r>
+      <w:proofErr w:type="gramStart"/>
+      <w:r>
+        <w:rPr>
+          <w:rFonts w:hint="eastAsia"/>
+        </w:rPr>
+        <w:t>區塊鏈智慧</w:t>
+      </w:r>
+      <w:proofErr w:type="gramEnd"/>
+      <w:r>
+        <w:rPr>
+          <w:rFonts w:hint="eastAsia"/>
+        </w:rPr>
+        <w:t>合約技術，建構創新的代幣化交易模式，以確保買賣雙方的資金安全與交易資訊的高度透明。</w:t>
+      </w:r>
+      <w:proofErr w:type="gramStart"/>
+      <w:r>
+        <w:rPr>
+          <w:rFonts w:hint="eastAsia"/>
+        </w:rPr>
+        <w:t>此外，</w:t>
+      </w:r>
+      <w:proofErr w:type="gramEnd"/>
+      <w:r>
+        <w:rPr>
+          <w:rFonts w:hint="eastAsia"/>
+        </w:rPr>
+        <w:t>我們結合</w:t>
       </w:r>
       <w:r>
         <w:rPr>
@@ -8448,7 +8734,21 @@
         <w:rPr>
           <w:rFonts w:hint="eastAsia"/>
         </w:rPr>
-        <w:t>列印與物聯網（</w:t>
+        <w:t>列印</w:t>
+      </w:r>
+      <w:proofErr w:type="gramStart"/>
+      <w:r>
+        <w:rPr>
+          <w:rFonts w:hint="eastAsia"/>
+        </w:rPr>
+        <w:t>與物聯網</w:t>
+      </w:r>
+      <w:proofErr w:type="gramEnd"/>
+      <w:r>
+        <w:rPr>
+          <w:rFonts w:hint="eastAsia"/>
+        </w:rPr>
+        <w:t>（</w:t>
       </w:r>
       <w:r>
         <w:rPr>
@@ -8472,7 +8772,21 @@
         <w:rPr>
           <w:rFonts w:hint="eastAsia"/>
         </w:rPr>
-        <w:t>小時全天候的非同步取貨服務，有效突破傳統面交的時空限制。最後，透過會員等級制度的設計，不僅能賦予使用者專屬的尊榮感，更能有效提升平台黏著度。</w:t>
+        <w:t>小時全天候的非同步取貨服務，有效突破傳統面交的時空限制。最後，透過會員等級制度的設計，不僅能賦予使用者專屬的</w:t>
+      </w:r>
+      <w:proofErr w:type="gramStart"/>
+      <w:r>
+        <w:rPr>
+          <w:rFonts w:hint="eastAsia"/>
+        </w:rPr>
+        <w:t>尊榮感</w:t>
+      </w:r>
+      <w:proofErr w:type="gramEnd"/>
+      <w:r>
+        <w:rPr>
+          <w:rFonts w:hint="eastAsia"/>
+        </w:rPr>
+        <w:t>，更能有效提升平台黏著度。</w:t>
       </w:r>
     </w:p>
     <w:p>
@@ -8527,22 +8841,73 @@
         <w:ind w:left="964" w:hanging="482"/>
       </w:pPr>
       <w:r>
-        <w:rPr>
-          <w:rFonts w:hint="eastAsia"/>
-        </w:rPr>
-        <w:t>物聯網與硬體整合：利用</w:t>
-      </w:r>
-      <w:r>
-        <w:rPr>
-          <w:rFonts w:hint="eastAsia"/>
-        </w:rPr>
-        <w:t>3D</w:t>
-      </w:r>
-      <w:r>
-        <w:rPr>
-          <w:rFonts w:hint="eastAsia"/>
-        </w:rPr>
-        <w:t>列印技術製作書櫃結構，具備高度客製化與低成本模組化優勢。結合微控制器與雲端後台技術，實現掃碼開櫃與存取偵測等自動化功能。</w:t>
+        <w:t>前端開發：</w:t>
+      </w:r>
+      <w:r>
+        <w:rPr>
+          <w:rFonts w:hint="eastAsia"/>
+        </w:rPr>
+        <w:t>採用</w:t>
+      </w:r>
+      <w:r>
+        <w:rPr>
+          <w:rFonts w:hint="eastAsia"/>
+        </w:rPr>
+        <w:t xml:space="preserve"> Flutter </w:t>
+      </w:r>
+      <w:r>
+        <w:rPr>
+          <w:rFonts w:hint="eastAsia"/>
+        </w:rPr>
+        <w:t>跨平台框架進行行動</w:t>
+      </w:r>
+      <w:r>
+        <w:rPr>
+          <w:rFonts w:hint="eastAsia"/>
+        </w:rPr>
+        <w:t xml:space="preserve"> App </w:t>
+      </w:r>
+      <w:r>
+        <w:rPr>
+          <w:rFonts w:hint="eastAsia"/>
+        </w:rPr>
+        <w:t>開發，能同步支援</w:t>
+      </w:r>
+      <w:r>
+        <w:rPr>
+          <w:rFonts w:hint="eastAsia"/>
+        </w:rPr>
+        <w:t xml:space="preserve"> Android </w:t>
+      </w:r>
+      <w:r>
+        <w:rPr>
+          <w:rFonts w:hint="eastAsia"/>
+        </w:rPr>
+        <w:t>與</w:t>
+      </w:r>
+      <w:r>
+        <w:rPr>
+          <w:rFonts w:hint="eastAsia"/>
+        </w:rPr>
+        <w:t xml:space="preserve"> iOS </w:t>
+      </w:r>
+      <w:r>
+        <w:rPr>
+          <w:rFonts w:hint="eastAsia"/>
+        </w:rPr>
+        <w:t>系統，縮短開發週期並維持高度一致的</w:t>
+      </w:r>
+      <w:r>
+        <w:rPr>
+          <w:rFonts w:hint="eastAsia"/>
+        </w:rPr>
+        <w:t xml:space="preserve"> UI/UX </w:t>
+      </w:r>
+      <w:r>
+        <w:rPr>
+          <w:rFonts w:hint="eastAsia"/>
+        </w:rPr>
+        <w:t>體驗。</w:t>
       </w:r>
     </w:p>
     <w:p>
@@ -8555,25 +8920,55 @@
         <w:ind w:left="964" w:hanging="482"/>
       </w:pPr>
       <w:r>
-        <w:rPr>
-          <w:rFonts w:hint="eastAsia"/>
-        </w:rPr>
-        <w:t>區塊鏈智慧合約：採用智慧合約進行金流託管，實現「買家付款→取貨驗證→釋放款項」之邏輯，能有效解決傳統交易中的「信任」與「詐騙」問題。</w:t>
-      </w:r>
-    </w:p>
-    <w:p>
-      <w:pPr>
-        <w:pStyle w:val="a0"/>
-        <w:numPr>
-          <w:ilvl w:val="0"/>
-          <w:numId w:val="18"/>
-        </w:numPr>
-      </w:pPr>
-      <w:r>
-        <w:rPr>
-          <w:rFonts w:hint="eastAsia"/>
-        </w:rPr>
-        <w:t>市場可行性</w:t>
+        <w:t>後端架構：</w:t>
+      </w:r>
+      <w:r>
+        <w:t xml:space="preserve"> </w:t>
+      </w:r>
+      <w:r>
+        <w:t>以</w:t>
+      </w:r>
+      <w:r>
+        <w:t xml:space="preserve"> </w:t>
+      </w:r>
+      <w:r>
+        <w:tab/>
+      </w:r>
+      <w:r>
+        <w:t xml:space="preserve">Node.js </w:t>
+      </w:r>
+      <w:r>
+        <w:t>搭配</w:t>
+      </w:r>
+      <w:r>
+        <w:t xml:space="preserve"> Express </w:t>
+      </w:r>
+      <w:r>
+        <w:t>框架建立高效能伺服器，並透過</w:t>
+      </w:r>
+      <w:r>
+        <w:t xml:space="preserve"> RESTful API </w:t>
+      </w:r>
+      <w:r>
+        <w:t>實現</w:t>
+      </w:r>
+      <w:r>
+        <w:t xml:space="preserve"> App</w:t>
+      </w:r>
+      <w:r>
+        <w:t>、</w:t>
+      </w:r>
+      <w:r>
+        <w:t xml:space="preserve">Web </w:t>
+      </w:r>
+      <w:r>
+        <w:t>後台與實體書櫃（</w:t>
+      </w:r>
+      <w:r>
+        <w:t>IoT</w:t>
+      </w:r>
+      <w:r>
+        <w:t>）之間的資料交換。</w:t>
       </w:r>
     </w:p>
     <w:p>
@@ -8586,34 +8981,25 @@
         <w:ind w:left="964" w:hanging="482"/>
       </w:pPr>
       <w:r>
-        <w:rPr>
-          <w:rFonts w:hint="eastAsia"/>
-        </w:rPr>
-        <w:t>現有痛點顯著智慧書櫃吸引力：問卷指出，若在學校或捷運站設置智慧書櫃，其即時入帳、</w:t>
-      </w:r>
-      <w:r>
-        <w:rPr>
-          <w:rFonts w:hint="eastAsia"/>
-        </w:rPr>
-        <w:t>24</w:t>
-      </w:r>
-      <w:r>
-        <w:rPr>
-          <w:rFonts w:hint="eastAsia"/>
-        </w:rPr>
-        <w:t>小時取款</w:t>
-      </w:r>
-      <w:r>
-        <w:rPr>
-          <w:rFonts w:hint="eastAsia"/>
-        </w:rPr>
-        <w:t>/</w:t>
-      </w:r>
-      <w:r>
-        <w:rPr>
-          <w:rFonts w:hint="eastAsia"/>
-        </w:rPr>
-        <w:t>貨以及免手打資料等功能對於轉移現有使用者具備極大吸引力。</w:t>
+        <w:t>資料庫管理：</w:t>
+      </w:r>
+      <w:r>
+        <w:t xml:space="preserve"> </w:t>
+      </w:r>
+      <w:r>
+        <w:t>使用</w:t>
+      </w:r>
+      <w:r>
+        <w:t xml:space="preserve"> MySQL </w:t>
+      </w:r>
+      <w:r>
+        <w:t>儲存結構化資料，並導入</w:t>
+      </w:r>
+      <w:r>
+        <w:t xml:space="preserve"> Prisma ORM </w:t>
+      </w:r>
+      <w:r>
+        <w:t>進行資料庫建模與遷移，提升程式碼的健壯性與開發效率。</w:t>
       </w:r>
     </w:p>
     <w:p>
@@ -8626,37 +9012,50 @@
         <w:ind w:left="964" w:hanging="482"/>
       </w:pPr>
       <w:r>
-        <w:rPr>
-          <w:rFonts w:hint="eastAsia"/>
-        </w:rPr>
-        <w:t>需求量穩定：受測者多為</w:t>
-      </w:r>
-      <w:r>
-        <w:rPr>
-          <w:rFonts w:hint="eastAsia"/>
-        </w:rPr>
-        <w:t>21-25</w:t>
-      </w:r>
-      <w:r>
-        <w:rPr>
-          <w:rFonts w:hint="eastAsia"/>
-        </w:rPr>
-        <w:t>歲之學生族群，且平均一年處理二手書頻率穩定，主要交易類型為大學參考書籍，顯示校園二手書市場具備持續發展的潛力。</w:t>
-      </w:r>
-    </w:p>
-    <w:p>
-      <w:pPr>
-        <w:pStyle w:val="a0"/>
-        <w:numPr>
-          <w:ilvl w:val="0"/>
-          <w:numId w:val="18"/>
-        </w:numPr>
-      </w:pPr>
-      <w:r>
-        <w:rPr>
-          <w:rFonts w:hint="eastAsia"/>
-        </w:rPr>
-        <w:t>經濟可行性</w:t>
+        <w:t xml:space="preserve">API </w:t>
+      </w:r>
+      <w:r>
+        <w:t>開發</w:t>
+      </w:r>
+      <w:proofErr w:type="gramStart"/>
+      <w:r>
+        <w:t>與調試</w:t>
+      </w:r>
+      <w:proofErr w:type="gramEnd"/>
+      <w:r>
+        <w:t>：</w:t>
+      </w:r>
+      <w:r>
+        <w:t xml:space="preserve"> </w:t>
+      </w:r>
+      <w:r>
+        <w:t>利用</w:t>
+      </w:r>
+      <w:r>
+        <w:t xml:space="preserve"> Swagger </w:t>
+      </w:r>
+      <w:r>
+        <w:t>建立自動化</w:t>
+      </w:r>
+      <w:r>
+        <w:t xml:space="preserve"> API </w:t>
+      </w:r>
+      <w:r>
+        <w:t>文件，並使用</w:t>
+      </w:r>
+      <w:r>
+        <w:t xml:space="preserve"> Postman </w:t>
+      </w:r>
+      <w:r>
+        <w:t>進行介面測試，確保後端邏輯的正確性與</w:t>
+      </w:r>
+      <w:proofErr w:type="gramStart"/>
+      <w:r>
+        <w:t>介</w:t>
+      </w:r>
+      <w:proofErr w:type="gramEnd"/>
+      <w:r>
+        <w:t>接便利性。</w:t>
       </w:r>
     </w:p>
     <w:p>
@@ -8668,11 +9067,19 @@
         </w:numPr>
         <w:ind w:left="964" w:hanging="482"/>
       </w:pPr>
-      <w:r>
-        <w:rPr>
-          <w:rFonts w:hint="eastAsia"/>
-        </w:rPr>
-        <w:t>低成本開發模式：不同於傳統二手書店需負擔高昂店租與人力成本，本系統利用</w:t>
+      <w:proofErr w:type="gramStart"/>
+      <w:r>
+        <w:rPr>
+          <w:rFonts w:hint="eastAsia"/>
+        </w:rPr>
+        <w:t>物聯網</w:t>
+      </w:r>
+      <w:proofErr w:type="gramEnd"/>
+      <w:r>
+        <w:rPr>
+          <w:rFonts w:hint="eastAsia"/>
+        </w:rPr>
+        <w:t>與硬體整合：利用</w:t>
       </w:r>
       <w:r>
         <w:rPr>
@@ -8684,7 +9091,21 @@
         <w:rPr>
           <w:rFonts w:hint="eastAsia"/>
         </w:rPr>
-        <w:t>列印製作書櫃結構，大幅降低實體驗證設施的建置費用。</w:t>
+        <w:t>列印技術製作書櫃結構，具備高度客製化與低成本模組化優勢。結合微控制器與雲端後台技術，實現</w:t>
+      </w:r>
+      <w:proofErr w:type="gramStart"/>
+      <w:r>
+        <w:rPr>
+          <w:rFonts w:hint="eastAsia"/>
+        </w:rPr>
+        <w:t>掃碼開</w:t>
+      </w:r>
+      <w:proofErr w:type="gramEnd"/>
+      <w:r>
+        <w:rPr>
+          <w:rFonts w:hint="eastAsia"/>
+        </w:rPr>
+        <w:t>櫃與存取偵測等自動化功能。</w:t>
       </w:r>
     </w:p>
     <w:p>
@@ -8695,12 +9116,23 @@
           <w:numId w:val="24"/>
         </w:numPr>
         <w:ind w:left="964" w:hanging="482"/>
-      </w:pPr>
-      <w:r>
-        <w:rPr>
-          <w:rFonts w:hint="eastAsia"/>
-        </w:rPr>
-        <w:t>循環經濟價值：本專案符合校園永續循環與綠色校園理念，具備爭取產學合作或永續發展經費之潛力。</w:t>
+        <w:rPr>
+          <w:rFonts w:hint="eastAsia"/>
+        </w:rPr>
+      </w:pPr>
+      <w:proofErr w:type="gramStart"/>
+      <w:r>
+        <w:rPr>
+          <w:rFonts w:hint="eastAsia"/>
+        </w:rPr>
+        <w:t>區塊鏈智慧</w:t>
+      </w:r>
+      <w:proofErr w:type="gramEnd"/>
+      <w:r>
+        <w:rPr>
+          <w:rFonts w:hint="eastAsia"/>
+        </w:rPr>
+        <w:t>合約：採用智慧合約進行金流託管，實現「買家付款→取貨驗證→釋放款項」之邏輯，能有效解決傳統交易中的「信任」與「詐騙」問題。</w:t>
       </w:r>
     </w:p>
     <w:p>
@@ -8715,7 +9147,7 @@
         <w:rPr>
           <w:rFonts w:hint="eastAsia"/>
         </w:rPr>
-        <w:t>操作可行性</w:t>
+        <w:t>市場可行性</w:t>
       </w:r>
     </w:p>
     <w:p>
@@ -8731,19 +9163,53 @@
         <w:rPr>
           <w:rFonts w:hint="eastAsia"/>
         </w:rPr>
-        <w:t>流程簡便：系統規劃透過</w:t>
-      </w:r>
-      <w:r>
-        <w:rPr>
-          <w:rFonts w:hint="eastAsia"/>
-        </w:rPr>
-        <w:t>App</w:t>
-      </w:r>
-      <w:r>
-        <w:rPr>
-          <w:rFonts w:hint="eastAsia"/>
-        </w:rPr>
-        <w:t>提供「線上查看實體書況照片」功能，調查顯示此功能可顯著增加購買意願。</w:t>
+        <w:t>現有痛點顯著智慧書櫃吸引力：問卷指出，若在學校或捷運站設置智慧書櫃，其即時</w:t>
+      </w:r>
+      <w:proofErr w:type="gramStart"/>
+      <w:r>
+        <w:rPr>
+          <w:rFonts w:hint="eastAsia"/>
+        </w:rPr>
+        <w:t>入帳</w:t>
+      </w:r>
+      <w:proofErr w:type="gramEnd"/>
+      <w:r>
+        <w:rPr>
+          <w:rFonts w:hint="eastAsia"/>
+        </w:rPr>
+        <w:t>、</w:t>
+      </w:r>
+      <w:r>
+        <w:rPr>
+          <w:rFonts w:hint="eastAsia"/>
+        </w:rPr>
+        <w:t>24</w:t>
+      </w:r>
+      <w:r>
+        <w:rPr>
+          <w:rFonts w:hint="eastAsia"/>
+        </w:rPr>
+        <w:t>小時取款</w:t>
+      </w:r>
+      <w:r>
+        <w:rPr>
+          <w:rFonts w:hint="eastAsia"/>
+        </w:rPr>
+        <w:t>、取貨</w:t>
+      </w:r>
+      <w:proofErr w:type="gramStart"/>
+      <w:r>
+        <w:rPr>
+          <w:rFonts w:hint="eastAsia"/>
+        </w:rPr>
+        <w:t>以及免手打</w:t>
+      </w:r>
+      <w:proofErr w:type="gramEnd"/>
+      <w:r>
+        <w:rPr>
+          <w:rFonts w:hint="eastAsia"/>
+        </w:rPr>
+        <w:t>資料等功能對於轉移現有使用者具備極大吸引力。</w:t>
       </w:r>
     </w:p>
     <w:p>
@@ -8759,19 +9225,34 @@
         <w:rPr>
           <w:rFonts w:hint="eastAsia"/>
         </w:rPr>
-        <w:t>高度便利性：智慧書櫃能打破時間限制（</w:t>
-      </w:r>
-      <w:r>
-        <w:rPr>
-          <w:rFonts w:hint="eastAsia"/>
-        </w:rPr>
-        <w:t>24</w:t>
-      </w:r>
-      <w:r>
-        <w:rPr>
-          <w:rFonts w:hint="eastAsia"/>
-        </w:rPr>
-        <w:t>小時運作），解決使用者最反感的「雙方面交時間難以談攏」問題，使交易流程更符合現代學生快節奏的生活習慣。</w:t>
+        <w:t>需求量穩定：受測者多為</w:t>
+      </w:r>
+      <w:r>
+        <w:rPr>
+          <w:rFonts w:hint="eastAsia"/>
+        </w:rPr>
+        <w:t>21-25</w:t>
+      </w:r>
+      <w:r>
+        <w:rPr>
+          <w:rFonts w:hint="eastAsia"/>
+        </w:rPr>
+        <w:t>歲之學生族群，且平均一年處理二手書頻率穩定，主要交易類型為大學參考書籍，顯示校園二手書市場具備持續發展的潛力。</w:t>
+      </w:r>
+    </w:p>
+    <w:p>
+      <w:pPr>
+        <w:pStyle w:val="a0"/>
+        <w:numPr>
+          <w:ilvl w:val="0"/>
+          <w:numId w:val="18"/>
+        </w:numPr>
+      </w:pPr>
+      <w:r>
+        <w:rPr>
+          <w:rFonts w:hint="eastAsia"/>
+        </w:rPr>
+        <w:t>經濟可行性</w:t>
       </w:r>
     </w:p>
     <w:p>
@@ -8787,7 +9268,296 @@
         <w:rPr>
           <w:rFonts w:hint="eastAsia"/>
         </w:rPr>
+        <w:t>低成本開發模式：不同於傳統二手書店需負擔高昂店租與人力成本，本系統利用</w:t>
+      </w:r>
+      <w:r>
+        <w:rPr>
+          <w:rFonts w:hint="eastAsia"/>
+        </w:rPr>
+        <w:t>3D</w:t>
+      </w:r>
+      <w:r>
+        <w:rPr>
+          <w:rFonts w:hint="eastAsia"/>
+        </w:rPr>
+        <w:t>列印製作書櫃結構，大幅降低實體驗證設施的建置費用。</w:t>
+      </w:r>
+    </w:p>
+    <w:p>
+      <w:pPr>
+        <w:pStyle w:val="a0"/>
+        <w:numPr>
+          <w:ilvl w:val="0"/>
+          <w:numId w:val="24"/>
+        </w:numPr>
+        <w:ind w:left="964" w:hanging="482"/>
+      </w:pPr>
+      <w:r>
+        <w:rPr>
+          <w:rFonts w:hint="eastAsia"/>
+        </w:rPr>
+        <w:t>循環經濟價值：本專案符合校園永續循環與綠色校園理念，具備爭取產學合作或永續發展經費之潛力。</w:t>
+      </w:r>
+    </w:p>
+    <w:p>
+      <w:pPr>
+        <w:pStyle w:val="a0"/>
+        <w:numPr>
+          <w:ilvl w:val="0"/>
+          <w:numId w:val="18"/>
+        </w:numPr>
+      </w:pPr>
+      <w:r>
+        <w:rPr>
+          <w:rFonts w:hint="eastAsia"/>
+        </w:rPr>
+        <w:t>操作可行性</w:t>
+      </w:r>
+    </w:p>
+    <w:p>
+      <w:pPr>
+        <w:pStyle w:val="a0"/>
+        <w:numPr>
+          <w:ilvl w:val="0"/>
+          <w:numId w:val="24"/>
+        </w:numPr>
+        <w:ind w:left="964" w:hanging="482"/>
+      </w:pPr>
+      <w:r>
+        <w:rPr>
+          <w:rFonts w:hint="eastAsia"/>
+        </w:rPr>
+        <w:t>流程簡便：系統規劃透過</w:t>
+      </w:r>
+      <w:r>
+        <w:rPr>
+          <w:rFonts w:hint="eastAsia"/>
+        </w:rPr>
+        <w:t>App</w:t>
+      </w:r>
+      <w:r>
+        <w:rPr>
+          <w:rFonts w:hint="eastAsia"/>
+        </w:rPr>
+        <w:t>提供「</w:t>
+      </w:r>
+      <w:proofErr w:type="gramStart"/>
+      <w:r>
+        <w:rPr>
+          <w:rFonts w:hint="eastAsia"/>
+        </w:rPr>
+        <w:t>線上查看</w:t>
+      </w:r>
+      <w:proofErr w:type="gramEnd"/>
+      <w:r>
+        <w:rPr>
+          <w:rFonts w:hint="eastAsia"/>
+        </w:rPr>
+        <w:t>實體書</w:t>
+      </w:r>
+      <w:proofErr w:type="gramStart"/>
+      <w:r>
+        <w:rPr>
+          <w:rFonts w:hint="eastAsia"/>
+        </w:rPr>
+        <w:t>況</w:t>
+      </w:r>
+      <w:proofErr w:type="gramEnd"/>
+      <w:r>
+        <w:rPr>
+          <w:rFonts w:hint="eastAsia"/>
+        </w:rPr>
+        <w:t>照片」功能，調查顯示此功能可顯著增加購買意願。</w:t>
+      </w:r>
+    </w:p>
+    <w:p>
+      <w:pPr>
+        <w:pStyle w:val="a0"/>
+        <w:numPr>
+          <w:ilvl w:val="0"/>
+          <w:numId w:val="24"/>
+        </w:numPr>
+        <w:ind w:left="964" w:hanging="482"/>
+      </w:pPr>
+      <w:r>
+        <w:rPr>
+          <w:rFonts w:hint="eastAsia"/>
+        </w:rPr>
+        <w:t>高度便利性：智慧書櫃能打破時間限制（</w:t>
+      </w:r>
+      <w:r>
+        <w:rPr>
+          <w:rFonts w:hint="eastAsia"/>
+        </w:rPr>
+        <w:t>24</w:t>
+      </w:r>
+      <w:r>
+        <w:rPr>
+          <w:rFonts w:hint="eastAsia"/>
+        </w:rPr>
+        <w:t>小時運作），解決使用者最反感的「雙方面交時間難以談攏」問題，使交易流程更符合現代學生快節奏的生活習慣。</w:t>
+      </w:r>
+    </w:p>
+    <w:p>
+      <w:pPr>
+        <w:pStyle w:val="a0"/>
+        <w:numPr>
+          <w:ilvl w:val="0"/>
+          <w:numId w:val="24"/>
+        </w:numPr>
+        <w:ind w:left="964" w:hanging="482"/>
+      </w:pPr>
+      <w:r>
+        <w:rPr>
+          <w:rFonts w:hint="eastAsia"/>
+        </w:rPr>
         <w:t>明確驗證機制：透過「買家終端驗證」的新型態模式，確保雙方在取貨時即完成交易確認，減少後續爭議處理的複雜度。</w:t>
+      </w:r>
+    </w:p>
+    <w:p>
+      <w:pPr>
+        <w:pStyle w:val="a0"/>
+        <w:numPr>
+          <w:ilvl w:val="0"/>
+          <w:numId w:val="35"/>
+        </w:numPr>
+      </w:pPr>
+      <w:r>
+        <w:lastRenderedPageBreak/>
+        <w:t>法律可行性</w:t>
+      </w:r>
+    </w:p>
+    <w:p>
+      <w:pPr>
+        <w:pStyle w:val="a0"/>
+        <w:numPr>
+          <w:ilvl w:val="0"/>
+          <w:numId w:val="36"/>
+        </w:numPr>
+      </w:pPr>
+      <w:r>
+        <w:t>智慧合約</w:t>
+      </w:r>
+      <w:r>
+        <w:t>之交易履約效力</w:t>
+      </w:r>
+      <w:r>
+        <w:t>：</w:t>
+      </w:r>
+      <w:r>
+        <w:t xml:space="preserve"> </w:t>
+      </w:r>
+      <w:r>
+        <w:t>買家下單後資金先鎖定於合約中，待實體驗證完成後才解鎖，此流程可作為數位證據，有效降低傳統校園面交中常發生的違約風險。</w:t>
+      </w:r>
+    </w:p>
+    <w:p>
+      <w:pPr>
+        <w:pStyle w:val="a0"/>
+        <w:numPr>
+          <w:ilvl w:val="0"/>
+          <w:numId w:val="36"/>
+        </w:numPr>
+      </w:pPr>
+      <w:proofErr w:type="gramStart"/>
+      <w:r>
+        <w:t>個</w:t>
+      </w:r>
+      <w:proofErr w:type="gramEnd"/>
+      <w:r>
+        <w:t>資保護與隱私機制：嚴格遵守</w:t>
+      </w:r>
+      <w:r>
+        <w:t xml:space="preserve"> GDPR </w:t>
+      </w:r>
+      <w:r>
+        <w:t>與台灣</w:t>
+      </w:r>
+      <w:r>
+        <w:t xml:space="preserve"> </w:t>
+      </w:r>
+      <w:r>
+        <w:t>《個人資料保護法》，</w:t>
+      </w:r>
+      <w:r>
+        <w:t>系統採取分層儲存策略</w:t>
+      </w:r>
+      <w:r>
+        <w:rPr>
+          <w:rFonts w:hint="eastAsia"/>
+        </w:rPr>
+        <w:t>，</w:t>
+      </w:r>
+      <w:proofErr w:type="gramStart"/>
+      <w:r>
+        <w:t>區塊鏈上</w:t>
+      </w:r>
+      <w:proofErr w:type="gramEnd"/>
+      <w:r>
+        <w:t>僅儲存交易雜湊值（</w:t>
+      </w:r>
+      <w:r>
+        <w:t>Hash</w:t>
+      </w:r>
+      <w:r>
+        <w:t>）與合約邏輯，使用者敏感</w:t>
+      </w:r>
+      <w:proofErr w:type="gramStart"/>
+      <w:r>
+        <w:t>個</w:t>
+      </w:r>
+      <w:proofErr w:type="gramEnd"/>
+      <w:r>
+        <w:t>資則儲存在符合加密規範之中心化資料庫中。</w:t>
+      </w:r>
+    </w:p>
+    <w:p>
+      <w:pPr>
+        <w:pStyle w:val="a0"/>
+        <w:numPr>
+          <w:ilvl w:val="0"/>
+          <w:numId w:val="36"/>
+        </w:numPr>
+      </w:pPr>
+      <w:r>
+        <w:t>金流託管合</w:t>
+      </w:r>
+      <w:proofErr w:type="gramStart"/>
+      <w:r>
+        <w:t>規</w:t>
+      </w:r>
+      <w:proofErr w:type="gramEnd"/>
+      <w:r>
+        <w:t>化：本系統之代幣或金流託管僅作為「交易履約保證」，不涉及吸金或非法集資，並計畫在未來擴充時，導入第三方支付機制以符合金融法規要求。</w:t>
+      </w:r>
+    </w:p>
+    <w:p>
+      <w:pPr>
+        <w:pStyle w:val="a0"/>
+        <w:numPr>
+          <w:ilvl w:val="0"/>
+          <w:numId w:val="36"/>
+        </w:numPr>
+        <w:rPr>
+          <w:rFonts w:hint="eastAsia"/>
+        </w:rPr>
+      </w:pPr>
+      <w:r>
+        <w:rPr>
+          <w:rFonts w:hint="eastAsia"/>
+        </w:rPr>
+        <w:t>爭議處理條款：</w:t>
+      </w:r>
+      <w:r>
+        <w:t>於智慧合約中設計「爭議凍結期」，若買家發現書</w:t>
+      </w:r>
+      <w:proofErr w:type="gramStart"/>
+      <w:r>
+        <w:t>況</w:t>
+      </w:r>
+      <w:proofErr w:type="gramEnd"/>
+      <w:r>
+        <w:t>與照片嚴重不符，可申請凍結款項，並由系統平台介入調解，保障消費者權益。</w:t>
       </w:r>
     </w:p>
     <w:p>
@@ -9033,12 +9803,21 @@
                 <w:sz w:val="28"/>
               </w:rPr>
             </w:pPr>
+            <w:proofErr w:type="gramStart"/>
             <w:r>
               <w:rPr>
                 <w:rFonts w:ascii="Times New Roman" w:eastAsia="標楷體" w:hAnsi="Times New Roman" w:hint="eastAsia"/>
                 <w:sz w:val="28"/>
               </w:rPr>
-              <w:t>區塊鏈設施服務商</w:t>
+              <w:t>區塊鏈設施</w:t>
+            </w:r>
+            <w:proofErr w:type="gramEnd"/>
+            <w:r>
+              <w:rPr>
+                <w:rFonts w:ascii="Times New Roman" w:eastAsia="標楷體" w:hAnsi="Times New Roman" w:hint="eastAsia"/>
+                <w:sz w:val="28"/>
+              </w:rPr>
+              <w:t>服務商</w:t>
             </w:r>
           </w:p>
           <w:p>
@@ -9236,7 +10015,23 @@
                 <w:rFonts w:ascii="Times New Roman" w:eastAsia="標楷體" w:hAnsi="Times New Roman" w:hint="eastAsia"/>
                 <w:sz w:val="28"/>
               </w:rPr>
-              <w:t>信任保障：區塊鏈智慧合約託管</w:t>
+              <w:t>信任保障：</w:t>
+            </w:r>
+            <w:proofErr w:type="gramStart"/>
+            <w:r>
+              <w:rPr>
+                <w:rFonts w:ascii="Times New Roman" w:eastAsia="標楷體" w:hAnsi="Times New Roman" w:hint="eastAsia"/>
+                <w:sz w:val="28"/>
+              </w:rPr>
+              <w:t>區塊鏈智慧</w:t>
+            </w:r>
+            <w:proofErr w:type="gramEnd"/>
+            <w:r>
+              <w:rPr>
+                <w:rFonts w:ascii="Times New Roman" w:eastAsia="標楷體" w:hAnsi="Times New Roman" w:hint="eastAsia"/>
+                <w:sz w:val="28"/>
+              </w:rPr>
+              <w:t>合約託管</w:t>
             </w:r>
           </w:p>
           <w:p>
@@ -9644,8 +10439,17 @@
                 <w:rFonts w:ascii="Times New Roman" w:eastAsia="標楷體" w:hAnsi="Times New Roman" w:hint="eastAsia"/>
                 <w:sz w:val="28"/>
               </w:rPr>
-              <w:t>校園捷運等場域</w:t>
+              <w:t>校園</w:t>
             </w:r>
+            <w:proofErr w:type="gramStart"/>
+            <w:r>
+              <w:rPr>
+                <w:rFonts w:ascii="Times New Roman" w:eastAsia="標楷體" w:hAnsi="Times New Roman" w:hint="eastAsia"/>
+                <w:sz w:val="28"/>
+              </w:rPr>
+              <w:t>捷運等場域</w:t>
+            </w:r>
+            <w:proofErr w:type="gramEnd"/>
           </w:p>
           <w:p>
             <w:pPr>
@@ -9773,12 +10577,21 @@
                 <w:sz w:val="28"/>
               </w:rPr>
             </w:pPr>
+            <w:proofErr w:type="gramStart"/>
             <w:r>
               <w:rPr>
                 <w:rFonts w:ascii="Times New Roman" w:eastAsia="標楷體" w:hAnsi="Times New Roman" w:hint="eastAsia"/>
                 <w:sz w:val="28"/>
               </w:rPr>
-              <w:t>區塊鏈交易手續費</w:t>
+              <w:t>區塊鏈交易</w:t>
+            </w:r>
+            <w:proofErr w:type="gramEnd"/>
+            <w:r>
+              <w:rPr>
+                <w:rFonts w:ascii="Times New Roman" w:eastAsia="標楷體" w:hAnsi="Times New Roman" w:hint="eastAsia"/>
+                <w:sz w:val="28"/>
+              </w:rPr>
+              <w:t>手續費</w:t>
             </w:r>
           </w:p>
           <w:p>
@@ -9982,7 +10795,21 @@
         <w:rPr>
           <w:rFonts w:hint="eastAsia"/>
         </w:rPr>
-        <w:t>分析，本系統之目標族群為「欲買賣二手書籍，卻苦於面交時間難以配合或對交易安全性存疑」的交易者，系統以區塊鏈智慧合約託管與智慧書櫃實物驗證為核心，透過自動化流程解決傳統面交的痛點。</w:t>
+        <w:t>分析，本系統之目標族群為「欲買賣二手書籍，卻苦於面交時間難以配合或對交易安全性存疑」的交易者，系統以</w:t>
+      </w:r>
+      <w:proofErr w:type="gramStart"/>
+      <w:r>
+        <w:rPr>
+          <w:rFonts w:hint="eastAsia"/>
+        </w:rPr>
+        <w:t>區塊鏈智慧</w:t>
+      </w:r>
+      <w:proofErr w:type="gramEnd"/>
+      <w:r>
+        <w:rPr>
+          <w:rFonts w:hint="eastAsia"/>
+        </w:rPr>
+        <w:t>合約託管與智慧書櫃實物驗證為核心，透過自動化流程解決傳統面交的痛點。</w:t>
       </w:r>
     </w:p>
     <w:p>
@@ -9995,7 +10822,49 @@
         <w:rPr>
           <w:rFonts w:hint="eastAsia"/>
         </w:rPr>
-        <w:t>本系統透過區塊鏈技術建立自動化金流託管，結合實體智慧書櫃的存取機制，確保款項在買家成功取貨並確認訂單後才進行金流撥款處理，徹底解決交易詐騙風險與個資外洩隱憂。平台不僅提供便利的</w:t>
+        <w:t>本系統透過</w:t>
+      </w:r>
+      <w:proofErr w:type="gramStart"/>
+      <w:r>
+        <w:rPr>
+          <w:rFonts w:hint="eastAsia"/>
+        </w:rPr>
+        <w:t>區塊鏈技術</w:t>
+      </w:r>
+      <w:proofErr w:type="gramEnd"/>
+      <w:r>
+        <w:rPr>
+          <w:rFonts w:hint="eastAsia"/>
+        </w:rPr>
+        <w:t>建立自動化金流託管，結合實體智慧書櫃的存取機制，確保款項在買家成功取貨並確認訂單後才進行金流撥款處理，徹底解決交易詐騙風險與</w:t>
+      </w:r>
+      <w:proofErr w:type="gramStart"/>
+      <w:r>
+        <w:rPr>
+          <w:rFonts w:hint="eastAsia"/>
+        </w:rPr>
+        <w:t>個</w:t>
+      </w:r>
+      <w:proofErr w:type="gramEnd"/>
+      <w:r>
+        <w:rPr>
+          <w:rFonts w:hint="eastAsia"/>
+        </w:rPr>
+        <w:t>資外</w:t>
+      </w:r>
+      <w:proofErr w:type="gramStart"/>
+      <w:r>
+        <w:rPr>
+          <w:rFonts w:hint="eastAsia"/>
+        </w:rPr>
+        <w:t>洩</w:t>
+      </w:r>
+      <w:proofErr w:type="gramEnd"/>
+      <w:r>
+        <w:rPr>
+          <w:rFonts w:hint="eastAsia"/>
+        </w:rPr>
+        <w:t>隱憂。平台不僅提供便利的</w:t>
       </w:r>
       <w:r>
         <w:rPr>
@@ -10007,7 +10876,21 @@
         <w:rPr>
           <w:rFonts w:hint="eastAsia"/>
         </w:rPr>
-        <w:t>小時自助取件服務，更透過物聯網（</w:t>
+        <w:t>小時自助取件服務，更</w:t>
+      </w:r>
+      <w:proofErr w:type="gramStart"/>
+      <w:r>
+        <w:rPr>
+          <w:rFonts w:hint="eastAsia"/>
+        </w:rPr>
+        <w:t>透過物聯網</w:t>
+      </w:r>
+      <w:proofErr w:type="gramEnd"/>
+      <w:r>
+        <w:rPr>
+          <w:rFonts w:hint="eastAsia"/>
+        </w:rPr>
+        <w:t>（</w:t>
       </w:r>
       <w:r>
         <w:rPr>
@@ -10083,7 +10966,21 @@
         <w:rPr>
           <w:rFonts w:hint="eastAsia"/>
         </w:rPr>
-        <w:t>身份區隔：區分為欲降低書費負擔的學生，以及重視交易效率與書況的買賣書族群。</w:t>
+        <w:t>身份區隔：區分為欲降低書費負擔的學生，以及重視交易效率與書</w:t>
+      </w:r>
+      <w:proofErr w:type="gramStart"/>
+      <w:r>
+        <w:rPr>
+          <w:rFonts w:hint="eastAsia"/>
+        </w:rPr>
+        <w:t>況</w:t>
+      </w:r>
+      <w:proofErr w:type="gramEnd"/>
+      <w:r>
+        <w:rPr>
+          <w:rFonts w:hint="eastAsia"/>
+        </w:rPr>
+        <w:t>的買賣書族群。</w:t>
       </w:r>
     </w:p>
     <w:p>
@@ -10111,7 +11008,21 @@
         <w:rPr>
           <w:rFonts w:hint="eastAsia"/>
         </w:rPr>
-        <w:t>分為習慣數位支付、對新科技接受度高的數位原生族，以及對網路交易安全具高度戒心使用者，透過會員等級審核機制，確保交易環境的安全性與使用者信用。</w:t>
+        <w:t>分為習慣數位支付、對新科技接受度高的數位</w:t>
+      </w:r>
+      <w:proofErr w:type="gramStart"/>
+      <w:r>
+        <w:rPr>
+          <w:rFonts w:hint="eastAsia"/>
+        </w:rPr>
+        <w:t>原生族</w:t>
+      </w:r>
+      <w:proofErr w:type="gramEnd"/>
+      <w:r>
+        <w:rPr>
+          <w:rFonts w:hint="eastAsia"/>
+        </w:rPr>
+        <w:t>，以及對網路交易安全具高度戒心使用者，透過會員等級審核機制，確保交易環境的安全性與使用者信用。</w:t>
       </w:r>
     </w:p>
     <w:p>
@@ -10199,7 +11110,21 @@
         <w:rPr>
           <w:rFonts w:hint="eastAsia"/>
         </w:rPr>
-        <w:t>吸引重視交易安全與真實書況，並希望透過「驗收後撥款」機制保障權益的謹慎交易者。</w:t>
+        <w:t>吸引重視交易安全與真實書</w:t>
+      </w:r>
+      <w:proofErr w:type="gramStart"/>
+      <w:r>
+        <w:rPr>
+          <w:rFonts w:hint="eastAsia"/>
+        </w:rPr>
+        <w:t>況</w:t>
+      </w:r>
+      <w:proofErr w:type="gramEnd"/>
+      <w:r>
+        <w:rPr>
+          <w:rFonts w:hint="eastAsia"/>
+        </w:rPr>
+        <w:t>，並希望透過「驗收後撥款」機制保障權益的謹慎交易者。</w:t>
       </w:r>
     </w:p>
     <w:p>
@@ -10259,7 +11184,21 @@
         <w:rPr>
           <w:rFonts w:hint="eastAsia"/>
         </w:rPr>
-        <w:t>信任保障：利用區塊鏈智慧合約技術進行款項託管，實現「買家驗貨才撥款」，徹底杜絕交易詐騙。</w:t>
+        <w:t>信任保障：利用</w:t>
+      </w:r>
+      <w:proofErr w:type="gramStart"/>
+      <w:r>
+        <w:rPr>
+          <w:rFonts w:hint="eastAsia"/>
+        </w:rPr>
+        <w:t>區塊鏈智慧</w:t>
+      </w:r>
+      <w:proofErr w:type="gramEnd"/>
+      <w:r>
+        <w:rPr>
+          <w:rFonts w:hint="eastAsia"/>
+        </w:rPr>
+        <w:t>合約技術進行款項託管，實現「買家驗貨才撥款」，徹底杜絕交易詐騙。</w:t>
       </w:r>
     </w:p>
     <w:p>
@@ -10275,7 +11214,21 @@
         <w:rPr>
           <w:rFonts w:hint="eastAsia"/>
         </w:rPr>
-        <w:t>極致便利：整合物聯網智慧書櫃與</w:t>
+        <w:t>極致便利：</w:t>
+      </w:r>
+      <w:proofErr w:type="gramStart"/>
+      <w:r>
+        <w:rPr>
+          <w:rFonts w:hint="eastAsia"/>
+        </w:rPr>
+        <w:t>整合物聯網</w:t>
+      </w:r>
+      <w:proofErr w:type="gramEnd"/>
+      <w:r>
+        <w:rPr>
+          <w:rFonts w:hint="eastAsia"/>
+        </w:rPr>
+        <w:t>智慧書櫃與</w:t>
       </w:r>
       <w:r>
         <w:rPr>
@@ -10299,7 +11252,35 @@
         <w:rPr>
           <w:rFonts w:hint="eastAsia"/>
         </w:rPr>
-        <w:t>小時不打烊的「非同步掃碼存取」自動化流程。</w:t>
+        <w:t>小時</w:t>
+      </w:r>
+      <w:proofErr w:type="gramStart"/>
+      <w:r>
+        <w:rPr>
+          <w:rFonts w:hint="eastAsia"/>
+        </w:rPr>
+        <w:t>不</w:t>
+      </w:r>
+      <w:proofErr w:type="gramEnd"/>
+      <w:r>
+        <w:rPr>
+          <w:rFonts w:hint="eastAsia"/>
+        </w:rPr>
+        <w:t>打烊的「</w:t>
+      </w:r>
+      <w:proofErr w:type="gramStart"/>
+      <w:r>
+        <w:rPr>
+          <w:rFonts w:hint="eastAsia"/>
+        </w:rPr>
+        <w:t>非同步掃碼存取</w:t>
+      </w:r>
+      <w:proofErr w:type="gramEnd"/>
+      <w:r>
+        <w:rPr>
+          <w:rFonts w:hint="eastAsia"/>
+        </w:rPr>
+        <w:t>」自動化流程。</w:t>
       </w:r>
     </w:p>
     <w:p>
@@ -10381,11 +11362,19 @@
         </w:numPr>
         <w:ind w:left="964" w:hanging="482"/>
       </w:pPr>
-      <w:r>
-        <w:rPr>
-          <w:rFonts w:hint="eastAsia"/>
-        </w:rPr>
-        <w:t>技術跨域整合：結合智慧合約金流與</w:t>
+      <w:proofErr w:type="gramStart"/>
+      <w:r>
+        <w:rPr>
+          <w:rFonts w:hint="eastAsia"/>
+        </w:rPr>
+        <w:t>技術跨域整合</w:t>
+      </w:r>
+      <w:proofErr w:type="gramEnd"/>
+      <w:r>
+        <w:rPr>
+          <w:rFonts w:hint="eastAsia"/>
+        </w:rPr>
+        <w:t>：結合智慧合約金流與</w:t>
       </w:r>
       <w:r>
         <w:rPr>
@@ -10413,7 +11402,21 @@
         <w:rPr>
           <w:rFonts w:hint="eastAsia"/>
         </w:rPr>
-        <w:t>解決交易痛點：透過自動化金流託管與實體書櫃，解決雙方面交時間難以攏談與詐騙風險。</w:t>
+        <w:t>解決交易痛點：透過自動化金流託管與實體書櫃，解決雙方面交時間</w:t>
+      </w:r>
+      <w:proofErr w:type="gramStart"/>
+      <w:r>
+        <w:rPr>
+          <w:rFonts w:hint="eastAsia"/>
+        </w:rPr>
+        <w:t>難以攏談與</w:t>
+      </w:r>
+      <w:proofErr w:type="gramEnd"/>
+      <w:r>
+        <w:rPr>
+          <w:rFonts w:hint="eastAsia"/>
+        </w:rPr>
+        <w:t>詐騙風險。</w:t>
       </w:r>
     </w:p>
     <w:p>
@@ -10547,7 +11550,21 @@
         <w:rPr>
           <w:rFonts w:hint="eastAsia"/>
         </w:rPr>
-        <w:t>初期使用者顧慮：對於新興的智慧合約金流與掃碼取貨機制，使用者可能因缺乏成功案例而產生信任疑慮，影響初期採用意願。</w:t>
+        <w:t>初期使用者顧慮：對於新興的智慧合約金流與</w:t>
+      </w:r>
+      <w:proofErr w:type="gramStart"/>
+      <w:r>
+        <w:rPr>
+          <w:rFonts w:hint="eastAsia"/>
+        </w:rPr>
+        <w:t>掃碼取</w:t>
+      </w:r>
+      <w:proofErr w:type="gramEnd"/>
+      <w:r>
+        <w:rPr>
+          <w:rFonts w:hint="eastAsia"/>
+        </w:rPr>
+        <w:t>貨機制，使用者可能因缺乏成功案例而產生信任疑慮，影響初期採用意願。</w:t>
       </w:r>
     </w:p>
     <w:p>
@@ -10575,7 +11592,21 @@
         <w:rPr>
           <w:rFonts w:hint="eastAsia"/>
         </w:rPr>
-        <w:t>、雲端後台與實體櫃體感測器，開發時程壓力大。</w:t>
+        <w:t>、雲端後台與實體</w:t>
+      </w:r>
+      <w:proofErr w:type="gramStart"/>
+      <w:r>
+        <w:rPr>
+          <w:rFonts w:hint="eastAsia"/>
+        </w:rPr>
+        <w:t>櫃體感</w:t>
+      </w:r>
+      <w:proofErr w:type="gramEnd"/>
+      <w:r>
+        <w:rPr>
+          <w:rFonts w:hint="eastAsia"/>
+        </w:rPr>
+        <w:t>測器，開發時程壓力大。</w:t>
       </w:r>
     </w:p>
     <w:p>
@@ -10623,7 +11654,35 @@
         <w:rPr>
           <w:rFonts w:hint="eastAsia"/>
         </w:rPr>
-        <w:t>物流便利性受限：取貨點僅限於特定智慧櫃點，相較於競品的超商物流網絡，覆蓋率較低。</w:t>
+        <w:t>物流便利性受限：取貨點僅限於特定</w:t>
+      </w:r>
+      <w:proofErr w:type="gramStart"/>
+      <w:r>
+        <w:rPr>
+          <w:rFonts w:hint="eastAsia"/>
+        </w:rPr>
+        <w:t>智慧櫃點</w:t>
+      </w:r>
+      <w:proofErr w:type="gramEnd"/>
+      <w:r>
+        <w:rPr>
+          <w:rFonts w:hint="eastAsia"/>
+        </w:rPr>
+        <w:t>，相較</w:t>
+      </w:r>
+      <w:proofErr w:type="gramStart"/>
+      <w:r>
+        <w:rPr>
+          <w:rFonts w:hint="eastAsia"/>
+        </w:rPr>
+        <w:t>於競品</w:t>
+      </w:r>
+      <w:proofErr w:type="gramEnd"/>
+      <w:r>
+        <w:rPr>
+          <w:rFonts w:hint="eastAsia"/>
+        </w:rPr>
+        <w:t>的超商物流網絡，覆蓋率較低。</w:t>
       </w:r>
     </w:p>
     <w:p>
@@ -10753,6 +11812,7 @@
         </w:rPr>
         <w:t>）</w:t>
       </w:r>
+      <w:proofErr w:type="gramStart"/>
       <w:r>
         <w:rPr>
           <w:rFonts w:hint="eastAsia"/>
@@ -10763,7 +11823,14 @@
         <w:rPr>
           <w:rFonts w:hint="eastAsia"/>
         </w:rPr>
-        <w:t>物聯網（</w:t>
+        <w:t>物聯網</w:t>
+      </w:r>
+      <w:proofErr w:type="gramEnd"/>
+      <w:r>
+        <w:rPr>
+          <w:rFonts w:hint="eastAsia"/>
+        </w:rPr>
+        <w:t>（</w:t>
       </w:r>
       <w:r>
         <w:rPr>
@@ -10777,11 +11844,19 @@
         </w:rPr>
         <w:t>）</w:t>
       </w:r>
-      <w:r>
-        <w:rPr>
-          <w:rFonts w:hint="eastAsia"/>
-        </w:rPr>
-        <w:t>跨域實踐的示範專案，吸引相關企業或校方行政單位的專案贊助。</w:t>
+      <w:proofErr w:type="gramStart"/>
+      <w:r>
+        <w:rPr>
+          <w:rFonts w:hint="eastAsia"/>
+        </w:rPr>
+        <w:t>跨域實踐</w:t>
+      </w:r>
+      <w:proofErr w:type="gramEnd"/>
+      <w:r>
+        <w:rPr>
+          <w:rFonts w:hint="eastAsia"/>
+        </w:rPr>
+        <w:t>的示範專案，吸引相關企業或校方行政單位的專案贊助。</w:t>
       </w:r>
     </w:p>
     <w:p>
@@ -10847,8 +11922,16 @@
         <w:rPr>
           <w:rFonts w:hint="eastAsia"/>
         </w:rPr>
-        <w:t>現有競爭對手：現有平台（</w:t>
-      </w:r>
+        <w:t>現有競爭對手：現有平台</w:t>
+      </w:r>
+      <w:proofErr w:type="gramStart"/>
+      <w:r>
+        <w:rPr>
+          <w:rFonts w:hint="eastAsia"/>
+        </w:rPr>
+        <w:t>（</w:t>
+      </w:r>
+      <w:proofErr w:type="gramEnd"/>
       <w:r>
         <w:rPr>
           <w:rFonts w:hint="eastAsia"/>
@@ -10867,11 +11950,19 @@
         </w:rPr>
         <w:t>等</w:t>
       </w:r>
-      <w:r>
-        <w:rPr>
-          <w:rFonts w:hint="eastAsia"/>
-        </w:rPr>
-        <w:t>），其使用者基數極大且已有固定使用者，對新平台轉移意願較低。</w:t>
+      <w:proofErr w:type="gramStart"/>
+      <w:r>
+        <w:rPr>
+          <w:rFonts w:hint="eastAsia"/>
+        </w:rPr>
+        <w:t>）</w:t>
+      </w:r>
+      <w:proofErr w:type="gramEnd"/>
+      <w:r>
+        <w:rPr>
+          <w:rFonts w:hint="eastAsia"/>
+        </w:rPr>
+        <w:t>，其使用者基數極大且已有固定使用者，對新平台轉移意願較低。</w:t>
       </w:r>
     </w:p>
     <w:p>
@@ -10883,11 +11974,33 @@
         </w:numPr>
         <w:ind w:left="964" w:hanging="482"/>
       </w:pPr>
-      <w:r>
-        <w:rPr>
-          <w:rFonts w:hint="eastAsia"/>
-        </w:rPr>
-        <w:t>競品生態系成熟度高：既有平台擁有極高覆蓋率的超商取貨網絡與多元支付，影響增加新用戶的移轉平台門檻。</w:t>
+      <w:proofErr w:type="gramStart"/>
+      <w:r>
+        <w:rPr>
+          <w:rFonts w:hint="eastAsia"/>
+        </w:rPr>
+        <w:t>競品生態</w:t>
+      </w:r>
+      <w:proofErr w:type="gramEnd"/>
+      <w:r>
+        <w:rPr>
+          <w:rFonts w:hint="eastAsia"/>
+        </w:rPr>
+        <w:t>系成熟度高：既有平台擁有極高覆蓋率的超商</w:t>
+      </w:r>
+      <w:proofErr w:type="gramStart"/>
+      <w:r>
+        <w:rPr>
+          <w:rFonts w:hint="eastAsia"/>
+        </w:rPr>
+        <w:t>取貨網絡</w:t>
+      </w:r>
+      <w:proofErr w:type="gramEnd"/>
+      <w:r>
+        <w:rPr>
+          <w:rFonts w:hint="eastAsia"/>
+        </w:rPr>
+        <w:t>與多元支付，影響增加新用戶的移轉平台門檻。</w:t>
       </w:r>
     </w:p>
     <w:p>
@@ -10903,7 +12016,21 @@
         <w:rPr>
           <w:rFonts w:hint="eastAsia"/>
         </w:rPr>
-        <w:t>法規與安全性限制：涉及金流託管與區塊鏈資產，需考量國內金融法規限制，一旦出現程式漏洞或遭駭客攻擊，將面臨法律責任與信任崩塌。</w:t>
+        <w:t>法規與安全性限制：涉及金流託管與</w:t>
+      </w:r>
+      <w:proofErr w:type="gramStart"/>
+      <w:r>
+        <w:rPr>
+          <w:rFonts w:hint="eastAsia"/>
+        </w:rPr>
+        <w:t>區塊鏈資產</w:t>
+      </w:r>
+      <w:proofErr w:type="gramEnd"/>
+      <w:r>
+        <w:rPr>
+          <w:rFonts w:hint="eastAsia"/>
+        </w:rPr>
+        <w:t>，需考量國內金融法規限制，一旦出現程式漏洞或遭駭客攻擊，將面臨法律責任與信任崩塌。</w:t>
       </w:r>
     </w:p>
     <w:p>
@@ -11317,7 +12444,23 @@
                 <w:rFonts w:ascii="Times New Roman" w:eastAsia="標楷體" w:hAnsi="Times New Roman" w:hint="eastAsia"/>
                 <w:sz w:val="28"/>
               </w:rPr>
-              <w:t>利用技術跨域整合（</w:t>
+              <w:t>利用</w:t>
+            </w:r>
+            <w:proofErr w:type="gramStart"/>
+            <w:r>
+              <w:rPr>
+                <w:rFonts w:ascii="Times New Roman" w:eastAsia="標楷體" w:hAnsi="Times New Roman" w:hint="eastAsia"/>
+                <w:sz w:val="28"/>
+              </w:rPr>
+              <w:t>技術跨域整合</w:t>
+            </w:r>
+            <w:proofErr w:type="gramEnd"/>
+            <w:r>
+              <w:rPr>
+                <w:rFonts w:ascii="Times New Roman" w:eastAsia="標楷體" w:hAnsi="Times New Roman" w:hint="eastAsia"/>
+                <w:sz w:val="28"/>
+              </w:rPr>
+              <w:t>（</w:t>
             </w:r>
             <w:r>
               <w:rPr>
@@ -11455,12 +12598,37 @@
                 <w:sz w:val="28"/>
               </w:rPr>
             </w:pPr>
+            <w:proofErr w:type="gramStart"/>
             <w:r>
               <w:rPr>
                 <w:rFonts w:ascii="Times New Roman" w:eastAsia="標楷體" w:hAnsi="Times New Roman" w:hint="eastAsia"/>
                 <w:sz w:val="28"/>
               </w:rPr>
-              <w:t>針對資安風險，發揮團隊分權管理的優勢，建立多重驗證機制與自動化日誌監控，確保區塊鏈資產與系統邏輯的穩定性。</w:t>
+              <w:t>針對資安風險</w:t>
+            </w:r>
+            <w:proofErr w:type="gramEnd"/>
+            <w:r>
+              <w:rPr>
+                <w:rFonts w:ascii="Times New Roman" w:eastAsia="標楷體" w:hAnsi="Times New Roman" w:hint="eastAsia"/>
+                <w:sz w:val="28"/>
+              </w:rPr>
+              <w:t>，發揮團隊分權管理的優勢，建立多重驗證機制與自動化日誌監控，確保</w:t>
+            </w:r>
+            <w:proofErr w:type="gramStart"/>
+            <w:r>
+              <w:rPr>
+                <w:rFonts w:ascii="Times New Roman" w:eastAsia="標楷體" w:hAnsi="Times New Roman" w:hint="eastAsia"/>
+                <w:sz w:val="28"/>
+              </w:rPr>
+              <w:t>區塊鏈資產</w:t>
+            </w:r>
+            <w:proofErr w:type="gramEnd"/>
+            <w:r>
+              <w:rPr>
+                <w:rFonts w:ascii="Times New Roman" w:eastAsia="標楷體" w:hAnsi="Times New Roman" w:hint="eastAsia"/>
+                <w:sz w:val="28"/>
+              </w:rPr>
+              <w:t>與系統邏輯的穩定性。</w:t>
             </w:r>
           </w:p>
         </w:tc>
@@ -11580,7 +12748,23 @@
                 <w:rFonts w:ascii="Times New Roman" w:eastAsia="標楷體" w:hAnsi="Times New Roman" w:hint="eastAsia"/>
                 <w:sz w:val="28"/>
               </w:rPr>
-              <w:t>針對初期使用者顧慮，可透過與校方進行產學合作，在校內舉辦「二手書永續週」，提供代幣獎勵來吸引首批種子用戶，累積成功案例。</w:t>
+              <w:t>針對初期使用者顧慮，可透過與校方進行產學合作，在校內舉辦「二手書永續</w:t>
+            </w:r>
+            <w:proofErr w:type="gramStart"/>
+            <w:r>
+              <w:rPr>
+                <w:rFonts w:ascii="Times New Roman" w:eastAsia="標楷體" w:hAnsi="Times New Roman" w:hint="eastAsia"/>
+                <w:sz w:val="28"/>
+              </w:rPr>
+              <w:t>週</w:t>
+            </w:r>
+            <w:proofErr w:type="gramEnd"/>
+            <w:r>
+              <w:rPr>
+                <w:rFonts w:ascii="Times New Roman" w:eastAsia="標楷體" w:hAnsi="Times New Roman" w:hint="eastAsia"/>
+                <w:sz w:val="28"/>
+              </w:rPr>
+              <w:t>」，提供代幣獎勵來吸引首批種子用戶，累積成功案例。</w:t>
             </w:r>
           </w:p>
           <w:p>
@@ -11658,7 +12842,39 @@
                 <w:rFonts w:ascii="Times New Roman" w:eastAsia="標楷體" w:hAnsi="Times New Roman" w:hint="eastAsia"/>
                 <w:sz w:val="28"/>
               </w:rPr>
-              <w:t>針對硬體人為損壞與法規限制，初期採小規模試辦，並與校方或捷運管理單位研擬「管理協議」，確保設備保險與維護責任歸屬，規避法律風險。</w:t>
+              <w:t>針對硬體人為損壞與法規限制，初期</w:t>
+            </w:r>
+            <w:proofErr w:type="gramStart"/>
+            <w:r>
+              <w:rPr>
+                <w:rFonts w:ascii="Times New Roman" w:eastAsia="標楷體" w:hAnsi="Times New Roman" w:hint="eastAsia"/>
+                <w:sz w:val="28"/>
+              </w:rPr>
+              <w:t>採</w:t>
+            </w:r>
+            <w:proofErr w:type="gramEnd"/>
+            <w:r>
+              <w:rPr>
+                <w:rFonts w:ascii="Times New Roman" w:eastAsia="標楷體" w:hAnsi="Times New Roman" w:hint="eastAsia"/>
+                <w:sz w:val="28"/>
+              </w:rPr>
+              <w:t>小規模試辦，並與校方或捷運管理單位</w:t>
+            </w:r>
+            <w:proofErr w:type="gramStart"/>
+            <w:r>
+              <w:rPr>
+                <w:rFonts w:ascii="Times New Roman" w:eastAsia="標楷體" w:hAnsi="Times New Roman" w:hint="eastAsia"/>
+                <w:sz w:val="28"/>
+              </w:rPr>
+              <w:t>研</w:t>
+            </w:r>
+            <w:proofErr w:type="gramEnd"/>
+            <w:r>
+              <w:rPr>
+                <w:rFonts w:ascii="Times New Roman" w:eastAsia="標楷體" w:hAnsi="Times New Roman" w:hint="eastAsia"/>
+                <w:sz w:val="28"/>
+              </w:rPr>
+              <w:t>擬「管理協議」，確保設備保險與維護責任歸屬，規避法律風險。</w:t>
             </w:r>
           </w:p>
           <w:p>
@@ -11681,7 +12897,23 @@
                 <w:rFonts w:ascii="Times New Roman" w:eastAsia="標楷體" w:hAnsi="Times New Roman" w:hint="eastAsia"/>
                 <w:sz w:val="28"/>
               </w:rPr>
-              <w:t>針對系統整合壓力，採取模組化分階段上線（先驗證金流，再串接實體櫃），避免一次性大規模投入導致硬體維修或資安漏洞無法及時修正。</w:t>
+              <w:t>針對系統整合壓力，採取模組化分階段上線（先驗證金流，再串接實體櫃），避免一次性大規模投入導致硬體維修</w:t>
+            </w:r>
+            <w:proofErr w:type="gramStart"/>
+            <w:r>
+              <w:rPr>
+                <w:rFonts w:ascii="Times New Roman" w:eastAsia="標楷體" w:hAnsi="Times New Roman" w:hint="eastAsia"/>
+                <w:sz w:val="28"/>
+              </w:rPr>
+              <w:t>或資安漏洞</w:t>
+            </w:r>
+            <w:proofErr w:type="gramEnd"/>
+            <w:r>
+              <w:rPr>
+                <w:rFonts w:ascii="Times New Roman" w:eastAsia="標楷體" w:hAnsi="Times New Roman" w:hint="eastAsia"/>
+                <w:sz w:val="28"/>
+              </w:rPr>
+              <w:t>無法及時修正。</w:t>
             </w:r>
           </w:p>
         </w:tc>
@@ -13063,7 +14295,6 @@
         <w:docPartUnique/>
       </w:docPartObj>
     </w:sdtPr>
-    <w:sdtEndPr/>
     <w:sdtContent>
       <w:p>
         <w:pPr>
@@ -13104,7 +14335,6 @@
         <w:docPartUnique/>
       </w:docPartObj>
     </w:sdtPr>
-    <w:sdtEndPr/>
     <w:sdtContent>
       <w:p>
         <w:pPr>
@@ -13361,6 +14591,119 @@
     </w:lvl>
   </w:abstractNum>
   <w:abstractNum w:abstractNumId="2" w15:restartNumberingAfterBreak="0">
+    <w:nsid w:val="08CF0DDC"/>
+    <w:multiLevelType w:val="hybridMultilevel"/>
+    <w:tmpl w:val="A6AEF75C"/>
+    <w:lvl w:ilvl="0" w:tplc="0409000B">
+      <w:start w:val="1"/>
+      <w:numFmt w:val="bullet"/>
+      <w:lvlText w:val=""/>
+      <w:lvlJc w:val="left"/>
+      <w:pPr>
+        <w:ind w:left="960" w:hanging="480"/>
+      </w:pPr>
+      <w:rPr>
+        <w:rFonts w:ascii="Wingdings" w:hAnsi="Wingdings" w:hint="default"/>
+      </w:rPr>
+    </w:lvl>
+    <w:lvl w:ilvl="1" w:tplc="04090003" w:tentative="1">
+      <w:start w:val="1"/>
+      <w:numFmt w:val="bullet"/>
+      <w:lvlText w:val=""/>
+      <w:lvlJc w:val="left"/>
+      <w:pPr>
+        <w:ind w:left="1440" w:hanging="480"/>
+      </w:pPr>
+      <w:rPr>
+        <w:rFonts w:ascii="Wingdings" w:hAnsi="Wingdings" w:hint="default"/>
+      </w:rPr>
+    </w:lvl>
+    <w:lvl w:ilvl="2" w:tplc="04090005" w:tentative="1">
+      <w:start w:val="1"/>
+      <w:numFmt w:val="bullet"/>
+      <w:lvlText w:val=""/>
+      <w:lvlJc w:val="left"/>
+      <w:pPr>
+        <w:ind w:left="1920" w:hanging="480"/>
+      </w:pPr>
+      <w:rPr>
+        <w:rFonts w:ascii="Wingdings" w:hAnsi="Wingdings" w:hint="default"/>
+      </w:rPr>
+    </w:lvl>
+    <w:lvl w:ilvl="3" w:tplc="04090001" w:tentative="1">
+      <w:start w:val="1"/>
+      <w:numFmt w:val="bullet"/>
+      <w:lvlText w:val=""/>
+      <w:lvlJc w:val="left"/>
+      <w:pPr>
+        <w:ind w:left="2400" w:hanging="480"/>
+      </w:pPr>
+      <w:rPr>
+        <w:rFonts w:ascii="Wingdings" w:hAnsi="Wingdings" w:hint="default"/>
+      </w:rPr>
+    </w:lvl>
+    <w:lvl w:ilvl="4" w:tplc="04090003" w:tentative="1">
+      <w:start w:val="1"/>
+      <w:numFmt w:val="bullet"/>
+      <w:lvlText w:val=""/>
+      <w:lvlJc w:val="left"/>
+      <w:pPr>
+        <w:ind w:left="2880" w:hanging="480"/>
+      </w:pPr>
+      <w:rPr>
+        <w:rFonts w:ascii="Wingdings" w:hAnsi="Wingdings" w:hint="default"/>
+      </w:rPr>
+    </w:lvl>
+    <w:lvl w:ilvl="5" w:tplc="04090005" w:tentative="1">
+      <w:start w:val="1"/>
+      <w:numFmt w:val="bullet"/>
+      <w:lvlText w:val=""/>
+      <w:lvlJc w:val="left"/>
+      <w:pPr>
+        <w:ind w:left="3360" w:hanging="480"/>
+      </w:pPr>
+      <w:rPr>
+        <w:rFonts w:ascii="Wingdings" w:hAnsi="Wingdings" w:hint="default"/>
+      </w:rPr>
+    </w:lvl>
+    <w:lvl w:ilvl="6" w:tplc="04090001" w:tentative="1">
+      <w:start w:val="1"/>
+      <w:numFmt w:val="bullet"/>
+      <w:lvlText w:val=""/>
+      <w:lvlJc w:val="left"/>
+      <w:pPr>
+        <w:ind w:left="3840" w:hanging="480"/>
+      </w:pPr>
+      <w:rPr>
+        <w:rFonts w:ascii="Wingdings" w:hAnsi="Wingdings" w:hint="default"/>
+      </w:rPr>
+    </w:lvl>
+    <w:lvl w:ilvl="7" w:tplc="04090003" w:tentative="1">
+      <w:start w:val="1"/>
+      <w:numFmt w:val="bullet"/>
+      <w:lvlText w:val=""/>
+      <w:lvlJc w:val="left"/>
+      <w:pPr>
+        <w:ind w:left="4320" w:hanging="480"/>
+      </w:pPr>
+      <w:rPr>
+        <w:rFonts w:ascii="Wingdings" w:hAnsi="Wingdings" w:hint="default"/>
+      </w:rPr>
+    </w:lvl>
+    <w:lvl w:ilvl="8" w:tplc="04090005" w:tentative="1">
+      <w:start w:val="1"/>
+      <w:numFmt w:val="bullet"/>
+      <w:lvlText w:val=""/>
+      <w:lvlJc w:val="left"/>
+      <w:pPr>
+        <w:ind w:left="4800" w:hanging="480"/>
+      </w:pPr>
+      <w:rPr>
+        <w:rFonts w:ascii="Wingdings" w:hAnsi="Wingdings" w:hint="default"/>
+      </w:rPr>
+    </w:lvl>
+  </w:abstractNum>
+  <w:abstractNum w:abstractNumId="3" w15:restartNumberingAfterBreak="0">
     <w:nsid w:val="0BFF75C3"/>
     <w:multiLevelType w:val="multilevel"/>
     <w:tmpl w:val="26225124"/>
@@ -13479,7 +14822,7 @@
       </w:rPr>
     </w:lvl>
   </w:abstractNum>
-  <w:abstractNum w:abstractNumId="3" w15:restartNumberingAfterBreak="0">
+  <w:abstractNum w:abstractNumId="4" w15:restartNumberingAfterBreak="0">
     <w:nsid w:val="199C3928"/>
     <w:multiLevelType w:val="multilevel"/>
     <w:tmpl w:val="A9687BFE"/>
@@ -13598,7 +14941,7 @@
       </w:rPr>
     </w:lvl>
   </w:abstractNum>
-  <w:abstractNum w:abstractNumId="4" w15:restartNumberingAfterBreak="0">
+  <w:abstractNum w:abstractNumId="5" w15:restartNumberingAfterBreak="0">
     <w:nsid w:val="23C86201"/>
     <w:multiLevelType w:val="hybridMultilevel"/>
     <w:tmpl w:val="D9F2BF2A"/>
@@ -13713,7 +15056,7 @@
       </w:rPr>
     </w:lvl>
   </w:abstractNum>
-  <w:abstractNum w:abstractNumId="5" w15:restartNumberingAfterBreak="0">
+  <w:abstractNum w:abstractNumId="6" w15:restartNumberingAfterBreak="0">
     <w:nsid w:val="28877CB4"/>
     <w:multiLevelType w:val="multilevel"/>
     <w:tmpl w:val="33163BCC"/>
@@ -13834,7 +15177,7 @@
       </w:rPr>
     </w:lvl>
   </w:abstractNum>
-  <w:abstractNum w:abstractNumId="6" w15:restartNumberingAfterBreak="0">
+  <w:abstractNum w:abstractNumId="7" w15:restartNumberingAfterBreak="0">
     <w:nsid w:val="2A1109FD"/>
     <w:multiLevelType w:val="multilevel"/>
     <w:tmpl w:val="98C8B798"/>
@@ -13950,7 +15293,7 @@
       </w:rPr>
     </w:lvl>
   </w:abstractNum>
-  <w:abstractNum w:abstractNumId="7" w15:restartNumberingAfterBreak="0">
+  <w:abstractNum w:abstractNumId="8" w15:restartNumberingAfterBreak="0">
     <w:nsid w:val="38B82D73"/>
     <w:multiLevelType w:val="multilevel"/>
     <w:tmpl w:val="26225124"/>
@@ -14069,7 +15412,7 @@
       </w:rPr>
     </w:lvl>
   </w:abstractNum>
-  <w:abstractNum w:abstractNumId="8" w15:restartNumberingAfterBreak="0">
+  <w:abstractNum w:abstractNumId="9" w15:restartNumberingAfterBreak="0">
     <w:nsid w:val="42A62854"/>
     <w:multiLevelType w:val="hybridMultilevel"/>
     <w:tmpl w:val="C99E7102"/>
@@ -14182,7 +15525,7 @@
       </w:rPr>
     </w:lvl>
   </w:abstractNum>
-  <w:abstractNum w:abstractNumId="9" w15:restartNumberingAfterBreak="0">
+  <w:abstractNum w:abstractNumId="10" w15:restartNumberingAfterBreak="0">
     <w:nsid w:val="468B03EF"/>
     <w:multiLevelType w:val="hybridMultilevel"/>
     <w:tmpl w:val="410243A4"/>
@@ -14271,7 +15614,7 @@
       </w:pPr>
     </w:lvl>
   </w:abstractNum>
-  <w:abstractNum w:abstractNumId="10" w15:restartNumberingAfterBreak="0">
+  <w:abstractNum w:abstractNumId="11" w15:restartNumberingAfterBreak="0">
     <w:nsid w:val="5282194E"/>
     <w:multiLevelType w:val="hybridMultilevel"/>
     <w:tmpl w:val="FB0A744C"/>
@@ -14384,7 +15727,7 @@
       </w:rPr>
     </w:lvl>
   </w:abstractNum>
-  <w:abstractNum w:abstractNumId="11" w15:restartNumberingAfterBreak="0">
+  <w:abstractNum w:abstractNumId="12" w15:restartNumberingAfterBreak="0">
     <w:nsid w:val="57EE0B3D"/>
     <w:multiLevelType w:val="hybridMultilevel"/>
     <w:tmpl w:val="B2281F40"/>
@@ -14497,7 +15840,96 @@
       </w:rPr>
     </w:lvl>
   </w:abstractNum>
-  <w:abstractNum w:abstractNumId="12" w15:restartNumberingAfterBreak="0">
+  <w:abstractNum w:abstractNumId="13" w15:restartNumberingAfterBreak="0">
+    <w:nsid w:val="5C2D7009"/>
+    <w:multiLevelType w:val="hybridMultilevel"/>
+    <w:tmpl w:val="3760D730"/>
+    <w:lvl w:ilvl="0" w:tplc="3CE6A692">
+      <w:start w:val="5"/>
+      <w:numFmt w:val="decimal"/>
+      <w:lvlText w:val="%1."/>
+      <w:lvlJc w:val="left"/>
+      <w:pPr>
+        <w:ind w:left="480" w:hanging="480"/>
+      </w:pPr>
+      <w:rPr>
+        <w:rFonts w:hint="eastAsia"/>
+      </w:rPr>
+    </w:lvl>
+    <w:lvl w:ilvl="1" w:tplc="04090019">
+      <w:start w:val="1"/>
+      <w:numFmt w:val="ideographTraditional"/>
+      <w:lvlText w:val="%2、"/>
+      <w:lvlJc w:val="left"/>
+      <w:pPr>
+        <w:ind w:left="960" w:hanging="480"/>
+      </w:pPr>
+    </w:lvl>
+    <w:lvl w:ilvl="2" w:tplc="0409001B">
+      <w:start w:val="1"/>
+      <w:numFmt w:val="lowerRoman"/>
+      <w:lvlText w:val="%3."/>
+      <w:lvlJc w:val="right"/>
+      <w:pPr>
+        <w:ind w:left="1440" w:hanging="480"/>
+      </w:pPr>
+    </w:lvl>
+    <w:lvl w:ilvl="3" w:tplc="0409000F">
+      <w:start w:val="1"/>
+      <w:numFmt w:val="decimal"/>
+      <w:lvlText w:val="%4."/>
+      <w:lvlJc w:val="left"/>
+      <w:pPr>
+        <w:ind w:left="1920" w:hanging="480"/>
+      </w:pPr>
+    </w:lvl>
+    <w:lvl w:ilvl="4" w:tplc="04090019">
+      <w:start w:val="1"/>
+      <w:numFmt w:val="ideographTraditional"/>
+      <w:lvlText w:val="%5、"/>
+      <w:lvlJc w:val="left"/>
+      <w:pPr>
+        <w:ind w:left="2400" w:hanging="480"/>
+      </w:pPr>
+    </w:lvl>
+    <w:lvl w:ilvl="5" w:tplc="0409001B">
+      <w:start w:val="1"/>
+      <w:numFmt w:val="lowerRoman"/>
+      <w:lvlText w:val="%6."/>
+      <w:lvlJc w:val="right"/>
+      <w:pPr>
+        <w:ind w:left="2880" w:hanging="480"/>
+      </w:pPr>
+    </w:lvl>
+    <w:lvl w:ilvl="6" w:tplc="0409000F">
+      <w:start w:val="1"/>
+      <w:numFmt w:val="decimal"/>
+      <w:lvlText w:val="%7."/>
+      <w:lvlJc w:val="left"/>
+      <w:pPr>
+        <w:ind w:left="3360" w:hanging="480"/>
+      </w:pPr>
+    </w:lvl>
+    <w:lvl w:ilvl="7" w:tplc="04090019">
+      <w:start w:val="1"/>
+      <w:numFmt w:val="ideographTraditional"/>
+      <w:lvlText w:val="%8、"/>
+      <w:lvlJc w:val="left"/>
+      <w:pPr>
+        <w:ind w:left="3840" w:hanging="480"/>
+      </w:pPr>
+    </w:lvl>
+    <w:lvl w:ilvl="8" w:tplc="0409001B">
+      <w:start w:val="1"/>
+      <w:numFmt w:val="lowerRoman"/>
+      <w:lvlText w:val="%9."/>
+      <w:lvlJc w:val="right"/>
+      <w:pPr>
+        <w:ind w:left="4320" w:hanging="480"/>
+      </w:pPr>
+    </w:lvl>
+  </w:abstractNum>
+  <w:abstractNum w:abstractNumId="14" w15:restartNumberingAfterBreak="0">
     <w:nsid w:val="62A94BEB"/>
     <w:multiLevelType w:val="multilevel"/>
     <w:tmpl w:val="28327C30"/>
@@ -14620,7 +16052,7 @@
       </w:rPr>
     </w:lvl>
   </w:abstractNum>
-  <w:abstractNum w:abstractNumId="13" w15:restartNumberingAfterBreak="0">
+  <w:abstractNum w:abstractNumId="15" w15:restartNumberingAfterBreak="0">
     <w:nsid w:val="709261F5"/>
     <w:multiLevelType w:val="hybridMultilevel"/>
     <w:tmpl w:val="410243A4"/>
@@ -14710,52 +16142,52 @@
     </w:lvl>
   </w:abstractNum>
   <w:num w:numId="1" w16cid:durableId="567426511">
-    <w:abstractNumId w:val="12"/>
+    <w:abstractNumId w:val="14"/>
   </w:num>
   <w:num w:numId="2" w16cid:durableId="1354115221">
+    <w:abstractNumId w:val="6"/>
+  </w:num>
+  <w:num w:numId="3" w16cid:durableId="222914366">
+    <w:abstractNumId w:val="3"/>
+  </w:num>
+  <w:num w:numId="4" w16cid:durableId="499469848">
+    <w:abstractNumId w:val="8"/>
+  </w:num>
+  <w:num w:numId="5" w16cid:durableId="1810171025">
+    <w:abstractNumId w:val="11"/>
+  </w:num>
+  <w:num w:numId="6" w16cid:durableId="1634099974">
     <w:abstractNumId w:val="5"/>
   </w:num>
-  <w:num w:numId="3" w16cid:durableId="222914366">
-    <w:abstractNumId w:val="2"/>
-  </w:num>
-  <w:num w:numId="4" w16cid:durableId="499469848">
-    <w:abstractNumId w:val="7"/>
-  </w:num>
-  <w:num w:numId="5" w16cid:durableId="1810171025">
-    <w:abstractNumId w:val="10"/>
-  </w:num>
-  <w:num w:numId="6" w16cid:durableId="1634099974">
-    <w:abstractNumId w:val="4"/>
-  </w:num>
   <w:num w:numId="7" w16cid:durableId="1082531007">
-    <w:abstractNumId w:val="12"/>
+    <w:abstractNumId w:val="14"/>
   </w:num>
   <w:num w:numId="8" w16cid:durableId="1043091149">
-    <w:abstractNumId w:val="12"/>
+    <w:abstractNumId w:val="14"/>
   </w:num>
   <w:num w:numId="9" w16cid:durableId="1025713953">
-    <w:abstractNumId w:val="12"/>
+    <w:abstractNumId w:val="14"/>
   </w:num>
   <w:num w:numId="10" w16cid:durableId="64689681">
-    <w:abstractNumId w:val="12"/>
+    <w:abstractNumId w:val="14"/>
   </w:num>
   <w:num w:numId="11" w16cid:durableId="444616883">
-    <w:abstractNumId w:val="12"/>
+    <w:abstractNumId w:val="14"/>
   </w:num>
   <w:num w:numId="12" w16cid:durableId="767626243">
-    <w:abstractNumId w:val="12"/>
+    <w:abstractNumId w:val="14"/>
   </w:num>
   <w:num w:numId="13" w16cid:durableId="1363097436">
-    <w:abstractNumId w:val="12"/>
+    <w:abstractNumId w:val="14"/>
   </w:num>
   <w:num w:numId="14" w16cid:durableId="2138906583">
-    <w:abstractNumId w:val="12"/>
+    <w:abstractNumId w:val="14"/>
   </w:num>
   <w:num w:numId="15" w16cid:durableId="1693412012">
     <w:abstractNumId w:val="1"/>
   </w:num>
   <w:num w:numId="16" w16cid:durableId="641540391">
-    <w:abstractNumId w:val="12"/>
+    <w:abstractNumId w:val="14"/>
     <w:lvlOverride w:ilvl="0">
       <w:startOverride w:val="1"/>
     </w:lvlOverride>
@@ -14785,58 +16217,67 @@
     </w:lvlOverride>
   </w:num>
   <w:num w:numId="17" w16cid:durableId="1549680195">
-    <w:abstractNumId w:val="6"/>
+    <w:abstractNumId w:val="7"/>
   </w:num>
   <w:num w:numId="18" w16cid:durableId="1672677372">
     <w:abstractNumId w:val="0"/>
   </w:num>
   <w:num w:numId="19" w16cid:durableId="15888386">
-    <w:abstractNumId w:val="3"/>
+    <w:abstractNumId w:val="4"/>
   </w:num>
   <w:num w:numId="20" w16cid:durableId="94641526">
+    <w:abstractNumId w:val="14"/>
+  </w:num>
+  <w:num w:numId="21" w16cid:durableId="1636325619">
+    <w:abstractNumId w:val="14"/>
+  </w:num>
+  <w:num w:numId="22" w16cid:durableId="1422682397">
     <w:abstractNumId w:val="12"/>
   </w:num>
-  <w:num w:numId="21" w16cid:durableId="1636325619">
-    <w:abstractNumId w:val="12"/>
-  </w:num>
-  <w:num w:numId="22" w16cid:durableId="1422682397">
-    <w:abstractNumId w:val="11"/>
-  </w:num>
   <w:num w:numId="23" w16cid:durableId="946695533">
-    <w:abstractNumId w:val="12"/>
+    <w:abstractNumId w:val="14"/>
   </w:num>
   <w:num w:numId="24" w16cid:durableId="996425102">
-    <w:abstractNumId w:val="8"/>
+    <w:abstractNumId w:val="9"/>
   </w:num>
   <w:num w:numId="25" w16cid:durableId="1972437929">
-    <w:abstractNumId w:val="12"/>
+    <w:abstractNumId w:val="14"/>
   </w:num>
   <w:num w:numId="26" w16cid:durableId="132062178">
-    <w:abstractNumId w:val="9"/>
+    <w:abstractNumId w:val="10"/>
   </w:num>
   <w:num w:numId="27" w16cid:durableId="1497381946">
-    <w:abstractNumId w:val="12"/>
+    <w:abstractNumId w:val="14"/>
   </w:num>
   <w:num w:numId="28" w16cid:durableId="214632962">
-    <w:abstractNumId w:val="12"/>
+    <w:abstractNumId w:val="14"/>
   </w:num>
   <w:num w:numId="29" w16cid:durableId="1189023927">
-    <w:abstractNumId w:val="12"/>
+    <w:abstractNumId w:val="14"/>
   </w:num>
   <w:num w:numId="30" w16cid:durableId="1152215780">
+    <w:abstractNumId w:val="15"/>
+  </w:num>
+  <w:num w:numId="31" w16cid:durableId="1346245807">
+    <w:abstractNumId w:val="14"/>
+  </w:num>
+  <w:num w:numId="32" w16cid:durableId="105346929">
+    <w:abstractNumId w:val="14"/>
+  </w:num>
+  <w:num w:numId="33" w16cid:durableId="65497744">
+    <w:abstractNumId w:val="14"/>
+  </w:num>
+  <w:num w:numId="34" w16cid:durableId="1171599239">
+    <w:abstractNumId w:val="14"/>
+  </w:num>
+  <w:num w:numId="35" w16cid:durableId="1897157005">
     <w:abstractNumId w:val="13"/>
   </w:num>
-  <w:num w:numId="31" w16cid:durableId="1346245807">
-    <w:abstractNumId w:val="12"/>
+  <w:num w:numId="36" w16cid:durableId="167522410">
+    <w:abstractNumId w:val="2"/>
   </w:num>
-  <w:num w:numId="32" w16cid:durableId="105346929">
-    <w:abstractNumId w:val="12"/>
-  </w:num>
-  <w:num w:numId="33" w16cid:durableId="65497744">
-    <w:abstractNumId w:val="12"/>
-  </w:num>
-  <w:num w:numId="34" w16cid:durableId="1171599239">
-    <w:abstractNumId w:val="12"/>
+  <w:num w:numId="37" w16cid:durableId="1169977338">
+    <w:abstractNumId w:val="14"/>
   </w:num>
 </w:numbering>
 </file>
@@ -15443,7 +16884,6 @@
   <w:style w:type="character" w:default="1" w:styleId="a2">
     <w:name w:val="Default Paragraph Font"/>
     <w:uiPriority w:val="1"/>
-    <w:semiHidden/>
     <w:unhideWhenUsed/>
   </w:style>
   <w:style w:type="table" w:default="1" w:styleId="a3">

--- a/系統文件/四技第115414組-救「舊」我的書-系統手冊.docx
+++ b/系統文件/四技第115414組-救「舊」我的書-系統手冊.docx
@@ -17,25 +17,7 @@
           <w:sz w:val="72"/>
           <w:szCs w:val="72"/>
         </w:rPr>
-        <w:t>國立</w:t>
-      </w:r>
-      <w:proofErr w:type="gramStart"/>
-      <w:r>
-        <w:rPr>
-          <w:rFonts w:ascii="Times New Roman" w:eastAsia="標楷體" w:hAnsi="Times New Roman" w:hint="eastAsia"/>
-          <w:sz w:val="72"/>
-          <w:szCs w:val="72"/>
-        </w:rPr>
-        <w:t>臺</w:t>
-      </w:r>
-      <w:proofErr w:type="gramEnd"/>
-      <w:r>
-        <w:rPr>
-          <w:rFonts w:ascii="Times New Roman" w:eastAsia="標楷體" w:hAnsi="Times New Roman" w:hint="eastAsia"/>
-          <w:sz w:val="72"/>
-          <w:szCs w:val="72"/>
-        </w:rPr>
-        <w:t>北商業大學</w:t>
+        <w:t>國立臺北商業大學</w:t>
       </w:r>
     </w:p>
     <w:p>
@@ -553,20 +535,8 @@
           <w:sz w:val="40"/>
           <w:szCs w:val="40"/>
         </w:rPr>
-        <w:t>連卉</w:t>
-      </w:r>
-      <w:proofErr w:type="gramStart"/>
-      <w:r>
-        <w:rPr>
-          <w:rFonts w:hint="eastAsia"/>
-          <w:b/>
-          <w:bCs/>
-          <w:sz w:val="40"/>
-          <w:szCs w:val="40"/>
-        </w:rPr>
-        <w:t>媗</w:t>
-      </w:r>
-      <w:proofErr w:type="gramEnd"/>
+        <w:t>連卉媗</w:t>
+      </w:r>
     </w:p>
     <w:p>
       <w:pPr>
@@ -727,20 +697,12 @@
         <w:spacing w:after="120"/>
       </w:pPr>
       <w:bookmarkStart w:id="0" w:name="_Toc226749661"/>
-      <w:proofErr w:type="gramStart"/>
       <w:r>
         <w:rPr>
           <w:rFonts w:hint="eastAsia"/>
         </w:rPr>
         <w:lastRenderedPageBreak/>
-        <w:t>誌</w:t>
-      </w:r>
-      <w:proofErr w:type="gramEnd"/>
-      <w:r>
-        <w:rPr>
-          <w:rFonts w:hint="eastAsia"/>
-        </w:rPr>
-        <w:t>謝</w:t>
+        <w:t>誌謝</w:t>
       </w:r>
       <w:bookmarkEnd w:id="0"/>
     </w:p>
@@ -822,16 +784,8 @@
         <w:rPr>
           <w:rFonts w:hint="eastAsia"/>
         </w:rPr>
-        <w:t>連卉</w:t>
-      </w:r>
-      <w:proofErr w:type="gramStart"/>
-      <w:r>
-        <w:rPr>
-          <w:rFonts w:hint="eastAsia"/>
-        </w:rPr>
-        <w:t>媗</w:t>
-      </w:r>
-      <w:proofErr w:type="gramEnd"/>
+        <w:t>連卉媗</w:t>
+      </w:r>
       <w:r>
         <w:rPr>
           <w:rFonts w:hint="eastAsia"/>
@@ -854,21 +808,7 @@
         <w:rPr>
           <w:rFonts w:hint="eastAsia"/>
         </w:rPr>
-        <w:t>謹</w:t>
-      </w:r>
-      <w:proofErr w:type="gramStart"/>
-      <w:r>
-        <w:rPr>
-          <w:rFonts w:hint="eastAsia"/>
-        </w:rPr>
-        <w:t>誌</w:t>
-      </w:r>
-      <w:proofErr w:type="gramEnd"/>
-      <w:r>
-        <w:rPr>
-          <w:rFonts w:hint="eastAsia"/>
-        </w:rPr>
-        <w:t>於</w:t>
+        <w:t>謹誌於</w:t>
       </w:r>
     </w:p>
     <w:p>
@@ -881,21 +821,7 @@
         <w:rPr>
           <w:rFonts w:hint="eastAsia"/>
         </w:rPr>
-        <w:t>國立</w:t>
-      </w:r>
-      <w:proofErr w:type="gramStart"/>
-      <w:r>
-        <w:rPr>
-          <w:rFonts w:hint="eastAsia"/>
-        </w:rPr>
-        <w:t>臺</w:t>
-      </w:r>
-      <w:proofErr w:type="gramEnd"/>
-      <w:r>
-        <w:rPr>
-          <w:rFonts w:hint="eastAsia"/>
-        </w:rPr>
-        <w:t>北商業大學資訊管理系</w:t>
+        <w:t>國立臺北商業大學資訊管理系</w:t>
       </w:r>
     </w:p>
     <w:p>
@@ -6726,21 +6652,154 @@
         <w:rPr>
           <w:rFonts w:hint="eastAsia"/>
         </w:rPr>
-        <w:t>在現今校園與日常生活中，教科書和一般書籍的高昂價格，以及閱讀完畢後的閒置浪費，一直是許多人面臨的痛點。傳統的二手書交易模式往往伴隨著諸多不便，例如：書</w:t>
-      </w:r>
-      <w:proofErr w:type="gramStart"/>
-      <w:r>
-        <w:rPr>
-          <w:rFonts w:hint="eastAsia"/>
-        </w:rPr>
-        <w:t>況</w:t>
-      </w:r>
-      <w:proofErr w:type="gramEnd"/>
-      <w:r>
-        <w:rPr>
-          <w:rFonts w:hint="eastAsia"/>
-        </w:rPr>
-        <w:t>認定標準不一、面交時間難以配合，以及潛在的交易詐騙風險等問題。</w:t>
+        <w:t>在現今校園與日常生活中，教科書和一般書籍的高昂價格，以及閱讀完畢後的閒置浪費，一直是許多人面臨的痛點。傳統的二手書交易模式往往伴隨著諸多不便，例如：書況認定標準不一、面交時間難以配合，以及潛在的交易詐騙風險等問題。</w:t>
+      </w:r>
+    </w:p>
+    <w:p>
+      <w:pPr>
+        <w:pStyle w:val="a0"/>
+        <w:ind w:firstLineChars="200" w:firstLine="560"/>
+      </w:pPr>
+      <w:r>
+        <w:t>我們針對潛在使用者進行《二手書籍交易行為與市場需求調查》，共回收</w:t>
+      </w:r>
+      <w:r>
+        <w:t xml:space="preserve"> 500 </w:t>
+      </w:r>
+      <w:r>
+        <w:t>份問卷，其中</w:t>
+      </w:r>
+      <w:r>
+        <w:t xml:space="preserve"> 498 </w:t>
+      </w:r>
+      <w:r>
+        <w:t>份為有效樣本</w:t>
+      </w:r>
+      <w:r>
+        <w:t xml:space="preserve"> </w:t>
+      </w:r>
+      <w:r>
+        <w:t>。調查結果反映出：學生對於二手書並非「沒有需求」，而是「現有流程太過瑣碎、信任成本過高」。具體來說，多數人提到的三大交易困擾包括：</w:t>
+      </w:r>
+    </w:p>
+    <w:p>
+      <w:pPr>
+        <w:pStyle w:val="a0"/>
+        <w:numPr>
+          <w:ilvl w:val="2"/>
+          <w:numId w:val="39"/>
+        </w:numPr>
+      </w:pPr>
+      <w:r>
+        <w:t>面交時間與空間難以媒合：</w:t>
+      </w:r>
+      <w:r>
+        <w:t xml:space="preserve"> </w:t>
+      </w:r>
+      <w:r>
+        <w:t>傳統模式極度依賴雙方時間配合，且面交地點的選擇往往涉及隱私與安全心態，造成交易效率低下</w:t>
+      </w:r>
+      <w:r>
+        <w:t xml:space="preserve"> </w:t>
+      </w:r>
+      <w:r>
+        <w:t>。</w:t>
+      </w:r>
+    </w:p>
+    <w:p>
+      <w:pPr>
+        <w:pStyle w:val="a0"/>
+        <w:numPr>
+          <w:ilvl w:val="2"/>
+          <w:numId w:val="39"/>
+        </w:numPr>
+      </w:pPr>
+      <w:r>
+        <w:t>物流運送時間不固定：</w:t>
+      </w:r>
+      <w:r>
+        <w:t xml:space="preserve"> </w:t>
+      </w:r>
+      <w:r>
+        <w:t>寄送模式常面臨貨到付款與物流配送的時差，讓急需書籍的學生感到焦慮，對「即時性」有明顯需求</w:t>
+      </w:r>
+      <w:r>
+        <w:t xml:space="preserve"> </w:t>
+      </w:r>
+      <w:r>
+        <w:t>。</w:t>
+      </w:r>
+    </w:p>
+    <w:p>
+      <w:pPr>
+        <w:pStyle w:val="a0"/>
+        <w:numPr>
+          <w:ilvl w:val="2"/>
+          <w:numId w:val="39"/>
+        </w:numPr>
+      </w:pPr>
+      <w:r>
+        <w:t>書況資訊不透明且雜亂：</w:t>
+      </w:r>
+      <w:r>
+        <w:t xml:space="preserve"> </w:t>
+      </w:r>
+      <w:r>
+        <w:t>在電商平台或社群媒體中，書籍資料零散且多需手動輸入，導致搜尋效率極低，且買家難以透過網路照片確認真實書況</w:t>
+      </w:r>
+      <w:r>
+        <w:t xml:space="preserve"> </w:t>
+      </w:r>
+      <w:r>
+        <w:t>。</w:t>
+      </w:r>
+    </w:p>
+    <w:p>
+      <w:pPr>
+        <w:pStyle w:val="a0"/>
+        <w:ind w:firstLineChars="200" w:firstLine="560"/>
+      </w:pPr>
+      <w:r>
+        <w:t>根據統計，高達</w:t>
+      </w:r>
+      <w:r>
+        <w:t xml:space="preserve"> 37.4% </w:t>
+      </w:r>
+      <w:r>
+        <w:t>的受訪者對於二手書有極高的即時性要求</w:t>
+      </w:r>
+      <w:r>
+        <w:t xml:space="preserve"> </w:t>
+      </w:r>
+      <w:r>
+        <w:t>。換句話說，僅僅是為了確認一本書的書況或等待寄送，就可能耗費掉數天的學習時間，且還不保證能順利買到符合期待的課本。</w:t>
+      </w:r>
+    </w:p>
+    <w:p>
+      <w:pPr>
+        <w:pStyle w:val="a0"/>
+        <w:ind w:firstLineChars="200" w:firstLine="560"/>
+        <w:rPr>
+          <w:rFonts w:hint="eastAsia"/>
+        </w:rPr>
+      </w:pPr>
+      <w:r>
+        <w:t>除了交易效率外，「書籍存放與處理」也是一大難題。多數人手邊有閒置書籍卻不處理，主因是「空間不想堆積</w:t>
+      </w:r>
+      <w:r>
+        <w:t xml:space="preserve"> </w:t>
+      </w:r>
+      <w:r>
+        <w:t>」或「二手書店收購價太低</w:t>
+      </w:r>
+      <w:r>
+        <w:t xml:space="preserve"> </w:t>
+      </w:r>
+      <w:r>
+        <w:t>」。這種缺乏系統性的媒合機制，不僅增加了書籍流轉的門檻，也造成了珍貴知識資產的閒置浪費。</w:t>
+      </w:r>
+      <w:r>
+        <w:tab/>
       </w:r>
     </w:p>
     <w:p>
@@ -6778,21 +6837,7 @@
         <w:rPr>
           <w:rFonts w:hint="eastAsia"/>
         </w:rPr>
-        <w:t>現代消費者日益重視交易流程的簡化。然而，現有的二手書交易管道，無論是通用型電商平台或專門銷售書籍之社群，在實際操作上仍存在諸多不便。常見的問題包括：書籍上架流程繁瑣、面交安排耗時費力、</w:t>
-      </w:r>
-      <w:proofErr w:type="gramStart"/>
-      <w:r>
-        <w:rPr>
-          <w:rFonts w:hint="eastAsia"/>
-        </w:rPr>
-        <w:t>寄貨包材</w:t>
-      </w:r>
-      <w:proofErr w:type="gramEnd"/>
-      <w:r>
-        <w:rPr>
-          <w:rFonts w:hint="eastAsia"/>
-        </w:rPr>
-        <w:t>與平台手續費成本過高，以及通用型平台商品類型過於龐雜、書籍搜尋困難等。這些繁瑣的流程大幅降低了使用者的交易意願。</w:t>
+        <w:t>現代消費者日益重視交易流程的簡化。然而，現有的二手書交易管道，無論是通用型電商平台或專門銷售書籍之社群，在實際操作上仍存在諸多不便。常見的問題包括：書籍上架流程繁瑣、面交安排耗時費力、寄貨包材與平台手續費成本過高，以及通用型平台商品類型過於龐雜、書籍搜尋困難等。這些繁瑣的流程大幅降低了使用者的交易意願。</w:t>
       </w:r>
     </w:p>
     <w:p>
@@ -6805,21 +6850,8 @@
         <w:rPr>
           <w:rFonts w:hint="eastAsia"/>
         </w:rPr>
-        <w:t>目前市面上雖已存在</w:t>
-      </w:r>
-      <w:proofErr w:type="gramStart"/>
-      <w:r>
-        <w:rPr>
-          <w:rFonts w:hint="eastAsia"/>
-        </w:rPr>
-        <w:t>多種二</w:t>
-      </w:r>
-      <w:proofErr w:type="gramEnd"/>
-      <w:r>
-        <w:rPr>
-          <w:rFonts w:hint="eastAsia"/>
-        </w:rPr>
-        <w:t>手書交易管道，但各平台均存在明顯的功能缺口，難以全面滿足使用者需求。因此，我們針對現有平台的優缺點進行了深入分析，探討使用者在現有環境下的行為偏好，並致力於思考如何簡化書籍交易流程，以降低新用戶的操作門檻。</w:t>
+        <w:lastRenderedPageBreak/>
+        <w:t>目前市面上雖已存在多種二手書交易管道，但各平台均存在明顯的功能缺口，難以全面滿足使用者需求。因此，我們針對現有平台的優缺點進行了深入分析，探討使用者在現有環境下的行為偏好，並致力於思考如何簡化書籍交易流程，以降低新用戶的操作門檻。</w:t>
       </w:r>
     </w:p>
     <w:p>
@@ -7008,7 +7040,6 @@
                 <w:sz w:val="28"/>
               </w:rPr>
             </w:pPr>
-            <w:proofErr w:type="spellStart"/>
             <w:r>
               <w:rPr>
                 <w:rFonts w:ascii="Times New Roman" w:eastAsia="標楷體" w:hAnsi="Times New Roman" w:hint="eastAsia"/>
@@ -7016,7 +7047,6 @@
               </w:rPr>
               <w:t>SaveMyBook</w:t>
             </w:r>
-            <w:proofErr w:type="spellEnd"/>
           </w:p>
         </w:tc>
         <w:tc>
@@ -7124,7 +7154,6 @@
                 <w:sz w:val="28"/>
               </w:rPr>
             </w:pPr>
-            <w:proofErr w:type="spellStart"/>
             <w:r>
               <w:rPr>
                 <w:rFonts w:ascii="Times New Roman" w:eastAsia="標楷體" w:hAnsi="Times New Roman" w:hint="eastAsia"/>
@@ -7132,7 +7161,6 @@
               </w:rPr>
               <w:t>Dcard</w:t>
             </w:r>
-            <w:proofErr w:type="spellEnd"/>
           </w:p>
         </w:tc>
       </w:tr>
@@ -7610,23 +7638,7 @@
                 <w:rFonts w:ascii="Times New Roman" w:eastAsia="標楷體" w:hAnsi="Times New Roman" w:hint="eastAsia"/>
                 <w:sz w:val="28"/>
               </w:rPr>
-              <w:t>圖書精</w:t>
-            </w:r>
-            <w:proofErr w:type="gramStart"/>
-            <w:r>
-              <w:rPr>
-                <w:rFonts w:ascii="Times New Roman" w:eastAsia="標楷體" w:hAnsi="Times New Roman" w:hint="eastAsia"/>
-                <w:sz w:val="28"/>
-              </w:rPr>
-              <w:t>準</w:t>
-            </w:r>
-            <w:proofErr w:type="gramEnd"/>
-            <w:r>
-              <w:rPr>
-                <w:rFonts w:ascii="Times New Roman" w:eastAsia="標楷體" w:hAnsi="Times New Roman" w:hint="eastAsia"/>
-                <w:sz w:val="28"/>
-              </w:rPr>
-              <w:t>分類</w:t>
+              <w:t>圖書精準分類</w:t>
             </w:r>
           </w:p>
         </w:tc>
@@ -8331,7 +8343,6 @@
         <w:rPr>
           <w:rFonts w:hint="eastAsia"/>
         </w:rPr>
-        <w:lastRenderedPageBreak/>
         <w:t>透過表</w:t>
       </w:r>
       <w:r>
@@ -8356,35 +8367,7 @@
         <w:rPr>
           <w:rFonts w:hint="eastAsia"/>
         </w:rPr>
-        <w:t>掃描快速上架機制與圖書精</w:t>
-      </w:r>
-      <w:proofErr w:type="gramStart"/>
-      <w:r>
-        <w:rPr>
-          <w:rFonts w:hint="eastAsia"/>
-        </w:rPr>
-        <w:t>準</w:t>
-      </w:r>
-      <w:proofErr w:type="gramEnd"/>
-      <w:r>
-        <w:rPr>
-          <w:rFonts w:hint="eastAsia"/>
-        </w:rPr>
-        <w:t>分類，交易流程較為繁雜。旋轉拍賣雖然具備圖書精</w:t>
-      </w:r>
-      <w:proofErr w:type="gramStart"/>
-      <w:r>
-        <w:rPr>
-          <w:rFonts w:hint="eastAsia"/>
-        </w:rPr>
-        <w:t>準</w:t>
-      </w:r>
-      <w:proofErr w:type="gramEnd"/>
-      <w:r>
-        <w:rPr>
-          <w:rFonts w:hint="eastAsia"/>
-        </w:rPr>
-        <w:t>分類與即時付款等功能，但在書籍上架過程較為耗時，且未支援實體智取櫃與代幣交易模式。</w:t>
+        <w:t>掃描快速上架機制與圖書精準分類，交易流程較為繁雜。旋轉拍賣雖然具備圖書精準分類與即時付款等功能，但在書籍上架過程較為耗時，且未支援實體智取櫃與代幣交易模式。</w:t>
       </w:r>
       <w:r>
         <w:rPr>
@@ -8414,77 +8397,19 @@
         <w:rPr>
           <w:rFonts w:hint="eastAsia"/>
         </w:rPr>
-        <w:t>社團雖具備即時互動性與個人化推薦，但缺乏即時付款機制，無法進行</w:t>
-      </w:r>
-      <w:proofErr w:type="gramStart"/>
-      <w:r>
-        <w:rPr>
-          <w:rFonts w:hint="eastAsia"/>
-        </w:rPr>
-        <w:t>即時線上交易</w:t>
-      </w:r>
-      <w:proofErr w:type="gramEnd"/>
-      <w:r>
-        <w:rPr>
-          <w:rFonts w:hint="eastAsia"/>
-        </w:rPr>
-        <w:t>成為</w:t>
-      </w:r>
-      <w:proofErr w:type="gramStart"/>
-      <w:r>
-        <w:rPr>
-          <w:rFonts w:hint="eastAsia"/>
-        </w:rPr>
-        <w:t>最大硬傷</w:t>
-      </w:r>
-      <w:proofErr w:type="gramEnd"/>
-      <w:r>
-        <w:rPr>
-          <w:rFonts w:hint="eastAsia"/>
-        </w:rPr>
-        <w:t>。</w:t>
-      </w:r>
-      <w:proofErr w:type="spellStart"/>
+        <w:t>社團雖具備即時互動性與個人化推薦，但缺乏即時付款機制，無法進行即時線上交易成為最大硬傷。</w:t>
+      </w:r>
       <w:r>
         <w:rPr>
           <w:rFonts w:hint="eastAsia"/>
         </w:rPr>
         <w:t>Dcard</w:t>
       </w:r>
-      <w:proofErr w:type="spellEnd"/>
-      <w:r>
-        <w:rPr>
-          <w:rFonts w:hint="eastAsia"/>
-        </w:rPr>
-        <w:t>本質上為社群論壇，儘管設有二手買賣版供使用者交流，但因非專屬之交易平台，其功能過於精簡，僅提供即時聊天，缺乏圖書精</w:t>
-      </w:r>
-      <w:proofErr w:type="gramStart"/>
-      <w:r>
-        <w:rPr>
-          <w:rFonts w:hint="eastAsia"/>
-        </w:rPr>
-        <w:t>準</w:t>
-      </w:r>
-      <w:proofErr w:type="gramEnd"/>
-      <w:r>
-        <w:rPr>
-          <w:rFonts w:hint="eastAsia"/>
-        </w:rPr>
-        <w:t>分類、</w:t>
-      </w:r>
-      <w:proofErr w:type="gramStart"/>
-      <w:r>
-        <w:rPr>
-          <w:rFonts w:hint="eastAsia"/>
-        </w:rPr>
-        <w:t>即時線上付款</w:t>
-      </w:r>
-      <w:proofErr w:type="gramEnd"/>
-      <w:r>
-        <w:rPr>
-          <w:rFonts w:hint="eastAsia"/>
-        </w:rPr>
-        <w:t>與個人化推薦等完整的輔助機制。</w:t>
+      <w:r>
+        <w:rPr>
+          <w:rFonts w:hint="eastAsia"/>
+        </w:rPr>
+        <w:t>本質上為社群論壇，儘管設有二手買賣版供使用者交流，但因非專屬之交易平台，其功能過於精簡，僅提供即時聊天，缺乏圖書精準分類、即時線上付款與個人化推薦等完整的輔助機制。</w:t>
       </w:r>
     </w:p>
     <w:p>
@@ -8558,35 +8483,7 @@
         <w:rPr>
           <w:rFonts w:hint="eastAsia"/>
         </w:rPr>
-        <w:t>保障交易安全：運用</w:t>
-      </w:r>
-      <w:proofErr w:type="gramStart"/>
-      <w:r>
-        <w:rPr>
-          <w:rFonts w:hint="eastAsia"/>
-        </w:rPr>
-        <w:t>區塊鏈智慧</w:t>
-      </w:r>
-      <w:proofErr w:type="gramEnd"/>
-      <w:r>
-        <w:rPr>
-          <w:rFonts w:hint="eastAsia"/>
-        </w:rPr>
-        <w:t>合約進行</w:t>
-      </w:r>
-      <w:proofErr w:type="gramStart"/>
-      <w:r>
-        <w:rPr>
-          <w:rFonts w:hint="eastAsia"/>
-        </w:rPr>
-        <w:t>代幣化金流</w:t>
-      </w:r>
-      <w:proofErr w:type="gramEnd"/>
-      <w:r>
-        <w:rPr>
-          <w:rFonts w:hint="eastAsia"/>
-        </w:rPr>
-        <w:t>託管，確保資金安全與交易透明，建立使用者信任基礎。</w:t>
+        <w:t>保障交易安全：運用區塊鏈智慧合約進行代幣化金流託管，確保資金安全與交易透明，建立使用者信任基礎。</w:t>
       </w:r>
     </w:p>
     <w:p>
@@ -8643,21 +8540,8 @@
         <w:rPr>
           <w:rFonts w:hint="eastAsia"/>
         </w:rPr>
-        <w:t>促進資源循環：透過平台運作，使閒置書籍得以</w:t>
-      </w:r>
-      <w:proofErr w:type="gramStart"/>
-      <w:r>
-        <w:rPr>
-          <w:rFonts w:hint="eastAsia"/>
-        </w:rPr>
-        <w:t>高效媒合流</w:t>
-      </w:r>
-      <w:proofErr w:type="gramEnd"/>
-      <w:r>
-        <w:rPr>
-          <w:rFonts w:hint="eastAsia"/>
-        </w:rPr>
-        <w:t>通，推動校園永續發展的生態目標。</w:t>
+        <w:lastRenderedPageBreak/>
+        <w:t>促進資源循環：透過平台運作，使閒置書籍得以高效媒合流通，推動校園永續發展的生態目標。</w:t>
       </w:r>
     </w:p>
     <w:p>
@@ -8694,35 +8578,7 @@
         <w:rPr>
           <w:rFonts w:hint="eastAsia"/>
         </w:rPr>
-        <w:t>條碼掃描技術，實現二手書籍的快速上架，大幅簡化賣方的操作流程。在交易機制方面，系統導入</w:t>
-      </w:r>
-      <w:proofErr w:type="gramStart"/>
-      <w:r>
-        <w:rPr>
-          <w:rFonts w:hint="eastAsia"/>
-        </w:rPr>
-        <w:t>區塊鏈智慧</w:t>
-      </w:r>
-      <w:proofErr w:type="gramEnd"/>
-      <w:r>
-        <w:rPr>
-          <w:rFonts w:hint="eastAsia"/>
-        </w:rPr>
-        <w:t>合約技術，建構創新的代幣化交易模式，以確保買賣雙方的資金安全與交易資訊的高度透明。</w:t>
-      </w:r>
-      <w:proofErr w:type="gramStart"/>
-      <w:r>
-        <w:rPr>
-          <w:rFonts w:hint="eastAsia"/>
-        </w:rPr>
-        <w:t>此外，</w:t>
-      </w:r>
-      <w:proofErr w:type="gramEnd"/>
-      <w:r>
-        <w:rPr>
-          <w:rFonts w:hint="eastAsia"/>
-        </w:rPr>
-        <w:t>我們結合</w:t>
+        <w:t>條碼掃描技術，實現二手書籍的快速上架，大幅簡化賣方的操作流程。在交易機制方面，系統導入區塊鏈智慧合約技術，建構創新的代幣化交易模式，以確保買賣雙方的資金安全與交易資訊的高度透明。此外，我們結合</w:t>
       </w:r>
       <w:r>
         <w:rPr>
@@ -8734,21 +8590,7 @@
         <w:rPr>
           <w:rFonts w:hint="eastAsia"/>
         </w:rPr>
-        <w:t>列印</w:t>
-      </w:r>
-      <w:proofErr w:type="gramStart"/>
-      <w:r>
-        <w:rPr>
-          <w:rFonts w:hint="eastAsia"/>
-        </w:rPr>
-        <w:t>與物聯網</w:t>
-      </w:r>
-      <w:proofErr w:type="gramEnd"/>
-      <w:r>
-        <w:rPr>
-          <w:rFonts w:hint="eastAsia"/>
-        </w:rPr>
-        <w:t>（</w:t>
+        <w:t>列印與物聯網（</w:t>
       </w:r>
       <w:r>
         <w:rPr>
@@ -8772,21 +8614,7 @@
         <w:rPr>
           <w:rFonts w:hint="eastAsia"/>
         </w:rPr>
-        <w:t>小時全天候的非同步取貨服務，有效突破傳統面交的時空限制。最後，透過會員等級制度的設計，不僅能賦予使用者專屬的</w:t>
-      </w:r>
-      <w:proofErr w:type="gramStart"/>
-      <w:r>
-        <w:rPr>
-          <w:rFonts w:hint="eastAsia"/>
-        </w:rPr>
-        <w:t>尊榮感</w:t>
-      </w:r>
-      <w:proofErr w:type="gramEnd"/>
-      <w:r>
-        <w:rPr>
-          <w:rFonts w:hint="eastAsia"/>
-        </w:rPr>
-        <w:t>，更能有效提升平台黏著度。</w:t>
+        <w:t>小時全天候的非同步取貨服務，有效突破傳統面交的時空限制。最後，透過會員等級制度的設計，不僅能賦予使用者專屬的尊榮感，更能有效提升平台黏著度。</w:t>
       </w:r>
     </w:p>
     <w:p>
@@ -9015,15 +8843,7 @@
         <w:t xml:space="preserve">API </w:t>
       </w:r>
       <w:r>
-        <w:t>開發</w:t>
-      </w:r>
-      <w:proofErr w:type="gramStart"/>
-      <w:r>
-        <w:t>與調試</w:t>
-      </w:r>
-      <w:proofErr w:type="gramEnd"/>
-      <w:r>
-        <w:t>：</w:t>
+        <w:t>開發與調試：</w:t>
       </w:r>
       <w:r>
         <w:t xml:space="preserve"> </w:t>
@@ -9047,15 +8867,7 @@
         <w:t xml:space="preserve"> Postman </w:t>
       </w:r>
       <w:r>
-        <w:t>進行介面測試，確保後端邏輯的正確性與</w:t>
-      </w:r>
-      <w:proofErr w:type="gramStart"/>
-      <w:r>
-        <w:t>介</w:t>
-      </w:r>
-      <w:proofErr w:type="gramEnd"/>
-      <w:r>
-        <w:t>接便利性。</w:t>
+        <w:t>進行介面測試，確保後端邏輯的正確性與介接便利性。</w:t>
       </w:r>
     </w:p>
     <w:p>
@@ -9067,19 +8879,11 @@
         </w:numPr>
         <w:ind w:left="964" w:hanging="482"/>
       </w:pPr>
-      <w:proofErr w:type="gramStart"/>
-      <w:r>
-        <w:rPr>
-          <w:rFonts w:hint="eastAsia"/>
-        </w:rPr>
-        <w:t>物聯網</w:t>
-      </w:r>
-      <w:proofErr w:type="gramEnd"/>
-      <w:r>
-        <w:rPr>
-          <w:rFonts w:hint="eastAsia"/>
-        </w:rPr>
-        <w:t>與硬體整合：利用</w:t>
+      <w:r>
+        <w:rPr>
+          <w:rFonts w:hint="eastAsia"/>
+        </w:rPr>
+        <w:t>物聯網與硬體整合：利用</w:t>
       </w:r>
       <w:r>
         <w:rPr>
@@ -9091,21 +8895,7 @@
         <w:rPr>
           <w:rFonts w:hint="eastAsia"/>
         </w:rPr>
-        <w:t>列印技術製作書櫃結構，具備高度客製化與低成本模組化優勢。結合微控制器與雲端後台技術，實現</w:t>
-      </w:r>
-      <w:proofErr w:type="gramStart"/>
-      <w:r>
-        <w:rPr>
-          <w:rFonts w:hint="eastAsia"/>
-        </w:rPr>
-        <w:t>掃碼開</w:t>
-      </w:r>
-      <w:proofErr w:type="gramEnd"/>
-      <w:r>
-        <w:rPr>
-          <w:rFonts w:hint="eastAsia"/>
-        </w:rPr>
-        <w:t>櫃與存取偵測等自動化功能。</w:t>
+        <w:t>列印技術製作書櫃結構，具備高度客製化與低成本模組化優勢。結合微控制器與雲端後台技術，實現掃碼開櫃與存取偵測等自動化功能。</w:t>
       </w:r>
     </w:p>
     <w:p>
@@ -9116,23 +8906,12 @@
           <w:numId w:val="24"/>
         </w:numPr>
         <w:ind w:left="964" w:hanging="482"/>
-        <w:rPr>
-          <w:rFonts w:hint="eastAsia"/>
-        </w:rPr>
-      </w:pPr>
-      <w:proofErr w:type="gramStart"/>
-      <w:r>
-        <w:rPr>
-          <w:rFonts w:hint="eastAsia"/>
-        </w:rPr>
-        <w:t>區塊鏈智慧</w:t>
-      </w:r>
-      <w:proofErr w:type="gramEnd"/>
-      <w:r>
-        <w:rPr>
-          <w:rFonts w:hint="eastAsia"/>
-        </w:rPr>
-        <w:t>合約：採用智慧合約進行金流託管，實現「買家付款→取貨驗證→釋放款項」之邏輯，能有效解決傳統交易中的「信任」與「詐騙」問題。</w:t>
+      </w:pPr>
+      <w:r>
+        <w:rPr>
+          <w:rFonts w:hint="eastAsia"/>
+        </w:rPr>
+        <w:t>區塊鏈智慧合約：採用智慧合約進行金流託管，實現「買家付款→取貨驗證→釋放款項」之邏輯，能有效解決傳統交易中的「信任」與「詐騙」問題。</w:t>
       </w:r>
     </w:p>
     <w:p>
@@ -9163,21 +8942,7 @@
         <w:rPr>
           <w:rFonts w:hint="eastAsia"/>
         </w:rPr>
-        <w:t>現有痛點顯著智慧書櫃吸引力：問卷指出，若在學校或捷運站設置智慧書櫃，其即時</w:t>
-      </w:r>
-      <w:proofErr w:type="gramStart"/>
-      <w:r>
-        <w:rPr>
-          <w:rFonts w:hint="eastAsia"/>
-        </w:rPr>
-        <w:t>入帳</w:t>
-      </w:r>
-      <w:proofErr w:type="gramEnd"/>
-      <w:r>
-        <w:rPr>
-          <w:rFonts w:hint="eastAsia"/>
-        </w:rPr>
-        <w:t>、</w:t>
+        <w:t>現有痛點顯著智慧書櫃吸引力：問卷指出，若在學校或捷運站設置智慧書櫃，其即時入帳、</w:t>
       </w:r>
       <w:r>
         <w:rPr>
@@ -9197,19 +8962,11 @@
         </w:rPr>
         <w:t>、取貨</w:t>
       </w:r>
-      <w:proofErr w:type="gramStart"/>
-      <w:r>
-        <w:rPr>
-          <w:rFonts w:hint="eastAsia"/>
-        </w:rPr>
-        <w:t>以及免手打</w:t>
-      </w:r>
-      <w:proofErr w:type="gramEnd"/>
-      <w:r>
-        <w:rPr>
-          <w:rFonts w:hint="eastAsia"/>
-        </w:rPr>
-        <w:t>資料等功能對於轉移現有使用者具備極大吸引力。</w:t>
+      <w:r>
+        <w:rPr>
+          <w:rFonts w:hint="eastAsia"/>
+        </w:rPr>
+        <w:t>以及免手打資料等功能對於轉移現有使用者具備極大吸引力。</w:t>
       </w:r>
     </w:p>
     <w:p>
@@ -9339,35 +9096,7 @@
         <w:rPr>
           <w:rFonts w:hint="eastAsia"/>
         </w:rPr>
-        <w:t>提供「</w:t>
-      </w:r>
-      <w:proofErr w:type="gramStart"/>
-      <w:r>
-        <w:rPr>
-          <w:rFonts w:hint="eastAsia"/>
-        </w:rPr>
-        <w:t>線上查看</w:t>
-      </w:r>
-      <w:proofErr w:type="gramEnd"/>
-      <w:r>
-        <w:rPr>
-          <w:rFonts w:hint="eastAsia"/>
-        </w:rPr>
-        <w:t>實體書</w:t>
-      </w:r>
-      <w:proofErr w:type="gramStart"/>
-      <w:r>
-        <w:rPr>
-          <w:rFonts w:hint="eastAsia"/>
-        </w:rPr>
-        <w:t>況</w:t>
-      </w:r>
-      <w:proofErr w:type="gramEnd"/>
-      <w:r>
-        <w:rPr>
-          <w:rFonts w:hint="eastAsia"/>
-        </w:rPr>
-        <w:t>照片」功能，調查顯示此功能可顯著增加購買意願。</w:t>
+        <w:t>提供「線上查看實體書況照片」功能，調查顯示此功能可顯著增加購買意願。</w:t>
       </w:r>
     </w:p>
     <w:p>
@@ -9459,13 +9188,8 @@
           <w:numId w:val="36"/>
         </w:numPr>
       </w:pPr>
-      <w:proofErr w:type="gramStart"/>
-      <w:r>
-        <w:t>個</w:t>
-      </w:r>
-      <w:proofErr w:type="gramEnd"/>
-      <w:r>
-        <w:t>資保護與隱私機制：嚴格遵守</w:t>
+      <w:r>
+        <w:t>個資保護與隱私機制：嚴格遵守</w:t>
       </w:r>
       <w:r>
         <w:t xml:space="preserve"> GDPR </w:t>
@@ -9488,27 +9212,14 @@
         </w:rPr>
         <w:t>，</w:t>
       </w:r>
-      <w:proofErr w:type="gramStart"/>
-      <w:r>
-        <w:t>區塊鏈上</w:t>
-      </w:r>
-      <w:proofErr w:type="gramEnd"/>
-      <w:r>
-        <w:t>僅儲存交易雜湊值（</w:t>
+      <w:r>
+        <w:t>區塊鏈上僅儲存交易雜湊值（</w:t>
       </w:r>
       <w:r>
         <w:t>Hash</w:t>
       </w:r>
       <w:r>
-        <w:t>）與合約邏輯，使用者敏感</w:t>
-      </w:r>
-      <w:proofErr w:type="gramStart"/>
-      <w:r>
-        <w:t>個</w:t>
-      </w:r>
-      <w:proofErr w:type="gramEnd"/>
-      <w:r>
-        <w:t>資則儲存在符合加密規範之中心化資料庫中。</w:t>
+        <w:t>）與合約邏輯，使用者敏感個資則儲存在符合加密規範之中心化資料庫中。</w:t>
       </w:r>
     </w:p>
     <w:p>
@@ -9520,15 +9231,7 @@
         </w:numPr>
       </w:pPr>
       <w:r>
-        <w:t>金流託管合</w:t>
-      </w:r>
-      <w:proofErr w:type="gramStart"/>
-      <w:r>
-        <w:t>規</w:t>
-      </w:r>
-      <w:proofErr w:type="gramEnd"/>
-      <w:r>
-        <w:t>化：本系統之代幣或金流託管僅作為「交易履約保證」，不涉及吸金或非法集資，並計畫在未來擴充時，導入第三方支付機制以符合金融法規要求。</w:t>
+        <w:t>金流託管合規化：本系統之代幣或金流託管僅作為「交易履約保證」，不涉及吸金或非法集資，並計畫在未來擴充時，導入第三方支付機制以符合金融法規要求。</w:t>
       </w:r>
     </w:p>
     <w:p>
@@ -9538,9 +9241,6 @@
           <w:ilvl w:val="0"/>
           <w:numId w:val="36"/>
         </w:numPr>
-        <w:rPr>
-          <w:rFonts w:hint="eastAsia"/>
-        </w:rPr>
       </w:pPr>
       <w:r>
         <w:rPr>
@@ -9549,15 +9249,7 @@
         <w:t>爭議處理條款：</w:t>
       </w:r>
       <w:r>
-        <w:t>於智慧合約中設計「爭議凍結期」，若買家發現書</w:t>
-      </w:r>
-      <w:proofErr w:type="gramStart"/>
-      <w:r>
-        <w:t>況</w:t>
-      </w:r>
-      <w:proofErr w:type="gramEnd"/>
-      <w:r>
-        <w:t>與照片嚴重不符，可申請凍結款項，並由系統平台介入調解，保障消費者權益。</w:t>
+        <w:t>於智慧合約中設計「爭議凍結期」，若買家發現書況與照片嚴重不符，可申請凍結款項，並由系統平台介入調解，保障消費者權益。</w:t>
       </w:r>
     </w:p>
     <w:p>
@@ -9803,21 +9495,12 @@
                 <w:sz w:val="28"/>
               </w:rPr>
             </w:pPr>
-            <w:proofErr w:type="gramStart"/>
             <w:r>
               <w:rPr>
                 <w:rFonts w:ascii="Times New Roman" w:eastAsia="標楷體" w:hAnsi="Times New Roman" w:hint="eastAsia"/>
                 <w:sz w:val="28"/>
               </w:rPr>
-              <w:t>區塊鏈設施</w:t>
-            </w:r>
-            <w:proofErr w:type="gramEnd"/>
-            <w:r>
-              <w:rPr>
-                <w:rFonts w:ascii="Times New Roman" w:eastAsia="標楷體" w:hAnsi="Times New Roman" w:hint="eastAsia"/>
-                <w:sz w:val="28"/>
-              </w:rPr>
-              <w:t>服務商</w:t>
+              <w:t>區塊鏈設施服務商</w:t>
             </w:r>
           </w:p>
           <w:p>
@@ -10015,23 +9698,7 @@
                 <w:rFonts w:ascii="Times New Roman" w:eastAsia="標楷體" w:hAnsi="Times New Roman" w:hint="eastAsia"/>
                 <w:sz w:val="28"/>
               </w:rPr>
-              <w:t>信任保障：</w:t>
-            </w:r>
-            <w:proofErr w:type="gramStart"/>
-            <w:r>
-              <w:rPr>
-                <w:rFonts w:ascii="Times New Roman" w:eastAsia="標楷體" w:hAnsi="Times New Roman" w:hint="eastAsia"/>
-                <w:sz w:val="28"/>
-              </w:rPr>
-              <w:t>區塊鏈智慧</w:t>
-            </w:r>
-            <w:proofErr w:type="gramEnd"/>
-            <w:r>
-              <w:rPr>
-                <w:rFonts w:ascii="Times New Roman" w:eastAsia="標楷體" w:hAnsi="Times New Roman" w:hint="eastAsia"/>
-                <w:sz w:val="28"/>
-              </w:rPr>
-              <w:t>合約託管</w:t>
+              <w:t>信任保障：區塊鏈智慧合約託管</w:t>
             </w:r>
           </w:p>
           <w:p>
@@ -10439,17 +10106,8 @@
                 <w:rFonts w:ascii="Times New Roman" w:eastAsia="標楷體" w:hAnsi="Times New Roman" w:hint="eastAsia"/>
                 <w:sz w:val="28"/>
               </w:rPr>
-              <w:t>校園</w:t>
+              <w:t>校園捷運等場域</w:t>
             </w:r>
-            <w:proofErr w:type="gramStart"/>
-            <w:r>
-              <w:rPr>
-                <w:rFonts w:ascii="Times New Roman" w:eastAsia="標楷體" w:hAnsi="Times New Roman" w:hint="eastAsia"/>
-                <w:sz w:val="28"/>
-              </w:rPr>
-              <w:t>捷運等場域</w:t>
-            </w:r>
-            <w:proofErr w:type="gramEnd"/>
           </w:p>
           <w:p>
             <w:pPr>
@@ -10577,21 +10235,12 @@
                 <w:sz w:val="28"/>
               </w:rPr>
             </w:pPr>
-            <w:proofErr w:type="gramStart"/>
             <w:r>
               <w:rPr>
                 <w:rFonts w:ascii="Times New Roman" w:eastAsia="標楷體" w:hAnsi="Times New Roman" w:hint="eastAsia"/>
                 <w:sz w:val="28"/>
               </w:rPr>
-              <w:t>區塊鏈交易</w:t>
-            </w:r>
-            <w:proofErr w:type="gramEnd"/>
-            <w:r>
-              <w:rPr>
-                <w:rFonts w:ascii="Times New Roman" w:eastAsia="標楷體" w:hAnsi="Times New Roman" w:hint="eastAsia"/>
-                <w:sz w:val="28"/>
-              </w:rPr>
-              <w:t>手續費</w:t>
+              <w:t>區塊鏈交易手續費</w:t>
             </w:r>
           </w:p>
           <w:p>
@@ -10795,21 +10444,7 @@
         <w:rPr>
           <w:rFonts w:hint="eastAsia"/>
         </w:rPr>
-        <w:t>分析，本系統之目標族群為「欲買賣二手書籍，卻苦於面交時間難以配合或對交易安全性存疑」的交易者，系統以</w:t>
-      </w:r>
-      <w:proofErr w:type="gramStart"/>
-      <w:r>
-        <w:rPr>
-          <w:rFonts w:hint="eastAsia"/>
-        </w:rPr>
-        <w:t>區塊鏈智慧</w:t>
-      </w:r>
-      <w:proofErr w:type="gramEnd"/>
-      <w:r>
-        <w:rPr>
-          <w:rFonts w:hint="eastAsia"/>
-        </w:rPr>
-        <w:t>合約託管與智慧書櫃實物驗證為核心，透過自動化流程解決傳統面交的痛點。</w:t>
+        <w:t>分析，本系統之目標族群為「欲買賣二手書籍，卻苦於面交時間難以配合或對交易安全性存疑」的交易者，系統以區塊鏈智慧合約託管與智慧書櫃實物驗證為核心，透過自動化流程解決傳統面交的痛點。</w:t>
       </w:r>
     </w:p>
     <w:p>
@@ -10822,49 +10457,7 @@
         <w:rPr>
           <w:rFonts w:hint="eastAsia"/>
         </w:rPr>
-        <w:t>本系統透過</w:t>
-      </w:r>
-      <w:proofErr w:type="gramStart"/>
-      <w:r>
-        <w:rPr>
-          <w:rFonts w:hint="eastAsia"/>
-        </w:rPr>
-        <w:t>區塊鏈技術</w:t>
-      </w:r>
-      <w:proofErr w:type="gramEnd"/>
-      <w:r>
-        <w:rPr>
-          <w:rFonts w:hint="eastAsia"/>
-        </w:rPr>
-        <w:t>建立自動化金流託管，結合實體智慧書櫃的存取機制，確保款項在買家成功取貨並確認訂單後才進行金流撥款處理，徹底解決交易詐騙風險與</w:t>
-      </w:r>
-      <w:proofErr w:type="gramStart"/>
-      <w:r>
-        <w:rPr>
-          <w:rFonts w:hint="eastAsia"/>
-        </w:rPr>
-        <w:t>個</w:t>
-      </w:r>
-      <w:proofErr w:type="gramEnd"/>
-      <w:r>
-        <w:rPr>
-          <w:rFonts w:hint="eastAsia"/>
-        </w:rPr>
-        <w:t>資外</w:t>
-      </w:r>
-      <w:proofErr w:type="gramStart"/>
-      <w:r>
-        <w:rPr>
-          <w:rFonts w:hint="eastAsia"/>
-        </w:rPr>
-        <w:t>洩</w:t>
-      </w:r>
-      <w:proofErr w:type="gramEnd"/>
-      <w:r>
-        <w:rPr>
-          <w:rFonts w:hint="eastAsia"/>
-        </w:rPr>
-        <w:t>隱憂。平台不僅提供便利的</w:t>
+        <w:t>本系統透過區塊鏈技術建立自動化金流託管，結合實體智慧書櫃的存取機制，確保款項在買家成功取貨並確認訂單後才進行金流撥款處理，徹底解決交易詐騙風險與個資外洩隱憂。平台不僅提供便利的</w:t>
       </w:r>
       <w:r>
         <w:rPr>
@@ -10876,21 +10469,7 @@
         <w:rPr>
           <w:rFonts w:hint="eastAsia"/>
         </w:rPr>
-        <w:t>小時自助取件服務，更</w:t>
-      </w:r>
-      <w:proofErr w:type="gramStart"/>
-      <w:r>
-        <w:rPr>
-          <w:rFonts w:hint="eastAsia"/>
-        </w:rPr>
-        <w:t>透過物聯網</w:t>
-      </w:r>
-      <w:proofErr w:type="gramEnd"/>
-      <w:r>
-        <w:rPr>
-          <w:rFonts w:hint="eastAsia"/>
-        </w:rPr>
-        <w:t>（</w:t>
+        <w:t>小時自助取件服務，更透過物聯網（</w:t>
       </w:r>
       <w:r>
         <w:rPr>
@@ -10966,21 +10545,7 @@
         <w:rPr>
           <w:rFonts w:hint="eastAsia"/>
         </w:rPr>
-        <w:t>身份區隔：區分為欲降低書費負擔的學生，以及重視交易效率與書</w:t>
-      </w:r>
-      <w:proofErr w:type="gramStart"/>
-      <w:r>
-        <w:rPr>
-          <w:rFonts w:hint="eastAsia"/>
-        </w:rPr>
-        <w:t>況</w:t>
-      </w:r>
-      <w:proofErr w:type="gramEnd"/>
-      <w:r>
-        <w:rPr>
-          <w:rFonts w:hint="eastAsia"/>
-        </w:rPr>
-        <w:t>的買賣書族群。</w:t>
+        <w:t>身份區隔：區分為欲降低書費負擔的學生，以及重視交易效率與書況的買賣書族群。</w:t>
       </w:r>
     </w:p>
     <w:p>
@@ -11008,21 +10573,7 @@
         <w:rPr>
           <w:rFonts w:hint="eastAsia"/>
         </w:rPr>
-        <w:t>分為習慣數位支付、對新科技接受度高的數位</w:t>
-      </w:r>
-      <w:proofErr w:type="gramStart"/>
-      <w:r>
-        <w:rPr>
-          <w:rFonts w:hint="eastAsia"/>
-        </w:rPr>
-        <w:t>原生族</w:t>
-      </w:r>
-      <w:proofErr w:type="gramEnd"/>
-      <w:r>
-        <w:rPr>
-          <w:rFonts w:hint="eastAsia"/>
-        </w:rPr>
-        <w:t>，以及對網路交易安全具高度戒心使用者，透過會員等級審核機制，確保交易環境的安全性與使用者信用。</w:t>
+        <w:t>分為習慣數位支付、對新科技接受度高的數位原生族，以及對網路交易安全具高度戒心使用者，透過會員等級審核機制，確保交易環境的安全性與使用者信用。</w:t>
       </w:r>
     </w:p>
     <w:p>
@@ -11110,21 +10661,7 @@
         <w:rPr>
           <w:rFonts w:hint="eastAsia"/>
         </w:rPr>
-        <w:t>吸引重視交易安全與真實書</w:t>
-      </w:r>
-      <w:proofErr w:type="gramStart"/>
-      <w:r>
-        <w:rPr>
-          <w:rFonts w:hint="eastAsia"/>
-        </w:rPr>
-        <w:t>況</w:t>
-      </w:r>
-      <w:proofErr w:type="gramEnd"/>
-      <w:r>
-        <w:rPr>
-          <w:rFonts w:hint="eastAsia"/>
-        </w:rPr>
-        <w:t>，並希望透過「驗收後撥款」機制保障權益的謹慎交易者。</w:t>
+        <w:t>吸引重視交易安全與真實書況，並希望透過「驗收後撥款」機制保障權益的謹慎交易者。</w:t>
       </w:r>
     </w:p>
     <w:p>
@@ -11184,21 +10721,7 @@
         <w:rPr>
           <w:rFonts w:hint="eastAsia"/>
         </w:rPr>
-        <w:t>信任保障：利用</w:t>
-      </w:r>
-      <w:proofErr w:type="gramStart"/>
-      <w:r>
-        <w:rPr>
-          <w:rFonts w:hint="eastAsia"/>
-        </w:rPr>
-        <w:t>區塊鏈智慧</w:t>
-      </w:r>
-      <w:proofErr w:type="gramEnd"/>
-      <w:r>
-        <w:rPr>
-          <w:rFonts w:hint="eastAsia"/>
-        </w:rPr>
-        <w:t>合約技術進行款項託管，實現「買家驗貨才撥款」，徹底杜絕交易詐騙。</w:t>
+        <w:t>信任保障：利用區塊鏈智慧合約技術進行款項託管，實現「買家驗貨才撥款」，徹底杜絕交易詐騙。</w:t>
       </w:r>
     </w:p>
     <w:p>
@@ -11214,21 +10737,7 @@
         <w:rPr>
           <w:rFonts w:hint="eastAsia"/>
         </w:rPr>
-        <w:t>極致便利：</w:t>
-      </w:r>
-      <w:proofErr w:type="gramStart"/>
-      <w:r>
-        <w:rPr>
-          <w:rFonts w:hint="eastAsia"/>
-        </w:rPr>
-        <w:t>整合物聯網</w:t>
-      </w:r>
-      <w:proofErr w:type="gramEnd"/>
-      <w:r>
-        <w:rPr>
-          <w:rFonts w:hint="eastAsia"/>
-        </w:rPr>
-        <w:t>智慧書櫃與</w:t>
+        <w:t>極致便利：整合物聯網智慧書櫃與</w:t>
       </w:r>
       <w:r>
         <w:rPr>
@@ -11252,35 +10761,7 @@
         <w:rPr>
           <w:rFonts w:hint="eastAsia"/>
         </w:rPr>
-        <w:t>小時</w:t>
-      </w:r>
-      <w:proofErr w:type="gramStart"/>
-      <w:r>
-        <w:rPr>
-          <w:rFonts w:hint="eastAsia"/>
-        </w:rPr>
-        <w:t>不</w:t>
-      </w:r>
-      <w:proofErr w:type="gramEnd"/>
-      <w:r>
-        <w:rPr>
-          <w:rFonts w:hint="eastAsia"/>
-        </w:rPr>
-        <w:t>打烊的「</w:t>
-      </w:r>
-      <w:proofErr w:type="gramStart"/>
-      <w:r>
-        <w:rPr>
-          <w:rFonts w:hint="eastAsia"/>
-        </w:rPr>
-        <w:t>非同步掃碼存取</w:t>
-      </w:r>
-      <w:proofErr w:type="gramEnd"/>
-      <w:r>
-        <w:rPr>
-          <w:rFonts w:hint="eastAsia"/>
-        </w:rPr>
-        <w:t>」自動化流程。</w:t>
+        <w:t>小時不打烊的「非同步掃碼存取」自動化流程。</w:t>
       </w:r>
     </w:p>
     <w:p>
@@ -11362,19 +10843,11 @@
         </w:numPr>
         <w:ind w:left="964" w:hanging="482"/>
       </w:pPr>
-      <w:proofErr w:type="gramStart"/>
-      <w:r>
-        <w:rPr>
-          <w:rFonts w:hint="eastAsia"/>
-        </w:rPr>
-        <w:t>技術跨域整合</w:t>
-      </w:r>
-      <w:proofErr w:type="gramEnd"/>
-      <w:r>
-        <w:rPr>
-          <w:rFonts w:hint="eastAsia"/>
-        </w:rPr>
-        <w:t>：結合智慧合約金流與</w:t>
+      <w:r>
+        <w:rPr>
+          <w:rFonts w:hint="eastAsia"/>
+        </w:rPr>
+        <w:t>技術跨域整合：結合智慧合約金流與</w:t>
       </w:r>
       <w:r>
         <w:rPr>
@@ -11402,21 +10875,7 @@
         <w:rPr>
           <w:rFonts w:hint="eastAsia"/>
         </w:rPr>
-        <w:t>解決交易痛點：透過自動化金流託管與實體書櫃，解決雙方面交時間</w:t>
-      </w:r>
-      <w:proofErr w:type="gramStart"/>
-      <w:r>
-        <w:rPr>
-          <w:rFonts w:hint="eastAsia"/>
-        </w:rPr>
-        <w:t>難以攏談與</w:t>
-      </w:r>
-      <w:proofErr w:type="gramEnd"/>
-      <w:r>
-        <w:rPr>
-          <w:rFonts w:hint="eastAsia"/>
-        </w:rPr>
-        <w:t>詐騙風險。</w:t>
+        <w:t>解決交易痛點：透過自動化金流託管與實體書櫃，解決雙方面交時間難以攏談與詐騙風險。</w:t>
       </w:r>
     </w:p>
     <w:p>
@@ -11550,21 +11009,7 @@
         <w:rPr>
           <w:rFonts w:hint="eastAsia"/>
         </w:rPr>
-        <w:t>初期使用者顧慮：對於新興的智慧合約金流與</w:t>
-      </w:r>
-      <w:proofErr w:type="gramStart"/>
-      <w:r>
-        <w:rPr>
-          <w:rFonts w:hint="eastAsia"/>
-        </w:rPr>
-        <w:t>掃碼取</w:t>
-      </w:r>
-      <w:proofErr w:type="gramEnd"/>
-      <w:r>
-        <w:rPr>
-          <w:rFonts w:hint="eastAsia"/>
-        </w:rPr>
-        <w:t>貨機制，使用者可能因缺乏成功案例而產生信任疑慮，影響初期採用意願。</w:t>
+        <w:t>初期使用者顧慮：對於新興的智慧合約金流與掃碼取貨機制，使用者可能因缺乏成功案例而產生信任疑慮，影響初期採用意願。</w:t>
       </w:r>
     </w:p>
     <w:p>
@@ -11592,21 +11037,7 @@
         <w:rPr>
           <w:rFonts w:hint="eastAsia"/>
         </w:rPr>
-        <w:t>、雲端後台與實體</w:t>
-      </w:r>
-      <w:proofErr w:type="gramStart"/>
-      <w:r>
-        <w:rPr>
-          <w:rFonts w:hint="eastAsia"/>
-        </w:rPr>
-        <w:t>櫃體感</w:t>
-      </w:r>
-      <w:proofErr w:type="gramEnd"/>
-      <w:r>
-        <w:rPr>
-          <w:rFonts w:hint="eastAsia"/>
-        </w:rPr>
-        <w:t>測器，開發時程壓力大。</w:t>
+        <w:t>、雲端後台與實體櫃體感測器，開發時程壓力大。</w:t>
       </w:r>
     </w:p>
     <w:p>
@@ -11654,35 +11085,7 @@
         <w:rPr>
           <w:rFonts w:hint="eastAsia"/>
         </w:rPr>
-        <w:t>物流便利性受限：取貨點僅限於特定</w:t>
-      </w:r>
-      <w:proofErr w:type="gramStart"/>
-      <w:r>
-        <w:rPr>
-          <w:rFonts w:hint="eastAsia"/>
-        </w:rPr>
-        <w:t>智慧櫃點</w:t>
-      </w:r>
-      <w:proofErr w:type="gramEnd"/>
-      <w:r>
-        <w:rPr>
-          <w:rFonts w:hint="eastAsia"/>
-        </w:rPr>
-        <w:t>，相較</w:t>
-      </w:r>
-      <w:proofErr w:type="gramStart"/>
-      <w:r>
-        <w:rPr>
-          <w:rFonts w:hint="eastAsia"/>
-        </w:rPr>
-        <w:t>於競品</w:t>
-      </w:r>
-      <w:proofErr w:type="gramEnd"/>
-      <w:r>
-        <w:rPr>
-          <w:rFonts w:hint="eastAsia"/>
-        </w:rPr>
-        <w:t>的超商物流網絡，覆蓋率較低。</w:t>
+        <w:t>物流便利性受限：取貨點僅限於特定智慧櫃點，相較於競品的超商物流網絡，覆蓋率較低。</w:t>
       </w:r>
     </w:p>
     <w:p>
@@ -11812,7 +11215,6 @@
         </w:rPr>
         <w:t>）</w:t>
       </w:r>
-      <w:proofErr w:type="gramStart"/>
       <w:r>
         <w:rPr>
           <w:rFonts w:hint="eastAsia"/>
@@ -11823,14 +11225,7 @@
         <w:rPr>
           <w:rFonts w:hint="eastAsia"/>
         </w:rPr>
-        <w:t>物聯網</w:t>
-      </w:r>
-      <w:proofErr w:type="gramEnd"/>
-      <w:r>
-        <w:rPr>
-          <w:rFonts w:hint="eastAsia"/>
-        </w:rPr>
-        <w:t>（</w:t>
+        <w:t>物聯網（</w:t>
       </w:r>
       <w:r>
         <w:rPr>
@@ -11844,19 +11239,11 @@
         </w:rPr>
         <w:t>）</w:t>
       </w:r>
-      <w:proofErr w:type="gramStart"/>
-      <w:r>
-        <w:rPr>
-          <w:rFonts w:hint="eastAsia"/>
-        </w:rPr>
-        <w:t>跨域實踐</w:t>
-      </w:r>
-      <w:proofErr w:type="gramEnd"/>
-      <w:r>
-        <w:rPr>
-          <w:rFonts w:hint="eastAsia"/>
-        </w:rPr>
-        <w:t>的示範專案，吸引相關企業或校方行政單位的專案贊助。</w:t>
+      <w:r>
+        <w:rPr>
+          <w:rFonts w:hint="eastAsia"/>
+        </w:rPr>
+        <w:t>跨域實踐的示範專案，吸引相關企業或校方行政單位的專案贊助。</w:t>
       </w:r>
     </w:p>
     <w:p>
@@ -11922,16 +11309,8 @@
         <w:rPr>
           <w:rFonts w:hint="eastAsia"/>
         </w:rPr>
-        <w:t>現有競爭對手：現有平台</w:t>
-      </w:r>
-      <w:proofErr w:type="gramStart"/>
-      <w:r>
-        <w:rPr>
-          <w:rFonts w:hint="eastAsia"/>
-        </w:rPr>
-        <w:t>（</w:t>
-      </w:r>
-      <w:proofErr w:type="gramEnd"/>
+        <w:t>現有競爭對手：現有平台（</w:t>
+      </w:r>
       <w:r>
         <w:rPr>
           <w:rFonts w:hint="eastAsia"/>
@@ -11950,19 +11329,11 @@
         </w:rPr>
         <w:t>等</w:t>
       </w:r>
-      <w:proofErr w:type="gramStart"/>
-      <w:r>
-        <w:rPr>
-          <w:rFonts w:hint="eastAsia"/>
-        </w:rPr>
-        <w:t>）</w:t>
-      </w:r>
-      <w:proofErr w:type="gramEnd"/>
-      <w:r>
-        <w:rPr>
-          <w:rFonts w:hint="eastAsia"/>
-        </w:rPr>
-        <w:t>，其使用者基數極大且已有固定使用者，對新平台轉移意願較低。</w:t>
+      <w:r>
+        <w:rPr>
+          <w:rFonts w:hint="eastAsia"/>
+        </w:rPr>
+        <w:t>），其使用者基數極大且已有固定使用者，對新平台轉移意願較低。</w:t>
       </w:r>
     </w:p>
     <w:p>
@@ -11974,33 +11345,11 @@
         </w:numPr>
         <w:ind w:left="964" w:hanging="482"/>
       </w:pPr>
-      <w:proofErr w:type="gramStart"/>
-      <w:r>
-        <w:rPr>
-          <w:rFonts w:hint="eastAsia"/>
-        </w:rPr>
-        <w:t>競品生態</w:t>
-      </w:r>
-      <w:proofErr w:type="gramEnd"/>
-      <w:r>
-        <w:rPr>
-          <w:rFonts w:hint="eastAsia"/>
-        </w:rPr>
-        <w:t>系成熟度高：既有平台擁有極高覆蓋率的超商</w:t>
-      </w:r>
-      <w:proofErr w:type="gramStart"/>
-      <w:r>
-        <w:rPr>
-          <w:rFonts w:hint="eastAsia"/>
-        </w:rPr>
-        <w:t>取貨網絡</w:t>
-      </w:r>
-      <w:proofErr w:type="gramEnd"/>
-      <w:r>
-        <w:rPr>
-          <w:rFonts w:hint="eastAsia"/>
-        </w:rPr>
-        <w:t>與多元支付，影響增加新用戶的移轉平台門檻。</w:t>
+      <w:r>
+        <w:rPr>
+          <w:rFonts w:hint="eastAsia"/>
+        </w:rPr>
+        <w:t>競品生態系成熟度高：既有平台擁有極高覆蓋率的超商取貨網絡與多元支付，影響增加新用戶的移轉平台門檻。</w:t>
       </w:r>
     </w:p>
     <w:p>
@@ -12016,21 +11365,7 @@
         <w:rPr>
           <w:rFonts w:hint="eastAsia"/>
         </w:rPr>
-        <w:t>法規與安全性限制：涉及金流託管與</w:t>
-      </w:r>
-      <w:proofErr w:type="gramStart"/>
-      <w:r>
-        <w:rPr>
-          <w:rFonts w:hint="eastAsia"/>
-        </w:rPr>
-        <w:t>區塊鏈資產</w:t>
-      </w:r>
-      <w:proofErr w:type="gramEnd"/>
-      <w:r>
-        <w:rPr>
-          <w:rFonts w:hint="eastAsia"/>
-        </w:rPr>
-        <w:t>，需考量國內金融法規限制，一旦出現程式漏洞或遭駭客攻擊，將面臨法律責任與信任崩塌。</w:t>
+        <w:t>法規與安全性限制：涉及金流託管與區塊鏈資產，需考量國內金融法規限制，一旦出現程式漏洞或遭駭客攻擊，將面臨法律責任與信任崩塌。</w:t>
       </w:r>
     </w:p>
     <w:p>
@@ -12444,23 +11779,7 @@
                 <w:rFonts w:ascii="Times New Roman" w:eastAsia="標楷體" w:hAnsi="Times New Roman" w:hint="eastAsia"/>
                 <w:sz w:val="28"/>
               </w:rPr>
-              <w:t>利用</w:t>
-            </w:r>
-            <w:proofErr w:type="gramStart"/>
-            <w:r>
-              <w:rPr>
-                <w:rFonts w:ascii="Times New Roman" w:eastAsia="標楷體" w:hAnsi="Times New Roman" w:hint="eastAsia"/>
-                <w:sz w:val="28"/>
-              </w:rPr>
-              <w:t>技術跨域整合</w:t>
-            </w:r>
-            <w:proofErr w:type="gramEnd"/>
-            <w:r>
-              <w:rPr>
-                <w:rFonts w:ascii="Times New Roman" w:eastAsia="標楷體" w:hAnsi="Times New Roman" w:hint="eastAsia"/>
-                <w:sz w:val="28"/>
-              </w:rPr>
-              <w:t>（</w:t>
+              <w:t>利用技術跨域整合（</w:t>
             </w:r>
             <w:r>
               <w:rPr>
@@ -12598,37 +11917,12 @@
                 <w:sz w:val="28"/>
               </w:rPr>
             </w:pPr>
-            <w:proofErr w:type="gramStart"/>
             <w:r>
               <w:rPr>
                 <w:rFonts w:ascii="Times New Roman" w:eastAsia="標楷體" w:hAnsi="Times New Roman" w:hint="eastAsia"/>
                 <w:sz w:val="28"/>
               </w:rPr>
-              <w:t>針對資安風險</w:t>
-            </w:r>
-            <w:proofErr w:type="gramEnd"/>
-            <w:r>
-              <w:rPr>
-                <w:rFonts w:ascii="Times New Roman" w:eastAsia="標楷體" w:hAnsi="Times New Roman" w:hint="eastAsia"/>
-                <w:sz w:val="28"/>
-              </w:rPr>
-              <w:t>，發揮團隊分權管理的優勢，建立多重驗證機制與自動化日誌監控，確保</w:t>
-            </w:r>
-            <w:proofErr w:type="gramStart"/>
-            <w:r>
-              <w:rPr>
-                <w:rFonts w:ascii="Times New Roman" w:eastAsia="標楷體" w:hAnsi="Times New Roman" w:hint="eastAsia"/>
-                <w:sz w:val="28"/>
-              </w:rPr>
-              <w:t>區塊鏈資產</w:t>
-            </w:r>
-            <w:proofErr w:type="gramEnd"/>
-            <w:r>
-              <w:rPr>
-                <w:rFonts w:ascii="Times New Roman" w:eastAsia="標楷體" w:hAnsi="Times New Roman" w:hint="eastAsia"/>
-                <w:sz w:val="28"/>
-              </w:rPr>
-              <w:t>與系統邏輯的穩定性。</w:t>
+              <w:t>針對資安風險，發揮團隊分權管理的優勢，建立多重驗證機制與自動化日誌監控，確保區塊鏈資產與系統邏輯的穩定性。</w:t>
             </w:r>
           </w:p>
         </w:tc>
@@ -12748,23 +12042,7 @@
                 <w:rFonts w:ascii="Times New Roman" w:eastAsia="標楷體" w:hAnsi="Times New Roman" w:hint="eastAsia"/>
                 <w:sz w:val="28"/>
               </w:rPr>
-              <w:t>針對初期使用者顧慮，可透過與校方進行產學合作，在校內舉辦「二手書永續</w:t>
-            </w:r>
-            <w:proofErr w:type="gramStart"/>
-            <w:r>
-              <w:rPr>
-                <w:rFonts w:ascii="Times New Roman" w:eastAsia="標楷體" w:hAnsi="Times New Roman" w:hint="eastAsia"/>
-                <w:sz w:val="28"/>
-              </w:rPr>
-              <w:t>週</w:t>
-            </w:r>
-            <w:proofErr w:type="gramEnd"/>
-            <w:r>
-              <w:rPr>
-                <w:rFonts w:ascii="Times New Roman" w:eastAsia="標楷體" w:hAnsi="Times New Roman" w:hint="eastAsia"/>
-                <w:sz w:val="28"/>
-              </w:rPr>
-              <w:t>」，提供代幣獎勵來吸引首批種子用戶，累積成功案例。</w:t>
+              <w:t>針對初期使用者顧慮，可透過與校方進行產學合作，在校內舉辦「二手書永續週」，提供代幣獎勵來吸引首批種子用戶，累積成功案例。</w:t>
             </w:r>
           </w:p>
           <w:p>
@@ -12842,39 +12120,7 @@
                 <w:rFonts w:ascii="Times New Roman" w:eastAsia="標楷體" w:hAnsi="Times New Roman" w:hint="eastAsia"/>
                 <w:sz w:val="28"/>
               </w:rPr>
-              <w:t>針對硬體人為損壞與法規限制，初期</w:t>
-            </w:r>
-            <w:proofErr w:type="gramStart"/>
-            <w:r>
-              <w:rPr>
-                <w:rFonts w:ascii="Times New Roman" w:eastAsia="標楷體" w:hAnsi="Times New Roman" w:hint="eastAsia"/>
-                <w:sz w:val="28"/>
-              </w:rPr>
-              <w:t>採</w:t>
-            </w:r>
-            <w:proofErr w:type="gramEnd"/>
-            <w:r>
-              <w:rPr>
-                <w:rFonts w:ascii="Times New Roman" w:eastAsia="標楷體" w:hAnsi="Times New Roman" w:hint="eastAsia"/>
-                <w:sz w:val="28"/>
-              </w:rPr>
-              <w:t>小規模試辦，並與校方或捷運管理單位</w:t>
-            </w:r>
-            <w:proofErr w:type="gramStart"/>
-            <w:r>
-              <w:rPr>
-                <w:rFonts w:ascii="Times New Roman" w:eastAsia="標楷體" w:hAnsi="Times New Roman" w:hint="eastAsia"/>
-                <w:sz w:val="28"/>
-              </w:rPr>
-              <w:t>研</w:t>
-            </w:r>
-            <w:proofErr w:type="gramEnd"/>
-            <w:r>
-              <w:rPr>
-                <w:rFonts w:ascii="Times New Roman" w:eastAsia="標楷體" w:hAnsi="Times New Roman" w:hint="eastAsia"/>
-                <w:sz w:val="28"/>
-              </w:rPr>
-              <w:t>擬「管理協議」，確保設備保險與維護責任歸屬，規避法律風險。</w:t>
+              <w:t>針對硬體人為損壞與法規限制，初期採小規模試辦，並與校方或捷運管理單位研擬「管理協議」，確保設備保險與維護責任歸屬，規避法律風險。</w:t>
             </w:r>
           </w:p>
           <w:p>
@@ -12897,23 +12143,7 @@
                 <w:rFonts w:ascii="Times New Roman" w:eastAsia="標楷體" w:hAnsi="Times New Roman" w:hint="eastAsia"/>
                 <w:sz w:val="28"/>
               </w:rPr>
-              <w:t>針對系統整合壓力，採取模組化分階段上線（先驗證金流，再串接實體櫃），避免一次性大規模投入導致硬體維修</w:t>
-            </w:r>
-            <w:proofErr w:type="gramStart"/>
-            <w:r>
-              <w:rPr>
-                <w:rFonts w:ascii="Times New Roman" w:eastAsia="標楷體" w:hAnsi="Times New Roman" w:hint="eastAsia"/>
-                <w:sz w:val="28"/>
-              </w:rPr>
-              <w:t>或資安漏洞</w:t>
-            </w:r>
-            <w:proofErr w:type="gramEnd"/>
-            <w:r>
-              <w:rPr>
-                <w:rFonts w:ascii="Times New Roman" w:eastAsia="標楷體" w:hAnsi="Times New Roman" w:hint="eastAsia"/>
-                <w:sz w:val="28"/>
-              </w:rPr>
-              <w:t>無法及時修正。</w:t>
+              <w:t>針對系統整合壓力，採取模組化分階段上線（先驗證金流，再串接實體櫃），避免一次性大規模投入導致硬體維修或資安漏洞無法及時修正。</w:t>
             </w:r>
           </w:p>
         </w:tc>
@@ -14476,6 +13706,155 @@
     </w:lvl>
   </w:abstractNum>
   <w:abstractNum w:abstractNumId="1" w15:restartNumberingAfterBreak="0">
+    <w:nsid w:val="033C30DB"/>
+    <w:multiLevelType w:val="multilevel"/>
+    <w:tmpl w:val="EEC832C4"/>
+    <w:lvl w:ilvl="0">
+      <w:start w:val="1"/>
+      <w:numFmt w:val="bullet"/>
+      <w:lvlText w:val=""/>
+      <w:lvlJc w:val="left"/>
+      <w:pPr>
+        <w:tabs>
+          <w:tab w:val="num" w:pos="720"/>
+        </w:tabs>
+        <w:ind w:left="720" w:hanging="360"/>
+      </w:pPr>
+      <w:rPr>
+        <w:rFonts w:ascii="Symbol" w:hAnsi="Symbol" w:hint="default"/>
+        <w:sz w:val="20"/>
+      </w:rPr>
+    </w:lvl>
+    <w:lvl w:ilvl="1" w:tentative="1">
+      <w:start w:val="1"/>
+      <w:numFmt w:val="bullet"/>
+      <w:lvlText w:val="o"/>
+      <w:lvlJc w:val="left"/>
+      <w:pPr>
+        <w:tabs>
+          <w:tab w:val="num" w:pos="1440"/>
+        </w:tabs>
+        <w:ind w:left="1440" w:hanging="360"/>
+      </w:pPr>
+      <w:rPr>
+        <w:rFonts w:ascii="Courier New" w:hAnsi="Courier New" w:hint="default"/>
+        <w:sz w:val="20"/>
+      </w:rPr>
+    </w:lvl>
+    <w:lvl w:ilvl="2" w:tentative="1">
+      <w:start w:val="1"/>
+      <w:numFmt w:val="bullet"/>
+      <w:lvlText w:val=""/>
+      <w:lvlJc w:val="left"/>
+      <w:pPr>
+        <w:tabs>
+          <w:tab w:val="num" w:pos="2160"/>
+        </w:tabs>
+        <w:ind w:left="2160" w:hanging="360"/>
+      </w:pPr>
+      <w:rPr>
+        <w:rFonts w:ascii="Wingdings" w:hAnsi="Wingdings" w:hint="default"/>
+        <w:sz w:val="20"/>
+      </w:rPr>
+    </w:lvl>
+    <w:lvl w:ilvl="3" w:tentative="1">
+      <w:start w:val="1"/>
+      <w:numFmt w:val="bullet"/>
+      <w:lvlText w:val=""/>
+      <w:lvlJc w:val="left"/>
+      <w:pPr>
+        <w:tabs>
+          <w:tab w:val="num" w:pos="2880"/>
+        </w:tabs>
+        <w:ind w:left="2880" w:hanging="360"/>
+      </w:pPr>
+      <w:rPr>
+        <w:rFonts w:ascii="Wingdings" w:hAnsi="Wingdings" w:hint="default"/>
+        <w:sz w:val="20"/>
+      </w:rPr>
+    </w:lvl>
+    <w:lvl w:ilvl="4" w:tentative="1">
+      <w:start w:val="1"/>
+      <w:numFmt w:val="bullet"/>
+      <w:lvlText w:val=""/>
+      <w:lvlJc w:val="left"/>
+      <w:pPr>
+        <w:tabs>
+          <w:tab w:val="num" w:pos="3600"/>
+        </w:tabs>
+        <w:ind w:left="3600" w:hanging="360"/>
+      </w:pPr>
+      <w:rPr>
+        <w:rFonts w:ascii="Wingdings" w:hAnsi="Wingdings" w:hint="default"/>
+        <w:sz w:val="20"/>
+      </w:rPr>
+    </w:lvl>
+    <w:lvl w:ilvl="5" w:tentative="1">
+      <w:start w:val="1"/>
+      <w:numFmt w:val="bullet"/>
+      <w:lvlText w:val=""/>
+      <w:lvlJc w:val="left"/>
+      <w:pPr>
+        <w:tabs>
+          <w:tab w:val="num" w:pos="4320"/>
+        </w:tabs>
+        <w:ind w:left="4320" w:hanging="360"/>
+      </w:pPr>
+      <w:rPr>
+        <w:rFonts w:ascii="Wingdings" w:hAnsi="Wingdings" w:hint="default"/>
+        <w:sz w:val="20"/>
+      </w:rPr>
+    </w:lvl>
+    <w:lvl w:ilvl="6" w:tentative="1">
+      <w:start w:val="1"/>
+      <w:numFmt w:val="bullet"/>
+      <w:lvlText w:val=""/>
+      <w:lvlJc w:val="left"/>
+      <w:pPr>
+        <w:tabs>
+          <w:tab w:val="num" w:pos="5040"/>
+        </w:tabs>
+        <w:ind w:left="5040" w:hanging="360"/>
+      </w:pPr>
+      <w:rPr>
+        <w:rFonts w:ascii="Wingdings" w:hAnsi="Wingdings" w:hint="default"/>
+        <w:sz w:val="20"/>
+      </w:rPr>
+    </w:lvl>
+    <w:lvl w:ilvl="7" w:tentative="1">
+      <w:start w:val="1"/>
+      <w:numFmt w:val="bullet"/>
+      <w:lvlText w:val=""/>
+      <w:lvlJc w:val="left"/>
+      <w:pPr>
+        <w:tabs>
+          <w:tab w:val="num" w:pos="5760"/>
+        </w:tabs>
+        <w:ind w:left="5760" w:hanging="360"/>
+      </w:pPr>
+      <w:rPr>
+        <w:rFonts w:ascii="Wingdings" w:hAnsi="Wingdings" w:hint="default"/>
+        <w:sz w:val="20"/>
+      </w:rPr>
+    </w:lvl>
+    <w:lvl w:ilvl="8" w:tentative="1">
+      <w:start w:val="1"/>
+      <w:numFmt w:val="bullet"/>
+      <w:lvlText w:val=""/>
+      <w:lvlJc w:val="left"/>
+      <w:pPr>
+        <w:tabs>
+          <w:tab w:val="num" w:pos="6480"/>
+        </w:tabs>
+        <w:ind w:left="6480" w:hanging="360"/>
+      </w:pPr>
+      <w:rPr>
+        <w:rFonts w:ascii="Wingdings" w:hAnsi="Wingdings" w:hint="default"/>
+        <w:sz w:val="20"/>
+      </w:rPr>
+    </w:lvl>
+  </w:abstractNum>
+  <w:abstractNum w:abstractNumId="2" w15:restartNumberingAfterBreak="0">
     <w:nsid w:val="05EE226E"/>
     <w:multiLevelType w:val="hybridMultilevel"/>
     <w:tmpl w:val="28F47D36"/>
@@ -14590,7 +13969,7 @@
       </w:rPr>
     </w:lvl>
   </w:abstractNum>
-  <w:abstractNum w:abstractNumId="2" w15:restartNumberingAfterBreak="0">
+  <w:abstractNum w:abstractNumId="3" w15:restartNumberingAfterBreak="0">
     <w:nsid w:val="08CF0DDC"/>
     <w:multiLevelType w:val="hybridMultilevel"/>
     <w:tmpl w:val="A6AEF75C"/>
@@ -14703,7 +14082,7 @@
       </w:rPr>
     </w:lvl>
   </w:abstractNum>
-  <w:abstractNum w:abstractNumId="3" w15:restartNumberingAfterBreak="0">
+  <w:abstractNum w:abstractNumId="4" w15:restartNumberingAfterBreak="0">
     <w:nsid w:val="0BFF75C3"/>
     <w:multiLevelType w:val="multilevel"/>
     <w:tmpl w:val="26225124"/>
@@ -14822,7 +14201,7 @@
       </w:rPr>
     </w:lvl>
   </w:abstractNum>
-  <w:abstractNum w:abstractNumId="4" w15:restartNumberingAfterBreak="0">
+  <w:abstractNum w:abstractNumId="5" w15:restartNumberingAfterBreak="0">
     <w:nsid w:val="199C3928"/>
     <w:multiLevelType w:val="multilevel"/>
     <w:tmpl w:val="A9687BFE"/>
@@ -14941,7 +14320,7 @@
       </w:rPr>
     </w:lvl>
   </w:abstractNum>
-  <w:abstractNum w:abstractNumId="5" w15:restartNumberingAfterBreak="0">
+  <w:abstractNum w:abstractNumId="6" w15:restartNumberingAfterBreak="0">
     <w:nsid w:val="23C86201"/>
     <w:multiLevelType w:val="hybridMultilevel"/>
     <w:tmpl w:val="D9F2BF2A"/>
@@ -15056,7 +14435,7 @@
       </w:rPr>
     </w:lvl>
   </w:abstractNum>
-  <w:abstractNum w:abstractNumId="6" w15:restartNumberingAfterBreak="0">
+  <w:abstractNum w:abstractNumId="7" w15:restartNumberingAfterBreak="0">
     <w:nsid w:val="28877CB4"/>
     <w:multiLevelType w:val="multilevel"/>
     <w:tmpl w:val="33163BCC"/>
@@ -15177,7 +14556,7 @@
       </w:rPr>
     </w:lvl>
   </w:abstractNum>
-  <w:abstractNum w:abstractNumId="7" w15:restartNumberingAfterBreak="0">
+  <w:abstractNum w:abstractNumId="8" w15:restartNumberingAfterBreak="0">
     <w:nsid w:val="2A1109FD"/>
     <w:multiLevelType w:val="multilevel"/>
     <w:tmpl w:val="98C8B798"/>
@@ -15293,7 +14672,7 @@
       </w:rPr>
     </w:lvl>
   </w:abstractNum>
-  <w:abstractNum w:abstractNumId="8" w15:restartNumberingAfterBreak="0">
+  <w:abstractNum w:abstractNumId="9" w15:restartNumberingAfterBreak="0">
     <w:nsid w:val="38B82D73"/>
     <w:multiLevelType w:val="multilevel"/>
     <w:tmpl w:val="26225124"/>
@@ -15412,7 +14791,126 @@
       </w:rPr>
     </w:lvl>
   </w:abstractNum>
-  <w:abstractNum w:abstractNumId="9" w15:restartNumberingAfterBreak="0">
+  <w:abstractNum w:abstractNumId="10" w15:restartNumberingAfterBreak="0">
+    <w:nsid w:val="3CDC02C7"/>
+    <w:multiLevelType w:val="multilevel"/>
+    <w:tmpl w:val="761A5CB4"/>
+    <w:lvl w:ilvl="0">
+      <w:start w:val="1"/>
+      <w:numFmt w:val="decimal"/>
+      <w:lvlText w:val="第%1章"/>
+      <w:lvlJc w:val="center"/>
+      <w:pPr>
+        <w:tabs>
+          <w:tab w:val="num" w:pos="425"/>
+        </w:tabs>
+        <w:ind w:left="0" w:firstLine="0"/>
+      </w:pPr>
+      <w:rPr>
+        <w:rFonts w:hint="eastAsia"/>
+      </w:rPr>
+    </w:lvl>
+    <w:lvl w:ilvl="1">
+      <w:start w:val="1"/>
+      <w:numFmt w:val="decimal"/>
+      <w:lvlText w:val="%1-%2"/>
+      <w:lvlJc w:val="left"/>
+      <w:pPr>
+        <w:tabs>
+          <w:tab w:val="num" w:pos="482"/>
+        </w:tabs>
+        <w:ind w:left="0" w:firstLine="0"/>
+      </w:pPr>
+      <w:rPr>
+        <w:rFonts w:hint="eastAsia"/>
+      </w:rPr>
+    </w:lvl>
+    <w:lvl w:ilvl="2">
+      <w:start w:val="1"/>
+      <w:numFmt w:val="bullet"/>
+      <w:lvlText w:val=""/>
+      <w:lvlJc w:val="left"/>
+      <w:pPr>
+        <w:ind w:left="905" w:hanging="480"/>
+      </w:pPr>
+      <w:rPr>
+        <w:rFonts w:ascii="Wingdings" w:hAnsi="Wingdings" w:hint="default"/>
+      </w:rPr>
+    </w:lvl>
+    <w:lvl w:ilvl="3">
+      <w:start w:val="1"/>
+      <w:numFmt w:val="decimal"/>
+      <w:lvlText w:val="%1.%2.%3.%4"/>
+      <w:lvlJc w:val="left"/>
+      <w:pPr>
+        <w:ind w:left="1984" w:hanging="708"/>
+      </w:pPr>
+      <w:rPr>
+        <w:rFonts w:hint="eastAsia"/>
+      </w:rPr>
+    </w:lvl>
+    <w:lvl w:ilvl="4">
+      <w:start w:val="1"/>
+      <w:numFmt w:val="decimal"/>
+      <w:lvlText w:val="%1.%2.%3.%4.%5"/>
+      <w:lvlJc w:val="left"/>
+      <w:pPr>
+        <w:ind w:left="2551" w:hanging="850"/>
+      </w:pPr>
+      <w:rPr>
+        <w:rFonts w:hint="eastAsia"/>
+      </w:rPr>
+    </w:lvl>
+    <w:lvl w:ilvl="5">
+      <w:start w:val="1"/>
+      <w:numFmt w:val="decimal"/>
+      <w:lvlText w:val="%1.%2.%3.%4.%5.%6"/>
+      <w:lvlJc w:val="left"/>
+      <w:pPr>
+        <w:ind w:left="3260" w:hanging="1134"/>
+      </w:pPr>
+      <w:rPr>
+        <w:rFonts w:hint="eastAsia"/>
+      </w:rPr>
+    </w:lvl>
+    <w:lvl w:ilvl="6">
+      <w:start w:val="1"/>
+      <w:numFmt w:val="decimal"/>
+      <w:lvlText w:val="%1.%2.%3.%4.%5.%6.%7"/>
+      <w:lvlJc w:val="left"/>
+      <w:pPr>
+        <w:ind w:left="3827" w:hanging="1276"/>
+      </w:pPr>
+      <w:rPr>
+        <w:rFonts w:hint="eastAsia"/>
+      </w:rPr>
+    </w:lvl>
+    <w:lvl w:ilvl="7">
+      <w:start w:val="1"/>
+      <w:numFmt w:val="decimal"/>
+      <w:lvlText w:val="%1.%2.%3.%4.%5.%6.%7.%8"/>
+      <w:lvlJc w:val="left"/>
+      <w:pPr>
+        <w:ind w:left="4394" w:hanging="1418"/>
+      </w:pPr>
+      <w:rPr>
+        <w:rFonts w:hint="eastAsia"/>
+      </w:rPr>
+    </w:lvl>
+    <w:lvl w:ilvl="8">
+      <w:start w:val="1"/>
+      <w:numFmt w:val="decimal"/>
+      <w:lvlText w:val="%1.%2.%3.%4.%5.%6.%7.%8.%9"/>
+      <w:lvlJc w:val="left"/>
+      <w:pPr>
+        <w:ind w:left="5102" w:hanging="1700"/>
+      </w:pPr>
+      <w:rPr>
+        <w:rFonts w:hint="eastAsia"/>
+      </w:rPr>
+    </w:lvl>
+  </w:abstractNum>
+  <w:abstractNum w:abstractNumId="11" w15:restartNumberingAfterBreak="0">
     <w:nsid w:val="42A62854"/>
     <w:multiLevelType w:val="hybridMultilevel"/>
     <w:tmpl w:val="C99E7102"/>
@@ -15525,7 +15023,7 @@
       </w:rPr>
     </w:lvl>
   </w:abstractNum>
-  <w:abstractNum w:abstractNumId="10" w15:restartNumberingAfterBreak="0">
+  <w:abstractNum w:abstractNumId="12" w15:restartNumberingAfterBreak="0">
     <w:nsid w:val="468B03EF"/>
     <w:multiLevelType w:val="hybridMultilevel"/>
     <w:tmpl w:val="410243A4"/>
@@ -15614,7 +15112,7 @@
       </w:pPr>
     </w:lvl>
   </w:abstractNum>
-  <w:abstractNum w:abstractNumId="11" w15:restartNumberingAfterBreak="0">
+  <w:abstractNum w:abstractNumId="13" w15:restartNumberingAfterBreak="0">
     <w:nsid w:val="5282194E"/>
     <w:multiLevelType w:val="hybridMultilevel"/>
     <w:tmpl w:val="FB0A744C"/>
@@ -15727,7 +15225,7 @@
       </w:rPr>
     </w:lvl>
   </w:abstractNum>
-  <w:abstractNum w:abstractNumId="12" w15:restartNumberingAfterBreak="0">
+  <w:abstractNum w:abstractNumId="14" w15:restartNumberingAfterBreak="0">
     <w:nsid w:val="57EE0B3D"/>
     <w:multiLevelType w:val="hybridMultilevel"/>
     <w:tmpl w:val="B2281F40"/>
@@ -15840,7 +15338,7 @@
       </w:rPr>
     </w:lvl>
   </w:abstractNum>
-  <w:abstractNum w:abstractNumId="13" w15:restartNumberingAfterBreak="0">
+  <w:abstractNum w:abstractNumId="15" w15:restartNumberingAfterBreak="0">
     <w:nsid w:val="5C2D7009"/>
     <w:multiLevelType w:val="hybridMultilevel"/>
     <w:tmpl w:val="3760D730"/>
@@ -15929,7 +15427,7 @@
       </w:pPr>
     </w:lvl>
   </w:abstractNum>
-  <w:abstractNum w:abstractNumId="14" w15:restartNumberingAfterBreak="0">
+  <w:abstractNum w:abstractNumId="16" w15:restartNumberingAfterBreak="0">
     <w:nsid w:val="62A94BEB"/>
     <w:multiLevelType w:val="multilevel"/>
     <w:tmpl w:val="28327C30"/>
@@ -16052,7 +15550,7 @@
       </w:rPr>
     </w:lvl>
   </w:abstractNum>
-  <w:abstractNum w:abstractNumId="15" w15:restartNumberingAfterBreak="0">
+  <w:abstractNum w:abstractNumId="17" w15:restartNumberingAfterBreak="0">
     <w:nsid w:val="709261F5"/>
     <w:multiLevelType w:val="hybridMultilevel"/>
     <w:tmpl w:val="410243A4"/>
@@ -16142,52 +15640,52 @@
     </w:lvl>
   </w:abstractNum>
   <w:num w:numId="1" w16cid:durableId="567426511">
-    <w:abstractNumId w:val="14"/>
+    <w:abstractNumId w:val="16"/>
   </w:num>
   <w:num w:numId="2" w16cid:durableId="1354115221">
+    <w:abstractNumId w:val="7"/>
+  </w:num>
+  <w:num w:numId="3" w16cid:durableId="222914366">
+    <w:abstractNumId w:val="4"/>
+  </w:num>
+  <w:num w:numId="4" w16cid:durableId="499469848">
+    <w:abstractNumId w:val="9"/>
+  </w:num>
+  <w:num w:numId="5" w16cid:durableId="1810171025">
+    <w:abstractNumId w:val="13"/>
+  </w:num>
+  <w:num w:numId="6" w16cid:durableId="1634099974">
     <w:abstractNumId w:val="6"/>
   </w:num>
-  <w:num w:numId="3" w16cid:durableId="222914366">
-    <w:abstractNumId w:val="3"/>
-  </w:num>
-  <w:num w:numId="4" w16cid:durableId="499469848">
-    <w:abstractNumId w:val="8"/>
-  </w:num>
-  <w:num w:numId="5" w16cid:durableId="1810171025">
-    <w:abstractNumId w:val="11"/>
-  </w:num>
-  <w:num w:numId="6" w16cid:durableId="1634099974">
-    <w:abstractNumId w:val="5"/>
-  </w:num>
   <w:num w:numId="7" w16cid:durableId="1082531007">
-    <w:abstractNumId w:val="14"/>
+    <w:abstractNumId w:val="16"/>
   </w:num>
   <w:num w:numId="8" w16cid:durableId="1043091149">
-    <w:abstractNumId w:val="14"/>
+    <w:abstractNumId w:val="16"/>
   </w:num>
   <w:num w:numId="9" w16cid:durableId="1025713953">
-    <w:abstractNumId w:val="14"/>
+    <w:abstractNumId w:val="16"/>
   </w:num>
   <w:num w:numId="10" w16cid:durableId="64689681">
-    <w:abstractNumId w:val="14"/>
+    <w:abstractNumId w:val="16"/>
   </w:num>
   <w:num w:numId="11" w16cid:durableId="444616883">
-    <w:abstractNumId w:val="14"/>
+    <w:abstractNumId w:val="16"/>
   </w:num>
   <w:num w:numId="12" w16cid:durableId="767626243">
-    <w:abstractNumId w:val="14"/>
+    <w:abstractNumId w:val="16"/>
   </w:num>
   <w:num w:numId="13" w16cid:durableId="1363097436">
-    <w:abstractNumId w:val="14"/>
+    <w:abstractNumId w:val="16"/>
   </w:num>
   <w:num w:numId="14" w16cid:durableId="2138906583">
-    <w:abstractNumId w:val="14"/>
+    <w:abstractNumId w:val="16"/>
   </w:num>
   <w:num w:numId="15" w16cid:durableId="1693412012">
-    <w:abstractNumId w:val="1"/>
+    <w:abstractNumId w:val="2"/>
   </w:num>
   <w:num w:numId="16" w16cid:durableId="641540391">
-    <w:abstractNumId w:val="14"/>
+    <w:abstractNumId w:val="16"/>
     <w:lvlOverride w:ilvl="0">
       <w:startOverride w:val="1"/>
     </w:lvlOverride>
@@ -16217,67 +15715,73 @@
     </w:lvlOverride>
   </w:num>
   <w:num w:numId="17" w16cid:durableId="1549680195">
-    <w:abstractNumId w:val="7"/>
+    <w:abstractNumId w:val="8"/>
   </w:num>
   <w:num w:numId="18" w16cid:durableId="1672677372">
     <w:abstractNumId w:val="0"/>
   </w:num>
   <w:num w:numId="19" w16cid:durableId="15888386">
-    <w:abstractNumId w:val="4"/>
+    <w:abstractNumId w:val="5"/>
   </w:num>
   <w:num w:numId="20" w16cid:durableId="94641526">
+    <w:abstractNumId w:val="16"/>
+  </w:num>
+  <w:num w:numId="21" w16cid:durableId="1636325619">
+    <w:abstractNumId w:val="16"/>
+  </w:num>
+  <w:num w:numId="22" w16cid:durableId="1422682397">
     <w:abstractNumId w:val="14"/>
   </w:num>
-  <w:num w:numId="21" w16cid:durableId="1636325619">
-    <w:abstractNumId w:val="14"/>
+  <w:num w:numId="23" w16cid:durableId="946695533">
+    <w:abstractNumId w:val="16"/>
   </w:num>
-  <w:num w:numId="22" w16cid:durableId="1422682397">
+  <w:num w:numId="24" w16cid:durableId="996425102">
+    <w:abstractNumId w:val="11"/>
+  </w:num>
+  <w:num w:numId="25" w16cid:durableId="1972437929">
+    <w:abstractNumId w:val="16"/>
+  </w:num>
+  <w:num w:numId="26" w16cid:durableId="132062178">
     <w:abstractNumId w:val="12"/>
   </w:num>
-  <w:num w:numId="23" w16cid:durableId="946695533">
-    <w:abstractNumId w:val="14"/>
-  </w:num>
-  <w:num w:numId="24" w16cid:durableId="996425102">
-    <w:abstractNumId w:val="9"/>
-  </w:num>
-  <w:num w:numId="25" w16cid:durableId="1972437929">
-    <w:abstractNumId w:val="14"/>
-  </w:num>
-  <w:num w:numId="26" w16cid:durableId="132062178">
-    <w:abstractNumId w:val="10"/>
-  </w:num>
   <w:num w:numId="27" w16cid:durableId="1497381946">
-    <w:abstractNumId w:val="14"/>
+    <w:abstractNumId w:val="16"/>
   </w:num>
   <w:num w:numId="28" w16cid:durableId="214632962">
-    <w:abstractNumId w:val="14"/>
+    <w:abstractNumId w:val="16"/>
   </w:num>
   <w:num w:numId="29" w16cid:durableId="1189023927">
-    <w:abstractNumId w:val="14"/>
+    <w:abstractNumId w:val="16"/>
   </w:num>
   <w:num w:numId="30" w16cid:durableId="1152215780">
+    <w:abstractNumId w:val="17"/>
+  </w:num>
+  <w:num w:numId="31" w16cid:durableId="1346245807">
+    <w:abstractNumId w:val="16"/>
+  </w:num>
+  <w:num w:numId="32" w16cid:durableId="105346929">
+    <w:abstractNumId w:val="16"/>
+  </w:num>
+  <w:num w:numId="33" w16cid:durableId="65497744">
+    <w:abstractNumId w:val="16"/>
+  </w:num>
+  <w:num w:numId="34" w16cid:durableId="1171599239">
+    <w:abstractNumId w:val="16"/>
+  </w:num>
+  <w:num w:numId="35" w16cid:durableId="1897157005">
     <w:abstractNumId w:val="15"/>
   </w:num>
-  <w:num w:numId="31" w16cid:durableId="1346245807">
-    <w:abstractNumId w:val="14"/>
-  </w:num>
-  <w:num w:numId="32" w16cid:durableId="105346929">
-    <w:abstractNumId w:val="14"/>
-  </w:num>
-  <w:num w:numId="33" w16cid:durableId="65497744">
-    <w:abstractNumId w:val="14"/>
-  </w:num>
-  <w:num w:numId="34" w16cid:durableId="1171599239">
-    <w:abstractNumId w:val="14"/>
-  </w:num>
-  <w:num w:numId="35" w16cid:durableId="1897157005">
-    <w:abstractNumId w:val="13"/>
-  </w:num>
   <w:num w:numId="36" w16cid:durableId="167522410">
-    <w:abstractNumId w:val="2"/>
+    <w:abstractNumId w:val="3"/>
   </w:num>
   <w:num w:numId="37" w16cid:durableId="1169977338">
-    <w:abstractNumId w:val="14"/>
+    <w:abstractNumId w:val="16"/>
+  </w:num>
+  <w:num w:numId="38" w16cid:durableId="1900286824">
+    <w:abstractNumId w:val="1"/>
+  </w:num>
+  <w:num w:numId="39" w16cid:durableId="806170020">
+    <w:abstractNumId w:val="10"/>
   </w:num>
 </w:numbering>
 </file>

--- a/系統文件/四技第115414組-救「舊」我的書-系統手冊.docx
+++ b/系統文件/四技第115414組-救「舊」我的書-系統手冊.docx
@@ -17,7 +17,25 @@
           <w:sz w:val="72"/>
           <w:szCs w:val="72"/>
         </w:rPr>
-        <w:t>國立臺北商業大學</w:t>
+        <w:t>國立</w:t>
+      </w:r>
+      <w:proofErr w:type="gramStart"/>
+      <w:r>
+        <w:rPr>
+          <w:rFonts w:ascii="Times New Roman" w:eastAsia="標楷體" w:hAnsi="Times New Roman" w:hint="eastAsia"/>
+          <w:sz w:val="72"/>
+          <w:szCs w:val="72"/>
+        </w:rPr>
+        <w:t>臺</w:t>
+      </w:r>
+      <w:proofErr w:type="gramEnd"/>
+      <w:r>
+        <w:rPr>
+          <w:rFonts w:ascii="Times New Roman" w:eastAsia="標楷體" w:hAnsi="Times New Roman" w:hint="eastAsia"/>
+          <w:sz w:val="72"/>
+          <w:szCs w:val="72"/>
+        </w:rPr>
+        <w:t>北商業大學</w:t>
       </w:r>
     </w:p>
     <w:p>
@@ -535,8 +553,20 @@
           <w:sz w:val="40"/>
           <w:szCs w:val="40"/>
         </w:rPr>
-        <w:t>連卉媗</w:t>
-      </w:r>
+        <w:t>連卉</w:t>
+      </w:r>
+      <w:proofErr w:type="gramStart"/>
+      <w:r>
+        <w:rPr>
+          <w:rFonts w:hint="eastAsia"/>
+          <w:b/>
+          <w:bCs/>
+          <w:sz w:val="40"/>
+          <w:szCs w:val="40"/>
+        </w:rPr>
+        <w:t>媗</w:t>
+      </w:r>
+      <w:proofErr w:type="gramEnd"/>
     </w:p>
     <w:p>
       <w:pPr>
@@ -697,12 +727,20 @@
         <w:spacing w:after="120"/>
       </w:pPr>
       <w:bookmarkStart w:id="0" w:name="_Toc226749661"/>
+      <w:proofErr w:type="gramStart"/>
       <w:r>
         <w:rPr>
           <w:rFonts w:hint="eastAsia"/>
         </w:rPr>
         <w:lastRenderedPageBreak/>
-        <w:t>誌謝</w:t>
+        <w:t>誌</w:t>
+      </w:r>
+      <w:proofErr w:type="gramEnd"/>
+      <w:r>
+        <w:rPr>
+          <w:rFonts w:hint="eastAsia"/>
+        </w:rPr>
+        <w:t>謝</w:t>
       </w:r>
       <w:bookmarkEnd w:id="0"/>
     </w:p>
@@ -784,8 +822,16 @@
         <w:rPr>
           <w:rFonts w:hint="eastAsia"/>
         </w:rPr>
-        <w:t>連卉媗</w:t>
-      </w:r>
+        <w:t>連卉</w:t>
+      </w:r>
+      <w:proofErr w:type="gramStart"/>
+      <w:r>
+        <w:rPr>
+          <w:rFonts w:hint="eastAsia"/>
+        </w:rPr>
+        <w:t>媗</w:t>
+      </w:r>
+      <w:proofErr w:type="gramEnd"/>
       <w:r>
         <w:rPr>
           <w:rFonts w:hint="eastAsia"/>
@@ -808,7 +854,21 @@
         <w:rPr>
           <w:rFonts w:hint="eastAsia"/>
         </w:rPr>
-        <w:t>謹誌於</w:t>
+        <w:t>謹</w:t>
+      </w:r>
+      <w:proofErr w:type="gramStart"/>
+      <w:r>
+        <w:rPr>
+          <w:rFonts w:hint="eastAsia"/>
+        </w:rPr>
+        <w:t>誌</w:t>
+      </w:r>
+      <w:proofErr w:type="gramEnd"/>
+      <w:r>
+        <w:rPr>
+          <w:rFonts w:hint="eastAsia"/>
+        </w:rPr>
+        <w:t>於</w:t>
       </w:r>
     </w:p>
     <w:p>
@@ -821,7 +881,21 @@
         <w:rPr>
           <w:rFonts w:hint="eastAsia"/>
         </w:rPr>
-        <w:t>國立臺北商業大學資訊管理系</w:t>
+        <w:t>國立</w:t>
+      </w:r>
+      <w:proofErr w:type="gramStart"/>
+      <w:r>
+        <w:rPr>
+          <w:rFonts w:hint="eastAsia"/>
+        </w:rPr>
+        <w:t>臺</w:t>
+      </w:r>
+      <w:proofErr w:type="gramEnd"/>
+      <w:r>
+        <w:rPr>
+          <w:rFonts w:hint="eastAsia"/>
+        </w:rPr>
+        <w:t>北商業大學資訊管理系</w:t>
       </w:r>
     </w:p>
     <w:p>
@@ -6652,7 +6726,21 @@
         <w:rPr>
           <w:rFonts w:hint="eastAsia"/>
         </w:rPr>
-        <w:t>在現今校園與日常生活中，教科書和一般書籍的高昂價格，以及閱讀完畢後的閒置浪費，一直是許多人面臨的痛點。傳統的二手書交易模式往往伴隨著諸多不便，例如：書況認定標準不一、面交時間難以配合，以及潛在的交易詐騙風險等問題。</w:t>
+        <w:t>在現今校園與日常生活中，教科書和一般書籍的高昂價格，以及閱讀完畢後的閒置浪費，一直是許多人面臨的痛點。傳統的二手書交易模式往往伴隨著諸多不便，例如：書</w:t>
+      </w:r>
+      <w:proofErr w:type="gramStart"/>
+      <w:r>
+        <w:rPr>
+          <w:rFonts w:hint="eastAsia"/>
+        </w:rPr>
+        <w:t>況</w:t>
+      </w:r>
+      <w:proofErr w:type="gramEnd"/>
+      <w:r>
+        <w:rPr>
+          <w:rFonts w:hint="eastAsia"/>
+        </w:rPr>
+        <w:t>認定標準不一、面交時間難以配合，以及潛在的交易詐騙風險等問題。</w:t>
       </w:r>
     </w:p>
     <w:p>
@@ -6679,7 +6767,16 @@
         <w:t xml:space="preserve"> </w:t>
       </w:r>
       <w:r>
-        <w:t>。調查結果反映出：學生對於二手書並非「沒有需求」，而是「現有流程太過瑣碎、信任成本過高」。具體來說，多數人提到的三大交易困擾包括：</w:t>
+        <w:t>。調查結果反映出：學生對於二手書並非「沒有需求」，而是「現有流程太過瑣碎、信任成本過高」。具體來說，多數人提到的</w:t>
+      </w:r>
+      <w:r>
+        <w:rPr>
+          <w:rFonts w:hint="eastAsia"/>
+        </w:rPr>
+        <w:t>兩</w:t>
+      </w:r>
+      <w:r>
+        <w:t>大交易困擾包括：</w:t>
       </w:r>
     </w:p>
     <w:p>
@@ -6691,14 +6788,72 @@
         </w:numPr>
       </w:pPr>
       <w:r>
-        <w:t>面交時間與空間難以媒合：</w:t>
+        <w:t>傳統寄送模式的操作負擔</w:t>
+      </w:r>
+      <w:r>
+        <w:t>：</w:t>
+      </w:r>
+      <w:r>
+        <w:t>高達</w:t>
+      </w:r>
+      <w:r>
+        <w:t xml:space="preserve"> 70.3%</w:t>
+      </w:r>
+      <w:r>
+        <w:t>（</w:t>
+      </w:r>
+      <w:r>
+        <w:t xml:space="preserve">350 </w:t>
+      </w:r>
+      <w:r>
+        <w:t>人）</w:t>
       </w:r>
       <w:r>
         <w:t xml:space="preserve"> </w:t>
       </w:r>
       <w:r>
-        <w:t>傳統模式極度依賴雙方時間配合，且面交地點的選擇往往涉及隱私與安全心態，造成交易效率低下</w:t>
-      </w:r>
+        <w:t>的受訪者認為「需自行包裝、跑超商寄貨」是極大的不便</w:t>
+      </w:r>
+      <w:r>
+        <w:t xml:space="preserve"> </w:t>
+      </w:r>
+      <w:r>
+        <w:t>。</w:t>
+      </w:r>
+      <w:proofErr w:type="gramStart"/>
+      <w:r>
+        <w:t>此外，</w:t>
+      </w:r>
+      <w:proofErr w:type="gramEnd"/>
+      <w:r>
+        <w:t>51.2%</w:t>
+      </w:r>
+      <w:r>
+        <w:t>（</w:t>
+      </w:r>
+      <w:r>
+        <w:t xml:space="preserve">255 </w:t>
+      </w:r>
+      <w:r>
+        <w:t>人）</w:t>
+      </w:r>
+      <w:r>
+        <w:t xml:space="preserve"> </w:t>
+      </w:r>
+      <w:r>
+        <w:t>的人指出物流運送時間不固定，對於急需課本的學生而言，存在明顯的時效危機</w:t>
+      </w:r>
+      <w:r>
+        <w:t xml:space="preserve"> </w:t>
+      </w:r>
+      <w:r>
+        <w:t>。這顯示「便利性」與「即時性」是現有機制難以克服</w:t>
+      </w:r>
+      <w:proofErr w:type="gramStart"/>
+      <w:r>
+        <w:t>的硬傷</w:t>
+      </w:r>
+      <w:proofErr w:type="gramEnd"/>
       <w:r>
         <w:t xml:space="preserve"> </w:t>
       </w:r>
@@ -6713,45 +6868,353 @@
           <w:ilvl w:val="2"/>
           <w:numId w:val="39"/>
         </w:numPr>
-      </w:pPr>
-      <w:r>
-        <w:t>物流運送時間不固定：</w:t>
+        <w:rPr>
+          <w:rFonts w:hint="eastAsia"/>
+        </w:rPr>
+      </w:pPr>
+      <w:r>
+        <w:rPr>
+          <w:noProof/>
+        </w:rPr>
+        <mc:AlternateContent>
+          <mc:Choice Requires="wps">
+            <w:drawing>
+              <wp:anchor distT="0" distB="0" distL="114300" distR="114300" simplePos="0" relativeHeight="251662336" behindDoc="0" locked="0" layoutInCell="1" allowOverlap="1" wp14:anchorId="46C03758" wp14:editId="1AA0912D">
+                <wp:simplePos x="0" y="0"/>
+                <wp:positionH relativeFrom="margin">
+                  <wp:align>center</wp:align>
+                </wp:positionH>
+                <wp:positionV relativeFrom="paragraph">
+                  <wp:posOffset>1371707</wp:posOffset>
+                </wp:positionV>
+                <wp:extent cx="6479540" cy="457200"/>
+                <wp:effectExtent l="0" t="0" r="0" b="0"/>
+                <wp:wrapTopAndBottom/>
+                <wp:docPr id="636734513" name="文字方塊 1"/>
+                <wp:cNvGraphicFramePr/>
+                <a:graphic xmlns:a="http://schemas.openxmlformats.org/drawingml/2006/main">
+                  <a:graphicData uri="http://schemas.microsoft.com/office/word/2010/wordprocessingShape">
+                    <wps:wsp>
+                      <wps:cNvSpPr txBox="1"/>
+                      <wps:spPr>
+                        <a:xfrm>
+                          <a:off x="0" y="0"/>
+                          <a:ext cx="6479540" cy="457200"/>
+                        </a:xfrm>
+                        <a:prstGeom prst="rect">
+                          <a:avLst/>
+                        </a:prstGeom>
+                        <a:solidFill>
+                          <a:prstClr val="white"/>
+                        </a:solidFill>
+                        <a:ln>
+                          <a:noFill/>
+                        </a:ln>
+                      </wps:spPr>
+                      <wps:txbx>
+                        <w:txbxContent>
+                          <w:p>
+                            <w:pPr>
+                              <w:pStyle w:val="afb"/>
+                              <w:rPr>
+                                <w:rFonts w:hint="eastAsia"/>
+                                <w:noProof/>
+                                <w:szCs w:val="28"/>
+                              </w:rPr>
+                            </w:pPr>
+                            <w:r>
+                              <w:rPr>
+                                <w:rFonts w:hint="eastAsia"/>
+                              </w:rPr>
+                              <w:t>圖</w:t>
+                            </w:r>
+                            <w:r>
+                              <w:rPr>
+                                <w:rFonts w:hint="eastAsia"/>
+                              </w:rPr>
+                              <w:t>1-1-</w:t>
+                            </w:r>
+                            <w:r>
+                              <w:fldChar w:fldCharType="begin"/>
+                            </w:r>
+                            <w:r>
+                              <w:instrText xml:space="preserve"> </w:instrText>
+                            </w:r>
+                            <w:r>
+                              <w:rPr>
+                                <w:rFonts w:hint="eastAsia"/>
+                              </w:rPr>
+                              <w:instrText xml:space="preserve">SEQ </w:instrText>
+                            </w:r>
+                            <w:r>
+                              <w:rPr>
+                                <w:rFonts w:hint="eastAsia"/>
+                              </w:rPr>
+                              <w:instrText>圖</w:instrText>
+                            </w:r>
+                            <w:r>
+                              <w:rPr>
+                                <w:rFonts w:hint="eastAsia"/>
+                              </w:rPr>
+                              <w:instrText>1-1- \* ARABIC</w:instrText>
+                            </w:r>
+                            <w:r>
+                              <w:instrText xml:space="preserve"> </w:instrText>
+                            </w:r>
+                            <w:r>
+                              <w:fldChar w:fldCharType="separate"/>
+                            </w:r>
+                            <w:r>
+                              <w:rPr>
+                                <w:noProof/>
+                              </w:rPr>
+                              <w:t>1</w:t>
+                            </w:r>
+                            <w:r>
+                              <w:fldChar w:fldCharType="end"/>
+                            </w:r>
+                            <w:r>
+                              <w:rPr>
+                                <w:rFonts w:hint="eastAsia"/>
+                              </w:rPr>
+                              <w:t xml:space="preserve"> </w:t>
+                            </w:r>
+                            <w:r>
+                              <w:rPr>
+                                <w:rFonts w:hint="eastAsia"/>
+                              </w:rPr>
+                              <w:t>常見交易困擾</w:t>
+                            </w:r>
+                          </w:p>
+                        </w:txbxContent>
+                      </wps:txbx>
+                      <wps:bodyPr rot="0" spcFirstLastPara="0" vertOverflow="overflow" horzOverflow="overflow" vert="horz" wrap="square" lIns="0" tIns="0" rIns="0" bIns="0" numCol="1" spcCol="0" rtlCol="0" fromWordArt="0" anchor="t" anchorCtr="0" forceAA="0" compatLnSpc="1">
+                        <a:prstTxWarp prst="textNoShape">
+                          <a:avLst/>
+                        </a:prstTxWarp>
+                        <a:noAutofit/>
+                      </wps:bodyPr>
+                    </wps:wsp>
+                  </a:graphicData>
+                </a:graphic>
+              </wp:anchor>
+            </w:drawing>
+          </mc:Choice>
+          <mc:Fallback>
+            <w:pict>
+              <v:shapetype w14:anchorId="46C03758" id="_x0000_t202" coordsize="21600,21600" o:spt="202" path="m,l,21600r21600,l21600,xe">
+                <v:stroke joinstyle="miter"/>
+                <v:path gradientshapeok="t" o:connecttype="rect"/>
+              </v:shapetype>
+              <v:shape id="文字方塊 1" o:spid="_x0000_s1026" type="#_x0000_t202" style="position:absolute;left:0;text-align:left;margin-left:0;margin-top:108pt;width:510.2pt;height:36pt;z-index:251662336;visibility:visible;mso-wrap-style:square;mso-wrap-distance-left:9pt;mso-wrap-distance-top:0;mso-wrap-distance-right:9pt;mso-wrap-distance-bottom:0;mso-position-horizontal:center;mso-position-horizontal-relative:margin;mso-position-vertical:absolute;mso-position-vertical-relative:text;v-text-anchor:top" o:gfxdata="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" stroked="f">
+                <v:textbox inset="0,0,0,0">
+                  <w:txbxContent>
+                    <w:p>
+                      <w:pPr>
+                        <w:pStyle w:val="afb"/>
+                        <w:rPr>
+                          <w:rFonts w:hint="eastAsia"/>
+                          <w:noProof/>
+                          <w:szCs w:val="28"/>
+                        </w:rPr>
+                      </w:pPr>
+                      <w:r>
+                        <w:rPr>
+                          <w:rFonts w:hint="eastAsia"/>
+                        </w:rPr>
+                        <w:t>圖</w:t>
+                      </w:r>
+                      <w:r>
+                        <w:rPr>
+                          <w:rFonts w:hint="eastAsia"/>
+                        </w:rPr>
+                        <w:t>1-1-</w:t>
+                      </w:r>
+                      <w:r>
+                        <w:fldChar w:fldCharType="begin"/>
+                      </w:r>
+                      <w:r>
+                        <w:instrText xml:space="preserve"> </w:instrText>
+                      </w:r>
+                      <w:r>
+                        <w:rPr>
+                          <w:rFonts w:hint="eastAsia"/>
+                        </w:rPr>
+                        <w:instrText xml:space="preserve">SEQ </w:instrText>
+                      </w:r>
+                      <w:r>
+                        <w:rPr>
+                          <w:rFonts w:hint="eastAsia"/>
+                        </w:rPr>
+                        <w:instrText>圖</w:instrText>
+                      </w:r>
+                      <w:r>
+                        <w:rPr>
+                          <w:rFonts w:hint="eastAsia"/>
+                        </w:rPr>
+                        <w:instrText>1-1- \* ARABIC</w:instrText>
+                      </w:r>
+                      <w:r>
+                        <w:instrText xml:space="preserve"> </w:instrText>
+                      </w:r>
+                      <w:r>
+                        <w:fldChar w:fldCharType="separate"/>
+                      </w:r>
+                      <w:r>
+                        <w:rPr>
+                          <w:noProof/>
+                        </w:rPr>
+                        <w:t>1</w:t>
+                      </w:r>
+                      <w:r>
+                        <w:fldChar w:fldCharType="end"/>
+                      </w:r>
+                      <w:r>
+                        <w:rPr>
+                          <w:rFonts w:hint="eastAsia"/>
+                        </w:rPr>
+                        <w:t xml:space="preserve"> </w:t>
+                      </w:r>
+                      <w:r>
+                        <w:rPr>
+                          <w:rFonts w:hint="eastAsia"/>
+                        </w:rPr>
+                        <w:t>常見交易困擾</w:t>
+                      </w:r>
+                    </w:p>
+                  </w:txbxContent>
+                </v:textbox>
+                <w10:wrap type="topAndBottom" anchorx="margin"/>
+              </v:shape>
+            </w:pict>
+          </mc:Fallback>
+        </mc:AlternateContent>
+      </w:r>
+      <w:r>
+        <w:rPr>
+          <w:noProof/>
+        </w:rPr>
+        <w:drawing>
+          <wp:anchor distT="0" distB="0" distL="114300" distR="114300" simplePos="0" relativeHeight="251658240" behindDoc="0" locked="0" layoutInCell="1" allowOverlap="1" wp14:anchorId="3EDDF890" wp14:editId="25550CE3">
+            <wp:simplePos x="0" y="0"/>
+            <wp:positionH relativeFrom="margin">
+              <wp:posOffset>-8255</wp:posOffset>
+            </wp:positionH>
+            <wp:positionV relativeFrom="paragraph">
+              <wp:posOffset>1833433</wp:posOffset>
+            </wp:positionV>
+            <wp:extent cx="6479540" cy="2590165"/>
+            <wp:effectExtent l="0" t="0" r="16510" b="635"/>
+            <wp:wrapTopAndBottom/>
+            <wp:docPr id="1618867697" name="圖表 1">
+              <a:extLst xmlns:a="http://schemas.openxmlformats.org/drawingml/2006/main">
+                <a:ext uri="{FF2B5EF4-FFF2-40B4-BE49-F238E27FC236}">
+                  <a16:creationId xmlns:a16="http://schemas.microsoft.com/office/drawing/2014/main" id="{0A84659E-D517-DF46-9165-F801BB98B5CA}"/>
+                </a:ext>
+              </a:extLst>
+            </wp:docPr>
+            <wp:cNvGraphicFramePr/>
+            <a:graphic xmlns:a="http://schemas.openxmlformats.org/drawingml/2006/main">
+              <a:graphicData uri="http://schemas.openxmlformats.org/drawingml/2006/chart">
+                <c:chart xmlns:c="http://schemas.openxmlformats.org/drawingml/2006/chart" xmlns:r="http://schemas.openxmlformats.org/officeDocument/2006/relationships" r:id="rId11"/>
+              </a:graphicData>
+            </a:graphic>
+          </wp:anchor>
+        </w:drawing>
+      </w:r>
+      <w:r>
+        <w:t>面交模式下的信任與隱私危機</w:t>
+      </w:r>
+      <w:r>
+        <w:t>：</w:t>
       </w:r>
       <w:r>
         <w:t xml:space="preserve"> </w:t>
       </w:r>
       <w:r>
-        <w:t>寄送模式常面臨貨到付款與物流配送的時差，讓急需書籍的學生感到焦慮，對「即時性」有明顯需求</w:t>
+        <w:t>在面交經驗中，高達</w:t>
+      </w:r>
+      <w:r>
+        <w:t xml:space="preserve"> 68.3%</w:t>
+      </w:r>
+      <w:r>
+        <w:t>（</w:t>
+      </w:r>
+      <w:r>
+        <w:t xml:space="preserve">340 </w:t>
+      </w:r>
+      <w:r>
+        <w:t>人）</w:t>
       </w:r>
       <w:r>
         <w:t xml:space="preserve"> </w:t>
       </w:r>
       <w:r>
+        <w:t>的使用者最在意交易安全，擔心遇到放鳥或詐騙</w:t>
+      </w:r>
+      <w:r>
+        <w:t xml:space="preserve"> </w:t>
+      </w:r>
+      <w:r>
+        <w:t>。另有</w:t>
+      </w:r>
+      <w:r>
+        <w:t xml:space="preserve"> 48.8%</w:t>
+      </w:r>
+      <w:r>
+        <w:t>（</w:t>
+      </w:r>
+      <w:r>
+        <w:t xml:space="preserve">243 </w:t>
+      </w:r>
+      <w:r>
+        <w:t>人）</w:t>
+      </w:r>
+      <w:r>
+        <w:t xml:space="preserve"> </w:t>
+      </w:r>
+      <w:r>
+        <w:t>認為面交時間難以談攏，以及</w:t>
+      </w:r>
+      <w:r>
+        <w:t xml:space="preserve"> 41.0%</w:t>
+      </w:r>
+      <w:r>
+        <w:t>（</w:t>
+      </w:r>
+      <w:r>
+        <w:t xml:space="preserve">204 </w:t>
+      </w:r>
+      <w:r>
+        <w:t>人）</w:t>
+      </w:r>
+      <w:r>
+        <w:t xml:space="preserve"> </w:t>
+      </w:r>
+      <w:r>
+        <w:t>擔心與陌生人見面可能暴露個人容貌或影響隱私</w:t>
+      </w:r>
+      <w:r>
+        <w:t xml:space="preserve"> </w:t>
+      </w:r>
+      <w:r>
+        <w:t>。這種對於「非接觸交易」的強烈需求，在現有校園社團中難以獲得滿足</w:t>
+      </w:r>
+      <w:r>
+        <w:t xml:space="preserve"> </w:t>
+      </w:r>
+      <w:r>
         <w:t>。</w:t>
       </w:r>
     </w:p>
     <w:p>
       <w:pPr>
-        <w:pStyle w:val="a0"/>
-        <w:numPr>
-          <w:ilvl w:val="2"/>
-          <w:numId w:val="39"/>
-        </w:numPr>
-      </w:pPr>
-      <w:r>
-        <w:t>書況資訊不透明且雜亂：</w:t>
-      </w:r>
-      <w:r>
-        <w:t xml:space="preserve"> </w:t>
-      </w:r>
-      <w:r>
-        <w:t>在電商平台或社群媒體中，書籍資料零散且多需手動輸入，導致搜尋效率極低，且買家難以透過網路照片確認真實書況</w:t>
-      </w:r>
-      <w:r>
-        <w:t xml:space="preserve"> </w:t>
-      </w:r>
-      <w:r>
-        <w:t>。</w:t>
+        <w:rPr>
+          <w:sz w:val="28"/>
+        </w:rPr>
+      </w:pPr>
+      <w:r>
+        <w:br w:type="page"/>
       </w:r>
     </w:p>
     <w:p>
@@ -6760,43 +7223,618 @@
         <w:ind w:firstLineChars="200" w:firstLine="560"/>
       </w:pPr>
       <w:r>
+        <w:rPr>
+          <w:noProof/>
+        </w:rPr>
+        <w:lastRenderedPageBreak/>
+        <mc:AlternateContent>
+          <mc:Choice Requires="wps">
+            <w:drawing>
+              <wp:anchor distT="0" distB="0" distL="114300" distR="114300" simplePos="0" relativeHeight="251664384" behindDoc="0" locked="0" layoutInCell="1" allowOverlap="1" wp14:anchorId="0D1D5231" wp14:editId="640784BB">
+                <wp:simplePos x="0" y="0"/>
+                <wp:positionH relativeFrom="margin">
+                  <wp:posOffset>725170</wp:posOffset>
+                </wp:positionH>
+                <wp:positionV relativeFrom="paragraph">
+                  <wp:posOffset>1047750</wp:posOffset>
+                </wp:positionV>
+                <wp:extent cx="5021580" cy="457200"/>
+                <wp:effectExtent l="0" t="0" r="7620" b="0"/>
+                <wp:wrapTopAndBottom/>
+                <wp:docPr id="1712692599" name="文字方塊 1"/>
+                <wp:cNvGraphicFramePr/>
+                <a:graphic xmlns:a="http://schemas.openxmlformats.org/drawingml/2006/main">
+                  <a:graphicData uri="http://schemas.microsoft.com/office/word/2010/wordprocessingShape">
+                    <wps:wsp>
+                      <wps:cNvSpPr txBox="1"/>
+                      <wps:spPr>
+                        <a:xfrm>
+                          <a:off x="0" y="0"/>
+                          <a:ext cx="5021580" cy="457200"/>
+                        </a:xfrm>
+                        <a:prstGeom prst="rect">
+                          <a:avLst/>
+                        </a:prstGeom>
+                        <a:solidFill>
+                          <a:prstClr val="white"/>
+                        </a:solidFill>
+                        <a:ln>
+                          <a:noFill/>
+                        </a:ln>
+                      </wps:spPr>
+                      <wps:txbx>
+                        <w:txbxContent>
+                          <w:p>
+                            <w:pPr>
+                              <w:pStyle w:val="afb"/>
+                              <w:rPr>
+                                <w:rFonts w:hint="eastAsia"/>
+                                <w:noProof/>
+                                <w:szCs w:val="28"/>
+                              </w:rPr>
+                            </w:pPr>
+                            <w:r>
+                              <w:rPr>
+                                <w:rFonts w:hint="eastAsia"/>
+                              </w:rPr>
+                              <w:t>圖</w:t>
+                            </w:r>
+                            <w:r>
+                              <w:rPr>
+                                <w:rFonts w:hint="eastAsia"/>
+                              </w:rPr>
+                              <w:t>1-1-</w:t>
+                            </w:r>
+                            <w:r>
+                              <w:fldChar w:fldCharType="begin"/>
+                            </w:r>
+                            <w:r>
+                              <w:instrText xml:space="preserve"> </w:instrText>
+                            </w:r>
+                            <w:r>
+                              <w:rPr>
+                                <w:rFonts w:hint="eastAsia"/>
+                              </w:rPr>
+                              <w:instrText xml:space="preserve">SEQ </w:instrText>
+                            </w:r>
+                            <w:r>
+                              <w:rPr>
+                                <w:rFonts w:hint="eastAsia"/>
+                              </w:rPr>
+                              <w:instrText>圖</w:instrText>
+                            </w:r>
+                            <w:r>
+                              <w:rPr>
+                                <w:rFonts w:hint="eastAsia"/>
+                              </w:rPr>
+                              <w:instrText>1-1- \* ARABIC</w:instrText>
+                            </w:r>
+                            <w:r>
+                              <w:instrText xml:space="preserve"> </w:instrText>
+                            </w:r>
+                            <w:r>
+                              <w:fldChar w:fldCharType="separate"/>
+                            </w:r>
+                            <w:r>
+                              <w:rPr>
+                                <w:noProof/>
+                              </w:rPr>
+                              <w:t>2</w:t>
+                            </w:r>
+                            <w:r>
+                              <w:fldChar w:fldCharType="end"/>
+                            </w:r>
+                            <w:r>
+                              <w:rPr>
+                                <w:rFonts w:hint="eastAsia"/>
+                              </w:rPr>
+                              <w:t xml:space="preserve"> </w:t>
+                            </w:r>
+                            <w:r>
+                              <w:t>二手書即時性</w:t>
+                            </w:r>
+                            <w:r>
+                              <w:rPr>
+                                <w:rFonts w:hint="eastAsia"/>
+                              </w:rPr>
+                              <w:t>要求程度分布</w:t>
+                            </w:r>
+                          </w:p>
+                        </w:txbxContent>
+                      </wps:txbx>
+                      <wps:bodyPr rot="0" spcFirstLastPara="0" vertOverflow="overflow" horzOverflow="overflow" vert="horz" wrap="square" lIns="0" tIns="0" rIns="0" bIns="0" numCol="1" spcCol="0" rtlCol="0" fromWordArt="0" anchor="t" anchorCtr="0" forceAA="0" compatLnSpc="1">
+                        <a:prstTxWarp prst="textNoShape">
+                          <a:avLst/>
+                        </a:prstTxWarp>
+                        <a:noAutofit/>
+                      </wps:bodyPr>
+                    </wps:wsp>
+                  </a:graphicData>
+                </a:graphic>
+              </wp:anchor>
+            </w:drawing>
+          </mc:Choice>
+          <mc:Fallback>
+            <w:pict>
+              <v:shape w14:anchorId="0D1D5231" id="_x0000_s1027" type="#_x0000_t202" style="position:absolute;left:0;text-align:left;margin-left:57.1pt;margin-top:82.5pt;width:395.4pt;height:36pt;z-index:251664384;visibility:visible;mso-wrap-style:square;mso-wrap-distance-left:9pt;mso-wrap-distance-top:0;mso-wrap-distance-right:9pt;mso-wrap-distance-bottom:0;mso-position-horizontal:absolute;mso-position-horizontal-relative:margin;mso-position-vertical:absolute;mso-position-vertical-relative:text;v-text-anchor:top" o:gfxdata="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" stroked="f">
+                <v:textbox inset="0,0,0,0">
+                  <w:txbxContent>
+                    <w:p>
+                      <w:pPr>
+                        <w:pStyle w:val="afb"/>
+                        <w:rPr>
+                          <w:rFonts w:hint="eastAsia"/>
+                          <w:noProof/>
+                          <w:szCs w:val="28"/>
+                        </w:rPr>
+                      </w:pPr>
+                      <w:r>
+                        <w:rPr>
+                          <w:rFonts w:hint="eastAsia"/>
+                        </w:rPr>
+                        <w:t>圖</w:t>
+                      </w:r>
+                      <w:r>
+                        <w:rPr>
+                          <w:rFonts w:hint="eastAsia"/>
+                        </w:rPr>
+                        <w:t>1-1-</w:t>
+                      </w:r>
+                      <w:r>
+                        <w:fldChar w:fldCharType="begin"/>
+                      </w:r>
+                      <w:r>
+                        <w:instrText xml:space="preserve"> </w:instrText>
+                      </w:r>
+                      <w:r>
+                        <w:rPr>
+                          <w:rFonts w:hint="eastAsia"/>
+                        </w:rPr>
+                        <w:instrText xml:space="preserve">SEQ </w:instrText>
+                      </w:r>
+                      <w:r>
+                        <w:rPr>
+                          <w:rFonts w:hint="eastAsia"/>
+                        </w:rPr>
+                        <w:instrText>圖</w:instrText>
+                      </w:r>
+                      <w:r>
+                        <w:rPr>
+                          <w:rFonts w:hint="eastAsia"/>
+                        </w:rPr>
+                        <w:instrText>1-1- \* ARABIC</w:instrText>
+                      </w:r>
+                      <w:r>
+                        <w:instrText xml:space="preserve"> </w:instrText>
+                      </w:r>
+                      <w:r>
+                        <w:fldChar w:fldCharType="separate"/>
+                      </w:r>
+                      <w:r>
+                        <w:rPr>
+                          <w:noProof/>
+                        </w:rPr>
+                        <w:t>2</w:t>
+                      </w:r>
+                      <w:r>
+                        <w:fldChar w:fldCharType="end"/>
+                      </w:r>
+                      <w:r>
+                        <w:rPr>
+                          <w:rFonts w:hint="eastAsia"/>
+                        </w:rPr>
+                        <w:t xml:space="preserve"> </w:t>
+                      </w:r>
+                      <w:r>
+                        <w:t>二手書即時性</w:t>
+                      </w:r>
+                      <w:r>
+                        <w:rPr>
+                          <w:rFonts w:hint="eastAsia"/>
+                        </w:rPr>
+                        <w:t>要求程度分布</w:t>
+                      </w:r>
+                    </w:p>
+                  </w:txbxContent>
+                </v:textbox>
+                <w10:wrap type="topAndBottom" anchorx="margin"/>
+              </v:shape>
+            </w:pict>
+          </mc:Fallback>
+        </mc:AlternateContent>
+      </w:r>
+      <w:r>
+        <w:rPr>
+          <w:noProof/>
+        </w:rPr>
+        <w:drawing>
+          <wp:anchor distT="180340" distB="180340" distL="114300" distR="114300" simplePos="0" relativeHeight="251660288" behindDoc="0" locked="0" layoutInCell="1" allowOverlap="1" wp14:anchorId="7ACC4A7B" wp14:editId="1AC8449A">
+            <wp:simplePos x="0" y="0"/>
+            <wp:positionH relativeFrom="margin">
+              <wp:posOffset>723900</wp:posOffset>
+            </wp:positionH>
+            <wp:positionV relativeFrom="paragraph">
+              <wp:posOffset>1565910</wp:posOffset>
+            </wp:positionV>
+            <wp:extent cx="5022000" cy="3045600"/>
+            <wp:effectExtent l="0" t="0" r="7620" b="2540"/>
+            <wp:wrapTopAndBottom/>
+            <wp:docPr id="987194790" name="圖表 1">
+              <a:extLst xmlns:a="http://schemas.openxmlformats.org/drawingml/2006/main">
+                <a:ext uri="{FF2B5EF4-FFF2-40B4-BE49-F238E27FC236}">
+                  <a16:creationId xmlns:a16="http://schemas.microsoft.com/office/drawing/2014/main" id="{0999C356-8A2B-D31A-3471-9608E7277368}"/>
+                </a:ext>
+              </a:extLst>
+            </wp:docPr>
+            <wp:cNvGraphicFramePr/>
+            <a:graphic xmlns:a="http://schemas.openxmlformats.org/drawingml/2006/main">
+              <a:graphicData uri="http://schemas.openxmlformats.org/drawingml/2006/chart">
+                <c:chart xmlns:c="http://schemas.openxmlformats.org/drawingml/2006/chart" xmlns:r="http://schemas.openxmlformats.org/officeDocument/2006/relationships" r:id="rId12"/>
+              </a:graphicData>
+            </a:graphic>
+            <wp14:sizeRelH relativeFrom="margin">
+              <wp14:pctWidth>0</wp14:pctWidth>
+            </wp14:sizeRelH>
+            <wp14:sizeRelV relativeFrom="margin">
+              <wp14:pctHeight>0</wp14:pctHeight>
+            </wp14:sizeRelV>
+          </wp:anchor>
+        </w:drawing>
+      </w:r>
+      <w:r>
         <w:t>根據統計，高達</w:t>
       </w:r>
       <w:r>
-        <w:t xml:space="preserve"> 37.4% </w:t>
-      </w:r>
-      <w:r>
-        <w:t>的受訪者對於二手書有極高的即時性要求</w:t>
-      </w:r>
-      <w:r>
         <w:t xml:space="preserve"> </w:t>
       </w:r>
       <w:r>
-        <w:t>。換句話說，僅僅是為了確認一本書的書況或等待寄送，就可能耗費掉數天的學習時間，且還不保證能順利買到符合期待的課本。</w:t>
+        <w:rPr>
+          <w:b/>
+          <w:bCs/>
+        </w:rPr>
+        <w:t>34.3%</w:t>
+      </w:r>
+      <w:r>
+        <w:t xml:space="preserve"> </w:t>
+      </w:r>
+      <w:r>
+        <w:t>的受訪者對於二手書有極高的即時性要求，希望能夠「當場看到書</w:t>
+      </w:r>
+      <w:proofErr w:type="gramStart"/>
+      <w:r>
+        <w:t>況</w:t>
+      </w:r>
+      <w:proofErr w:type="gramEnd"/>
+      <w:r>
+        <w:t>並直接取貨」。換句話說，對於這類使用者而言，傳統交易模式中單純為了確認書</w:t>
+      </w:r>
+      <w:proofErr w:type="gramStart"/>
+      <w:r>
+        <w:t>況</w:t>
+      </w:r>
+      <w:proofErr w:type="gramEnd"/>
+      <w:r>
+        <w:t>或等待</w:t>
+      </w:r>
+      <w:proofErr w:type="gramStart"/>
+      <w:r>
+        <w:t>物流寄送</w:t>
+      </w:r>
+      <w:proofErr w:type="gramEnd"/>
+      <w:r>
+        <w:t>，就可能耗費掉數天的學習時間，且在缺乏實體確認的情況下，仍無法保證能順利買到符合期待的課本。</w:t>
       </w:r>
     </w:p>
     <w:p>
       <w:pPr>
         <w:pStyle w:val="a0"/>
         <w:ind w:firstLineChars="200" w:firstLine="560"/>
-        <w:rPr>
-          <w:rFonts w:hint="eastAsia"/>
-        </w:rPr>
-      </w:pPr>
-      <w:r>
-        <w:t>除了交易效率外，「書籍存放與處理」也是一大難題。多數人手邊有閒置書籍卻不處理，主因是「空間不想堆積</w:t>
+      </w:pPr>
+      <w:r>
+        <w:drawing>
+          <wp:anchor distT="0" distB="0" distL="114300" distR="114300" simplePos="0" relativeHeight="251659264" behindDoc="0" locked="0" layoutInCell="1" allowOverlap="1" wp14:anchorId="49604995" wp14:editId="46A00D6A">
+            <wp:simplePos x="0" y="0"/>
+            <wp:positionH relativeFrom="margin">
+              <wp:posOffset>130175</wp:posOffset>
+            </wp:positionH>
+            <wp:positionV relativeFrom="paragraph">
+              <wp:posOffset>5826125</wp:posOffset>
+            </wp:positionV>
+            <wp:extent cx="6360795" cy="2329180"/>
+            <wp:effectExtent l="0" t="0" r="1905" b="13970"/>
+            <wp:wrapTopAndBottom/>
+            <wp:docPr id="2140168610" name="圖表 1">
+              <a:extLst xmlns:a="http://schemas.openxmlformats.org/drawingml/2006/main">
+                <a:ext uri="{FF2B5EF4-FFF2-40B4-BE49-F238E27FC236}">
+                  <a16:creationId xmlns:a16="http://schemas.microsoft.com/office/drawing/2014/main" id="{450BE27A-37B9-2841-2DB6-8652BA6FFBF3}"/>
+                </a:ext>
+              </a:extLst>
+            </wp:docPr>
+            <wp:cNvGraphicFramePr/>
+            <a:graphic xmlns:a="http://schemas.openxmlformats.org/drawingml/2006/main">
+              <a:graphicData uri="http://schemas.openxmlformats.org/drawingml/2006/chart">
+                <c:chart xmlns:c="http://schemas.openxmlformats.org/drawingml/2006/chart" xmlns:r="http://schemas.openxmlformats.org/officeDocument/2006/relationships" r:id="rId13"/>
+              </a:graphicData>
+            </a:graphic>
+          </wp:anchor>
+        </w:drawing>
+      </w:r>
+      <w:r>
+        <w:rPr>
+          <w:noProof/>
+        </w:rPr>
+        <mc:AlternateContent>
+          <mc:Choice Requires="wps">
+            <w:drawing>
+              <wp:anchor distT="0" distB="0" distL="114300" distR="114300" simplePos="0" relativeHeight="251666432" behindDoc="0" locked="0" layoutInCell="1" allowOverlap="1" wp14:anchorId="362A4648" wp14:editId="336B8557">
+                <wp:simplePos x="0" y="0"/>
+                <wp:positionH relativeFrom="column">
+                  <wp:posOffset>130810</wp:posOffset>
+                </wp:positionH>
+                <wp:positionV relativeFrom="paragraph">
+                  <wp:posOffset>5324873</wp:posOffset>
+                </wp:positionV>
+                <wp:extent cx="6360795" cy="457200"/>
+                <wp:effectExtent l="0" t="0" r="1905" b="0"/>
+                <wp:wrapTopAndBottom/>
+                <wp:docPr id="1996430749" name="文字方塊 1"/>
+                <wp:cNvGraphicFramePr/>
+                <a:graphic xmlns:a="http://schemas.openxmlformats.org/drawingml/2006/main">
+                  <a:graphicData uri="http://schemas.microsoft.com/office/word/2010/wordprocessingShape">
+                    <wps:wsp>
+                      <wps:cNvSpPr txBox="1"/>
+                      <wps:spPr>
+                        <a:xfrm>
+                          <a:off x="0" y="0"/>
+                          <a:ext cx="6360795" cy="457200"/>
+                        </a:xfrm>
+                        <a:prstGeom prst="rect">
+                          <a:avLst/>
+                        </a:prstGeom>
+                        <a:solidFill>
+                          <a:prstClr val="white"/>
+                        </a:solidFill>
+                        <a:ln>
+                          <a:noFill/>
+                        </a:ln>
+                      </wps:spPr>
+                      <wps:txbx>
+                        <w:txbxContent>
+                          <w:p>
+                            <w:pPr>
+                              <w:pStyle w:val="afb"/>
+                              <w:rPr>
+                                <w:rFonts w:hint="eastAsia"/>
+                                <w:noProof/>
+                                <w:szCs w:val="28"/>
+                              </w:rPr>
+                            </w:pPr>
+                            <w:r>
+                              <w:rPr>
+                                <w:rFonts w:hint="eastAsia"/>
+                              </w:rPr>
+                              <w:t>圖</w:t>
+                            </w:r>
+                            <w:r>
+                              <w:rPr>
+                                <w:rFonts w:hint="eastAsia"/>
+                              </w:rPr>
+                              <w:t>1-1-</w:t>
+                            </w:r>
+                            <w:r>
+                              <w:fldChar w:fldCharType="begin"/>
+                            </w:r>
+                            <w:r>
+                              <w:instrText xml:space="preserve"> </w:instrText>
+                            </w:r>
+                            <w:r>
+                              <w:rPr>
+                                <w:rFonts w:hint="eastAsia"/>
+                              </w:rPr>
+                              <w:instrText xml:space="preserve">SEQ </w:instrText>
+                            </w:r>
+                            <w:r>
+                              <w:rPr>
+                                <w:rFonts w:hint="eastAsia"/>
+                              </w:rPr>
+                              <w:instrText>圖</w:instrText>
+                            </w:r>
+                            <w:r>
+                              <w:rPr>
+                                <w:rFonts w:hint="eastAsia"/>
+                              </w:rPr>
+                              <w:instrText>1-1- \* ARABIC</w:instrText>
+                            </w:r>
+                            <w:r>
+                              <w:instrText xml:space="preserve"> </w:instrText>
+                            </w:r>
+                            <w:r>
+                              <w:fldChar w:fldCharType="separate"/>
+                            </w:r>
+                            <w:r>
+                              <w:rPr>
+                                <w:noProof/>
+                              </w:rPr>
+                              <w:t>3</w:t>
+                            </w:r>
+                            <w:r>
+                              <w:fldChar w:fldCharType="end"/>
+                            </w:r>
+                            <w:r>
+                              <w:rPr>
+                                <w:rFonts w:hint="eastAsia"/>
+                              </w:rPr>
+                              <w:t xml:space="preserve"> </w:t>
+                            </w:r>
+                            <w:r>
+                              <w:rPr>
+                                <w:rFonts w:hint="eastAsia"/>
+                              </w:rPr>
+                              <w:t>書籍處置常見困擾</w:t>
+                            </w:r>
+                          </w:p>
+                        </w:txbxContent>
+                      </wps:txbx>
+                      <wps:bodyPr rot="0" spcFirstLastPara="0" vertOverflow="overflow" horzOverflow="overflow" vert="horz" wrap="square" lIns="0" tIns="0" rIns="0" bIns="0" numCol="1" spcCol="0" rtlCol="0" fromWordArt="0" anchor="t" anchorCtr="0" forceAA="0" compatLnSpc="1">
+                        <a:prstTxWarp prst="textNoShape">
+                          <a:avLst/>
+                        </a:prstTxWarp>
+                        <a:noAutofit/>
+                      </wps:bodyPr>
+                    </wps:wsp>
+                  </a:graphicData>
+                </a:graphic>
+              </wp:anchor>
+            </w:drawing>
+          </mc:Choice>
+          <mc:Fallback>
+            <w:pict>
+              <v:shape w14:anchorId="362A4648" id="_x0000_s1028" type="#_x0000_t202" style="position:absolute;left:0;text-align:left;margin-left:10.3pt;margin-top:419.3pt;width:500.85pt;height:36pt;z-index:251666432;visibility:visible;mso-wrap-style:square;mso-wrap-distance-left:9pt;mso-wrap-distance-top:0;mso-wrap-distance-right:9pt;mso-wrap-distance-bottom:0;mso-position-horizontal:absolute;mso-position-horizontal-relative:text;mso-position-vertical:absolute;mso-position-vertical-relative:text;v-text-anchor:top" o:gfxdata="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" stroked="f">
+                <v:textbox inset="0,0,0,0">
+                  <w:txbxContent>
+                    <w:p>
+                      <w:pPr>
+                        <w:pStyle w:val="afb"/>
+                        <w:rPr>
+                          <w:rFonts w:hint="eastAsia"/>
+                          <w:noProof/>
+                          <w:szCs w:val="28"/>
+                        </w:rPr>
+                      </w:pPr>
+                      <w:r>
+                        <w:rPr>
+                          <w:rFonts w:hint="eastAsia"/>
+                        </w:rPr>
+                        <w:t>圖</w:t>
+                      </w:r>
+                      <w:r>
+                        <w:rPr>
+                          <w:rFonts w:hint="eastAsia"/>
+                        </w:rPr>
+                        <w:t>1-1-</w:t>
+                      </w:r>
+                      <w:r>
+                        <w:fldChar w:fldCharType="begin"/>
+                      </w:r>
+                      <w:r>
+                        <w:instrText xml:space="preserve"> </w:instrText>
+                      </w:r>
+                      <w:r>
+                        <w:rPr>
+                          <w:rFonts w:hint="eastAsia"/>
+                        </w:rPr>
+                        <w:instrText xml:space="preserve">SEQ </w:instrText>
+                      </w:r>
+                      <w:r>
+                        <w:rPr>
+                          <w:rFonts w:hint="eastAsia"/>
+                        </w:rPr>
+                        <w:instrText>圖</w:instrText>
+                      </w:r>
+                      <w:r>
+                        <w:rPr>
+                          <w:rFonts w:hint="eastAsia"/>
+                        </w:rPr>
+                        <w:instrText>1-1- \* ARABIC</w:instrText>
+                      </w:r>
+                      <w:r>
+                        <w:instrText xml:space="preserve"> </w:instrText>
+                      </w:r>
+                      <w:r>
+                        <w:fldChar w:fldCharType="separate"/>
+                      </w:r>
+                      <w:r>
+                        <w:rPr>
+                          <w:noProof/>
+                        </w:rPr>
+                        <w:t>3</w:t>
+                      </w:r>
+                      <w:r>
+                        <w:fldChar w:fldCharType="end"/>
+                      </w:r>
+                      <w:r>
+                        <w:rPr>
+                          <w:rFonts w:hint="eastAsia"/>
+                        </w:rPr>
+                        <w:t xml:space="preserve"> </w:t>
+                      </w:r>
+                      <w:r>
+                        <w:rPr>
+                          <w:rFonts w:hint="eastAsia"/>
+                        </w:rPr>
+                        <w:t>書籍處置常見困擾</w:t>
+                      </w:r>
+                    </w:p>
+                  </w:txbxContent>
+                </v:textbox>
+                <w10:wrap type="topAndBottom"/>
+              </v:shape>
+            </w:pict>
+          </mc:Fallback>
+        </mc:AlternateContent>
+      </w:r>
+      <w:r>
+        <w:t>除了交易效率外，「書籍存放與處理」亦是一大難題</w:t>
       </w:r>
       <w:r>
         <w:t xml:space="preserve"> </w:t>
       </w:r>
       <w:r>
-        <w:t>」或「二手書店收購價太低</w:t>
+        <w:t>。在書籍處理端，高達</w:t>
+      </w:r>
+      <w:r>
+        <w:t xml:space="preserve"> 56.4%</w:t>
+      </w:r>
+      <w:r>
+        <w:t>（</w:t>
+      </w:r>
+      <w:r>
+        <w:t xml:space="preserve">281 </w:t>
+      </w:r>
+      <w:r>
+        <w:t>人）</w:t>
       </w:r>
       <w:r>
         <w:t xml:space="preserve"> </w:t>
       </w:r>
       <w:r>
-        <w:t>」。這種缺乏系統性的媒合機制，不僅增加了書籍流轉的門檻，也造成了珍貴知識資產的閒置浪費。</w:t>
+        <w:t>的受訪者面臨「家裡空間不足」的壓力</w:t>
+      </w:r>
+      <w:r>
+        <w:t xml:space="preserve"> </w:t>
+      </w:r>
+      <w:r>
+        <w:t>。儘管有清空需求，但因現有管道（如自行包裝、反覆溝通、收購價低）的負擔感過重，導致學生傾向於「暫不處理」</w:t>
+      </w:r>
+      <w:r>
+        <w:t xml:space="preserve"> </w:t>
+      </w:r>
+      <w:r>
+        <w:t>。加上實體二手店收購價過低（</w:t>
+      </w:r>
+      <w:r>
+        <w:t xml:space="preserve">176 </w:t>
+      </w:r>
+      <w:r>
+        <w:t>人）及電商溝通太耗時（</w:t>
+      </w:r>
+      <w:r>
+        <w:t xml:space="preserve">130 </w:t>
+      </w:r>
+      <w:r>
+        <w:t>人）等因素</w:t>
+      </w:r>
+      <w:r>
+        <w:t xml:space="preserve"> </w:t>
+      </w:r>
+      <w:r>
+        <w:t>，這種缺乏系統性的媒合機制，不僅增加了書籍流轉的門檻，也造成了珍貴知識資產的閒置浪費</w:t>
+      </w:r>
+      <w:r>
+        <w:t xml:space="preserve"> </w:t>
+      </w:r>
+      <w:r>
+        <w:t>。</w:t>
       </w:r>
       <w:r>
         <w:tab/>
@@ -6812,6 +7850,7 @@
         <w:rPr>
           <w:rFonts w:hint="eastAsia"/>
         </w:rPr>
+        <w:lastRenderedPageBreak/>
         <w:t>為了解決這些痛點，本系統以有閒置書籍出售需求的族群為核心出發點，推出結合實體智慧書櫃的全新二手書交易平台。此模式旨在改善現有交易環境的缺陷，為二手書買賣雙方提供更安全、便利的交易管道。我們將深入探討現有二手書交易平台的優缺點，分析使用者的買賣需求特徵，並提出相應的解決方案，讓使用者能輕鬆尋得符合自身需求的書籍，同時讓珍貴的知識資產得以繼續傳遞。</w:t>
       </w:r>
     </w:p>
@@ -6837,7 +7876,21 @@
         <w:rPr>
           <w:rFonts w:hint="eastAsia"/>
         </w:rPr>
-        <w:t>現代消費者日益重視交易流程的簡化。然而，現有的二手書交易管道，無論是通用型電商平台或專門銷售書籍之社群，在實際操作上仍存在諸多不便。常見的問題包括：書籍上架流程繁瑣、面交安排耗時費力、寄貨包材與平台手續費成本過高，以及通用型平台商品類型過於龐雜、書籍搜尋困難等。這些繁瑣的流程大幅降低了使用者的交易意願。</w:t>
+        <w:t>現代消費者日益重視交易流程的簡化。然而，現有的二手書交易管道，無論是通用型電商平台或專門銷售書籍之社群，在實際操作上仍存在諸多不便。常見的問題包括：書籍上架流程繁瑣、面交安排耗時費力、</w:t>
+      </w:r>
+      <w:proofErr w:type="gramStart"/>
+      <w:r>
+        <w:rPr>
+          <w:rFonts w:hint="eastAsia"/>
+        </w:rPr>
+        <w:t>寄貨包材</w:t>
+      </w:r>
+      <w:proofErr w:type="gramEnd"/>
+      <w:r>
+        <w:rPr>
+          <w:rFonts w:hint="eastAsia"/>
+        </w:rPr>
+        <w:t>與平台手續費成本過高，以及通用型平台商品類型過於龐雜、書籍搜尋困難等。這些繁瑣的流程大幅降低了使用者的交易意願。</w:t>
       </w:r>
     </w:p>
     <w:p>
@@ -6850,8 +7903,21 @@
         <w:rPr>
           <w:rFonts w:hint="eastAsia"/>
         </w:rPr>
-        <w:lastRenderedPageBreak/>
-        <w:t>目前市面上雖已存在多種二手書交易管道，但各平台均存在明顯的功能缺口，難以全面滿足使用者需求。因此，我們針對現有平台的優缺點進行了深入分析，探討使用者在現有環境下的行為偏好，並致力於思考如何簡化書籍交易流程，以降低新用戶的操作門檻。</w:t>
+        <w:t>目前市面上雖已存在</w:t>
+      </w:r>
+      <w:proofErr w:type="gramStart"/>
+      <w:r>
+        <w:rPr>
+          <w:rFonts w:hint="eastAsia"/>
+        </w:rPr>
+        <w:t>多種二</w:t>
+      </w:r>
+      <w:proofErr w:type="gramEnd"/>
+      <w:r>
+        <w:rPr>
+          <w:rFonts w:hint="eastAsia"/>
+        </w:rPr>
+        <w:t>手書交易管道，但各平台均存在明顯的功能缺口，難以全面滿足使用者需求。因此，我們針對現有平台的優缺點進行了深入分析，探討使用者在現有環境下的行為偏好，並致力於思考如何簡化書籍交易流程，以降低新用戶的操作門檻。</w:t>
       </w:r>
     </w:p>
     <w:p>
@@ -7040,6 +8106,7 @@
                 <w:sz w:val="28"/>
               </w:rPr>
             </w:pPr>
+            <w:proofErr w:type="spellStart"/>
             <w:r>
               <w:rPr>
                 <w:rFonts w:ascii="Times New Roman" w:eastAsia="標楷體" w:hAnsi="Times New Roman" w:hint="eastAsia"/>
@@ -7047,6 +8114,7 @@
               </w:rPr>
               <w:t>SaveMyBook</w:t>
             </w:r>
+            <w:proofErr w:type="spellEnd"/>
           </w:p>
         </w:tc>
         <w:tc>
@@ -7154,6 +8222,7 @@
                 <w:sz w:val="28"/>
               </w:rPr>
             </w:pPr>
+            <w:proofErr w:type="spellStart"/>
             <w:r>
               <w:rPr>
                 <w:rFonts w:ascii="Times New Roman" w:eastAsia="標楷體" w:hAnsi="Times New Roman" w:hint="eastAsia"/>
@@ -7161,6 +8230,7 @@
               </w:rPr>
               <w:t>Dcard</w:t>
             </w:r>
+            <w:proofErr w:type="spellEnd"/>
           </w:p>
         </w:tc>
       </w:tr>
@@ -7638,7 +8708,23 @@
                 <w:rFonts w:ascii="Times New Roman" w:eastAsia="標楷體" w:hAnsi="Times New Roman" w:hint="eastAsia"/>
                 <w:sz w:val="28"/>
               </w:rPr>
-              <w:t>圖書精準分類</w:t>
+              <w:t>圖書精</w:t>
+            </w:r>
+            <w:proofErr w:type="gramStart"/>
+            <w:r>
+              <w:rPr>
+                <w:rFonts w:ascii="Times New Roman" w:eastAsia="標楷體" w:hAnsi="Times New Roman" w:hint="eastAsia"/>
+                <w:sz w:val="28"/>
+              </w:rPr>
+              <w:t>準</w:t>
+            </w:r>
+            <w:proofErr w:type="gramEnd"/>
+            <w:r>
+              <w:rPr>
+                <w:rFonts w:ascii="Times New Roman" w:eastAsia="標楷體" w:hAnsi="Times New Roman" w:hint="eastAsia"/>
+                <w:sz w:val="28"/>
+              </w:rPr>
+              <w:t>分類</w:t>
             </w:r>
           </w:p>
         </w:tc>
@@ -8367,7 +9453,35 @@
         <w:rPr>
           <w:rFonts w:hint="eastAsia"/>
         </w:rPr>
-        <w:t>掃描快速上架機制與圖書精準分類，交易流程較為繁雜。旋轉拍賣雖然具備圖書精準分類與即時付款等功能，但在書籍上架過程較為耗時，且未支援實體智取櫃與代幣交易模式。</w:t>
+        <w:t>掃描快速上架機制與圖書精</w:t>
+      </w:r>
+      <w:proofErr w:type="gramStart"/>
+      <w:r>
+        <w:rPr>
+          <w:rFonts w:hint="eastAsia"/>
+        </w:rPr>
+        <w:t>準</w:t>
+      </w:r>
+      <w:proofErr w:type="gramEnd"/>
+      <w:r>
+        <w:rPr>
+          <w:rFonts w:hint="eastAsia"/>
+        </w:rPr>
+        <w:t>分類，交易流程較為繁雜。旋轉拍賣雖然具備圖書精</w:t>
+      </w:r>
+      <w:proofErr w:type="gramStart"/>
+      <w:r>
+        <w:rPr>
+          <w:rFonts w:hint="eastAsia"/>
+        </w:rPr>
+        <w:t>準</w:t>
+      </w:r>
+      <w:proofErr w:type="gramEnd"/>
+      <w:r>
+        <w:rPr>
+          <w:rFonts w:hint="eastAsia"/>
+        </w:rPr>
+        <w:t>分類與即時付款等功能，但在書籍上架過程較為耗時，且未支援實體智取櫃與代幣交易模式。</w:t>
       </w:r>
       <w:r>
         <w:rPr>
@@ -8397,19 +9511,86 @@
         <w:rPr>
           <w:rFonts w:hint="eastAsia"/>
         </w:rPr>
-        <w:t>社團雖具備即時互動性與個人化推薦，但缺乏即時付款機制，無法進行即時線上交易成為最大硬傷。</w:t>
-      </w:r>
+        <w:t>社團雖具備即時互動性與個人化推薦，但缺乏即時付款機制，無法進行</w:t>
+      </w:r>
+      <w:proofErr w:type="gramStart"/>
+      <w:r>
+        <w:rPr>
+          <w:rFonts w:hint="eastAsia"/>
+        </w:rPr>
+        <w:t>即時線上交易</w:t>
+      </w:r>
+      <w:proofErr w:type="gramEnd"/>
+      <w:r>
+        <w:rPr>
+          <w:rFonts w:hint="eastAsia"/>
+        </w:rPr>
+        <w:t>成為</w:t>
+      </w:r>
+      <w:proofErr w:type="gramStart"/>
+      <w:r>
+        <w:rPr>
+          <w:rFonts w:hint="eastAsia"/>
+        </w:rPr>
+        <w:t>最大硬傷</w:t>
+      </w:r>
+      <w:proofErr w:type="gramEnd"/>
+      <w:r>
+        <w:rPr>
+          <w:rFonts w:hint="eastAsia"/>
+        </w:rPr>
+        <w:t>。</w:t>
+      </w:r>
+      <w:proofErr w:type="spellStart"/>
       <w:r>
         <w:rPr>
           <w:rFonts w:hint="eastAsia"/>
         </w:rPr>
         <w:t>Dcard</w:t>
       </w:r>
-      <w:r>
-        <w:rPr>
-          <w:rFonts w:hint="eastAsia"/>
-        </w:rPr>
-        <w:t>本質上為社群論壇，儘管設有二手買賣版供使用者交流，但因非專屬之交易平台，其功能過於精簡，僅提供即時聊天，缺乏圖書精準分類、即時線上付款與個人化推薦等完整的輔助機制。</w:t>
+      <w:proofErr w:type="spellEnd"/>
+      <w:r>
+        <w:rPr>
+          <w:rFonts w:hint="eastAsia"/>
+        </w:rPr>
+        <w:t>本質上為社群論壇，儘管設有二手買賣版供使用者交流，但因非專屬之交易平台，其功能過於精簡，僅提供即時聊天，缺乏圖書精</w:t>
+      </w:r>
+      <w:proofErr w:type="gramStart"/>
+      <w:r>
+        <w:rPr>
+          <w:rFonts w:hint="eastAsia"/>
+        </w:rPr>
+        <w:t>準</w:t>
+      </w:r>
+      <w:proofErr w:type="gramEnd"/>
+      <w:r>
+        <w:rPr>
+          <w:rFonts w:hint="eastAsia"/>
+        </w:rPr>
+        <w:t>分類、</w:t>
+      </w:r>
+      <w:proofErr w:type="gramStart"/>
+      <w:r>
+        <w:rPr>
+          <w:rFonts w:hint="eastAsia"/>
+        </w:rPr>
+        <w:t>即時線上付款</w:t>
+      </w:r>
+      <w:proofErr w:type="gramEnd"/>
+      <w:r>
+        <w:rPr>
+          <w:rFonts w:hint="eastAsia"/>
+        </w:rPr>
+        <w:t>與個人化推薦等完整的輔助機制</w:t>
+      </w:r>
+      <w:r>
+        <w:tab/>
+      </w:r>
+      <w:r>
+        <w:rPr>
+          <w:rFonts w:hint="eastAsia"/>
+        </w:rPr>
+        <w:t>。</w:t>
       </w:r>
     </w:p>
     <w:p>
@@ -8421,6 +9602,7 @@
         <w:rPr>
           <w:rFonts w:hint="eastAsia"/>
         </w:rPr>
+        <w:lastRenderedPageBreak/>
         <w:t>系統目的與目標</w:t>
       </w:r>
       <w:bookmarkEnd w:id="8"/>
@@ -8483,7 +9665,35 @@
         <w:rPr>
           <w:rFonts w:hint="eastAsia"/>
         </w:rPr>
-        <w:t>保障交易安全：運用區塊鏈智慧合約進行代幣化金流託管，確保資金安全與交易透明，建立使用者信任基礎。</w:t>
+        <w:t>保障交易安全：運用</w:t>
+      </w:r>
+      <w:proofErr w:type="gramStart"/>
+      <w:r>
+        <w:rPr>
+          <w:rFonts w:hint="eastAsia"/>
+        </w:rPr>
+        <w:t>區塊鏈智慧</w:t>
+      </w:r>
+      <w:proofErr w:type="gramEnd"/>
+      <w:r>
+        <w:rPr>
+          <w:rFonts w:hint="eastAsia"/>
+        </w:rPr>
+        <w:t>合約進行</w:t>
+      </w:r>
+      <w:proofErr w:type="gramStart"/>
+      <w:r>
+        <w:rPr>
+          <w:rFonts w:hint="eastAsia"/>
+        </w:rPr>
+        <w:t>代幣化金流</w:t>
+      </w:r>
+      <w:proofErr w:type="gramEnd"/>
+      <w:r>
+        <w:rPr>
+          <w:rFonts w:hint="eastAsia"/>
+        </w:rPr>
+        <w:t>託管，確保資金安全與交易透明，建立使用者信任基礎。</w:t>
       </w:r>
     </w:p>
     <w:p>
@@ -8540,8 +9750,21 @@
         <w:rPr>
           <w:rFonts w:hint="eastAsia"/>
         </w:rPr>
-        <w:lastRenderedPageBreak/>
-        <w:t>促進資源循環：透過平台運作，使閒置書籍得以高效媒合流通，推動校園永續發展的生態目標。</w:t>
+        <w:t>促進資源循環：透過平台運作，使閒置書籍得以高效</w:t>
+      </w:r>
+      <w:proofErr w:type="gramStart"/>
+      <w:r>
+        <w:rPr>
+          <w:rFonts w:hint="eastAsia"/>
+        </w:rPr>
+        <w:t>媒</w:t>
+      </w:r>
+      <w:proofErr w:type="gramEnd"/>
+      <w:r>
+        <w:rPr>
+          <w:rFonts w:hint="eastAsia"/>
+        </w:rPr>
+        <w:t>合流通，推動校園永續發展的生態目標。</w:t>
       </w:r>
     </w:p>
     <w:p>
@@ -8578,7 +9801,35 @@
         <w:rPr>
           <w:rFonts w:hint="eastAsia"/>
         </w:rPr>
-        <w:t>條碼掃描技術，實現二手書籍的快速上架，大幅簡化賣方的操作流程。在交易機制方面，系統導入區塊鏈智慧合約技術，建構創新的代幣化交易模式，以確保買賣雙方的資金安全與交易資訊的高度透明。此外，我們結合</w:t>
+        <w:t>條碼掃描技術，實現二手書籍的快速上架，大幅簡化賣方的操作流程。在交易機制方面，系統導入</w:t>
+      </w:r>
+      <w:proofErr w:type="gramStart"/>
+      <w:r>
+        <w:rPr>
+          <w:rFonts w:hint="eastAsia"/>
+        </w:rPr>
+        <w:t>區塊鏈智慧</w:t>
+      </w:r>
+      <w:proofErr w:type="gramEnd"/>
+      <w:r>
+        <w:rPr>
+          <w:rFonts w:hint="eastAsia"/>
+        </w:rPr>
+        <w:t>合約技術，建構創新的代幣化交易模式，以確保買賣雙方的資金安全與交易資訊的高度透明。</w:t>
+      </w:r>
+      <w:proofErr w:type="gramStart"/>
+      <w:r>
+        <w:rPr>
+          <w:rFonts w:hint="eastAsia"/>
+        </w:rPr>
+        <w:t>此外，</w:t>
+      </w:r>
+      <w:proofErr w:type="gramEnd"/>
+      <w:r>
+        <w:rPr>
+          <w:rFonts w:hint="eastAsia"/>
+        </w:rPr>
+        <w:t>我們結合</w:t>
       </w:r>
       <w:r>
         <w:rPr>
@@ -8590,7 +9841,21 @@
         <w:rPr>
           <w:rFonts w:hint="eastAsia"/>
         </w:rPr>
-        <w:t>列印與物聯網（</w:t>
+        <w:t>列印</w:t>
+      </w:r>
+      <w:proofErr w:type="gramStart"/>
+      <w:r>
+        <w:rPr>
+          <w:rFonts w:hint="eastAsia"/>
+        </w:rPr>
+        <w:t>與物聯網</w:t>
+      </w:r>
+      <w:proofErr w:type="gramEnd"/>
+      <w:r>
+        <w:rPr>
+          <w:rFonts w:hint="eastAsia"/>
+        </w:rPr>
+        <w:t>（</w:t>
       </w:r>
       <w:r>
         <w:rPr>
@@ -8614,7 +9879,21 @@
         <w:rPr>
           <w:rFonts w:hint="eastAsia"/>
         </w:rPr>
-        <w:t>小時全天候的非同步取貨服務，有效突破傳統面交的時空限制。最後，透過會員等級制度的設計，不僅能賦予使用者專屬的尊榮感，更能有效提升平台黏著度。</w:t>
+        <w:t>小時全天候的非同步取貨服務，有效突破傳統面交的時空限制。最後，透過會員等級制度的設計，不僅能賦予使用者專屬的</w:t>
+      </w:r>
+      <w:proofErr w:type="gramStart"/>
+      <w:r>
+        <w:rPr>
+          <w:rFonts w:hint="eastAsia"/>
+        </w:rPr>
+        <w:t>尊榮感</w:t>
+      </w:r>
+      <w:proofErr w:type="gramEnd"/>
+      <w:r>
+        <w:rPr>
+          <w:rFonts w:hint="eastAsia"/>
+        </w:rPr>
+        <w:t>，更能有效提升平台黏著度。</w:t>
       </w:r>
     </w:p>
     <w:p>
@@ -8843,7 +10122,15 @@
         <w:t xml:space="preserve">API </w:t>
       </w:r>
       <w:r>
-        <w:t>開發與調試：</w:t>
+        <w:t>開發</w:t>
+      </w:r>
+      <w:proofErr w:type="gramStart"/>
+      <w:r>
+        <w:t>與調試</w:t>
+      </w:r>
+      <w:proofErr w:type="gramEnd"/>
+      <w:r>
+        <w:t>：</w:t>
       </w:r>
       <w:r>
         <w:t xml:space="preserve"> </w:t>
@@ -8867,7 +10154,15 @@
         <w:t xml:space="preserve"> Postman </w:t>
       </w:r>
       <w:r>
-        <w:t>進行介面測試，確保後端邏輯的正確性與介接便利性。</w:t>
+        <w:t>進行介面測試，確保後端邏輯的正確性與</w:t>
+      </w:r>
+      <w:proofErr w:type="gramStart"/>
+      <w:r>
+        <w:t>介</w:t>
+      </w:r>
+      <w:proofErr w:type="gramEnd"/>
+      <w:r>
+        <w:t>接便利性。</w:t>
       </w:r>
     </w:p>
     <w:p>
@@ -8879,11 +10174,19 @@
         </w:numPr>
         <w:ind w:left="964" w:hanging="482"/>
       </w:pPr>
-      <w:r>
-        <w:rPr>
-          <w:rFonts w:hint="eastAsia"/>
-        </w:rPr>
-        <w:t>物聯網與硬體整合：利用</w:t>
+      <w:proofErr w:type="gramStart"/>
+      <w:r>
+        <w:rPr>
+          <w:rFonts w:hint="eastAsia"/>
+        </w:rPr>
+        <w:t>物聯網</w:t>
+      </w:r>
+      <w:proofErr w:type="gramEnd"/>
+      <w:r>
+        <w:rPr>
+          <w:rFonts w:hint="eastAsia"/>
+        </w:rPr>
+        <w:t>與硬體整合：利用</w:t>
       </w:r>
       <w:r>
         <w:rPr>
@@ -8895,7 +10198,21 @@
         <w:rPr>
           <w:rFonts w:hint="eastAsia"/>
         </w:rPr>
-        <w:t>列印技術製作書櫃結構，具備高度客製化與低成本模組化優勢。結合微控制器與雲端後台技術，實現掃碼開櫃與存取偵測等自動化功能。</w:t>
+        <w:t>列印技術製作書櫃結構，具備高度客製化與低成本模組化優勢。結合微控制器與雲端後台技術，實現</w:t>
+      </w:r>
+      <w:proofErr w:type="gramStart"/>
+      <w:r>
+        <w:rPr>
+          <w:rFonts w:hint="eastAsia"/>
+        </w:rPr>
+        <w:t>掃碼開</w:t>
+      </w:r>
+      <w:proofErr w:type="gramEnd"/>
+      <w:r>
+        <w:rPr>
+          <w:rFonts w:hint="eastAsia"/>
+        </w:rPr>
+        <w:t>櫃與存取偵測等自動化功能。</w:t>
       </w:r>
     </w:p>
     <w:p>
@@ -8907,11 +10224,19 @@
         </w:numPr>
         <w:ind w:left="964" w:hanging="482"/>
       </w:pPr>
-      <w:r>
-        <w:rPr>
-          <w:rFonts w:hint="eastAsia"/>
-        </w:rPr>
-        <w:t>區塊鏈智慧合約：採用智慧合約進行金流託管，實現「買家付款→取貨驗證→釋放款項」之邏輯，能有效解決傳統交易中的「信任」與「詐騙」問題。</w:t>
+      <w:proofErr w:type="gramStart"/>
+      <w:r>
+        <w:rPr>
+          <w:rFonts w:hint="eastAsia"/>
+        </w:rPr>
+        <w:t>區塊鏈智慧</w:t>
+      </w:r>
+      <w:proofErr w:type="gramEnd"/>
+      <w:r>
+        <w:rPr>
+          <w:rFonts w:hint="eastAsia"/>
+        </w:rPr>
+        <w:t>合約：採用智慧合約進行金流託管，實現「買家付款→取貨驗證→釋放款項」之邏輯，能有效解決傳統交易中的「信任」與「詐騙」問題。</w:t>
       </w:r>
     </w:p>
     <w:p>
@@ -8942,7 +10267,21 @@
         <w:rPr>
           <w:rFonts w:hint="eastAsia"/>
         </w:rPr>
-        <w:t>現有痛點顯著智慧書櫃吸引力：問卷指出，若在學校或捷運站設置智慧書櫃，其即時入帳、</w:t>
+        <w:t>現有痛點顯著智慧書櫃吸引力：問卷指出，若在學校或捷運站設置智慧書櫃，其即時</w:t>
+      </w:r>
+      <w:proofErr w:type="gramStart"/>
+      <w:r>
+        <w:rPr>
+          <w:rFonts w:hint="eastAsia"/>
+        </w:rPr>
+        <w:t>入帳</w:t>
+      </w:r>
+      <w:proofErr w:type="gramEnd"/>
+      <w:r>
+        <w:rPr>
+          <w:rFonts w:hint="eastAsia"/>
+        </w:rPr>
+        <w:t>、</w:t>
       </w:r>
       <w:r>
         <w:rPr>
@@ -8962,11 +10301,19 @@
         </w:rPr>
         <w:t>、取貨</w:t>
       </w:r>
-      <w:r>
-        <w:rPr>
-          <w:rFonts w:hint="eastAsia"/>
-        </w:rPr>
-        <w:t>以及免手打資料等功能對於轉移現有使用者具備極大吸引力。</w:t>
+      <w:proofErr w:type="gramStart"/>
+      <w:r>
+        <w:rPr>
+          <w:rFonts w:hint="eastAsia"/>
+        </w:rPr>
+        <w:t>以及免手打</w:t>
+      </w:r>
+      <w:proofErr w:type="gramEnd"/>
+      <w:r>
+        <w:rPr>
+          <w:rFonts w:hint="eastAsia"/>
+        </w:rPr>
+        <w:t>資料等功能對於轉移現有使用者具備極大吸引力。</w:t>
       </w:r>
     </w:p>
     <w:p>
@@ -9096,7 +10443,35 @@
         <w:rPr>
           <w:rFonts w:hint="eastAsia"/>
         </w:rPr>
-        <w:t>提供「線上查看實體書況照片」功能，調查顯示此功能可顯著增加購買意願。</w:t>
+        <w:t>提供「</w:t>
+      </w:r>
+      <w:proofErr w:type="gramStart"/>
+      <w:r>
+        <w:rPr>
+          <w:rFonts w:hint="eastAsia"/>
+        </w:rPr>
+        <w:t>線上查看</w:t>
+      </w:r>
+      <w:proofErr w:type="gramEnd"/>
+      <w:r>
+        <w:rPr>
+          <w:rFonts w:hint="eastAsia"/>
+        </w:rPr>
+        <w:t>實體書</w:t>
+      </w:r>
+      <w:proofErr w:type="gramStart"/>
+      <w:r>
+        <w:rPr>
+          <w:rFonts w:hint="eastAsia"/>
+        </w:rPr>
+        <w:t>況</w:t>
+      </w:r>
+      <w:proofErr w:type="gramEnd"/>
+      <w:r>
+        <w:rPr>
+          <w:rFonts w:hint="eastAsia"/>
+        </w:rPr>
+        <w:t>照片」功能，調查顯示此功能可顯著增加購買意願。</w:t>
       </w:r>
     </w:p>
     <w:p>
@@ -9188,8 +10563,13 @@
           <w:numId w:val="36"/>
         </w:numPr>
       </w:pPr>
-      <w:r>
-        <w:t>個資保護與隱私機制：嚴格遵守</w:t>
+      <w:proofErr w:type="gramStart"/>
+      <w:r>
+        <w:t>個</w:t>
+      </w:r>
+      <w:proofErr w:type="gramEnd"/>
+      <w:r>
+        <w:t>資保護與隱私機制：嚴格遵守</w:t>
       </w:r>
       <w:r>
         <w:t xml:space="preserve"> GDPR </w:t>
@@ -9212,14 +10592,27 @@
         </w:rPr>
         <w:t>，</w:t>
       </w:r>
-      <w:r>
-        <w:t>區塊鏈上僅儲存交易雜湊值（</w:t>
+      <w:proofErr w:type="gramStart"/>
+      <w:r>
+        <w:t>區塊鏈上</w:t>
+      </w:r>
+      <w:proofErr w:type="gramEnd"/>
+      <w:r>
+        <w:t>僅儲存交易雜湊值（</w:t>
       </w:r>
       <w:r>
         <w:t>Hash</w:t>
       </w:r>
       <w:r>
-        <w:t>）與合約邏輯，使用者敏感個資則儲存在符合加密規範之中心化資料庫中。</w:t>
+        <w:t>）與合約邏輯，使用者敏感</w:t>
+      </w:r>
+      <w:proofErr w:type="gramStart"/>
+      <w:r>
+        <w:t>個</w:t>
+      </w:r>
+      <w:proofErr w:type="gramEnd"/>
+      <w:r>
+        <w:t>資則儲存在符合加密規範之中心化資料庫中。</w:t>
       </w:r>
     </w:p>
     <w:p>
@@ -9231,7 +10624,15 @@
         </w:numPr>
       </w:pPr>
       <w:r>
-        <w:t>金流託管合規化：本系統之代幣或金流託管僅作為「交易履約保證」，不涉及吸金或非法集資，並計畫在未來擴充時，導入第三方支付機制以符合金融法規要求。</w:t>
+        <w:t>金流託管合</w:t>
+      </w:r>
+      <w:proofErr w:type="gramStart"/>
+      <w:r>
+        <w:t>規</w:t>
+      </w:r>
+      <w:proofErr w:type="gramEnd"/>
+      <w:r>
+        <w:t>化：本系統之代幣或金流託管僅作為「交易履約保證」，不涉及吸金或非法集資，並計畫在未來擴充時，導入第三方支付機制以符合金融法規要求。</w:t>
       </w:r>
     </w:p>
     <w:p>
@@ -9249,7 +10650,15 @@
         <w:t>爭議處理條款：</w:t>
       </w:r>
       <w:r>
-        <w:t>於智慧合約中設計「爭議凍結期」，若買家發現書況與照片嚴重不符，可申請凍結款項，並由系統平台介入調解，保障消費者權益。</w:t>
+        <w:t>於智慧合約中設計「爭議凍結期」，若買家發現書</w:t>
+      </w:r>
+      <w:proofErr w:type="gramStart"/>
+      <w:r>
+        <w:t>況</w:t>
+      </w:r>
+      <w:proofErr w:type="gramEnd"/>
+      <w:r>
+        <w:t>與照片嚴重不符，可申請凍結款項，並由系統平台介入調解，保障消費者權益。</w:t>
       </w:r>
     </w:p>
     <w:p>
@@ -9495,12 +10904,21 @@
                 <w:sz w:val="28"/>
               </w:rPr>
             </w:pPr>
+            <w:proofErr w:type="gramStart"/>
             <w:r>
               <w:rPr>
                 <w:rFonts w:ascii="Times New Roman" w:eastAsia="標楷體" w:hAnsi="Times New Roman" w:hint="eastAsia"/>
                 <w:sz w:val="28"/>
               </w:rPr>
-              <w:t>區塊鏈設施服務商</w:t>
+              <w:t>區塊鏈設施</w:t>
+            </w:r>
+            <w:proofErr w:type="gramEnd"/>
+            <w:r>
+              <w:rPr>
+                <w:rFonts w:ascii="Times New Roman" w:eastAsia="標楷體" w:hAnsi="Times New Roman" w:hint="eastAsia"/>
+                <w:sz w:val="28"/>
+              </w:rPr>
+              <w:t>服務商</w:t>
             </w:r>
           </w:p>
           <w:p>
@@ -9698,7 +11116,23 @@
                 <w:rFonts w:ascii="Times New Roman" w:eastAsia="標楷體" w:hAnsi="Times New Roman" w:hint="eastAsia"/>
                 <w:sz w:val="28"/>
               </w:rPr>
-              <w:t>信任保障：區塊鏈智慧合約託管</w:t>
+              <w:t>信任保障：</w:t>
+            </w:r>
+            <w:proofErr w:type="gramStart"/>
+            <w:r>
+              <w:rPr>
+                <w:rFonts w:ascii="Times New Roman" w:eastAsia="標楷體" w:hAnsi="Times New Roman" w:hint="eastAsia"/>
+                <w:sz w:val="28"/>
+              </w:rPr>
+              <w:t>區塊鏈智慧</w:t>
+            </w:r>
+            <w:proofErr w:type="gramEnd"/>
+            <w:r>
+              <w:rPr>
+                <w:rFonts w:ascii="Times New Roman" w:eastAsia="標楷體" w:hAnsi="Times New Roman" w:hint="eastAsia"/>
+                <w:sz w:val="28"/>
+              </w:rPr>
+              <w:t>合約託管</w:t>
             </w:r>
           </w:p>
           <w:p>
@@ -10106,8 +11540,17 @@
                 <w:rFonts w:ascii="Times New Roman" w:eastAsia="標楷體" w:hAnsi="Times New Roman" w:hint="eastAsia"/>
                 <w:sz w:val="28"/>
               </w:rPr>
-              <w:t>校園捷運等場域</w:t>
+              <w:t>校園</w:t>
             </w:r>
+            <w:proofErr w:type="gramStart"/>
+            <w:r>
+              <w:rPr>
+                <w:rFonts w:ascii="Times New Roman" w:eastAsia="標楷體" w:hAnsi="Times New Roman" w:hint="eastAsia"/>
+                <w:sz w:val="28"/>
+              </w:rPr>
+              <w:t>捷運等場域</w:t>
+            </w:r>
+            <w:proofErr w:type="gramEnd"/>
           </w:p>
           <w:p>
             <w:pPr>
@@ -10235,12 +11678,21 @@
                 <w:sz w:val="28"/>
               </w:rPr>
             </w:pPr>
+            <w:proofErr w:type="gramStart"/>
             <w:r>
               <w:rPr>
                 <w:rFonts w:ascii="Times New Roman" w:eastAsia="標楷體" w:hAnsi="Times New Roman" w:hint="eastAsia"/>
                 <w:sz w:val="28"/>
               </w:rPr>
-              <w:t>區塊鏈交易手續費</w:t>
+              <w:t>區塊鏈交易</w:t>
+            </w:r>
+            <w:proofErr w:type="gramEnd"/>
+            <w:r>
+              <w:rPr>
+                <w:rFonts w:ascii="Times New Roman" w:eastAsia="標楷體" w:hAnsi="Times New Roman" w:hint="eastAsia"/>
+                <w:sz w:val="28"/>
+              </w:rPr>
+              <w:t>手續費</w:t>
             </w:r>
           </w:p>
           <w:p>
@@ -10444,7 +11896,21 @@
         <w:rPr>
           <w:rFonts w:hint="eastAsia"/>
         </w:rPr>
-        <w:t>分析，本系統之目標族群為「欲買賣二手書籍，卻苦於面交時間難以配合或對交易安全性存疑」的交易者，系統以區塊鏈智慧合約託管與智慧書櫃實物驗證為核心，透過自動化流程解決傳統面交的痛點。</w:t>
+        <w:t>分析，本系統之目標族群為「欲買賣二手書籍，卻苦於面交時間難以配合或對交易安全性存疑」的交易者，系統以</w:t>
+      </w:r>
+      <w:proofErr w:type="gramStart"/>
+      <w:r>
+        <w:rPr>
+          <w:rFonts w:hint="eastAsia"/>
+        </w:rPr>
+        <w:t>區塊鏈智慧</w:t>
+      </w:r>
+      <w:proofErr w:type="gramEnd"/>
+      <w:r>
+        <w:rPr>
+          <w:rFonts w:hint="eastAsia"/>
+        </w:rPr>
+        <w:t>合約託管與智慧書櫃實物驗證為核心，透過自動化流程解決傳統面交的痛點。</w:t>
       </w:r>
     </w:p>
     <w:p>
@@ -10457,7 +11923,49 @@
         <w:rPr>
           <w:rFonts w:hint="eastAsia"/>
         </w:rPr>
-        <w:t>本系統透過區塊鏈技術建立自動化金流託管，結合實體智慧書櫃的存取機制，確保款項在買家成功取貨並確認訂單後才進行金流撥款處理，徹底解決交易詐騙風險與個資外洩隱憂。平台不僅提供便利的</w:t>
+        <w:t>本系統透過</w:t>
+      </w:r>
+      <w:proofErr w:type="gramStart"/>
+      <w:r>
+        <w:rPr>
+          <w:rFonts w:hint="eastAsia"/>
+        </w:rPr>
+        <w:t>區塊鏈技術</w:t>
+      </w:r>
+      <w:proofErr w:type="gramEnd"/>
+      <w:r>
+        <w:rPr>
+          <w:rFonts w:hint="eastAsia"/>
+        </w:rPr>
+        <w:t>建立自動化金流託管，結合實體智慧書櫃的存取機制，確保款項在買家成功取貨並確認訂單後才進行金流撥款處理，徹底解決交易詐騙風險與</w:t>
+      </w:r>
+      <w:proofErr w:type="gramStart"/>
+      <w:r>
+        <w:rPr>
+          <w:rFonts w:hint="eastAsia"/>
+        </w:rPr>
+        <w:t>個</w:t>
+      </w:r>
+      <w:proofErr w:type="gramEnd"/>
+      <w:r>
+        <w:rPr>
+          <w:rFonts w:hint="eastAsia"/>
+        </w:rPr>
+        <w:t>資外</w:t>
+      </w:r>
+      <w:proofErr w:type="gramStart"/>
+      <w:r>
+        <w:rPr>
+          <w:rFonts w:hint="eastAsia"/>
+        </w:rPr>
+        <w:t>洩</w:t>
+      </w:r>
+      <w:proofErr w:type="gramEnd"/>
+      <w:r>
+        <w:rPr>
+          <w:rFonts w:hint="eastAsia"/>
+        </w:rPr>
+        <w:t>隱憂。平台不僅提供便利的</w:t>
       </w:r>
       <w:r>
         <w:rPr>
@@ -10469,7 +11977,21 @@
         <w:rPr>
           <w:rFonts w:hint="eastAsia"/>
         </w:rPr>
-        <w:t>小時自助取件服務，更透過物聯網（</w:t>
+        <w:t>小時自助取件服務，更</w:t>
+      </w:r>
+      <w:proofErr w:type="gramStart"/>
+      <w:r>
+        <w:rPr>
+          <w:rFonts w:hint="eastAsia"/>
+        </w:rPr>
+        <w:t>透過物聯網</w:t>
+      </w:r>
+      <w:proofErr w:type="gramEnd"/>
+      <w:r>
+        <w:rPr>
+          <w:rFonts w:hint="eastAsia"/>
+        </w:rPr>
+        <w:t>（</w:t>
       </w:r>
       <w:r>
         <w:rPr>
@@ -10545,7 +12067,21 @@
         <w:rPr>
           <w:rFonts w:hint="eastAsia"/>
         </w:rPr>
-        <w:t>身份區隔：區分為欲降低書費負擔的學生，以及重視交易效率與書況的買賣書族群。</w:t>
+        <w:t>身份區隔：區分為欲降低書費負擔的學生，以及重視交易效率與書</w:t>
+      </w:r>
+      <w:proofErr w:type="gramStart"/>
+      <w:r>
+        <w:rPr>
+          <w:rFonts w:hint="eastAsia"/>
+        </w:rPr>
+        <w:t>況</w:t>
+      </w:r>
+      <w:proofErr w:type="gramEnd"/>
+      <w:r>
+        <w:rPr>
+          <w:rFonts w:hint="eastAsia"/>
+        </w:rPr>
+        <w:t>的買賣書族群。</w:t>
       </w:r>
     </w:p>
     <w:p>
@@ -10573,7 +12109,21 @@
         <w:rPr>
           <w:rFonts w:hint="eastAsia"/>
         </w:rPr>
-        <w:t>分為習慣數位支付、對新科技接受度高的數位原生族，以及對網路交易安全具高度戒心使用者，透過會員等級審核機制，確保交易環境的安全性與使用者信用。</w:t>
+        <w:t>分為習慣數位支付、對新科技接受度高的數位</w:t>
+      </w:r>
+      <w:proofErr w:type="gramStart"/>
+      <w:r>
+        <w:rPr>
+          <w:rFonts w:hint="eastAsia"/>
+        </w:rPr>
+        <w:t>原生族</w:t>
+      </w:r>
+      <w:proofErr w:type="gramEnd"/>
+      <w:r>
+        <w:rPr>
+          <w:rFonts w:hint="eastAsia"/>
+        </w:rPr>
+        <w:t>，以及對網路交易安全具高度戒心使用者，透過會員等級審核機制，確保交易環境的安全性與使用者信用。</w:t>
       </w:r>
     </w:p>
     <w:p>
@@ -10661,7 +12211,21 @@
         <w:rPr>
           <w:rFonts w:hint="eastAsia"/>
         </w:rPr>
-        <w:t>吸引重視交易安全與真實書況，並希望透過「驗收後撥款」機制保障權益的謹慎交易者。</w:t>
+        <w:t>吸引重視交易安全與真實書</w:t>
+      </w:r>
+      <w:proofErr w:type="gramStart"/>
+      <w:r>
+        <w:rPr>
+          <w:rFonts w:hint="eastAsia"/>
+        </w:rPr>
+        <w:t>況</w:t>
+      </w:r>
+      <w:proofErr w:type="gramEnd"/>
+      <w:r>
+        <w:rPr>
+          <w:rFonts w:hint="eastAsia"/>
+        </w:rPr>
+        <w:t>，並希望透過「驗收後撥款」機制保障權益的謹慎交易者。</w:t>
       </w:r>
     </w:p>
     <w:p>
@@ -10721,7 +12285,21 @@
         <w:rPr>
           <w:rFonts w:hint="eastAsia"/>
         </w:rPr>
-        <w:t>信任保障：利用區塊鏈智慧合約技術進行款項託管，實現「買家驗貨才撥款」，徹底杜絕交易詐騙。</w:t>
+        <w:t>信任保障：利用</w:t>
+      </w:r>
+      <w:proofErr w:type="gramStart"/>
+      <w:r>
+        <w:rPr>
+          <w:rFonts w:hint="eastAsia"/>
+        </w:rPr>
+        <w:t>區塊鏈智慧</w:t>
+      </w:r>
+      <w:proofErr w:type="gramEnd"/>
+      <w:r>
+        <w:rPr>
+          <w:rFonts w:hint="eastAsia"/>
+        </w:rPr>
+        <w:t>合約技術進行款項託管，實現「買家驗貨才撥款」，徹底杜絕交易詐騙。</w:t>
       </w:r>
     </w:p>
     <w:p>
@@ -10737,7 +12315,21 @@
         <w:rPr>
           <w:rFonts w:hint="eastAsia"/>
         </w:rPr>
-        <w:t>極致便利：整合物聯網智慧書櫃與</w:t>
+        <w:t>極致便利：</w:t>
+      </w:r>
+      <w:proofErr w:type="gramStart"/>
+      <w:r>
+        <w:rPr>
+          <w:rFonts w:hint="eastAsia"/>
+        </w:rPr>
+        <w:t>整合物聯網</w:t>
+      </w:r>
+      <w:proofErr w:type="gramEnd"/>
+      <w:r>
+        <w:rPr>
+          <w:rFonts w:hint="eastAsia"/>
+        </w:rPr>
+        <w:t>智慧書櫃與</w:t>
       </w:r>
       <w:r>
         <w:rPr>
@@ -10761,7 +12353,35 @@
         <w:rPr>
           <w:rFonts w:hint="eastAsia"/>
         </w:rPr>
-        <w:t>小時不打烊的「非同步掃碼存取」自動化流程。</w:t>
+        <w:t>小時</w:t>
+      </w:r>
+      <w:proofErr w:type="gramStart"/>
+      <w:r>
+        <w:rPr>
+          <w:rFonts w:hint="eastAsia"/>
+        </w:rPr>
+        <w:t>不</w:t>
+      </w:r>
+      <w:proofErr w:type="gramEnd"/>
+      <w:r>
+        <w:rPr>
+          <w:rFonts w:hint="eastAsia"/>
+        </w:rPr>
+        <w:t>打烊的「</w:t>
+      </w:r>
+      <w:proofErr w:type="gramStart"/>
+      <w:r>
+        <w:rPr>
+          <w:rFonts w:hint="eastAsia"/>
+        </w:rPr>
+        <w:t>非同步掃碼存取</w:t>
+      </w:r>
+      <w:proofErr w:type="gramEnd"/>
+      <w:r>
+        <w:rPr>
+          <w:rFonts w:hint="eastAsia"/>
+        </w:rPr>
+        <w:t>」自動化流程。</w:t>
       </w:r>
     </w:p>
     <w:p>
@@ -10843,11 +12463,19 @@
         </w:numPr>
         <w:ind w:left="964" w:hanging="482"/>
       </w:pPr>
-      <w:r>
-        <w:rPr>
-          <w:rFonts w:hint="eastAsia"/>
-        </w:rPr>
-        <w:t>技術跨域整合：結合智慧合約金流與</w:t>
+      <w:proofErr w:type="gramStart"/>
+      <w:r>
+        <w:rPr>
+          <w:rFonts w:hint="eastAsia"/>
+        </w:rPr>
+        <w:t>技術跨域整合</w:t>
+      </w:r>
+      <w:proofErr w:type="gramEnd"/>
+      <w:r>
+        <w:rPr>
+          <w:rFonts w:hint="eastAsia"/>
+        </w:rPr>
+        <w:t>：結合智慧合約金流與</w:t>
       </w:r>
       <w:r>
         <w:rPr>
@@ -10875,7 +12503,21 @@
         <w:rPr>
           <w:rFonts w:hint="eastAsia"/>
         </w:rPr>
-        <w:t>解決交易痛點：透過自動化金流託管與實體書櫃，解決雙方面交時間難以攏談與詐騙風險。</w:t>
+        <w:t>解決交易痛點：透過自動化金流託管與實體書櫃，解決雙方面交時間</w:t>
+      </w:r>
+      <w:proofErr w:type="gramStart"/>
+      <w:r>
+        <w:rPr>
+          <w:rFonts w:hint="eastAsia"/>
+        </w:rPr>
+        <w:t>難以攏談與</w:t>
+      </w:r>
+      <w:proofErr w:type="gramEnd"/>
+      <w:r>
+        <w:rPr>
+          <w:rFonts w:hint="eastAsia"/>
+        </w:rPr>
+        <w:t>詐騙風險。</w:t>
       </w:r>
     </w:p>
     <w:p>
@@ -11009,7 +12651,21 @@
         <w:rPr>
           <w:rFonts w:hint="eastAsia"/>
         </w:rPr>
-        <w:t>初期使用者顧慮：對於新興的智慧合約金流與掃碼取貨機制，使用者可能因缺乏成功案例而產生信任疑慮，影響初期採用意願。</w:t>
+        <w:t>初期使用者顧慮：對於新興的智慧合約金流與</w:t>
+      </w:r>
+      <w:proofErr w:type="gramStart"/>
+      <w:r>
+        <w:rPr>
+          <w:rFonts w:hint="eastAsia"/>
+        </w:rPr>
+        <w:t>掃碼取</w:t>
+      </w:r>
+      <w:proofErr w:type="gramEnd"/>
+      <w:r>
+        <w:rPr>
+          <w:rFonts w:hint="eastAsia"/>
+        </w:rPr>
+        <w:t>貨機制，使用者可能因缺乏成功案例而產生信任疑慮，影響初期採用意願。</w:t>
       </w:r>
     </w:p>
     <w:p>
@@ -11037,7 +12693,21 @@
         <w:rPr>
           <w:rFonts w:hint="eastAsia"/>
         </w:rPr>
-        <w:t>、雲端後台與實體櫃體感測器，開發時程壓力大。</w:t>
+        <w:t>、雲端後台與實體</w:t>
+      </w:r>
+      <w:proofErr w:type="gramStart"/>
+      <w:r>
+        <w:rPr>
+          <w:rFonts w:hint="eastAsia"/>
+        </w:rPr>
+        <w:t>櫃體感</w:t>
+      </w:r>
+      <w:proofErr w:type="gramEnd"/>
+      <w:r>
+        <w:rPr>
+          <w:rFonts w:hint="eastAsia"/>
+        </w:rPr>
+        <w:t>測器，開發時程壓力大。</w:t>
       </w:r>
     </w:p>
     <w:p>
@@ -11085,7 +12755,35 @@
         <w:rPr>
           <w:rFonts w:hint="eastAsia"/>
         </w:rPr>
-        <w:t>物流便利性受限：取貨點僅限於特定智慧櫃點，相較於競品的超商物流網絡，覆蓋率較低。</w:t>
+        <w:t>物流便利性受限：取貨點僅限於特定</w:t>
+      </w:r>
+      <w:proofErr w:type="gramStart"/>
+      <w:r>
+        <w:rPr>
+          <w:rFonts w:hint="eastAsia"/>
+        </w:rPr>
+        <w:t>智慧櫃點</w:t>
+      </w:r>
+      <w:proofErr w:type="gramEnd"/>
+      <w:r>
+        <w:rPr>
+          <w:rFonts w:hint="eastAsia"/>
+        </w:rPr>
+        <w:t>，相較</w:t>
+      </w:r>
+      <w:proofErr w:type="gramStart"/>
+      <w:r>
+        <w:rPr>
+          <w:rFonts w:hint="eastAsia"/>
+        </w:rPr>
+        <w:t>於競品</w:t>
+      </w:r>
+      <w:proofErr w:type="gramEnd"/>
+      <w:r>
+        <w:rPr>
+          <w:rFonts w:hint="eastAsia"/>
+        </w:rPr>
+        <w:t>的超商物流網絡，覆蓋率較低。</w:t>
       </w:r>
     </w:p>
     <w:p>
@@ -11215,6 +12913,7 @@
         </w:rPr>
         <w:t>）</w:t>
       </w:r>
+      <w:proofErr w:type="gramStart"/>
       <w:r>
         <w:rPr>
           <w:rFonts w:hint="eastAsia"/>
@@ -11225,7 +12924,14 @@
         <w:rPr>
           <w:rFonts w:hint="eastAsia"/>
         </w:rPr>
-        <w:t>物聯網（</w:t>
+        <w:t>物聯網</w:t>
+      </w:r>
+      <w:proofErr w:type="gramEnd"/>
+      <w:r>
+        <w:rPr>
+          <w:rFonts w:hint="eastAsia"/>
+        </w:rPr>
+        <w:t>（</w:t>
       </w:r>
       <w:r>
         <w:rPr>
@@ -11239,11 +12945,19 @@
         </w:rPr>
         <w:t>）</w:t>
       </w:r>
-      <w:r>
-        <w:rPr>
-          <w:rFonts w:hint="eastAsia"/>
-        </w:rPr>
-        <w:t>跨域實踐的示範專案，吸引相關企業或校方行政單位的專案贊助。</w:t>
+      <w:proofErr w:type="gramStart"/>
+      <w:r>
+        <w:rPr>
+          <w:rFonts w:hint="eastAsia"/>
+        </w:rPr>
+        <w:t>跨域實踐</w:t>
+      </w:r>
+      <w:proofErr w:type="gramEnd"/>
+      <w:r>
+        <w:rPr>
+          <w:rFonts w:hint="eastAsia"/>
+        </w:rPr>
+        <w:t>的示範專案，吸引相關企業或校方行政單位的專案贊助。</w:t>
       </w:r>
     </w:p>
     <w:p>
@@ -11309,8 +13023,16 @@
         <w:rPr>
           <w:rFonts w:hint="eastAsia"/>
         </w:rPr>
-        <w:t>現有競爭對手：現有平台（</w:t>
-      </w:r>
+        <w:t>現有競爭對手：現有平台</w:t>
+      </w:r>
+      <w:proofErr w:type="gramStart"/>
+      <w:r>
+        <w:rPr>
+          <w:rFonts w:hint="eastAsia"/>
+        </w:rPr>
+        <w:t>（</w:t>
+      </w:r>
+      <w:proofErr w:type="gramEnd"/>
       <w:r>
         <w:rPr>
           <w:rFonts w:hint="eastAsia"/>
@@ -11329,11 +13051,19 @@
         </w:rPr>
         <w:t>等</w:t>
       </w:r>
-      <w:r>
-        <w:rPr>
-          <w:rFonts w:hint="eastAsia"/>
-        </w:rPr>
-        <w:t>），其使用者基數極大且已有固定使用者，對新平台轉移意願較低。</w:t>
+      <w:proofErr w:type="gramStart"/>
+      <w:r>
+        <w:rPr>
+          <w:rFonts w:hint="eastAsia"/>
+        </w:rPr>
+        <w:t>）</w:t>
+      </w:r>
+      <w:proofErr w:type="gramEnd"/>
+      <w:r>
+        <w:rPr>
+          <w:rFonts w:hint="eastAsia"/>
+        </w:rPr>
+        <w:t>，其使用者基數極大且已有固定使用者，對新平台轉移意願較低。</w:t>
       </w:r>
     </w:p>
     <w:p>
@@ -11345,11 +13075,33 @@
         </w:numPr>
         <w:ind w:left="964" w:hanging="482"/>
       </w:pPr>
-      <w:r>
-        <w:rPr>
-          <w:rFonts w:hint="eastAsia"/>
-        </w:rPr>
-        <w:t>競品生態系成熟度高：既有平台擁有極高覆蓋率的超商取貨網絡與多元支付，影響增加新用戶的移轉平台門檻。</w:t>
+      <w:proofErr w:type="gramStart"/>
+      <w:r>
+        <w:rPr>
+          <w:rFonts w:hint="eastAsia"/>
+        </w:rPr>
+        <w:t>競品生態</w:t>
+      </w:r>
+      <w:proofErr w:type="gramEnd"/>
+      <w:r>
+        <w:rPr>
+          <w:rFonts w:hint="eastAsia"/>
+        </w:rPr>
+        <w:t>系成熟度高：既有平台擁有極高覆蓋率的超商</w:t>
+      </w:r>
+      <w:proofErr w:type="gramStart"/>
+      <w:r>
+        <w:rPr>
+          <w:rFonts w:hint="eastAsia"/>
+        </w:rPr>
+        <w:t>取貨網絡</w:t>
+      </w:r>
+      <w:proofErr w:type="gramEnd"/>
+      <w:r>
+        <w:rPr>
+          <w:rFonts w:hint="eastAsia"/>
+        </w:rPr>
+        <w:t>與多元支付，影響增加新用戶的移轉平台門檻。</w:t>
       </w:r>
     </w:p>
     <w:p>
@@ -11365,7 +13117,21 @@
         <w:rPr>
           <w:rFonts w:hint="eastAsia"/>
         </w:rPr>
-        <w:t>法規與安全性限制：涉及金流託管與區塊鏈資產，需考量國內金融法規限制，一旦出現程式漏洞或遭駭客攻擊，將面臨法律責任與信任崩塌。</w:t>
+        <w:t>法規與安全性限制：涉及金流託管與</w:t>
+      </w:r>
+      <w:proofErr w:type="gramStart"/>
+      <w:r>
+        <w:rPr>
+          <w:rFonts w:hint="eastAsia"/>
+        </w:rPr>
+        <w:t>區塊鏈資產</w:t>
+      </w:r>
+      <w:proofErr w:type="gramEnd"/>
+      <w:r>
+        <w:rPr>
+          <w:rFonts w:hint="eastAsia"/>
+        </w:rPr>
+        <w:t>，需考量國內金融法規限制，一旦出現程式漏洞或遭駭客攻擊，將面臨法律責任與信任崩塌。</w:t>
       </w:r>
     </w:p>
     <w:p>
@@ -11779,7 +13545,23 @@
                 <w:rFonts w:ascii="Times New Roman" w:eastAsia="標楷體" w:hAnsi="Times New Roman" w:hint="eastAsia"/>
                 <w:sz w:val="28"/>
               </w:rPr>
-              <w:t>利用技術跨域整合（</w:t>
+              <w:t>利用</w:t>
+            </w:r>
+            <w:proofErr w:type="gramStart"/>
+            <w:r>
+              <w:rPr>
+                <w:rFonts w:ascii="Times New Roman" w:eastAsia="標楷體" w:hAnsi="Times New Roman" w:hint="eastAsia"/>
+                <w:sz w:val="28"/>
+              </w:rPr>
+              <w:t>技術跨域整合</w:t>
+            </w:r>
+            <w:proofErr w:type="gramEnd"/>
+            <w:r>
+              <w:rPr>
+                <w:rFonts w:ascii="Times New Roman" w:eastAsia="標楷體" w:hAnsi="Times New Roman" w:hint="eastAsia"/>
+                <w:sz w:val="28"/>
+              </w:rPr>
+              <w:t>（</w:t>
             </w:r>
             <w:r>
               <w:rPr>
@@ -11917,12 +13699,37 @@
                 <w:sz w:val="28"/>
               </w:rPr>
             </w:pPr>
+            <w:proofErr w:type="gramStart"/>
             <w:r>
               <w:rPr>
                 <w:rFonts w:ascii="Times New Roman" w:eastAsia="標楷體" w:hAnsi="Times New Roman" w:hint="eastAsia"/>
                 <w:sz w:val="28"/>
               </w:rPr>
-              <w:t>針對資安風險，發揮團隊分權管理的優勢，建立多重驗證機制與自動化日誌監控，確保區塊鏈資產與系統邏輯的穩定性。</w:t>
+              <w:t>針對資安風險</w:t>
+            </w:r>
+            <w:proofErr w:type="gramEnd"/>
+            <w:r>
+              <w:rPr>
+                <w:rFonts w:ascii="Times New Roman" w:eastAsia="標楷體" w:hAnsi="Times New Roman" w:hint="eastAsia"/>
+                <w:sz w:val="28"/>
+              </w:rPr>
+              <w:t>，發揮團隊分權管理的優勢，建立多重驗證機制與自動化日誌監控，確保</w:t>
+            </w:r>
+            <w:proofErr w:type="gramStart"/>
+            <w:r>
+              <w:rPr>
+                <w:rFonts w:ascii="Times New Roman" w:eastAsia="標楷體" w:hAnsi="Times New Roman" w:hint="eastAsia"/>
+                <w:sz w:val="28"/>
+              </w:rPr>
+              <w:t>區塊鏈資產</w:t>
+            </w:r>
+            <w:proofErr w:type="gramEnd"/>
+            <w:r>
+              <w:rPr>
+                <w:rFonts w:ascii="Times New Roman" w:eastAsia="標楷體" w:hAnsi="Times New Roman" w:hint="eastAsia"/>
+                <w:sz w:val="28"/>
+              </w:rPr>
+              <w:t>與系統邏輯的穩定性。</w:t>
             </w:r>
           </w:p>
         </w:tc>
@@ -12042,7 +13849,23 @@
                 <w:rFonts w:ascii="Times New Roman" w:eastAsia="標楷體" w:hAnsi="Times New Roman" w:hint="eastAsia"/>
                 <w:sz w:val="28"/>
               </w:rPr>
-              <w:t>針對初期使用者顧慮，可透過與校方進行產學合作，在校內舉辦「二手書永續週」，提供代幣獎勵來吸引首批種子用戶，累積成功案例。</w:t>
+              <w:t>針對初期使用者顧慮，可透過與校方進行產學合作，在校內舉辦「二手書永續</w:t>
+            </w:r>
+            <w:proofErr w:type="gramStart"/>
+            <w:r>
+              <w:rPr>
+                <w:rFonts w:ascii="Times New Roman" w:eastAsia="標楷體" w:hAnsi="Times New Roman" w:hint="eastAsia"/>
+                <w:sz w:val="28"/>
+              </w:rPr>
+              <w:t>週</w:t>
+            </w:r>
+            <w:proofErr w:type="gramEnd"/>
+            <w:r>
+              <w:rPr>
+                <w:rFonts w:ascii="Times New Roman" w:eastAsia="標楷體" w:hAnsi="Times New Roman" w:hint="eastAsia"/>
+                <w:sz w:val="28"/>
+              </w:rPr>
+              <w:t>」，提供代幣獎勵來吸引首批種子用戶，累積成功案例。</w:t>
             </w:r>
           </w:p>
           <w:p>
@@ -12120,7 +13943,39 @@
                 <w:rFonts w:ascii="Times New Roman" w:eastAsia="標楷體" w:hAnsi="Times New Roman" w:hint="eastAsia"/>
                 <w:sz w:val="28"/>
               </w:rPr>
-              <w:t>針對硬體人為損壞與法規限制，初期採小規模試辦，並與校方或捷運管理單位研擬「管理協議」，確保設備保險與維護責任歸屬，規避法律風險。</w:t>
+              <w:t>針對硬體人為損壞與法規限制，初期</w:t>
+            </w:r>
+            <w:proofErr w:type="gramStart"/>
+            <w:r>
+              <w:rPr>
+                <w:rFonts w:ascii="Times New Roman" w:eastAsia="標楷體" w:hAnsi="Times New Roman" w:hint="eastAsia"/>
+                <w:sz w:val="28"/>
+              </w:rPr>
+              <w:t>採</w:t>
+            </w:r>
+            <w:proofErr w:type="gramEnd"/>
+            <w:r>
+              <w:rPr>
+                <w:rFonts w:ascii="Times New Roman" w:eastAsia="標楷體" w:hAnsi="Times New Roman" w:hint="eastAsia"/>
+                <w:sz w:val="28"/>
+              </w:rPr>
+              <w:t>小規模試辦，並與校方或捷運管理單位</w:t>
+            </w:r>
+            <w:proofErr w:type="gramStart"/>
+            <w:r>
+              <w:rPr>
+                <w:rFonts w:ascii="Times New Roman" w:eastAsia="標楷體" w:hAnsi="Times New Roman" w:hint="eastAsia"/>
+                <w:sz w:val="28"/>
+              </w:rPr>
+              <w:t>研</w:t>
+            </w:r>
+            <w:proofErr w:type="gramEnd"/>
+            <w:r>
+              <w:rPr>
+                <w:rFonts w:ascii="Times New Roman" w:eastAsia="標楷體" w:hAnsi="Times New Roman" w:hint="eastAsia"/>
+                <w:sz w:val="28"/>
+              </w:rPr>
+              <w:t>擬「管理協議」，確保設備保險與維護責任歸屬，規避法律風險。</w:t>
             </w:r>
           </w:p>
           <w:p>
@@ -12143,7 +13998,23 @@
                 <w:rFonts w:ascii="Times New Roman" w:eastAsia="標楷體" w:hAnsi="Times New Roman" w:hint="eastAsia"/>
                 <w:sz w:val="28"/>
               </w:rPr>
-              <w:t>針對系統整合壓力，採取模組化分階段上線（先驗證金流，再串接實體櫃），避免一次性大規模投入導致硬體維修或資安漏洞無法及時修正。</w:t>
+              <w:t>針對系統整合壓力，採取模組化分階段上線（先驗證金流，再串接實體櫃），避免一次性大規模投入導致硬體維修</w:t>
+            </w:r>
+            <w:proofErr w:type="gramStart"/>
+            <w:r>
+              <w:rPr>
+                <w:rFonts w:ascii="Times New Roman" w:eastAsia="標楷體" w:hAnsi="Times New Roman" w:hint="eastAsia"/>
+                <w:sz w:val="28"/>
+              </w:rPr>
+              <w:t>或資安漏洞</w:t>
+            </w:r>
+            <w:proofErr w:type="gramEnd"/>
+            <w:r>
+              <w:rPr>
+                <w:rFonts w:ascii="Times New Roman" w:eastAsia="標楷體" w:hAnsi="Times New Roman" w:hint="eastAsia"/>
+                <w:sz w:val="28"/>
+              </w:rPr>
+              <w:t>無法及時修正。</w:t>
             </w:r>
           </w:p>
         </w:tc>
@@ -12674,7 +14545,7 @@
                     <pic:cNvPicPr/>
                   </pic:nvPicPr>
                   <pic:blipFill rotWithShape="1">
-                    <a:blip r:embed="rId11"/>
+                    <a:blip r:embed="rId14"/>
                     <a:srcRect t="-2595" b="1"/>
                     <a:stretch>
                       <a:fillRect/>
@@ -12839,7 +14710,7 @@
                     <pic:cNvPicPr/>
                   </pic:nvPicPr>
                   <pic:blipFill rotWithShape="1">
-                    <a:blip r:embed="rId12"/>
+                    <a:blip r:embed="rId15"/>
                     <a:srcRect t="-6954"/>
                     <a:stretch>
                       <a:fillRect/>
@@ -13474,7 +15345,7 @@
       </w:pPr>
     </w:p>
     <w:sectPr>
-      <w:footerReference w:type="default" r:id="rId13"/>
+      <w:footerReference w:type="default" r:id="rId16"/>
       <w:pgSz w:w="11906" w:h="16838" w:code="9"/>
       <w:pgMar w:top="851" w:right="851" w:bottom="851" w:left="851" w:header="567" w:footer="567" w:gutter="0"/>
       <w:pgNumType w:start="1"/>
@@ -16973,6 +18844,2879 @@
 </w:styles>
 </file>
 
+<file path=word/charts/chart1.xml><?xml version="1.0" encoding="utf-8"?>
+<c:chartSpace xmlns:c="http://schemas.openxmlformats.org/drawingml/2006/chart" xmlns:a="http://schemas.openxmlformats.org/drawingml/2006/main" xmlns:r="http://schemas.openxmlformats.org/officeDocument/2006/relationships" xmlns:c16r2="http://schemas.microsoft.com/office/drawing/2015/06/chart">
+  <c:date1904 val="0"/>
+  <c:lang val="zh-TW"/>
+  <c:roundedCorners val="0"/>
+  <mc:AlternateContent xmlns:mc="http://schemas.openxmlformats.org/markup-compatibility/2006">
+    <mc:Choice xmlns:c14="http://schemas.microsoft.com/office/drawing/2007/8/2/chart" Requires="c14">
+      <c14:style val="102"/>
+    </mc:Choice>
+    <mc:Fallback>
+      <c:style val="2"/>
+    </mc:Fallback>
+  </mc:AlternateContent>
+  <c:chart>
+    <c:title>
+      <c:tx>
+        <c:rich>
+          <a:bodyPr rot="0" spcFirstLastPara="1" vertOverflow="ellipsis" vert="horz" wrap="square" anchor="ctr" anchorCtr="1"/>
+          <a:lstStyle/>
+          <a:p>
+            <a:pPr>
+              <a:defRPr sz="1400" b="0" i="0" u="none" strike="noStrike" kern="1200" spc="0" baseline="0">
+                <a:solidFill>
+                  <a:schemeClr val="tx1">
+                    <a:lumMod val="65000"/>
+                    <a:lumOff val="35000"/>
+                  </a:schemeClr>
+                </a:solidFill>
+                <a:latin typeface="+mn-lt"/>
+                <a:ea typeface="+mn-ea"/>
+                <a:cs typeface="+mn-cs"/>
+              </a:defRPr>
+            </a:pPr>
+            <a:r>
+              <a:rPr lang="zh-TW" altLang="en-US"/>
+              <a:t>常見交易困擾</a:t>
+            </a:r>
+          </a:p>
+        </c:rich>
+      </c:tx>
+      <c:layout>
+        <c:manualLayout>
+          <c:xMode val="edge"/>
+          <c:yMode val="edge"/>
+          <c:x val="0.44347961018487186"/>
+          <c:y val="2.7850653247671255E-2"/>
+        </c:manualLayout>
+      </c:layout>
+      <c:overlay val="0"/>
+      <c:spPr>
+        <a:noFill/>
+        <a:ln>
+          <a:noFill/>
+        </a:ln>
+        <a:effectLst/>
+      </c:spPr>
+      <c:txPr>
+        <a:bodyPr rot="0" spcFirstLastPara="1" vertOverflow="ellipsis" vert="horz" wrap="square" anchor="ctr" anchorCtr="1"/>
+        <a:lstStyle/>
+        <a:p>
+          <a:pPr>
+            <a:defRPr sz="1400" b="0" i="0" u="none" strike="noStrike" kern="1200" spc="0" baseline="0">
+              <a:solidFill>
+                <a:schemeClr val="tx1">
+                  <a:lumMod val="65000"/>
+                  <a:lumOff val="35000"/>
+                </a:schemeClr>
+              </a:solidFill>
+              <a:latin typeface="+mn-lt"/>
+              <a:ea typeface="+mn-ea"/>
+              <a:cs typeface="+mn-cs"/>
+            </a:defRPr>
+          </a:pPr>
+          <a:endParaRPr lang="zh-TW"/>
+        </a:p>
+      </c:txPr>
+    </c:title>
+    <c:autoTitleDeleted val="0"/>
+    <c:plotArea>
+      <c:layout/>
+      <c:barChart>
+        <c:barDir val="bar"/>
+        <c:grouping val="clustered"/>
+        <c:varyColors val="0"/>
+        <c:ser>
+          <c:idx val="0"/>
+          <c:order val="0"/>
+          <c:spPr>
+            <a:solidFill>
+              <a:schemeClr val="accent1"/>
+            </a:solidFill>
+            <a:ln>
+              <a:noFill/>
+            </a:ln>
+            <a:effectLst/>
+          </c:spPr>
+          <c:invertIfNegative val="0"/>
+          <c:dPt>
+            <c:idx val="0"/>
+            <c:invertIfNegative val="0"/>
+            <c:bubble3D val="0"/>
+            <c:spPr>
+              <a:solidFill>
+                <a:srgbClr val="002060"/>
+              </a:solidFill>
+              <a:ln>
+                <a:noFill/>
+              </a:ln>
+              <a:effectLst/>
+            </c:spPr>
+            <c:extLst>
+              <c:ext xmlns:c16="http://schemas.microsoft.com/office/drawing/2014/chart" uri="{C3380CC4-5D6E-409C-BE32-E72D297353CC}">
+                <c16:uniqueId val="{00000009-3CB8-47C9-835C-188C264E3074}"/>
+              </c:ext>
+            </c:extLst>
+          </c:dPt>
+          <c:dPt>
+            <c:idx val="1"/>
+            <c:invertIfNegative val="0"/>
+            <c:bubble3D val="0"/>
+            <c:spPr>
+              <a:solidFill>
+                <a:srgbClr val="002060"/>
+              </a:solidFill>
+              <a:ln>
+                <a:noFill/>
+              </a:ln>
+              <a:effectLst/>
+            </c:spPr>
+            <c:extLst>
+              <c:ext xmlns:c16="http://schemas.microsoft.com/office/drawing/2014/chart" uri="{C3380CC4-5D6E-409C-BE32-E72D297353CC}">
+                <c16:uniqueId val="{00000008-3CB8-47C9-835C-188C264E3074}"/>
+              </c:ext>
+            </c:extLst>
+          </c:dPt>
+          <c:dPt>
+            <c:idx val="2"/>
+            <c:invertIfNegative val="0"/>
+            <c:bubble3D val="0"/>
+            <c:spPr>
+              <a:solidFill>
+                <a:srgbClr val="002060"/>
+              </a:solidFill>
+              <a:ln>
+                <a:noFill/>
+              </a:ln>
+              <a:effectLst/>
+            </c:spPr>
+            <c:extLst>
+              <c:ext xmlns:c16="http://schemas.microsoft.com/office/drawing/2014/chart" uri="{C3380CC4-5D6E-409C-BE32-E72D297353CC}">
+                <c16:uniqueId val="{00000007-3CB8-47C9-835C-188C264E3074}"/>
+              </c:ext>
+            </c:extLst>
+          </c:dPt>
+          <c:dPt>
+            <c:idx val="3"/>
+            <c:invertIfNegative val="0"/>
+            <c:bubble3D val="0"/>
+            <c:spPr>
+              <a:solidFill>
+                <a:srgbClr val="00B0F0"/>
+              </a:solidFill>
+              <a:ln>
+                <a:noFill/>
+              </a:ln>
+              <a:effectLst/>
+            </c:spPr>
+            <c:extLst>
+              <c:ext xmlns:c16="http://schemas.microsoft.com/office/drawing/2014/chart" uri="{C3380CC4-5D6E-409C-BE32-E72D297353CC}">
+                <c16:uniqueId val="{00000001-3CB8-47C9-835C-188C264E3074}"/>
+              </c:ext>
+            </c:extLst>
+          </c:dPt>
+          <c:dPt>
+            <c:idx val="4"/>
+            <c:invertIfNegative val="0"/>
+            <c:bubble3D val="0"/>
+            <c:spPr>
+              <a:solidFill>
+                <a:srgbClr val="00B0F0"/>
+              </a:solidFill>
+              <a:ln>
+                <a:noFill/>
+              </a:ln>
+              <a:effectLst/>
+            </c:spPr>
+            <c:extLst>
+              <c:ext xmlns:c16="http://schemas.microsoft.com/office/drawing/2014/chart" uri="{C3380CC4-5D6E-409C-BE32-E72D297353CC}">
+                <c16:uniqueId val="{00000003-3CB8-47C9-835C-188C264E3074}"/>
+              </c:ext>
+            </c:extLst>
+          </c:dPt>
+          <c:dPt>
+            <c:idx val="5"/>
+            <c:invertIfNegative val="0"/>
+            <c:bubble3D val="0"/>
+            <c:spPr>
+              <a:solidFill>
+                <a:srgbClr val="00B0F0"/>
+              </a:solidFill>
+              <a:ln>
+                <a:noFill/>
+              </a:ln>
+              <a:effectLst/>
+            </c:spPr>
+            <c:extLst>
+              <c:ext xmlns:c16="http://schemas.microsoft.com/office/drawing/2014/chart" uri="{C3380CC4-5D6E-409C-BE32-E72D297353CC}">
+                <c16:uniqueId val="{00000005-3CB8-47C9-835C-188C264E3074}"/>
+              </c:ext>
+            </c:extLst>
+          </c:dPt>
+          <c:dLbls>
+            <c:spPr>
+              <a:noFill/>
+              <a:ln>
+                <a:noFill/>
+              </a:ln>
+              <a:effectLst/>
+            </c:spPr>
+            <c:txPr>
+              <a:bodyPr rot="0" spcFirstLastPara="1" vertOverflow="ellipsis" vert="horz" wrap="square" lIns="38100" tIns="19050" rIns="38100" bIns="19050" anchor="ctr" anchorCtr="1">
+                <a:spAutoFit/>
+              </a:bodyPr>
+              <a:lstStyle/>
+              <a:p>
+                <a:pPr>
+                  <a:defRPr sz="900" b="0" i="0" u="none" strike="noStrike" kern="1200" baseline="0">
+                    <a:solidFill>
+                      <a:schemeClr val="tx1">
+                        <a:lumMod val="75000"/>
+                        <a:lumOff val="25000"/>
+                      </a:schemeClr>
+                    </a:solidFill>
+                    <a:latin typeface="+mn-lt"/>
+                    <a:ea typeface="+mn-ea"/>
+                    <a:cs typeface="+mn-cs"/>
+                  </a:defRPr>
+                </a:pPr>
+                <a:endParaRPr lang="zh-TW"/>
+              </a:p>
+            </c:txPr>
+            <c:dLblPos val="outEnd"/>
+            <c:showLegendKey val="0"/>
+            <c:showVal val="1"/>
+            <c:showCatName val="0"/>
+            <c:showSerName val="0"/>
+            <c:showPercent val="0"/>
+            <c:showBubbleSize val="0"/>
+            <c:showLeaderLines val="0"/>
+            <c:extLst>
+              <c:ext xmlns:c15="http://schemas.microsoft.com/office/drawing/2012/chart" uri="{CE6537A1-D6FC-4f65-9D91-7224C49458BB}">
+                <c15:showLeaderLines val="1"/>
+                <c15:leaderLines>
+                  <c:spPr>
+                    <a:ln w="9525" cap="flat" cmpd="sng" algn="ctr">
+                      <a:solidFill>
+                        <a:schemeClr val="tx1">
+                          <a:lumMod val="35000"/>
+                          <a:lumOff val="65000"/>
+                        </a:schemeClr>
+                      </a:solidFill>
+                      <a:round/>
+                    </a:ln>
+                    <a:effectLst/>
+                  </c:spPr>
+                </c15:leaderLines>
+              </c:ext>
+            </c:extLst>
+          </c:dLbls>
+          <c:cat>
+            <c:strRef>
+              <c:f>工作表1!$A$1:$A$6</c:f>
+              <c:strCache>
+                <c:ptCount val="6"/>
+                <c:pt idx="0">
+                  <c:v>家裡空間不足，想清空但懶得處理</c:v>
+                </c:pt>
+                <c:pt idx="1">
+                  <c:v>實體二手店收購價太低</c:v>
+                </c:pt>
+                <c:pt idx="2">
+                  <c:v>在電商平台與買家溝通太耗時</c:v>
+                </c:pt>
+                <c:pt idx="3">
+                  <c:v>交易安全，擔心遇到放鳥或詐騙</c:v>
+                </c:pt>
+                <c:pt idx="4">
+                  <c:v>面交時間較難談攏</c:v>
+                </c:pt>
+                <c:pt idx="5">
+                  <c:v>需與陌生人見面，暴露個人容貌</c:v>
+                </c:pt>
+              </c:strCache>
+            </c:strRef>
+          </c:cat>
+          <c:val>
+            <c:numRef>
+              <c:f>工作表1!$B$1:$B$6</c:f>
+              <c:numCache>
+                <c:formatCode>General</c:formatCode>
+                <c:ptCount val="6"/>
+                <c:pt idx="0">
+                  <c:v>281</c:v>
+                </c:pt>
+                <c:pt idx="1">
+                  <c:v>176</c:v>
+                </c:pt>
+                <c:pt idx="2">
+                  <c:v>130</c:v>
+                </c:pt>
+                <c:pt idx="3">
+                  <c:v>340</c:v>
+                </c:pt>
+                <c:pt idx="4">
+                  <c:v>243</c:v>
+                </c:pt>
+                <c:pt idx="5">
+                  <c:v>204</c:v>
+                </c:pt>
+              </c:numCache>
+            </c:numRef>
+          </c:val>
+          <c:extLst>
+            <c:ext xmlns:c16="http://schemas.microsoft.com/office/drawing/2014/chart" uri="{C3380CC4-5D6E-409C-BE32-E72D297353CC}">
+              <c16:uniqueId val="{00000006-3CB8-47C9-835C-188C264E3074}"/>
+            </c:ext>
+          </c:extLst>
+        </c:ser>
+        <c:dLbls>
+          <c:dLblPos val="outEnd"/>
+          <c:showLegendKey val="0"/>
+          <c:showVal val="1"/>
+          <c:showCatName val="0"/>
+          <c:showSerName val="0"/>
+          <c:showPercent val="0"/>
+          <c:showBubbleSize val="0"/>
+        </c:dLbls>
+        <c:gapWidth val="182"/>
+        <c:axId val="1315476799"/>
+        <c:axId val="1315485439"/>
+      </c:barChart>
+      <c:catAx>
+        <c:axId val="1315476799"/>
+        <c:scaling>
+          <c:orientation val="minMax"/>
+        </c:scaling>
+        <c:delete val="0"/>
+        <c:axPos val="l"/>
+        <c:numFmt formatCode="General" sourceLinked="1"/>
+        <c:majorTickMark val="none"/>
+        <c:minorTickMark val="none"/>
+        <c:tickLblPos val="nextTo"/>
+        <c:spPr>
+          <a:noFill/>
+          <a:ln w="9525" cap="flat" cmpd="sng" algn="ctr">
+            <a:solidFill>
+              <a:schemeClr val="tx1">
+                <a:lumMod val="15000"/>
+                <a:lumOff val="85000"/>
+              </a:schemeClr>
+            </a:solidFill>
+            <a:round/>
+          </a:ln>
+          <a:effectLst/>
+        </c:spPr>
+        <c:txPr>
+          <a:bodyPr rot="-60000000" spcFirstLastPara="1" vertOverflow="ellipsis" vert="horz" wrap="square" anchor="ctr" anchorCtr="1"/>
+          <a:lstStyle/>
+          <a:p>
+            <a:pPr>
+              <a:defRPr sz="900" b="0" i="0" u="none" strike="noStrike" kern="1200" baseline="0">
+                <a:solidFill>
+                  <a:schemeClr val="tx1">
+                    <a:lumMod val="65000"/>
+                    <a:lumOff val="35000"/>
+                  </a:schemeClr>
+                </a:solidFill>
+                <a:latin typeface="+mn-lt"/>
+                <a:ea typeface="+mn-ea"/>
+                <a:cs typeface="+mn-cs"/>
+              </a:defRPr>
+            </a:pPr>
+            <a:endParaRPr lang="zh-TW"/>
+          </a:p>
+        </c:txPr>
+        <c:crossAx val="1315485439"/>
+        <c:crosses val="autoZero"/>
+        <c:auto val="1"/>
+        <c:lblAlgn val="ctr"/>
+        <c:lblOffset val="100"/>
+        <c:noMultiLvlLbl val="0"/>
+      </c:catAx>
+      <c:valAx>
+        <c:axId val="1315485439"/>
+        <c:scaling>
+          <c:orientation val="minMax"/>
+        </c:scaling>
+        <c:delete val="0"/>
+        <c:axPos val="b"/>
+        <c:majorGridlines>
+          <c:spPr>
+            <a:ln w="9525" cap="flat" cmpd="sng" algn="ctr">
+              <a:solidFill>
+                <a:schemeClr val="tx1">
+                  <a:lumMod val="15000"/>
+                  <a:lumOff val="85000"/>
+                </a:schemeClr>
+              </a:solidFill>
+              <a:round/>
+            </a:ln>
+            <a:effectLst/>
+          </c:spPr>
+        </c:majorGridlines>
+        <c:numFmt formatCode="General" sourceLinked="1"/>
+        <c:majorTickMark val="none"/>
+        <c:minorTickMark val="none"/>
+        <c:tickLblPos val="nextTo"/>
+        <c:spPr>
+          <a:noFill/>
+          <a:ln>
+            <a:noFill/>
+          </a:ln>
+          <a:effectLst/>
+        </c:spPr>
+        <c:txPr>
+          <a:bodyPr rot="-60000000" spcFirstLastPara="1" vertOverflow="ellipsis" vert="horz" wrap="square" anchor="ctr" anchorCtr="1"/>
+          <a:lstStyle/>
+          <a:p>
+            <a:pPr>
+              <a:defRPr sz="900" b="0" i="0" u="none" strike="noStrike" kern="1200" baseline="0">
+                <a:solidFill>
+                  <a:schemeClr val="tx1">
+                    <a:lumMod val="65000"/>
+                    <a:lumOff val="35000"/>
+                  </a:schemeClr>
+                </a:solidFill>
+                <a:latin typeface="+mn-lt"/>
+                <a:ea typeface="+mn-ea"/>
+                <a:cs typeface="+mn-cs"/>
+              </a:defRPr>
+            </a:pPr>
+            <a:endParaRPr lang="zh-TW"/>
+          </a:p>
+        </c:txPr>
+        <c:crossAx val="1315476799"/>
+        <c:crosses val="autoZero"/>
+        <c:crossBetween val="between"/>
+      </c:valAx>
+      <c:spPr>
+        <a:noFill/>
+        <a:ln>
+          <a:noFill/>
+        </a:ln>
+        <a:effectLst/>
+      </c:spPr>
+    </c:plotArea>
+    <c:plotVisOnly val="1"/>
+    <c:dispBlanksAs val="gap"/>
+    <c:showDLblsOverMax val="0"/>
+    <c:extLst>
+      <c:ext xmlns:c16r3="http://schemas.microsoft.com/office/drawing/2017/03/chart" uri="{56B9EC1D-385E-4148-901F-78D8002777C0}">
+        <c16r3:dataDisplayOptions16>
+          <c16r3:dispNaAsBlank val="1"/>
+        </c16r3:dataDisplayOptions16>
+      </c:ext>
+    </c:extLst>
+  </c:chart>
+  <c:spPr>
+    <a:solidFill>
+      <a:schemeClr val="bg1"/>
+    </a:solidFill>
+    <a:ln w="9525" cap="flat" cmpd="sng" algn="ctr">
+      <a:solidFill>
+        <a:schemeClr val="tx1">
+          <a:lumMod val="15000"/>
+          <a:lumOff val="85000"/>
+        </a:schemeClr>
+      </a:solidFill>
+      <a:round/>
+    </a:ln>
+    <a:effectLst/>
+  </c:spPr>
+  <c:txPr>
+    <a:bodyPr/>
+    <a:lstStyle/>
+    <a:p>
+      <a:pPr>
+        <a:defRPr/>
+      </a:pPr>
+      <a:endParaRPr lang="zh-TW"/>
+    </a:p>
+  </c:txPr>
+  <c:externalData r:id="rId3">
+    <c:autoUpdate val="0"/>
+  </c:externalData>
+</c:chartSpace>
+</file>
+
+<file path=word/charts/chart2.xml><?xml version="1.0" encoding="utf-8"?>
+<c:chartSpace xmlns:c="http://schemas.openxmlformats.org/drawingml/2006/chart" xmlns:a="http://schemas.openxmlformats.org/drawingml/2006/main" xmlns:r="http://schemas.openxmlformats.org/officeDocument/2006/relationships" xmlns:c16r2="http://schemas.microsoft.com/office/drawing/2015/06/chart">
+  <c:date1904 val="0"/>
+  <c:lang val="zh-TW"/>
+  <c:roundedCorners val="0"/>
+  <mc:AlternateContent xmlns:mc="http://schemas.openxmlformats.org/markup-compatibility/2006">
+    <mc:Choice xmlns:c14="http://schemas.microsoft.com/office/drawing/2007/8/2/chart" Requires="c14">
+      <c14:style val="102"/>
+    </mc:Choice>
+    <mc:Fallback>
+      <c:style val="2"/>
+    </mc:Fallback>
+  </mc:AlternateContent>
+  <c:chart>
+    <c:title>
+      <c:tx>
+        <c:rich>
+          <a:bodyPr rot="0" spcFirstLastPara="1" vertOverflow="ellipsis" vert="horz" wrap="square" anchor="ctr" anchorCtr="1"/>
+          <a:lstStyle/>
+          <a:p>
+            <a:pPr>
+              <a:defRPr sz="1400" b="0" i="0" u="none" strike="noStrike" kern="1200" spc="0" baseline="0">
+                <a:solidFill>
+                  <a:schemeClr val="tx1">
+                    <a:lumMod val="65000"/>
+                    <a:lumOff val="35000"/>
+                  </a:schemeClr>
+                </a:solidFill>
+                <a:latin typeface="+mn-lt"/>
+                <a:ea typeface="+mn-ea"/>
+                <a:cs typeface="+mn-cs"/>
+              </a:defRPr>
+            </a:pPr>
+            <a:r>
+              <a:rPr lang="zh-TW" altLang="en-US"/>
+              <a:t>您對於二手書”即時性”要求程度為何</a:t>
+            </a:r>
+            <a:r>
+              <a:rPr lang="en-US" altLang="zh-TW"/>
+              <a:t>?</a:t>
+            </a:r>
+          </a:p>
+        </c:rich>
+      </c:tx>
+      <c:overlay val="0"/>
+      <c:spPr>
+        <a:noFill/>
+        <a:ln>
+          <a:noFill/>
+        </a:ln>
+        <a:effectLst/>
+      </c:spPr>
+      <c:txPr>
+        <a:bodyPr rot="0" spcFirstLastPara="1" vertOverflow="ellipsis" vert="horz" wrap="square" anchor="ctr" anchorCtr="1"/>
+        <a:lstStyle/>
+        <a:p>
+          <a:pPr>
+            <a:defRPr sz="1400" b="0" i="0" u="none" strike="noStrike" kern="1200" spc="0" baseline="0">
+              <a:solidFill>
+                <a:schemeClr val="tx1">
+                  <a:lumMod val="65000"/>
+                  <a:lumOff val="35000"/>
+                </a:schemeClr>
+              </a:solidFill>
+              <a:latin typeface="+mn-lt"/>
+              <a:ea typeface="+mn-ea"/>
+              <a:cs typeface="+mn-cs"/>
+            </a:defRPr>
+          </a:pPr>
+          <a:endParaRPr lang="zh-TW"/>
+        </a:p>
+      </c:txPr>
+    </c:title>
+    <c:autoTitleDeleted val="0"/>
+    <c:plotArea>
+      <c:layout/>
+      <c:pieChart>
+        <c:varyColors val="1"/>
+        <c:ser>
+          <c:idx val="0"/>
+          <c:order val="0"/>
+          <c:tx>
+            <c:strRef>
+              <c:f>'5-2即時性'!$E$1</c:f>
+              <c:strCache>
+                <c:ptCount val="1"/>
+                <c:pt idx="0">
+                  <c:v>計數 - 您對於二手書”即時性”要求程度為何?</c:v>
+                </c:pt>
+              </c:strCache>
+            </c:strRef>
+          </c:tx>
+          <c:dPt>
+            <c:idx val="0"/>
+            <c:bubble3D val="0"/>
+            <c:spPr>
+              <a:solidFill>
+                <a:srgbClr val="0070C0"/>
+              </a:solidFill>
+              <a:ln w="19050">
+                <a:solidFill>
+                  <a:schemeClr val="lt1"/>
+                </a:solidFill>
+              </a:ln>
+              <a:effectLst/>
+            </c:spPr>
+            <c:extLst>
+              <c:ext xmlns:c16="http://schemas.microsoft.com/office/drawing/2014/chart" uri="{C3380CC4-5D6E-409C-BE32-E72D297353CC}">
+                <c16:uniqueId val="{00000001-80F9-4D6A-8823-5EC3C3D7EB04}"/>
+              </c:ext>
+            </c:extLst>
+          </c:dPt>
+          <c:dPt>
+            <c:idx val="1"/>
+            <c:bubble3D val="0"/>
+            <c:spPr>
+              <a:solidFill>
+                <a:srgbClr val="EE0000"/>
+              </a:solidFill>
+              <a:ln w="19050">
+                <a:solidFill>
+                  <a:schemeClr val="lt1"/>
+                </a:solidFill>
+              </a:ln>
+              <a:effectLst/>
+            </c:spPr>
+            <c:extLst>
+              <c:ext xmlns:c16="http://schemas.microsoft.com/office/drawing/2014/chart" uri="{C3380CC4-5D6E-409C-BE32-E72D297353CC}">
+                <c16:uniqueId val="{00000003-80F9-4D6A-8823-5EC3C3D7EB04}"/>
+              </c:ext>
+            </c:extLst>
+          </c:dPt>
+          <c:dPt>
+            <c:idx val="2"/>
+            <c:bubble3D val="0"/>
+            <c:spPr>
+              <a:solidFill>
+                <a:srgbClr val="FFFF00"/>
+              </a:solidFill>
+              <a:ln w="19050">
+                <a:solidFill>
+                  <a:schemeClr val="lt1"/>
+                </a:solidFill>
+              </a:ln>
+              <a:effectLst/>
+            </c:spPr>
+            <c:extLst>
+              <c:ext xmlns:c16="http://schemas.microsoft.com/office/drawing/2014/chart" uri="{C3380CC4-5D6E-409C-BE32-E72D297353CC}">
+                <c16:uniqueId val="{00000005-80F9-4D6A-8823-5EC3C3D7EB04}"/>
+              </c:ext>
+            </c:extLst>
+          </c:dPt>
+          <c:dPt>
+            <c:idx val="3"/>
+            <c:bubble3D val="0"/>
+            <c:spPr>
+              <a:solidFill>
+                <a:srgbClr val="92D050"/>
+              </a:solidFill>
+              <a:ln w="19050">
+                <a:solidFill>
+                  <a:schemeClr val="lt1"/>
+                </a:solidFill>
+              </a:ln>
+              <a:effectLst/>
+            </c:spPr>
+            <c:extLst>
+              <c:ext xmlns:c16="http://schemas.microsoft.com/office/drawing/2014/chart" uri="{C3380CC4-5D6E-409C-BE32-E72D297353CC}">
+                <c16:uniqueId val="{00000007-80F9-4D6A-8823-5EC3C3D7EB04}"/>
+              </c:ext>
+            </c:extLst>
+          </c:dPt>
+          <c:dLbls>
+            <c:numFmt formatCode="0.00%" sourceLinked="0"/>
+            <c:spPr>
+              <a:noFill/>
+              <a:ln>
+                <a:noFill/>
+              </a:ln>
+              <a:effectLst/>
+            </c:spPr>
+            <c:txPr>
+              <a:bodyPr rot="0" spcFirstLastPara="1" vertOverflow="ellipsis" vert="horz" wrap="square" lIns="38100" tIns="19050" rIns="38100" bIns="19050" anchor="ctr" anchorCtr="1">
+                <a:spAutoFit/>
+              </a:bodyPr>
+              <a:lstStyle/>
+              <a:p>
+                <a:pPr>
+                  <a:defRPr sz="900" b="0" i="0" u="none" strike="noStrike" kern="1200" baseline="0">
+                    <a:solidFill>
+                      <a:schemeClr val="tx1">
+                        <a:lumMod val="75000"/>
+                        <a:lumOff val="25000"/>
+                      </a:schemeClr>
+                    </a:solidFill>
+                    <a:latin typeface="+mn-lt"/>
+                    <a:ea typeface="+mn-ea"/>
+                    <a:cs typeface="+mn-cs"/>
+                  </a:defRPr>
+                </a:pPr>
+                <a:endParaRPr lang="zh-TW"/>
+              </a:p>
+            </c:txPr>
+            <c:dLblPos val="bestFit"/>
+            <c:showLegendKey val="0"/>
+            <c:showVal val="0"/>
+            <c:showCatName val="0"/>
+            <c:showSerName val="0"/>
+            <c:showPercent val="1"/>
+            <c:showBubbleSize val="0"/>
+            <c:showLeaderLines val="1"/>
+            <c:leaderLines>
+              <c:spPr>
+                <a:ln w="9525" cap="flat" cmpd="sng" algn="ctr">
+                  <a:solidFill>
+                    <a:schemeClr val="tx1">
+                      <a:lumMod val="35000"/>
+                      <a:lumOff val="65000"/>
+                    </a:schemeClr>
+                  </a:solidFill>
+                  <a:round/>
+                </a:ln>
+                <a:effectLst/>
+              </c:spPr>
+            </c:leaderLines>
+            <c:extLst>
+              <c:ext xmlns:c15="http://schemas.microsoft.com/office/drawing/2012/chart" uri="{CE6537A1-D6FC-4f65-9D91-7224C49458BB}"/>
+            </c:extLst>
+          </c:dLbls>
+          <c:cat>
+            <c:strRef>
+              <c:f>'5-2即時性'!$D$2:$D$5</c:f>
+              <c:strCache>
+                <c:ptCount val="4"/>
+                <c:pt idx="0">
+                  <c:v>不限時間，只要在附近能取貨就好</c:v>
+                </c:pt>
+                <c:pt idx="1">
+                  <c:v>當場看到書況直接取貨</c:v>
+                </c:pt>
+                <c:pt idx="2">
+                  <c:v>可先預約時段</c:v>
+                </c:pt>
+                <c:pt idx="3">
+                  <c:v>無所謂有拿到就好</c:v>
+                </c:pt>
+              </c:strCache>
+            </c:strRef>
+          </c:cat>
+          <c:val>
+            <c:numRef>
+              <c:f>'5-2即時性'!$E$2:$E$5</c:f>
+              <c:numCache>
+                <c:formatCode>General</c:formatCode>
+                <c:ptCount val="4"/>
+                <c:pt idx="0">
+                  <c:v>206</c:v>
+                </c:pt>
+                <c:pt idx="1">
+                  <c:v>171</c:v>
+                </c:pt>
+                <c:pt idx="2">
+                  <c:v>80</c:v>
+                </c:pt>
+                <c:pt idx="3">
+                  <c:v>41</c:v>
+                </c:pt>
+              </c:numCache>
+            </c:numRef>
+          </c:val>
+          <c:extLst>
+            <c:ext xmlns:c16="http://schemas.microsoft.com/office/drawing/2014/chart" uri="{C3380CC4-5D6E-409C-BE32-E72D297353CC}">
+              <c16:uniqueId val="{00000008-80F9-4D6A-8823-5EC3C3D7EB04}"/>
+            </c:ext>
+          </c:extLst>
+        </c:ser>
+        <c:dLbls>
+          <c:showLegendKey val="0"/>
+          <c:showVal val="0"/>
+          <c:showCatName val="0"/>
+          <c:showSerName val="0"/>
+          <c:showPercent val="0"/>
+          <c:showBubbleSize val="0"/>
+          <c:showLeaderLines val="1"/>
+        </c:dLbls>
+        <c:firstSliceAng val="0"/>
+      </c:pieChart>
+      <c:spPr>
+        <a:noFill/>
+        <a:ln>
+          <a:noFill/>
+        </a:ln>
+        <a:effectLst/>
+      </c:spPr>
+    </c:plotArea>
+    <c:legend>
+      <c:legendPos val="b"/>
+      <c:overlay val="0"/>
+      <c:spPr>
+        <a:noFill/>
+        <a:ln>
+          <a:noFill/>
+        </a:ln>
+        <a:effectLst/>
+      </c:spPr>
+      <c:txPr>
+        <a:bodyPr rot="0" spcFirstLastPara="1" vertOverflow="ellipsis" vert="horz" wrap="square" anchor="ctr" anchorCtr="1"/>
+        <a:lstStyle/>
+        <a:p>
+          <a:pPr>
+            <a:defRPr sz="900" b="0" i="0" u="none" strike="noStrike" kern="1200" baseline="0">
+              <a:solidFill>
+                <a:schemeClr val="tx1">
+                  <a:lumMod val="65000"/>
+                  <a:lumOff val="35000"/>
+                </a:schemeClr>
+              </a:solidFill>
+              <a:latin typeface="+mn-lt"/>
+              <a:ea typeface="+mn-ea"/>
+              <a:cs typeface="+mn-cs"/>
+            </a:defRPr>
+          </a:pPr>
+          <a:endParaRPr lang="zh-TW"/>
+        </a:p>
+      </c:txPr>
+    </c:legend>
+    <c:plotVisOnly val="1"/>
+    <c:dispBlanksAs val="gap"/>
+    <c:showDLblsOverMax val="0"/>
+    <c:extLst>
+      <c:ext xmlns:c16r3="http://schemas.microsoft.com/office/drawing/2017/03/chart" uri="{56B9EC1D-385E-4148-901F-78D8002777C0}">
+        <c16r3:dataDisplayOptions16>
+          <c16r3:dispNaAsBlank val="1"/>
+        </c16r3:dataDisplayOptions16>
+      </c:ext>
+    </c:extLst>
+  </c:chart>
+  <c:spPr>
+    <a:solidFill>
+      <a:schemeClr val="bg1"/>
+    </a:solidFill>
+    <a:ln w="9525" cap="flat" cmpd="sng" algn="ctr">
+      <a:solidFill>
+        <a:schemeClr val="tx1">
+          <a:lumMod val="15000"/>
+          <a:lumOff val="85000"/>
+        </a:schemeClr>
+      </a:solidFill>
+      <a:round/>
+    </a:ln>
+    <a:effectLst/>
+  </c:spPr>
+  <c:txPr>
+    <a:bodyPr/>
+    <a:lstStyle/>
+    <a:p>
+      <a:pPr>
+        <a:defRPr/>
+      </a:pPr>
+      <a:endParaRPr lang="zh-TW"/>
+    </a:p>
+  </c:txPr>
+  <c:externalData r:id="rId3">
+    <c:autoUpdate val="0"/>
+  </c:externalData>
+</c:chartSpace>
+</file>
+
+<file path=word/charts/chart3.xml><?xml version="1.0" encoding="utf-8"?>
+<c:chartSpace xmlns:c="http://schemas.openxmlformats.org/drawingml/2006/chart" xmlns:a="http://schemas.openxmlformats.org/drawingml/2006/main" xmlns:r="http://schemas.openxmlformats.org/officeDocument/2006/relationships" xmlns:c16r2="http://schemas.microsoft.com/office/drawing/2015/06/chart">
+  <c:date1904 val="0"/>
+  <c:lang val="zh-TW"/>
+  <c:roundedCorners val="0"/>
+  <mc:AlternateContent xmlns:mc="http://schemas.openxmlformats.org/markup-compatibility/2006">
+    <mc:Choice xmlns:c14="http://schemas.microsoft.com/office/drawing/2007/8/2/chart" Requires="c14">
+      <c14:style val="102"/>
+    </mc:Choice>
+    <mc:Fallback>
+      <c:style val="2"/>
+    </mc:Fallback>
+  </mc:AlternateContent>
+  <c:chart>
+    <c:title>
+      <c:tx>
+        <c:rich>
+          <a:bodyPr rot="0" spcFirstLastPara="1" vertOverflow="ellipsis" vert="horz" wrap="square" anchor="ctr" anchorCtr="1"/>
+          <a:lstStyle/>
+          <a:p>
+            <a:pPr>
+              <a:defRPr sz="1400" b="0" i="0" u="none" strike="noStrike" kern="1200" spc="0" baseline="0">
+                <a:solidFill>
+                  <a:schemeClr val="tx1">
+                    <a:lumMod val="65000"/>
+                    <a:lumOff val="35000"/>
+                  </a:schemeClr>
+                </a:solidFill>
+                <a:latin typeface="+mn-lt"/>
+                <a:ea typeface="+mn-ea"/>
+                <a:cs typeface="+mn-cs"/>
+              </a:defRPr>
+            </a:pPr>
+            <a:r>
+              <a:rPr lang="zh-TW" altLang="en-US"/>
+              <a:t>書籍處置常見困擾</a:t>
+            </a:r>
+          </a:p>
+        </c:rich>
+      </c:tx>
+      <c:overlay val="0"/>
+      <c:spPr>
+        <a:noFill/>
+        <a:ln>
+          <a:noFill/>
+        </a:ln>
+        <a:effectLst/>
+      </c:spPr>
+      <c:txPr>
+        <a:bodyPr rot="0" spcFirstLastPara="1" vertOverflow="ellipsis" vert="horz" wrap="square" anchor="ctr" anchorCtr="1"/>
+        <a:lstStyle/>
+        <a:p>
+          <a:pPr>
+            <a:defRPr sz="1400" b="0" i="0" u="none" strike="noStrike" kern="1200" spc="0" baseline="0">
+              <a:solidFill>
+                <a:schemeClr val="tx1">
+                  <a:lumMod val="65000"/>
+                  <a:lumOff val="35000"/>
+                </a:schemeClr>
+              </a:solidFill>
+              <a:latin typeface="+mn-lt"/>
+              <a:ea typeface="+mn-ea"/>
+              <a:cs typeface="+mn-cs"/>
+            </a:defRPr>
+          </a:pPr>
+          <a:endParaRPr lang="zh-TW"/>
+        </a:p>
+      </c:txPr>
+    </c:title>
+    <c:autoTitleDeleted val="0"/>
+    <c:plotArea>
+      <c:layout/>
+      <c:barChart>
+        <c:barDir val="bar"/>
+        <c:grouping val="clustered"/>
+        <c:varyColors val="0"/>
+        <c:ser>
+          <c:idx val="0"/>
+          <c:order val="0"/>
+          <c:spPr>
+            <a:solidFill>
+              <a:srgbClr val="002060"/>
+            </a:solidFill>
+            <a:ln>
+              <a:noFill/>
+            </a:ln>
+            <a:effectLst/>
+          </c:spPr>
+          <c:invertIfNegative val="0"/>
+          <c:dLbls>
+            <c:spPr>
+              <a:noFill/>
+              <a:ln>
+                <a:noFill/>
+              </a:ln>
+              <a:effectLst/>
+            </c:spPr>
+            <c:txPr>
+              <a:bodyPr rot="0" spcFirstLastPara="1" vertOverflow="ellipsis" vert="horz" wrap="square" lIns="38100" tIns="19050" rIns="38100" bIns="19050" anchor="ctr" anchorCtr="1">
+                <a:spAutoFit/>
+              </a:bodyPr>
+              <a:lstStyle/>
+              <a:p>
+                <a:pPr>
+                  <a:defRPr sz="900" b="0" i="0" u="none" strike="noStrike" kern="1200" baseline="0">
+                    <a:solidFill>
+                      <a:schemeClr val="tx1">
+                        <a:lumMod val="75000"/>
+                        <a:lumOff val="25000"/>
+                      </a:schemeClr>
+                    </a:solidFill>
+                    <a:latin typeface="+mn-lt"/>
+                    <a:ea typeface="+mn-ea"/>
+                    <a:cs typeface="+mn-cs"/>
+                  </a:defRPr>
+                </a:pPr>
+                <a:endParaRPr lang="zh-TW"/>
+              </a:p>
+            </c:txPr>
+            <c:dLblPos val="outEnd"/>
+            <c:showLegendKey val="0"/>
+            <c:showVal val="1"/>
+            <c:showCatName val="0"/>
+            <c:showSerName val="0"/>
+            <c:showPercent val="0"/>
+            <c:showBubbleSize val="0"/>
+            <c:showLeaderLines val="0"/>
+            <c:extLst>
+              <c:ext xmlns:c15="http://schemas.microsoft.com/office/drawing/2012/chart" uri="{CE6537A1-D6FC-4f65-9D91-7224C49458BB}">
+                <c15:showLeaderLines val="1"/>
+                <c15:leaderLines>
+                  <c:spPr>
+                    <a:ln w="9525" cap="flat" cmpd="sng" algn="ctr">
+                      <a:solidFill>
+                        <a:schemeClr val="tx1">
+                          <a:lumMod val="35000"/>
+                          <a:lumOff val="65000"/>
+                        </a:schemeClr>
+                      </a:solidFill>
+                      <a:round/>
+                    </a:ln>
+                    <a:effectLst/>
+                  </c:spPr>
+                </c15:leaderLines>
+              </c:ext>
+            </c:extLst>
+          </c:dLbls>
+          <c:cat>
+            <c:strRef>
+              <c:f>工作表1!$A$9:$A$11</c:f>
+              <c:strCache>
+                <c:ptCount val="3"/>
+                <c:pt idx="0">
+                  <c:v>家裡空間不足，想清空但懶得處理</c:v>
+                </c:pt>
+                <c:pt idx="1">
+                  <c:v>實體二手店收購價太低</c:v>
+                </c:pt>
+                <c:pt idx="2">
+                  <c:v>在電商平台與買家溝通太耗時</c:v>
+                </c:pt>
+              </c:strCache>
+            </c:strRef>
+          </c:cat>
+          <c:val>
+            <c:numRef>
+              <c:f>工作表1!$B$9:$B$11</c:f>
+              <c:numCache>
+                <c:formatCode>General</c:formatCode>
+                <c:ptCount val="3"/>
+                <c:pt idx="0">
+                  <c:v>281</c:v>
+                </c:pt>
+                <c:pt idx="1">
+                  <c:v>176</c:v>
+                </c:pt>
+                <c:pt idx="2">
+                  <c:v>130</c:v>
+                </c:pt>
+              </c:numCache>
+            </c:numRef>
+          </c:val>
+          <c:extLst>
+            <c:ext xmlns:c16="http://schemas.microsoft.com/office/drawing/2014/chart" uri="{C3380CC4-5D6E-409C-BE32-E72D297353CC}">
+              <c16:uniqueId val="{00000000-ECDE-4E62-BB9D-20E1BDA4FFE3}"/>
+            </c:ext>
+          </c:extLst>
+        </c:ser>
+        <c:dLbls>
+          <c:dLblPos val="outEnd"/>
+          <c:showLegendKey val="0"/>
+          <c:showVal val="1"/>
+          <c:showCatName val="0"/>
+          <c:showSerName val="0"/>
+          <c:showPercent val="0"/>
+          <c:showBubbleSize val="0"/>
+        </c:dLbls>
+        <c:gapWidth val="182"/>
+        <c:axId val="1825420336"/>
+        <c:axId val="1825421776"/>
+      </c:barChart>
+      <c:catAx>
+        <c:axId val="1825420336"/>
+        <c:scaling>
+          <c:orientation val="minMax"/>
+        </c:scaling>
+        <c:delete val="0"/>
+        <c:axPos val="l"/>
+        <c:numFmt formatCode="General" sourceLinked="1"/>
+        <c:majorTickMark val="none"/>
+        <c:minorTickMark val="none"/>
+        <c:tickLblPos val="nextTo"/>
+        <c:spPr>
+          <a:noFill/>
+          <a:ln w="9525" cap="flat" cmpd="sng" algn="ctr">
+            <a:solidFill>
+              <a:schemeClr val="tx1">
+                <a:lumMod val="15000"/>
+                <a:lumOff val="85000"/>
+              </a:schemeClr>
+            </a:solidFill>
+            <a:round/>
+          </a:ln>
+          <a:effectLst/>
+        </c:spPr>
+        <c:txPr>
+          <a:bodyPr rot="-60000000" spcFirstLastPara="1" vertOverflow="ellipsis" vert="horz" wrap="square" anchor="ctr" anchorCtr="1"/>
+          <a:lstStyle/>
+          <a:p>
+            <a:pPr>
+              <a:defRPr sz="900" b="0" i="0" u="none" strike="noStrike" kern="1200" baseline="0">
+                <a:solidFill>
+                  <a:schemeClr val="tx1">
+                    <a:lumMod val="65000"/>
+                    <a:lumOff val="35000"/>
+                  </a:schemeClr>
+                </a:solidFill>
+                <a:latin typeface="+mn-lt"/>
+                <a:ea typeface="+mn-ea"/>
+                <a:cs typeface="+mn-cs"/>
+              </a:defRPr>
+            </a:pPr>
+            <a:endParaRPr lang="zh-TW"/>
+          </a:p>
+        </c:txPr>
+        <c:crossAx val="1825421776"/>
+        <c:crosses val="autoZero"/>
+        <c:auto val="1"/>
+        <c:lblAlgn val="ctr"/>
+        <c:lblOffset val="100"/>
+        <c:noMultiLvlLbl val="0"/>
+      </c:catAx>
+      <c:valAx>
+        <c:axId val="1825421776"/>
+        <c:scaling>
+          <c:orientation val="minMax"/>
+        </c:scaling>
+        <c:delete val="0"/>
+        <c:axPos val="b"/>
+        <c:majorGridlines>
+          <c:spPr>
+            <a:ln w="9525" cap="flat" cmpd="sng" algn="ctr">
+              <a:solidFill>
+                <a:schemeClr val="tx1">
+                  <a:lumMod val="15000"/>
+                  <a:lumOff val="85000"/>
+                </a:schemeClr>
+              </a:solidFill>
+              <a:round/>
+            </a:ln>
+            <a:effectLst/>
+          </c:spPr>
+        </c:majorGridlines>
+        <c:numFmt formatCode="General" sourceLinked="1"/>
+        <c:majorTickMark val="none"/>
+        <c:minorTickMark val="none"/>
+        <c:tickLblPos val="nextTo"/>
+        <c:spPr>
+          <a:noFill/>
+          <a:ln>
+            <a:noFill/>
+          </a:ln>
+          <a:effectLst/>
+        </c:spPr>
+        <c:txPr>
+          <a:bodyPr rot="-60000000" spcFirstLastPara="1" vertOverflow="ellipsis" vert="horz" wrap="square" anchor="ctr" anchorCtr="1"/>
+          <a:lstStyle/>
+          <a:p>
+            <a:pPr>
+              <a:defRPr sz="900" b="0" i="0" u="none" strike="noStrike" kern="1200" baseline="0">
+                <a:solidFill>
+                  <a:schemeClr val="tx1">
+                    <a:lumMod val="65000"/>
+                    <a:lumOff val="35000"/>
+                  </a:schemeClr>
+                </a:solidFill>
+                <a:latin typeface="+mn-lt"/>
+                <a:ea typeface="+mn-ea"/>
+                <a:cs typeface="+mn-cs"/>
+              </a:defRPr>
+            </a:pPr>
+            <a:endParaRPr lang="zh-TW"/>
+          </a:p>
+        </c:txPr>
+        <c:crossAx val="1825420336"/>
+        <c:crosses val="autoZero"/>
+        <c:crossBetween val="between"/>
+      </c:valAx>
+      <c:spPr>
+        <a:noFill/>
+        <a:ln>
+          <a:noFill/>
+        </a:ln>
+        <a:effectLst/>
+      </c:spPr>
+    </c:plotArea>
+    <c:plotVisOnly val="1"/>
+    <c:dispBlanksAs val="gap"/>
+    <c:showDLblsOverMax val="0"/>
+    <c:extLst>
+      <c:ext xmlns:c16r3="http://schemas.microsoft.com/office/drawing/2017/03/chart" uri="{56B9EC1D-385E-4148-901F-78D8002777C0}">
+        <c16r3:dataDisplayOptions16>
+          <c16r3:dispNaAsBlank val="1"/>
+        </c16r3:dataDisplayOptions16>
+      </c:ext>
+    </c:extLst>
+  </c:chart>
+  <c:spPr>
+    <a:solidFill>
+      <a:schemeClr val="bg1"/>
+    </a:solidFill>
+    <a:ln w="9525" cap="flat" cmpd="sng" algn="ctr">
+      <a:solidFill>
+        <a:schemeClr val="tx1">
+          <a:lumMod val="15000"/>
+          <a:lumOff val="85000"/>
+        </a:schemeClr>
+      </a:solidFill>
+      <a:round/>
+    </a:ln>
+    <a:effectLst/>
+  </c:spPr>
+  <c:txPr>
+    <a:bodyPr/>
+    <a:lstStyle/>
+    <a:p>
+      <a:pPr>
+        <a:defRPr/>
+      </a:pPr>
+      <a:endParaRPr lang="zh-TW"/>
+    </a:p>
+  </c:txPr>
+  <c:externalData r:id="rId3">
+    <c:autoUpdate val="0"/>
+  </c:externalData>
+</c:chartSpace>
+</file>
+
+<file path=word/charts/colors1.xml><?xml version="1.0" encoding="utf-8"?>
+<cs:colorStyle xmlns:cs="http://schemas.microsoft.com/office/drawing/2012/chartStyle" xmlns:a="http://schemas.openxmlformats.org/drawingml/2006/main" meth="cycle" id="10">
+  <a:schemeClr val="accent1"/>
+  <a:schemeClr val="accent2"/>
+  <a:schemeClr val="accent3"/>
+  <a:schemeClr val="accent4"/>
+  <a:schemeClr val="accent5"/>
+  <a:schemeClr val="accent6"/>
+  <cs:variation/>
+  <cs:variation>
+    <a:lumMod val="60000"/>
+  </cs:variation>
+  <cs:variation>
+    <a:lumMod val="80000"/>
+    <a:lumOff val="20000"/>
+  </cs:variation>
+  <cs:variation>
+    <a:lumMod val="80000"/>
+  </cs:variation>
+  <cs:variation>
+    <a:lumMod val="60000"/>
+    <a:lumOff val="40000"/>
+  </cs:variation>
+  <cs:variation>
+    <a:lumMod val="50000"/>
+  </cs:variation>
+  <cs:variation>
+    <a:lumMod val="70000"/>
+    <a:lumOff val="30000"/>
+  </cs:variation>
+  <cs:variation>
+    <a:lumMod val="70000"/>
+  </cs:variation>
+  <cs:variation>
+    <a:lumMod val="50000"/>
+    <a:lumOff val="50000"/>
+  </cs:variation>
+</cs:colorStyle>
+</file>
+
+<file path=word/charts/colors2.xml><?xml version="1.0" encoding="utf-8"?>
+<cs:colorStyle xmlns:cs="http://schemas.microsoft.com/office/drawing/2012/chartStyle" xmlns:a="http://schemas.openxmlformats.org/drawingml/2006/main" meth="cycle" id="10">
+  <a:schemeClr val="accent1"/>
+  <a:schemeClr val="accent2"/>
+  <a:schemeClr val="accent3"/>
+  <a:schemeClr val="accent4"/>
+  <a:schemeClr val="accent5"/>
+  <a:schemeClr val="accent6"/>
+  <cs:variation/>
+  <cs:variation>
+    <a:lumMod val="60000"/>
+  </cs:variation>
+  <cs:variation>
+    <a:lumMod val="80000"/>
+    <a:lumOff val="20000"/>
+  </cs:variation>
+  <cs:variation>
+    <a:lumMod val="80000"/>
+  </cs:variation>
+  <cs:variation>
+    <a:lumMod val="60000"/>
+    <a:lumOff val="40000"/>
+  </cs:variation>
+  <cs:variation>
+    <a:lumMod val="50000"/>
+  </cs:variation>
+  <cs:variation>
+    <a:lumMod val="70000"/>
+    <a:lumOff val="30000"/>
+  </cs:variation>
+  <cs:variation>
+    <a:lumMod val="70000"/>
+  </cs:variation>
+  <cs:variation>
+    <a:lumMod val="50000"/>
+    <a:lumOff val="50000"/>
+  </cs:variation>
+</cs:colorStyle>
+</file>
+
+<file path=word/charts/colors3.xml><?xml version="1.0" encoding="utf-8"?>
+<cs:colorStyle xmlns:cs="http://schemas.microsoft.com/office/drawing/2012/chartStyle" xmlns:a="http://schemas.openxmlformats.org/drawingml/2006/main" meth="cycle" id="10">
+  <a:schemeClr val="accent1"/>
+  <a:schemeClr val="accent2"/>
+  <a:schemeClr val="accent3"/>
+  <a:schemeClr val="accent4"/>
+  <a:schemeClr val="accent5"/>
+  <a:schemeClr val="accent6"/>
+  <cs:variation/>
+  <cs:variation>
+    <a:lumMod val="60000"/>
+  </cs:variation>
+  <cs:variation>
+    <a:lumMod val="80000"/>
+    <a:lumOff val="20000"/>
+  </cs:variation>
+  <cs:variation>
+    <a:lumMod val="80000"/>
+  </cs:variation>
+  <cs:variation>
+    <a:lumMod val="60000"/>
+    <a:lumOff val="40000"/>
+  </cs:variation>
+  <cs:variation>
+    <a:lumMod val="50000"/>
+  </cs:variation>
+  <cs:variation>
+    <a:lumMod val="70000"/>
+    <a:lumOff val="30000"/>
+  </cs:variation>
+  <cs:variation>
+    <a:lumMod val="70000"/>
+  </cs:variation>
+  <cs:variation>
+    <a:lumMod val="50000"/>
+    <a:lumOff val="50000"/>
+  </cs:variation>
+</cs:colorStyle>
+</file>
+
+<file path=word/charts/style1.xml><?xml version="1.0" encoding="utf-8"?>
+<cs:chartStyle xmlns:cs="http://schemas.microsoft.com/office/drawing/2012/chartStyle" xmlns:a="http://schemas.openxmlformats.org/drawingml/2006/main" id="216">
+  <cs:axisTitle>
+    <cs:lnRef idx="0"/>
+    <cs:fillRef idx="0"/>
+    <cs:effectRef idx="0"/>
+    <cs:fontRef idx="minor">
+      <a:schemeClr val="tx1">
+        <a:lumMod val="65000"/>
+        <a:lumOff val="35000"/>
+      </a:schemeClr>
+    </cs:fontRef>
+    <cs:defRPr sz="1000" kern="1200"/>
+  </cs:axisTitle>
+  <cs:categoryAxis>
+    <cs:lnRef idx="0"/>
+    <cs:fillRef idx="0"/>
+    <cs:effectRef idx="0"/>
+    <cs:fontRef idx="minor">
+      <a:schemeClr val="tx1">
+        <a:lumMod val="65000"/>
+        <a:lumOff val="35000"/>
+      </a:schemeClr>
+    </cs:fontRef>
+    <cs:spPr>
+      <a:ln w="9525" cap="flat" cmpd="sng" algn="ctr">
+        <a:solidFill>
+          <a:schemeClr val="tx1">
+            <a:lumMod val="15000"/>
+            <a:lumOff val="85000"/>
+          </a:schemeClr>
+        </a:solidFill>
+        <a:round/>
+      </a:ln>
+    </cs:spPr>
+    <cs:defRPr sz="900" kern="1200"/>
+  </cs:categoryAxis>
+  <cs:chartArea mods="allowNoFillOverride allowNoLineOverride">
+    <cs:lnRef idx="0"/>
+    <cs:fillRef idx="0"/>
+    <cs:effectRef idx="0"/>
+    <cs:fontRef idx="minor">
+      <a:schemeClr val="tx1"/>
+    </cs:fontRef>
+    <cs:spPr>
+      <a:solidFill>
+        <a:schemeClr val="bg1"/>
+      </a:solidFill>
+      <a:ln w="9525" cap="flat" cmpd="sng" algn="ctr">
+        <a:solidFill>
+          <a:schemeClr val="tx1">
+            <a:lumMod val="15000"/>
+            <a:lumOff val="85000"/>
+          </a:schemeClr>
+        </a:solidFill>
+        <a:round/>
+      </a:ln>
+    </cs:spPr>
+    <cs:defRPr sz="1000" kern="1200"/>
+  </cs:chartArea>
+  <cs:dataLabel>
+    <cs:lnRef idx="0"/>
+    <cs:fillRef idx="0"/>
+    <cs:effectRef idx="0"/>
+    <cs:fontRef idx="minor">
+      <a:schemeClr val="tx1">
+        <a:lumMod val="75000"/>
+        <a:lumOff val="25000"/>
+      </a:schemeClr>
+    </cs:fontRef>
+    <cs:defRPr sz="900" kern="1200"/>
+  </cs:dataLabel>
+  <cs:dataLabelCallout>
+    <cs:lnRef idx="0"/>
+    <cs:fillRef idx="0"/>
+    <cs:effectRef idx="0"/>
+    <cs:fontRef idx="minor">
+      <a:schemeClr val="dk1">
+        <a:lumMod val="65000"/>
+        <a:lumOff val="35000"/>
+      </a:schemeClr>
+    </cs:fontRef>
+    <cs:spPr>
+      <a:solidFill>
+        <a:schemeClr val="lt1"/>
+      </a:solidFill>
+      <a:ln>
+        <a:solidFill>
+          <a:schemeClr val="dk1">
+            <a:lumMod val="25000"/>
+            <a:lumOff val="75000"/>
+          </a:schemeClr>
+        </a:solidFill>
+      </a:ln>
+    </cs:spPr>
+    <cs:defRPr sz="900" kern="1200"/>
+    <cs:bodyPr rot="0" spcFirstLastPara="1" vertOverflow="clip" horzOverflow="clip" vert="horz" wrap="square" lIns="36576" tIns="18288" rIns="36576" bIns="18288" anchor="ctr" anchorCtr="1">
+      <a:spAutoFit/>
+    </cs:bodyPr>
+  </cs:dataLabelCallout>
+  <cs:dataPoint>
+    <cs:lnRef idx="0"/>
+    <cs:fillRef idx="1">
+      <cs:styleClr val="auto"/>
+    </cs:fillRef>
+    <cs:effectRef idx="0"/>
+    <cs:fontRef idx="minor">
+      <a:schemeClr val="tx1"/>
+    </cs:fontRef>
+  </cs:dataPoint>
+  <cs:dataPoint3D>
+    <cs:lnRef idx="0"/>
+    <cs:fillRef idx="1">
+      <cs:styleClr val="auto"/>
+    </cs:fillRef>
+    <cs:effectRef idx="0"/>
+    <cs:fontRef idx="minor">
+      <a:schemeClr val="tx1"/>
+    </cs:fontRef>
+  </cs:dataPoint3D>
+  <cs:dataPointLine>
+    <cs:lnRef idx="0">
+      <cs:styleClr val="auto"/>
+    </cs:lnRef>
+    <cs:fillRef idx="1"/>
+    <cs:effectRef idx="0"/>
+    <cs:fontRef idx="minor">
+      <a:schemeClr val="tx1"/>
+    </cs:fontRef>
+    <cs:spPr>
+      <a:ln w="28575" cap="rnd">
+        <a:solidFill>
+          <a:schemeClr val="phClr"/>
+        </a:solidFill>
+        <a:round/>
+      </a:ln>
+    </cs:spPr>
+  </cs:dataPointLine>
+  <cs:dataPointMarker>
+    <cs:lnRef idx="0">
+      <cs:styleClr val="auto"/>
+    </cs:lnRef>
+    <cs:fillRef idx="1">
+      <cs:styleClr val="auto"/>
+    </cs:fillRef>
+    <cs:effectRef idx="0"/>
+    <cs:fontRef idx="minor">
+      <a:schemeClr val="tx1"/>
+    </cs:fontRef>
+    <cs:spPr>
+      <a:ln w="9525">
+        <a:solidFill>
+          <a:schemeClr val="phClr"/>
+        </a:solidFill>
+      </a:ln>
+    </cs:spPr>
+  </cs:dataPointMarker>
+  <cs:dataPointMarkerLayout symbol="circle" size="5"/>
+  <cs:dataPointWireframe>
+    <cs:lnRef idx="0">
+      <cs:styleClr val="auto"/>
+    </cs:lnRef>
+    <cs:fillRef idx="1"/>
+    <cs:effectRef idx="0"/>
+    <cs:fontRef idx="minor">
+      <a:schemeClr val="tx1"/>
+    </cs:fontRef>
+    <cs:spPr>
+      <a:ln w="9525" cap="rnd">
+        <a:solidFill>
+          <a:schemeClr val="phClr"/>
+        </a:solidFill>
+        <a:round/>
+      </a:ln>
+    </cs:spPr>
+  </cs:dataPointWireframe>
+  <cs:dataTable>
+    <cs:lnRef idx="0"/>
+    <cs:fillRef idx="0"/>
+    <cs:effectRef idx="0"/>
+    <cs:fontRef idx="minor">
+      <a:schemeClr val="tx1">
+        <a:lumMod val="65000"/>
+        <a:lumOff val="35000"/>
+      </a:schemeClr>
+    </cs:fontRef>
+    <cs:spPr>
+      <a:noFill/>
+      <a:ln w="9525" cap="flat" cmpd="sng" algn="ctr">
+        <a:solidFill>
+          <a:schemeClr val="tx1">
+            <a:lumMod val="15000"/>
+            <a:lumOff val="85000"/>
+          </a:schemeClr>
+        </a:solidFill>
+        <a:round/>
+      </a:ln>
+    </cs:spPr>
+    <cs:defRPr sz="900" kern="1200"/>
+  </cs:dataTable>
+  <cs:downBar>
+    <cs:lnRef idx="0"/>
+    <cs:fillRef idx="0"/>
+    <cs:effectRef idx="0"/>
+    <cs:fontRef idx="minor">
+      <a:schemeClr val="tx1"/>
+    </cs:fontRef>
+    <cs:spPr>
+      <a:solidFill>
+        <a:schemeClr val="dk1">
+          <a:lumMod val="75000"/>
+          <a:lumOff val="25000"/>
+        </a:schemeClr>
+      </a:solidFill>
+      <a:ln w="9525" cap="flat" cmpd="sng" algn="ctr">
+        <a:solidFill>
+          <a:schemeClr val="tx1">
+            <a:lumMod val="65000"/>
+            <a:lumOff val="35000"/>
+          </a:schemeClr>
+        </a:solidFill>
+        <a:round/>
+      </a:ln>
+    </cs:spPr>
+  </cs:downBar>
+  <cs:dropLine>
+    <cs:lnRef idx="0"/>
+    <cs:fillRef idx="0"/>
+    <cs:effectRef idx="0"/>
+    <cs:fontRef idx="minor">
+      <a:schemeClr val="tx1"/>
+    </cs:fontRef>
+    <cs:spPr>
+      <a:ln w="9525" cap="flat" cmpd="sng" algn="ctr">
+        <a:solidFill>
+          <a:schemeClr val="tx1">
+            <a:lumMod val="35000"/>
+            <a:lumOff val="65000"/>
+          </a:schemeClr>
+        </a:solidFill>
+        <a:round/>
+      </a:ln>
+    </cs:spPr>
+  </cs:dropLine>
+  <cs:errorBar>
+    <cs:lnRef idx="0"/>
+    <cs:fillRef idx="0"/>
+    <cs:effectRef idx="0"/>
+    <cs:fontRef idx="minor">
+      <a:schemeClr val="tx1"/>
+    </cs:fontRef>
+    <cs:spPr>
+      <a:ln w="9525" cap="flat" cmpd="sng" algn="ctr">
+        <a:solidFill>
+          <a:schemeClr val="tx1">
+            <a:lumMod val="65000"/>
+            <a:lumOff val="35000"/>
+          </a:schemeClr>
+        </a:solidFill>
+        <a:round/>
+      </a:ln>
+    </cs:spPr>
+  </cs:errorBar>
+  <cs:floor>
+    <cs:lnRef idx="0"/>
+    <cs:fillRef idx="0"/>
+    <cs:effectRef idx="0"/>
+    <cs:fontRef idx="minor">
+      <a:schemeClr val="tx1"/>
+    </cs:fontRef>
+    <cs:spPr>
+      <a:noFill/>
+      <a:ln>
+        <a:noFill/>
+      </a:ln>
+    </cs:spPr>
+  </cs:floor>
+  <cs:gridlineMajor>
+    <cs:lnRef idx="0"/>
+    <cs:fillRef idx="0"/>
+    <cs:effectRef idx="0"/>
+    <cs:fontRef idx="minor">
+      <a:schemeClr val="tx1"/>
+    </cs:fontRef>
+    <cs:spPr>
+      <a:ln w="9525" cap="flat" cmpd="sng" algn="ctr">
+        <a:solidFill>
+          <a:schemeClr val="tx1">
+            <a:lumMod val="15000"/>
+            <a:lumOff val="85000"/>
+          </a:schemeClr>
+        </a:solidFill>
+        <a:round/>
+      </a:ln>
+    </cs:spPr>
+  </cs:gridlineMajor>
+  <cs:gridlineMinor>
+    <cs:lnRef idx="0"/>
+    <cs:fillRef idx="0"/>
+    <cs:effectRef idx="0"/>
+    <cs:fontRef idx="minor">
+      <a:schemeClr val="tx1"/>
+    </cs:fontRef>
+    <cs:spPr>
+      <a:ln w="9525" cap="flat" cmpd="sng" algn="ctr">
+        <a:solidFill>
+          <a:schemeClr val="tx1">
+            <a:lumMod val="5000"/>
+            <a:lumOff val="95000"/>
+          </a:schemeClr>
+        </a:solidFill>
+        <a:round/>
+      </a:ln>
+    </cs:spPr>
+  </cs:gridlineMinor>
+  <cs:hiLoLine>
+    <cs:lnRef idx="0"/>
+    <cs:fillRef idx="0"/>
+    <cs:effectRef idx="0"/>
+    <cs:fontRef idx="minor">
+      <a:schemeClr val="tx1"/>
+    </cs:fontRef>
+    <cs:spPr>
+      <a:ln w="9525" cap="flat" cmpd="sng" algn="ctr">
+        <a:solidFill>
+          <a:schemeClr val="tx1">
+            <a:lumMod val="50000"/>
+            <a:lumOff val="50000"/>
+          </a:schemeClr>
+        </a:solidFill>
+        <a:round/>
+      </a:ln>
+    </cs:spPr>
+  </cs:hiLoLine>
+  <cs:leaderLine>
+    <cs:lnRef idx="0"/>
+    <cs:fillRef idx="0"/>
+    <cs:effectRef idx="0"/>
+    <cs:fontRef idx="minor">
+      <a:schemeClr val="tx1"/>
+    </cs:fontRef>
+    <cs:spPr>
+      <a:ln w="9525" cap="flat" cmpd="sng" algn="ctr">
+        <a:solidFill>
+          <a:schemeClr val="tx1">
+            <a:lumMod val="35000"/>
+            <a:lumOff val="65000"/>
+          </a:schemeClr>
+        </a:solidFill>
+        <a:round/>
+      </a:ln>
+    </cs:spPr>
+  </cs:leaderLine>
+  <cs:legend>
+    <cs:lnRef idx="0"/>
+    <cs:fillRef idx="0"/>
+    <cs:effectRef idx="0"/>
+    <cs:fontRef idx="minor">
+      <a:schemeClr val="tx1">
+        <a:lumMod val="65000"/>
+        <a:lumOff val="35000"/>
+      </a:schemeClr>
+    </cs:fontRef>
+    <cs:defRPr sz="900" kern="1200"/>
+  </cs:legend>
+  <cs:plotArea mods="allowNoFillOverride allowNoLineOverride">
+    <cs:lnRef idx="0"/>
+    <cs:fillRef idx="0"/>
+    <cs:effectRef idx="0"/>
+    <cs:fontRef idx="minor">
+      <a:schemeClr val="tx1"/>
+    </cs:fontRef>
+  </cs:plotArea>
+  <cs:plotArea3D mods="allowNoFillOverride allowNoLineOverride">
+    <cs:lnRef idx="0"/>
+    <cs:fillRef idx="0"/>
+    <cs:effectRef idx="0"/>
+    <cs:fontRef idx="minor">
+      <a:schemeClr val="tx1"/>
+    </cs:fontRef>
+  </cs:plotArea3D>
+  <cs:seriesAxis>
+    <cs:lnRef idx="0"/>
+    <cs:fillRef idx="0"/>
+    <cs:effectRef idx="0"/>
+    <cs:fontRef idx="minor">
+      <a:schemeClr val="tx1">
+        <a:lumMod val="65000"/>
+        <a:lumOff val="35000"/>
+      </a:schemeClr>
+    </cs:fontRef>
+    <cs:defRPr sz="900" kern="1200"/>
+  </cs:seriesAxis>
+  <cs:seriesLine>
+    <cs:lnRef idx="0"/>
+    <cs:fillRef idx="0"/>
+    <cs:effectRef idx="0"/>
+    <cs:fontRef idx="minor">
+      <a:schemeClr val="tx1"/>
+    </cs:fontRef>
+    <cs:spPr>
+      <a:ln w="9525" cap="flat" cmpd="sng" algn="ctr">
+        <a:solidFill>
+          <a:schemeClr val="tx1">
+            <a:lumMod val="35000"/>
+            <a:lumOff val="65000"/>
+          </a:schemeClr>
+        </a:solidFill>
+        <a:round/>
+      </a:ln>
+    </cs:spPr>
+  </cs:seriesLine>
+  <cs:title>
+    <cs:lnRef idx="0"/>
+    <cs:fillRef idx="0"/>
+    <cs:effectRef idx="0"/>
+    <cs:fontRef idx="minor">
+      <a:schemeClr val="tx1">
+        <a:lumMod val="65000"/>
+        <a:lumOff val="35000"/>
+      </a:schemeClr>
+    </cs:fontRef>
+    <cs:defRPr sz="1400" b="0" kern="1200" spc="0" baseline="0"/>
+  </cs:title>
+  <cs:trendline>
+    <cs:lnRef idx="0">
+      <cs:styleClr val="auto"/>
+    </cs:lnRef>
+    <cs:fillRef idx="0"/>
+    <cs:effectRef idx="0"/>
+    <cs:fontRef idx="minor">
+      <a:schemeClr val="tx1"/>
+    </cs:fontRef>
+    <cs:spPr>
+      <a:ln w="19050" cap="rnd">
+        <a:solidFill>
+          <a:schemeClr val="phClr"/>
+        </a:solidFill>
+        <a:prstDash val="sysDot"/>
+      </a:ln>
+    </cs:spPr>
+  </cs:trendline>
+  <cs:trendlineLabel>
+    <cs:lnRef idx="0"/>
+    <cs:fillRef idx="0"/>
+    <cs:effectRef idx="0"/>
+    <cs:fontRef idx="minor">
+      <a:schemeClr val="tx1">
+        <a:lumMod val="65000"/>
+        <a:lumOff val="35000"/>
+      </a:schemeClr>
+    </cs:fontRef>
+    <cs:defRPr sz="900" kern="1200"/>
+  </cs:trendlineLabel>
+  <cs:upBar>
+    <cs:lnRef idx="0"/>
+    <cs:fillRef idx="0"/>
+    <cs:effectRef idx="0"/>
+    <cs:fontRef idx="minor">
+      <a:schemeClr val="tx1"/>
+    </cs:fontRef>
+    <cs:spPr>
+      <a:solidFill>
+        <a:schemeClr val="lt1"/>
+      </a:solidFill>
+      <a:ln w="9525" cap="flat" cmpd="sng" algn="ctr">
+        <a:solidFill>
+          <a:schemeClr val="tx1">
+            <a:lumMod val="65000"/>
+            <a:lumOff val="35000"/>
+          </a:schemeClr>
+        </a:solidFill>
+        <a:round/>
+      </a:ln>
+    </cs:spPr>
+  </cs:upBar>
+  <cs:valueAxis>
+    <cs:lnRef idx="0"/>
+    <cs:fillRef idx="0"/>
+    <cs:effectRef idx="0"/>
+    <cs:fontRef idx="minor">
+      <a:schemeClr val="tx1">
+        <a:lumMod val="65000"/>
+        <a:lumOff val="35000"/>
+      </a:schemeClr>
+    </cs:fontRef>
+    <cs:defRPr sz="900" kern="1200"/>
+  </cs:valueAxis>
+  <cs:wall>
+    <cs:lnRef idx="0"/>
+    <cs:fillRef idx="0"/>
+    <cs:effectRef idx="0"/>
+    <cs:fontRef idx="minor">
+      <a:schemeClr val="tx1"/>
+    </cs:fontRef>
+    <cs:spPr>
+      <a:noFill/>
+      <a:ln>
+        <a:noFill/>
+      </a:ln>
+    </cs:spPr>
+  </cs:wall>
+</cs:chartStyle>
+</file>
+
+<file path=word/charts/style2.xml><?xml version="1.0" encoding="utf-8"?>
+<cs:chartStyle xmlns:cs="http://schemas.microsoft.com/office/drawing/2012/chartStyle" xmlns:a="http://schemas.openxmlformats.org/drawingml/2006/main" id="251">
+  <cs:axisTitle>
+    <cs:lnRef idx="0"/>
+    <cs:fillRef idx="0"/>
+    <cs:effectRef idx="0"/>
+    <cs:fontRef idx="minor">
+      <a:schemeClr val="tx1">
+        <a:lumMod val="65000"/>
+        <a:lumOff val="35000"/>
+      </a:schemeClr>
+    </cs:fontRef>
+    <cs:defRPr sz="1000" kern="1200"/>
+  </cs:axisTitle>
+  <cs:categoryAxis>
+    <cs:lnRef idx="0"/>
+    <cs:fillRef idx="0"/>
+    <cs:effectRef idx="0"/>
+    <cs:fontRef idx="minor">
+      <a:schemeClr val="tx1">
+        <a:lumMod val="65000"/>
+        <a:lumOff val="35000"/>
+      </a:schemeClr>
+    </cs:fontRef>
+    <cs:spPr>
+      <a:ln w="9525" cap="flat" cmpd="sng" algn="ctr">
+        <a:solidFill>
+          <a:schemeClr val="tx1">
+            <a:lumMod val="15000"/>
+            <a:lumOff val="85000"/>
+          </a:schemeClr>
+        </a:solidFill>
+        <a:round/>
+      </a:ln>
+    </cs:spPr>
+    <cs:defRPr sz="900" kern="1200"/>
+  </cs:categoryAxis>
+  <cs:chartArea mods="allowNoFillOverride allowNoLineOverride">
+    <cs:lnRef idx="0"/>
+    <cs:fillRef idx="0"/>
+    <cs:effectRef idx="0"/>
+    <cs:fontRef idx="minor">
+      <a:schemeClr val="tx1"/>
+    </cs:fontRef>
+    <cs:spPr>
+      <a:solidFill>
+        <a:schemeClr val="bg1"/>
+      </a:solidFill>
+      <a:ln w="9525" cap="flat" cmpd="sng" algn="ctr">
+        <a:solidFill>
+          <a:schemeClr val="tx1">
+            <a:lumMod val="15000"/>
+            <a:lumOff val="85000"/>
+          </a:schemeClr>
+        </a:solidFill>
+        <a:round/>
+      </a:ln>
+    </cs:spPr>
+    <cs:defRPr sz="900" kern="1200"/>
+  </cs:chartArea>
+  <cs:dataLabel>
+    <cs:lnRef idx="0"/>
+    <cs:fillRef idx="0"/>
+    <cs:effectRef idx="0"/>
+    <cs:fontRef idx="minor">
+      <a:schemeClr val="tx1">
+        <a:lumMod val="75000"/>
+        <a:lumOff val="25000"/>
+      </a:schemeClr>
+    </cs:fontRef>
+    <cs:defRPr sz="900" kern="1200"/>
+  </cs:dataLabel>
+  <cs:dataLabelCallout>
+    <cs:lnRef idx="0"/>
+    <cs:fillRef idx="0"/>
+    <cs:effectRef idx="0"/>
+    <cs:fontRef idx="minor">
+      <a:schemeClr val="dk1">
+        <a:lumMod val="65000"/>
+        <a:lumOff val="35000"/>
+      </a:schemeClr>
+    </cs:fontRef>
+    <cs:spPr>
+      <a:solidFill>
+        <a:schemeClr val="lt1"/>
+      </a:solidFill>
+      <a:ln>
+        <a:solidFill>
+          <a:schemeClr val="dk1">
+            <a:lumMod val="25000"/>
+            <a:lumOff val="75000"/>
+          </a:schemeClr>
+        </a:solidFill>
+      </a:ln>
+    </cs:spPr>
+    <cs:defRPr sz="900" kern="1200"/>
+    <cs:bodyPr rot="0" spcFirstLastPara="1" vertOverflow="clip" horzOverflow="clip" vert="horz" wrap="square" lIns="36576" tIns="18288" rIns="36576" bIns="18288" anchor="ctr" anchorCtr="1">
+      <a:spAutoFit/>
+    </cs:bodyPr>
+  </cs:dataLabelCallout>
+  <cs:dataPoint>
+    <cs:lnRef idx="0"/>
+    <cs:fillRef idx="1">
+      <cs:styleClr val="auto"/>
+    </cs:fillRef>
+    <cs:effectRef idx="0"/>
+    <cs:fontRef idx="minor">
+      <a:schemeClr val="tx1"/>
+    </cs:fontRef>
+    <cs:spPr>
+      <a:ln w="19050">
+        <a:solidFill>
+          <a:schemeClr val="lt1"/>
+        </a:solidFill>
+      </a:ln>
+    </cs:spPr>
+  </cs:dataPoint>
+  <cs:dataPoint3D>
+    <cs:lnRef idx="0"/>
+    <cs:fillRef idx="1">
+      <cs:styleClr val="auto"/>
+    </cs:fillRef>
+    <cs:effectRef idx="0"/>
+    <cs:fontRef idx="minor">
+      <a:schemeClr val="tx1"/>
+    </cs:fontRef>
+    <cs:spPr>
+      <a:ln w="25400">
+        <a:solidFill>
+          <a:schemeClr val="lt1"/>
+        </a:solidFill>
+      </a:ln>
+    </cs:spPr>
+  </cs:dataPoint3D>
+  <cs:dataPointLine>
+    <cs:lnRef idx="0">
+      <cs:styleClr val="auto"/>
+    </cs:lnRef>
+    <cs:fillRef idx="0"/>
+    <cs:effectRef idx="0"/>
+    <cs:fontRef idx="minor">
+      <a:schemeClr val="tx1"/>
+    </cs:fontRef>
+    <cs:spPr>
+      <a:ln w="28575" cap="rnd">
+        <a:solidFill>
+          <a:schemeClr val="phClr"/>
+        </a:solidFill>
+        <a:round/>
+      </a:ln>
+    </cs:spPr>
+  </cs:dataPointLine>
+  <cs:dataPointMarker>
+    <cs:lnRef idx="0">
+      <cs:styleClr val="auto"/>
+    </cs:lnRef>
+    <cs:fillRef idx="1">
+      <cs:styleClr val="auto"/>
+    </cs:fillRef>
+    <cs:effectRef idx="0"/>
+    <cs:fontRef idx="minor">
+      <a:schemeClr val="tx1"/>
+    </cs:fontRef>
+    <cs:spPr>
+      <a:ln w="9525">
+        <a:solidFill>
+          <a:schemeClr val="phClr"/>
+        </a:solidFill>
+      </a:ln>
+    </cs:spPr>
+  </cs:dataPointMarker>
+  <cs:dataPointMarkerLayout symbol="circle" size="5"/>
+  <cs:dataPointWireframe>
+    <cs:lnRef idx="0">
+      <cs:styleClr val="auto"/>
+    </cs:lnRef>
+    <cs:fillRef idx="0"/>
+    <cs:effectRef idx="0"/>
+    <cs:fontRef idx="minor">
+      <a:schemeClr val="tx1"/>
+    </cs:fontRef>
+    <cs:spPr>
+      <a:ln w="9525" cap="rnd">
+        <a:solidFill>
+          <a:schemeClr val="phClr"/>
+        </a:solidFill>
+        <a:round/>
+      </a:ln>
+    </cs:spPr>
+  </cs:dataPointWireframe>
+  <cs:dataTable>
+    <cs:lnRef idx="0"/>
+    <cs:fillRef idx="0"/>
+    <cs:effectRef idx="0"/>
+    <cs:fontRef idx="minor">
+      <a:schemeClr val="tx1">
+        <a:lumMod val="65000"/>
+        <a:lumOff val="35000"/>
+      </a:schemeClr>
+    </cs:fontRef>
+    <cs:spPr>
+      <a:noFill/>
+      <a:ln w="9525" cap="flat" cmpd="sng" algn="ctr">
+        <a:solidFill>
+          <a:schemeClr val="tx1">
+            <a:lumMod val="15000"/>
+            <a:lumOff val="85000"/>
+          </a:schemeClr>
+        </a:solidFill>
+        <a:round/>
+      </a:ln>
+    </cs:spPr>
+    <cs:defRPr sz="900" kern="1200"/>
+  </cs:dataTable>
+  <cs:downBar>
+    <cs:lnRef idx="0"/>
+    <cs:fillRef idx="0"/>
+    <cs:effectRef idx="0"/>
+    <cs:fontRef idx="minor">
+      <a:schemeClr val="tx1"/>
+    </cs:fontRef>
+    <cs:spPr>
+      <a:solidFill>
+        <a:schemeClr val="dk1">
+          <a:lumMod val="75000"/>
+          <a:lumOff val="25000"/>
+        </a:schemeClr>
+      </a:solidFill>
+      <a:ln w="9525" cap="flat" cmpd="sng" algn="ctr">
+        <a:solidFill>
+          <a:schemeClr val="tx1">
+            <a:lumMod val="65000"/>
+            <a:lumOff val="35000"/>
+          </a:schemeClr>
+        </a:solidFill>
+        <a:round/>
+      </a:ln>
+    </cs:spPr>
+  </cs:downBar>
+  <cs:dropLine>
+    <cs:lnRef idx="0"/>
+    <cs:fillRef idx="0"/>
+    <cs:effectRef idx="0"/>
+    <cs:fontRef idx="minor">
+      <a:schemeClr val="tx1"/>
+    </cs:fontRef>
+    <cs:spPr>
+      <a:ln w="9525" cap="flat" cmpd="sng" algn="ctr">
+        <a:solidFill>
+          <a:schemeClr val="tx1">
+            <a:lumMod val="35000"/>
+            <a:lumOff val="65000"/>
+          </a:schemeClr>
+        </a:solidFill>
+        <a:round/>
+      </a:ln>
+    </cs:spPr>
+  </cs:dropLine>
+  <cs:errorBar>
+    <cs:lnRef idx="0"/>
+    <cs:fillRef idx="0"/>
+    <cs:effectRef idx="0"/>
+    <cs:fontRef idx="minor">
+      <a:schemeClr val="tx1"/>
+    </cs:fontRef>
+    <cs:spPr>
+      <a:ln w="9525" cap="flat" cmpd="sng" algn="ctr">
+        <a:solidFill>
+          <a:schemeClr val="tx1">
+            <a:lumMod val="65000"/>
+            <a:lumOff val="35000"/>
+          </a:schemeClr>
+        </a:solidFill>
+        <a:round/>
+      </a:ln>
+    </cs:spPr>
+  </cs:errorBar>
+  <cs:floor>
+    <cs:lnRef idx="0"/>
+    <cs:fillRef idx="0"/>
+    <cs:effectRef idx="0"/>
+    <cs:fontRef idx="minor">
+      <a:schemeClr val="tx1"/>
+    </cs:fontRef>
+    <cs:spPr>
+      <a:noFill/>
+      <a:ln>
+        <a:noFill/>
+      </a:ln>
+    </cs:spPr>
+  </cs:floor>
+  <cs:gridlineMajor>
+    <cs:lnRef idx="0"/>
+    <cs:fillRef idx="0"/>
+    <cs:effectRef idx="0"/>
+    <cs:fontRef idx="minor">
+      <a:schemeClr val="tx1"/>
+    </cs:fontRef>
+    <cs:spPr>
+      <a:ln w="9525" cap="flat" cmpd="sng" algn="ctr">
+        <a:solidFill>
+          <a:schemeClr val="tx1">
+            <a:lumMod val="15000"/>
+            <a:lumOff val="85000"/>
+          </a:schemeClr>
+        </a:solidFill>
+        <a:round/>
+      </a:ln>
+    </cs:spPr>
+  </cs:gridlineMajor>
+  <cs:gridlineMinor>
+    <cs:lnRef idx="0"/>
+    <cs:fillRef idx="0"/>
+    <cs:effectRef idx="0"/>
+    <cs:fontRef idx="minor">
+      <a:schemeClr val="tx1"/>
+    </cs:fontRef>
+    <cs:spPr>
+      <a:ln w="9525" cap="flat" cmpd="sng" algn="ctr">
+        <a:solidFill>
+          <a:schemeClr val="tx1">
+            <a:lumMod val="5000"/>
+            <a:lumOff val="95000"/>
+          </a:schemeClr>
+        </a:solidFill>
+        <a:round/>
+      </a:ln>
+    </cs:spPr>
+  </cs:gridlineMinor>
+  <cs:hiLoLine>
+    <cs:lnRef idx="0"/>
+    <cs:fillRef idx="0"/>
+    <cs:effectRef idx="0"/>
+    <cs:fontRef idx="minor">
+      <a:schemeClr val="tx1"/>
+    </cs:fontRef>
+    <cs:spPr>
+      <a:ln w="9525" cap="flat" cmpd="sng" algn="ctr">
+        <a:solidFill>
+          <a:schemeClr val="tx1">
+            <a:lumMod val="50000"/>
+            <a:lumOff val="50000"/>
+          </a:schemeClr>
+        </a:solidFill>
+        <a:round/>
+      </a:ln>
+    </cs:spPr>
+  </cs:hiLoLine>
+  <cs:leaderLine>
+    <cs:lnRef idx="0"/>
+    <cs:fillRef idx="0"/>
+    <cs:effectRef idx="0"/>
+    <cs:fontRef idx="minor">
+      <a:schemeClr val="tx1"/>
+    </cs:fontRef>
+    <cs:spPr>
+      <a:ln w="9525" cap="flat" cmpd="sng" algn="ctr">
+        <a:solidFill>
+          <a:schemeClr val="tx1">
+            <a:lumMod val="35000"/>
+            <a:lumOff val="65000"/>
+          </a:schemeClr>
+        </a:solidFill>
+        <a:round/>
+      </a:ln>
+    </cs:spPr>
+  </cs:leaderLine>
+  <cs:legend>
+    <cs:lnRef idx="0"/>
+    <cs:fillRef idx="0"/>
+    <cs:effectRef idx="0"/>
+    <cs:fontRef idx="minor">
+      <a:schemeClr val="tx1">
+        <a:lumMod val="65000"/>
+        <a:lumOff val="35000"/>
+      </a:schemeClr>
+    </cs:fontRef>
+    <cs:defRPr sz="900" kern="1200"/>
+  </cs:legend>
+  <cs:plotArea mods="allowNoFillOverride allowNoLineOverride">
+    <cs:lnRef idx="0"/>
+    <cs:fillRef idx="0"/>
+    <cs:effectRef idx="0"/>
+    <cs:fontRef idx="minor">
+      <a:schemeClr val="tx1"/>
+    </cs:fontRef>
+  </cs:plotArea>
+  <cs:plotArea3D mods="allowNoFillOverride allowNoLineOverride">
+    <cs:lnRef idx="0"/>
+    <cs:fillRef idx="0"/>
+    <cs:effectRef idx="0"/>
+    <cs:fontRef idx="minor">
+      <a:schemeClr val="tx1"/>
+    </cs:fontRef>
+  </cs:plotArea3D>
+  <cs:seriesAxis>
+    <cs:lnRef idx="0"/>
+    <cs:fillRef idx="0"/>
+    <cs:effectRef idx="0"/>
+    <cs:fontRef idx="minor">
+      <a:schemeClr val="tx1">
+        <a:lumMod val="65000"/>
+        <a:lumOff val="35000"/>
+      </a:schemeClr>
+    </cs:fontRef>
+    <cs:defRPr sz="900" kern="1200"/>
+  </cs:seriesAxis>
+  <cs:seriesLine>
+    <cs:lnRef idx="0"/>
+    <cs:fillRef idx="0"/>
+    <cs:effectRef idx="0"/>
+    <cs:fontRef idx="minor">
+      <a:schemeClr val="tx1"/>
+    </cs:fontRef>
+    <cs:spPr>
+      <a:ln w="9525" cap="flat" cmpd="sng" algn="ctr">
+        <a:solidFill>
+          <a:schemeClr val="tx1">
+            <a:lumMod val="35000"/>
+            <a:lumOff val="65000"/>
+          </a:schemeClr>
+        </a:solidFill>
+        <a:round/>
+      </a:ln>
+    </cs:spPr>
+  </cs:seriesLine>
+  <cs:title>
+    <cs:lnRef idx="0"/>
+    <cs:fillRef idx="0"/>
+    <cs:effectRef idx="0"/>
+    <cs:fontRef idx="minor">
+      <a:schemeClr val="tx1">
+        <a:lumMod val="65000"/>
+        <a:lumOff val="35000"/>
+      </a:schemeClr>
+    </cs:fontRef>
+    <cs:defRPr sz="1400" b="0" kern="1200" spc="0" baseline="0"/>
+  </cs:title>
+  <cs:trendline>
+    <cs:lnRef idx="0">
+      <cs:styleClr val="auto"/>
+    </cs:lnRef>
+    <cs:fillRef idx="0"/>
+    <cs:effectRef idx="0"/>
+    <cs:fontRef idx="minor">
+      <a:schemeClr val="tx1"/>
+    </cs:fontRef>
+    <cs:spPr>
+      <a:ln w="19050" cap="rnd">
+        <a:solidFill>
+          <a:schemeClr val="phClr"/>
+        </a:solidFill>
+        <a:prstDash val="sysDot"/>
+      </a:ln>
+    </cs:spPr>
+  </cs:trendline>
+  <cs:trendlineLabel>
+    <cs:lnRef idx="0"/>
+    <cs:fillRef idx="0"/>
+    <cs:effectRef idx="0"/>
+    <cs:fontRef idx="minor">
+      <a:schemeClr val="tx1">
+        <a:lumMod val="65000"/>
+        <a:lumOff val="35000"/>
+      </a:schemeClr>
+    </cs:fontRef>
+    <cs:defRPr sz="900" kern="1200"/>
+  </cs:trendlineLabel>
+  <cs:upBar>
+    <cs:lnRef idx="0"/>
+    <cs:fillRef idx="0"/>
+    <cs:effectRef idx="0"/>
+    <cs:fontRef idx="minor">
+      <a:schemeClr val="tx1"/>
+    </cs:fontRef>
+    <cs:spPr>
+      <a:solidFill>
+        <a:schemeClr val="lt1"/>
+      </a:solidFill>
+      <a:ln w="9525" cap="flat" cmpd="sng" algn="ctr">
+        <a:solidFill>
+          <a:schemeClr val="tx1">
+            <a:lumMod val="65000"/>
+            <a:lumOff val="35000"/>
+          </a:schemeClr>
+        </a:solidFill>
+        <a:round/>
+      </a:ln>
+    </cs:spPr>
+  </cs:upBar>
+  <cs:valueAxis>
+    <cs:lnRef idx="0"/>
+    <cs:fillRef idx="0"/>
+    <cs:effectRef idx="0"/>
+    <cs:fontRef idx="minor">
+      <a:schemeClr val="tx1">
+        <a:lumMod val="65000"/>
+        <a:lumOff val="35000"/>
+      </a:schemeClr>
+    </cs:fontRef>
+    <cs:defRPr sz="900" kern="1200"/>
+  </cs:valueAxis>
+  <cs:wall>
+    <cs:lnRef idx="0"/>
+    <cs:fillRef idx="0"/>
+    <cs:effectRef idx="0"/>
+    <cs:fontRef idx="minor">
+      <a:schemeClr val="tx1"/>
+    </cs:fontRef>
+    <cs:spPr>
+      <a:noFill/>
+      <a:ln>
+        <a:noFill/>
+      </a:ln>
+    </cs:spPr>
+  </cs:wall>
+</cs:chartStyle>
+</file>
+
+<file path=word/charts/style3.xml><?xml version="1.0" encoding="utf-8"?>
+<cs:chartStyle xmlns:cs="http://schemas.microsoft.com/office/drawing/2012/chartStyle" xmlns:a="http://schemas.openxmlformats.org/drawingml/2006/main" id="216">
+  <cs:axisTitle>
+    <cs:lnRef idx="0"/>
+    <cs:fillRef idx="0"/>
+    <cs:effectRef idx="0"/>
+    <cs:fontRef idx="minor">
+      <a:schemeClr val="tx1">
+        <a:lumMod val="65000"/>
+        <a:lumOff val="35000"/>
+      </a:schemeClr>
+    </cs:fontRef>
+    <cs:defRPr sz="1000" kern="1200"/>
+  </cs:axisTitle>
+  <cs:categoryAxis>
+    <cs:lnRef idx="0"/>
+    <cs:fillRef idx="0"/>
+    <cs:effectRef idx="0"/>
+    <cs:fontRef idx="minor">
+      <a:schemeClr val="tx1">
+        <a:lumMod val="65000"/>
+        <a:lumOff val="35000"/>
+      </a:schemeClr>
+    </cs:fontRef>
+    <cs:spPr>
+      <a:ln w="9525" cap="flat" cmpd="sng" algn="ctr">
+        <a:solidFill>
+          <a:schemeClr val="tx1">
+            <a:lumMod val="15000"/>
+            <a:lumOff val="85000"/>
+          </a:schemeClr>
+        </a:solidFill>
+        <a:round/>
+      </a:ln>
+    </cs:spPr>
+    <cs:defRPr sz="900" kern="1200"/>
+  </cs:categoryAxis>
+  <cs:chartArea mods="allowNoFillOverride allowNoLineOverride">
+    <cs:lnRef idx="0"/>
+    <cs:fillRef idx="0"/>
+    <cs:effectRef idx="0"/>
+    <cs:fontRef idx="minor">
+      <a:schemeClr val="tx1"/>
+    </cs:fontRef>
+    <cs:spPr>
+      <a:solidFill>
+        <a:schemeClr val="bg1"/>
+      </a:solidFill>
+      <a:ln w="9525" cap="flat" cmpd="sng" algn="ctr">
+        <a:solidFill>
+          <a:schemeClr val="tx1">
+            <a:lumMod val="15000"/>
+            <a:lumOff val="85000"/>
+          </a:schemeClr>
+        </a:solidFill>
+        <a:round/>
+      </a:ln>
+    </cs:spPr>
+    <cs:defRPr sz="1000" kern="1200"/>
+  </cs:chartArea>
+  <cs:dataLabel>
+    <cs:lnRef idx="0"/>
+    <cs:fillRef idx="0"/>
+    <cs:effectRef idx="0"/>
+    <cs:fontRef idx="minor">
+      <a:schemeClr val="tx1">
+        <a:lumMod val="75000"/>
+        <a:lumOff val="25000"/>
+      </a:schemeClr>
+    </cs:fontRef>
+    <cs:defRPr sz="900" kern="1200"/>
+  </cs:dataLabel>
+  <cs:dataLabelCallout>
+    <cs:lnRef idx="0"/>
+    <cs:fillRef idx="0"/>
+    <cs:effectRef idx="0"/>
+    <cs:fontRef idx="minor">
+      <a:schemeClr val="dk1">
+        <a:lumMod val="65000"/>
+        <a:lumOff val="35000"/>
+      </a:schemeClr>
+    </cs:fontRef>
+    <cs:spPr>
+      <a:solidFill>
+        <a:schemeClr val="lt1"/>
+      </a:solidFill>
+      <a:ln>
+        <a:solidFill>
+          <a:schemeClr val="dk1">
+            <a:lumMod val="25000"/>
+            <a:lumOff val="75000"/>
+          </a:schemeClr>
+        </a:solidFill>
+      </a:ln>
+    </cs:spPr>
+    <cs:defRPr sz="900" kern="1200"/>
+    <cs:bodyPr rot="0" spcFirstLastPara="1" vertOverflow="clip" horzOverflow="clip" vert="horz" wrap="square" lIns="36576" tIns="18288" rIns="36576" bIns="18288" anchor="ctr" anchorCtr="1">
+      <a:spAutoFit/>
+    </cs:bodyPr>
+  </cs:dataLabelCallout>
+  <cs:dataPoint>
+    <cs:lnRef idx="0"/>
+    <cs:fillRef idx="1">
+      <cs:styleClr val="auto"/>
+    </cs:fillRef>
+    <cs:effectRef idx="0"/>
+    <cs:fontRef idx="minor">
+      <a:schemeClr val="tx1"/>
+    </cs:fontRef>
+  </cs:dataPoint>
+  <cs:dataPoint3D>
+    <cs:lnRef idx="0"/>
+    <cs:fillRef idx="1">
+      <cs:styleClr val="auto"/>
+    </cs:fillRef>
+    <cs:effectRef idx="0"/>
+    <cs:fontRef idx="minor">
+      <a:schemeClr val="tx1"/>
+    </cs:fontRef>
+  </cs:dataPoint3D>
+  <cs:dataPointLine>
+    <cs:lnRef idx="0">
+      <cs:styleClr val="auto"/>
+    </cs:lnRef>
+    <cs:fillRef idx="1"/>
+    <cs:effectRef idx="0"/>
+    <cs:fontRef idx="minor">
+      <a:schemeClr val="tx1"/>
+    </cs:fontRef>
+    <cs:spPr>
+      <a:ln w="28575" cap="rnd">
+        <a:solidFill>
+          <a:schemeClr val="phClr"/>
+        </a:solidFill>
+        <a:round/>
+      </a:ln>
+    </cs:spPr>
+  </cs:dataPointLine>
+  <cs:dataPointMarker>
+    <cs:lnRef idx="0">
+      <cs:styleClr val="auto"/>
+    </cs:lnRef>
+    <cs:fillRef idx="1">
+      <cs:styleClr val="auto"/>
+    </cs:fillRef>
+    <cs:effectRef idx="0"/>
+    <cs:fontRef idx="minor">
+      <a:schemeClr val="tx1"/>
+    </cs:fontRef>
+    <cs:spPr>
+      <a:ln w="9525">
+        <a:solidFill>
+          <a:schemeClr val="phClr"/>
+        </a:solidFill>
+      </a:ln>
+    </cs:spPr>
+  </cs:dataPointMarker>
+  <cs:dataPointMarkerLayout symbol="circle" size="5"/>
+  <cs:dataPointWireframe>
+    <cs:lnRef idx="0">
+      <cs:styleClr val="auto"/>
+    </cs:lnRef>
+    <cs:fillRef idx="1"/>
+    <cs:effectRef idx="0"/>
+    <cs:fontRef idx="minor">
+      <a:schemeClr val="tx1"/>
+    </cs:fontRef>
+    <cs:spPr>
+      <a:ln w="9525" cap="rnd">
+        <a:solidFill>
+          <a:schemeClr val="phClr"/>
+        </a:solidFill>
+        <a:round/>
+      </a:ln>
+    </cs:spPr>
+  </cs:dataPointWireframe>
+  <cs:dataTable>
+    <cs:lnRef idx="0"/>
+    <cs:fillRef idx="0"/>
+    <cs:effectRef idx="0"/>
+    <cs:fontRef idx="minor">
+      <a:schemeClr val="tx1">
+        <a:lumMod val="65000"/>
+        <a:lumOff val="35000"/>
+      </a:schemeClr>
+    </cs:fontRef>
+    <cs:spPr>
+      <a:noFill/>
+      <a:ln w="9525" cap="flat" cmpd="sng" algn="ctr">
+        <a:solidFill>
+          <a:schemeClr val="tx1">
+            <a:lumMod val="15000"/>
+            <a:lumOff val="85000"/>
+          </a:schemeClr>
+        </a:solidFill>
+        <a:round/>
+      </a:ln>
+    </cs:spPr>
+    <cs:defRPr sz="900" kern="1200"/>
+  </cs:dataTable>
+  <cs:downBar>
+    <cs:lnRef idx="0"/>
+    <cs:fillRef idx="0"/>
+    <cs:effectRef idx="0"/>
+    <cs:fontRef idx="minor">
+      <a:schemeClr val="tx1"/>
+    </cs:fontRef>
+    <cs:spPr>
+      <a:solidFill>
+        <a:schemeClr val="dk1">
+          <a:lumMod val="75000"/>
+          <a:lumOff val="25000"/>
+        </a:schemeClr>
+      </a:solidFill>
+      <a:ln w="9525" cap="flat" cmpd="sng" algn="ctr">
+        <a:solidFill>
+          <a:schemeClr val="tx1">
+            <a:lumMod val="65000"/>
+            <a:lumOff val="35000"/>
+          </a:schemeClr>
+        </a:solidFill>
+        <a:round/>
+      </a:ln>
+    </cs:spPr>
+  </cs:downBar>
+  <cs:dropLine>
+    <cs:lnRef idx="0"/>
+    <cs:fillRef idx="0"/>
+    <cs:effectRef idx="0"/>
+    <cs:fontRef idx="minor">
+      <a:schemeClr val="tx1"/>
+    </cs:fontRef>
+    <cs:spPr>
+      <a:ln w="9525" cap="flat" cmpd="sng" algn="ctr">
+        <a:solidFill>
+          <a:schemeClr val="tx1">
+            <a:lumMod val="35000"/>
+            <a:lumOff val="65000"/>
+          </a:schemeClr>
+        </a:solidFill>
+        <a:round/>
+      </a:ln>
+    </cs:spPr>
+  </cs:dropLine>
+  <cs:errorBar>
+    <cs:lnRef idx="0"/>
+    <cs:fillRef idx="0"/>
+    <cs:effectRef idx="0"/>
+    <cs:fontRef idx="minor">
+      <a:schemeClr val="tx1"/>
+    </cs:fontRef>
+    <cs:spPr>
+      <a:ln w="9525" cap="flat" cmpd="sng" algn="ctr">
+        <a:solidFill>
+          <a:schemeClr val="tx1">
+            <a:lumMod val="65000"/>
+            <a:lumOff val="35000"/>
+          </a:schemeClr>
+        </a:solidFill>
+        <a:round/>
+      </a:ln>
+    </cs:spPr>
+  </cs:errorBar>
+  <cs:floor>
+    <cs:lnRef idx="0"/>
+    <cs:fillRef idx="0"/>
+    <cs:effectRef idx="0"/>
+    <cs:fontRef idx="minor">
+      <a:schemeClr val="tx1"/>
+    </cs:fontRef>
+    <cs:spPr>
+      <a:noFill/>
+      <a:ln>
+        <a:noFill/>
+      </a:ln>
+    </cs:spPr>
+  </cs:floor>
+  <cs:gridlineMajor>
+    <cs:lnRef idx="0"/>
+    <cs:fillRef idx="0"/>
+    <cs:effectRef idx="0"/>
+    <cs:fontRef idx="minor">
+      <a:schemeClr val="tx1"/>
+    </cs:fontRef>
+    <cs:spPr>
+      <a:ln w="9525" cap="flat" cmpd="sng" algn="ctr">
+        <a:solidFill>
+          <a:schemeClr val="tx1">
+            <a:lumMod val="15000"/>
+            <a:lumOff val="85000"/>
+          </a:schemeClr>
+        </a:solidFill>
+        <a:round/>
+      </a:ln>
+    </cs:spPr>
+  </cs:gridlineMajor>
+  <cs:gridlineMinor>
+    <cs:lnRef idx="0"/>
+    <cs:fillRef idx="0"/>
+    <cs:effectRef idx="0"/>
+    <cs:fontRef idx="minor">
+      <a:schemeClr val="tx1"/>
+    </cs:fontRef>
+    <cs:spPr>
+      <a:ln w="9525" cap="flat" cmpd="sng" algn="ctr">
+        <a:solidFill>
+          <a:schemeClr val="tx1">
+            <a:lumMod val="5000"/>
+            <a:lumOff val="95000"/>
+          </a:schemeClr>
+        </a:solidFill>
+        <a:round/>
+      </a:ln>
+    </cs:spPr>
+  </cs:gridlineMinor>
+  <cs:hiLoLine>
+    <cs:lnRef idx="0"/>
+    <cs:fillRef idx="0"/>
+    <cs:effectRef idx="0"/>
+    <cs:fontRef idx="minor">
+      <a:schemeClr val="tx1"/>
+    </cs:fontRef>
+    <cs:spPr>
+      <a:ln w="9525" cap="flat" cmpd="sng" algn="ctr">
+        <a:solidFill>
+          <a:schemeClr val="tx1">
+            <a:lumMod val="50000"/>
+            <a:lumOff val="50000"/>
+          </a:schemeClr>
+        </a:solidFill>
+        <a:round/>
+      </a:ln>
+    </cs:spPr>
+  </cs:hiLoLine>
+  <cs:leaderLine>
+    <cs:lnRef idx="0"/>
+    <cs:fillRef idx="0"/>
+    <cs:effectRef idx="0"/>
+    <cs:fontRef idx="minor">
+      <a:schemeClr val="tx1"/>
+    </cs:fontRef>
+    <cs:spPr>
+      <a:ln w="9525" cap="flat" cmpd="sng" algn="ctr">
+        <a:solidFill>
+          <a:schemeClr val="tx1">
+            <a:lumMod val="35000"/>
+            <a:lumOff val="65000"/>
+          </a:schemeClr>
+        </a:solidFill>
+        <a:round/>
+      </a:ln>
+    </cs:spPr>
+  </cs:leaderLine>
+  <cs:legend>
+    <cs:lnRef idx="0"/>
+    <cs:fillRef idx="0"/>
+    <cs:effectRef idx="0"/>
+    <cs:fontRef idx="minor">
+      <a:schemeClr val="tx1">
+        <a:lumMod val="65000"/>
+        <a:lumOff val="35000"/>
+      </a:schemeClr>
+    </cs:fontRef>
+    <cs:defRPr sz="900" kern="1200"/>
+  </cs:legend>
+  <cs:plotArea mods="allowNoFillOverride allowNoLineOverride">
+    <cs:lnRef idx="0"/>
+    <cs:fillRef idx="0"/>
+    <cs:effectRef idx="0"/>
+    <cs:fontRef idx="minor">
+      <a:schemeClr val="tx1"/>
+    </cs:fontRef>
+  </cs:plotArea>
+  <cs:plotArea3D mods="allowNoFillOverride allowNoLineOverride">
+    <cs:lnRef idx="0"/>
+    <cs:fillRef idx="0"/>
+    <cs:effectRef idx="0"/>
+    <cs:fontRef idx="minor">
+      <a:schemeClr val="tx1"/>
+    </cs:fontRef>
+  </cs:plotArea3D>
+  <cs:seriesAxis>
+    <cs:lnRef idx="0"/>
+    <cs:fillRef idx="0"/>
+    <cs:effectRef idx="0"/>
+    <cs:fontRef idx="minor">
+      <a:schemeClr val="tx1">
+        <a:lumMod val="65000"/>
+        <a:lumOff val="35000"/>
+      </a:schemeClr>
+    </cs:fontRef>
+    <cs:defRPr sz="900" kern="1200"/>
+  </cs:seriesAxis>
+  <cs:seriesLine>
+    <cs:lnRef idx="0"/>
+    <cs:fillRef idx="0"/>
+    <cs:effectRef idx="0"/>
+    <cs:fontRef idx="minor">
+      <a:schemeClr val="tx1"/>
+    </cs:fontRef>
+    <cs:spPr>
+      <a:ln w="9525" cap="flat" cmpd="sng" algn="ctr">
+        <a:solidFill>
+          <a:schemeClr val="tx1">
+            <a:lumMod val="35000"/>
+            <a:lumOff val="65000"/>
+          </a:schemeClr>
+        </a:solidFill>
+        <a:round/>
+      </a:ln>
+    </cs:spPr>
+  </cs:seriesLine>
+  <cs:title>
+    <cs:lnRef idx="0"/>
+    <cs:fillRef idx="0"/>
+    <cs:effectRef idx="0"/>
+    <cs:fontRef idx="minor">
+      <a:schemeClr val="tx1">
+        <a:lumMod val="65000"/>
+        <a:lumOff val="35000"/>
+      </a:schemeClr>
+    </cs:fontRef>
+    <cs:defRPr sz="1400" b="0" kern="1200" spc="0" baseline="0"/>
+  </cs:title>
+  <cs:trendline>
+    <cs:lnRef idx="0">
+      <cs:styleClr val="auto"/>
+    </cs:lnRef>
+    <cs:fillRef idx="0"/>
+    <cs:effectRef idx="0"/>
+    <cs:fontRef idx="minor">
+      <a:schemeClr val="tx1"/>
+    </cs:fontRef>
+    <cs:spPr>
+      <a:ln w="19050" cap="rnd">
+        <a:solidFill>
+          <a:schemeClr val="phClr"/>
+        </a:solidFill>
+        <a:prstDash val="sysDot"/>
+      </a:ln>
+    </cs:spPr>
+  </cs:trendline>
+  <cs:trendlineLabel>
+    <cs:lnRef idx="0"/>
+    <cs:fillRef idx="0"/>
+    <cs:effectRef idx="0"/>
+    <cs:fontRef idx="minor">
+      <a:schemeClr val="tx1">
+        <a:lumMod val="65000"/>
+        <a:lumOff val="35000"/>
+      </a:schemeClr>
+    </cs:fontRef>
+    <cs:defRPr sz="900" kern="1200"/>
+  </cs:trendlineLabel>
+  <cs:upBar>
+    <cs:lnRef idx="0"/>
+    <cs:fillRef idx="0"/>
+    <cs:effectRef idx="0"/>
+    <cs:fontRef idx="minor">
+      <a:schemeClr val="tx1"/>
+    </cs:fontRef>
+    <cs:spPr>
+      <a:solidFill>
+        <a:schemeClr val="lt1"/>
+      </a:solidFill>
+      <a:ln w="9525" cap="flat" cmpd="sng" algn="ctr">
+        <a:solidFill>
+          <a:schemeClr val="tx1">
+            <a:lumMod val="65000"/>
+            <a:lumOff val="35000"/>
+          </a:schemeClr>
+        </a:solidFill>
+        <a:round/>
+      </a:ln>
+    </cs:spPr>
+  </cs:upBar>
+  <cs:valueAxis>
+    <cs:lnRef idx="0"/>
+    <cs:fillRef idx="0"/>
+    <cs:effectRef idx="0"/>
+    <cs:fontRef idx="minor">
+      <a:schemeClr val="tx1">
+        <a:lumMod val="65000"/>
+        <a:lumOff val="35000"/>
+      </a:schemeClr>
+    </cs:fontRef>
+    <cs:defRPr sz="900" kern="1200"/>
+  </cs:valueAxis>
+  <cs:wall>
+    <cs:lnRef idx="0"/>
+    <cs:fillRef idx="0"/>
+    <cs:effectRef idx="0"/>
+    <cs:fontRef idx="minor">
+      <a:schemeClr val="tx1"/>
+    </cs:fontRef>
+    <cs:spPr>
+      <a:noFill/>
+      <a:ln>
+        <a:noFill/>
+      </a:ln>
+    </cs:spPr>
+  </cs:wall>
+</cs:chartStyle>
+</file>
+
 <file path=word/theme/theme1.xml><?xml version="1.0" encoding="utf-8"?>
 <a:theme xmlns:a="http://schemas.openxmlformats.org/drawingml/2006/main" name="Office 佈景主題">
   <a:themeElements>

--- a/系統文件/四技第115414組-救「舊」我的書-系統手冊.docx
+++ b/系統文件/四技第115414組-救「舊」我的書-系統手冊.docx
@@ -6,18 +6,36 @@
       <w:pPr>
         <w:jc w:val="distribute"/>
         <w:rPr>
-          <w:rFonts w:ascii="Times New Roman" w:eastAsia="標楷體" w:hAnsi="Times New Roman"/>
+          <w:rFonts w:ascii="Times New Roman" w:eastAsia="DFKai-SB" w:hAnsi="Times New Roman"/>
           <w:sz w:val="72"/>
           <w:szCs w:val="72"/>
         </w:rPr>
       </w:pPr>
       <w:r>
         <w:rPr>
-          <w:rFonts w:ascii="Times New Roman" w:eastAsia="標楷體" w:hAnsi="Times New Roman" w:hint="eastAsia"/>
+          <w:rFonts w:ascii="Times New Roman" w:eastAsia="DFKai-SB" w:hAnsi="Times New Roman" w:hint="eastAsia"/>
           <w:sz w:val="72"/>
           <w:szCs w:val="72"/>
         </w:rPr>
-        <w:t>國立臺北商業大學</w:t>
+        <w:t>國立</w:t>
+      </w:r>
+      <w:proofErr w:type="gramStart"/>
+      <w:r>
+        <w:rPr>
+          <w:rFonts w:ascii="Times New Roman" w:eastAsia="DFKai-SB" w:hAnsi="Times New Roman" w:hint="eastAsia"/>
+          <w:sz w:val="72"/>
+          <w:szCs w:val="72"/>
+        </w:rPr>
+        <w:t>臺</w:t>
+      </w:r>
+      <w:proofErr w:type="gramEnd"/>
+      <w:r>
+        <w:rPr>
+          <w:rFonts w:ascii="Times New Roman" w:eastAsia="DFKai-SB" w:hAnsi="Times New Roman" w:hint="eastAsia"/>
+          <w:sz w:val="72"/>
+          <w:szCs w:val="72"/>
+        </w:rPr>
+        <w:t>北商業大學</w:t>
       </w:r>
     </w:p>
     <w:p>
@@ -86,7 +104,7 @@
         <w:spacing w:before="120"/>
         <w:jc w:val="center"/>
         <w:rPr>
-          <w:rFonts w:ascii="Times New Roman" w:eastAsia="標楷體" w:hAnsi="Times New Roman"/>
+          <w:rFonts w:ascii="Times New Roman" w:eastAsia="DFKai-SB" w:hAnsi="Times New Roman"/>
           <w:b/>
           <w:bCs/>
           <w:sz w:val="72"/>
@@ -95,7 +113,7 @@
       </w:pPr>
       <w:r>
         <w:rPr>
-          <w:rFonts w:ascii="Times New Roman" w:eastAsia="標楷體" w:hAnsi="Times New Roman" w:hint="eastAsia"/>
+          <w:rFonts w:ascii="Times New Roman" w:eastAsia="DFKai-SB" w:hAnsi="Times New Roman" w:hint="eastAsia"/>
           <w:b/>
           <w:bCs/>
           <w:sz w:val="72"/>
@@ -697,12 +715,20 @@
         <w:spacing w:after="120"/>
       </w:pPr>
       <w:bookmarkStart w:id="0" w:name="_Toc226749661"/>
+      <w:proofErr w:type="gramStart"/>
       <w:r>
         <w:rPr>
           <w:rFonts w:hint="eastAsia"/>
         </w:rPr>
         <w:lastRenderedPageBreak/>
-        <w:t>誌謝</w:t>
+        <w:t>誌</w:t>
+      </w:r>
+      <w:proofErr w:type="gramEnd"/>
+      <w:r>
+        <w:rPr>
+          <w:rFonts w:hint="eastAsia"/>
+        </w:rPr>
+        <w:t>謝</w:t>
       </w:r>
       <w:bookmarkEnd w:id="0"/>
     </w:p>
@@ -784,8 +810,16 @@
         <w:rPr>
           <w:rFonts w:hint="eastAsia"/>
         </w:rPr>
-        <w:t>連卉媗</w:t>
-      </w:r>
+        <w:t>連卉</w:t>
+      </w:r>
+      <w:proofErr w:type="gramStart"/>
+      <w:r>
+        <w:rPr>
+          <w:rFonts w:hint="eastAsia"/>
+        </w:rPr>
+        <w:t>媗</w:t>
+      </w:r>
+      <w:proofErr w:type="gramEnd"/>
       <w:r>
         <w:rPr>
           <w:rFonts w:hint="eastAsia"/>
@@ -808,8 +842,16 @@
         <w:rPr>
           <w:rFonts w:hint="eastAsia"/>
         </w:rPr>
-        <w:t>謹誌</w:t>
-      </w:r>
+        <w:t>謹</w:t>
+      </w:r>
+      <w:proofErr w:type="gramStart"/>
+      <w:r>
+        <w:rPr>
+          <w:rFonts w:hint="eastAsia"/>
+        </w:rPr>
+        <w:t>誌</w:t>
+      </w:r>
+      <w:proofErr w:type="gramEnd"/>
     </w:p>
     <w:p>
       <w:pPr>
@@ -827,7 +869,21 @@
         <w:rPr>
           <w:rFonts w:hint="eastAsia"/>
         </w:rPr>
-        <w:t>國立臺北商業大學資訊管理系</w:t>
+        <w:t>國立</w:t>
+      </w:r>
+      <w:proofErr w:type="gramStart"/>
+      <w:r>
+        <w:rPr>
+          <w:rFonts w:hint="eastAsia"/>
+        </w:rPr>
+        <w:t>臺</w:t>
+      </w:r>
+      <w:proofErr w:type="gramEnd"/>
+      <w:r>
+        <w:rPr>
+          <w:rFonts w:hint="eastAsia"/>
+        </w:rPr>
+        <w:t>北商業大學資訊管理系</w:t>
       </w:r>
     </w:p>
     <w:p>
@@ -3234,7 +3290,7 @@
             <w:noProof/>
             <w:webHidden/>
           </w:rPr>
-          <w:t>14</w:t>
+          <w:t>16</w:t>
         </w:r>
         <w:r>
           <w:rPr>
@@ -3325,7 +3381,7 @@
             <w:noProof/>
             <w:webHidden/>
           </w:rPr>
-          <w:t>14</w:t>
+          <w:t>16</w:t>
         </w:r>
         <w:r>
           <w:rPr>
@@ -3416,7 +3472,7 @@
             <w:noProof/>
             <w:webHidden/>
           </w:rPr>
-          <w:t>14</w:t>
+          <w:t>16</w:t>
         </w:r>
         <w:r>
           <w:rPr>
@@ -3528,7 +3584,7 @@
             <w:noProof/>
             <w:webHidden/>
           </w:rPr>
-          <w:t>15</w:t>
+          <w:t>17</w:t>
         </w:r>
         <w:r>
           <w:rPr>
@@ -3619,7 +3675,7 @@
             <w:noProof/>
             <w:webHidden/>
           </w:rPr>
-          <w:t>15</w:t>
+          <w:t>17</w:t>
         </w:r>
         <w:r>
           <w:rPr>
@@ -3710,7 +3766,7 @@
             <w:noProof/>
             <w:webHidden/>
           </w:rPr>
-          <w:t>15</w:t>
+          <w:t>17</w:t>
         </w:r>
         <w:r>
           <w:rPr>
@@ -3822,7 +3878,7 @@
             <w:noProof/>
             <w:webHidden/>
           </w:rPr>
-          <w:t>16</w:t>
+          <w:t>18</w:t>
         </w:r>
         <w:r>
           <w:rPr>
@@ -3913,7 +3969,7 @@
             <w:noProof/>
             <w:webHidden/>
           </w:rPr>
-          <w:t>16</w:t>
+          <w:t>18</w:t>
         </w:r>
         <w:r>
           <w:rPr>
@@ -4004,7 +4060,7 @@
             <w:noProof/>
             <w:webHidden/>
           </w:rPr>
-          <w:t>16</w:t>
+          <w:t>18</w:t>
         </w:r>
         <w:r>
           <w:rPr>
@@ -4095,7 +4151,7 @@
             <w:noProof/>
             <w:webHidden/>
           </w:rPr>
-          <w:t>16</w:t>
+          <w:t>18</w:t>
         </w:r>
         <w:r>
           <w:rPr>
@@ -4186,7 +4242,7 @@
             <w:noProof/>
             <w:webHidden/>
           </w:rPr>
-          <w:t>17</w:t>
+          <w:t>19</w:t>
         </w:r>
         <w:r>
           <w:rPr>
@@ -4298,7 +4354,7 @@
             <w:noProof/>
             <w:webHidden/>
           </w:rPr>
-          <w:t>18</w:t>
+          <w:t>20</w:t>
         </w:r>
         <w:r>
           <w:rPr>
@@ -4389,7 +4445,7 @@
             <w:noProof/>
             <w:webHidden/>
           </w:rPr>
-          <w:t>18</w:t>
+          <w:t>20</w:t>
         </w:r>
         <w:r>
           <w:rPr>
@@ -4489,7 +4545,7 @@
             <w:noProof/>
             <w:webHidden/>
           </w:rPr>
-          <w:t>18</w:t>
+          <w:t>20</w:t>
         </w:r>
         <w:r>
           <w:rPr>
@@ -4601,7 +4657,7 @@
             <w:noProof/>
             <w:webHidden/>
           </w:rPr>
-          <w:t>19</w:t>
+          <w:t>21</w:t>
         </w:r>
         <w:r>
           <w:rPr>
@@ -4692,7 +4748,7 @@
             <w:noProof/>
             <w:webHidden/>
           </w:rPr>
-          <w:t>19</w:t>
+          <w:t>21</w:t>
         </w:r>
         <w:r>
           <w:rPr>
@@ -4783,7 +4839,7 @@
             <w:noProof/>
             <w:webHidden/>
           </w:rPr>
-          <w:t>19</w:t>
+          <w:t>21</w:t>
         </w:r>
         <w:r>
           <w:rPr>
@@ -4895,7 +4951,7 @@
             <w:noProof/>
             <w:webHidden/>
           </w:rPr>
-          <w:t>20</w:t>
+          <w:t>22</w:t>
         </w:r>
         <w:r>
           <w:rPr>
@@ -4986,7 +5042,7 @@
             <w:noProof/>
             <w:webHidden/>
           </w:rPr>
-          <w:t>20</w:t>
+          <w:t>22</w:t>
         </w:r>
         <w:r>
           <w:rPr>
@@ -5077,7 +5133,7 @@
             <w:noProof/>
             <w:webHidden/>
           </w:rPr>
-          <w:t>20</w:t>
+          <w:t>22</w:t>
         </w:r>
         <w:r>
           <w:rPr>
@@ -5189,7 +5245,7 @@
             <w:noProof/>
             <w:webHidden/>
           </w:rPr>
-          <w:t>21</w:t>
+          <w:t>23</w:t>
         </w:r>
         <w:r>
           <w:rPr>
@@ -5280,7 +5336,7 @@
             <w:noProof/>
             <w:webHidden/>
           </w:rPr>
-          <w:t>21</w:t>
+          <w:t>23</w:t>
         </w:r>
         <w:r>
           <w:rPr>
@@ -5371,7 +5427,7 @@
             <w:noProof/>
             <w:webHidden/>
           </w:rPr>
-          <w:t>21</w:t>
+          <w:t>23</w:t>
         </w:r>
         <w:r>
           <w:rPr>
@@ -5483,7 +5539,7 @@
             <w:noProof/>
             <w:webHidden/>
           </w:rPr>
-          <w:t>22</w:t>
+          <w:t>24</w:t>
         </w:r>
         <w:r>
           <w:rPr>
@@ -5595,7 +5651,7 @@
             <w:noProof/>
             <w:webHidden/>
           </w:rPr>
-          <w:t>23</w:t>
+          <w:t>25</w:t>
         </w:r>
         <w:r>
           <w:rPr>
@@ -5707,7 +5763,7 @@
             <w:noProof/>
             <w:webHidden/>
           </w:rPr>
-          <w:t>24</w:t>
+          <w:t>26</w:t>
         </w:r>
         <w:r>
           <w:rPr>
@@ -5803,7 +5859,7 @@
             <w:noProof/>
             <w:webHidden/>
           </w:rPr>
-          <w:t>24</w:t>
+          <w:t>26</w:t>
         </w:r>
         <w:r>
           <w:rPr>
@@ -5899,7 +5955,7 @@
             <w:noProof/>
             <w:webHidden/>
           </w:rPr>
-          <w:t>24</w:t>
+          <w:t>26</w:t>
         </w:r>
         <w:r>
           <w:rPr>
@@ -5995,7 +6051,7 @@
             <w:noProof/>
             <w:webHidden/>
           </w:rPr>
-          <w:t>24</w:t>
+          <w:t>26</w:t>
         </w:r>
         <w:r>
           <w:rPr>
@@ -6014,7 +6070,7 @@
       </w:pPr>
       <w:r>
         <w:rPr>
-          <w:rFonts w:ascii="Times New Roman" w:eastAsia="標楷體" w:hAnsi="Times New Roman"/>
+          <w:rFonts w:ascii="Times New Roman" w:eastAsia="DFKai-SB" w:hAnsi="Times New Roman"/>
           <w:b/>
           <w:color w:val="000000" w:themeColor="text1"/>
           <w:sz w:val="28"/>
@@ -6060,7 +6116,7 @@
           <w:noProof/>
           <w:sz w:val="24"/>
           <w:szCs w:val="24"/>
-          <w:lang w:bidi="ar-SA"/>
+          <w:lang w:eastAsia="zh-CN" w:bidi="ar-SA"/>
         </w:rPr>
       </w:pPr>
       <w:r>
@@ -6078,7 +6134,7 @@
       <w:r>
         <w:fldChar w:fldCharType="separate"/>
       </w:r>
-      <w:hyperlink w:anchor="_Toc226934563" w:history="1">
+      <w:hyperlink w:anchor="_Toc227014304" w:history="1">
         <w:r>
           <w:rPr>
             <w:rStyle w:val="afc"/>
@@ -6129,7 +6185,7 @@
             <w:noProof/>
             <w:webHidden/>
           </w:rPr>
-          <w:instrText xml:space="preserve"> PAGEREF _Toc226934563 \h </w:instrText>
+          <w:instrText xml:space="preserve"> PAGEREF _Toc227014304 \h </w:instrText>
         </w:r>
         <w:r>
           <w:rPr>
@@ -6171,10 +6227,10 @@
           <w:noProof/>
           <w:sz w:val="24"/>
           <w:szCs w:val="24"/>
-          <w:lang w:bidi="ar-SA"/>
-        </w:rPr>
-      </w:pPr>
-      <w:hyperlink w:anchor="_Toc226934564" w:history="1">
+          <w:lang w:eastAsia="zh-CN" w:bidi="ar-SA"/>
+        </w:rPr>
+      </w:pPr>
+      <w:hyperlink w:anchor="_Toc227014305" w:history="1">
         <w:r>
           <w:rPr>
             <w:rStyle w:val="afc"/>
@@ -6225,7 +6281,7 @@
             <w:noProof/>
             <w:webHidden/>
           </w:rPr>
-          <w:instrText xml:space="preserve"> PAGEREF _Toc226934564 \h </w:instrText>
+          <w:instrText xml:space="preserve"> PAGEREF _Toc227014305 \h </w:instrText>
         </w:r>
         <w:r>
           <w:rPr>
@@ -6267,10 +6323,10 @@
           <w:noProof/>
           <w:sz w:val="24"/>
           <w:szCs w:val="24"/>
-          <w:lang w:bidi="ar-SA"/>
-        </w:rPr>
-      </w:pPr>
-      <w:hyperlink w:anchor="_Toc226934565" w:history="1">
+          <w:lang w:eastAsia="zh-CN" w:bidi="ar-SA"/>
+        </w:rPr>
+      </w:pPr>
+      <w:hyperlink w:anchor="_Toc227014306" w:history="1">
         <w:r>
           <w:rPr>
             <w:rStyle w:val="afc"/>
@@ -6321,7 +6377,7 @@
             <w:noProof/>
             <w:webHidden/>
           </w:rPr>
-          <w:instrText xml:space="preserve"> PAGEREF _Toc226934565 \h </w:instrText>
+          <w:instrText xml:space="preserve"> PAGEREF _Toc227014306 \h </w:instrText>
         </w:r>
         <w:r>
           <w:rPr>
@@ -6363,10 +6419,10 @@
           <w:noProof/>
           <w:sz w:val="24"/>
           <w:szCs w:val="24"/>
-          <w:lang w:bidi="ar-SA"/>
-        </w:rPr>
-      </w:pPr>
-      <w:hyperlink w:anchor="_Toc226934566" w:history="1">
+          <w:lang w:eastAsia="zh-CN" w:bidi="ar-SA"/>
+        </w:rPr>
+      </w:pPr>
+      <w:hyperlink w:anchor="_Toc227014307" w:history="1">
         <w:r>
           <w:rPr>
             <w:rStyle w:val="afc"/>
@@ -6417,7 +6473,7 @@
             <w:noProof/>
             <w:webHidden/>
           </w:rPr>
-          <w:instrText xml:space="preserve"> PAGEREF _Toc226934566 \h </w:instrText>
+          <w:instrText xml:space="preserve"> PAGEREF _Toc227014307 \h </w:instrText>
         </w:r>
         <w:r>
           <w:rPr>
@@ -6459,10 +6515,10 @@
           <w:noProof/>
           <w:sz w:val="24"/>
           <w:szCs w:val="24"/>
-          <w:lang w:bidi="ar-SA"/>
-        </w:rPr>
-      </w:pPr>
-      <w:hyperlink w:anchor="_Toc226934567" w:history="1">
+          <w:lang w:eastAsia="zh-CN" w:bidi="ar-SA"/>
+        </w:rPr>
+      </w:pPr>
+      <w:hyperlink w:anchor="_Toc227014308" w:history="1">
         <w:r>
           <w:rPr>
             <w:rStyle w:val="afc"/>
@@ -6513,7 +6569,7 @@
             <w:noProof/>
             <w:webHidden/>
           </w:rPr>
-          <w:instrText xml:space="preserve"> PAGEREF _Toc226934567 \h </w:instrText>
+          <w:instrText xml:space="preserve"> PAGEREF _Toc227014308 \h </w:instrText>
         </w:r>
         <w:r>
           <w:rPr>
@@ -6555,10 +6611,10 @@
           <w:noProof/>
           <w:sz w:val="24"/>
           <w:szCs w:val="24"/>
-          <w:lang w:bidi="ar-SA"/>
-        </w:rPr>
-      </w:pPr>
-      <w:hyperlink w:anchor="_Toc226934568" w:history="1">
+          <w:lang w:eastAsia="zh-CN" w:bidi="ar-SA"/>
+        </w:rPr>
+      </w:pPr>
+      <w:hyperlink w:anchor="_Toc227014309" w:history="1">
         <w:r>
           <w:rPr>
             <w:rStyle w:val="afc"/>
@@ -6609,7 +6665,7 @@
             <w:noProof/>
             <w:webHidden/>
           </w:rPr>
-          <w:instrText xml:space="preserve"> PAGEREF _Toc226934568 \h </w:instrText>
+          <w:instrText xml:space="preserve"> PAGEREF _Toc227014309 \h </w:instrText>
         </w:r>
         <w:r>
           <w:rPr>
@@ -6651,10 +6707,10 @@
           <w:noProof/>
           <w:sz w:val="24"/>
           <w:szCs w:val="24"/>
-          <w:lang w:bidi="ar-SA"/>
-        </w:rPr>
-      </w:pPr>
-      <w:hyperlink w:anchor="_Toc226934569" w:history="1">
+          <w:lang w:eastAsia="zh-CN" w:bidi="ar-SA"/>
+        </w:rPr>
+      </w:pPr>
+      <w:hyperlink w:anchor="_Toc227014310" w:history="1">
         <w:r>
           <w:rPr>
             <w:rStyle w:val="afc"/>
@@ -6705,7 +6761,7 @@
             <w:noProof/>
             <w:webHidden/>
           </w:rPr>
-          <w:instrText xml:space="preserve"> PAGEREF _Toc226934569 \h </w:instrText>
+          <w:instrText xml:space="preserve"> PAGEREF _Toc227014310 \h </w:instrText>
         </w:r>
         <w:r>
           <w:rPr>
@@ -6747,10 +6803,10 @@
           <w:noProof/>
           <w:sz w:val="24"/>
           <w:szCs w:val="24"/>
-          <w:lang w:bidi="ar-SA"/>
-        </w:rPr>
-      </w:pPr>
-      <w:hyperlink w:anchor="_Toc226934570" w:history="1">
+          <w:lang w:eastAsia="zh-CN" w:bidi="ar-SA"/>
+        </w:rPr>
+      </w:pPr>
+      <w:hyperlink w:anchor="_Toc227014311" w:history="1">
         <w:r>
           <w:rPr>
             <w:rStyle w:val="afc"/>
@@ -6801,7 +6857,7 @@
             <w:noProof/>
             <w:webHidden/>
           </w:rPr>
-          <w:instrText xml:space="preserve"> PAGEREF _Toc226934570 \h </w:instrText>
+          <w:instrText xml:space="preserve"> PAGEREF _Toc227014311 \h </w:instrText>
         </w:r>
         <w:r>
           <w:rPr>
@@ -6843,10 +6899,10 @@
           <w:noProof/>
           <w:sz w:val="24"/>
           <w:szCs w:val="24"/>
-          <w:lang w:bidi="ar-SA"/>
-        </w:rPr>
-      </w:pPr>
-      <w:hyperlink w:anchor="_Toc226934571" w:history="1">
+          <w:lang w:eastAsia="zh-CN" w:bidi="ar-SA"/>
+        </w:rPr>
+      </w:pPr>
+      <w:hyperlink w:anchor="_Toc227014312" w:history="1">
         <w:r>
           <w:rPr>
             <w:rStyle w:val="afc"/>
@@ -6897,7 +6953,7 @@
             <w:noProof/>
             <w:webHidden/>
           </w:rPr>
-          <w:instrText xml:space="preserve"> PAGEREF _Toc226934571 \h </w:instrText>
+          <w:instrText xml:space="preserve"> PAGEREF _Toc227014312 \h </w:instrText>
         </w:r>
         <w:r>
           <w:rPr>
@@ -6917,7 +6973,7 @@
             <w:noProof/>
             <w:webHidden/>
           </w:rPr>
-          <w:t>17</w:t>
+          <w:t>19</w:t>
         </w:r>
         <w:r>
           <w:rPr>
@@ -6939,10 +6995,10 @@
           <w:noProof/>
           <w:sz w:val="24"/>
           <w:szCs w:val="24"/>
-          <w:lang w:bidi="ar-SA"/>
-        </w:rPr>
-      </w:pPr>
-      <w:hyperlink w:anchor="_Toc226934572" w:history="1">
+          <w:lang w:eastAsia="zh-CN" w:bidi="ar-SA"/>
+        </w:rPr>
+      </w:pPr>
+      <w:hyperlink w:anchor="_Toc227014313" w:history="1">
         <w:r>
           <w:rPr>
             <w:rStyle w:val="afc"/>
@@ -6993,7 +7049,7 @@
             <w:noProof/>
             <w:webHidden/>
           </w:rPr>
-          <w:instrText xml:space="preserve"> PAGEREF _Toc226934572 \h </w:instrText>
+          <w:instrText xml:space="preserve"> PAGEREF _Toc227014313 \h </w:instrText>
         </w:r>
         <w:r>
           <w:rPr>
@@ -7013,7 +7069,7 @@
             <w:noProof/>
             <w:webHidden/>
           </w:rPr>
-          <w:t>17</w:t>
+          <w:t>19</w:t>
         </w:r>
         <w:r>
           <w:rPr>
@@ -7068,7 +7124,7 @@
           <w:noProof/>
           <w:sz w:val="24"/>
           <w:szCs w:val="24"/>
-          <w:lang w:bidi="ar-SA"/>
+          <w:lang w:eastAsia="zh-CN" w:bidi="ar-SA"/>
         </w:rPr>
       </w:pPr>
       <w:r>
@@ -7101,7 +7157,7 @@
       <w:r>
         <w:fldChar w:fldCharType="separate"/>
       </w:r>
-      <w:hyperlink w:anchor="_Toc226934190" w:history="1">
+      <w:hyperlink w:anchor="_Toc227014314" w:history="1">
         <w:r>
           <w:rPr>
             <w:rStyle w:val="afc"/>
@@ -7144,7 +7200,7 @@
             <w:noProof/>
             <w:webHidden/>
           </w:rPr>
-          <w:instrText xml:space="preserve"> PAGEREF _Toc226934190 \h </w:instrText>
+          <w:instrText xml:space="preserve"> PAGEREF _Toc227014314 \h </w:instrText>
         </w:r>
         <w:r>
           <w:rPr>
@@ -7186,10 +7242,10 @@
           <w:noProof/>
           <w:sz w:val="24"/>
           <w:szCs w:val="24"/>
-          <w:lang w:bidi="ar-SA"/>
-        </w:rPr>
-      </w:pPr>
-      <w:hyperlink w:anchor="_Toc226934191" w:history="1">
+          <w:lang w:eastAsia="zh-CN" w:bidi="ar-SA"/>
+        </w:rPr>
+      </w:pPr>
+      <w:hyperlink w:anchor="_Toc227014315" w:history="1">
         <w:r>
           <w:rPr>
             <w:rStyle w:val="afc"/>
@@ -7239,7 +7295,7 @@
             <w:noProof/>
             <w:webHidden/>
           </w:rPr>
-          <w:instrText xml:space="preserve"> PAGEREF _Toc226934191 \h </w:instrText>
+          <w:instrText xml:space="preserve"> PAGEREF _Toc227014315 \h </w:instrText>
         </w:r>
         <w:r>
           <w:rPr>
@@ -7281,10 +7337,10 @@
           <w:noProof/>
           <w:sz w:val="24"/>
           <w:szCs w:val="24"/>
-          <w:lang w:bidi="ar-SA"/>
-        </w:rPr>
-      </w:pPr>
-      <w:hyperlink w:anchor="_Toc226934192" w:history="1">
+          <w:lang w:eastAsia="zh-CN" w:bidi="ar-SA"/>
+        </w:rPr>
+      </w:pPr>
+      <w:hyperlink w:anchor="_Toc227014316" w:history="1">
         <w:r>
           <w:rPr>
             <w:rStyle w:val="afc"/>
@@ -7327,7 +7383,7 @@
             <w:noProof/>
             <w:webHidden/>
           </w:rPr>
-          <w:instrText xml:space="preserve"> PAGEREF _Toc226934192 \h </w:instrText>
+          <w:instrText xml:space="preserve"> PAGEREF _Toc227014316 \h </w:instrText>
         </w:r>
         <w:r>
           <w:rPr>
@@ -7348,6 +7404,358 @@
             <w:webHidden/>
           </w:rPr>
           <w:t>11</w:t>
+        </w:r>
+        <w:r>
+          <w:rPr>
+            <w:noProof/>
+            <w:webHidden/>
+          </w:rPr>
+          <w:fldChar w:fldCharType="end"/>
+        </w:r>
+      </w:hyperlink>
+    </w:p>
+    <w:p>
+      <w:pPr>
+        <w:pStyle w:val="afd"/>
+        <w:tabs>
+          <w:tab w:val="right" w:leader="dot" w:pos="10194"/>
+        </w:tabs>
+        <w:rPr>
+          <w:rFonts w:asciiTheme="minorHAnsi" w:eastAsiaTheme="minorEastAsia" w:hAnsiTheme="minorHAnsi"/>
+          <w:noProof/>
+          <w:sz w:val="24"/>
+          <w:szCs w:val="24"/>
+          <w:lang w:eastAsia="zh-CN" w:bidi="ar-SA"/>
+        </w:rPr>
+      </w:pPr>
+      <w:hyperlink w:anchor="_Toc227014317" w:history="1">
+        <w:r>
+          <w:rPr>
+            <w:rStyle w:val="afc"/>
+            <w:rFonts w:hint="eastAsia"/>
+            <w:noProof/>
+          </w:rPr>
+          <w:t>表</w:t>
+        </w:r>
+        <w:r>
+          <w:rPr>
+            <w:rStyle w:val="afc"/>
+            <w:noProof/>
+          </w:rPr>
+          <w:t xml:space="preserve"> 5-1-1 </w:t>
+        </w:r>
+        <w:r>
+          <w:rPr>
+            <w:rStyle w:val="afc"/>
+            <w:rFonts w:hint="eastAsia"/>
+            <w:noProof/>
+          </w:rPr>
+          <w:t>使用者功能性需求表</w:t>
+        </w:r>
+        <w:r>
+          <w:rPr>
+            <w:noProof/>
+            <w:webHidden/>
+          </w:rPr>
+          <w:tab/>
+        </w:r>
+        <w:r>
+          <w:rPr>
+            <w:noProof/>
+            <w:webHidden/>
+          </w:rPr>
+          <w:fldChar w:fldCharType="begin"/>
+        </w:r>
+        <w:r>
+          <w:rPr>
+            <w:noProof/>
+            <w:webHidden/>
+          </w:rPr>
+          <w:instrText xml:space="preserve"> PAGEREF _Toc227014317 \h </w:instrText>
+        </w:r>
+        <w:r>
+          <w:rPr>
+            <w:noProof/>
+            <w:webHidden/>
+          </w:rPr>
+        </w:r>
+        <w:r>
+          <w:rPr>
+            <w:noProof/>
+            <w:webHidden/>
+          </w:rPr>
+          <w:fldChar w:fldCharType="separate"/>
+        </w:r>
+        <w:r>
+          <w:rPr>
+            <w:noProof/>
+            <w:webHidden/>
+          </w:rPr>
+          <w:t>14</w:t>
+        </w:r>
+        <w:r>
+          <w:rPr>
+            <w:noProof/>
+            <w:webHidden/>
+          </w:rPr>
+          <w:fldChar w:fldCharType="end"/>
+        </w:r>
+      </w:hyperlink>
+    </w:p>
+    <w:p>
+      <w:pPr>
+        <w:pStyle w:val="afd"/>
+        <w:tabs>
+          <w:tab w:val="right" w:leader="dot" w:pos="10194"/>
+        </w:tabs>
+        <w:rPr>
+          <w:rFonts w:asciiTheme="minorHAnsi" w:eastAsiaTheme="minorEastAsia" w:hAnsiTheme="minorHAnsi"/>
+          <w:noProof/>
+          <w:sz w:val="24"/>
+          <w:szCs w:val="24"/>
+          <w:lang w:eastAsia="zh-CN" w:bidi="ar-SA"/>
+        </w:rPr>
+      </w:pPr>
+      <w:hyperlink w:anchor="_Toc227014318" w:history="1">
+        <w:r>
+          <w:rPr>
+            <w:rStyle w:val="afc"/>
+            <w:rFonts w:hint="eastAsia"/>
+            <w:noProof/>
+          </w:rPr>
+          <w:t>表</w:t>
+        </w:r>
+        <w:r>
+          <w:rPr>
+            <w:rStyle w:val="afc"/>
+            <w:noProof/>
+          </w:rPr>
+          <w:t xml:space="preserve"> 5-1-2 </w:t>
+        </w:r>
+        <w:r>
+          <w:rPr>
+            <w:rStyle w:val="afc"/>
+            <w:rFonts w:hint="eastAsia"/>
+            <w:noProof/>
+          </w:rPr>
+          <w:t>系統管理員功能性需求表</w:t>
+        </w:r>
+        <w:r>
+          <w:rPr>
+            <w:noProof/>
+            <w:webHidden/>
+          </w:rPr>
+          <w:tab/>
+        </w:r>
+        <w:r>
+          <w:rPr>
+            <w:noProof/>
+            <w:webHidden/>
+          </w:rPr>
+          <w:fldChar w:fldCharType="begin"/>
+        </w:r>
+        <w:r>
+          <w:rPr>
+            <w:noProof/>
+            <w:webHidden/>
+          </w:rPr>
+          <w:instrText xml:space="preserve"> PAGEREF _Toc227014318 \h </w:instrText>
+        </w:r>
+        <w:r>
+          <w:rPr>
+            <w:noProof/>
+            <w:webHidden/>
+          </w:rPr>
+        </w:r>
+        <w:r>
+          <w:rPr>
+            <w:noProof/>
+            <w:webHidden/>
+          </w:rPr>
+          <w:fldChar w:fldCharType="separate"/>
+        </w:r>
+        <w:r>
+          <w:rPr>
+            <w:noProof/>
+            <w:webHidden/>
+          </w:rPr>
+          <w:t>15</w:t>
+        </w:r>
+        <w:r>
+          <w:rPr>
+            <w:noProof/>
+            <w:webHidden/>
+          </w:rPr>
+          <w:fldChar w:fldCharType="end"/>
+        </w:r>
+      </w:hyperlink>
+    </w:p>
+    <w:p>
+      <w:pPr>
+        <w:pStyle w:val="afd"/>
+        <w:tabs>
+          <w:tab w:val="right" w:leader="dot" w:pos="10194"/>
+        </w:tabs>
+        <w:rPr>
+          <w:rFonts w:asciiTheme="minorHAnsi" w:eastAsiaTheme="minorEastAsia" w:hAnsiTheme="minorHAnsi"/>
+          <w:noProof/>
+          <w:sz w:val="24"/>
+          <w:szCs w:val="24"/>
+          <w:lang w:eastAsia="zh-CN" w:bidi="ar-SA"/>
+        </w:rPr>
+      </w:pPr>
+      <w:hyperlink w:anchor="_Toc227014319" w:history="1">
+        <w:r>
+          <w:rPr>
+            <w:rStyle w:val="afc"/>
+            <w:rFonts w:hint="eastAsia"/>
+            <w:noProof/>
+          </w:rPr>
+          <w:t>表</w:t>
+        </w:r>
+        <w:r>
+          <w:rPr>
+            <w:rStyle w:val="afc"/>
+            <w:noProof/>
+          </w:rPr>
+          <w:t xml:space="preserve"> 5-1-3 </w:t>
+        </w:r>
+        <w:r>
+          <w:rPr>
+            <w:rStyle w:val="afc"/>
+            <w:rFonts w:hint="eastAsia"/>
+            <w:noProof/>
+          </w:rPr>
+          <w:t>使用者非功能性需求表</w:t>
+        </w:r>
+        <w:r>
+          <w:rPr>
+            <w:noProof/>
+            <w:webHidden/>
+          </w:rPr>
+          <w:tab/>
+        </w:r>
+        <w:r>
+          <w:rPr>
+            <w:noProof/>
+            <w:webHidden/>
+          </w:rPr>
+          <w:fldChar w:fldCharType="begin"/>
+        </w:r>
+        <w:r>
+          <w:rPr>
+            <w:noProof/>
+            <w:webHidden/>
+          </w:rPr>
+          <w:instrText xml:space="preserve"> PAGEREF _Toc227014319 \h </w:instrText>
+        </w:r>
+        <w:r>
+          <w:rPr>
+            <w:noProof/>
+            <w:webHidden/>
+          </w:rPr>
+        </w:r>
+        <w:r>
+          <w:rPr>
+            <w:noProof/>
+            <w:webHidden/>
+          </w:rPr>
+          <w:fldChar w:fldCharType="separate"/>
+        </w:r>
+        <w:r>
+          <w:rPr>
+            <w:noProof/>
+            <w:webHidden/>
+          </w:rPr>
+          <w:t>15</w:t>
+        </w:r>
+        <w:r>
+          <w:rPr>
+            <w:noProof/>
+            <w:webHidden/>
+          </w:rPr>
+          <w:fldChar w:fldCharType="end"/>
+        </w:r>
+      </w:hyperlink>
+    </w:p>
+    <w:p>
+      <w:pPr>
+        <w:pStyle w:val="afd"/>
+        <w:tabs>
+          <w:tab w:val="right" w:leader="dot" w:pos="10194"/>
+        </w:tabs>
+        <w:rPr>
+          <w:rFonts w:asciiTheme="minorHAnsi" w:eastAsiaTheme="minorEastAsia" w:hAnsiTheme="minorHAnsi"/>
+          <w:noProof/>
+          <w:sz w:val="24"/>
+          <w:szCs w:val="24"/>
+          <w:lang w:eastAsia="zh-CN" w:bidi="ar-SA"/>
+        </w:rPr>
+      </w:pPr>
+      <w:hyperlink w:anchor="_Toc227014320" w:history="1">
+        <w:r>
+          <w:rPr>
+            <w:rStyle w:val="afc"/>
+            <w:rFonts w:hint="eastAsia"/>
+            <w:noProof/>
+          </w:rPr>
+          <w:t>表</w:t>
+        </w:r>
+        <w:r>
+          <w:rPr>
+            <w:rStyle w:val="afc"/>
+            <w:noProof/>
+          </w:rPr>
+          <w:t xml:space="preserve"> 5-1-4 </w:t>
+        </w:r>
+        <w:r>
+          <w:rPr>
+            <w:rStyle w:val="afc"/>
+            <w:rFonts w:hint="eastAsia"/>
+            <w:noProof/>
+          </w:rPr>
+          <w:t>系統管理員非功能性需求表</w:t>
+        </w:r>
+        <w:r>
+          <w:rPr>
+            <w:noProof/>
+            <w:webHidden/>
+          </w:rPr>
+          <w:tab/>
+        </w:r>
+        <w:r>
+          <w:rPr>
+            <w:noProof/>
+            <w:webHidden/>
+          </w:rPr>
+          <w:fldChar w:fldCharType="begin"/>
+        </w:r>
+        <w:r>
+          <w:rPr>
+            <w:noProof/>
+            <w:webHidden/>
+          </w:rPr>
+          <w:instrText xml:space="preserve"> PAGEREF _Toc227014320 \h </w:instrText>
+        </w:r>
+        <w:r>
+          <w:rPr>
+            <w:noProof/>
+            <w:webHidden/>
+          </w:rPr>
+        </w:r>
+        <w:r>
+          <w:rPr>
+            <w:noProof/>
+            <w:webHidden/>
+          </w:rPr>
+          <w:fldChar w:fldCharType="separate"/>
+        </w:r>
+        <w:r>
+          <w:rPr>
+            <w:noProof/>
+            <w:webHidden/>
+          </w:rPr>
+          <w:t>15</w:t>
         </w:r>
         <w:r>
           <w:rPr>
@@ -7426,7 +7834,21 @@
         <w:rPr>
           <w:rFonts w:hint="eastAsia"/>
         </w:rPr>
-        <w:t>在現今校園與日常生活中，教科書和一般書籍的高昂價格，以及閱讀完畢後的閒置浪費，一直是許多人面臨的痛點。傳統的二手書交易模式往往伴隨著諸多不便，例如：書況認定標準不一、面交時間難以配合，以及潛在的交易詐騙風險等問題。</w:t>
+        <w:t>在現今校園與日常生活中，教科書和一般書籍的高昂價格，以及閱讀完畢後的閒置浪費，一直是許多人面臨的痛點。傳統的二手書交易模式往往伴隨著諸多不便，例如：書</w:t>
+      </w:r>
+      <w:proofErr w:type="gramStart"/>
+      <w:r>
+        <w:rPr>
+          <w:rFonts w:hint="eastAsia"/>
+        </w:rPr>
+        <w:t>況</w:t>
+      </w:r>
+      <w:proofErr w:type="gramEnd"/>
+      <w:r>
+        <w:rPr>
+          <w:rFonts w:hint="eastAsia"/>
+        </w:rPr>
+        <w:t>認定標準不一、面交時間難以配合，以及潛在的交易詐騙風險等問題。</w:t>
       </w:r>
     </w:p>
     <w:p>
@@ -7577,12 +7999,10 @@
           <w:numId w:val="0"/>
         </w:numPr>
         <w:jc w:val="center"/>
-        <w:rPr>
-          <w:color w:val="EE0000"/>
-        </w:rPr>
-      </w:pPr>
-      <w:r>
-        <w:rPr>
+      </w:pPr>
+      <w:r>
+        <w:rPr>
+          <w:noProof/>
           <w:color w:val="EE0000"/>
         </w:rPr>
         <w:drawing>
@@ -7637,7 +8057,7 @@
       <w:pPr>
         <w:pStyle w:val="afb"/>
       </w:pPr>
-      <w:bookmarkStart w:id="7" w:name="_Toc226934563"/>
+      <w:bookmarkStart w:id="7" w:name="_Toc227014304"/>
       <w:r>
         <w:rPr>
           <w:rFonts w:hint="eastAsia"/>
@@ -7760,7 +8180,21 @@
         <w:rPr>
           <w:rFonts w:hint="eastAsia"/>
         </w:rPr>
-        <w:t>人次）、臉書社團（</w:t>
+        <w:t>人次）、</w:t>
+      </w:r>
+      <w:proofErr w:type="gramStart"/>
+      <w:r>
+        <w:rPr>
+          <w:rFonts w:hint="eastAsia"/>
+        </w:rPr>
+        <w:t>臉書社團</w:t>
+      </w:r>
+      <w:proofErr w:type="gramEnd"/>
+      <w:r>
+        <w:rPr>
+          <w:rFonts w:hint="eastAsia"/>
+        </w:rPr>
+        <w:t>（</w:t>
       </w:r>
       <w:r>
         <w:rPr>
@@ -7774,12 +8208,14 @@
         </w:rPr>
         <w:t>人次）及</w:t>
       </w:r>
+      <w:proofErr w:type="spellStart"/>
       <w:r>
         <w:rPr>
           <w:rFonts w:hint="eastAsia"/>
         </w:rPr>
         <w:t>Dcard</w:t>
       </w:r>
+      <w:proofErr w:type="spellEnd"/>
       <w:r>
         <w:rPr>
           <w:rFonts w:hint="eastAsia"/>
@@ -7819,12 +8255,10 @@
           <w:numId w:val="0"/>
         </w:numPr>
         <w:jc w:val="center"/>
-        <w:rPr>
-          <w:color w:val="EE0000"/>
-        </w:rPr>
-      </w:pPr>
-      <w:r>
-        <w:rPr>
+      </w:pPr>
+      <w:r>
+        <w:rPr>
+          <w:noProof/>
           <w:color w:val="EE0000"/>
         </w:rPr>
         <w:lastRenderedPageBreak/>
@@ -7899,7 +8333,7 @@
       <w:pPr>
         <w:pStyle w:val="afb"/>
       </w:pPr>
-      <w:bookmarkStart w:id="8" w:name="_Toc226934564"/>
+      <w:bookmarkStart w:id="8" w:name="_Toc227014305"/>
       <w:r>
         <w:rPr>
           <w:rFonts w:hint="eastAsia"/>
@@ -8054,7 +8488,7 @@
       <w:pPr>
         <w:pStyle w:val="afb"/>
       </w:pPr>
-      <w:bookmarkStart w:id="9" w:name="_Toc226934190"/>
+      <w:bookmarkStart w:id="9" w:name="_Toc227014314"/>
       <w:r>
         <w:rPr>
           <w:rFonts w:hint="eastAsia"/>
@@ -8186,13 +8620,13 @@
               <w:jc w:val="right"/>
               <w:textAlignment w:val="center"/>
               <w:rPr>
-                <w:rFonts w:ascii="Times New Roman" w:eastAsia="標楷體" w:hAnsi="Times New Roman"/>
+                <w:rFonts w:ascii="Times New Roman" w:eastAsia="DFKai-SB" w:hAnsi="Times New Roman"/>
                 <w:sz w:val="28"/>
               </w:rPr>
             </w:pPr>
             <w:r>
               <w:rPr>
-                <w:rFonts w:ascii="Times New Roman" w:eastAsia="標楷體" w:hAnsi="Times New Roman" w:hint="eastAsia"/>
+                <w:rFonts w:ascii="Times New Roman" w:eastAsia="DFKai-SB" w:hAnsi="Times New Roman" w:hint="eastAsia"/>
                 <w:sz w:val="28"/>
               </w:rPr>
               <w:t>平台</w:t>
@@ -8205,13 +8639,13 @@
               <w:jc w:val="both"/>
               <w:textAlignment w:val="center"/>
               <w:rPr>
-                <w:rFonts w:ascii="Times New Roman" w:eastAsia="標楷體" w:hAnsi="Times New Roman"/>
+                <w:rFonts w:ascii="Times New Roman" w:eastAsia="DFKai-SB" w:hAnsi="Times New Roman"/>
                 <w:sz w:val="28"/>
               </w:rPr>
             </w:pPr>
             <w:r>
               <w:rPr>
-                <w:rFonts w:ascii="Times New Roman" w:eastAsia="標楷體" w:hAnsi="Times New Roman" w:hint="eastAsia"/>
+                <w:rFonts w:ascii="Times New Roman" w:eastAsia="DFKai-SB" w:hAnsi="Times New Roman" w:hint="eastAsia"/>
                 <w:sz w:val="28"/>
               </w:rPr>
               <w:t>功能</w:t>
@@ -8232,17 +8666,19 @@
               <w:jc w:val="center"/>
               <w:textAlignment w:val="center"/>
               <w:rPr>
-                <w:rFonts w:ascii="Times New Roman" w:eastAsia="標楷體" w:hAnsi="Times New Roman"/>
+                <w:rFonts w:ascii="Times New Roman" w:eastAsia="DFKai-SB" w:hAnsi="Times New Roman"/>
                 <w:sz w:val="28"/>
               </w:rPr>
             </w:pPr>
-            <w:r>
-              <w:rPr>
-                <w:rFonts w:ascii="Times New Roman" w:eastAsia="標楷體" w:hAnsi="Times New Roman" w:hint="eastAsia"/>
+            <w:proofErr w:type="spellStart"/>
+            <w:r>
+              <w:rPr>
+                <w:rFonts w:ascii="Times New Roman" w:eastAsia="DFKai-SB" w:hAnsi="Times New Roman" w:hint="eastAsia"/>
                 <w:sz w:val="28"/>
               </w:rPr>
               <w:t>SaveMyBook</w:t>
             </w:r>
+            <w:proofErr w:type="spellEnd"/>
           </w:p>
         </w:tc>
         <w:tc>
@@ -8260,13 +8696,13 @@
               <w:jc w:val="center"/>
               <w:textAlignment w:val="center"/>
               <w:rPr>
-                <w:rFonts w:ascii="Times New Roman" w:eastAsia="標楷體" w:hAnsi="Times New Roman"/>
+                <w:rFonts w:ascii="Times New Roman" w:eastAsia="DFKai-SB" w:hAnsi="Times New Roman"/>
                 <w:sz w:val="28"/>
               </w:rPr>
             </w:pPr>
             <w:r>
               <w:rPr>
-                <w:rFonts w:ascii="Times New Roman" w:eastAsia="標楷體" w:hAnsi="Times New Roman" w:hint="eastAsia"/>
+                <w:rFonts w:ascii="Times New Roman" w:eastAsia="DFKai-SB" w:hAnsi="Times New Roman" w:hint="eastAsia"/>
                 <w:sz w:val="28"/>
               </w:rPr>
               <w:t>蝦皮</w:t>
@@ -8286,13 +8722,13 @@
               <w:jc w:val="center"/>
               <w:textAlignment w:val="center"/>
               <w:rPr>
-                <w:rFonts w:ascii="Times New Roman" w:eastAsia="標楷體" w:hAnsi="Times New Roman"/>
+                <w:rFonts w:ascii="Times New Roman" w:eastAsia="DFKai-SB" w:hAnsi="Times New Roman"/>
                 <w:sz w:val="28"/>
               </w:rPr>
             </w:pPr>
             <w:r>
               <w:rPr>
-                <w:rFonts w:ascii="Times New Roman" w:eastAsia="標楷體" w:hAnsi="Times New Roman" w:hint="eastAsia"/>
+                <w:rFonts w:ascii="Times New Roman" w:eastAsia="DFKai-SB" w:hAnsi="Times New Roman" w:hint="eastAsia"/>
                 <w:sz w:val="28"/>
               </w:rPr>
               <w:t>旋轉拍賣</w:t>
@@ -8312,24 +8748,26 @@
               <w:jc w:val="center"/>
               <w:textAlignment w:val="center"/>
               <w:rPr>
-                <w:rFonts w:ascii="Times New Roman" w:eastAsia="標楷體" w:hAnsi="Times New Roman"/>
+                <w:rFonts w:ascii="Times New Roman" w:eastAsia="DFKai-SB" w:hAnsi="Times New Roman"/>
                 <w:sz w:val="28"/>
               </w:rPr>
             </w:pPr>
-            <w:r>
-              <w:rPr>
-                <w:rFonts w:ascii="Times New Roman" w:eastAsia="標楷體" w:hAnsi="Times New Roman" w:hint="eastAsia"/>
+            <w:proofErr w:type="gramStart"/>
+            <w:r>
+              <w:rPr>
+                <w:rFonts w:ascii="Times New Roman" w:eastAsia="DFKai-SB" w:hAnsi="Times New Roman" w:hint="eastAsia"/>
                 <w:sz w:val="28"/>
               </w:rPr>
               <w:t>臉書</w:t>
             </w:r>
             <w:r>
               <w:rPr>
-                <w:rFonts w:ascii="Times New Roman" w:eastAsia="標楷體" w:hAnsi="Times New Roman" w:hint="eastAsia"/>
+                <w:rFonts w:ascii="Times New Roman" w:eastAsia="DFKai-SB" w:hAnsi="Times New Roman" w:hint="eastAsia"/>
                 <w:sz w:val="28"/>
               </w:rPr>
               <w:t>社團</w:t>
             </w:r>
+            <w:proofErr w:type="gramEnd"/>
           </w:p>
         </w:tc>
         <w:tc>
@@ -8346,17 +8784,19 @@
               <w:jc w:val="center"/>
               <w:textAlignment w:val="center"/>
               <w:rPr>
-                <w:rFonts w:ascii="Times New Roman" w:eastAsia="標楷體" w:hAnsi="Times New Roman"/>
+                <w:rFonts w:ascii="Times New Roman" w:eastAsia="DFKai-SB" w:hAnsi="Times New Roman"/>
                 <w:sz w:val="28"/>
               </w:rPr>
             </w:pPr>
-            <w:r>
-              <w:rPr>
-                <w:rFonts w:ascii="Times New Roman" w:eastAsia="標楷體" w:hAnsi="Times New Roman" w:hint="eastAsia"/>
+            <w:proofErr w:type="spellStart"/>
+            <w:r>
+              <w:rPr>
+                <w:rFonts w:ascii="Times New Roman" w:eastAsia="DFKai-SB" w:hAnsi="Times New Roman" w:hint="eastAsia"/>
                 <w:sz w:val="28"/>
               </w:rPr>
               <w:t>Dcard</w:t>
             </w:r>
+            <w:proofErr w:type="spellEnd"/>
           </w:p>
         </w:tc>
       </w:tr>
@@ -8378,20 +8818,20 @@
               <w:jc w:val="both"/>
               <w:textAlignment w:val="center"/>
               <w:rPr>
-                <w:rFonts w:ascii="Times New Roman" w:eastAsia="標楷體" w:hAnsi="Times New Roman"/>
+                <w:rFonts w:ascii="Times New Roman" w:eastAsia="DFKai-SB" w:hAnsi="Times New Roman"/>
                 <w:sz w:val="28"/>
               </w:rPr>
             </w:pPr>
             <w:r>
               <w:rPr>
-                <w:rFonts w:ascii="Times New Roman" w:eastAsia="標楷體" w:hAnsi="Times New Roman" w:hint="eastAsia"/>
+                <w:rFonts w:ascii="Times New Roman" w:eastAsia="DFKai-SB" w:hAnsi="Times New Roman" w:hint="eastAsia"/>
                 <w:sz w:val="28"/>
               </w:rPr>
               <w:t>ISBN</w:t>
             </w:r>
             <w:r>
               <w:rPr>
-                <w:rFonts w:ascii="Times New Roman" w:eastAsia="標楷體" w:hAnsi="Times New Roman" w:hint="eastAsia"/>
+                <w:rFonts w:ascii="Times New Roman" w:eastAsia="DFKai-SB" w:hAnsi="Times New Roman" w:hint="eastAsia"/>
                 <w:sz w:val="28"/>
               </w:rPr>
               <w:t>掃描上架</w:t>
@@ -8412,13 +8852,13 @@
               <w:jc w:val="center"/>
               <w:textAlignment w:val="center"/>
               <w:rPr>
-                <w:rFonts w:ascii="Times New Roman" w:eastAsia="標楷體" w:hAnsi="Times New Roman"/>
+                <w:rFonts w:ascii="Times New Roman" w:eastAsia="DFKai-SB" w:hAnsi="Times New Roman"/>
                 <w:sz w:val="28"/>
               </w:rPr>
             </w:pPr>
             <w:r>
               <w:rPr>
-                <w:rFonts w:ascii="Times New Roman" w:eastAsia="標楷體" w:hAnsi="Times New Roman" w:hint="eastAsia"/>
+                <w:rFonts w:ascii="Times New Roman" w:eastAsia="DFKai-SB" w:hAnsi="Times New Roman" w:hint="eastAsia"/>
                 <w:sz w:val="28"/>
               </w:rPr>
               <w:t>V</w:t>
@@ -8439,7 +8879,7 @@
               <w:jc w:val="center"/>
               <w:textAlignment w:val="center"/>
               <w:rPr>
-                <w:rFonts w:ascii="Times New Roman" w:eastAsia="標楷體" w:hAnsi="Times New Roman"/>
+                <w:rFonts w:ascii="Times New Roman" w:eastAsia="DFKai-SB" w:hAnsi="Times New Roman"/>
                 <w:sz w:val="28"/>
               </w:rPr>
             </w:pPr>
@@ -8457,7 +8897,7 @@
               <w:jc w:val="center"/>
               <w:textAlignment w:val="center"/>
               <w:rPr>
-                <w:rFonts w:ascii="Times New Roman" w:eastAsia="標楷體" w:hAnsi="Times New Roman"/>
+                <w:rFonts w:ascii="Times New Roman" w:eastAsia="DFKai-SB" w:hAnsi="Times New Roman"/>
                 <w:sz w:val="28"/>
               </w:rPr>
             </w:pPr>
@@ -8475,7 +8915,7 @@
               <w:jc w:val="center"/>
               <w:textAlignment w:val="center"/>
               <w:rPr>
-                <w:rFonts w:ascii="Times New Roman" w:eastAsia="標楷體" w:hAnsi="Times New Roman"/>
+                <w:rFonts w:ascii="Times New Roman" w:eastAsia="DFKai-SB" w:hAnsi="Times New Roman"/>
                 <w:sz w:val="28"/>
               </w:rPr>
             </w:pPr>
@@ -8495,7 +8935,7 @@
               <w:jc w:val="center"/>
               <w:textAlignment w:val="center"/>
               <w:rPr>
-                <w:rFonts w:ascii="Times New Roman" w:eastAsia="標楷體" w:hAnsi="Times New Roman"/>
+                <w:rFonts w:ascii="Times New Roman" w:eastAsia="DFKai-SB" w:hAnsi="Times New Roman"/>
                 <w:sz w:val="28"/>
               </w:rPr>
             </w:pPr>
@@ -8520,13 +8960,13 @@
               <w:jc w:val="both"/>
               <w:textAlignment w:val="center"/>
               <w:rPr>
-                <w:rFonts w:ascii="Times New Roman" w:eastAsia="標楷體" w:hAnsi="Times New Roman"/>
+                <w:rFonts w:ascii="Times New Roman" w:eastAsia="DFKai-SB" w:hAnsi="Times New Roman"/>
                 <w:sz w:val="28"/>
               </w:rPr>
             </w:pPr>
             <w:r>
               <w:rPr>
-                <w:rFonts w:ascii="Times New Roman" w:eastAsia="標楷體" w:hAnsi="Times New Roman" w:hint="eastAsia"/>
+                <w:rFonts w:ascii="Times New Roman" w:eastAsia="DFKai-SB" w:hAnsi="Times New Roman" w:hint="eastAsia"/>
                 <w:sz w:val="28"/>
               </w:rPr>
               <w:t>即時聊天</w:t>
@@ -8547,13 +8987,13 @@
               <w:jc w:val="center"/>
               <w:textAlignment w:val="center"/>
               <w:rPr>
-                <w:rFonts w:ascii="Times New Roman" w:eastAsia="標楷體" w:hAnsi="Times New Roman"/>
+                <w:rFonts w:ascii="Times New Roman" w:eastAsia="DFKai-SB" w:hAnsi="Times New Roman"/>
                 <w:sz w:val="28"/>
               </w:rPr>
             </w:pPr>
             <w:r>
               <w:rPr>
-                <w:rFonts w:ascii="Times New Roman" w:eastAsia="標楷體" w:hAnsi="Times New Roman" w:hint="eastAsia"/>
+                <w:rFonts w:ascii="Times New Roman" w:eastAsia="DFKai-SB" w:hAnsi="Times New Roman" w:hint="eastAsia"/>
                 <w:sz w:val="28"/>
               </w:rPr>
               <w:t>V</w:t>
@@ -8574,13 +9014,13 @@
               <w:jc w:val="center"/>
               <w:textAlignment w:val="center"/>
               <w:rPr>
-                <w:rFonts w:ascii="Times New Roman" w:eastAsia="標楷體" w:hAnsi="Times New Roman"/>
+                <w:rFonts w:ascii="Times New Roman" w:eastAsia="DFKai-SB" w:hAnsi="Times New Roman"/>
                 <w:sz w:val="28"/>
               </w:rPr>
             </w:pPr>
             <w:r>
               <w:rPr>
-                <w:rFonts w:ascii="Times New Roman" w:eastAsia="標楷體" w:hAnsi="Times New Roman" w:hint="eastAsia"/>
+                <w:rFonts w:ascii="Times New Roman" w:eastAsia="DFKai-SB" w:hAnsi="Times New Roman" w:hint="eastAsia"/>
                 <w:sz w:val="28"/>
               </w:rPr>
               <w:t>V</w:t>
@@ -8599,13 +9039,13 @@
               <w:jc w:val="center"/>
               <w:textAlignment w:val="center"/>
               <w:rPr>
-                <w:rFonts w:ascii="Times New Roman" w:eastAsia="標楷體" w:hAnsi="Times New Roman"/>
+                <w:rFonts w:ascii="Times New Roman" w:eastAsia="DFKai-SB" w:hAnsi="Times New Roman"/>
                 <w:sz w:val="28"/>
               </w:rPr>
             </w:pPr>
             <w:r>
               <w:rPr>
-                <w:rFonts w:ascii="Times New Roman" w:eastAsia="標楷體" w:hAnsi="Times New Roman" w:hint="eastAsia"/>
+                <w:rFonts w:ascii="Times New Roman" w:eastAsia="DFKai-SB" w:hAnsi="Times New Roman" w:hint="eastAsia"/>
                 <w:sz w:val="28"/>
               </w:rPr>
               <w:t>V</w:t>
@@ -8624,13 +9064,13 @@
               <w:jc w:val="center"/>
               <w:textAlignment w:val="center"/>
               <w:rPr>
-                <w:rFonts w:ascii="Times New Roman" w:eastAsia="標楷體" w:hAnsi="Times New Roman"/>
+                <w:rFonts w:ascii="Times New Roman" w:eastAsia="DFKai-SB" w:hAnsi="Times New Roman"/>
                 <w:sz w:val="28"/>
               </w:rPr>
             </w:pPr>
             <w:r>
               <w:rPr>
-                <w:rFonts w:ascii="Times New Roman" w:eastAsia="標楷體" w:hAnsi="Times New Roman" w:hint="eastAsia"/>
+                <w:rFonts w:ascii="Times New Roman" w:eastAsia="DFKai-SB" w:hAnsi="Times New Roman" w:hint="eastAsia"/>
                 <w:sz w:val="28"/>
               </w:rPr>
               <w:t>V</w:t>
@@ -8651,13 +9091,13 @@
               <w:jc w:val="center"/>
               <w:textAlignment w:val="center"/>
               <w:rPr>
-                <w:rFonts w:ascii="Times New Roman" w:eastAsia="標楷體" w:hAnsi="Times New Roman"/>
+                <w:rFonts w:ascii="Times New Roman" w:eastAsia="DFKai-SB" w:hAnsi="Times New Roman"/>
                 <w:sz w:val="28"/>
               </w:rPr>
             </w:pPr>
             <w:r>
               <w:rPr>
-                <w:rFonts w:ascii="Times New Roman" w:eastAsia="標楷體" w:hAnsi="Times New Roman" w:hint="eastAsia"/>
+                <w:rFonts w:ascii="Times New Roman" w:eastAsia="DFKai-SB" w:hAnsi="Times New Roman" w:hint="eastAsia"/>
                 <w:sz w:val="28"/>
               </w:rPr>
               <w:t>V</w:t>
@@ -8683,13 +9123,13 @@
               <w:jc w:val="both"/>
               <w:textAlignment w:val="center"/>
               <w:rPr>
-                <w:rFonts w:ascii="Times New Roman" w:eastAsia="標楷體" w:hAnsi="Times New Roman"/>
+                <w:rFonts w:ascii="Times New Roman" w:eastAsia="DFKai-SB" w:hAnsi="Times New Roman"/>
                 <w:sz w:val="28"/>
               </w:rPr>
             </w:pPr>
             <w:r>
               <w:rPr>
-                <w:rFonts w:ascii="Times New Roman" w:eastAsia="標楷體" w:hAnsi="Times New Roman" w:hint="eastAsia"/>
+                <w:rFonts w:ascii="Times New Roman" w:eastAsia="DFKai-SB" w:hAnsi="Times New Roman" w:hint="eastAsia"/>
                 <w:sz w:val="28"/>
               </w:rPr>
               <w:t>實體智取櫃</w:t>
@@ -8710,13 +9150,13 @@
               <w:jc w:val="center"/>
               <w:textAlignment w:val="center"/>
               <w:rPr>
-                <w:rFonts w:ascii="Times New Roman" w:eastAsia="標楷體" w:hAnsi="Times New Roman"/>
+                <w:rFonts w:ascii="Times New Roman" w:eastAsia="DFKai-SB" w:hAnsi="Times New Roman"/>
                 <w:sz w:val="28"/>
               </w:rPr>
             </w:pPr>
             <w:r>
               <w:rPr>
-                <w:rFonts w:ascii="Times New Roman" w:eastAsia="標楷體" w:hAnsi="Times New Roman" w:hint="eastAsia"/>
+                <w:rFonts w:ascii="Times New Roman" w:eastAsia="DFKai-SB" w:hAnsi="Times New Roman" w:hint="eastAsia"/>
                 <w:sz w:val="28"/>
               </w:rPr>
               <w:t>V</w:t>
@@ -8737,13 +9177,13 @@
               <w:jc w:val="center"/>
               <w:textAlignment w:val="center"/>
               <w:rPr>
-                <w:rFonts w:ascii="Times New Roman" w:eastAsia="標楷體" w:hAnsi="Times New Roman"/>
+                <w:rFonts w:ascii="Times New Roman" w:eastAsia="DFKai-SB" w:hAnsi="Times New Roman"/>
                 <w:sz w:val="28"/>
               </w:rPr>
             </w:pPr>
             <w:r>
               <w:rPr>
-                <w:rFonts w:ascii="Times New Roman" w:eastAsia="標楷體" w:hAnsi="Times New Roman" w:hint="eastAsia"/>
+                <w:rFonts w:ascii="Times New Roman" w:eastAsia="DFKai-SB" w:hAnsi="Times New Roman" w:hint="eastAsia"/>
                 <w:sz w:val="28"/>
               </w:rPr>
               <w:t>V</w:t>
@@ -8762,7 +9202,7 @@
               <w:jc w:val="center"/>
               <w:textAlignment w:val="center"/>
               <w:rPr>
-                <w:rFonts w:ascii="Times New Roman" w:eastAsia="標楷體" w:hAnsi="Times New Roman"/>
+                <w:rFonts w:ascii="Times New Roman" w:eastAsia="DFKai-SB" w:hAnsi="Times New Roman"/>
                 <w:sz w:val="28"/>
               </w:rPr>
             </w:pPr>
@@ -8780,7 +9220,7 @@
               <w:jc w:val="center"/>
               <w:textAlignment w:val="center"/>
               <w:rPr>
-                <w:rFonts w:ascii="Times New Roman" w:eastAsia="標楷體" w:hAnsi="Times New Roman"/>
+                <w:rFonts w:ascii="Times New Roman" w:eastAsia="DFKai-SB" w:hAnsi="Times New Roman"/>
                 <w:sz w:val="28"/>
               </w:rPr>
             </w:pPr>
@@ -8800,7 +9240,7 @@
               <w:jc w:val="center"/>
               <w:textAlignment w:val="center"/>
               <w:rPr>
-                <w:rFonts w:ascii="Times New Roman" w:eastAsia="標楷體" w:hAnsi="Times New Roman"/>
+                <w:rFonts w:ascii="Times New Roman" w:eastAsia="DFKai-SB" w:hAnsi="Times New Roman"/>
                 <w:sz w:val="28"/>
               </w:rPr>
             </w:pPr>
@@ -8825,16 +9265,32 @@
               <w:jc w:val="both"/>
               <w:textAlignment w:val="center"/>
               <w:rPr>
-                <w:rFonts w:ascii="Times New Roman" w:eastAsia="標楷體" w:hAnsi="Times New Roman"/>
+                <w:rFonts w:ascii="Times New Roman" w:eastAsia="DFKai-SB" w:hAnsi="Times New Roman"/>
                 <w:sz w:val="28"/>
               </w:rPr>
             </w:pPr>
             <w:r>
               <w:rPr>
-                <w:rFonts w:ascii="Times New Roman" w:eastAsia="標楷體" w:hAnsi="Times New Roman" w:hint="eastAsia"/>
-                <w:sz w:val="28"/>
-              </w:rPr>
-              <w:t>圖書精準分類</w:t>
+                <w:rFonts w:ascii="Times New Roman" w:eastAsia="DFKai-SB" w:hAnsi="Times New Roman" w:hint="eastAsia"/>
+                <w:sz w:val="28"/>
+              </w:rPr>
+              <w:t>圖書精</w:t>
+            </w:r>
+            <w:proofErr w:type="gramStart"/>
+            <w:r>
+              <w:rPr>
+                <w:rFonts w:ascii="Times New Roman" w:eastAsia="DFKai-SB" w:hAnsi="Times New Roman" w:hint="eastAsia"/>
+                <w:sz w:val="28"/>
+              </w:rPr>
+              <w:t>準</w:t>
+            </w:r>
+            <w:proofErr w:type="gramEnd"/>
+            <w:r>
+              <w:rPr>
+                <w:rFonts w:ascii="Times New Roman" w:eastAsia="DFKai-SB" w:hAnsi="Times New Roman" w:hint="eastAsia"/>
+                <w:sz w:val="28"/>
+              </w:rPr>
+              <w:t>分類</w:t>
             </w:r>
           </w:p>
         </w:tc>
@@ -8852,13 +9308,13 @@
               <w:jc w:val="center"/>
               <w:textAlignment w:val="center"/>
               <w:rPr>
-                <w:rFonts w:ascii="Times New Roman" w:eastAsia="標楷體" w:hAnsi="Times New Roman"/>
+                <w:rFonts w:ascii="Times New Roman" w:eastAsia="DFKai-SB" w:hAnsi="Times New Roman"/>
                 <w:sz w:val="28"/>
               </w:rPr>
             </w:pPr>
             <w:r>
               <w:rPr>
-                <w:rFonts w:ascii="Times New Roman" w:eastAsia="標楷體" w:hAnsi="Times New Roman" w:hint="eastAsia"/>
+                <w:rFonts w:ascii="Times New Roman" w:eastAsia="DFKai-SB" w:hAnsi="Times New Roman" w:hint="eastAsia"/>
                 <w:sz w:val="28"/>
               </w:rPr>
               <w:t>V</w:t>
@@ -8879,7 +9335,7 @@
               <w:jc w:val="center"/>
               <w:textAlignment w:val="center"/>
               <w:rPr>
-                <w:rFonts w:ascii="Times New Roman" w:eastAsia="標楷體" w:hAnsi="Times New Roman"/>
+                <w:rFonts w:ascii="Times New Roman" w:eastAsia="DFKai-SB" w:hAnsi="Times New Roman"/>
                 <w:sz w:val="28"/>
               </w:rPr>
             </w:pPr>
@@ -8897,13 +9353,13 @@
               <w:jc w:val="center"/>
               <w:textAlignment w:val="center"/>
               <w:rPr>
-                <w:rFonts w:ascii="Times New Roman" w:eastAsia="標楷體" w:hAnsi="Times New Roman"/>
+                <w:rFonts w:ascii="Times New Roman" w:eastAsia="DFKai-SB" w:hAnsi="Times New Roman"/>
                 <w:sz w:val="28"/>
               </w:rPr>
             </w:pPr>
             <w:r>
               <w:rPr>
-                <w:rFonts w:ascii="Times New Roman" w:eastAsia="標楷體" w:hAnsi="Times New Roman" w:hint="eastAsia"/>
+                <w:rFonts w:ascii="Times New Roman" w:eastAsia="DFKai-SB" w:hAnsi="Times New Roman" w:hint="eastAsia"/>
                 <w:sz w:val="28"/>
               </w:rPr>
               <w:t>V</w:t>
@@ -8922,7 +9378,7 @@
               <w:jc w:val="center"/>
               <w:textAlignment w:val="center"/>
               <w:rPr>
-                <w:rFonts w:ascii="Times New Roman" w:eastAsia="標楷體" w:hAnsi="Times New Roman"/>
+                <w:rFonts w:ascii="Times New Roman" w:eastAsia="DFKai-SB" w:hAnsi="Times New Roman"/>
                 <w:sz w:val="28"/>
               </w:rPr>
             </w:pPr>
@@ -8941,7 +9397,7 @@
               <w:jc w:val="center"/>
               <w:textAlignment w:val="center"/>
               <w:rPr>
-                <w:rFonts w:ascii="Times New Roman" w:eastAsia="標楷體" w:hAnsi="Times New Roman"/>
+                <w:rFonts w:ascii="Times New Roman" w:eastAsia="DFKai-SB" w:hAnsi="Times New Roman"/>
                 <w:sz w:val="28"/>
               </w:rPr>
             </w:pPr>
@@ -8966,13 +9422,13 @@
               <w:jc w:val="both"/>
               <w:textAlignment w:val="center"/>
               <w:rPr>
-                <w:rFonts w:ascii="Times New Roman" w:eastAsia="標楷體" w:hAnsi="Times New Roman"/>
+                <w:rFonts w:ascii="Times New Roman" w:eastAsia="DFKai-SB" w:hAnsi="Times New Roman"/>
                 <w:sz w:val="28"/>
               </w:rPr>
             </w:pPr>
             <w:r>
               <w:rPr>
-                <w:rFonts w:ascii="Times New Roman" w:eastAsia="標楷體" w:hAnsi="Times New Roman" w:hint="eastAsia"/>
+                <w:rFonts w:ascii="Times New Roman" w:eastAsia="DFKai-SB" w:hAnsi="Times New Roman" w:hint="eastAsia"/>
                 <w:sz w:val="28"/>
               </w:rPr>
               <w:t>代幣化交易</w:t>
@@ -8993,13 +9449,13 @@
               <w:jc w:val="center"/>
               <w:textAlignment w:val="center"/>
               <w:rPr>
-                <w:rFonts w:ascii="Times New Roman" w:eastAsia="標楷體" w:hAnsi="Times New Roman"/>
+                <w:rFonts w:ascii="Times New Roman" w:eastAsia="DFKai-SB" w:hAnsi="Times New Roman"/>
                 <w:sz w:val="28"/>
               </w:rPr>
             </w:pPr>
             <w:r>
               <w:rPr>
-                <w:rFonts w:ascii="Times New Roman" w:eastAsia="標楷體" w:hAnsi="Times New Roman" w:hint="eastAsia"/>
+                <w:rFonts w:ascii="Times New Roman" w:eastAsia="DFKai-SB" w:hAnsi="Times New Roman" w:hint="eastAsia"/>
                 <w:sz w:val="28"/>
               </w:rPr>
               <w:t>V</w:t>
@@ -9020,7 +9476,7 @@
               <w:jc w:val="center"/>
               <w:textAlignment w:val="center"/>
               <w:rPr>
-                <w:rFonts w:ascii="Times New Roman" w:eastAsia="標楷體" w:hAnsi="Times New Roman"/>
+                <w:rFonts w:ascii="Times New Roman" w:eastAsia="DFKai-SB" w:hAnsi="Times New Roman"/>
                 <w:sz w:val="28"/>
               </w:rPr>
             </w:pPr>
@@ -9038,7 +9494,7 @@
               <w:jc w:val="center"/>
               <w:textAlignment w:val="center"/>
               <w:rPr>
-                <w:rFonts w:ascii="Times New Roman" w:eastAsia="標楷體" w:hAnsi="Times New Roman"/>
+                <w:rFonts w:ascii="Times New Roman" w:eastAsia="DFKai-SB" w:hAnsi="Times New Roman"/>
                 <w:sz w:val="28"/>
               </w:rPr>
             </w:pPr>
@@ -9056,7 +9512,7 @@
               <w:jc w:val="center"/>
               <w:textAlignment w:val="center"/>
               <w:rPr>
-                <w:rFonts w:ascii="Times New Roman" w:eastAsia="標楷體" w:hAnsi="Times New Roman"/>
+                <w:rFonts w:ascii="Times New Roman" w:eastAsia="DFKai-SB" w:hAnsi="Times New Roman"/>
                 <w:sz w:val="28"/>
               </w:rPr>
             </w:pPr>
@@ -9075,7 +9531,7 @@
               <w:jc w:val="center"/>
               <w:textAlignment w:val="center"/>
               <w:rPr>
-                <w:rFonts w:ascii="Times New Roman" w:eastAsia="標楷體" w:hAnsi="Times New Roman"/>
+                <w:rFonts w:ascii="Times New Roman" w:eastAsia="DFKai-SB" w:hAnsi="Times New Roman"/>
                 <w:sz w:val="28"/>
               </w:rPr>
             </w:pPr>
@@ -9100,13 +9556,13 @@
               <w:jc w:val="both"/>
               <w:textAlignment w:val="center"/>
               <w:rPr>
-                <w:rFonts w:ascii="Times New Roman" w:eastAsia="標楷體" w:hAnsi="Times New Roman"/>
+                <w:rFonts w:ascii="Times New Roman" w:eastAsia="DFKai-SB" w:hAnsi="Times New Roman"/>
                 <w:sz w:val="28"/>
               </w:rPr>
             </w:pPr>
             <w:r>
               <w:rPr>
-                <w:rFonts w:ascii="Times New Roman" w:eastAsia="標楷體" w:hAnsi="Times New Roman" w:hint="eastAsia"/>
+                <w:rFonts w:ascii="Times New Roman" w:eastAsia="DFKai-SB" w:hAnsi="Times New Roman" w:hint="eastAsia"/>
                 <w:sz w:val="28"/>
               </w:rPr>
               <w:t>即時付款</w:t>
@@ -9127,13 +9583,13 @@
               <w:jc w:val="center"/>
               <w:textAlignment w:val="center"/>
               <w:rPr>
-                <w:rFonts w:ascii="Times New Roman" w:eastAsia="標楷體" w:hAnsi="Times New Roman"/>
+                <w:rFonts w:ascii="Times New Roman" w:eastAsia="DFKai-SB" w:hAnsi="Times New Roman"/>
                 <w:sz w:val="28"/>
               </w:rPr>
             </w:pPr>
             <w:r>
               <w:rPr>
-                <w:rFonts w:ascii="Times New Roman" w:eastAsia="標楷體" w:hAnsi="Times New Roman" w:hint="eastAsia"/>
+                <w:rFonts w:ascii="Times New Roman" w:eastAsia="DFKai-SB" w:hAnsi="Times New Roman" w:hint="eastAsia"/>
                 <w:sz w:val="28"/>
               </w:rPr>
               <w:t>V</w:t>
@@ -9154,13 +9610,13 @@
               <w:jc w:val="center"/>
               <w:textAlignment w:val="center"/>
               <w:rPr>
-                <w:rFonts w:ascii="Times New Roman" w:eastAsia="標楷體" w:hAnsi="Times New Roman"/>
+                <w:rFonts w:ascii="Times New Roman" w:eastAsia="DFKai-SB" w:hAnsi="Times New Roman"/>
                 <w:sz w:val="28"/>
               </w:rPr>
             </w:pPr>
             <w:r>
               <w:rPr>
-                <w:rFonts w:ascii="Times New Roman" w:eastAsia="標楷體" w:hAnsi="Times New Roman" w:hint="eastAsia"/>
+                <w:rFonts w:ascii="Times New Roman" w:eastAsia="DFKai-SB" w:hAnsi="Times New Roman" w:hint="eastAsia"/>
                 <w:sz w:val="28"/>
               </w:rPr>
               <w:t>V</w:t>
@@ -9179,13 +9635,13 @@
               <w:jc w:val="center"/>
               <w:textAlignment w:val="center"/>
               <w:rPr>
-                <w:rFonts w:ascii="Times New Roman" w:eastAsia="標楷體" w:hAnsi="Times New Roman"/>
+                <w:rFonts w:ascii="Times New Roman" w:eastAsia="DFKai-SB" w:hAnsi="Times New Roman"/>
                 <w:sz w:val="28"/>
               </w:rPr>
             </w:pPr>
             <w:r>
               <w:rPr>
-                <w:rFonts w:ascii="Times New Roman" w:eastAsia="標楷體" w:hAnsi="Times New Roman" w:hint="eastAsia"/>
+                <w:rFonts w:ascii="Times New Roman" w:eastAsia="DFKai-SB" w:hAnsi="Times New Roman" w:hint="eastAsia"/>
                 <w:sz w:val="28"/>
               </w:rPr>
               <w:t>V</w:t>
@@ -9204,7 +9660,7 @@
               <w:jc w:val="center"/>
               <w:textAlignment w:val="center"/>
               <w:rPr>
-                <w:rFonts w:ascii="Times New Roman" w:eastAsia="標楷體" w:hAnsi="Times New Roman"/>
+                <w:rFonts w:ascii="Times New Roman" w:eastAsia="DFKai-SB" w:hAnsi="Times New Roman"/>
                 <w:sz w:val="28"/>
               </w:rPr>
             </w:pPr>
@@ -9223,7 +9679,7 @@
               <w:jc w:val="center"/>
               <w:textAlignment w:val="center"/>
               <w:rPr>
-                <w:rFonts w:ascii="Times New Roman" w:eastAsia="標楷體" w:hAnsi="Times New Roman"/>
+                <w:rFonts w:ascii="Times New Roman" w:eastAsia="DFKai-SB" w:hAnsi="Times New Roman"/>
                 <w:sz w:val="28"/>
               </w:rPr>
             </w:pPr>
@@ -9248,13 +9704,13 @@
               <w:jc w:val="both"/>
               <w:textAlignment w:val="center"/>
               <w:rPr>
-                <w:rFonts w:ascii="Times New Roman" w:eastAsia="標楷體" w:hAnsi="Times New Roman"/>
+                <w:rFonts w:ascii="Times New Roman" w:eastAsia="DFKai-SB" w:hAnsi="Times New Roman"/>
                 <w:sz w:val="28"/>
               </w:rPr>
             </w:pPr>
             <w:r>
               <w:rPr>
-                <w:rFonts w:ascii="Times New Roman" w:eastAsia="標楷體" w:hAnsi="Times New Roman" w:hint="eastAsia"/>
+                <w:rFonts w:ascii="Times New Roman" w:eastAsia="DFKai-SB" w:hAnsi="Times New Roman" w:hint="eastAsia"/>
                 <w:sz w:val="28"/>
               </w:rPr>
               <w:t>會員等級</w:t>
@@ -9275,13 +9731,13 @@
               <w:jc w:val="center"/>
               <w:textAlignment w:val="center"/>
               <w:rPr>
-                <w:rFonts w:ascii="Times New Roman" w:eastAsia="標楷體" w:hAnsi="Times New Roman"/>
+                <w:rFonts w:ascii="Times New Roman" w:eastAsia="DFKai-SB" w:hAnsi="Times New Roman"/>
                 <w:sz w:val="28"/>
               </w:rPr>
             </w:pPr>
             <w:r>
               <w:rPr>
-                <w:rFonts w:ascii="Times New Roman" w:eastAsia="標楷體" w:hAnsi="Times New Roman" w:hint="eastAsia"/>
+                <w:rFonts w:ascii="Times New Roman" w:eastAsia="DFKai-SB" w:hAnsi="Times New Roman" w:hint="eastAsia"/>
                 <w:sz w:val="28"/>
               </w:rPr>
               <w:t>V</w:t>
@@ -9302,13 +9758,13 @@
               <w:jc w:val="center"/>
               <w:textAlignment w:val="center"/>
               <w:rPr>
-                <w:rFonts w:ascii="Times New Roman" w:eastAsia="標楷體" w:hAnsi="Times New Roman"/>
+                <w:rFonts w:ascii="Times New Roman" w:eastAsia="DFKai-SB" w:hAnsi="Times New Roman"/>
                 <w:sz w:val="28"/>
               </w:rPr>
             </w:pPr>
             <w:r>
               <w:rPr>
-                <w:rFonts w:ascii="Times New Roman" w:eastAsia="標楷體" w:hAnsi="Times New Roman" w:hint="eastAsia"/>
+                <w:rFonts w:ascii="Times New Roman" w:eastAsia="DFKai-SB" w:hAnsi="Times New Roman" w:hint="eastAsia"/>
                 <w:sz w:val="28"/>
               </w:rPr>
               <w:t>V</w:t>
@@ -9327,7 +9783,7 @@
               <w:jc w:val="center"/>
               <w:textAlignment w:val="center"/>
               <w:rPr>
-                <w:rFonts w:ascii="Times New Roman" w:eastAsia="標楷體" w:hAnsi="Times New Roman"/>
+                <w:rFonts w:ascii="Times New Roman" w:eastAsia="DFKai-SB" w:hAnsi="Times New Roman"/>
                 <w:sz w:val="28"/>
               </w:rPr>
             </w:pPr>
@@ -9345,7 +9801,7 @@
               <w:jc w:val="center"/>
               <w:textAlignment w:val="center"/>
               <w:rPr>
-                <w:rFonts w:ascii="Times New Roman" w:eastAsia="標楷體" w:hAnsi="Times New Roman"/>
+                <w:rFonts w:ascii="Times New Roman" w:eastAsia="DFKai-SB" w:hAnsi="Times New Roman"/>
                 <w:sz w:val="28"/>
               </w:rPr>
             </w:pPr>
@@ -9365,7 +9821,7 @@
               <w:jc w:val="center"/>
               <w:textAlignment w:val="center"/>
               <w:rPr>
-                <w:rFonts w:ascii="Times New Roman" w:eastAsia="標楷體" w:hAnsi="Times New Roman"/>
+                <w:rFonts w:ascii="Times New Roman" w:eastAsia="DFKai-SB" w:hAnsi="Times New Roman"/>
                 <w:sz w:val="28"/>
               </w:rPr>
             </w:pPr>
@@ -9390,13 +9846,13 @@
               <w:jc w:val="both"/>
               <w:textAlignment w:val="center"/>
               <w:rPr>
-                <w:rFonts w:ascii="Times New Roman" w:eastAsia="標楷體" w:hAnsi="Times New Roman"/>
+                <w:rFonts w:ascii="Times New Roman" w:eastAsia="DFKai-SB" w:hAnsi="Times New Roman"/>
                 <w:sz w:val="28"/>
               </w:rPr>
             </w:pPr>
             <w:r>
               <w:rPr>
-                <w:rFonts w:ascii="Times New Roman" w:eastAsia="標楷體" w:hAnsi="Times New Roman" w:hint="eastAsia"/>
+                <w:rFonts w:ascii="Times New Roman" w:eastAsia="DFKai-SB" w:hAnsi="Times New Roman" w:hint="eastAsia"/>
                 <w:sz w:val="28"/>
               </w:rPr>
               <w:t>個人化推薦</w:t>
@@ -9417,13 +9873,13 @@
               <w:jc w:val="center"/>
               <w:textAlignment w:val="center"/>
               <w:rPr>
-                <w:rFonts w:ascii="Times New Roman" w:eastAsia="標楷體" w:hAnsi="Times New Roman"/>
+                <w:rFonts w:ascii="Times New Roman" w:eastAsia="DFKai-SB" w:hAnsi="Times New Roman"/>
                 <w:sz w:val="28"/>
               </w:rPr>
             </w:pPr>
             <w:r>
               <w:rPr>
-                <w:rFonts w:ascii="Times New Roman" w:eastAsia="標楷體" w:hAnsi="Times New Roman" w:hint="eastAsia"/>
+                <w:rFonts w:ascii="Times New Roman" w:eastAsia="DFKai-SB" w:hAnsi="Times New Roman" w:hint="eastAsia"/>
                 <w:sz w:val="28"/>
               </w:rPr>
               <w:t>V</w:t>
@@ -9444,13 +9900,13 @@
               <w:jc w:val="center"/>
               <w:textAlignment w:val="center"/>
               <w:rPr>
-                <w:rFonts w:ascii="Times New Roman" w:eastAsia="標楷體" w:hAnsi="Times New Roman"/>
+                <w:rFonts w:ascii="Times New Roman" w:eastAsia="DFKai-SB" w:hAnsi="Times New Roman"/>
                 <w:sz w:val="28"/>
               </w:rPr>
             </w:pPr>
             <w:r>
               <w:rPr>
-                <w:rFonts w:ascii="Times New Roman" w:eastAsia="標楷體" w:hAnsi="Times New Roman" w:hint="eastAsia"/>
+                <w:rFonts w:ascii="Times New Roman" w:eastAsia="DFKai-SB" w:hAnsi="Times New Roman" w:hint="eastAsia"/>
                 <w:sz w:val="28"/>
               </w:rPr>
               <w:t>V</w:t>
@@ -9469,13 +9925,13 @@
               <w:jc w:val="center"/>
               <w:textAlignment w:val="center"/>
               <w:rPr>
-                <w:rFonts w:ascii="Times New Roman" w:eastAsia="標楷體" w:hAnsi="Times New Roman"/>
+                <w:rFonts w:ascii="Times New Roman" w:eastAsia="DFKai-SB" w:hAnsi="Times New Roman"/>
                 <w:sz w:val="28"/>
               </w:rPr>
             </w:pPr>
             <w:r>
               <w:rPr>
-                <w:rFonts w:ascii="Times New Roman" w:eastAsia="標楷體" w:hAnsi="Times New Roman" w:hint="eastAsia"/>
+                <w:rFonts w:ascii="Times New Roman" w:eastAsia="DFKai-SB" w:hAnsi="Times New Roman" w:hint="eastAsia"/>
                 <w:sz w:val="28"/>
               </w:rPr>
               <w:t>V</w:t>
@@ -9494,13 +9950,13 @@
               <w:jc w:val="center"/>
               <w:textAlignment w:val="center"/>
               <w:rPr>
-                <w:rFonts w:ascii="Times New Roman" w:eastAsia="標楷體" w:hAnsi="Times New Roman"/>
+                <w:rFonts w:ascii="Times New Roman" w:eastAsia="DFKai-SB" w:hAnsi="Times New Roman"/>
                 <w:sz w:val="28"/>
               </w:rPr>
             </w:pPr>
             <w:r>
               <w:rPr>
-                <w:rFonts w:ascii="Times New Roman" w:eastAsia="標楷體" w:hAnsi="Times New Roman" w:hint="eastAsia"/>
+                <w:rFonts w:ascii="Times New Roman" w:eastAsia="DFKai-SB" w:hAnsi="Times New Roman" w:hint="eastAsia"/>
                 <w:sz w:val="28"/>
               </w:rPr>
               <w:t>V</w:t>
@@ -9521,7 +9977,7 @@
               <w:jc w:val="center"/>
               <w:textAlignment w:val="center"/>
               <w:rPr>
-                <w:rFonts w:ascii="Times New Roman" w:eastAsia="標楷體" w:hAnsi="Times New Roman"/>
+                <w:rFonts w:ascii="Times New Roman" w:eastAsia="DFKai-SB" w:hAnsi="Times New Roman"/>
                 <w:sz w:val="28"/>
               </w:rPr>
             </w:pPr>
@@ -9563,14 +10019,44 @@
         <w:rPr>
           <w:rFonts w:hint="eastAsia"/>
         </w:rPr>
-        <w:t>掃描快速上架機制與圖書精準分類，交易流程較為繁雜。旋轉拍賣雖然具備圖書精準分類與即時付款等功能，但在書籍上架過程較為耗時，且未支援實體智取櫃與代幣交易模式。</w:t>
-      </w:r>
+        <w:t>掃描快速上架機制與圖書精</w:t>
+      </w:r>
+      <w:proofErr w:type="gramStart"/>
+      <w:r>
+        <w:rPr>
+          <w:rFonts w:hint="eastAsia"/>
+        </w:rPr>
+        <w:t>準</w:t>
+      </w:r>
+      <w:proofErr w:type="gramEnd"/>
+      <w:r>
+        <w:rPr>
+          <w:rFonts w:hint="eastAsia"/>
+        </w:rPr>
+        <w:t>分類，交易流程較為繁雜。旋轉拍賣雖然具備圖書精</w:t>
+      </w:r>
+      <w:proofErr w:type="gramStart"/>
+      <w:r>
+        <w:rPr>
+          <w:rFonts w:hint="eastAsia"/>
+        </w:rPr>
+        <w:t>準</w:t>
+      </w:r>
+      <w:proofErr w:type="gramEnd"/>
+      <w:r>
+        <w:rPr>
+          <w:rFonts w:hint="eastAsia"/>
+        </w:rPr>
+        <w:t>分類與即時付款等功能，但在書籍上架過程較為耗時，且未支援實體智取櫃與代幣交易模式。</w:t>
+      </w:r>
+      <w:proofErr w:type="gramStart"/>
       <w:r>
         <w:rPr>
           <w:rFonts w:hint="eastAsia"/>
         </w:rPr>
         <w:t>臉書</w:t>
       </w:r>
+      <w:proofErr w:type="gramEnd"/>
       <w:r>
         <w:rPr>
           <w:rFonts w:hint="eastAsia"/>
@@ -9593,20 +10079,52 @@
         <w:rPr>
           <w:rFonts w:hint="eastAsia"/>
         </w:rPr>
-        <w:t>社團雖具備即時互動性與個人化推薦，但缺乏即時付款機制，無法進行即時線上交易成為最大硬傷。</w:t>
-      </w:r>
+        <w:t>社團雖具備即時互動性與個人化推薦，但缺乏即時付款機制，無法進行</w:t>
+      </w:r>
+      <w:proofErr w:type="gramStart"/>
+      <w:r>
+        <w:rPr>
+          <w:rFonts w:hint="eastAsia"/>
+        </w:rPr>
+        <w:t>即時線上交易</w:t>
+      </w:r>
+      <w:proofErr w:type="gramEnd"/>
+      <w:r>
+        <w:rPr>
+          <w:rFonts w:hint="eastAsia"/>
+        </w:rPr>
+        <w:t>成為</w:t>
+      </w:r>
+      <w:proofErr w:type="gramStart"/>
+      <w:r>
+        <w:rPr>
+          <w:rFonts w:hint="eastAsia"/>
+        </w:rPr>
+        <w:t>最大硬傷</w:t>
+      </w:r>
+      <w:proofErr w:type="gramEnd"/>
+      <w:r>
+        <w:rPr>
+          <w:rFonts w:hint="eastAsia"/>
+        </w:rPr>
+        <w:t>。</w:t>
+      </w:r>
+      <w:proofErr w:type="spellStart"/>
       <w:r>
         <w:rPr>
           <w:rFonts w:hint="eastAsia"/>
         </w:rPr>
         <w:t>Dcard</w:t>
       </w:r>
+      <w:proofErr w:type="spellEnd"/>
+      <w:proofErr w:type="gramStart"/>
       <w:r>
         <w:rPr>
           <w:rFonts w:hint="eastAsia"/>
         </w:rPr>
         <w:t>本質上為社群論壇，儘管設有二手買賣版供使用者交流，但因非專屬之交易平台，其功能過於精簡，僅提供即時聊天，缺乏圖書精準分類、即時線上付款與個人化推薦等完整的輔助機制。</w:t>
       </w:r>
+      <w:proofErr w:type="gramEnd"/>
     </w:p>
     <w:p>
       <w:pPr>
@@ -9631,7 +10149,21 @@
         <w:rPr>
           <w:rFonts w:hint="eastAsia"/>
         </w:rPr>
-        <w:t>的受訪者表示「家裡空間不足、想清空但懶得處理」為最大困擾，其次為寄送流程繁瑣（</w:t>
+        <w:t>的受訪者表示「家裡空間不足、想</w:t>
+      </w:r>
+      <w:proofErr w:type="gramStart"/>
+      <w:r>
+        <w:rPr>
+          <w:rFonts w:hint="eastAsia"/>
+        </w:rPr>
+        <w:t>清空但懶得</w:t>
+      </w:r>
+      <w:proofErr w:type="gramEnd"/>
+      <w:r>
+        <w:rPr>
+          <w:rFonts w:hint="eastAsia"/>
+        </w:rPr>
+        <w:t>處理」為最大困擾，其次為寄送流程繁瑣（</w:t>
       </w:r>
       <w:r>
         <w:rPr>
@@ -9691,9 +10223,6 @@
         </w:numPr>
         <w:spacing w:before="120"/>
         <w:jc w:val="center"/>
-        <w:rPr>
-          <w:color w:val="EE0000"/>
-        </w:rPr>
       </w:pPr>
       <w:r>
         <w:rPr>
@@ -9701,7 +10230,7 @@
           <w:color w:val="EE0000"/>
         </w:rPr>
         <w:drawing>
-          <wp:inline distT="0" distB="0" distL="0" distR="0" wp14:anchorId="611E101F" wp14:editId="122CEC6F">
+          <wp:inline distT="0" distB="0" distL="0" distR="0" wp14:anchorId="611E101F" wp14:editId="086CB164">
             <wp:extent cx="5596344" cy="1891636"/>
             <wp:effectExtent l="19050" t="19050" r="23495" b="13970"/>
             <wp:docPr id="1246348825" name="圖片 4"/>
@@ -9779,7 +10308,7 @@
       <w:pPr>
         <w:pStyle w:val="afb"/>
       </w:pPr>
-      <w:bookmarkStart w:id="10" w:name="_Toc226934565"/>
+      <w:bookmarkStart w:id="10" w:name="_Toc227014306"/>
       <w:r>
         <w:rPr>
           <w:rFonts w:hint="eastAsia"/>
@@ -9889,9 +10418,6 @@
           <w:numId w:val="0"/>
         </w:numPr>
         <w:jc w:val="center"/>
-        <w:rPr>
-          <w:color w:val="EE0000"/>
-        </w:rPr>
       </w:pPr>
       <w:r>
         <w:rPr>
@@ -9899,7 +10425,7 @@
           <w:color w:val="EE0000"/>
         </w:rPr>
         <w:drawing>
-          <wp:inline distT="0" distB="0" distL="0" distR="0" wp14:anchorId="5214411C" wp14:editId="0E5C9E2D">
+          <wp:inline distT="0" distB="0" distL="0" distR="0" wp14:anchorId="5214411C" wp14:editId="5672AD3C">
             <wp:extent cx="5578806" cy="1925756"/>
             <wp:effectExtent l="19050" t="19050" r="22225" b="17780"/>
             <wp:docPr id="214552384" name="圖片 5"/>
@@ -9977,7 +10503,7 @@
       <w:pPr>
         <w:pStyle w:val="afb"/>
       </w:pPr>
-      <w:bookmarkStart w:id="11" w:name="_Toc226934566"/>
+      <w:bookmarkStart w:id="11" w:name="_Toc227014307"/>
       <w:r>
         <w:rPr>
           <w:rFonts w:hint="eastAsia"/>
@@ -10081,9 +10607,6 @@
           <w:numId w:val="0"/>
         </w:numPr>
         <w:jc w:val="center"/>
-        <w:rPr>
-          <w:color w:val="EE0000"/>
-        </w:rPr>
       </w:pPr>
       <w:r>
         <w:rPr>
@@ -10169,7 +10692,7 @@
       <w:pPr>
         <w:pStyle w:val="afb"/>
       </w:pPr>
-      <w:bookmarkStart w:id="12" w:name="_Toc226934567"/>
+      <w:bookmarkStart w:id="12" w:name="_Toc227014308"/>
       <w:r>
         <w:rPr>
           <w:rFonts w:hint="eastAsia"/>
@@ -10371,7 +10894,7 @@
         </w:rPr>
         <w:lastRenderedPageBreak/>
         <w:drawing>
-          <wp:inline distT="0" distB="0" distL="0" distR="0" wp14:anchorId="68960B63" wp14:editId="77FF8097">
+          <wp:inline distT="0" distB="0" distL="0" distR="0" wp14:anchorId="68960B63" wp14:editId="23357FC0">
             <wp:extent cx="5794896" cy="2055809"/>
             <wp:effectExtent l="19050" t="19050" r="15875" b="20955"/>
             <wp:docPr id="659161396" name="圖片 9"/>
@@ -10449,7 +10972,7 @@
       <w:pPr>
         <w:pStyle w:val="afb"/>
       </w:pPr>
-      <w:bookmarkStart w:id="13" w:name="_Toc226934568"/>
+      <w:bookmarkStart w:id="13" w:name="_Toc227014309"/>
       <w:r>
         <w:rPr>
           <w:rFonts w:hint="eastAsia"/>
@@ -10571,7 +11094,7 @@
           <w:noProof/>
         </w:rPr>
         <w:drawing>
-          <wp:inline distT="0" distB="0" distL="0" distR="0" wp14:anchorId="6C1EFDA4" wp14:editId="1C049CC9">
+          <wp:inline distT="0" distB="0" distL="0" distR="0" wp14:anchorId="6C1EFDA4" wp14:editId="161448B2">
             <wp:extent cx="5794375" cy="2051501"/>
             <wp:effectExtent l="19050" t="19050" r="15875" b="25400"/>
             <wp:docPr id="278636936" name="圖片 11"/>
@@ -10649,7 +11172,7 @@
       <w:pPr>
         <w:pStyle w:val="afb"/>
       </w:pPr>
-      <w:bookmarkStart w:id="14" w:name="_Toc226934569"/>
+      <w:bookmarkStart w:id="14" w:name="_Toc227014310"/>
       <w:r>
         <w:rPr>
           <w:rFonts w:hint="eastAsia"/>
@@ -10763,12 +11286,14 @@
         <w:spacing w:before="120"/>
         <w:ind w:firstLine="560"/>
       </w:pPr>
+      <w:proofErr w:type="gramStart"/>
       <w:r>
         <w:rPr>
           <w:rFonts w:hint="eastAsia"/>
         </w:rPr>
         <w:t>此外，</w:t>
       </w:r>
+      <w:proofErr w:type="gramEnd"/>
       <w:r>
         <w:rPr>
           <w:rFonts w:hint="eastAsia"/>
@@ -10809,7 +11334,49 @@
         <w:rPr>
           <w:rFonts w:hint="eastAsia"/>
         </w:rPr>
-        <w:t>「線上查看實體書況照片」功能對購買意願具有正面幫助，進一步確認了本系統在書況透明化設計上的必要性。</w:t>
+        <w:t>「</w:t>
+      </w:r>
+      <w:proofErr w:type="gramStart"/>
+      <w:r>
+        <w:rPr>
+          <w:rFonts w:hint="eastAsia"/>
+        </w:rPr>
+        <w:t>線上查看</w:t>
+      </w:r>
+      <w:proofErr w:type="gramEnd"/>
+      <w:r>
+        <w:rPr>
+          <w:rFonts w:hint="eastAsia"/>
+        </w:rPr>
+        <w:t>實體書</w:t>
+      </w:r>
+      <w:proofErr w:type="gramStart"/>
+      <w:r>
+        <w:rPr>
+          <w:rFonts w:hint="eastAsia"/>
+        </w:rPr>
+        <w:t>況</w:t>
+      </w:r>
+      <w:proofErr w:type="gramEnd"/>
+      <w:r>
+        <w:rPr>
+          <w:rFonts w:hint="eastAsia"/>
+        </w:rPr>
+        <w:t>照片」功能對購買意願具有正面幫助，進一步確認了本系統在書</w:t>
+      </w:r>
+      <w:proofErr w:type="gramStart"/>
+      <w:r>
+        <w:rPr>
+          <w:rFonts w:hint="eastAsia"/>
+        </w:rPr>
+        <w:t>況</w:t>
+      </w:r>
+      <w:proofErr w:type="gramEnd"/>
+      <w:r>
+        <w:rPr>
+          <w:rFonts w:hint="eastAsia"/>
+        </w:rPr>
+        <w:t>透明化設計上的必要性。</w:t>
       </w:r>
     </w:p>
     <w:p>
@@ -10829,6 +11396,9 @@
         <w:t xml:space="preserve"> </w:t>
       </w:r>
       <w:r>
+        <w:rPr>
+          <w:noProof/>
+        </w:rPr>
         <w:drawing>
           <wp:inline distT="0" distB="0" distL="0" distR="0" wp14:anchorId="7092CC3D" wp14:editId="0B5A00FB">
             <wp:extent cx="5760000" cy="2468216"/>
@@ -10900,7 +11470,7 @@
       <w:pPr>
         <w:pStyle w:val="afb"/>
       </w:pPr>
-      <w:bookmarkStart w:id="15" w:name="_Toc226934570"/>
+      <w:bookmarkStart w:id="15" w:name="_Toc227014311"/>
       <w:r>
         <w:rPr>
           <w:rFonts w:hint="eastAsia"/>
@@ -11012,7 +11582,49 @@
         <w:rPr>
           <w:rFonts w:hint="eastAsia"/>
         </w:rPr>
-        <w:t>綜合問卷結果與競品分析，現有交易管道缺乏專屬整合平台、面交與寄送流程的不便是阻礙交易的主要障礙，而使用者對實體儲物櫃方案、自助化操作及書況透明度展現出高度期待，這些發現為本系統之功能規劃與設計方向提供了明確的依據。</w:t>
+        <w:t>綜合問卷結果</w:t>
+      </w:r>
+      <w:proofErr w:type="gramStart"/>
+      <w:r>
+        <w:rPr>
+          <w:rFonts w:hint="eastAsia"/>
+        </w:rPr>
+        <w:t>與競品分析</w:t>
+      </w:r>
+      <w:proofErr w:type="gramEnd"/>
+      <w:r>
+        <w:rPr>
+          <w:rFonts w:hint="eastAsia"/>
+        </w:rPr>
+        <w:t>，現有交易管道缺乏專屬整合平台、面交與寄送流程的</w:t>
+      </w:r>
+      <w:proofErr w:type="gramStart"/>
+      <w:r>
+        <w:rPr>
+          <w:rFonts w:hint="eastAsia"/>
+        </w:rPr>
+        <w:t>不</w:t>
+      </w:r>
+      <w:proofErr w:type="gramEnd"/>
+      <w:r>
+        <w:rPr>
+          <w:rFonts w:hint="eastAsia"/>
+        </w:rPr>
+        <w:t>便是阻礙交易的主要障礙，而使用者對實體儲物櫃方案、自助化操作及書</w:t>
+      </w:r>
+      <w:proofErr w:type="gramStart"/>
+      <w:r>
+        <w:rPr>
+          <w:rFonts w:hint="eastAsia"/>
+        </w:rPr>
+        <w:t>況</w:t>
+      </w:r>
+      <w:proofErr w:type="gramEnd"/>
+      <w:r>
+        <w:rPr>
+          <w:rFonts w:hint="eastAsia"/>
+        </w:rPr>
+        <w:t>透明度展現出高度期待，這些發現為本系統之功能規劃與設計方向提供了明確的依據。</w:t>
       </w:r>
     </w:p>
     <w:p>
@@ -11087,7 +11699,35 @@
         <w:rPr>
           <w:rFonts w:hint="eastAsia"/>
         </w:rPr>
-        <w:t>保障交易安全：運用區塊鏈智慧合約進行代幣化金流託管，確保資金安全與交易透明，建立使用者信任基礎。</w:t>
+        <w:t>保障交易安全：運用</w:t>
+      </w:r>
+      <w:proofErr w:type="gramStart"/>
+      <w:r>
+        <w:rPr>
+          <w:rFonts w:hint="eastAsia"/>
+        </w:rPr>
+        <w:t>區塊鏈智慧</w:t>
+      </w:r>
+      <w:proofErr w:type="gramEnd"/>
+      <w:r>
+        <w:rPr>
+          <w:rFonts w:hint="eastAsia"/>
+        </w:rPr>
+        <w:t>合約進行</w:t>
+      </w:r>
+      <w:proofErr w:type="gramStart"/>
+      <w:r>
+        <w:rPr>
+          <w:rFonts w:hint="eastAsia"/>
+        </w:rPr>
+        <w:t>代幣化金流</w:t>
+      </w:r>
+      <w:proofErr w:type="gramEnd"/>
+      <w:r>
+        <w:rPr>
+          <w:rFonts w:hint="eastAsia"/>
+        </w:rPr>
+        <w:t>託管，確保資金安全與交易透明，建立使用者信任基礎。</w:t>
       </w:r>
     </w:p>
     <w:p>
@@ -11144,7 +11784,21 @@
         <w:rPr>
           <w:rFonts w:hint="eastAsia"/>
         </w:rPr>
-        <w:t>促進資源循環：透過平台運作，使閒置書籍得以高效媒合流通，推動校園永續發展的生態目標。</w:t>
+        <w:t>促進資源循環：透過平台運作，使閒置書籍得以高效</w:t>
+      </w:r>
+      <w:proofErr w:type="gramStart"/>
+      <w:r>
+        <w:rPr>
+          <w:rFonts w:hint="eastAsia"/>
+        </w:rPr>
+        <w:t>媒</w:t>
+      </w:r>
+      <w:proofErr w:type="gramEnd"/>
+      <w:r>
+        <w:rPr>
+          <w:rFonts w:hint="eastAsia"/>
+        </w:rPr>
+        <w:t>合流通，推動校園永續發展的生態目標。</w:t>
       </w:r>
     </w:p>
     <w:p>
@@ -11181,7 +11835,35 @@
         <w:rPr>
           <w:rFonts w:hint="eastAsia"/>
         </w:rPr>
-        <w:t>條碼掃描技術，實現二手書籍的快速上架，大幅簡化賣方的操作流程。在交易機制方面，系統導入區塊鏈智慧合約技術，建構創新的代幣化交易模式，以確保買賣雙方的資金安全與交易資訊的高度透明。此外，我們結合</w:t>
+        <w:t>條碼掃描技術，實現二手書籍的快速上架，大幅簡化賣方的操作流程。在交易機制方面，系統導入</w:t>
+      </w:r>
+      <w:proofErr w:type="gramStart"/>
+      <w:r>
+        <w:rPr>
+          <w:rFonts w:hint="eastAsia"/>
+        </w:rPr>
+        <w:t>區塊鏈智慧</w:t>
+      </w:r>
+      <w:proofErr w:type="gramEnd"/>
+      <w:r>
+        <w:rPr>
+          <w:rFonts w:hint="eastAsia"/>
+        </w:rPr>
+        <w:t>合約技術，建構創新的代幣化交易模式，以確保買賣雙方的資金安全與交易資訊的高度透明。</w:t>
+      </w:r>
+      <w:proofErr w:type="gramStart"/>
+      <w:r>
+        <w:rPr>
+          <w:rFonts w:hint="eastAsia"/>
+        </w:rPr>
+        <w:t>此外，</w:t>
+      </w:r>
+      <w:proofErr w:type="gramEnd"/>
+      <w:r>
+        <w:rPr>
+          <w:rFonts w:hint="eastAsia"/>
+        </w:rPr>
+        <w:t>我們結合</w:t>
       </w:r>
       <w:r>
         <w:rPr>
@@ -11193,7 +11875,21 @@
         <w:rPr>
           <w:rFonts w:hint="eastAsia"/>
         </w:rPr>
-        <w:t>列印與物聯網（</w:t>
+        <w:t>列印</w:t>
+      </w:r>
+      <w:proofErr w:type="gramStart"/>
+      <w:r>
+        <w:rPr>
+          <w:rFonts w:hint="eastAsia"/>
+        </w:rPr>
+        <w:t>與物聯網</w:t>
+      </w:r>
+      <w:proofErr w:type="gramEnd"/>
+      <w:r>
+        <w:rPr>
+          <w:rFonts w:hint="eastAsia"/>
+        </w:rPr>
+        <w:t>（</w:t>
       </w:r>
       <w:r>
         <w:rPr>
@@ -11217,7 +11913,21 @@
         <w:rPr>
           <w:rFonts w:hint="eastAsia"/>
         </w:rPr>
-        <w:t>小時全天候的非同步取貨服務，有效突破傳統面交的時空限制。最後，透過會員等級制度的設計，不僅能賦予使用者專屬的尊榮感，更能有效提升平台黏著度。</w:t>
+        <w:t>小時全天候的非同步取貨服務，有效突破傳統面交的時空限制。最後，透過會員等級制度的設計，不僅能賦予使用者專屬的</w:t>
+      </w:r>
+      <w:proofErr w:type="gramStart"/>
+      <w:r>
+        <w:rPr>
+          <w:rFonts w:hint="eastAsia"/>
+        </w:rPr>
+        <w:t>尊榮感</w:t>
+      </w:r>
+      <w:proofErr w:type="gramEnd"/>
+      <w:r>
+        <w:rPr>
+          <w:rFonts w:hint="eastAsia"/>
+        </w:rPr>
+        <w:t>，更能有效提升平台黏著度。</w:t>
       </w:r>
     </w:p>
     <w:p>
@@ -11534,11 +12244,19 @@
         </w:numPr>
         <w:ind w:left="964" w:hanging="482"/>
       </w:pPr>
-      <w:r>
-        <w:rPr>
-          <w:rFonts w:hint="eastAsia"/>
-        </w:rPr>
-        <w:t>物聯網與硬體整合：利用</w:t>
+      <w:proofErr w:type="gramStart"/>
+      <w:r>
+        <w:rPr>
+          <w:rFonts w:hint="eastAsia"/>
+        </w:rPr>
+        <w:t>物聯網</w:t>
+      </w:r>
+      <w:proofErr w:type="gramEnd"/>
+      <w:r>
+        <w:rPr>
+          <w:rFonts w:hint="eastAsia"/>
+        </w:rPr>
+        <w:t>與硬體整合：利用</w:t>
       </w:r>
       <w:r>
         <w:rPr>
@@ -11550,7 +12268,21 @@
         <w:rPr>
           <w:rFonts w:hint="eastAsia"/>
         </w:rPr>
-        <w:t>列印技術製作書櫃結構，具備高度客製化與低成本模組化優勢。結合微控制器與雲端後台技術，實現掃碼開櫃與存取偵測等自動化功能。</w:t>
+        <w:t>列印技術製作書櫃結構，具備高度客製化與低成本模組化優勢。結合微控制器與雲端後台技術，實現</w:t>
+      </w:r>
+      <w:proofErr w:type="gramStart"/>
+      <w:r>
+        <w:rPr>
+          <w:rFonts w:hint="eastAsia"/>
+        </w:rPr>
+        <w:t>掃碼開</w:t>
+      </w:r>
+      <w:proofErr w:type="gramEnd"/>
+      <w:r>
+        <w:rPr>
+          <w:rFonts w:hint="eastAsia"/>
+        </w:rPr>
+        <w:t>櫃與存取偵測等自動化功能。</w:t>
       </w:r>
     </w:p>
     <w:p>
@@ -11562,11 +12294,19 @@
         </w:numPr>
         <w:ind w:left="964" w:hanging="482"/>
       </w:pPr>
-      <w:r>
-        <w:rPr>
-          <w:rFonts w:hint="eastAsia"/>
-        </w:rPr>
-        <w:t>區塊鏈智慧合約：採用智慧合約進行金流託管，實現「買家付款→取貨驗證→釋放款項」之邏輯，能有效解決傳統交易中的「信任」與「詐騙」問題。</w:t>
+      <w:proofErr w:type="gramStart"/>
+      <w:r>
+        <w:rPr>
+          <w:rFonts w:hint="eastAsia"/>
+        </w:rPr>
+        <w:t>區塊鏈智慧</w:t>
+      </w:r>
+      <w:proofErr w:type="gramEnd"/>
+      <w:r>
+        <w:rPr>
+          <w:rFonts w:hint="eastAsia"/>
+        </w:rPr>
+        <w:t>合約：採用智慧合約進行金流託管，實現「買家付款→取貨驗證→釋放款項」之邏輯，能有效解決傳統交易中的「信任」與「詐騙」問題。</w:t>
       </w:r>
     </w:p>
     <w:p>
@@ -11598,7 +12338,21 @@
         <w:rPr>
           <w:rFonts w:hint="eastAsia"/>
         </w:rPr>
-        <w:t>現有痛點顯著智慧書櫃吸引力：問卷指出，若在學校或捷運站設置智慧書櫃，其即時入帳、</w:t>
+        <w:t>現有痛點顯著智慧書櫃吸引力：問卷指出，若在學校或捷運站設置智慧書櫃，其即時</w:t>
+      </w:r>
+      <w:proofErr w:type="gramStart"/>
+      <w:r>
+        <w:rPr>
+          <w:rFonts w:hint="eastAsia"/>
+        </w:rPr>
+        <w:t>入帳</w:t>
+      </w:r>
+      <w:proofErr w:type="gramEnd"/>
+      <w:r>
+        <w:rPr>
+          <w:rFonts w:hint="eastAsia"/>
+        </w:rPr>
+        <w:t>、</w:t>
       </w:r>
       <w:r>
         <w:rPr>
@@ -11610,7 +12364,21 @@
         <w:rPr>
           <w:rFonts w:hint="eastAsia"/>
         </w:rPr>
-        <w:t>小時取款、取貨以及免手打資料等功能對於轉移現有使用者具備極大吸引力。</w:t>
+        <w:t>小時取款、取貨</w:t>
+      </w:r>
+      <w:proofErr w:type="gramStart"/>
+      <w:r>
+        <w:rPr>
+          <w:rFonts w:hint="eastAsia"/>
+        </w:rPr>
+        <w:t>以及免手打</w:t>
+      </w:r>
+      <w:proofErr w:type="gramEnd"/>
+      <w:r>
+        <w:rPr>
+          <w:rFonts w:hint="eastAsia"/>
+        </w:rPr>
+        <w:t>資料等功能對於轉移現有使用者具備極大吸引力。</w:t>
       </w:r>
     </w:p>
     <w:p>
@@ -11742,7 +12510,35 @@
         <w:rPr>
           <w:rFonts w:hint="eastAsia"/>
         </w:rPr>
-        <w:t>提供「線上查看實體書況照片」功能，調查顯示此功能可顯著增加購買意願。</w:t>
+        <w:t>提供「</w:t>
+      </w:r>
+      <w:proofErr w:type="gramStart"/>
+      <w:r>
+        <w:rPr>
+          <w:rFonts w:hint="eastAsia"/>
+        </w:rPr>
+        <w:t>線上查看</w:t>
+      </w:r>
+      <w:proofErr w:type="gramEnd"/>
+      <w:r>
+        <w:rPr>
+          <w:rFonts w:hint="eastAsia"/>
+        </w:rPr>
+        <w:t>實體書</w:t>
+      </w:r>
+      <w:proofErr w:type="gramStart"/>
+      <w:r>
+        <w:rPr>
+          <w:rFonts w:hint="eastAsia"/>
+        </w:rPr>
+        <w:t>況</w:t>
+      </w:r>
+      <w:proofErr w:type="gramEnd"/>
+      <w:r>
+        <w:rPr>
+          <w:rFonts w:hint="eastAsia"/>
+        </w:rPr>
+        <w:t>照片」功能，調查顯示此功能可顯著增加購買意願。</w:t>
       </w:r>
     </w:p>
     <w:p>
@@ -11831,11 +12627,19 @@
         </w:numPr>
         <w:ind w:left="964" w:hanging="482"/>
       </w:pPr>
-      <w:r>
-        <w:rPr>
-          <w:rFonts w:hint="eastAsia"/>
-        </w:rPr>
-        <w:t>個資保護與隱私機制：嚴格遵守</w:t>
+      <w:proofErr w:type="gramStart"/>
+      <w:r>
+        <w:rPr>
+          <w:rFonts w:hint="eastAsia"/>
+        </w:rPr>
+        <w:t>個</w:t>
+      </w:r>
+      <w:proofErr w:type="gramEnd"/>
+      <w:r>
+        <w:rPr>
+          <w:rFonts w:hint="eastAsia"/>
+        </w:rPr>
+        <w:t>資保護與隱私機制：嚴格遵守</w:t>
       </w:r>
       <w:r>
         <w:rPr>
@@ -11847,7 +12651,21 @@
         <w:rPr>
           <w:rFonts w:hint="eastAsia"/>
         </w:rPr>
-        <w:t>與台灣《個人資料保護法》，系統採取分層儲存策略，區塊鏈上僅儲存交易雜湊值（</w:t>
+        <w:t>與台灣《個人資料保護法》，系統採取分層儲存策略，</w:t>
+      </w:r>
+      <w:proofErr w:type="gramStart"/>
+      <w:r>
+        <w:rPr>
+          <w:rFonts w:hint="eastAsia"/>
+        </w:rPr>
+        <w:t>區塊鏈上</w:t>
+      </w:r>
+      <w:proofErr w:type="gramEnd"/>
+      <w:r>
+        <w:rPr>
+          <w:rFonts w:hint="eastAsia"/>
+        </w:rPr>
+        <w:t>僅儲存交易雜湊值（</w:t>
       </w:r>
       <w:r>
         <w:rPr>
@@ -11859,7 +12677,21 @@
         <w:rPr>
           <w:rFonts w:hint="eastAsia"/>
         </w:rPr>
-        <w:t>）與合約邏輯，使用者敏感個資則儲存在符合加密規範之中心化資料庫中。</w:t>
+        <w:t>）與合約邏輯，使用者敏感</w:t>
+      </w:r>
+      <w:proofErr w:type="gramStart"/>
+      <w:r>
+        <w:rPr>
+          <w:rFonts w:hint="eastAsia"/>
+        </w:rPr>
+        <w:t>個</w:t>
+      </w:r>
+      <w:proofErr w:type="gramEnd"/>
+      <w:r>
+        <w:rPr>
+          <w:rFonts w:hint="eastAsia"/>
+        </w:rPr>
+        <w:t>資則儲存在符合加密規範之中心化資料庫中。</w:t>
       </w:r>
     </w:p>
     <w:p>
@@ -11875,7 +12707,21 @@
         <w:rPr>
           <w:rFonts w:hint="eastAsia"/>
         </w:rPr>
-        <w:t>金流託管合規化：本系統之代幣或金流託管僅作為「交易履約保證」，不涉及吸金或非法集資，並計畫在未來擴充時，導入第三方支付機制以符合金融法規要求。</w:t>
+        <w:t>金流託管合</w:t>
+      </w:r>
+      <w:proofErr w:type="gramStart"/>
+      <w:r>
+        <w:rPr>
+          <w:rFonts w:hint="eastAsia"/>
+        </w:rPr>
+        <w:t>規</w:t>
+      </w:r>
+      <w:proofErr w:type="gramEnd"/>
+      <w:r>
+        <w:rPr>
+          <w:rFonts w:hint="eastAsia"/>
+        </w:rPr>
+        <w:t>化：本系統之代幣或金流託管僅作為「交易履約保證」，不涉及吸金或非法集資，並計畫在未來擴充時，導入第三方支付機制以符合金融法規要求。</w:t>
       </w:r>
     </w:p>
     <w:p>
@@ -11891,7 +12737,21 @@
         <w:rPr>
           <w:rFonts w:hint="eastAsia"/>
         </w:rPr>
-        <w:t>爭議處理條款：於智慧合約中設計「爭議凍結期」，若買家發現書況與照片嚴重不符，可申請凍結款項，並由系統平台介入調解，保障消費者權益。</w:t>
+        <w:t>爭議處理條款：於智慧合約中設計「爭議凍結期」，若買家發現書</w:t>
+      </w:r>
+      <w:proofErr w:type="gramStart"/>
+      <w:r>
+        <w:rPr>
+          <w:rFonts w:hint="eastAsia"/>
+        </w:rPr>
+        <w:t>況</w:t>
+      </w:r>
+      <w:proofErr w:type="gramEnd"/>
+      <w:r>
+        <w:rPr>
+          <w:rFonts w:hint="eastAsia"/>
+        </w:rPr>
+        <w:t>與照片嚴重不符，可申請凍結款項，並由系統平台介入調解，保障消費者權益。</w:t>
       </w:r>
     </w:p>
     <w:p>
@@ -11919,7 +12779,7 @@
       <w:pPr>
         <w:pStyle w:val="afb"/>
       </w:pPr>
-      <w:bookmarkStart w:id="21" w:name="_Toc226934191"/>
+      <w:bookmarkStart w:id="21" w:name="_Toc227014315"/>
       <w:r>
         <w:rPr>
           <w:rFonts w:hint="eastAsia"/>
@@ -12056,7 +12916,7 @@
             <w:pPr>
               <w:textAlignment w:val="center"/>
               <w:rPr>
-                <w:rFonts w:ascii="Times New Roman" w:eastAsia="標楷體" w:hAnsi="Times New Roman"/>
+                <w:rFonts w:ascii="Times New Roman" w:eastAsia="DFKai-SB" w:hAnsi="Times New Roman"/>
                 <w:b/>
                 <w:bCs/>
                 <w:sz w:val="28"/>
@@ -12064,7 +12924,7 @@
             </w:pPr>
             <w:r>
               <w:rPr>
-                <w:rFonts w:ascii="Times New Roman" w:eastAsia="標楷體" w:hAnsi="Times New Roman" w:hint="eastAsia"/>
+                <w:rFonts w:ascii="Times New Roman" w:eastAsia="DFKai-SB" w:hAnsi="Times New Roman" w:hint="eastAsia"/>
                 <w:b/>
                 <w:bCs/>
                 <w:sz w:val="28"/>
@@ -12082,13 +12942,13 @@
               <w:ind w:left="263" w:hanging="216"/>
               <w:textAlignment w:val="center"/>
               <w:rPr>
-                <w:rFonts w:ascii="Times New Roman" w:eastAsia="標楷體" w:hAnsi="Times New Roman"/>
+                <w:rFonts w:ascii="Times New Roman" w:eastAsia="DFKai-SB" w:hAnsi="Times New Roman"/>
                 <w:sz w:val="28"/>
               </w:rPr>
             </w:pPr>
             <w:r>
               <w:rPr>
-                <w:rFonts w:ascii="Times New Roman" w:eastAsia="標楷體" w:hAnsi="Times New Roman" w:hint="eastAsia"/>
+                <w:rFonts w:ascii="Times New Roman" w:eastAsia="DFKai-SB" w:hAnsi="Times New Roman" w:hint="eastAsia"/>
                 <w:sz w:val="28"/>
               </w:rPr>
               <w:t>場域提供者</w:t>
@@ -12104,20 +12964,20 @@
               <w:ind w:left="263" w:hanging="216"/>
               <w:textAlignment w:val="center"/>
               <w:rPr>
-                <w:rFonts w:ascii="Times New Roman" w:eastAsia="標楷體" w:hAnsi="Times New Roman"/>
+                <w:rFonts w:ascii="Times New Roman" w:eastAsia="DFKai-SB" w:hAnsi="Times New Roman"/>
                 <w:sz w:val="28"/>
               </w:rPr>
             </w:pPr>
             <w:r>
               <w:rPr>
-                <w:rFonts w:ascii="Times New Roman" w:eastAsia="標楷體" w:hAnsi="Times New Roman" w:hint="eastAsia"/>
+                <w:rFonts w:ascii="Times New Roman" w:eastAsia="DFKai-SB" w:hAnsi="Times New Roman" w:hint="eastAsia"/>
                 <w:sz w:val="28"/>
               </w:rPr>
               <w:t>3D</w:t>
             </w:r>
             <w:r>
               <w:rPr>
-                <w:rFonts w:ascii="Times New Roman" w:eastAsia="標楷體" w:hAnsi="Times New Roman" w:hint="eastAsia"/>
+                <w:rFonts w:ascii="Times New Roman" w:eastAsia="DFKai-SB" w:hAnsi="Times New Roman" w:hint="eastAsia"/>
                 <w:sz w:val="28"/>
               </w:rPr>
               <w:t>列印材料供應商</w:t>
@@ -12133,16 +12993,25 @@
               <w:ind w:left="263" w:hanging="216"/>
               <w:textAlignment w:val="center"/>
               <w:rPr>
-                <w:rFonts w:ascii="Times New Roman" w:eastAsia="標楷體" w:hAnsi="Times New Roman"/>
+                <w:rFonts w:ascii="Times New Roman" w:eastAsia="DFKai-SB" w:hAnsi="Times New Roman"/>
                 <w:sz w:val="28"/>
               </w:rPr>
             </w:pPr>
-            <w:r>
-              <w:rPr>
-                <w:rFonts w:ascii="Times New Roman" w:eastAsia="標楷體" w:hAnsi="Times New Roman" w:hint="eastAsia"/>
-                <w:sz w:val="28"/>
-              </w:rPr>
-              <w:t>區塊鏈設施服務商</w:t>
+            <w:proofErr w:type="gramStart"/>
+            <w:r>
+              <w:rPr>
+                <w:rFonts w:ascii="Times New Roman" w:eastAsia="DFKai-SB" w:hAnsi="Times New Roman" w:hint="eastAsia"/>
+                <w:sz w:val="28"/>
+              </w:rPr>
+              <w:t>區塊鏈設施</w:t>
+            </w:r>
+            <w:proofErr w:type="gramEnd"/>
+            <w:r>
+              <w:rPr>
+                <w:rFonts w:ascii="Times New Roman" w:eastAsia="DFKai-SB" w:hAnsi="Times New Roman" w:hint="eastAsia"/>
+                <w:sz w:val="28"/>
+              </w:rPr>
+              <w:t>服務商</w:t>
             </w:r>
           </w:p>
           <w:p>
@@ -12155,27 +13024,27 @@
               <w:ind w:left="263" w:hanging="216"/>
               <w:textAlignment w:val="center"/>
               <w:rPr>
-                <w:rFonts w:ascii="Times New Roman" w:eastAsia="標楷體" w:hAnsi="Times New Roman"/>
+                <w:rFonts w:ascii="Times New Roman" w:eastAsia="DFKai-SB" w:hAnsi="Times New Roman"/>
                 <w:sz w:val="28"/>
               </w:rPr>
             </w:pPr>
             <w:r>
               <w:rPr>
-                <w:rFonts w:ascii="Times New Roman" w:eastAsia="標楷體" w:hAnsi="Times New Roman" w:hint="eastAsia"/>
+                <w:rFonts w:ascii="Times New Roman" w:eastAsia="DFKai-SB" w:hAnsi="Times New Roman" w:hint="eastAsia"/>
                 <w:sz w:val="28"/>
               </w:rPr>
               <w:t>圖書數據</w:t>
             </w:r>
             <w:r>
               <w:rPr>
-                <w:rFonts w:ascii="Times New Roman" w:eastAsia="標楷體" w:hAnsi="Times New Roman" w:hint="eastAsia"/>
+                <w:rFonts w:ascii="Times New Roman" w:eastAsia="DFKai-SB" w:hAnsi="Times New Roman" w:hint="eastAsia"/>
                 <w:sz w:val="28"/>
               </w:rPr>
               <w:t>API</w:t>
             </w:r>
             <w:r>
               <w:rPr>
-                <w:rFonts w:ascii="Times New Roman" w:eastAsia="標楷體" w:hAnsi="Times New Roman" w:hint="eastAsia"/>
+                <w:rFonts w:ascii="Times New Roman" w:eastAsia="DFKai-SB" w:hAnsi="Times New Roman" w:hint="eastAsia"/>
                 <w:sz w:val="28"/>
               </w:rPr>
               <w:t>供應商</w:t>
@@ -12190,7 +13059,7 @@
             <w:pPr>
               <w:textAlignment w:val="center"/>
               <w:rPr>
-                <w:rFonts w:ascii="Times New Roman" w:eastAsia="標楷體" w:hAnsi="Times New Roman"/>
+                <w:rFonts w:ascii="Times New Roman" w:eastAsia="DFKai-SB" w:hAnsi="Times New Roman"/>
                 <w:b/>
                 <w:bCs/>
                 <w:sz w:val="28"/>
@@ -12198,7 +13067,7 @@
             </w:pPr>
             <w:r>
               <w:rPr>
-                <w:rFonts w:ascii="Times New Roman" w:eastAsia="標楷體" w:hAnsi="Times New Roman" w:hint="eastAsia"/>
+                <w:rFonts w:ascii="Times New Roman" w:eastAsia="DFKai-SB" w:hAnsi="Times New Roman" w:hint="eastAsia"/>
                 <w:b/>
                 <w:bCs/>
                 <w:sz w:val="28"/>
@@ -12216,13 +13085,13 @@
               <w:ind w:left="263" w:hanging="216"/>
               <w:textAlignment w:val="center"/>
               <w:rPr>
-                <w:rFonts w:ascii="Times New Roman" w:eastAsia="標楷體" w:hAnsi="Times New Roman"/>
+                <w:rFonts w:ascii="Times New Roman" w:eastAsia="DFKai-SB" w:hAnsi="Times New Roman"/>
                 <w:sz w:val="28"/>
               </w:rPr>
             </w:pPr>
             <w:r>
               <w:rPr>
-                <w:rFonts w:ascii="Times New Roman" w:eastAsia="標楷體" w:hAnsi="Times New Roman" w:hint="eastAsia"/>
+                <w:rFonts w:ascii="Times New Roman" w:eastAsia="DFKai-SB" w:hAnsi="Times New Roman" w:hint="eastAsia"/>
                 <w:sz w:val="28"/>
               </w:rPr>
               <w:t>技術開發</w:t>
@@ -12238,13 +13107,13 @@
               <w:ind w:left="263" w:hanging="216"/>
               <w:textAlignment w:val="center"/>
               <w:rPr>
-                <w:rFonts w:ascii="Times New Roman" w:eastAsia="標楷體" w:hAnsi="Times New Roman"/>
+                <w:rFonts w:ascii="Times New Roman" w:eastAsia="DFKai-SB" w:hAnsi="Times New Roman"/>
                 <w:sz w:val="28"/>
               </w:rPr>
             </w:pPr>
             <w:r>
               <w:rPr>
-                <w:rFonts w:ascii="Times New Roman" w:eastAsia="標楷體" w:hAnsi="Times New Roman" w:hint="eastAsia"/>
+                <w:rFonts w:ascii="Times New Roman" w:eastAsia="DFKai-SB" w:hAnsi="Times New Roman" w:hint="eastAsia"/>
                 <w:sz w:val="28"/>
               </w:rPr>
               <w:t>硬體整合</w:t>
@@ -12260,13 +13129,13 @@
               <w:ind w:left="263" w:hanging="216"/>
               <w:textAlignment w:val="center"/>
               <w:rPr>
-                <w:rFonts w:ascii="Times New Roman" w:eastAsia="標楷體" w:hAnsi="Times New Roman"/>
+                <w:rFonts w:ascii="Times New Roman" w:eastAsia="DFKai-SB" w:hAnsi="Times New Roman"/>
                 <w:sz w:val="28"/>
               </w:rPr>
             </w:pPr>
             <w:r>
               <w:rPr>
-                <w:rFonts w:ascii="Times New Roman" w:eastAsia="標楷體" w:hAnsi="Times New Roman" w:hint="eastAsia"/>
+                <w:rFonts w:ascii="Times New Roman" w:eastAsia="DFKai-SB" w:hAnsi="Times New Roman" w:hint="eastAsia"/>
                 <w:sz w:val="28"/>
               </w:rPr>
               <w:t>場域驗證</w:t>
@@ -12282,13 +13151,13 @@
               <w:ind w:left="263" w:hanging="216"/>
               <w:textAlignment w:val="center"/>
               <w:rPr>
-                <w:rFonts w:ascii="Times New Roman" w:eastAsia="標楷體" w:hAnsi="Times New Roman"/>
+                <w:rFonts w:ascii="Times New Roman" w:eastAsia="DFKai-SB" w:hAnsi="Times New Roman"/>
                 <w:sz w:val="28"/>
               </w:rPr>
             </w:pPr>
             <w:r>
               <w:rPr>
-                <w:rFonts w:ascii="Times New Roman" w:eastAsia="標楷體" w:hAnsi="Times New Roman" w:hint="eastAsia"/>
+                <w:rFonts w:ascii="Times New Roman" w:eastAsia="DFKai-SB" w:hAnsi="Times New Roman" w:hint="eastAsia"/>
                 <w:sz w:val="28"/>
               </w:rPr>
               <w:t>維修巡檢</w:t>
@@ -12305,7 +13174,7 @@
             <w:pPr>
               <w:textAlignment w:val="center"/>
               <w:rPr>
-                <w:rFonts w:ascii="Times New Roman" w:eastAsia="標楷體" w:hAnsi="Times New Roman"/>
+                <w:rFonts w:ascii="Times New Roman" w:eastAsia="DFKai-SB" w:hAnsi="Times New Roman"/>
                 <w:b/>
                 <w:bCs/>
                 <w:sz w:val="28"/>
@@ -12313,7 +13182,7 @@
             </w:pPr>
             <w:r>
               <w:rPr>
-                <w:rFonts w:ascii="Times New Roman" w:eastAsia="標楷體" w:hAnsi="Times New Roman" w:hint="eastAsia"/>
+                <w:rFonts w:ascii="Times New Roman" w:eastAsia="DFKai-SB" w:hAnsi="Times New Roman" w:hint="eastAsia"/>
                 <w:b/>
                 <w:bCs/>
                 <w:sz w:val="28"/>
@@ -12331,16 +13200,32 @@
               <w:ind w:left="263" w:hanging="216"/>
               <w:textAlignment w:val="center"/>
               <w:rPr>
-                <w:rFonts w:ascii="Times New Roman" w:eastAsia="標楷體" w:hAnsi="Times New Roman"/>
+                <w:rFonts w:ascii="Times New Roman" w:eastAsia="DFKai-SB" w:hAnsi="Times New Roman"/>
                 <w:sz w:val="28"/>
               </w:rPr>
             </w:pPr>
             <w:r>
               <w:rPr>
-                <w:rFonts w:ascii="Times New Roman" w:eastAsia="標楷體" w:hAnsi="Times New Roman" w:hint="eastAsia"/>
-                <w:sz w:val="28"/>
-              </w:rPr>
-              <w:t>信任保障：區塊鏈智慧合約託管</w:t>
+                <w:rFonts w:ascii="Times New Roman" w:eastAsia="DFKai-SB" w:hAnsi="Times New Roman" w:hint="eastAsia"/>
+                <w:sz w:val="28"/>
+              </w:rPr>
+              <w:t>信任保障：</w:t>
+            </w:r>
+            <w:proofErr w:type="gramStart"/>
+            <w:r>
+              <w:rPr>
+                <w:rFonts w:ascii="Times New Roman" w:eastAsia="DFKai-SB" w:hAnsi="Times New Roman" w:hint="eastAsia"/>
+                <w:sz w:val="28"/>
+              </w:rPr>
+              <w:t>區塊鏈智慧</w:t>
+            </w:r>
+            <w:proofErr w:type="gramEnd"/>
+            <w:r>
+              <w:rPr>
+                <w:rFonts w:ascii="Times New Roman" w:eastAsia="DFKai-SB" w:hAnsi="Times New Roman" w:hint="eastAsia"/>
+                <w:sz w:val="28"/>
+              </w:rPr>
+              <w:t>合約託管</w:t>
             </w:r>
           </w:p>
           <w:p>
@@ -12353,13 +13238,13 @@
               <w:ind w:left="263" w:hanging="216"/>
               <w:textAlignment w:val="center"/>
               <w:rPr>
-                <w:rFonts w:ascii="Times New Roman" w:eastAsia="標楷體" w:hAnsi="Times New Roman"/>
+                <w:rFonts w:ascii="Times New Roman" w:eastAsia="DFKai-SB" w:hAnsi="Times New Roman"/>
                 <w:sz w:val="28"/>
               </w:rPr>
             </w:pPr>
             <w:r>
               <w:rPr>
-                <w:rFonts w:ascii="Times New Roman" w:eastAsia="標楷體" w:hAnsi="Times New Roman" w:hint="eastAsia"/>
+                <w:rFonts w:ascii="Times New Roman" w:eastAsia="DFKai-SB" w:hAnsi="Times New Roman" w:hint="eastAsia"/>
                 <w:sz w:val="28"/>
               </w:rPr>
               <w:t>全自動無人化</w:t>
@@ -12375,13 +13260,13 @@
               <w:ind w:left="263" w:hanging="216"/>
               <w:textAlignment w:val="center"/>
               <w:rPr>
-                <w:rFonts w:ascii="Times New Roman" w:eastAsia="標楷體" w:hAnsi="Times New Roman"/>
+                <w:rFonts w:ascii="Times New Roman" w:eastAsia="DFKai-SB" w:hAnsi="Times New Roman"/>
                 <w:sz w:val="28"/>
               </w:rPr>
             </w:pPr>
             <w:r>
               <w:rPr>
-                <w:rFonts w:ascii="Times New Roman" w:eastAsia="標楷體" w:hAnsi="Times New Roman" w:hint="eastAsia"/>
+                <w:rFonts w:ascii="Times New Roman" w:eastAsia="DFKai-SB" w:hAnsi="Times New Roman" w:hint="eastAsia"/>
                 <w:sz w:val="28"/>
               </w:rPr>
               <w:t>自助取件</w:t>
@@ -12397,13 +13282,13 @@
               <w:ind w:left="263" w:hanging="216"/>
               <w:textAlignment w:val="center"/>
               <w:rPr>
-                <w:rFonts w:ascii="Times New Roman" w:eastAsia="標楷體" w:hAnsi="Times New Roman"/>
+                <w:rFonts w:ascii="Times New Roman" w:eastAsia="DFKai-SB" w:hAnsi="Times New Roman"/>
                 <w:sz w:val="28"/>
               </w:rPr>
             </w:pPr>
             <w:r>
               <w:rPr>
-                <w:rFonts w:ascii="Times New Roman" w:eastAsia="標楷體" w:hAnsi="Times New Roman" w:hint="eastAsia"/>
+                <w:rFonts w:ascii="Times New Roman" w:eastAsia="DFKai-SB" w:hAnsi="Times New Roman" w:hint="eastAsia"/>
                 <w:sz w:val="28"/>
               </w:rPr>
               <w:t>綠色校園永續</w:t>
@@ -12418,7 +13303,7 @@
             <w:pPr>
               <w:textAlignment w:val="center"/>
               <w:rPr>
-                <w:rFonts w:ascii="Times New Roman" w:eastAsia="標楷體" w:hAnsi="Times New Roman"/>
+                <w:rFonts w:ascii="Times New Roman" w:eastAsia="DFKai-SB" w:hAnsi="Times New Roman"/>
                 <w:b/>
                 <w:bCs/>
                 <w:sz w:val="28"/>
@@ -12426,7 +13311,7 @@
             </w:pPr>
             <w:r>
               <w:rPr>
-                <w:rFonts w:ascii="Times New Roman" w:eastAsia="標楷體" w:hAnsi="Times New Roman" w:hint="eastAsia"/>
+                <w:rFonts w:ascii="Times New Roman" w:eastAsia="DFKai-SB" w:hAnsi="Times New Roman" w:hint="eastAsia"/>
                 <w:b/>
                 <w:bCs/>
                 <w:sz w:val="28"/>
@@ -12444,13 +13329,13 @@
               <w:ind w:left="263" w:hanging="216"/>
               <w:textAlignment w:val="center"/>
               <w:rPr>
-                <w:rFonts w:ascii="Times New Roman" w:eastAsia="標楷體" w:hAnsi="Times New Roman"/>
+                <w:rFonts w:ascii="Times New Roman" w:eastAsia="DFKai-SB" w:hAnsi="Times New Roman"/>
                 <w:sz w:val="28"/>
               </w:rPr>
             </w:pPr>
             <w:r>
               <w:rPr>
-                <w:rFonts w:ascii="Times New Roman" w:eastAsia="標楷體" w:hAnsi="Times New Roman" w:hint="eastAsia"/>
+                <w:rFonts w:ascii="Times New Roman" w:eastAsia="DFKai-SB" w:hAnsi="Times New Roman" w:hint="eastAsia"/>
                 <w:sz w:val="28"/>
               </w:rPr>
               <w:t>爭議處理機制</w:t>
@@ -12466,13 +13351,13 @@
               <w:ind w:left="263" w:hanging="216"/>
               <w:textAlignment w:val="center"/>
               <w:rPr>
-                <w:rFonts w:ascii="Times New Roman" w:eastAsia="標楷體" w:hAnsi="Times New Roman"/>
+                <w:rFonts w:ascii="Times New Roman" w:eastAsia="DFKai-SB" w:hAnsi="Times New Roman"/>
                 <w:sz w:val="28"/>
               </w:rPr>
             </w:pPr>
             <w:r>
               <w:rPr>
-                <w:rFonts w:ascii="Times New Roman" w:eastAsia="標楷體" w:hAnsi="Times New Roman" w:hint="eastAsia"/>
+                <w:rFonts w:ascii="Times New Roman" w:eastAsia="DFKai-SB" w:hAnsi="Times New Roman" w:hint="eastAsia"/>
                 <w:sz w:val="28"/>
               </w:rPr>
               <w:t>賣家等級制度</w:t>
@@ -12488,7 +13373,7 @@
             <w:pPr>
               <w:textAlignment w:val="center"/>
               <w:rPr>
-                <w:rFonts w:ascii="Times New Roman" w:eastAsia="標楷體" w:hAnsi="Times New Roman"/>
+                <w:rFonts w:ascii="Times New Roman" w:eastAsia="DFKai-SB" w:hAnsi="Times New Roman"/>
                 <w:b/>
                 <w:bCs/>
                 <w:sz w:val="28"/>
@@ -12496,7 +13381,7 @@
             </w:pPr>
             <w:r>
               <w:rPr>
-                <w:rFonts w:ascii="Times New Roman" w:eastAsia="標楷體" w:hAnsi="Times New Roman" w:hint="eastAsia"/>
+                <w:rFonts w:ascii="Times New Roman" w:eastAsia="DFKai-SB" w:hAnsi="Times New Roman" w:hint="eastAsia"/>
                 <w:b/>
                 <w:bCs/>
                 <w:sz w:val="28"/>
@@ -12514,13 +13399,13 @@
               <w:ind w:left="263" w:hanging="216"/>
               <w:textAlignment w:val="center"/>
               <w:rPr>
-                <w:rFonts w:ascii="Times New Roman" w:eastAsia="標楷體" w:hAnsi="Times New Roman"/>
+                <w:rFonts w:ascii="Times New Roman" w:eastAsia="DFKai-SB" w:hAnsi="Times New Roman"/>
                 <w:sz w:val="28"/>
               </w:rPr>
             </w:pPr>
             <w:r>
               <w:rPr>
-                <w:rFonts w:ascii="Times New Roman" w:eastAsia="標楷體" w:hAnsi="Times New Roman" w:hint="eastAsia"/>
+                <w:rFonts w:ascii="Times New Roman" w:eastAsia="DFKai-SB" w:hAnsi="Times New Roman" w:hint="eastAsia"/>
                 <w:sz w:val="28"/>
               </w:rPr>
               <w:t>有買賣書籍需求者</w:t>
@@ -12536,13 +13421,13 @@
               <w:ind w:left="263" w:hanging="216"/>
               <w:textAlignment w:val="center"/>
               <w:rPr>
-                <w:rFonts w:ascii="Times New Roman" w:eastAsia="標楷體" w:hAnsi="Times New Roman"/>
+                <w:rFonts w:ascii="Times New Roman" w:eastAsia="DFKai-SB" w:hAnsi="Times New Roman"/>
                 <w:sz w:val="28"/>
               </w:rPr>
             </w:pPr>
             <w:r>
               <w:rPr>
-                <w:rFonts w:ascii="Times New Roman" w:eastAsia="標楷體" w:hAnsi="Times New Roman" w:hint="eastAsia"/>
+                <w:rFonts w:ascii="Times New Roman" w:eastAsia="DFKai-SB" w:hAnsi="Times New Roman" w:hint="eastAsia"/>
                 <w:sz w:val="28"/>
               </w:rPr>
               <w:t>欲降低負擔的學生族群</w:t>
@@ -12563,7 +13448,7 @@
             <w:pPr>
               <w:textAlignment w:val="center"/>
               <w:rPr>
-                <w:rFonts w:ascii="Times New Roman" w:eastAsia="標楷體" w:hAnsi="Times New Roman"/>
+                <w:rFonts w:ascii="Times New Roman" w:eastAsia="DFKai-SB" w:hAnsi="Times New Roman"/>
                 <w:sz w:val="28"/>
               </w:rPr>
             </w:pPr>
@@ -12577,7 +13462,7 @@
             <w:pPr>
               <w:textAlignment w:val="center"/>
               <w:rPr>
-                <w:rFonts w:ascii="Times New Roman" w:eastAsia="標楷體" w:hAnsi="Times New Roman"/>
+                <w:rFonts w:ascii="Times New Roman" w:eastAsia="DFKai-SB" w:hAnsi="Times New Roman"/>
                 <w:b/>
                 <w:bCs/>
                 <w:sz w:val="28"/>
@@ -12585,7 +13470,7 @@
             </w:pPr>
             <w:r>
               <w:rPr>
-                <w:rFonts w:ascii="Times New Roman" w:eastAsia="標楷體" w:hAnsi="Times New Roman" w:hint="eastAsia"/>
+                <w:rFonts w:ascii="Times New Roman" w:eastAsia="DFKai-SB" w:hAnsi="Times New Roman" w:hint="eastAsia"/>
                 <w:b/>
                 <w:bCs/>
                 <w:sz w:val="28"/>
@@ -12603,13 +13488,13 @@
               <w:ind w:left="263" w:hanging="216"/>
               <w:textAlignment w:val="center"/>
               <w:rPr>
-                <w:rFonts w:ascii="Times New Roman" w:eastAsia="標楷體" w:hAnsi="Times New Roman"/>
+                <w:rFonts w:ascii="Times New Roman" w:eastAsia="DFKai-SB" w:hAnsi="Times New Roman"/>
                 <w:sz w:val="28"/>
               </w:rPr>
             </w:pPr>
             <w:r>
               <w:rPr>
-                <w:rFonts w:ascii="Times New Roman" w:eastAsia="標楷體" w:hAnsi="Times New Roman" w:hint="eastAsia"/>
+                <w:rFonts w:ascii="Times New Roman" w:eastAsia="DFKai-SB" w:hAnsi="Times New Roman" w:hint="eastAsia"/>
                 <w:sz w:val="28"/>
               </w:rPr>
               <w:t>書籍數據庫</w:t>
@@ -12625,13 +13510,13 @@
               <w:ind w:left="263" w:hanging="216"/>
               <w:textAlignment w:val="center"/>
               <w:rPr>
-                <w:rFonts w:ascii="Times New Roman" w:eastAsia="標楷體" w:hAnsi="Times New Roman"/>
+                <w:rFonts w:ascii="Times New Roman" w:eastAsia="DFKai-SB" w:hAnsi="Times New Roman"/>
                 <w:sz w:val="28"/>
               </w:rPr>
             </w:pPr>
             <w:r>
               <w:rPr>
-                <w:rFonts w:ascii="Times New Roman" w:eastAsia="標楷體" w:hAnsi="Times New Roman" w:hint="eastAsia"/>
+                <w:rFonts w:ascii="Times New Roman" w:eastAsia="DFKai-SB" w:hAnsi="Times New Roman" w:hint="eastAsia"/>
                 <w:sz w:val="28"/>
               </w:rPr>
               <w:t>技術團隊</w:t>
@@ -12647,13 +13532,13 @@
               <w:ind w:left="263" w:hanging="216"/>
               <w:textAlignment w:val="center"/>
               <w:rPr>
-                <w:rFonts w:ascii="Times New Roman" w:eastAsia="標楷體" w:hAnsi="Times New Roman"/>
+                <w:rFonts w:ascii="Times New Roman" w:eastAsia="DFKai-SB" w:hAnsi="Times New Roman"/>
                 <w:sz w:val="28"/>
               </w:rPr>
             </w:pPr>
             <w:r>
               <w:rPr>
-                <w:rFonts w:ascii="Times New Roman" w:eastAsia="標楷體" w:hAnsi="Times New Roman" w:hint="eastAsia"/>
+                <w:rFonts w:ascii="Times New Roman" w:eastAsia="DFKai-SB" w:hAnsi="Times New Roman" w:hint="eastAsia"/>
                 <w:sz w:val="28"/>
               </w:rPr>
               <w:t>硬體設施</w:t>
@@ -12670,7 +13555,7 @@
             <w:pPr>
               <w:textAlignment w:val="center"/>
               <w:rPr>
-                <w:rFonts w:ascii="Times New Roman" w:eastAsia="標楷體" w:hAnsi="Times New Roman"/>
+                <w:rFonts w:ascii="Times New Roman" w:eastAsia="DFKai-SB" w:hAnsi="Times New Roman"/>
                 <w:sz w:val="28"/>
               </w:rPr>
             </w:pPr>
@@ -12684,7 +13569,7 @@
             <w:pPr>
               <w:textAlignment w:val="center"/>
               <w:rPr>
-                <w:rFonts w:ascii="Times New Roman" w:eastAsia="標楷體" w:hAnsi="Times New Roman"/>
+                <w:rFonts w:ascii="Times New Roman" w:eastAsia="DFKai-SB" w:hAnsi="Times New Roman"/>
                 <w:b/>
                 <w:bCs/>
                 <w:sz w:val="28"/>
@@ -12692,7 +13577,7 @@
             </w:pPr>
             <w:r>
               <w:rPr>
-                <w:rFonts w:ascii="Times New Roman" w:eastAsia="標楷體" w:hAnsi="Times New Roman" w:hint="eastAsia"/>
+                <w:rFonts w:ascii="Times New Roman" w:eastAsia="DFKai-SB" w:hAnsi="Times New Roman" w:hint="eastAsia"/>
                 <w:b/>
                 <w:bCs/>
                 <w:sz w:val="28"/>
@@ -12710,20 +13595,20 @@
               <w:ind w:left="263" w:hanging="216"/>
               <w:textAlignment w:val="center"/>
               <w:rPr>
-                <w:rFonts w:ascii="Times New Roman" w:eastAsia="標楷體" w:hAnsi="Times New Roman"/>
+                <w:rFonts w:ascii="Times New Roman" w:eastAsia="DFKai-SB" w:hAnsi="Times New Roman"/>
                 <w:sz w:val="28"/>
               </w:rPr>
             </w:pPr>
             <w:r>
               <w:rPr>
-                <w:rFonts w:ascii="Times New Roman" w:eastAsia="標楷體" w:hAnsi="Times New Roman" w:hint="eastAsia"/>
+                <w:rFonts w:ascii="Times New Roman" w:eastAsia="DFKai-SB" w:hAnsi="Times New Roman" w:hint="eastAsia"/>
                 <w:sz w:val="28"/>
               </w:rPr>
               <w:t>APP/</w:t>
             </w:r>
             <w:r>
               <w:rPr>
-                <w:rFonts w:ascii="Times New Roman" w:eastAsia="標楷體" w:hAnsi="Times New Roman" w:hint="eastAsia"/>
+                <w:rFonts w:ascii="Times New Roman" w:eastAsia="DFKai-SB" w:hAnsi="Times New Roman" w:hint="eastAsia"/>
                 <w:sz w:val="28"/>
               </w:rPr>
               <w:t>網站</w:t>
@@ -12739,17 +13624,26 @@
               <w:ind w:left="263" w:hanging="216"/>
               <w:textAlignment w:val="center"/>
               <w:rPr>
-                <w:rFonts w:ascii="Times New Roman" w:eastAsia="標楷體" w:hAnsi="Times New Roman"/>
+                <w:rFonts w:ascii="Times New Roman" w:eastAsia="DFKai-SB" w:hAnsi="Times New Roman"/>
                 <w:sz w:val="28"/>
               </w:rPr>
             </w:pPr>
             <w:r>
               <w:rPr>
-                <w:rFonts w:ascii="Times New Roman" w:eastAsia="標楷體" w:hAnsi="Times New Roman" w:hint="eastAsia"/>
-                <w:sz w:val="28"/>
-              </w:rPr>
-              <w:t>校園捷運等場域</w:t>
-            </w:r>
+                <w:rFonts w:ascii="Times New Roman" w:eastAsia="DFKai-SB" w:hAnsi="Times New Roman" w:hint="eastAsia"/>
+                <w:sz w:val="28"/>
+              </w:rPr>
+              <w:t>校園</w:t>
+            </w:r>
+            <w:proofErr w:type="gramStart"/>
+            <w:r>
+              <w:rPr>
+                <w:rFonts w:ascii="Times New Roman" w:eastAsia="DFKai-SB" w:hAnsi="Times New Roman" w:hint="eastAsia"/>
+                <w:sz w:val="28"/>
+              </w:rPr>
+              <w:t>捷運等場域</w:t>
+            </w:r>
+            <w:proofErr w:type="gramEnd"/>
           </w:p>
           <w:p>
             <w:pPr>
@@ -12761,13 +13655,13 @@
               <w:ind w:left="263" w:hanging="216"/>
               <w:textAlignment w:val="center"/>
               <w:rPr>
-                <w:rFonts w:ascii="Times New Roman" w:eastAsia="標楷體" w:hAnsi="Times New Roman"/>
+                <w:rFonts w:ascii="Times New Roman" w:eastAsia="DFKai-SB" w:hAnsi="Times New Roman"/>
                 <w:sz w:val="28"/>
               </w:rPr>
             </w:pPr>
             <w:r>
               <w:rPr>
-                <w:rFonts w:ascii="Times New Roman" w:eastAsia="標楷體" w:hAnsi="Times New Roman" w:hint="eastAsia"/>
+                <w:rFonts w:ascii="Times New Roman" w:eastAsia="DFKai-SB" w:hAnsi="Times New Roman" w:hint="eastAsia"/>
                 <w:sz w:val="28"/>
               </w:rPr>
               <w:t>社群媒體</w:t>
@@ -12783,7 +13677,7 @@
             <w:pPr>
               <w:textAlignment w:val="center"/>
               <w:rPr>
-                <w:rFonts w:ascii="Times New Roman" w:eastAsia="標楷體" w:hAnsi="Times New Roman"/>
+                <w:rFonts w:ascii="Times New Roman" w:eastAsia="DFKai-SB" w:hAnsi="Times New Roman"/>
                 <w:sz w:val="28"/>
               </w:rPr>
             </w:pPr>
@@ -12803,7 +13697,7 @@
             <w:pPr>
               <w:textAlignment w:val="center"/>
               <w:rPr>
-                <w:rFonts w:ascii="Times New Roman" w:eastAsia="標楷體" w:hAnsi="Times New Roman"/>
+                <w:rFonts w:ascii="Times New Roman" w:eastAsia="DFKai-SB" w:hAnsi="Times New Roman"/>
                 <w:b/>
                 <w:bCs/>
                 <w:sz w:val="28"/>
@@ -12811,7 +13705,7 @@
             </w:pPr>
             <w:r>
               <w:rPr>
-                <w:rFonts w:ascii="Times New Roman" w:eastAsia="標楷體" w:hAnsi="Times New Roman" w:hint="eastAsia"/>
+                <w:rFonts w:ascii="Times New Roman" w:eastAsia="DFKai-SB" w:hAnsi="Times New Roman" w:hint="eastAsia"/>
                 <w:b/>
                 <w:bCs/>
                 <w:sz w:val="28"/>
@@ -12829,13 +13723,13 @@
               <w:ind w:left="263" w:hanging="216"/>
               <w:textAlignment w:val="center"/>
               <w:rPr>
-                <w:rFonts w:ascii="Times New Roman" w:eastAsia="標楷體" w:hAnsi="Times New Roman"/>
+                <w:rFonts w:ascii="Times New Roman" w:eastAsia="DFKai-SB" w:hAnsi="Times New Roman"/>
                 <w:sz w:val="28"/>
               </w:rPr>
             </w:pPr>
             <w:r>
               <w:rPr>
-                <w:rFonts w:ascii="Times New Roman" w:eastAsia="標楷體" w:hAnsi="Times New Roman" w:hint="eastAsia"/>
+                <w:rFonts w:ascii="Times New Roman" w:eastAsia="DFKai-SB" w:hAnsi="Times New Roman" w:hint="eastAsia"/>
                 <w:sz w:val="28"/>
               </w:rPr>
               <w:t>零件維修</w:t>
@@ -12851,13 +13745,13 @@
               <w:ind w:left="263" w:hanging="216"/>
               <w:textAlignment w:val="center"/>
               <w:rPr>
-                <w:rFonts w:ascii="Times New Roman" w:eastAsia="標楷體" w:hAnsi="Times New Roman"/>
+                <w:rFonts w:ascii="Times New Roman" w:eastAsia="DFKai-SB" w:hAnsi="Times New Roman"/>
                 <w:sz w:val="28"/>
               </w:rPr>
             </w:pPr>
             <w:r>
               <w:rPr>
-                <w:rFonts w:ascii="Times New Roman" w:eastAsia="標楷體" w:hAnsi="Times New Roman" w:hint="eastAsia"/>
+                <w:rFonts w:ascii="Times New Roman" w:eastAsia="DFKai-SB" w:hAnsi="Times New Roman" w:hint="eastAsia"/>
                 <w:sz w:val="28"/>
               </w:rPr>
               <w:t>書櫃運作電費</w:t>
@@ -12873,16 +13767,25 @@
               <w:ind w:left="263" w:hanging="216"/>
               <w:textAlignment w:val="center"/>
               <w:rPr>
-                <w:rFonts w:ascii="Times New Roman" w:eastAsia="標楷體" w:hAnsi="Times New Roman"/>
+                <w:rFonts w:ascii="Times New Roman" w:eastAsia="DFKai-SB" w:hAnsi="Times New Roman"/>
                 <w:sz w:val="28"/>
               </w:rPr>
             </w:pPr>
-            <w:r>
-              <w:rPr>
-                <w:rFonts w:ascii="Times New Roman" w:eastAsia="標楷體" w:hAnsi="Times New Roman" w:hint="eastAsia"/>
-                <w:sz w:val="28"/>
-              </w:rPr>
-              <w:t>區塊鏈交易手續費</w:t>
+            <w:proofErr w:type="gramStart"/>
+            <w:r>
+              <w:rPr>
+                <w:rFonts w:ascii="Times New Roman" w:eastAsia="DFKai-SB" w:hAnsi="Times New Roman" w:hint="eastAsia"/>
+                <w:sz w:val="28"/>
+              </w:rPr>
+              <w:t>區塊鏈交易</w:t>
+            </w:r>
+            <w:proofErr w:type="gramEnd"/>
+            <w:r>
+              <w:rPr>
+                <w:rFonts w:ascii="Times New Roman" w:eastAsia="DFKai-SB" w:hAnsi="Times New Roman" w:hint="eastAsia"/>
+                <w:sz w:val="28"/>
+              </w:rPr>
+              <w:t>手續費</w:t>
             </w:r>
           </w:p>
           <w:p>
@@ -12895,13 +13798,13 @@
               <w:ind w:left="263" w:hanging="216"/>
               <w:textAlignment w:val="center"/>
               <w:rPr>
-                <w:rFonts w:ascii="Times New Roman" w:eastAsia="標楷體" w:hAnsi="Times New Roman"/>
+                <w:rFonts w:ascii="Times New Roman" w:eastAsia="DFKai-SB" w:hAnsi="Times New Roman"/>
                 <w:sz w:val="28"/>
               </w:rPr>
             </w:pPr>
             <w:r>
               <w:rPr>
-                <w:rFonts w:ascii="Times New Roman" w:eastAsia="標楷體" w:hAnsi="Times New Roman" w:hint="eastAsia"/>
+                <w:rFonts w:ascii="Times New Roman" w:eastAsia="DFKai-SB" w:hAnsi="Times New Roman" w:hint="eastAsia"/>
                 <w:sz w:val="28"/>
               </w:rPr>
               <w:t>雲端伺服器成本</w:t>
@@ -12917,34 +13820,34 @@
               <w:ind w:left="263" w:hanging="216"/>
               <w:textAlignment w:val="center"/>
               <w:rPr>
-                <w:rFonts w:ascii="Times New Roman" w:eastAsia="標楷體" w:hAnsi="Times New Roman"/>
+                <w:rFonts w:ascii="Times New Roman" w:eastAsia="DFKai-SB" w:hAnsi="Times New Roman"/>
                 <w:sz w:val="28"/>
               </w:rPr>
             </w:pPr>
             <w:r>
               <w:rPr>
-                <w:rFonts w:ascii="Times New Roman" w:eastAsia="標楷體" w:hAnsi="Times New Roman" w:hint="eastAsia"/>
+                <w:rFonts w:ascii="Times New Roman" w:eastAsia="DFKai-SB" w:hAnsi="Times New Roman" w:hint="eastAsia"/>
                 <w:sz w:val="28"/>
               </w:rPr>
               <w:t>行銷與社群推廣費</w:t>
             </w:r>
             <w:r>
               <w:rPr>
-                <w:rFonts w:ascii="Times New Roman" w:eastAsia="標楷體" w:hAnsi="Times New Roman" w:hint="eastAsia"/>
+                <w:rFonts w:ascii="Times New Roman" w:eastAsia="DFKai-SB" w:hAnsi="Times New Roman" w:hint="eastAsia"/>
                 <w:sz w:val="28"/>
               </w:rPr>
               <w:t>(</w:t>
             </w:r>
             <w:r>
               <w:rPr>
-                <w:rFonts w:ascii="Times New Roman" w:eastAsia="標楷體" w:hAnsi="Times New Roman" w:hint="eastAsia"/>
+                <w:rFonts w:ascii="Times New Roman" w:eastAsia="DFKai-SB" w:hAnsi="Times New Roman" w:hint="eastAsia"/>
                 <w:sz w:val="28"/>
               </w:rPr>
               <w:t>初期推廣</w:t>
             </w:r>
             <w:r>
               <w:rPr>
-                <w:rFonts w:ascii="Times New Roman" w:eastAsia="標楷體" w:hAnsi="Times New Roman" w:hint="eastAsia"/>
+                <w:rFonts w:ascii="Times New Roman" w:eastAsia="DFKai-SB" w:hAnsi="Times New Roman" w:hint="eastAsia"/>
                 <w:sz w:val="28"/>
               </w:rPr>
               <w:t>)</w:t>
@@ -12960,20 +13863,20 @@
               <w:ind w:left="263" w:hanging="216"/>
               <w:textAlignment w:val="center"/>
               <w:rPr>
-                <w:rFonts w:ascii="Times New Roman" w:eastAsia="標楷體" w:hAnsi="Times New Roman"/>
+                <w:rFonts w:ascii="Times New Roman" w:eastAsia="DFKai-SB" w:hAnsi="Times New Roman"/>
                 <w:sz w:val="28"/>
               </w:rPr>
             </w:pPr>
             <w:r>
               <w:rPr>
-                <w:rFonts w:ascii="Times New Roman" w:eastAsia="標楷體" w:hAnsi="Times New Roman" w:hint="eastAsia"/>
+                <w:rFonts w:ascii="Times New Roman" w:eastAsia="DFKai-SB" w:hAnsi="Times New Roman" w:hint="eastAsia"/>
                 <w:sz w:val="28"/>
               </w:rPr>
               <w:t>API</w:t>
             </w:r>
             <w:r>
               <w:rPr>
-                <w:rFonts w:ascii="Times New Roman" w:eastAsia="標楷體" w:hAnsi="Times New Roman" w:hint="eastAsia"/>
+                <w:rFonts w:ascii="Times New Roman" w:eastAsia="DFKai-SB" w:hAnsi="Times New Roman" w:hint="eastAsia"/>
                 <w:sz w:val="28"/>
               </w:rPr>
               <w:t>串接費用</w:t>
@@ -12989,7 +13892,7 @@
             <w:pPr>
               <w:textAlignment w:val="center"/>
               <w:rPr>
-                <w:rFonts w:ascii="Times New Roman" w:eastAsia="標楷體" w:hAnsi="Times New Roman"/>
+                <w:rFonts w:ascii="Times New Roman" w:eastAsia="DFKai-SB" w:hAnsi="Times New Roman"/>
                 <w:b/>
                 <w:bCs/>
                 <w:sz w:val="28"/>
@@ -12997,7 +13900,7 @@
             </w:pPr>
             <w:r>
               <w:rPr>
-                <w:rFonts w:ascii="Times New Roman" w:eastAsia="標楷體" w:hAnsi="Times New Roman" w:hint="eastAsia"/>
+                <w:rFonts w:ascii="Times New Roman" w:eastAsia="DFKai-SB" w:hAnsi="Times New Roman" w:hint="eastAsia"/>
                 <w:b/>
                 <w:bCs/>
                 <w:sz w:val="28"/>
@@ -13015,13 +13918,13 @@
               <w:ind w:left="263" w:hanging="216"/>
               <w:textAlignment w:val="center"/>
               <w:rPr>
-                <w:rFonts w:ascii="Times New Roman" w:eastAsia="標楷體" w:hAnsi="Times New Roman"/>
+                <w:rFonts w:ascii="Times New Roman" w:eastAsia="DFKai-SB" w:hAnsi="Times New Roman"/>
                 <w:sz w:val="28"/>
               </w:rPr>
             </w:pPr>
             <w:r>
               <w:rPr>
-                <w:rFonts w:ascii="Times New Roman" w:eastAsia="標楷體" w:hAnsi="Times New Roman" w:hint="eastAsia"/>
+                <w:rFonts w:ascii="Times New Roman" w:eastAsia="DFKai-SB" w:hAnsi="Times New Roman" w:hint="eastAsia"/>
                 <w:sz w:val="28"/>
               </w:rPr>
               <w:t>交易手續費</w:t>
@@ -13037,13 +13940,13 @@
               <w:ind w:left="263" w:hanging="216"/>
               <w:textAlignment w:val="center"/>
               <w:rPr>
-                <w:rFonts w:ascii="Times New Roman" w:eastAsia="標楷體" w:hAnsi="Times New Roman"/>
+                <w:rFonts w:ascii="Times New Roman" w:eastAsia="DFKai-SB" w:hAnsi="Times New Roman"/>
                 <w:sz w:val="28"/>
               </w:rPr>
             </w:pPr>
             <w:r>
               <w:rPr>
-                <w:rFonts w:ascii="Times New Roman" w:eastAsia="標楷體" w:hAnsi="Times New Roman" w:hint="eastAsia"/>
+                <w:rFonts w:ascii="Times New Roman" w:eastAsia="DFKai-SB" w:hAnsi="Times New Roman" w:hint="eastAsia"/>
                 <w:sz w:val="28"/>
               </w:rPr>
               <w:t>智慧書櫃廣告位</w:t>
@@ -13086,7 +13989,21 @@
         <w:rPr>
           <w:rFonts w:hint="eastAsia"/>
         </w:rPr>
-        <w:t>分析，本系統之目標族群為「欲買賣二手書籍，卻苦於面交時間難以配合或對交易安全性存疑」的交易者，系統以區塊鏈智慧合約託管與智慧書櫃實物驗證為核心，透過自動化流程解決傳統面交的痛點。</w:t>
+        <w:t>分析，本系統之目標族群為「欲買賣二手書籍，卻苦於面交時間難以配合或對交易安全性存疑」的交易者，系統以</w:t>
+      </w:r>
+      <w:proofErr w:type="gramStart"/>
+      <w:r>
+        <w:rPr>
+          <w:rFonts w:hint="eastAsia"/>
+        </w:rPr>
+        <w:t>區塊鏈智慧</w:t>
+      </w:r>
+      <w:proofErr w:type="gramEnd"/>
+      <w:r>
+        <w:rPr>
+          <w:rFonts w:hint="eastAsia"/>
+        </w:rPr>
+        <w:t>合約託管與智慧書櫃實物驗證為核心，透過自動化流程解決傳統面交的痛點。</w:t>
       </w:r>
     </w:p>
     <w:p>
@@ -13099,7 +14016,49 @@
         <w:rPr>
           <w:rFonts w:hint="eastAsia"/>
         </w:rPr>
-        <w:t>本系統透過區塊鏈技術建立自動化金流託管，結合實體智慧書櫃的存取機制，確保款項在買家成功取貨並確認訂單後才進行金流撥款處理，徹底解決交易詐騙風險與個資外洩隱憂。平台不僅提供便利的</w:t>
+        <w:t>本系統透過</w:t>
+      </w:r>
+      <w:proofErr w:type="gramStart"/>
+      <w:r>
+        <w:rPr>
+          <w:rFonts w:hint="eastAsia"/>
+        </w:rPr>
+        <w:t>區塊鏈技術</w:t>
+      </w:r>
+      <w:proofErr w:type="gramEnd"/>
+      <w:r>
+        <w:rPr>
+          <w:rFonts w:hint="eastAsia"/>
+        </w:rPr>
+        <w:t>建立自動化金流託管，結合實體智慧書櫃的存取機制，確保款項在買家成功取貨並確認訂單後才進行金流撥款處理，徹底解決交易詐騙風險與</w:t>
+      </w:r>
+      <w:proofErr w:type="gramStart"/>
+      <w:r>
+        <w:rPr>
+          <w:rFonts w:hint="eastAsia"/>
+        </w:rPr>
+        <w:t>個</w:t>
+      </w:r>
+      <w:proofErr w:type="gramEnd"/>
+      <w:r>
+        <w:rPr>
+          <w:rFonts w:hint="eastAsia"/>
+        </w:rPr>
+        <w:t>資外</w:t>
+      </w:r>
+      <w:proofErr w:type="gramStart"/>
+      <w:r>
+        <w:rPr>
+          <w:rFonts w:hint="eastAsia"/>
+        </w:rPr>
+        <w:t>洩</w:t>
+      </w:r>
+      <w:proofErr w:type="gramEnd"/>
+      <w:r>
+        <w:rPr>
+          <w:rFonts w:hint="eastAsia"/>
+        </w:rPr>
+        <w:t>隱憂。平台不僅提供便利的</w:t>
       </w:r>
       <w:r>
         <w:rPr>
@@ -13111,7 +14070,21 @@
         <w:rPr>
           <w:rFonts w:hint="eastAsia"/>
         </w:rPr>
-        <w:t>小時自助取件服務，更透過物聯網（</w:t>
+        <w:t>小時自助取件服務，更</w:t>
+      </w:r>
+      <w:proofErr w:type="gramStart"/>
+      <w:r>
+        <w:rPr>
+          <w:rFonts w:hint="eastAsia"/>
+        </w:rPr>
+        <w:t>透過物聯網</w:t>
+      </w:r>
+      <w:proofErr w:type="gramEnd"/>
+      <w:r>
+        <w:rPr>
+          <w:rFonts w:hint="eastAsia"/>
+        </w:rPr>
+        <w:t>（</w:t>
       </w:r>
       <w:r>
         <w:rPr>
@@ -13187,7 +14160,21 @@
         <w:rPr>
           <w:rFonts w:hint="eastAsia"/>
         </w:rPr>
-        <w:t>身份區隔：區分為欲降低書費負擔的學生，以及重視交易效率與書況的買賣書族群。</w:t>
+        <w:t>身份區隔：區分為欲降低書費負擔的學生，以及重視交易效率與書</w:t>
+      </w:r>
+      <w:proofErr w:type="gramStart"/>
+      <w:r>
+        <w:rPr>
+          <w:rFonts w:hint="eastAsia"/>
+        </w:rPr>
+        <w:t>況</w:t>
+      </w:r>
+      <w:proofErr w:type="gramEnd"/>
+      <w:r>
+        <w:rPr>
+          <w:rFonts w:hint="eastAsia"/>
+        </w:rPr>
+        <w:t>的買賣書族群。</w:t>
       </w:r>
     </w:p>
     <w:p>
@@ -13215,7 +14202,21 @@
         <w:rPr>
           <w:rFonts w:hint="eastAsia"/>
         </w:rPr>
-        <w:t>分為習慣數位支付、對新科技接受度高的數位原生族，以及對網路交易安全具高度戒心使用者，透過會員等級審核機制，確保交易環境的安全性與使用者信用。</w:t>
+        <w:t>分為習慣數位支付、對新科技接受度高的數位</w:t>
+      </w:r>
+      <w:proofErr w:type="gramStart"/>
+      <w:r>
+        <w:rPr>
+          <w:rFonts w:hint="eastAsia"/>
+        </w:rPr>
+        <w:t>原生族</w:t>
+      </w:r>
+      <w:proofErr w:type="gramEnd"/>
+      <w:r>
+        <w:rPr>
+          <w:rFonts w:hint="eastAsia"/>
+        </w:rPr>
+        <w:t>，以及對網路交易安全具高度戒心使用者，透過會員等級審核機制，確保交易環境的安全性與使用者信用。</w:t>
       </w:r>
     </w:p>
     <w:p>
@@ -13303,7 +14304,21 @@
         <w:rPr>
           <w:rFonts w:hint="eastAsia"/>
         </w:rPr>
-        <w:t>吸引重視交易安全與真實書況，並希望透過「驗收後撥款」機制保障權益的謹慎交易者。</w:t>
+        <w:t>吸引重視交易安全與真實書</w:t>
+      </w:r>
+      <w:proofErr w:type="gramStart"/>
+      <w:r>
+        <w:rPr>
+          <w:rFonts w:hint="eastAsia"/>
+        </w:rPr>
+        <w:t>況</w:t>
+      </w:r>
+      <w:proofErr w:type="gramEnd"/>
+      <w:r>
+        <w:rPr>
+          <w:rFonts w:hint="eastAsia"/>
+        </w:rPr>
+        <w:t>，並希望透過「驗收後撥款」機制保障權益的謹慎交易者。</w:t>
       </w:r>
     </w:p>
     <w:p>
@@ -13363,7 +14378,21 @@
         <w:rPr>
           <w:rFonts w:hint="eastAsia"/>
         </w:rPr>
-        <w:t>信任保障：利用區塊鏈智慧合約技術進行款項託管，實現「買家驗貨才撥款」，徹底杜絕交易詐騙。</w:t>
+        <w:t>信任保障：利用</w:t>
+      </w:r>
+      <w:proofErr w:type="gramStart"/>
+      <w:r>
+        <w:rPr>
+          <w:rFonts w:hint="eastAsia"/>
+        </w:rPr>
+        <w:t>區塊鏈智慧</w:t>
+      </w:r>
+      <w:proofErr w:type="gramEnd"/>
+      <w:r>
+        <w:rPr>
+          <w:rFonts w:hint="eastAsia"/>
+        </w:rPr>
+        <w:t>合約技術進行款項託管，實現「買家驗貨才撥款」，徹底杜絕交易詐騙。</w:t>
       </w:r>
     </w:p>
     <w:p>
@@ -13379,7 +14408,21 @@
         <w:rPr>
           <w:rFonts w:hint="eastAsia"/>
         </w:rPr>
-        <w:t>極致便利：整合物聯網智慧書櫃與</w:t>
+        <w:t>極致便利：</w:t>
+      </w:r>
+      <w:proofErr w:type="gramStart"/>
+      <w:r>
+        <w:rPr>
+          <w:rFonts w:hint="eastAsia"/>
+        </w:rPr>
+        <w:t>整合物聯網</w:t>
+      </w:r>
+      <w:proofErr w:type="gramEnd"/>
+      <w:r>
+        <w:rPr>
+          <w:rFonts w:hint="eastAsia"/>
+        </w:rPr>
+        <w:t>智慧書櫃與</w:t>
       </w:r>
       <w:r>
         <w:rPr>
@@ -13403,7 +14446,35 @@
         <w:rPr>
           <w:rFonts w:hint="eastAsia"/>
         </w:rPr>
-        <w:t>小時不打烊的「非同步掃碼存取」自動化流程。</w:t>
+        <w:t>小時</w:t>
+      </w:r>
+      <w:proofErr w:type="gramStart"/>
+      <w:r>
+        <w:rPr>
+          <w:rFonts w:hint="eastAsia"/>
+        </w:rPr>
+        <w:t>不</w:t>
+      </w:r>
+      <w:proofErr w:type="gramEnd"/>
+      <w:r>
+        <w:rPr>
+          <w:rFonts w:hint="eastAsia"/>
+        </w:rPr>
+        <w:t>打烊的「</w:t>
+      </w:r>
+      <w:proofErr w:type="gramStart"/>
+      <w:r>
+        <w:rPr>
+          <w:rFonts w:hint="eastAsia"/>
+        </w:rPr>
+        <w:t>非同步掃碼存取</w:t>
+      </w:r>
+      <w:proofErr w:type="gramEnd"/>
+      <w:r>
+        <w:rPr>
+          <w:rFonts w:hint="eastAsia"/>
+        </w:rPr>
+        <w:t>」自動化流程。</w:t>
       </w:r>
     </w:p>
     <w:p>
@@ -13485,11 +14556,19 @@
         </w:numPr>
         <w:ind w:left="964" w:hanging="482"/>
       </w:pPr>
-      <w:r>
-        <w:rPr>
-          <w:rFonts w:hint="eastAsia"/>
-        </w:rPr>
-        <w:t>技術跨域整合：結合智慧合約金流與</w:t>
+      <w:proofErr w:type="gramStart"/>
+      <w:r>
+        <w:rPr>
+          <w:rFonts w:hint="eastAsia"/>
+        </w:rPr>
+        <w:t>技術跨域整合</w:t>
+      </w:r>
+      <w:proofErr w:type="gramEnd"/>
+      <w:r>
+        <w:rPr>
+          <w:rFonts w:hint="eastAsia"/>
+        </w:rPr>
+        <w:t>：結合智慧合約金流與</w:t>
       </w:r>
       <w:r>
         <w:rPr>
@@ -13517,7 +14596,21 @@
         <w:rPr>
           <w:rFonts w:hint="eastAsia"/>
         </w:rPr>
-        <w:t>解決交易痛點：透過自動化金流託管與實體書櫃，解決雙方面交時間難以攏談與詐騙風險。</w:t>
+        <w:t>解決交易痛點：透過自動化金流託管與實體書櫃，解決雙方面交時間</w:t>
+      </w:r>
+      <w:proofErr w:type="gramStart"/>
+      <w:r>
+        <w:rPr>
+          <w:rFonts w:hint="eastAsia"/>
+        </w:rPr>
+        <w:t>難以攏談與</w:t>
+      </w:r>
+      <w:proofErr w:type="gramEnd"/>
+      <w:r>
+        <w:rPr>
+          <w:rFonts w:hint="eastAsia"/>
+        </w:rPr>
+        <w:t>詐騙風險。</w:t>
       </w:r>
     </w:p>
     <w:p>
@@ -13651,7 +14744,21 @@
         <w:rPr>
           <w:rFonts w:hint="eastAsia"/>
         </w:rPr>
-        <w:t>初期使用者顧慮：對於新興的智慧合約金流與掃碼取貨機制，使用者可能因缺乏成功案例而產生信任疑慮，影響初期採用意願。</w:t>
+        <w:t>初期使用者顧慮：對於新興的智慧合約金流與</w:t>
+      </w:r>
+      <w:proofErr w:type="gramStart"/>
+      <w:r>
+        <w:rPr>
+          <w:rFonts w:hint="eastAsia"/>
+        </w:rPr>
+        <w:t>掃碼取</w:t>
+      </w:r>
+      <w:proofErr w:type="gramEnd"/>
+      <w:r>
+        <w:rPr>
+          <w:rFonts w:hint="eastAsia"/>
+        </w:rPr>
+        <w:t>貨機制，使用者可能因缺乏成功案例而產生信任疑慮，影響初期採用意願。</w:t>
       </w:r>
     </w:p>
     <w:p>
@@ -13679,7 +14786,21 @@
         <w:rPr>
           <w:rFonts w:hint="eastAsia"/>
         </w:rPr>
-        <w:t>、雲端後台與實體櫃體感測器，開發時程壓力大。</w:t>
+        <w:t>、雲端後台與實體</w:t>
+      </w:r>
+      <w:proofErr w:type="gramStart"/>
+      <w:r>
+        <w:rPr>
+          <w:rFonts w:hint="eastAsia"/>
+        </w:rPr>
+        <w:t>櫃體感</w:t>
+      </w:r>
+      <w:proofErr w:type="gramEnd"/>
+      <w:r>
+        <w:rPr>
+          <w:rFonts w:hint="eastAsia"/>
+        </w:rPr>
+        <w:t>測器，開發時程壓力大。</w:t>
       </w:r>
     </w:p>
     <w:p>
@@ -13727,7 +14848,35 @@
         <w:rPr>
           <w:rFonts w:hint="eastAsia"/>
         </w:rPr>
-        <w:t>物流便利性受限：取貨點僅限於特定智慧櫃點，相較於競品的超商物流網絡，覆蓋率較低。</w:t>
+        <w:t>物流便利性受限：取貨點僅限於特定</w:t>
+      </w:r>
+      <w:proofErr w:type="gramStart"/>
+      <w:r>
+        <w:rPr>
+          <w:rFonts w:hint="eastAsia"/>
+        </w:rPr>
+        <w:t>智慧櫃點</w:t>
+      </w:r>
+      <w:proofErr w:type="gramEnd"/>
+      <w:r>
+        <w:rPr>
+          <w:rFonts w:hint="eastAsia"/>
+        </w:rPr>
+        <w:t>，相較</w:t>
+      </w:r>
+      <w:proofErr w:type="gramStart"/>
+      <w:r>
+        <w:rPr>
+          <w:rFonts w:hint="eastAsia"/>
+        </w:rPr>
+        <w:t>於競品</w:t>
+      </w:r>
+      <w:proofErr w:type="gramEnd"/>
+      <w:r>
+        <w:rPr>
+          <w:rFonts w:hint="eastAsia"/>
+        </w:rPr>
+        <w:t>的超商物流網絡，覆蓋率較低。</w:t>
       </w:r>
     </w:p>
     <w:p>
@@ -13857,6 +15006,7 @@
         </w:rPr>
         <w:t>）</w:t>
       </w:r>
+      <w:proofErr w:type="gramStart"/>
       <w:r>
         <w:rPr>
           <w:rFonts w:hint="eastAsia"/>
@@ -13867,7 +15017,14 @@
         <w:rPr>
           <w:rFonts w:hint="eastAsia"/>
         </w:rPr>
-        <w:t>物聯網（</w:t>
+        <w:t>物聯網</w:t>
+      </w:r>
+      <w:proofErr w:type="gramEnd"/>
+      <w:r>
+        <w:rPr>
+          <w:rFonts w:hint="eastAsia"/>
+        </w:rPr>
+        <w:t>（</w:t>
       </w:r>
       <w:r>
         <w:rPr>
@@ -13881,11 +15038,19 @@
         </w:rPr>
         <w:t>）</w:t>
       </w:r>
-      <w:r>
-        <w:rPr>
-          <w:rFonts w:hint="eastAsia"/>
-        </w:rPr>
-        <w:t>跨域實踐的示範專案，吸引相關企業或校方行政單位的專案贊助。</w:t>
+      <w:proofErr w:type="gramStart"/>
+      <w:r>
+        <w:rPr>
+          <w:rFonts w:hint="eastAsia"/>
+        </w:rPr>
+        <w:t>跨域實踐</w:t>
+      </w:r>
+      <w:proofErr w:type="gramEnd"/>
+      <w:r>
+        <w:rPr>
+          <w:rFonts w:hint="eastAsia"/>
+        </w:rPr>
+        <w:t>的示範專案，吸引相關企業或校方行政單位的專案贊助。</w:t>
       </w:r>
     </w:p>
     <w:p>
@@ -13951,8 +15116,16 @@
         <w:rPr>
           <w:rFonts w:hint="eastAsia"/>
         </w:rPr>
-        <w:t>現有競爭對手：現有平台（</w:t>
-      </w:r>
+        <w:t>現有競爭對手：現有平台</w:t>
+      </w:r>
+      <w:proofErr w:type="gramStart"/>
+      <w:r>
+        <w:rPr>
+          <w:rFonts w:hint="eastAsia"/>
+        </w:rPr>
+        <w:t>（</w:t>
+      </w:r>
+      <w:proofErr w:type="gramEnd"/>
       <w:r>
         <w:rPr>
           <w:rFonts w:hint="eastAsia"/>
@@ -13971,11 +15144,19 @@
         </w:rPr>
         <w:t>等</w:t>
       </w:r>
-      <w:r>
-        <w:rPr>
-          <w:rFonts w:hint="eastAsia"/>
-        </w:rPr>
-        <w:t>），其使用者基數極大且已有固定使用者，對新平台轉移意願較低。</w:t>
+      <w:proofErr w:type="gramStart"/>
+      <w:r>
+        <w:rPr>
+          <w:rFonts w:hint="eastAsia"/>
+        </w:rPr>
+        <w:t>）</w:t>
+      </w:r>
+      <w:proofErr w:type="gramEnd"/>
+      <w:r>
+        <w:rPr>
+          <w:rFonts w:hint="eastAsia"/>
+        </w:rPr>
+        <w:t>，其使用者基數極大且已有固定使用者，對新平台轉移意願較低。</w:t>
       </w:r>
     </w:p>
     <w:p>
@@ -13987,11 +15168,33 @@
         </w:numPr>
         <w:ind w:left="964" w:hanging="482"/>
       </w:pPr>
-      <w:r>
-        <w:rPr>
-          <w:rFonts w:hint="eastAsia"/>
-        </w:rPr>
-        <w:t>競品生態系成熟度高：既有平台擁有極高覆蓋率的超商取貨網絡與多元支付，影響增加新用戶的移轉平台門檻。</w:t>
+      <w:proofErr w:type="gramStart"/>
+      <w:r>
+        <w:rPr>
+          <w:rFonts w:hint="eastAsia"/>
+        </w:rPr>
+        <w:t>競品生態</w:t>
+      </w:r>
+      <w:proofErr w:type="gramEnd"/>
+      <w:r>
+        <w:rPr>
+          <w:rFonts w:hint="eastAsia"/>
+        </w:rPr>
+        <w:t>系成熟度高：既有平台擁有極高覆蓋率的超商</w:t>
+      </w:r>
+      <w:proofErr w:type="gramStart"/>
+      <w:r>
+        <w:rPr>
+          <w:rFonts w:hint="eastAsia"/>
+        </w:rPr>
+        <w:t>取貨網絡</w:t>
+      </w:r>
+      <w:proofErr w:type="gramEnd"/>
+      <w:r>
+        <w:rPr>
+          <w:rFonts w:hint="eastAsia"/>
+        </w:rPr>
+        <w:t>與多元支付，影響增加新用戶的移轉平台門檻。</w:t>
       </w:r>
     </w:p>
     <w:p>
@@ -14007,7 +15210,21 @@
         <w:rPr>
           <w:rFonts w:hint="eastAsia"/>
         </w:rPr>
-        <w:t>法規與安全性限制：涉及金流託管與區塊鏈資產，需考量國內金融法規限制，一旦出現程式漏洞或遭駭客攻擊，將面臨法律責任與信任崩塌。</w:t>
+        <w:t>法規與安全性限制：涉及金流託管與</w:t>
+      </w:r>
+      <w:proofErr w:type="gramStart"/>
+      <w:r>
+        <w:rPr>
+          <w:rFonts w:hint="eastAsia"/>
+        </w:rPr>
+        <w:t>區塊鏈資產</w:t>
+      </w:r>
+      <w:proofErr w:type="gramEnd"/>
+      <w:r>
+        <w:rPr>
+          <w:rFonts w:hint="eastAsia"/>
+        </w:rPr>
+        <w:t>，需考量國內金融法規限制，一旦出現程式漏洞或遭駭客攻擊，將面臨法律責任與信任崩塌。</w:t>
       </w:r>
     </w:p>
     <w:p>
@@ -14030,7 +15247,7 @@
       <w:pPr>
         <w:pStyle w:val="afb"/>
       </w:pPr>
-      <w:bookmarkStart w:id="24" w:name="_Toc226934192"/>
+      <w:bookmarkStart w:id="24" w:name="_Toc227014316"/>
       <w:r>
         <w:rPr>
           <w:rFonts w:hint="eastAsia"/>
@@ -14178,13 +15395,13 @@
               <w:jc w:val="right"/>
               <w:textAlignment w:val="center"/>
               <w:rPr>
-                <w:rFonts w:ascii="Times New Roman" w:eastAsia="標楷體" w:hAnsi="Times New Roman"/>
+                <w:rFonts w:ascii="Times New Roman" w:eastAsia="DFKai-SB" w:hAnsi="Times New Roman"/>
                 <w:sz w:val="28"/>
               </w:rPr>
             </w:pPr>
             <w:r>
               <w:rPr>
-                <w:rFonts w:ascii="Times New Roman" w:eastAsia="標楷體" w:hAnsi="Times New Roman" w:hint="eastAsia"/>
+                <w:rFonts w:ascii="Times New Roman" w:eastAsia="DFKai-SB" w:hAnsi="Times New Roman" w:hint="eastAsia"/>
                 <w:sz w:val="28"/>
               </w:rPr>
               <w:t>內部</w:t>
@@ -14197,13 +15414,13 @@
               <w:jc w:val="both"/>
               <w:textAlignment w:val="center"/>
               <w:rPr>
-                <w:rFonts w:ascii="Times New Roman" w:eastAsia="標楷體" w:hAnsi="Times New Roman"/>
+                <w:rFonts w:ascii="Times New Roman" w:eastAsia="DFKai-SB" w:hAnsi="Times New Roman"/>
                 <w:sz w:val="28"/>
               </w:rPr>
             </w:pPr>
             <w:r>
               <w:rPr>
-                <w:rFonts w:ascii="Times New Roman" w:eastAsia="標楷體" w:hAnsi="Times New Roman" w:hint="eastAsia"/>
+                <w:rFonts w:ascii="Times New Roman" w:eastAsia="DFKai-SB" w:hAnsi="Times New Roman" w:hint="eastAsia"/>
                 <w:sz w:val="28"/>
               </w:rPr>
               <w:t>外部</w:t>
@@ -14223,34 +15440,34 @@
               <w:jc w:val="center"/>
               <w:textAlignment w:val="center"/>
               <w:rPr>
-                <w:rFonts w:ascii="Times New Roman" w:eastAsia="標楷體" w:hAnsi="Times New Roman"/>
+                <w:rFonts w:ascii="Times New Roman" w:eastAsia="DFKai-SB" w:hAnsi="Times New Roman"/>
                 <w:sz w:val="28"/>
               </w:rPr>
             </w:pPr>
             <w:r>
               <w:rPr>
-                <w:rFonts w:ascii="Times New Roman" w:eastAsia="標楷體" w:hAnsi="Times New Roman" w:hint="eastAsia"/>
+                <w:rFonts w:ascii="Times New Roman" w:eastAsia="DFKai-SB" w:hAnsi="Times New Roman" w:hint="eastAsia"/>
                 <w:sz w:val="28"/>
               </w:rPr>
               <w:t>優勢</w:t>
             </w:r>
             <w:r>
               <w:rPr>
-                <w:rFonts w:ascii="Times New Roman" w:eastAsia="標楷體" w:hAnsi="Times New Roman" w:hint="eastAsia"/>
+                <w:rFonts w:ascii="Times New Roman" w:eastAsia="DFKai-SB" w:hAnsi="Times New Roman" w:hint="eastAsia"/>
                 <w:sz w:val="28"/>
               </w:rPr>
               <w:t>（</w:t>
             </w:r>
             <w:r>
               <w:rPr>
-                <w:rFonts w:ascii="Times New Roman" w:eastAsia="標楷體" w:hAnsi="Times New Roman" w:hint="eastAsia"/>
+                <w:rFonts w:ascii="Times New Roman" w:eastAsia="DFKai-SB" w:hAnsi="Times New Roman" w:hint="eastAsia"/>
                 <w:sz w:val="28"/>
               </w:rPr>
               <w:t>Strengths</w:t>
             </w:r>
             <w:r>
               <w:rPr>
-                <w:rFonts w:ascii="Times New Roman" w:eastAsia="標楷體" w:hAnsi="Times New Roman" w:hint="eastAsia"/>
+                <w:rFonts w:ascii="Times New Roman" w:eastAsia="DFKai-SB" w:hAnsi="Times New Roman" w:hint="eastAsia"/>
                 <w:sz w:val="28"/>
               </w:rPr>
               <w:t>）</w:t>
@@ -14271,34 +15488,34 @@
               <w:jc w:val="center"/>
               <w:textAlignment w:val="center"/>
               <w:rPr>
-                <w:rFonts w:ascii="Times New Roman" w:eastAsia="標楷體" w:hAnsi="Times New Roman"/>
+                <w:rFonts w:ascii="Times New Roman" w:eastAsia="DFKai-SB" w:hAnsi="Times New Roman"/>
                 <w:sz w:val="28"/>
               </w:rPr>
             </w:pPr>
             <w:r>
               <w:rPr>
-                <w:rFonts w:ascii="Times New Roman" w:eastAsia="標楷體" w:hAnsi="Times New Roman" w:hint="eastAsia"/>
+                <w:rFonts w:ascii="Times New Roman" w:eastAsia="DFKai-SB" w:hAnsi="Times New Roman" w:hint="eastAsia"/>
                 <w:sz w:val="28"/>
               </w:rPr>
               <w:t>劣勢</w:t>
             </w:r>
             <w:r>
               <w:rPr>
-                <w:rFonts w:ascii="Times New Roman" w:eastAsia="標楷體" w:hAnsi="Times New Roman" w:hint="eastAsia"/>
+                <w:rFonts w:ascii="Times New Roman" w:eastAsia="DFKai-SB" w:hAnsi="Times New Roman" w:hint="eastAsia"/>
                 <w:sz w:val="28"/>
               </w:rPr>
               <w:t>（</w:t>
             </w:r>
             <w:r>
               <w:rPr>
-                <w:rFonts w:ascii="Times New Roman" w:eastAsia="標楷體" w:hAnsi="Times New Roman"/>
+                <w:rFonts w:ascii="Times New Roman" w:eastAsia="DFKai-SB" w:hAnsi="Times New Roman"/>
                 <w:sz w:val="28"/>
               </w:rPr>
               <w:t>Weaknesses</w:t>
             </w:r>
             <w:r>
               <w:rPr>
-                <w:rFonts w:ascii="Times New Roman" w:eastAsia="標楷體" w:hAnsi="Times New Roman" w:hint="eastAsia"/>
+                <w:rFonts w:ascii="Times New Roman" w:eastAsia="DFKai-SB" w:hAnsi="Times New Roman" w:hint="eastAsia"/>
                 <w:sz w:val="28"/>
               </w:rPr>
               <w:t>）</w:t>
@@ -14324,13 +15541,13 @@
               <w:jc w:val="center"/>
               <w:textAlignment w:val="center"/>
               <w:rPr>
-                <w:rFonts w:ascii="Times New Roman" w:eastAsia="標楷體" w:hAnsi="Times New Roman"/>
+                <w:rFonts w:ascii="Times New Roman" w:eastAsia="DFKai-SB" w:hAnsi="Times New Roman"/>
                 <w:sz w:val="28"/>
               </w:rPr>
             </w:pPr>
             <w:r>
               <w:rPr>
-                <w:rFonts w:ascii="Times New Roman" w:eastAsia="標楷體" w:hAnsi="Times New Roman" w:hint="eastAsia"/>
+                <w:rFonts w:ascii="Times New Roman" w:eastAsia="DFKai-SB" w:hAnsi="Times New Roman" w:hint="eastAsia"/>
                 <w:sz w:val="28"/>
               </w:rPr>
               <w:t>機會</w:t>
@@ -14343,27 +15560,27 @@
               <w:jc w:val="center"/>
               <w:textAlignment w:val="center"/>
               <w:rPr>
-                <w:rFonts w:ascii="Times New Roman" w:eastAsia="標楷體" w:hAnsi="Times New Roman"/>
+                <w:rFonts w:ascii="Times New Roman" w:eastAsia="DFKai-SB" w:hAnsi="Times New Roman"/>
                 <w:sz w:val="28"/>
               </w:rPr>
             </w:pPr>
             <w:r>
               <w:rPr>
-                <w:rFonts w:ascii="Times New Roman" w:eastAsia="標楷體" w:hAnsi="Times New Roman" w:hint="eastAsia"/>
+                <w:rFonts w:ascii="Times New Roman" w:eastAsia="DFKai-SB" w:hAnsi="Times New Roman" w:hint="eastAsia"/>
                 <w:sz w:val="28"/>
               </w:rPr>
               <w:t>（</w:t>
             </w:r>
             <w:r>
               <w:rPr>
-                <w:rFonts w:ascii="Times New Roman" w:eastAsia="標楷體" w:hAnsi="Times New Roman" w:hint="eastAsia"/>
+                <w:rFonts w:ascii="Times New Roman" w:eastAsia="DFKai-SB" w:hAnsi="Times New Roman" w:hint="eastAsia"/>
                 <w:sz w:val="28"/>
               </w:rPr>
               <w:t>Opportunities</w:t>
             </w:r>
             <w:r>
               <w:rPr>
-                <w:rFonts w:ascii="Times New Roman" w:eastAsia="標楷體" w:hAnsi="Times New Roman" w:hint="eastAsia"/>
+                <w:rFonts w:ascii="Times New Roman" w:eastAsia="DFKai-SB" w:hAnsi="Times New Roman" w:hint="eastAsia"/>
                 <w:sz w:val="28"/>
               </w:rPr>
               <w:t>）</w:t>
@@ -14382,20 +15599,20 @@
               <w:jc w:val="both"/>
               <w:textAlignment w:val="center"/>
               <w:rPr>
-                <w:rFonts w:ascii="Times New Roman" w:eastAsia="標楷體" w:hAnsi="Times New Roman"/>
+                <w:rFonts w:ascii="Times New Roman" w:eastAsia="DFKai-SB" w:hAnsi="Times New Roman"/>
                 <w:sz w:val="28"/>
               </w:rPr>
             </w:pPr>
             <w:r>
               <w:rPr>
-                <w:rFonts w:ascii="Times New Roman" w:eastAsia="標楷體" w:hAnsi="Times New Roman" w:hint="eastAsia"/>
+                <w:rFonts w:ascii="Times New Roman" w:eastAsia="DFKai-SB" w:hAnsi="Times New Roman" w:hint="eastAsia"/>
                 <w:sz w:val="28"/>
               </w:rPr>
               <w:t>SO</w:t>
             </w:r>
             <w:r>
               <w:rPr>
-                <w:rFonts w:ascii="Times New Roman" w:eastAsia="標楷體" w:hAnsi="Times New Roman" w:hint="eastAsia"/>
+                <w:rFonts w:ascii="Times New Roman" w:eastAsia="DFKai-SB" w:hAnsi="Times New Roman" w:hint="eastAsia"/>
                 <w:sz w:val="28"/>
               </w:rPr>
               <w:t>策略：</w:t>
@@ -14412,27 +15629,43 @@
               <w:jc w:val="both"/>
               <w:textAlignment w:val="center"/>
               <w:rPr>
-                <w:rFonts w:ascii="Times New Roman" w:eastAsia="標楷體" w:hAnsi="Times New Roman"/>
+                <w:rFonts w:ascii="Times New Roman" w:eastAsia="DFKai-SB" w:hAnsi="Times New Roman"/>
                 <w:sz w:val="28"/>
               </w:rPr>
             </w:pPr>
             <w:r>
               <w:rPr>
-                <w:rFonts w:ascii="Times New Roman" w:eastAsia="標楷體" w:hAnsi="Times New Roman" w:hint="eastAsia"/>
-                <w:sz w:val="28"/>
-              </w:rPr>
-              <w:t>利用技術跨域整合（</w:t>
-            </w:r>
-            <w:r>
-              <w:rPr>
-                <w:rFonts w:ascii="Times New Roman" w:eastAsia="標楷體" w:hAnsi="Times New Roman" w:hint="eastAsia"/>
+                <w:rFonts w:ascii="Times New Roman" w:eastAsia="DFKai-SB" w:hAnsi="Times New Roman" w:hint="eastAsia"/>
+                <w:sz w:val="28"/>
+              </w:rPr>
+              <w:t>利用</w:t>
+            </w:r>
+            <w:proofErr w:type="gramStart"/>
+            <w:r>
+              <w:rPr>
+                <w:rFonts w:ascii="Times New Roman" w:eastAsia="DFKai-SB" w:hAnsi="Times New Roman" w:hint="eastAsia"/>
+                <w:sz w:val="28"/>
+              </w:rPr>
+              <w:t>技術跨域整合</w:t>
+            </w:r>
+            <w:proofErr w:type="gramEnd"/>
+            <w:r>
+              <w:rPr>
+                <w:rFonts w:ascii="Times New Roman" w:eastAsia="DFKai-SB" w:hAnsi="Times New Roman" w:hint="eastAsia"/>
+                <w:sz w:val="28"/>
+              </w:rPr>
+              <w:t>（</w:t>
+            </w:r>
+            <w:r>
+              <w:rPr>
+                <w:rFonts w:ascii="Times New Roman" w:eastAsia="DFKai-SB" w:hAnsi="Times New Roman" w:hint="eastAsia"/>
                 <w:sz w:val="28"/>
               </w:rPr>
               <w:t>IoT+</w:t>
             </w:r>
             <w:r>
               <w:rPr>
-                <w:rFonts w:ascii="Times New Roman" w:eastAsia="標楷體" w:hAnsi="Times New Roman" w:hint="eastAsia"/>
+                <w:rFonts w:ascii="Times New Roman" w:eastAsia="DFKai-SB" w:hAnsi="Times New Roman" w:hint="eastAsia"/>
                 <w:sz w:val="28"/>
               </w:rPr>
               <w:t>金流）的門檻，積極爭取捷運站點與校園進駐，作為智慧城市與永續校園的實踐標竿。</w:t>
@@ -14449,41 +15682,41 @@
               <w:jc w:val="both"/>
               <w:textAlignment w:val="center"/>
               <w:rPr>
-                <w:rFonts w:ascii="Times New Roman" w:eastAsia="標楷體" w:hAnsi="Times New Roman"/>
+                <w:rFonts w:ascii="Times New Roman" w:eastAsia="DFKai-SB" w:hAnsi="Times New Roman"/>
                 <w:sz w:val="28"/>
               </w:rPr>
             </w:pPr>
             <w:r>
               <w:rPr>
-                <w:rFonts w:ascii="Times New Roman" w:eastAsia="標楷體" w:hAnsi="Times New Roman" w:hint="eastAsia"/>
+                <w:rFonts w:ascii="Times New Roman" w:eastAsia="DFKai-SB" w:hAnsi="Times New Roman" w:hint="eastAsia"/>
                 <w:sz w:val="28"/>
               </w:rPr>
               <w:t>結合</w:t>
             </w:r>
             <w:r>
               <w:rPr>
-                <w:rFonts w:ascii="Times New Roman" w:eastAsia="標楷體" w:hAnsi="Times New Roman" w:hint="eastAsia"/>
+                <w:rFonts w:ascii="Times New Roman" w:eastAsia="DFKai-SB" w:hAnsi="Times New Roman" w:hint="eastAsia"/>
                 <w:sz w:val="28"/>
               </w:rPr>
               <w:t>ISBN</w:t>
             </w:r>
             <w:r>
               <w:rPr>
-                <w:rFonts w:ascii="Times New Roman" w:eastAsia="標楷體" w:hAnsi="Times New Roman" w:hint="eastAsia"/>
+                <w:rFonts w:ascii="Times New Roman" w:eastAsia="DFKai-SB" w:hAnsi="Times New Roman" w:hint="eastAsia"/>
                 <w:sz w:val="28"/>
               </w:rPr>
               <w:t>快速輸入與個人化推薦系統，降低上架門檻並提高媒合效率，建立比傳統</w:t>
             </w:r>
             <w:r>
               <w:rPr>
-                <w:rFonts w:ascii="Times New Roman" w:eastAsia="標楷體" w:hAnsi="Times New Roman" w:hint="eastAsia"/>
+                <w:rFonts w:ascii="Times New Roman" w:eastAsia="DFKai-SB" w:hAnsi="Times New Roman" w:hint="eastAsia"/>
                 <w:sz w:val="28"/>
               </w:rPr>
               <w:t>FB</w:t>
             </w:r>
             <w:r>
               <w:rPr>
-                <w:rFonts w:ascii="Times New Roman" w:eastAsia="標楷體" w:hAnsi="Times New Roman" w:hint="eastAsia"/>
+                <w:rFonts w:ascii="Times New Roman" w:eastAsia="DFKai-SB" w:hAnsi="Times New Roman" w:hint="eastAsia"/>
                 <w:sz w:val="28"/>
               </w:rPr>
               <w:t>社團更高效的交易生態圈。</w:t>
@@ -14502,20 +15735,20 @@
               <w:jc w:val="both"/>
               <w:textAlignment w:val="center"/>
               <w:rPr>
-                <w:rFonts w:ascii="Times New Roman" w:eastAsia="標楷體" w:hAnsi="Times New Roman"/>
+                <w:rFonts w:ascii="Times New Roman" w:eastAsia="DFKai-SB" w:hAnsi="Times New Roman"/>
                 <w:sz w:val="28"/>
               </w:rPr>
             </w:pPr>
             <w:r>
               <w:rPr>
-                <w:rFonts w:ascii="Times New Roman" w:eastAsia="標楷體" w:hAnsi="Times New Roman" w:hint="eastAsia"/>
+                <w:rFonts w:ascii="Times New Roman" w:eastAsia="DFKai-SB" w:hAnsi="Times New Roman" w:hint="eastAsia"/>
                 <w:sz w:val="28"/>
               </w:rPr>
               <w:t>WO</w:t>
             </w:r>
             <w:r>
               <w:rPr>
-                <w:rFonts w:ascii="Times New Roman" w:eastAsia="標楷體" w:hAnsi="Times New Roman" w:hint="eastAsia"/>
+                <w:rFonts w:ascii="Times New Roman" w:eastAsia="DFKai-SB" w:hAnsi="Times New Roman" w:hint="eastAsia"/>
                 <w:sz w:val="28"/>
               </w:rPr>
               <w:t>策略：</w:t>
@@ -14532,13 +15765,13 @@
               <w:jc w:val="both"/>
               <w:textAlignment w:val="center"/>
               <w:rPr>
-                <w:rFonts w:ascii="Times New Roman" w:eastAsia="標楷體" w:hAnsi="Times New Roman"/>
+                <w:rFonts w:ascii="Times New Roman" w:eastAsia="DFKai-SB" w:hAnsi="Times New Roman"/>
                 <w:sz w:val="28"/>
               </w:rPr>
             </w:pPr>
             <w:r>
               <w:rPr>
-                <w:rFonts w:ascii="Times New Roman" w:eastAsia="標楷體" w:hAnsi="Times New Roman" w:hint="eastAsia"/>
+                <w:rFonts w:ascii="Times New Roman" w:eastAsia="DFKai-SB" w:hAnsi="Times New Roman" w:hint="eastAsia"/>
                 <w:sz w:val="28"/>
               </w:rPr>
               <w:t>針對現有平台（旋轉拍賣、蝦皮）詐騙多的痛點，強調本系統的智慧合約金流託管功能，確保「取貨才撥款」，以極高的安全性吸引資深使用者轉移。</w:t>
@@ -14555,16 +15788,41 @@
               <w:jc w:val="both"/>
               <w:textAlignment w:val="center"/>
               <w:rPr>
-                <w:rFonts w:ascii="Times New Roman" w:eastAsia="標楷體" w:hAnsi="Times New Roman"/>
+                <w:rFonts w:ascii="Times New Roman" w:eastAsia="DFKai-SB" w:hAnsi="Times New Roman"/>
                 <w:sz w:val="28"/>
               </w:rPr>
             </w:pPr>
-            <w:r>
-              <w:rPr>
-                <w:rFonts w:ascii="Times New Roman" w:eastAsia="標楷體" w:hAnsi="Times New Roman" w:hint="eastAsia"/>
-                <w:sz w:val="28"/>
-              </w:rPr>
-              <w:t>針對資安風險，發揮團隊分權管理的優勢，建立多重驗證機制與自動化日誌監控，確保區塊鏈資產與系統邏輯的穩定性。</w:t>
+            <w:proofErr w:type="gramStart"/>
+            <w:r>
+              <w:rPr>
+                <w:rFonts w:ascii="Times New Roman" w:eastAsia="DFKai-SB" w:hAnsi="Times New Roman" w:hint="eastAsia"/>
+                <w:sz w:val="28"/>
+              </w:rPr>
+              <w:t>針對資安風險</w:t>
+            </w:r>
+            <w:proofErr w:type="gramEnd"/>
+            <w:r>
+              <w:rPr>
+                <w:rFonts w:ascii="Times New Roman" w:eastAsia="DFKai-SB" w:hAnsi="Times New Roman" w:hint="eastAsia"/>
+                <w:sz w:val="28"/>
+              </w:rPr>
+              <w:t>，發揮團隊分權管理的優勢，建立多重驗證機制與自動化日誌監控，確保</w:t>
+            </w:r>
+            <w:proofErr w:type="gramStart"/>
+            <w:r>
+              <w:rPr>
+                <w:rFonts w:ascii="Times New Roman" w:eastAsia="DFKai-SB" w:hAnsi="Times New Roman" w:hint="eastAsia"/>
+                <w:sz w:val="28"/>
+              </w:rPr>
+              <w:t>區塊鏈資產</w:t>
+            </w:r>
+            <w:proofErr w:type="gramEnd"/>
+            <w:r>
+              <w:rPr>
+                <w:rFonts w:ascii="Times New Roman" w:eastAsia="DFKai-SB" w:hAnsi="Times New Roman" w:hint="eastAsia"/>
+                <w:sz w:val="28"/>
+              </w:rPr>
+              <w:t>與系統邏輯的穩定性。</w:t>
             </w:r>
           </w:p>
         </w:tc>
@@ -14587,13 +15845,13 @@
               <w:jc w:val="center"/>
               <w:textAlignment w:val="center"/>
               <w:rPr>
-                <w:rFonts w:ascii="Times New Roman" w:eastAsia="標楷體" w:hAnsi="Times New Roman"/>
+                <w:rFonts w:ascii="Times New Roman" w:eastAsia="DFKai-SB" w:hAnsi="Times New Roman"/>
                 <w:sz w:val="28"/>
               </w:rPr>
             </w:pPr>
             <w:r>
               <w:rPr>
-                <w:rFonts w:ascii="Times New Roman" w:eastAsia="標楷體" w:hAnsi="Times New Roman" w:hint="eastAsia"/>
+                <w:rFonts w:ascii="Times New Roman" w:eastAsia="DFKai-SB" w:hAnsi="Times New Roman" w:hint="eastAsia"/>
                 <w:sz w:val="28"/>
               </w:rPr>
               <w:t>威脅</w:t>
@@ -14606,27 +15864,27 @@
               <w:jc w:val="center"/>
               <w:textAlignment w:val="center"/>
               <w:rPr>
-                <w:rFonts w:ascii="Times New Roman" w:eastAsia="標楷體" w:hAnsi="Times New Roman"/>
+                <w:rFonts w:ascii="Times New Roman" w:eastAsia="DFKai-SB" w:hAnsi="Times New Roman"/>
                 <w:sz w:val="28"/>
               </w:rPr>
             </w:pPr>
             <w:r>
               <w:rPr>
-                <w:rFonts w:ascii="Times New Roman" w:eastAsia="標楷體" w:hAnsi="Times New Roman" w:hint="eastAsia"/>
+                <w:rFonts w:ascii="Times New Roman" w:eastAsia="DFKai-SB" w:hAnsi="Times New Roman" w:hint="eastAsia"/>
                 <w:sz w:val="28"/>
               </w:rPr>
               <w:t>（</w:t>
             </w:r>
             <w:r>
               <w:rPr>
-                <w:rFonts w:ascii="Times New Roman" w:eastAsia="標楷體" w:hAnsi="Times New Roman" w:hint="eastAsia"/>
+                <w:rFonts w:ascii="Times New Roman" w:eastAsia="DFKai-SB" w:hAnsi="Times New Roman" w:hint="eastAsia"/>
                 <w:sz w:val="28"/>
               </w:rPr>
               <w:t>Threats</w:t>
             </w:r>
             <w:r>
               <w:rPr>
-                <w:rFonts w:ascii="Times New Roman" w:eastAsia="標楷體" w:hAnsi="Times New Roman" w:hint="eastAsia"/>
+                <w:rFonts w:ascii="Times New Roman" w:eastAsia="DFKai-SB" w:hAnsi="Times New Roman" w:hint="eastAsia"/>
                 <w:sz w:val="28"/>
               </w:rPr>
               <w:t>）</w:t>
@@ -14645,20 +15903,20 @@
               <w:jc w:val="both"/>
               <w:textAlignment w:val="center"/>
               <w:rPr>
-                <w:rFonts w:ascii="Times New Roman" w:eastAsia="標楷體" w:hAnsi="Times New Roman"/>
+                <w:rFonts w:ascii="Times New Roman" w:eastAsia="DFKai-SB" w:hAnsi="Times New Roman"/>
                 <w:sz w:val="28"/>
               </w:rPr>
             </w:pPr>
             <w:r>
               <w:rPr>
-                <w:rFonts w:ascii="Times New Roman" w:eastAsia="標楷體" w:hAnsi="Times New Roman" w:hint="eastAsia"/>
+                <w:rFonts w:ascii="Times New Roman" w:eastAsia="DFKai-SB" w:hAnsi="Times New Roman" w:hint="eastAsia"/>
                 <w:sz w:val="28"/>
               </w:rPr>
               <w:t>ST</w:t>
             </w:r>
             <w:r>
               <w:rPr>
-                <w:rFonts w:ascii="Times New Roman" w:eastAsia="標楷體" w:hAnsi="Times New Roman" w:hint="eastAsia"/>
+                <w:rFonts w:ascii="Times New Roman" w:eastAsia="DFKai-SB" w:hAnsi="Times New Roman" w:hint="eastAsia"/>
                 <w:sz w:val="28"/>
               </w:rPr>
               <w:t>策略：</w:t>
@@ -14675,16 +15933,32 @@
               <w:jc w:val="both"/>
               <w:textAlignment w:val="center"/>
               <w:rPr>
-                <w:rFonts w:ascii="Times New Roman" w:eastAsia="標楷體" w:hAnsi="Times New Roman"/>
+                <w:rFonts w:ascii="Times New Roman" w:eastAsia="DFKai-SB" w:hAnsi="Times New Roman"/>
                 <w:sz w:val="28"/>
               </w:rPr>
             </w:pPr>
             <w:r>
               <w:rPr>
-                <w:rFonts w:ascii="Times New Roman" w:eastAsia="標楷體" w:hAnsi="Times New Roman" w:hint="eastAsia"/>
-                <w:sz w:val="28"/>
-              </w:rPr>
-              <w:t>針對初期使用者顧慮，可透過與校方進行產學合作，在校內舉辦「二手書永續週」，提供代幣獎勵來吸引首批種子用戶，累積成功案例。</w:t>
+                <w:rFonts w:ascii="Times New Roman" w:eastAsia="DFKai-SB" w:hAnsi="Times New Roman" w:hint="eastAsia"/>
+                <w:sz w:val="28"/>
+              </w:rPr>
+              <w:t>針對初期使用者顧慮，可透過與校方進行產學合作，在校內舉辦「二手書永續</w:t>
+            </w:r>
+            <w:proofErr w:type="gramStart"/>
+            <w:r>
+              <w:rPr>
+                <w:rFonts w:ascii="Times New Roman" w:eastAsia="DFKai-SB" w:hAnsi="Times New Roman" w:hint="eastAsia"/>
+                <w:sz w:val="28"/>
+              </w:rPr>
+              <w:t>週</w:t>
+            </w:r>
+            <w:proofErr w:type="gramEnd"/>
+            <w:r>
+              <w:rPr>
+                <w:rFonts w:ascii="Times New Roman" w:eastAsia="DFKai-SB" w:hAnsi="Times New Roman" w:hint="eastAsia"/>
+                <w:sz w:val="28"/>
+              </w:rPr>
+              <w:t>」，提供代幣獎勵來吸引首批種子用戶，累積成功案例。</w:t>
             </w:r>
           </w:p>
           <w:p>
@@ -14698,13 +15972,13 @@
               <w:jc w:val="both"/>
               <w:textAlignment w:val="center"/>
               <w:rPr>
-                <w:rFonts w:ascii="Times New Roman" w:eastAsia="標楷體" w:hAnsi="Times New Roman"/>
+                <w:rFonts w:ascii="Times New Roman" w:eastAsia="DFKai-SB" w:hAnsi="Times New Roman"/>
                 <w:sz w:val="28"/>
               </w:rPr>
             </w:pPr>
             <w:r>
               <w:rPr>
-                <w:rFonts w:ascii="Times New Roman" w:eastAsia="標楷體" w:hAnsi="Times New Roman" w:hint="eastAsia"/>
+                <w:rFonts w:ascii="Times New Roman" w:eastAsia="DFKai-SB" w:hAnsi="Times New Roman" w:hint="eastAsia"/>
                 <w:sz w:val="28"/>
               </w:rPr>
               <w:t>針對使用者學習成本（錢包、掃碼），開發極簡化介面，並在實體智慧書櫃旁張貼直觀的操作教學，利用永續循環的公眾參與感降低使用排斥力。</w:t>
@@ -14723,20 +15997,20 @@
               <w:jc w:val="both"/>
               <w:textAlignment w:val="center"/>
               <w:rPr>
-                <w:rFonts w:ascii="Times New Roman" w:eastAsia="標楷體" w:hAnsi="Times New Roman"/>
+                <w:rFonts w:ascii="Times New Roman" w:eastAsia="DFKai-SB" w:hAnsi="Times New Roman"/>
                 <w:sz w:val="28"/>
               </w:rPr>
             </w:pPr>
             <w:r>
               <w:rPr>
-                <w:rFonts w:ascii="Times New Roman" w:eastAsia="標楷體" w:hAnsi="Times New Roman" w:hint="eastAsia"/>
+                <w:rFonts w:ascii="Times New Roman" w:eastAsia="DFKai-SB" w:hAnsi="Times New Roman" w:hint="eastAsia"/>
                 <w:sz w:val="28"/>
               </w:rPr>
               <w:t>WT</w:t>
             </w:r>
             <w:r>
               <w:rPr>
-                <w:rFonts w:ascii="Times New Roman" w:eastAsia="標楷體" w:hAnsi="Times New Roman" w:hint="eastAsia"/>
+                <w:rFonts w:ascii="Times New Roman" w:eastAsia="DFKai-SB" w:hAnsi="Times New Roman" w:hint="eastAsia"/>
                 <w:sz w:val="28"/>
               </w:rPr>
               <w:t>策略：</w:t>
@@ -14753,16 +16027,48 @@
               <w:jc w:val="both"/>
               <w:textAlignment w:val="center"/>
               <w:rPr>
-                <w:rFonts w:ascii="Times New Roman" w:eastAsia="標楷體" w:hAnsi="Times New Roman"/>
+                <w:rFonts w:ascii="Times New Roman" w:eastAsia="DFKai-SB" w:hAnsi="Times New Roman"/>
                 <w:sz w:val="28"/>
               </w:rPr>
             </w:pPr>
             <w:r>
               <w:rPr>
-                <w:rFonts w:ascii="Times New Roman" w:eastAsia="標楷體" w:hAnsi="Times New Roman" w:hint="eastAsia"/>
-                <w:sz w:val="28"/>
-              </w:rPr>
-              <w:t>針對硬體人為損壞與法規限制，初期採小規模試辦，並與校方或捷運管理單位研擬「管理協議」，確保設備保險與維護責任歸屬，規避法律風險。</w:t>
+                <w:rFonts w:ascii="Times New Roman" w:eastAsia="DFKai-SB" w:hAnsi="Times New Roman" w:hint="eastAsia"/>
+                <w:sz w:val="28"/>
+              </w:rPr>
+              <w:t>針對硬體人為損壞與法規限制，初期</w:t>
+            </w:r>
+            <w:proofErr w:type="gramStart"/>
+            <w:r>
+              <w:rPr>
+                <w:rFonts w:ascii="Times New Roman" w:eastAsia="DFKai-SB" w:hAnsi="Times New Roman" w:hint="eastAsia"/>
+                <w:sz w:val="28"/>
+              </w:rPr>
+              <w:t>採</w:t>
+            </w:r>
+            <w:proofErr w:type="gramEnd"/>
+            <w:r>
+              <w:rPr>
+                <w:rFonts w:ascii="Times New Roman" w:eastAsia="DFKai-SB" w:hAnsi="Times New Roman" w:hint="eastAsia"/>
+                <w:sz w:val="28"/>
+              </w:rPr>
+              <w:t>小規模試辦，並與校方或捷運管理單位</w:t>
+            </w:r>
+            <w:proofErr w:type="gramStart"/>
+            <w:r>
+              <w:rPr>
+                <w:rFonts w:ascii="Times New Roman" w:eastAsia="DFKai-SB" w:hAnsi="Times New Roman" w:hint="eastAsia"/>
+                <w:sz w:val="28"/>
+              </w:rPr>
+              <w:t>研</w:t>
+            </w:r>
+            <w:proofErr w:type="gramEnd"/>
+            <w:r>
+              <w:rPr>
+                <w:rFonts w:ascii="Times New Roman" w:eastAsia="DFKai-SB" w:hAnsi="Times New Roman" w:hint="eastAsia"/>
+                <w:sz w:val="28"/>
+              </w:rPr>
+              <w:t>擬「管理協議」，確保設備保險與維護責任歸屬，規避法律風險。</w:t>
             </w:r>
           </w:p>
           <w:p>
@@ -14776,16 +16082,32 @@
               <w:jc w:val="both"/>
               <w:textAlignment w:val="center"/>
               <w:rPr>
-                <w:rFonts w:ascii="Times New Roman" w:eastAsia="標楷體" w:hAnsi="Times New Roman"/>
+                <w:rFonts w:ascii="Times New Roman" w:eastAsia="DFKai-SB" w:hAnsi="Times New Roman"/>
                 <w:sz w:val="28"/>
               </w:rPr>
             </w:pPr>
             <w:r>
               <w:rPr>
-                <w:rFonts w:ascii="Times New Roman" w:eastAsia="標楷體" w:hAnsi="Times New Roman" w:hint="eastAsia"/>
-                <w:sz w:val="28"/>
-              </w:rPr>
-              <w:t>針對系統整合壓力，採取模組化分階段上線（先驗證金流，再串接實體櫃），避免一次性大規模投入導致硬體維修或資安漏洞無法及時修正。</w:t>
+                <w:rFonts w:ascii="Times New Roman" w:eastAsia="DFKai-SB" w:hAnsi="Times New Roman" w:hint="eastAsia"/>
+                <w:sz w:val="28"/>
+              </w:rPr>
+              <w:t>針對系統整合壓力，採取模組化分階段上線（先驗證金流，再串接實體櫃），避免一次性大規模投入導致硬體維修</w:t>
+            </w:r>
+            <w:proofErr w:type="gramStart"/>
+            <w:r>
+              <w:rPr>
+                <w:rFonts w:ascii="Times New Roman" w:eastAsia="DFKai-SB" w:hAnsi="Times New Roman" w:hint="eastAsia"/>
+                <w:sz w:val="28"/>
+              </w:rPr>
+              <w:t>或資安漏洞</w:t>
+            </w:r>
+            <w:proofErr w:type="gramEnd"/>
+            <w:r>
+              <w:rPr>
+                <w:rFonts w:ascii="Times New Roman" w:eastAsia="DFKai-SB" w:hAnsi="Times New Roman" w:hint="eastAsia"/>
+                <w:sz w:val="28"/>
+              </w:rPr>
+              <w:t>無法及時修正。</w:t>
             </w:r>
           </w:p>
         </w:tc>
@@ -15026,28 +16348,2681 @@
     <w:p>
       <w:pPr>
         <w:pStyle w:val="a0"/>
-        <w:ind w:firstLineChars="200" w:firstLine="560"/>
-      </w:pPr>
-      <w:r>
-        <w:rPr>
-          <w:rFonts w:hint="eastAsia"/>
-          <w:color w:val="EE0000"/>
-        </w:rPr>
-        <w:t>新增內容</w:t>
-      </w:r>
+        <w:numPr>
+          <w:ilvl w:val="0"/>
+          <w:numId w:val="40"/>
+        </w:numPr>
+      </w:pPr>
+      <w:r>
+        <w:rPr>
+          <w:rFonts w:hint="eastAsia"/>
+        </w:rPr>
+        <w:t>功能性需求</w:t>
+      </w:r>
+    </w:p>
+    <w:p>
+      <w:pPr>
+        <w:pStyle w:val="afb"/>
+      </w:pPr>
+      <w:bookmarkStart w:id="35" w:name="_Toc227014317"/>
+      <w:r>
+        <w:rPr>
+          <w:rFonts w:hint="eastAsia"/>
+        </w:rPr>
+        <w:t>表</w:t>
+      </w:r>
+      <w:r>
+        <w:rPr>
+          <w:rFonts w:hint="eastAsia"/>
+        </w:rPr>
+        <w:t xml:space="preserve"> </w:t>
+      </w:r>
+      <w:r>
+        <w:fldChar w:fldCharType="begin"/>
+      </w:r>
+      <w:r>
+        <w:instrText xml:space="preserve"> </w:instrText>
+      </w:r>
+      <w:r>
+        <w:rPr>
+          <w:rFonts w:hint="eastAsia"/>
+        </w:rPr>
+        <w:instrText>STYLEREF 2 \s</w:instrText>
+      </w:r>
+      <w:r>
+        <w:instrText xml:space="preserve"> </w:instrText>
+      </w:r>
+      <w:r>
+        <w:fldChar w:fldCharType="separate"/>
+      </w:r>
+      <w:r>
+        <w:rPr>
+          <w:noProof/>
+        </w:rPr>
+        <w:t>5-1</w:t>
+      </w:r>
+      <w:r>
+        <w:fldChar w:fldCharType="end"/>
+      </w:r>
+      <w:r>
+        <w:t>-</w:t>
+      </w:r>
+      <w:r>
+        <w:fldChar w:fldCharType="begin"/>
+      </w:r>
+      <w:r>
+        <w:instrText xml:space="preserve"> </w:instrText>
+      </w:r>
+      <w:r>
+        <w:rPr>
+          <w:rFonts w:hint="eastAsia"/>
+        </w:rPr>
+        <w:instrText xml:space="preserve">SEQ </w:instrText>
+      </w:r>
+      <w:r>
+        <w:rPr>
+          <w:rFonts w:hint="eastAsia"/>
+        </w:rPr>
+        <w:instrText>表</w:instrText>
+      </w:r>
+      <w:r>
+        <w:rPr>
+          <w:rFonts w:hint="eastAsia"/>
+        </w:rPr>
+        <w:instrText xml:space="preserve"> \* ARABIC \s 2</w:instrText>
+      </w:r>
+      <w:r>
+        <w:instrText xml:space="preserve"> </w:instrText>
+      </w:r>
+      <w:r>
+        <w:fldChar w:fldCharType="separate"/>
+      </w:r>
+      <w:r>
+        <w:rPr>
+          <w:noProof/>
+        </w:rPr>
+        <w:t>1</w:t>
+      </w:r>
+      <w:r>
+        <w:fldChar w:fldCharType="end"/>
+      </w:r>
+      <w:r>
+        <w:t xml:space="preserve"> </w:t>
+      </w:r>
+      <w:r>
+        <w:rPr>
+          <w:rFonts w:hint="eastAsia"/>
+        </w:rPr>
+        <w:t>使用者功能性需求</w:t>
+      </w:r>
+      <w:r>
+        <w:rPr>
+          <w:rFonts w:hint="eastAsia"/>
+        </w:rPr>
+        <w:t>表</w:t>
+      </w:r>
+      <w:bookmarkEnd w:id="35"/>
+    </w:p>
+    <w:tbl>
+      <w:tblPr>
+        <w:tblStyle w:val="afa"/>
+        <w:tblW w:w="5000" w:type="pct"/>
+        <w:tblLook w:val="04A0" w:firstRow="1" w:lastRow="0" w:firstColumn="1" w:lastColumn="0" w:noHBand="0" w:noVBand="1"/>
+      </w:tblPr>
+      <w:tblGrid>
+        <w:gridCol w:w="3113"/>
+        <w:gridCol w:w="7081"/>
+      </w:tblGrid>
+      <w:tr>
+        <w:tc>
+          <w:tcPr>
+            <w:tcW w:w="1527" w:type="pct"/>
+            <w:shd w:val="clear" w:color="auto" w:fill="E7ECEE" w:themeFill="background2"/>
+            <w:vAlign w:val="center"/>
+          </w:tcPr>
+          <w:p>
+            <w:pPr>
+              <w:pStyle w:val="a0"/>
+              <w:numPr>
+                <w:ilvl w:val="0"/>
+                <w:numId w:val="0"/>
+              </w:numPr>
+              <w:jc w:val="center"/>
+              <w:rPr>
+                <w:rFonts w:hint="eastAsia"/>
+              </w:rPr>
+            </w:pPr>
+            <w:r>
+              <w:rPr>
+                <w:rFonts w:hint="eastAsia"/>
+              </w:rPr>
+              <w:t>功能性需求</w:t>
+            </w:r>
+          </w:p>
+        </w:tc>
+        <w:tc>
+          <w:tcPr>
+            <w:tcW w:w="3473" w:type="pct"/>
+            <w:shd w:val="clear" w:color="auto" w:fill="E7ECEE" w:themeFill="background2"/>
+            <w:vAlign w:val="center"/>
+          </w:tcPr>
+          <w:p>
+            <w:pPr>
+              <w:pStyle w:val="a0"/>
+              <w:numPr>
+                <w:ilvl w:val="0"/>
+                <w:numId w:val="0"/>
+              </w:numPr>
+              <w:jc w:val="center"/>
+              <w:rPr>
+                <w:rFonts w:hint="eastAsia"/>
+              </w:rPr>
+            </w:pPr>
+            <w:r>
+              <w:rPr>
+                <w:rFonts w:hint="eastAsia"/>
+              </w:rPr>
+              <w:t>描述</w:t>
+            </w:r>
+          </w:p>
+        </w:tc>
+      </w:tr>
+      <w:tr>
+        <w:tc>
+          <w:tcPr>
+            <w:tcW w:w="1527" w:type="pct"/>
+            <w:vMerge w:val="restart"/>
+            <w:vAlign w:val="center"/>
+          </w:tcPr>
+          <w:p>
+            <w:pPr>
+              <w:pStyle w:val="a0"/>
+              <w:numPr>
+                <w:ilvl w:val="0"/>
+                <w:numId w:val="0"/>
+              </w:numPr>
+              <w:jc w:val="left"/>
+              <w:rPr>
+                <w:rFonts w:hint="eastAsia"/>
+              </w:rPr>
+            </w:pPr>
+            <w:r>
+              <w:rPr>
+                <w:rFonts w:hint="eastAsia"/>
+              </w:rPr>
+              <w:t>註冊與登入</w:t>
+            </w:r>
+          </w:p>
+        </w:tc>
+        <w:tc>
+          <w:tcPr>
+            <w:tcW w:w="3473" w:type="pct"/>
+            <w:vAlign w:val="center"/>
+          </w:tcPr>
+          <w:p>
+            <w:pPr>
+              <w:pStyle w:val="a0"/>
+              <w:numPr>
+                <w:ilvl w:val="0"/>
+                <w:numId w:val="0"/>
+              </w:numPr>
+              <w:rPr>
+                <w:rFonts w:hint="eastAsia"/>
+              </w:rPr>
+            </w:pPr>
+            <w:r>
+              <w:rPr>
+                <w:rFonts w:hint="eastAsia"/>
+              </w:rPr>
+              <w:t>使用者可以註冊成為會員並登入系統。</w:t>
+            </w:r>
+          </w:p>
+        </w:tc>
+      </w:tr>
+      <w:tr>
+        <w:tc>
+          <w:tcPr>
+            <w:tcW w:w="1527" w:type="pct"/>
+            <w:vMerge/>
+            <w:vAlign w:val="center"/>
+          </w:tcPr>
+          <w:p>
+            <w:pPr>
+              <w:pStyle w:val="a0"/>
+              <w:numPr>
+                <w:ilvl w:val="0"/>
+                <w:numId w:val="0"/>
+              </w:numPr>
+              <w:jc w:val="left"/>
+              <w:rPr>
+                <w:rFonts w:hint="eastAsia"/>
+              </w:rPr>
+            </w:pPr>
+          </w:p>
+        </w:tc>
+        <w:tc>
+          <w:tcPr>
+            <w:tcW w:w="3473" w:type="pct"/>
+            <w:vAlign w:val="center"/>
+          </w:tcPr>
+          <w:p>
+            <w:pPr>
+              <w:pStyle w:val="a0"/>
+              <w:numPr>
+                <w:ilvl w:val="0"/>
+                <w:numId w:val="0"/>
+              </w:numPr>
+              <w:rPr>
+                <w:rFonts w:hint="eastAsia"/>
+              </w:rPr>
+            </w:pPr>
+            <w:r>
+              <w:rPr>
+                <w:rFonts w:hint="eastAsia"/>
+              </w:rPr>
+              <w:t>使用者可以更改個人資料與密碼</w:t>
+            </w:r>
+            <w:r>
+              <w:rPr>
+                <w:rFonts w:hint="eastAsia"/>
+              </w:rPr>
+              <w:t>。</w:t>
+            </w:r>
+          </w:p>
+        </w:tc>
+      </w:tr>
+      <w:tr>
+        <w:tc>
+          <w:tcPr>
+            <w:tcW w:w="1527" w:type="pct"/>
+            <w:vAlign w:val="center"/>
+          </w:tcPr>
+          <w:p>
+            <w:pPr>
+              <w:pStyle w:val="a0"/>
+              <w:numPr>
+                <w:ilvl w:val="0"/>
+                <w:numId w:val="0"/>
+              </w:numPr>
+              <w:jc w:val="left"/>
+              <w:rPr>
+                <w:rFonts w:hint="eastAsia"/>
+              </w:rPr>
+            </w:pPr>
+            <w:r>
+              <w:rPr>
+                <w:rFonts w:hint="eastAsia"/>
+              </w:rPr>
+              <w:t>ISBN</w:t>
+            </w:r>
+            <w:r>
+              <w:rPr>
+                <w:rFonts w:hint="eastAsia"/>
+              </w:rPr>
+              <w:t>掃描上架書籍</w:t>
+            </w:r>
+          </w:p>
+        </w:tc>
+        <w:tc>
+          <w:tcPr>
+            <w:tcW w:w="3473" w:type="pct"/>
+            <w:vAlign w:val="center"/>
+          </w:tcPr>
+          <w:p>
+            <w:pPr>
+              <w:pStyle w:val="a0"/>
+              <w:numPr>
+                <w:ilvl w:val="0"/>
+                <w:numId w:val="0"/>
+              </w:numPr>
+              <w:rPr>
+                <w:rFonts w:hint="eastAsia"/>
+              </w:rPr>
+            </w:pPr>
+            <w:r>
+              <w:rPr>
+                <w:rFonts w:hint="eastAsia"/>
+              </w:rPr>
+              <w:t>使用者可掃描書籍</w:t>
+            </w:r>
+            <w:r>
+              <w:rPr>
+                <w:rFonts w:hint="eastAsia"/>
+              </w:rPr>
+              <w:t>ISBN</w:t>
+            </w:r>
+            <w:r>
+              <w:rPr>
+                <w:rFonts w:hint="eastAsia"/>
+              </w:rPr>
+              <w:t>條碼自動帶出書籍資訊或自行填寫書籍資訊，並拍攝書</w:t>
+            </w:r>
+            <w:proofErr w:type="gramStart"/>
+            <w:r>
+              <w:rPr>
+                <w:rFonts w:hint="eastAsia"/>
+              </w:rPr>
+              <w:t>況</w:t>
+            </w:r>
+            <w:proofErr w:type="gramEnd"/>
+            <w:r>
+              <w:rPr>
+                <w:rFonts w:hint="eastAsia"/>
+              </w:rPr>
+              <w:t>照片、設定價格、存書地點後完成上架</w:t>
+            </w:r>
+            <w:r>
+              <w:rPr>
+                <w:rFonts w:hint="eastAsia"/>
+              </w:rPr>
+              <w:t>。</w:t>
+            </w:r>
+          </w:p>
+        </w:tc>
+      </w:tr>
+      <w:tr>
+        <w:tc>
+          <w:tcPr>
+            <w:tcW w:w="1527" w:type="pct"/>
+            <w:vAlign w:val="center"/>
+          </w:tcPr>
+          <w:p>
+            <w:pPr>
+              <w:pStyle w:val="a0"/>
+              <w:numPr>
+                <w:ilvl w:val="0"/>
+                <w:numId w:val="0"/>
+              </w:numPr>
+              <w:jc w:val="left"/>
+              <w:rPr>
+                <w:rFonts w:hint="eastAsia"/>
+              </w:rPr>
+            </w:pPr>
+            <w:r>
+              <w:rPr>
+                <w:rFonts w:hint="eastAsia"/>
+              </w:rPr>
+              <w:t>預先存</w:t>
+            </w:r>
+            <w:proofErr w:type="gramStart"/>
+            <w:r>
+              <w:rPr>
+                <w:rFonts w:hint="eastAsia"/>
+              </w:rPr>
+              <w:t>書入櫃</w:t>
+            </w:r>
+            <w:proofErr w:type="gramEnd"/>
+          </w:p>
+        </w:tc>
+        <w:tc>
+          <w:tcPr>
+            <w:tcW w:w="3473" w:type="pct"/>
+            <w:vAlign w:val="center"/>
+          </w:tcPr>
+          <w:p>
+            <w:pPr>
+              <w:pStyle w:val="a0"/>
+              <w:numPr>
+                <w:ilvl w:val="0"/>
+                <w:numId w:val="0"/>
+              </w:numPr>
+              <w:rPr>
+                <w:rFonts w:hint="eastAsia"/>
+              </w:rPr>
+            </w:pPr>
+            <w:r>
+              <w:rPr>
+                <w:rFonts w:hint="eastAsia"/>
+              </w:rPr>
+              <w:t>賣家不論書籍是否售出，皆可前往實體書櫃，透過</w:t>
+            </w:r>
+            <w:r>
+              <w:rPr>
+                <w:rFonts w:hint="eastAsia"/>
+              </w:rPr>
+              <w:t>App</w:t>
+            </w:r>
+            <w:r>
+              <w:rPr>
+                <w:rFonts w:hint="eastAsia"/>
+              </w:rPr>
+              <w:t>掃描書櫃上的</w:t>
+            </w:r>
+            <w:r>
+              <w:rPr>
+                <w:rFonts w:hint="eastAsia"/>
+              </w:rPr>
+              <w:t>QR</w:t>
+            </w:r>
+            <w:r>
+              <w:rPr>
+                <w:rFonts w:hint="eastAsia"/>
+              </w:rPr>
+              <w:t xml:space="preserve"> </w:t>
+            </w:r>
+            <w:r>
+              <w:rPr>
+                <w:rFonts w:hint="eastAsia"/>
+              </w:rPr>
+              <w:t>Code</w:t>
+            </w:r>
+            <w:r>
+              <w:rPr>
+                <w:rFonts w:hint="eastAsia"/>
+              </w:rPr>
+              <w:t>開啟</w:t>
+            </w:r>
+            <w:proofErr w:type="gramStart"/>
+            <w:r>
+              <w:rPr>
+                <w:rFonts w:hint="eastAsia"/>
+              </w:rPr>
+              <w:t>櫃門並存放</w:t>
+            </w:r>
+            <w:proofErr w:type="gramEnd"/>
+            <w:r>
+              <w:rPr>
+                <w:rFonts w:hint="eastAsia"/>
+              </w:rPr>
+              <w:t>書籍。</w:t>
+            </w:r>
+          </w:p>
+        </w:tc>
+      </w:tr>
+      <w:tr>
+        <w:tc>
+          <w:tcPr>
+            <w:tcW w:w="1527" w:type="pct"/>
+            <w:vAlign w:val="center"/>
+          </w:tcPr>
+          <w:p>
+            <w:pPr>
+              <w:pStyle w:val="a0"/>
+              <w:numPr>
+                <w:ilvl w:val="0"/>
+                <w:numId w:val="0"/>
+              </w:numPr>
+              <w:jc w:val="left"/>
+              <w:rPr>
+                <w:rFonts w:hint="eastAsia"/>
+              </w:rPr>
+            </w:pPr>
+            <w:r>
+              <w:rPr>
+                <w:rFonts w:hint="eastAsia"/>
+              </w:rPr>
+              <w:t>書籍管理</w:t>
+            </w:r>
+          </w:p>
+        </w:tc>
+        <w:tc>
+          <w:tcPr>
+            <w:tcW w:w="3473" w:type="pct"/>
+            <w:vAlign w:val="center"/>
+          </w:tcPr>
+          <w:p>
+            <w:pPr>
+              <w:pStyle w:val="a0"/>
+              <w:numPr>
+                <w:ilvl w:val="0"/>
+                <w:numId w:val="0"/>
+              </w:numPr>
+              <w:rPr>
+                <w:rFonts w:hint="eastAsia"/>
+              </w:rPr>
+            </w:pPr>
+            <w:r>
+              <w:rPr>
+                <w:rFonts w:hint="eastAsia"/>
+              </w:rPr>
+              <w:t>賣家在書籍被</w:t>
+            </w:r>
+            <w:proofErr w:type="gramStart"/>
+            <w:r>
+              <w:rPr>
+                <w:rFonts w:hint="eastAsia"/>
+              </w:rPr>
+              <w:t>下訂前</w:t>
+            </w:r>
+            <w:proofErr w:type="gramEnd"/>
+            <w:r>
+              <w:rPr>
+                <w:rFonts w:hint="eastAsia"/>
+              </w:rPr>
+              <w:t>，可自由修改內容或取消販售。</w:t>
+            </w:r>
+            <w:proofErr w:type="gramStart"/>
+            <w:r>
+              <w:rPr>
+                <w:rFonts w:hint="eastAsia"/>
+              </w:rPr>
+              <w:t>若原選書櫃</w:t>
+            </w:r>
+            <w:proofErr w:type="gramEnd"/>
+            <w:r>
+              <w:rPr>
+                <w:rFonts w:hint="eastAsia"/>
+              </w:rPr>
+              <w:t>已滿，支援修改存放地點。</w:t>
+            </w:r>
+          </w:p>
+        </w:tc>
+      </w:tr>
+      <w:tr>
+        <w:tc>
+          <w:tcPr>
+            <w:tcW w:w="1527" w:type="pct"/>
+            <w:vAlign w:val="center"/>
+          </w:tcPr>
+          <w:p>
+            <w:pPr>
+              <w:pStyle w:val="a0"/>
+              <w:numPr>
+                <w:ilvl w:val="0"/>
+                <w:numId w:val="0"/>
+              </w:numPr>
+              <w:jc w:val="left"/>
+              <w:rPr>
+                <w:rFonts w:hint="eastAsia"/>
+              </w:rPr>
+            </w:pPr>
+            <w:r>
+              <w:rPr>
+                <w:rFonts w:hint="eastAsia"/>
+              </w:rPr>
+              <w:t>收藏書籍與加入購物車</w:t>
+            </w:r>
+          </w:p>
+        </w:tc>
+        <w:tc>
+          <w:tcPr>
+            <w:tcW w:w="3473" w:type="pct"/>
+            <w:vAlign w:val="center"/>
+          </w:tcPr>
+          <w:p>
+            <w:pPr>
+              <w:pStyle w:val="a0"/>
+              <w:numPr>
+                <w:ilvl w:val="0"/>
+                <w:numId w:val="0"/>
+              </w:numPr>
+              <w:rPr>
+                <w:rFonts w:hint="eastAsia"/>
+              </w:rPr>
+            </w:pPr>
+            <w:r>
+              <w:rPr>
+                <w:rFonts w:hint="eastAsia"/>
+              </w:rPr>
+              <w:t>買家可將心儀書籍加入「收藏清單」或「購物車」進行批次結帳。</w:t>
+            </w:r>
+          </w:p>
+        </w:tc>
+      </w:tr>
+      <w:tr>
+        <w:tc>
+          <w:tcPr>
+            <w:tcW w:w="1527" w:type="pct"/>
+            <w:vAlign w:val="center"/>
+          </w:tcPr>
+          <w:p>
+            <w:pPr>
+              <w:pStyle w:val="a0"/>
+              <w:numPr>
+                <w:ilvl w:val="0"/>
+                <w:numId w:val="0"/>
+              </w:numPr>
+              <w:jc w:val="left"/>
+              <w:rPr>
+                <w:rFonts w:hint="eastAsia"/>
+              </w:rPr>
+            </w:pPr>
+            <w:r>
+              <w:rPr>
+                <w:rFonts w:hint="eastAsia"/>
+              </w:rPr>
+              <w:t>存書與取書限時通知</w:t>
+            </w:r>
+          </w:p>
+        </w:tc>
+        <w:tc>
+          <w:tcPr>
+            <w:tcW w:w="3473" w:type="pct"/>
+            <w:vAlign w:val="center"/>
+          </w:tcPr>
+          <w:p>
+            <w:pPr>
+              <w:pStyle w:val="a0"/>
+              <w:numPr>
+                <w:ilvl w:val="0"/>
+                <w:numId w:val="0"/>
+              </w:numPr>
+              <w:rPr>
+                <w:rFonts w:hint="eastAsia"/>
+              </w:rPr>
+            </w:pPr>
+            <w:r>
+              <w:rPr>
+                <w:rFonts w:hint="eastAsia"/>
+              </w:rPr>
+              <w:t>若書籍被下訂時尚未</w:t>
+            </w:r>
+            <w:proofErr w:type="gramStart"/>
+            <w:r>
+              <w:rPr>
+                <w:rFonts w:hint="eastAsia"/>
+              </w:rPr>
+              <w:t>入櫃，</w:t>
+            </w:r>
+            <w:proofErr w:type="gramEnd"/>
+            <w:r>
+              <w:rPr>
+                <w:rFonts w:hint="eastAsia"/>
+              </w:rPr>
+              <w:t>系統自動推播通知賣家；賣家須在</w:t>
+            </w:r>
+            <w:r>
+              <w:rPr>
+                <w:rFonts w:hint="eastAsia"/>
+              </w:rPr>
+              <w:t>7</w:t>
+            </w:r>
+            <w:r>
+              <w:rPr>
+                <w:rFonts w:hint="eastAsia"/>
+              </w:rPr>
+              <w:t>天內完成存書，否則系統自動取消訂單並退款。當訂單成立且書籍已在櫃內時，系統推播通知買家；買家須在</w:t>
+            </w:r>
+            <w:r>
+              <w:rPr>
+                <w:rFonts w:hint="eastAsia"/>
+              </w:rPr>
+              <w:t>7</w:t>
+            </w:r>
+            <w:r>
+              <w:rPr>
+                <w:rFonts w:hint="eastAsia"/>
+              </w:rPr>
+              <w:t>天內前往書櫃</w:t>
+            </w:r>
+            <w:proofErr w:type="gramStart"/>
+            <w:r>
+              <w:rPr>
+                <w:rFonts w:hint="eastAsia"/>
+              </w:rPr>
+              <w:t>掃碼取</w:t>
+            </w:r>
+            <w:proofErr w:type="gramEnd"/>
+            <w:r>
+              <w:rPr>
+                <w:rFonts w:hint="eastAsia"/>
+              </w:rPr>
+              <w:t>書，否則訂單不成立。</w:t>
+            </w:r>
+          </w:p>
+        </w:tc>
+      </w:tr>
+      <w:tr>
+        <w:tc>
+          <w:tcPr>
+            <w:tcW w:w="1527" w:type="pct"/>
+            <w:vAlign w:val="center"/>
+          </w:tcPr>
+          <w:p>
+            <w:pPr>
+              <w:pStyle w:val="a0"/>
+              <w:numPr>
+                <w:ilvl w:val="0"/>
+                <w:numId w:val="0"/>
+              </w:numPr>
+              <w:jc w:val="left"/>
+              <w:rPr>
+                <w:rFonts w:hint="eastAsia"/>
+              </w:rPr>
+            </w:pPr>
+            <w:proofErr w:type="gramStart"/>
+            <w:r>
+              <w:rPr>
+                <w:rFonts w:hint="eastAsia"/>
+              </w:rPr>
+              <w:t>掃碼開啟</w:t>
+            </w:r>
+            <w:proofErr w:type="gramEnd"/>
+            <w:r>
+              <w:rPr>
+                <w:rFonts w:hint="eastAsia"/>
+              </w:rPr>
+              <w:t>櫃門</w:t>
+            </w:r>
+          </w:p>
+        </w:tc>
+        <w:tc>
+          <w:tcPr>
+            <w:tcW w:w="3473" w:type="pct"/>
+            <w:vAlign w:val="center"/>
+          </w:tcPr>
+          <w:p>
+            <w:pPr>
+              <w:pStyle w:val="a0"/>
+              <w:numPr>
+                <w:ilvl w:val="0"/>
+                <w:numId w:val="0"/>
+              </w:numPr>
+              <w:rPr>
+                <w:rFonts w:hint="eastAsia"/>
+              </w:rPr>
+            </w:pPr>
+            <w:r>
+              <w:rPr>
+                <w:rFonts w:hint="eastAsia"/>
+              </w:rPr>
+              <w:t>使用者（買賣雙方）抵達書櫃後，呼叫</w:t>
+            </w:r>
+            <w:r>
+              <w:rPr>
+                <w:rFonts w:hint="eastAsia"/>
+              </w:rPr>
+              <w:t>App</w:t>
+            </w:r>
+            <w:r>
+              <w:rPr>
+                <w:rFonts w:hint="eastAsia"/>
+              </w:rPr>
+              <w:t>內的掃描鏡頭掃描機器</w:t>
+            </w:r>
+            <w:r>
+              <w:rPr>
+                <w:rFonts w:hint="eastAsia"/>
+              </w:rPr>
+              <w:t>QR</w:t>
+            </w:r>
+            <w:r>
+              <w:rPr>
+                <w:rFonts w:hint="eastAsia"/>
+              </w:rPr>
+              <w:t xml:space="preserve"> </w:t>
+            </w:r>
+            <w:r>
+              <w:rPr>
+                <w:rFonts w:hint="eastAsia"/>
+              </w:rPr>
+              <w:t>Code</w:t>
+            </w:r>
+            <w:r>
+              <w:rPr>
+                <w:rFonts w:hint="eastAsia"/>
+              </w:rPr>
+              <w:t>，經系統驗證權限後即時開啟櫃門。</w:t>
+            </w:r>
+          </w:p>
+        </w:tc>
+      </w:tr>
+      <w:tr>
+        <w:tc>
+          <w:tcPr>
+            <w:tcW w:w="1527" w:type="pct"/>
+            <w:vAlign w:val="center"/>
+          </w:tcPr>
+          <w:p>
+            <w:pPr>
+              <w:pStyle w:val="a0"/>
+              <w:numPr>
+                <w:ilvl w:val="0"/>
+                <w:numId w:val="0"/>
+              </w:numPr>
+              <w:jc w:val="left"/>
+              <w:rPr>
+                <w:rFonts w:hint="eastAsia"/>
+              </w:rPr>
+            </w:pPr>
+            <w:r>
+              <w:rPr>
+                <w:rFonts w:hint="eastAsia"/>
+              </w:rPr>
+              <w:t>書</w:t>
+            </w:r>
+            <w:proofErr w:type="gramStart"/>
+            <w:r>
+              <w:rPr>
+                <w:rFonts w:hint="eastAsia"/>
+              </w:rPr>
+              <w:t>況</w:t>
+            </w:r>
+            <w:proofErr w:type="gramEnd"/>
+            <w:r>
+              <w:rPr>
+                <w:rFonts w:hint="eastAsia"/>
+              </w:rPr>
+              <w:t>申訴處理</w:t>
+            </w:r>
+          </w:p>
+        </w:tc>
+        <w:tc>
+          <w:tcPr>
+            <w:tcW w:w="3473" w:type="pct"/>
+            <w:vAlign w:val="center"/>
+          </w:tcPr>
+          <w:p>
+            <w:pPr>
+              <w:pStyle w:val="a0"/>
+              <w:numPr>
+                <w:ilvl w:val="0"/>
+                <w:numId w:val="0"/>
+              </w:numPr>
+              <w:rPr>
+                <w:rFonts w:hint="eastAsia"/>
+              </w:rPr>
+            </w:pPr>
+            <w:r>
+              <w:rPr>
+                <w:rFonts w:hint="eastAsia"/>
+              </w:rPr>
+              <w:t>買家取書後若發現實體與描述不符，可在系統內提交申訴，凍結撥款流程並進入人工仲裁。</w:t>
+            </w:r>
+          </w:p>
+        </w:tc>
+      </w:tr>
+      <w:tr>
+        <w:tc>
+          <w:tcPr>
+            <w:tcW w:w="1527" w:type="pct"/>
+            <w:vAlign w:val="center"/>
+          </w:tcPr>
+          <w:p>
+            <w:pPr>
+              <w:pStyle w:val="a0"/>
+              <w:numPr>
+                <w:ilvl w:val="0"/>
+                <w:numId w:val="0"/>
+              </w:numPr>
+              <w:jc w:val="left"/>
+              <w:rPr>
+                <w:rFonts w:hint="eastAsia"/>
+              </w:rPr>
+            </w:pPr>
+            <w:r>
+              <w:rPr>
+                <w:rFonts w:hint="eastAsia"/>
+              </w:rPr>
+              <w:t>自動撥款機制</w:t>
+            </w:r>
+          </w:p>
+        </w:tc>
+        <w:tc>
+          <w:tcPr>
+            <w:tcW w:w="3473" w:type="pct"/>
+            <w:vAlign w:val="center"/>
+          </w:tcPr>
+          <w:p>
+            <w:pPr>
+              <w:pStyle w:val="a0"/>
+              <w:numPr>
+                <w:ilvl w:val="0"/>
+                <w:numId w:val="0"/>
+              </w:numPr>
+              <w:rPr>
+                <w:rFonts w:hint="eastAsia"/>
+              </w:rPr>
+            </w:pPr>
+            <w:r>
+              <w:rPr>
+                <w:rFonts w:hint="eastAsia"/>
+              </w:rPr>
+              <w:t>買家取書後需在</w:t>
+            </w:r>
+            <w:r>
+              <w:rPr>
+                <w:rFonts w:hint="eastAsia"/>
+              </w:rPr>
+              <w:t>3</w:t>
+            </w:r>
+            <w:r>
+              <w:rPr>
+                <w:rFonts w:hint="eastAsia"/>
+              </w:rPr>
+              <w:t>天內手動確認訂單。若超過</w:t>
+            </w:r>
+            <w:r>
+              <w:rPr>
+                <w:rFonts w:hint="eastAsia"/>
+              </w:rPr>
+              <w:t>3</w:t>
+            </w:r>
+            <w:r>
+              <w:rPr>
+                <w:rFonts w:hint="eastAsia"/>
+              </w:rPr>
+              <w:t>天未操作，系統視同確認並自動將款項撥給賣家。</w:t>
+            </w:r>
+          </w:p>
+        </w:tc>
+      </w:tr>
+      <w:tr>
+        <w:tc>
+          <w:tcPr>
+            <w:tcW w:w="1527" w:type="pct"/>
+            <w:vAlign w:val="center"/>
+          </w:tcPr>
+          <w:p>
+            <w:pPr>
+              <w:pStyle w:val="a0"/>
+              <w:numPr>
+                <w:ilvl w:val="0"/>
+                <w:numId w:val="0"/>
+              </w:numPr>
+              <w:jc w:val="left"/>
+              <w:rPr>
+                <w:rFonts w:hint="eastAsia"/>
+              </w:rPr>
+            </w:pPr>
+            <w:r>
+              <w:rPr>
+                <w:rFonts w:hint="eastAsia"/>
+              </w:rPr>
+              <w:t>代幣交易中心</w:t>
+            </w:r>
+          </w:p>
+        </w:tc>
+        <w:tc>
+          <w:tcPr>
+            <w:tcW w:w="3473" w:type="pct"/>
+            <w:vAlign w:val="center"/>
+          </w:tcPr>
+          <w:p>
+            <w:pPr>
+              <w:pStyle w:val="a0"/>
+              <w:numPr>
+                <w:ilvl w:val="0"/>
+                <w:numId w:val="0"/>
+              </w:numPr>
+              <w:rPr>
+                <w:rFonts w:hint="eastAsia"/>
+              </w:rPr>
+            </w:pPr>
+            <w:r>
+              <w:rPr>
+                <w:rFonts w:hint="eastAsia"/>
+              </w:rPr>
+              <w:t>系統全面採用代幣交易。使用者可查看詳細的「交易紀錄」與「待定收益」（已取書但未撥款之代幣）。</w:t>
+            </w:r>
+          </w:p>
+        </w:tc>
+      </w:tr>
+      <w:tr>
+        <w:tc>
+          <w:tcPr>
+            <w:tcW w:w="1527" w:type="pct"/>
+            <w:vAlign w:val="center"/>
+          </w:tcPr>
+          <w:p>
+            <w:pPr>
+              <w:pStyle w:val="a0"/>
+              <w:numPr>
+                <w:ilvl w:val="0"/>
+                <w:numId w:val="0"/>
+              </w:numPr>
+              <w:jc w:val="left"/>
+              <w:rPr>
+                <w:rFonts w:hint="eastAsia"/>
+              </w:rPr>
+            </w:pPr>
+            <w:r>
+              <w:rPr>
+                <w:rFonts w:hint="eastAsia"/>
+              </w:rPr>
+              <w:t>個人化</w:t>
+            </w:r>
+            <w:r>
+              <w:rPr>
+                <w:rFonts w:hint="eastAsia"/>
+              </w:rPr>
+              <w:t>QR</w:t>
+            </w:r>
+            <w:r>
+              <w:rPr>
+                <w:rFonts w:hint="eastAsia"/>
+              </w:rPr>
+              <w:t xml:space="preserve"> </w:t>
+            </w:r>
+            <w:r>
+              <w:rPr>
+                <w:rFonts w:hint="eastAsia"/>
+              </w:rPr>
+              <w:t>Code</w:t>
+            </w:r>
+          </w:p>
+        </w:tc>
+        <w:tc>
+          <w:tcPr>
+            <w:tcW w:w="3473" w:type="pct"/>
+            <w:vAlign w:val="center"/>
+          </w:tcPr>
+          <w:p>
+            <w:pPr>
+              <w:pStyle w:val="a0"/>
+              <w:numPr>
+                <w:ilvl w:val="0"/>
+                <w:numId w:val="0"/>
+              </w:numPr>
+              <w:rPr>
+                <w:rFonts w:hint="eastAsia"/>
+              </w:rPr>
+            </w:pPr>
+            <w:r>
+              <w:rPr>
+                <w:rFonts w:hint="eastAsia"/>
+              </w:rPr>
+              <w:t>使用者可產生專屬個人資訊</w:t>
+            </w:r>
+            <w:r>
+              <w:rPr>
+                <w:rFonts w:hint="eastAsia"/>
+              </w:rPr>
+              <w:t>QR</w:t>
+            </w:r>
+            <w:r>
+              <w:rPr>
+                <w:rFonts w:hint="eastAsia"/>
+              </w:rPr>
+              <w:t xml:space="preserve"> </w:t>
+            </w:r>
+            <w:r>
+              <w:rPr>
+                <w:rFonts w:hint="eastAsia"/>
+              </w:rPr>
+              <w:t>Code</w:t>
+            </w:r>
+            <w:r>
+              <w:rPr>
+                <w:rFonts w:hint="eastAsia"/>
+              </w:rPr>
+              <w:t>進行社群分享，亦可掃描他人</w:t>
+            </w:r>
+            <w:r>
+              <w:rPr>
+                <w:rFonts w:hint="eastAsia"/>
+              </w:rPr>
+              <w:t>QR</w:t>
+            </w:r>
+            <w:r>
+              <w:rPr>
+                <w:rFonts w:hint="eastAsia"/>
+              </w:rPr>
+              <w:t xml:space="preserve"> </w:t>
+            </w:r>
+            <w:r>
+              <w:rPr>
+                <w:rFonts w:hint="eastAsia"/>
+              </w:rPr>
+              <w:t>Code</w:t>
+            </w:r>
+            <w:r>
+              <w:rPr>
+                <w:rFonts w:hint="eastAsia"/>
+              </w:rPr>
+              <w:t>快速查看其個人主頁。</w:t>
+            </w:r>
+          </w:p>
+        </w:tc>
+      </w:tr>
+      <w:tr>
+        <w:tc>
+          <w:tcPr>
+            <w:tcW w:w="1527" w:type="pct"/>
+            <w:vAlign w:val="center"/>
+          </w:tcPr>
+          <w:p>
+            <w:pPr>
+              <w:pStyle w:val="a0"/>
+              <w:numPr>
+                <w:ilvl w:val="0"/>
+                <w:numId w:val="0"/>
+              </w:numPr>
+              <w:jc w:val="left"/>
+              <w:rPr>
+                <w:rFonts w:hint="eastAsia"/>
+              </w:rPr>
+            </w:pPr>
+            <w:r>
+              <w:rPr>
+                <w:rFonts w:hint="eastAsia"/>
+              </w:rPr>
+              <w:t>會員等級體系</w:t>
+            </w:r>
+          </w:p>
+        </w:tc>
+        <w:tc>
+          <w:tcPr>
+            <w:tcW w:w="3473" w:type="pct"/>
+            <w:vAlign w:val="center"/>
+          </w:tcPr>
+          <w:p>
+            <w:pPr>
+              <w:pStyle w:val="a0"/>
+              <w:numPr>
+                <w:ilvl w:val="0"/>
+                <w:numId w:val="0"/>
+              </w:numPr>
+              <w:rPr>
+                <w:rFonts w:hint="eastAsia"/>
+              </w:rPr>
+            </w:pPr>
+            <w:r>
+              <w:rPr>
+                <w:rFonts w:hint="eastAsia"/>
+              </w:rPr>
+              <w:t>系統根據使用者累計交易量或活躍度分為不同等級，各等級對應不同的功能權限。</w:t>
+            </w:r>
+          </w:p>
+        </w:tc>
+      </w:tr>
+      <w:tr>
+        <w:tc>
+          <w:tcPr>
+            <w:tcW w:w="1527" w:type="pct"/>
+            <w:vAlign w:val="center"/>
+          </w:tcPr>
+          <w:p>
+            <w:pPr>
+              <w:pStyle w:val="a0"/>
+              <w:numPr>
+                <w:ilvl w:val="0"/>
+                <w:numId w:val="0"/>
+              </w:numPr>
+              <w:jc w:val="left"/>
+              <w:rPr>
+                <w:rFonts w:hint="eastAsia"/>
+              </w:rPr>
+            </w:pPr>
+            <w:r>
+              <w:rPr>
+                <w:rFonts w:hint="eastAsia"/>
+              </w:rPr>
+              <w:t>即時通訊聊天室</w:t>
+            </w:r>
+          </w:p>
+        </w:tc>
+        <w:tc>
+          <w:tcPr>
+            <w:tcW w:w="3473" w:type="pct"/>
+            <w:vAlign w:val="center"/>
+          </w:tcPr>
+          <w:p>
+            <w:pPr>
+              <w:pStyle w:val="a0"/>
+              <w:numPr>
+                <w:ilvl w:val="0"/>
+                <w:numId w:val="0"/>
+              </w:numPr>
+              <w:rPr>
+                <w:rFonts w:hint="eastAsia"/>
+              </w:rPr>
+            </w:pPr>
+            <w:r>
+              <w:rPr>
+                <w:rFonts w:hint="eastAsia"/>
+              </w:rPr>
+              <w:t>買賣雙方可</w:t>
+            </w:r>
+            <w:proofErr w:type="gramStart"/>
+            <w:r>
+              <w:rPr>
+                <w:rFonts w:hint="eastAsia"/>
+              </w:rPr>
+              <w:t>進行私訊溝通</w:t>
+            </w:r>
+            <w:proofErr w:type="gramEnd"/>
+            <w:r>
+              <w:rPr>
+                <w:rFonts w:hint="eastAsia"/>
+              </w:rPr>
+              <w:t>，支援文字訊息傳遞。</w:t>
+            </w:r>
+          </w:p>
+        </w:tc>
+      </w:tr>
+    </w:tbl>
+    <w:p>
+      <w:pPr>
+        <w:pStyle w:val="afb"/>
+      </w:pPr>
+      <w:bookmarkStart w:id="36" w:name="_Toc227014318"/>
+      <w:r>
+        <w:rPr>
+          <w:rFonts w:hint="eastAsia"/>
+        </w:rPr>
+        <w:lastRenderedPageBreak/>
+        <w:t>表</w:t>
+      </w:r>
+      <w:r>
+        <w:rPr>
+          <w:rFonts w:hint="eastAsia"/>
+        </w:rPr>
+        <w:t xml:space="preserve"> </w:t>
+      </w:r>
+      <w:r>
+        <w:fldChar w:fldCharType="begin"/>
+      </w:r>
+      <w:r>
+        <w:instrText xml:space="preserve"> </w:instrText>
+      </w:r>
+      <w:r>
+        <w:rPr>
+          <w:rFonts w:hint="eastAsia"/>
+        </w:rPr>
+        <w:instrText>STYLEREF 2 \s</w:instrText>
+      </w:r>
+      <w:r>
+        <w:instrText xml:space="preserve"> </w:instrText>
+      </w:r>
+      <w:r>
+        <w:fldChar w:fldCharType="separate"/>
+      </w:r>
+      <w:r>
+        <w:rPr>
+          <w:noProof/>
+        </w:rPr>
+        <w:t>5-1</w:t>
+      </w:r>
+      <w:r>
+        <w:fldChar w:fldCharType="end"/>
+      </w:r>
+      <w:r>
+        <w:t>-</w:t>
+      </w:r>
+      <w:r>
+        <w:fldChar w:fldCharType="begin"/>
+      </w:r>
+      <w:r>
+        <w:instrText xml:space="preserve"> </w:instrText>
+      </w:r>
+      <w:r>
+        <w:rPr>
+          <w:rFonts w:hint="eastAsia"/>
+        </w:rPr>
+        <w:instrText xml:space="preserve">SEQ </w:instrText>
+      </w:r>
+      <w:r>
+        <w:rPr>
+          <w:rFonts w:hint="eastAsia"/>
+        </w:rPr>
+        <w:instrText>表</w:instrText>
+      </w:r>
+      <w:r>
+        <w:rPr>
+          <w:rFonts w:hint="eastAsia"/>
+        </w:rPr>
+        <w:instrText xml:space="preserve"> \* ARABIC \s 2</w:instrText>
+      </w:r>
+      <w:r>
+        <w:instrText xml:space="preserve"> </w:instrText>
+      </w:r>
+      <w:r>
+        <w:fldChar w:fldCharType="separate"/>
+      </w:r>
+      <w:r>
+        <w:rPr>
+          <w:noProof/>
+        </w:rPr>
+        <w:t>2</w:t>
+      </w:r>
+      <w:r>
+        <w:fldChar w:fldCharType="end"/>
+      </w:r>
+      <w:r>
+        <w:t xml:space="preserve"> </w:t>
+      </w:r>
+      <w:r>
+        <w:rPr>
+          <w:rFonts w:hint="eastAsia"/>
+        </w:rPr>
+        <w:t>系統管理員</w:t>
+      </w:r>
+      <w:r>
+        <w:rPr>
+          <w:rFonts w:hint="eastAsia"/>
+        </w:rPr>
+        <w:t>功能性需求</w:t>
+      </w:r>
+      <w:r>
+        <w:rPr>
+          <w:rFonts w:hint="eastAsia"/>
+        </w:rPr>
+        <w:t>表</w:t>
+      </w:r>
+      <w:bookmarkEnd w:id="36"/>
+    </w:p>
+    <w:tbl>
+      <w:tblPr>
+        <w:tblStyle w:val="afa"/>
+        <w:tblW w:w="5000" w:type="pct"/>
+        <w:tblLook w:val="04A0" w:firstRow="1" w:lastRow="0" w:firstColumn="1" w:lastColumn="0" w:noHBand="0" w:noVBand="1"/>
+      </w:tblPr>
+      <w:tblGrid>
+        <w:gridCol w:w="2406"/>
+        <w:gridCol w:w="7788"/>
+      </w:tblGrid>
+      <w:tr>
+        <w:tc>
+          <w:tcPr>
+            <w:tcW w:w="1180" w:type="pct"/>
+            <w:shd w:val="clear" w:color="auto" w:fill="E7ECEE" w:themeFill="background2"/>
+            <w:vAlign w:val="center"/>
+          </w:tcPr>
+          <w:p>
+            <w:pPr>
+              <w:pStyle w:val="a0"/>
+              <w:numPr>
+                <w:ilvl w:val="0"/>
+                <w:numId w:val="0"/>
+              </w:numPr>
+              <w:jc w:val="center"/>
+              <w:rPr>
+                <w:rFonts w:hint="eastAsia"/>
+              </w:rPr>
+            </w:pPr>
+            <w:r>
+              <w:rPr>
+                <w:rFonts w:hint="eastAsia"/>
+              </w:rPr>
+              <w:t>功能性需求</w:t>
+            </w:r>
+          </w:p>
+        </w:tc>
+        <w:tc>
+          <w:tcPr>
+            <w:tcW w:w="3820" w:type="pct"/>
+            <w:shd w:val="clear" w:color="auto" w:fill="E7ECEE" w:themeFill="background2"/>
+            <w:vAlign w:val="center"/>
+          </w:tcPr>
+          <w:p>
+            <w:pPr>
+              <w:pStyle w:val="a0"/>
+              <w:numPr>
+                <w:ilvl w:val="0"/>
+                <w:numId w:val="0"/>
+              </w:numPr>
+              <w:jc w:val="center"/>
+              <w:rPr>
+                <w:rFonts w:hint="eastAsia"/>
+              </w:rPr>
+            </w:pPr>
+            <w:r>
+              <w:rPr>
+                <w:rFonts w:hint="eastAsia"/>
+              </w:rPr>
+              <w:t>描述</w:t>
+            </w:r>
+          </w:p>
+        </w:tc>
+      </w:tr>
+      <w:tr>
+        <w:tc>
+          <w:tcPr>
+            <w:tcW w:w="1180" w:type="pct"/>
+            <w:vAlign w:val="center"/>
+          </w:tcPr>
+          <w:p>
+            <w:pPr>
+              <w:pStyle w:val="a0"/>
+              <w:numPr>
+                <w:ilvl w:val="0"/>
+                <w:numId w:val="0"/>
+              </w:numPr>
+              <w:jc w:val="left"/>
+              <w:rPr>
+                <w:rFonts w:hint="eastAsia"/>
+              </w:rPr>
+            </w:pPr>
+            <w:r>
+              <w:rPr>
+                <w:rFonts w:hint="eastAsia"/>
+              </w:rPr>
+              <w:t>用戶資料管理</w:t>
+            </w:r>
+          </w:p>
+        </w:tc>
+        <w:tc>
+          <w:tcPr>
+            <w:tcW w:w="3820" w:type="pct"/>
+            <w:vAlign w:val="center"/>
+          </w:tcPr>
+          <w:p>
+            <w:pPr>
+              <w:pStyle w:val="a0"/>
+              <w:numPr>
+                <w:ilvl w:val="0"/>
+                <w:numId w:val="0"/>
+              </w:numPr>
+              <w:rPr>
+                <w:rFonts w:hint="eastAsia"/>
+              </w:rPr>
+            </w:pPr>
+            <w:r>
+              <w:rPr>
+                <w:rFonts w:hint="eastAsia"/>
+              </w:rPr>
+              <w:t>管理員可檢索與查看所有使用者的基本資訊、帳號狀態、會員等級與交易違規紀錄。</w:t>
+            </w:r>
+          </w:p>
+        </w:tc>
+      </w:tr>
+      <w:tr>
+        <w:tc>
+          <w:tcPr>
+            <w:tcW w:w="1180" w:type="pct"/>
+            <w:vAlign w:val="center"/>
+          </w:tcPr>
+          <w:p>
+            <w:pPr>
+              <w:pStyle w:val="a0"/>
+              <w:numPr>
+                <w:ilvl w:val="0"/>
+                <w:numId w:val="0"/>
+              </w:numPr>
+              <w:jc w:val="left"/>
+              <w:rPr>
+                <w:rFonts w:hint="eastAsia"/>
+              </w:rPr>
+            </w:pPr>
+            <w:r>
+              <w:rPr>
+                <w:rFonts w:hint="eastAsia"/>
+              </w:rPr>
+              <w:t>仲裁審核系統</w:t>
+            </w:r>
+          </w:p>
+        </w:tc>
+        <w:tc>
+          <w:tcPr>
+            <w:tcW w:w="3820" w:type="pct"/>
+            <w:vAlign w:val="center"/>
+          </w:tcPr>
+          <w:p>
+            <w:pPr>
+              <w:pStyle w:val="a0"/>
+              <w:numPr>
+                <w:ilvl w:val="0"/>
+                <w:numId w:val="0"/>
+              </w:numPr>
+              <w:rPr>
+                <w:rFonts w:hint="eastAsia"/>
+              </w:rPr>
+            </w:pPr>
+            <w:r>
+              <w:rPr>
+                <w:rFonts w:hint="eastAsia"/>
+              </w:rPr>
+              <w:t>針對買家提出的書</w:t>
+            </w:r>
+            <w:proofErr w:type="gramStart"/>
+            <w:r>
+              <w:rPr>
+                <w:rFonts w:hint="eastAsia"/>
+              </w:rPr>
+              <w:t>況</w:t>
+            </w:r>
+            <w:proofErr w:type="gramEnd"/>
+            <w:r>
+              <w:rPr>
+                <w:rFonts w:hint="eastAsia"/>
+              </w:rPr>
+              <w:t>申訴案件進行人工審核，並判定代幣最終應撥給賣家或退還買家。</w:t>
+            </w:r>
+          </w:p>
+        </w:tc>
+      </w:tr>
+      <w:tr>
+        <w:tc>
+          <w:tcPr>
+            <w:tcW w:w="1180" w:type="pct"/>
+            <w:vAlign w:val="center"/>
+          </w:tcPr>
+          <w:p>
+            <w:pPr>
+              <w:pStyle w:val="a0"/>
+              <w:numPr>
+                <w:ilvl w:val="0"/>
+                <w:numId w:val="0"/>
+              </w:numPr>
+              <w:jc w:val="left"/>
+              <w:rPr>
+                <w:rFonts w:hint="eastAsia"/>
+              </w:rPr>
+            </w:pPr>
+            <w:r>
+              <w:rPr>
+                <w:rFonts w:hint="eastAsia"/>
+              </w:rPr>
+              <w:t>書櫃維運中心</w:t>
+            </w:r>
+          </w:p>
+        </w:tc>
+        <w:tc>
+          <w:tcPr>
+            <w:tcW w:w="3820" w:type="pct"/>
+            <w:vAlign w:val="center"/>
+          </w:tcPr>
+          <w:p>
+            <w:pPr>
+              <w:pStyle w:val="a0"/>
+              <w:numPr>
+                <w:ilvl w:val="0"/>
+                <w:numId w:val="0"/>
+              </w:numPr>
+              <w:rPr>
+                <w:rFonts w:hint="eastAsia"/>
+              </w:rPr>
+            </w:pPr>
+            <w:r>
+              <w:rPr>
+                <w:rFonts w:hint="eastAsia"/>
+              </w:rPr>
+              <w:t>提供書櫃資訊的「增、</w:t>
+            </w:r>
+            <w:proofErr w:type="gramStart"/>
+            <w:r>
+              <w:rPr>
+                <w:rFonts w:hint="eastAsia"/>
+              </w:rPr>
+              <w:t>刪</w:t>
+            </w:r>
+            <w:proofErr w:type="gramEnd"/>
+            <w:r>
+              <w:rPr>
+                <w:rFonts w:hint="eastAsia"/>
+              </w:rPr>
+              <w:t>、改、查」功能，並可調閱各機櫃的</w:t>
+            </w:r>
+            <w:r>
+              <w:rPr>
+                <w:rFonts w:hint="eastAsia"/>
+              </w:rPr>
+              <w:t>Log</w:t>
+            </w:r>
+            <w:r>
+              <w:rPr>
+                <w:rFonts w:hint="eastAsia"/>
+              </w:rPr>
+              <w:t>紀錄（如開門紀錄、斷線狀態）。</w:t>
+            </w:r>
+          </w:p>
+        </w:tc>
+      </w:tr>
+      <w:tr>
+        <w:tc>
+          <w:tcPr>
+            <w:tcW w:w="1180" w:type="pct"/>
+            <w:vAlign w:val="center"/>
+          </w:tcPr>
+          <w:p>
+            <w:pPr>
+              <w:pStyle w:val="a0"/>
+              <w:numPr>
+                <w:ilvl w:val="0"/>
+                <w:numId w:val="0"/>
+              </w:numPr>
+              <w:jc w:val="left"/>
+              <w:rPr>
+                <w:rFonts w:hint="eastAsia"/>
+              </w:rPr>
+            </w:pPr>
+            <w:r>
+              <w:rPr>
+                <w:rFonts w:hint="eastAsia"/>
+              </w:rPr>
+              <w:t>公告發佈系統</w:t>
+            </w:r>
+          </w:p>
+        </w:tc>
+        <w:tc>
+          <w:tcPr>
+            <w:tcW w:w="3820" w:type="pct"/>
+            <w:vAlign w:val="center"/>
+          </w:tcPr>
+          <w:p>
+            <w:pPr>
+              <w:pStyle w:val="a0"/>
+              <w:numPr>
+                <w:ilvl w:val="0"/>
+                <w:numId w:val="0"/>
+              </w:numPr>
+              <w:rPr>
+                <w:rFonts w:hint="eastAsia"/>
+              </w:rPr>
+            </w:pPr>
+            <w:r>
+              <w:rPr>
+                <w:rFonts w:hint="eastAsia"/>
+              </w:rPr>
+              <w:t>管理員可撰寫並發佈系統公告（如維修通知、活動推廣），並排定顯示時間。</w:t>
+            </w:r>
+          </w:p>
+        </w:tc>
+      </w:tr>
+    </w:tbl>
+    <w:p>
+      <w:pPr>
+        <w:pStyle w:val="a0"/>
+        <w:numPr>
+          <w:ilvl w:val="0"/>
+          <w:numId w:val="40"/>
+        </w:numPr>
+        <w:spacing w:before="120"/>
+      </w:pPr>
+      <w:r>
+        <w:rPr>
+          <w:rFonts w:hint="eastAsia"/>
+        </w:rPr>
+        <w:t>非功能性需求</w:t>
+      </w:r>
+    </w:p>
+    <w:p>
+      <w:pPr>
+        <w:pStyle w:val="afb"/>
+      </w:pPr>
+      <w:bookmarkStart w:id="37" w:name="_Toc227014319"/>
+      <w:r>
+        <w:rPr>
+          <w:rFonts w:hint="eastAsia"/>
+        </w:rPr>
+        <w:t>表</w:t>
+      </w:r>
+      <w:r>
+        <w:rPr>
+          <w:rFonts w:hint="eastAsia"/>
+        </w:rPr>
+        <w:t xml:space="preserve"> </w:t>
+      </w:r>
+      <w:r>
+        <w:fldChar w:fldCharType="begin"/>
+      </w:r>
+      <w:r>
+        <w:instrText xml:space="preserve"> </w:instrText>
+      </w:r>
+      <w:r>
+        <w:rPr>
+          <w:rFonts w:hint="eastAsia"/>
+        </w:rPr>
+        <w:instrText>STYLEREF 2 \s</w:instrText>
+      </w:r>
+      <w:r>
+        <w:instrText xml:space="preserve"> </w:instrText>
+      </w:r>
+      <w:r>
+        <w:fldChar w:fldCharType="separate"/>
+      </w:r>
+      <w:r>
+        <w:rPr>
+          <w:noProof/>
+        </w:rPr>
+        <w:t>5-1</w:t>
+      </w:r>
+      <w:r>
+        <w:fldChar w:fldCharType="end"/>
+      </w:r>
+      <w:r>
+        <w:t>-</w:t>
+      </w:r>
+      <w:r>
+        <w:fldChar w:fldCharType="begin"/>
+      </w:r>
+      <w:r>
+        <w:instrText xml:space="preserve"> </w:instrText>
+      </w:r>
+      <w:r>
+        <w:rPr>
+          <w:rFonts w:hint="eastAsia"/>
+        </w:rPr>
+        <w:instrText xml:space="preserve">SEQ </w:instrText>
+      </w:r>
+      <w:r>
+        <w:rPr>
+          <w:rFonts w:hint="eastAsia"/>
+        </w:rPr>
+        <w:instrText>表</w:instrText>
+      </w:r>
+      <w:r>
+        <w:rPr>
+          <w:rFonts w:hint="eastAsia"/>
+        </w:rPr>
+        <w:instrText xml:space="preserve"> \* ARABIC \s 2</w:instrText>
+      </w:r>
+      <w:r>
+        <w:instrText xml:space="preserve"> </w:instrText>
+      </w:r>
+      <w:r>
+        <w:fldChar w:fldCharType="separate"/>
+      </w:r>
+      <w:r>
+        <w:rPr>
+          <w:noProof/>
+        </w:rPr>
+        <w:t>3</w:t>
+      </w:r>
+      <w:r>
+        <w:fldChar w:fldCharType="end"/>
+      </w:r>
+      <w:r>
+        <w:t xml:space="preserve"> </w:t>
+      </w:r>
+      <w:r>
+        <w:rPr>
+          <w:rFonts w:hint="eastAsia"/>
+        </w:rPr>
+        <w:t>使用者非</w:t>
+      </w:r>
+      <w:r>
+        <w:rPr>
+          <w:rFonts w:hint="eastAsia"/>
+        </w:rPr>
+        <w:t>功能性需求</w:t>
+      </w:r>
+      <w:r>
+        <w:rPr>
+          <w:rFonts w:hint="eastAsia"/>
+        </w:rPr>
+        <w:t>表</w:t>
+      </w:r>
+      <w:bookmarkEnd w:id="37"/>
+    </w:p>
+    <w:tbl>
+      <w:tblPr>
+        <w:tblStyle w:val="afa"/>
+        <w:tblW w:w="5000" w:type="pct"/>
+        <w:tblLook w:val="04A0" w:firstRow="1" w:lastRow="0" w:firstColumn="1" w:lastColumn="0" w:noHBand="0" w:noVBand="1"/>
+      </w:tblPr>
+      <w:tblGrid>
+        <w:gridCol w:w="2406"/>
+        <w:gridCol w:w="7788"/>
+      </w:tblGrid>
+      <w:tr>
+        <w:tc>
+          <w:tcPr>
+            <w:tcW w:w="1180" w:type="pct"/>
+            <w:shd w:val="clear" w:color="auto" w:fill="E7ECEE" w:themeFill="background2"/>
+            <w:vAlign w:val="center"/>
+          </w:tcPr>
+          <w:p>
+            <w:pPr>
+              <w:pStyle w:val="a0"/>
+              <w:numPr>
+                <w:ilvl w:val="0"/>
+                <w:numId w:val="0"/>
+              </w:numPr>
+              <w:jc w:val="center"/>
+              <w:rPr>
+                <w:rFonts w:hint="eastAsia"/>
+              </w:rPr>
+            </w:pPr>
+            <w:r>
+              <w:rPr>
+                <w:rFonts w:hint="eastAsia"/>
+              </w:rPr>
+              <w:t>非</w:t>
+            </w:r>
+            <w:r>
+              <w:rPr>
+                <w:rFonts w:hint="eastAsia"/>
+              </w:rPr>
+              <w:t>功能性需求</w:t>
+            </w:r>
+          </w:p>
+        </w:tc>
+        <w:tc>
+          <w:tcPr>
+            <w:tcW w:w="3820" w:type="pct"/>
+            <w:shd w:val="clear" w:color="auto" w:fill="E7ECEE" w:themeFill="background2"/>
+            <w:vAlign w:val="center"/>
+          </w:tcPr>
+          <w:p>
+            <w:pPr>
+              <w:pStyle w:val="a0"/>
+              <w:numPr>
+                <w:ilvl w:val="0"/>
+                <w:numId w:val="0"/>
+              </w:numPr>
+              <w:jc w:val="center"/>
+              <w:rPr>
+                <w:rFonts w:hint="eastAsia"/>
+              </w:rPr>
+            </w:pPr>
+            <w:r>
+              <w:rPr>
+                <w:rFonts w:hint="eastAsia"/>
+              </w:rPr>
+              <w:t>描述</w:t>
+            </w:r>
+          </w:p>
+        </w:tc>
+      </w:tr>
+      <w:tr>
+        <w:tc>
+          <w:tcPr>
+            <w:tcW w:w="1180" w:type="pct"/>
+            <w:vAlign w:val="center"/>
+          </w:tcPr>
+          <w:p>
+            <w:pPr>
+              <w:pStyle w:val="a0"/>
+              <w:numPr>
+                <w:ilvl w:val="0"/>
+                <w:numId w:val="0"/>
+              </w:numPr>
+              <w:jc w:val="left"/>
+              <w:rPr>
+                <w:rFonts w:hint="eastAsia"/>
+              </w:rPr>
+            </w:pPr>
+            <w:r>
+              <w:rPr>
+                <w:rFonts w:hint="eastAsia"/>
+              </w:rPr>
+              <w:t>可用性</w:t>
+            </w:r>
+          </w:p>
+        </w:tc>
+        <w:tc>
+          <w:tcPr>
+            <w:tcW w:w="3820" w:type="pct"/>
+            <w:vAlign w:val="center"/>
+          </w:tcPr>
+          <w:p>
+            <w:pPr>
+              <w:pStyle w:val="a0"/>
+              <w:numPr>
+                <w:ilvl w:val="0"/>
+                <w:numId w:val="0"/>
+              </w:numPr>
+              <w:rPr>
+                <w:rFonts w:hint="eastAsia"/>
+              </w:rPr>
+            </w:pPr>
+            <w:r>
+              <w:rPr>
+                <w:rFonts w:hint="eastAsia"/>
+              </w:rPr>
+              <w:t>App</w:t>
+            </w:r>
+            <w:r>
+              <w:rPr>
+                <w:rFonts w:hint="eastAsia"/>
+              </w:rPr>
+              <w:t>掃描組件需支援多種環境光線（如室內昏暗處），掃描機器</w:t>
+            </w:r>
+            <w:r>
+              <w:rPr>
+                <w:rFonts w:hint="eastAsia"/>
+              </w:rPr>
+              <w:t>QR</w:t>
+            </w:r>
+            <w:r>
+              <w:rPr>
+                <w:rFonts w:hint="eastAsia"/>
+              </w:rPr>
+              <w:t xml:space="preserve"> </w:t>
+            </w:r>
+            <w:r>
+              <w:rPr>
+                <w:rFonts w:hint="eastAsia"/>
+              </w:rPr>
+              <w:t>Code</w:t>
+            </w:r>
+            <w:r>
+              <w:rPr>
+                <w:rFonts w:hint="eastAsia"/>
+              </w:rPr>
+              <w:t>的辨識時間需小於</w:t>
+            </w:r>
+            <w:r>
+              <w:rPr>
+                <w:rFonts w:hint="eastAsia"/>
+              </w:rPr>
+              <w:t>1</w:t>
+            </w:r>
+            <w:r>
+              <w:rPr>
+                <w:rFonts w:hint="eastAsia"/>
+              </w:rPr>
+              <w:t>秒。</w:t>
+            </w:r>
+          </w:p>
+        </w:tc>
+      </w:tr>
+      <w:tr>
+        <w:tc>
+          <w:tcPr>
+            <w:tcW w:w="1180" w:type="pct"/>
+            <w:vAlign w:val="center"/>
+          </w:tcPr>
+          <w:p>
+            <w:pPr>
+              <w:pStyle w:val="a0"/>
+              <w:numPr>
+                <w:ilvl w:val="0"/>
+                <w:numId w:val="0"/>
+              </w:numPr>
+              <w:jc w:val="left"/>
+              <w:rPr>
+                <w:rFonts w:hint="eastAsia"/>
+              </w:rPr>
+            </w:pPr>
+            <w:r>
+              <w:rPr>
+                <w:rFonts w:hint="eastAsia"/>
+              </w:rPr>
+              <w:t>安全性</w:t>
+            </w:r>
+          </w:p>
+        </w:tc>
+        <w:tc>
+          <w:tcPr>
+            <w:tcW w:w="3820" w:type="pct"/>
+            <w:vAlign w:val="center"/>
+          </w:tcPr>
+          <w:p>
+            <w:pPr>
+              <w:pStyle w:val="a0"/>
+              <w:numPr>
+                <w:ilvl w:val="0"/>
+                <w:numId w:val="0"/>
+              </w:numPr>
+              <w:rPr>
+                <w:rFonts w:hint="eastAsia"/>
+              </w:rPr>
+            </w:pPr>
+            <w:r>
+              <w:rPr>
+                <w:rFonts w:hint="eastAsia"/>
+              </w:rPr>
+              <w:t>買家選購書籍並完成支付後，訂單正式成立。系統會判定書籍是否已在櫃內，並發送對應通知。</w:t>
+            </w:r>
+          </w:p>
+        </w:tc>
+      </w:tr>
+      <w:tr>
+        <w:tc>
+          <w:tcPr>
+            <w:tcW w:w="1180" w:type="pct"/>
+            <w:vAlign w:val="center"/>
+          </w:tcPr>
+          <w:p>
+            <w:pPr>
+              <w:pStyle w:val="a0"/>
+              <w:numPr>
+                <w:ilvl w:val="0"/>
+                <w:numId w:val="0"/>
+              </w:numPr>
+              <w:jc w:val="left"/>
+              <w:rPr>
+                <w:rFonts w:hint="eastAsia"/>
+              </w:rPr>
+            </w:pPr>
+            <w:r>
+              <w:rPr>
+                <w:rFonts w:hint="eastAsia"/>
+              </w:rPr>
+              <w:t>可靠性</w:t>
+            </w:r>
+          </w:p>
+        </w:tc>
+        <w:tc>
+          <w:tcPr>
+            <w:tcW w:w="3820" w:type="pct"/>
+            <w:vAlign w:val="center"/>
+          </w:tcPr>
+          <w:p>
+            <w:pPr>
+              <w:pStyle w:val="a0"/>
+              <w:numPr>
+                <w:ilvl w:val="0"/>
+                <w:numId w:val="0"/>
+              </w:numPr>
+              <w:rPr>
+                <w:rFonts w:hint="eastAsia"/>
+              </w:rPr>
+            </w:pPr>
+            <w:r>
+              <w:rPr>
+                <w:rFonts w:hint="eastAsia"/>
+              </w:rPr>
+              <w:t>若書籍被下訂時尚未</w:t>
+            </w:r>
+            <w:proofErr w:type="gramStart"/>
+            <w:r>
+              <w:rPr>
+                <w:rFonts w:hint="eastAsia"/>
+              </w:rPr>
+              <w:t>入櫃，</w:t>
+            </w:r>
+            <w:proofErr w:type="gramEnd"/>
+            <w:r>
+              <w:rPr>
+                <w:rFonts w:hint="eastAsia"/>
+              </w:rPr>
+              <w:t>系統自動推播通知賣家；賣家須在</w:t>
+            </w:r>
+            <w:r>
+              <w:rPr>
+                <w:rFonts w:hint="eastAsia"/>
+              </w:rPr>
+              <w:t>7</w:t>
+            </w:r>
+            <w:r>
+              <w:rPr>
+                <w:rFonts w:hint="eastAsia"/>
+              </w:rPr>
+              <w:t>天內完成存書，否則系統自動取消訂單並退款。</w:t>
+            </w:r>
+          </w:p>
+        </w:tc>
+      </w:tr>
+      <w:tr>
+        <w:tc>
+          <w:tcPr>
+            <w:tcW w:w="1180" w:type="pct"/>
+            <w:vAlign w:val="center"/>
+          </w:tcPr>
+          <w:p>
+            <w:pPr>
+              <w:pStyle w:val="a0"/>
+              <w:numPr>
+                <w:ilvl w:val="0"/>
+                <w:numId w:val="0"/>
+              </w:numPr>
+              <w:jc w:val="left"/>
+              <w:rPr>
+                <w:rFonts w:hint="eastAsia"/>
+              </w:rPr>
+            </w:pPr>
+            <w:r>
+              <w:rPr>
+                <w:rFonts w:hint="eastAsia"/>
+              </w:rPr>
+              <w:t>效能</w:t>
+            </w:r>
+          </w:p>
+        </w:tc>
+        <w:tc>
+          <w:tcPr>
+            <w:tcW w:w="3820" w:type="pct"/>
+            <w:vAlign w:val="center"/>
+          </w:tcPr>
+          <w:p>
+            <w:pPr>
+              <w:pStyle w:val="a0"/>
+              <w:numPr>
+                <w:ilvl w:val="0"/>
+                <w:numId w:val="0"/>
+              </w:numPr>
+              <w:rPr>
+                <w:rFonts w:hint="eastAsia"/>
+              </w:rPr>
+            </w:pPr>
+            <w:r>
+              <w:rPr>
+                <w:rFonts w:hint="eastAsia"/>
+              </w:rPr>
+              <w:t>當賣家完成存書動作後，系統需在</w:t>
+            </w:r>
+            <w:r>
+              <w:rPr>
+                <w:rFonts w:hint="eastAsia"/>
+              </w:rPr>
+              <w:t>30</w:t>
+            </w:r>
+            <w:r>
+              <w:rPr>
+                <w:rFonts w:hint="eastAsia"/>
+              </w:rPr>
+              <w:t>秒內發送推播給買家，確保訊息</w:t>
+            </w:r>
+            <w:proofErr w:type="gramStart"/>
+            <w:r>
+              <w:rPr>
+                <w:rFonts w:hint="eastAsia"/>
+              </w:rPr>
+              <w:t>不</w:t>
+            </w:r>
+            <w:proofErr w:type="gramEnd"/>
+            <w:r>
+              <w:rPr>
+                <w:rFonts w:hint="eastAsia"/>
+              </w:rPr>
+              <w:t>漏接。</w:t>
+            </w:r>
+          </w:p>
+        </w:tc>
+      </w:tr>
+    </w:tbl>
+    <w:p>
+      <w:pPr>
+        <w:pStyle w:val="afb"/>
+      </w:pPr>
+      <w:bookmarkStart w:id="38" w:name="_Toc227014320"/>
+      <w:r>
+        <w:rPr>
+          <w:rFonts w:hint="eastAsia"/>
+        </w:rPr>
+        <w:t>表</w:t>
+      </w:r>
+      <w:r>
+        <w:rPr>
+          <w:rFonts w:hint="eastAsia"/>
+        </w:rPr>
+        <w:t xml:space="preserve"> </w:t>
+      </w:r>
+      <w:r>
+        <w:fldChar w:fldCharType="begin"/>
+      </w:r>
+      <w:r>
+        <w:instrText xml:space="preserve"> </w:instrText>
+      </w:r>
+      <w:r>
+        <w:rPr>
+          <w:rFonts w:hint="eastAsia"/>
+        </w:rPr>
+        <w:instrText>STYLEREF 2 \s</w:instrText>
+      </w:r>
+      <w:r>
+        <w:instrText xml:space="preserve"> </w:instrText>
+      </w:r>
+      <w:r>
+        <w:fldChar w:fldCharType="separate"/>
+      </w:r>
+      <w:r>
+        <w:rPr>
+          <w:noProof/>
+        </w:rPr>
+        <w:t>5-1</w:t>
+      </w:r>
+      <w:r>
+        <w:fldChar w:fldCharType="end"/>
+      </w:r>
+      <w:r>
+        <w:t>-</w:t>
+      </w:r>
+      <w:r>
+        <w:fldChar w:fldCharType="begin"/>
+      </w:r>
+      <w:r>
+        <w:instrText xml:space="preserve"> </w:instrText>
+      </w:r>
+      <w:r>
+        <w:rPr>
+          <w:rFonts w:hint="eastAsia"/>
+        </w:rPr>
+        <w:instrText xml:space="preserve">SEQ </w:instrText>
+      </w:r>
+      <w:r>
+        <w:rPr>
+          <w:rFonts w:hint="eastAsia"/>
+        </w:rPr>
+        <w:instrText>表</w:instrText>
+      </w:r>
+      <w:r>
+        <w:rPr>
+          <w:rFonts w:hint="eastAsia"/>
+        </w:rPr>
+        <w:instrText xml:space="preserve"> \* ARABIC \s 2</w:instrText>
+      </w:r>
+      <w:r>
+        <w:instrText xml:space="preserve"> </w:instrText>
+      </w:r>
+      <w:r>
+        <w:fldChar w:fldCharType="separate"/>
+      </w:r>
+      <w:r>
+        <w:rPr>
+          <w:noProof/>
+        </w:rPr>
+        <w:t>4</w:t>
+      </w:r>
+      <w:r>
+        <w:fldChar w:fldCharType="end"/>
+      </w:r>
+      <w:r>
+        <w:t xml:space="preserve"> </w:t>
+      </w:r>
+      <w:r>
+        <w:rPr>
+          <w:rFonts w:hint="eastAsia"/>
+        </w:rPr>
+        <w:t>系統管理員</w:t>
+      </w:r>
+      <w:r>
+        <w:rPr>
+          <w:rFonts w:hint="eastAsia"/>
+        </w:rPr>
+        <w:t>非</w:t>
+      </w:r>
+      <w:r>
+        <w:rPr>
+          <w:rFonts w:hint="eastAsia"/>
+        </w:rPr>
+        <w:t>功能性需求</w:t>
+      </w:r>
+      <w:r>
+        <w:rPr>
+          <w:rFonts w:hint="eastAsia"/>
+        </w:rPr>
+        <w:t>表</w:t>
+      </w:r>
+      <w:bookmarkEnd w:id="38"/>
+    </w:p>
+    <w:tbl>
+      <w:tblPr>
+        <w:tblStyle w:val="afa"/>
+        <w:tblW w:w="5000" w:type="pct"/>
+        <w:tblLook w:val="04A0" w:firstRow="1" w:lastRow="0" w:firstColumn="1" w:lastColumn="0" w:noHBand="0" w:noVBand="1"/>
+      </w:tblPr>
+      <w:tblGrid>
+        <w:gridCol w:w="2406"/>
+        <w:gridCol w:w="7788"/>
+      </w:tblGrid>
+      <w:tr>
+        <w:tc>
+          <w:tcPr>
+            <w:tcW w:w="1180" w:type="pct"/>
+            <w:shd w:val="clear" w:color="auto" w:fill="E7ECEE" w:themeFill="background2"/>
+            <w:vAlign w:val="center"/>
+          </w:tcPr>
+          <w:p>
+            <w:pPr>
+              <w:pStyle w:val="a0"/>
+              <w:numPr>
+                <w:ilvl w:val="0"/>
+                <w:numId w:val="0"/>
+              </w:numPr>
+              <w:jc w:val="center"/>
+              <w:rPr>
+                <w:rFonts w:hint="eastAsia"/>
+              </w:rPr>
+            </w:pPr>
+            <w:r>
+              <w:rPr>
+                <w:rFonts w:hint="eastAsia"/>
+              </w:rPr>
+              <w:t>非</w:t>
+            </w:r>
+            <w:r>
+              <w:rPr>
+                <w:rFonts w:hint="eastAsia"/>
+              </w:rPr>
+              <w:t>功能性需求</w:t>
+            </w:r>
+          </w:p>
+        </w:tc>
+        <w:tc>
+          <w:tcPr>
+            <w:tcW w:w="3820" w:type="pct"/>
+            <w:shd w:val="clear" w:color="auto" w:fill="E7ECEE" w:themeFill="background2"/>
+            <w:vAlign w:val="center"/>
+          </w:tcPr>
+          <w:p>
+            <w:pPr>
+              <w:pStyle w:val="a0"/>
+              <w:numPr>
+                <w:ilvl w:val="0"/>
+                <w:numId w:val="0"/>
+              </w:numPr>
+              <w:jc w:val="center"/>
+              <w:rPr>
+                <w:rFonts w:hint="eastAsia"/>
+              </w:rPr>
+            </w:pPr>
+            <w:r>
+              <w:rPr>
+                <w:rFonts w:hint="eastAsia"/>
+              </w:rPr>
+              <w:t>描述</w:t>
+            </w:r>
+          </w:p>
+        </w:tc>
+      </w:tr>
+      <w:tr>
+        <w:tc>
+          <w:tcPr>
+            <w:tcW w:w="1180" w:type="pct"/>
+            <w:vAlign w:val="center"/>
+          </w:tcPr>
+          <w:p>
+            <w:pPr>
+              <w:pStyle w:val="a0"/>
+              <w:numPr>
+                <w:ilvl w:val="0"/>
+                <w:numId w:val="0"/>
+              </w:numPr>
+              <w:jc w:val="left"/>
+              <w:rPr>
+                <w:rFonts w:hint="eastAsia"/>
+              </w:rPr>
+            </w:pPr>
+            <w:r>
+              <w:rPr>
+                <w:rFonts w:hint="eastAsia"/>
+              </w:rPr>
+              <w:t>一致性</w:t>
+            </w:r>
+          </w:p>
+        </w:tc>
+        <w:tc>
+          <w:tcPr>
+            <w:tcW w:w="3820" w:type="pct"/>
+            <w:vAlign w:val="center"/>
+          </w:tcPr>
+          <w:p>
+            <w:pPr>
+              <w:pStyle w:val="a0"/>
+              <w:numPr>
+                <w:ilvl w:val="0"/>
+                <w:numId w:val="0"/>
+              </w:numPr>
+              <w:rPr>
+                <w:rFonts w:hint="eastAsia"/>
+              </w:rPr>
+            </w:pPr>
+            <w:r>
+              <w:rPr>
+                <w:rFonts w:hint="eastAsia"/>
+              </w:rPr>
+              <w:t>代幣扣款與書籍狀態更新必須符合「事務性原則</w:t>
+            </w:r>
+            <w:r>
+              <w:rPr>
+                <w:rFonts w:hint="eastAsia"/>
+              </w:rPr>
+              <w:t>（</w:t>
+            </w:r>
+            <w:r>
+              <w:rPr>
+                <w:rFonts w:hint="eastAsia"/>
+              </w:rPr>
+              <w:t>Transaction</w:t>
+            </w:r>
+            <w:r>
+              <w:rPr>
+                <w:rFonts w:hint="eastAsia"/>
+              </w:rPr>
+              <w:t>）</w:t>
+            </w:r>
+            <w:r>
+              <w:rPr>
+                <w:rFonts w:hint="eastAsia"/>
+              </w:rPr>
+              <w:t>」，確保不會發生扣款成功但訂單失敗的情況。</w:t>
+            </w:r>
+          </w:p>
+        </w:tc>
+      </w:tr>
+      <w:tr>
+        <w:tc>
+          <w:tcPr>
+            <w:tcW w:w="1180" w:type="pct"/>
+            <w:vAlign w:val="center"/>
+          </w:tcPr>
+          <w:p>
+            <w:pPr>
+              <w:pStyle w:val="a0"/>
+              <w:numPr>
+                <w:ilvl w:val="0"/>
+                <w:numId w:val="0"/>
+              </w:numPr>
+              <w:jc w:val="left"/>
+              <w:rPr>
+                <w:rFonts w:hint="eastAsia"/>
+              </w:rPr>
+            </w:pPr>
+            <w:r>
+              <w:rPr>
+                <w:rFonts w:hint="eastAsia"/>
+              </w:rPr>
+              <w:t>安全性</w:t>
+            </w:r>
+          </w:p>
+        </w:tc>
+        <w:tc>
+          <w:tcPr>
+            <w:tcW w:w="3820" w:type="pct"/>
+            <w:vAlign w:val="center"/>
+          </w:tcPr>
+          <w:p>
+            <w:pPr>
+              <w:pStyle w:val="a0"/>
+              <w:numPr>
+                <w:ilvl w:val="0"/>
+                <w:numId w:val="0"/>
+              </w:numPr>
+              <w:rPr>
+                <w:rFonts w:hint="eastAsia"/>
+              </w:rPr>
+            </w:pPr>
+            <w:r>
+              <w:rPr>
+                <w:rFonts w:hint="eastAsia"/>
+              </w:rPr>
+              <w:t>確保只有具備對應訂單權限的使用者，才能在掃描機台</w:t>
+            </w:r>
+            <w:r>
+              <w:rPr>
+                <w:rFonts w:hint="eastAsia"/>
+              </w:rPr>
+              <w:t>QR</w:t>
+            </w:r>
+            <w:r>
+              <w:rPr>
+                <w:rFonts w:hint="eastAsia"/>
+              </w:rPr>
+              <w:t xml:space="preserve"> </w:t>
+            </w:r>
+            <w:r>
+              <w:rPr>
+                <w:rFonts w:hint="eastAsia"/>
+              </w:rPr>
+              <w:t>Code</w:t>
+            </w:r>
+            <w:r>
+              <w:rPr>
+                <w:rFonts w:hint="eastAsia"/>
+              </w:rPr>
+              <w:t>後</w:t>
+            </w:r>
+            <w:proofErr w:type="gramStart"/>
+            <w:r>
+              <w:rPr>
+                <w:rFonts w:hint="eastAsia"/>
+              </w:rPr>
+              <w:t>觸發該櫃門</w:t>
+            </w:r>
+            <w:proofErr w:type="gramEnd"/>
+            <w:r>
+              <w:rPr>
+                <w:rFonts w:hint="eastAsia"/>
+              </w:rPr>
+              <w:t>開啟。</w:t>
+            </w:r>
+          </w:p>
+        </w:tc>
+      </w:tr>
+      <w:tr>
+        <w:tc>
+          <w:tcPr>
+            <w:tcW w:w="1180" w:type="pct"/>
+            <w:vAlign w:val="center"/>
+          </w:tcPr>
+          <w:p>
+            <w:pPr>
+              <w:pStyle w:val="a0"/>
+              <w:numPr>
+                <w:ilvl w:val="0"/>
+                <w:numId w:val="0"/>
+              </w:numPr>
+              <w:jc w:val="left"/>
+              <w:rPr>
+                <w:rFonts w:hint="eastAsia"/>
+              </w:rPr>
+            </w:pPr>
+            <w:r>
+              <w:rPr>
+                <w:rFonts w:hint="eastAsia"/>
+              </w:rPr>
+              <w:t>可用性</w:t>
+            </w:r>
+          </w:p>
+        </w:tc>
+        <w:tc>
+          <w:tcPr>
+            <w:tcW w:w="3820" w:type="pct"/>
+            <w:vAlign w:val="center"/>
+          </w:tcPr>
+          <w:p>
+            <w:pPr>
+              <w:pStyle w:val="a0"/>
+              <w:numPr>
+                <w:ilvl w:val="0"/>
+                <w:numId w:val="0"/>
+              </w:numPr>
+              <w:rPr>
+                <w:rFonts w:hint="eastAsia"/>
+              </w:rPr>
+            </w:pPr>
+            <w:r>
+              <w:rPr>
+                <w:rFonts w:hint="eastAsia"/>
+              </w:rPr>
+              <w:t>書櫃</w:t>
+            </w:r>
+            <w:r>
+              <w:rPr>
+                <w:rFonts w:hint="eastAsia"/>
+              </w:rPr>
+              <w:t>Log</w:t>
+            </w:r>
+            <w:r>
+              <w:rPr>
+                <w:rFonts w:hint="eastAsia"/>
+              </w:rPr>
+              <w:t>紀錄繁重，系統需具備高效的資料查詢能力，管理員檢索特定機台紀錄需在</w:t>
+            </w:r>
+            <w:r>
+              <w:rPr>
+                <w:rFonts w:hint="eastAsia"/>
+              </w:rPr>
+              <w:t>3</w:t>
+            </w:r>
+            <w:r>
+              <w:rPr>
+                <w:rFonts w:hint="eastAsia"/>
+              </w:rPr>
+              <w:t>秒內回傳。</w:t>
+            </w:r>
+          </w:p>
+        </w:tc>
+      </w:tr>
+      <w:tr>
+        <w:tc>
+          <w:tcPr>
+            <w:tcW w:w="1180" w:type="pct"/>
+            <w:vAlign w:val="center"/>
+          </w:tcPr>
+          <w:p>
+            <w:pPr>
+              <w:pStyle w:val="a0"/>
+              <w:numPr>
+                <w:ilvl w:val="0"/>
+                <w:numId w:val="0"/>
+              </w:numPr>
+              <w:jc w:val="left"/>
+              <w:rPr>
+                <w:rFonts w:hint="eastAsia"/>
+              </w:rPr>
+            </w:pPr>
+            <w:r>
+              <w:rPr>
+                <w:rFonts w:hint="eastAsia"/>
+              </w:rPr>
+              <w:t>可靠性</w:t>
+            </w:r>
+          </w:p>
+        </w:tc>
+        <w:tc>
+          <w:tcPr>
+            <w:tcW w:w="3820" w:type="pct"/>
+            <w:vAlign w:val="center"/>
+          </w:tcPr>
+          <w:p>
+            <w:pPr>
+              <w:pStyle w:val="a0"/>
+              <w:numPr>
+                <w:ilvl w:val="0"/>
+                <w:numId w:val="0"/>
+              </w:numPr>
+              <w:rPr>
+                <w:rFonts w:hint="eastAsia"/>
+              </w:rPr>
+            </w:pPr>
+            <w:r>
+              <w:rPr>
+                <w:rFonts w:hint="eastAsia"/>
+              </w:rPr>
+              <w:t>系統需自動偵測書櫃剩餘格數，若特定書櫃全滿，需即時於前端</w:t>
+            </w:r>
+            <w:r>
+              <w:rPr>
+                <w:rFonts w:hint="eastAsia"/>
+              </w:rPr>
+              <w:t>App</w:t>
+            </w:r>
+            <w:r>
+              <w:rPr>
+                <w:rFonts w:hint="eastAsia"/>
+              </w:rPr>
+              <w:t>標</w:t>
+            </w:r>
+            <w:proofErr w:type="gramStart"/>
+            <w:r>
+              <w:rPr>
+                <w:rFonts w:hint="eastAsia"/>
+              </w:rPr>
+              <w:t>註</w:t>
+            </w:r>
+            <w:proofErr w:type="gramEnd"/>
+            <w:r>
+              <w:rPr>
+                <w:rFonts w:hint="eastAsia"/>
+              </w:rPr>
+              <w:t>「已滿」，防止使用者白跑。</w:t>
+            </w:r>
+          </w:p>
+        </w:tc>
+      </w:tr>
+    </w:tbl>
+    <w:p>
+      <w:pPr>
+        <w:pStyle w:val="a0"/>
+        <w:numPr>
+          <w:ilvl w:val="0"/>
+          <w:numId w:val="0"/>
+        </w:numPr>
+        <w:rPr>
+          <w:rFonts w:hint="eastAsia"/>
+        </w:rPr>
+      </w:pPr>
     </w:p>
     <w:p>
       <w:pPr>
         <w:pStyle w:val="2"/>
-      </w:pPr>
-      <w:bookmarkStart w:id="35" w:name="_Toc226749685"/>
-      <w:r>
-        <w:rPr>
-          <w:rFonts w:hint="eastAsia"/>
-        </w:rPr>
+        <w:pageBreakBefore/>
+      </w:pPr>
+      <w:bookmarkStart w:id="39" w:name="_Toc226749685"/>
+      <w:r>
+        <w:rPr>
+          <w:rFonts w:hint="eastAsia"/>
+        </w:rPr>
+        <w:lastRenderedPageBreak/>
         <w:t>使用個案圖</w:t>
       </w:r>
-      <w:bookmarkEnd w:id="35"/>
+      <w:bookmarkEnd w:id="39"/>
     </w:p>
     <w:p>
       <w:pPr>
@@ -15066,14 +19041,14 @@
       <w:pPr>
         <w:pStyle w:val="2"/>
       </w:pPr>
-      <w:bookmarkStart w:id="36" w:name="_Toc226749686"/>
+      <w:bookmarkStart w:id="40" w:name="_Toc226749686"/>
       <w:r>
         <w:rPr>
           <w:rFonts w:hint="eastAsia"/>
         </w:rPr>
         <w:t>使用個案描述</w:t>
       </w:r>
-      <w:bookmarkEnd w:id="36"/>
+      <w:bookmarkEnd w:id="40"/>
     </w:p>
     <w:p>
       <w:pPr>
@@ -15092,14 +19067,14 @@
       <w:pPr>
         <w:pStyle w:val="2"/>
       </w:pPr>
-      <w:bookmarkStart w:id="37" w:name="_Toc226749687"/>
+      <w:bookmarkStart w:id="41" w:name="_Toc226749687"/>
       <w:r>
         <w:rPr>
           <w:rFonts w:hint="eastAsia"/>
         </w:rPr>
         <w:t>分析類別圖</w:t>
       </w:r>
-      <w:bookmarkEnd w:id="37"/>
+      <w:bookmarkEnd w:id="41"/>
     </w:p>
     <w:p>
       <w:pPr>
@@ -15118,7 +19093,7 @@
       <w:pPr>
         <w:pStyle w:val="1"/>
       </w:pPr>
-      <w:bookmarkStart w:id="38" w:name="_Toc226749688"/>
+      <w:bookmarkStart w:id="42" w:name="_Toc226749688"/>
       <w:r>
         <w:rPr>
           <w:rFonts w:hint="eastAsia"/>
@@ -15126,20 +19101,20 @@
         <w:lastRenderedPageBreak/>
         <w:t>設計模型</w:t>
       </w:r>
-      <w:bookmarkEnd w:id="38"/>
+      <w:bookmarkEnd w:id="42"/>
     </w:p>
     <w:p>
       <w:pPr>
         <w:pStyle w:val="2"/>
       </w:pPr>
-      <w:bookmarkStart w:id="39" w:name="_Toc226749689"/>
+      <w:bookmarkStart w:id="43" w:name="_Toc226749689"/>
       <w:r>
         <w:rPr>
           <w:rFonts w:hint="eastAsia"/>
         </w:rPr>
         <w:t>循序圖</w:t>
       </w:r>
-      <w:bookmarkEnd w:id="39"/>
+      <w:bookmarkEnd w:id="43"/>
     </w:p>
     <w:p>
       <w:pPr>
@@ -15158,14 +19133,14 @@
       <w:pPr>
         <w:pStyle w:val="2"/>
       </w:pPr>
-      <w:bookmarkStart w:id="40" w:name="_Toc226749690"/>
+      <w:bookmarkStart w:id="44" w:name="_Toc226749690"/>
       <w:r>
         <w:rPr>
           <w:rFonts w:hint="eastAsia"/>
         </w:rPr>
         <w:t>設計類別圖</w:t>
       </w:r>
-      <w:bookmarkEnd w:id="40"/>
+      <w:bookmarkEnd w:id="44"/>
     </w:p>
     <w:p>
       <w:pPr>
@@ -15184,7 +19159,7 @@
       <w:pPr>
         <w:pStyle w:val="1"/>
       </w:pPr>
-      <w:bookmarkStart w:id="41" w:name="_Toc226749691"/>
+      <w:bookmarkStart w:id="45" w:name="_Toc226749691"/>
       <w:r>
         <w:rPr>
           <w:rFonts w:hint="eastAsia"/>
@@ -15192,20 +19167,20 @@
         <w:lastRenderedPageBreak/>
         <w:t>實作模型</w:t>
       </w:r>
-      <w:bookmarkEnd w:id="41"/>
+      <w:bookmarkEnd w:id="45"/>
     </w:p>
     <w:p>
       <w:pPr>
         <w:pStyle w:val="2"/>
       </w:pPr>
-      <w:bookmarkStart w:id="42" w:name="_Toc226749692"/>
+      <w:bookmarkStart w:id="46" w:name="_Toc226749692"/>
       <w:r>
         <w:rPr>
           <w:rFonts w:hint="eastAsia"/>
         </w:rPr>
         <w:t>佈署圖</w:t>
       </w:r>
-      <w:bookmarkEnd w:id="42"/>
+      <w:bookmarkEnd w:id="46"/>
     </w:p>
     <w:p>
       <w:pPr>
@@ -15224,14 +19199,14 @@
       <w:pPr>
         <w:pStyle w:val="2"/>
       </w:pPr>
-      <w:bookmarkStart w:id="43" w:name="_Toc226749693"/>
+      <w:bookmarkStart w:id="47" w:name="_Toc226749693"/>
       <w:r>
         <w:rPr>
           <w:rFonts w:hint="eastAsia"/>
         </w:rPr>
         <w:t>套件圖</w:t>
       </w:r>
-      <w:bookmarkEnd w:id="43"/>
+      <w:bookmarkEnd w:id="47"/>
     </w:p>
     <w:p>
       <w:pPr>
@@ -15250,14 +19225,14 @@
       <w:pPr>
         <w:pStyle w:val="2"/>
       </w:pPr>
-      <w:bookmarkStart w:id="44" w:name="_Toc226749694"/>
+      <w:bookmarkStart w:id="48" w:name="_Toc226749694"/>
       <w:r>
         <w:rPr>
           <w:rFonts w:hint="eastAsia"/>
         </w:rPr>
         <w:t>元件圖</w:t>
       </w:r>
-      <w:bookmarkEnd w:id="44"/>
+      <w:bookmarkEnd w:id="48"/>
     </w:p>
     <w:p>
       <w:pPr>
@@ -15277,7 +19252,7 @@
         <w:pStyle w:val="2"/>
         <w:pageBreakBefore/>
       </w:pPr>
-      <w:bookmarkStart w:id="45" w:name="_Toc226749695"/>
+      <w:bookmarkStart w:id="49" w:name="_Toc226749695"/>
       <w:r>
         <w:rPr>
           <w:rFonts w:hint="eastAsia"/>
@@ -15285,7 +19260,7 @@
         <w:lastRenderedPageBreak/>
         <w:t>狀態機</w:t>
       </w:r>
-      <w:bookmarkEnd w:id="45"/>
+      <w:bookmarkEnd w:id="49"/>
     </w:p>
     <w:p>
       <w:pPr>
@@ -15350,7 +19325,7 @@
       <w:pPr>
         <w:pStyle w:val="afb"/>
       </w:pPr>
-      <w:bookmarkStart w:id="46" w:name="_Toc226934571"/>
+      <w:bookmarkStart w:id="50" w:name="_Toc227014312"/>
       <w:r>
         <w:rPr>
           <w:rFonts w:hint="eastAsia"/>
@@ -15450,7 +19425,7 @@
         </w:rPr>
         <w:t>狀態機</w:t>
       </w:r>
-      <w:bookmarkEnd w:id="46"/>
+      <w:bookmarkEnd w:id="50"/>
     </w:p>
     <w:p>
       <w:pPr>
@@ -15515,7 +19490,7 @@
       <w:pPr>
         <w:pStyle w:val="afb"/>
       </w:pPr>
-      <w:bookmarkStart w:id="47" w:name="_Toc226934572"/>
+      <w:bookmarkStart w:id="51" w:name="_Toc227014313"/>
       <w:r>
         <w:rPr>
           <w:rFonts w:hint="eastAsia"/>
@@ -15609,13 +19584,13 @@
         </w:rPr>
         <w:t>訂單之狀態機</w:t>
       </w:r>
-      <w:bookmarkEnd w:id="47"/>
+      <w:bookmarkEnd w:id="51"/>
     </w:p>
     <w:p>
       <w:pPr>
         <w:pStyle w:val="1"/>
       </w:pPr>
-      <w:bookmarkStart w:id="48" w:name="_Toc226749696"/>
+      <w:bookmarkStart w:id="52" w:name="_Toc226749696"/>
       <w:r>
         <w:rPr>
           <w:rFonts w:hint="eastAsia"/>
@@ -15623,20 +19598,20 @@
         <w:lastRenderedPageBreak/>
         <w:t>資料庫設計</w:t>
       </w:r>
-      <w:bookmarkEnd w:id="48"/>
+      <w:bookmarkEnd w:id="52"/>
     </w:p>
     <w:p>
       <w:pPr>
         <w:pStyle w:val="2"/>
       </w:pPr>
-      <w:bookmarkStart w:id="49" w:name="_Toc226749697"/>
+      <w:bookmarkStart w:id="53" w:name="_Toc226749697"/>
       <w:r>
         <w:rPr>
           <w:rFonts w:hint="eastAsia"/>
         </w:rPr>
         <w:t>資料庫關聯表</w:t>
       </w:r>
-      <w:bookmarkEnd w:id="49"/>
+      <w:bookmarkEnd w:id="53"/>
     </w:p>
     <w:p>
       <w:pPr>
@@ -15658,7 +19633,7 @@
           <w:lang w:val="pt-PT"/>
         </w:rPr>
       </w:pPr>
-      <w:bookmarkStart w:id="50" w:name="_Toc226749698"/>
+      <w:bookmarkStart w:id="54" w:name="_Toc226749698"/>
       <w:r>
         <w:rPr>
           <w:rFonts w:hint="eastAsia"/>
@@ -15672,7 +19647,7 @@
         </w:rPr>
         <w:t>Meta data</w:t>
       </w:r>
-      <w:bookmarkEnd w:id="50"/>
+      <w:bookmarkEnd w:id="54"/>
     </w:p>
     <w:p>
       <w:pPr>
@@ -15691,7 +19666,7 @@
       <w:pPr>
         <w:pStyle w:val="1"/>
       </w:pPr>
-      <w:bookmarkStart w:id="51" w:name="_Toc226749699"/>
+      <w:bookmarkStart w:id="55" w:name="_Toc226749699"/>
       <w:r>
         <w:rPr>
           <w:rFonts w:hint="eastAsia"/>
@@ -15699,20 +19674,20 @@
         <w:lastRenderedPageBreak/>
         <w:t>程式</w:t>
       </w:r>
-      <w:bookmarkEnd w:id="51"/>
+      <w:bookmarkEnd w:id="55"/>
     </w:p>
     <w:p>
       <w:pPr>
         <w:pStyle w:val="2"/>
       </w:pPr>
-      <w:bookmarkStart w:id="52" w:name="_Toc226749700"/>
+      <w:bookmarkStart w:id="56" w:name="_Toc226749700"/>
       <w:r>
         <w:rPr>
           <w:rFonts w:hint="eastAsia"/>
         </w:rPr>
         <w:t>元件清單及其規格描述</w:t>
       </w:r>
-      <w:bookmarkEnd w:id="52"/>
+      <w:bookmarkEnd w:id="56"/>
     </w:p>
     <w:p>
       <w:pPr>
@@ -15731,14 +19706,14 @@
       <w:pPr>
         <w:pStyle w:val="2"/>
       </w:pPr>
-      <w:bookmarkStart w:id="53" w:name="_Toc226749701"/>
+      <w:bookmarkStart w:id="57" w:name="_Toc226749701"/>
       <w:r>
         <w:rPr>
           <w:rFonts w:hint="eastAsia"/>
         </w:rPr>
         <w:t>其他附屬之各種元件</w:t>
       </w:r>
-      <w:bookmarkEnd w:id="53"/>
+      <w:bookmarkEnd w:id="57"/>
     </w:p>
     <w:p>
       <w:pPr>
@@ -15757,7 +19732,7 @@
       <w:pPr>
         <w:pStyle w:val="1"/>
       </w:pPr>
-      <w:bookmarkStart w:id="54" w:name="_Toc226749702"/>
+      <w:bookmarkStart w:id="58" w:name="_Toc226749702"/>
       <w:r>
         <w:rPr>
           <w:rFonts w:hint="eastAsia"/>
@@ -15765,7 +19740,7 @@
         <w:lastRenderedPageBreak/>
         <w:t>測試模型</w:t>
       </w:r>
-      <w:bookmarkEnd w:id="54"/>
+      <w:bookmarkEnd w:id="58"/>
     </w:p>
     <w:p>
       <w:pPr>
@@ -15775,14 +19750,14 @@
           <w:tab w:val="left" w:pos="723"/>
         </w:tabs>
       </w:pPr>
-      <w:bookmarkStart w:id="55" w:name="_Toc226749703"/>
+      <w:bookmarkStart w:id="59" w:name="_Toc226749703"/>
       <w:r>
         <w:rPr>
           <w:rFonts w:hint="eastAsia"/>
         </w:rPr>
         <w:t>測試計畫</w:t>
       </w:r>
-      <w:bookmarkEnd w:id="55"/>
+      <w:bookmarkEnd w:id="59"/>
     </w:p>
     <w:p>
       <w:pPr>
@@ -15805,14 +19780,14 @@
           <w:tab w:val="left" w:pos="723"/>
         </w:tabs>
       </w:pPr>
-      <w:bookmarkStart w:id="56" w:name="_Toc226749704"/>
+      <w:bookmarkStart w:id="60" w:name="_Toc226749704"/>
       <w:r>
         <w:rPr>
           <w:rFonts w:hint="eastAsia"/>
         </w:rPr>
         <w:t>測試個案與測試結果資料</w:t>
       </w:r>
-      <w:bookmarkEnd w:id="56"/>
+      <w:bookmarkEnd w:id="60"/>
     </w:p>
     <w:p>
       <w:pPr>
@@ -15831,7 +19806,7 @@
       <w:pPr>
         <w:pStyle w:val="1"/>
       </w:pPr>
-      <w:bookmarkStart w:id="57" w:name="_Toc226749705"/>
+      <w:bookmarkStart w:id="61" w:name="_Toc226749705"/>
       <w:r>
         <w:rPr>
           <w:rFonts w:hint="eastAsia"/>
@@ -15839,7 +19814,7 @@
         <w:lastRenderedPageBreak/>
         <w:t>操作手冊</w:t>
       </w:r>
-      <w:bookmarkEnd w:id="57"/>
+      <w:bookmarkEnd w:id="61"/>
     </w:p>
     <w:p>
       <w:pPr>
@@ -15849,14 +19824,14 @@
           <w:tab w:val="left" w:pos="723"/>
         </w:tabs>
       </w:pPr>
-      <w:bookmarkStart w:id="58" w:name="_Toc226749706"/>
+      <w:bookmarkStart w:id="62" w:name="_Toc226749706"/>
       <w:r>
         <w:rPr>
           <w:rFonts w:hint="eastAsia"/>
         </w:rPr>
         <w:t>系統元件</w:t>
       </w:r>
-      <w:bookmarkEnd w:id="58"/>
+      <w:bookmarkEnd w:id="62"/>
     </w:p>
     <w:p>
       <w:pPr>
@@ -15879,14 +19854,14 @@
           <w:tab w:val="left" w:pos="723"/>
         </w:tabs>
       </w:pPr>
-      <w:bookmarkStart w:id="59" w:name="_Toc226749707"/>
+      <w:bookmarkStart w:id="63" w:name="_Toc226749707"/>
       <w:r>
         <w:rPr>
           <w:rFonts w:hint="eastAsia"/>
         </w:rPr>
         <w:t>系統下載及安裝</w:t>
       </w:r>
-      <w:bookmarkEnd w:id="59"/>
+      <w:bookmarkEnd w:id="63"/>
     </w:p>
     <w:p>
       <w:pPr>
@@ -15905,7 +19880,7 @@
       <w:pPr>
         <w:pStyle w:val="1"/>
       </w:pPr>
-      <w:bookmarkStart w:id="60" w:name="_Toc226749708"/>
+      <w:bookmarkStart w:id="64" w:name="_Toc226749708"/>
       <w:r>
         <w:rPr>
           <w:rFonts w:hint="eastAsia"/>
@@ -15913,7 +19888,7 @@
         <w:lastRenderedPageBreak/>
         <w:t>使用手冊</w:t>
       </w:r>
-      <w:bookmarkEnd w:id="60"/>
+      <w:bookmarkEnd w:id="64"/>
     </w:p>
     <w:p>
       <w:pPr>
@@ -15932,7 +19907,7 @@
       <w:pPr>
         <w:pStyle w:val="1"/>
       </w:pPr>
-      <w:bookmarkStart w:id="61" w:name="_Toc226749709"/>
+      <w:bookmarkStart w:id="65" w:name="_Toc226749709"/>
       <w:r>
         <w:rPr>
           <w:rFonts w:hint="eastAsia"/>
@@ -15940,7 +19915,7 @@
         <w:lastRenderedPageBreak/>
         <w:t>感想</w:t>
       </w:r>
-      <w:bookmarkEnd w:id="61"/>
+      <w:bookmarkEnd w:id="65"/>
     </w:p>
     <w:p>
       <w:pPr>
@@ -15959,7 +19934,7 @@
       <w:pPr>
         <w:pStyle w:val="1"/>
       </w:pPr>
-      <w:bookmarkStart w:id="62" w:name="_Toc226749710"/>
+      <w:bookmarkStart w:id="66" w:name="_Toc226749710"/>
       <w:r>
         <w:rPr>
           <w:rFonts w:hint="eastAsia"/>
@@ -15967,7 +19942,7 @@
         <w:lastRenderedPageBreak/>
         <w:t>參考資料</w:t>
       </w:r>
-      <w:bookmarkEnd w:id="62"/>
+      <w:bookmarkEnd w:id="66"/>
     </w:p>
     <w:p>
       <w:pPr>
@@ -16016,11 +19991,11 @@
       <w:pPr>
         <w:pStyle w:val="a"/>
       </w:pPr>
-      <w:bookmarkStart w:id="63" w:name="_Toc226749711"/>
+      <w:bookmarkStart w:id="67" w:name="_Toc226749711"/>
       <w:r>
         <w:t>會議紀錄</w:t>
       </w:r>
-      <w:bookmarkEnd w:id="63"/>
+      <w:bookmarkEnd w:id="67"/>
     </w:p>
     <w:p>
       <w:pPr>
@@ -16039,14 +20014,14 @@
       <w:pPr>
         <w:pStyle w:val="a"/>
       </w:pPr>
-      <w:bookmarkStart w:id="64" w:name="_Toc226749712"/>
+      <w:bookmarkStart w:id="68" w:name="_Toc226749712"/>
       <w:r>
         <w:rPr>
           <w:rFonts w:hint="eastAsia"/>
         </w:rPr>
         <w:t>問卷題目</w:t>
       </w:r>
-      <w:bookmarkEnd w:id="64"/>
+      <w:bookmarkEnd w:id="68"/>
     </w:p>
     <w:p>
       <w:pPr>
@@ -16065,14 +20040,14 @@
       <w:pPr>
         <w:pStyle w:val="a"/>
       </w:pPr>
-      <w:bookmarkStart w:id="65" w:name="_Toc226749713"/>
+      <w:bookmarkStart w:id="69" w:name="_Toc226749713"/>
       <w:r>
         <w:rPr>
           <w:rFonts w:hint="eastAsia"/>
         </w:rPr>
         <w:t>評審問題回覆</w:t>
       </w:r>
-      <w:bookmarkEnd w:id="65"/>
+      <w:bookmarkEnd w:id="69"/>
     </w:p>
     <w:p>
       <w:pPr>
@@ -17489,6 +21464,95 @@
     </w:lvl>
   </w:abstractNum>
   <w:abstractNum w:abstractNumId="11" w15:restartNumberingAfterBreak="0">
+    <w:nsid w:val="555B3C92"/>
+    <w:multiLevelType w:val="hybridMultilevel"/>
+    <w:tmpl w:val="410243A4"/>
+    <w:lvl w:ilvl="0" w:tplc="FFFFFFFF">
+      <w:start w:val="1"/>
+      <w:numFmt w:val="decimal"/>
+      <w:lvlText w:val="%1."/>
+      <w:lvlJc w:val="left"/>
+      <w:pPr>
+        <w:ind w:left="425" w:hanging="425"/>
+      </w:pPr>
+      <w:rPr>
+        <w:rFonts w:hint="eastAsia"/>
+      </w:rPr>
+    </w:lvl>
+    <w:lvl w:ilvl="1" w:tplc="FFFFFFFF" w:tentative="1">
+      <w:start w:val="1"/>
+      <w:numFmt w:val="ideographTraditional"/>
+      <w:lvlText w:val="%2、"/>
+      <w:lvlJc w:val="left"/>
+      <w:pPr>
+        <w:ind w:left="960" w:hanging="480"/>
+      </w:pPr>
+    </w:lvl>
+    <w:lvl w:ilvl="2" w:tplc="FFFFFFFF" w:tentative="1">
+      <w:start w:val="1"/>
+      <w:numFmt w:val="lowerRoman"/>
+      <w:lvlText w:val="%3."/>
+      <w:lvlJc w:val="right"/>
+      <w:pPr>
+        <w:ind w:left="1440" w:hanging="480"/>
+      </w:pPr>
+    </w:lvl>
+    <w:lvl w:ilvl="3" w:tplc="FFFFFFFF" w:tentative="1">
+      <w:start w:val="1"/>
+      <w:numFmt w:val="decimal"/>
+      <w:lvlText w:val="%4."/>
+      <w:lvlJc w:val="left"/>
+      <w:pPr>
+        <w:ind w:left="1920" w:hanging="480"/>
+      </w:pPr>
+    </w:lvl>
+    <w:lvl w:ilvl="4" w:tplc="FFFFFFFF" w:tentative="1">
+      <w:start w:val="1"/>
+      <w:numFmt w:val="ideographTraditional"/>
+      <w:lvlText w:val="%5、"/>
+      <w:lvlJc w:val="left"/>
+      <w:pPr>
+        <w:ind w:left="2400" w:hanging="480"/>
+      </w:pPr>
+    </w:lvl>
+    <w:lvl w:ilvl="5" w:tplc="FFFFFFFF" w:tentative="1">
+      <w:start w:val="1"/>
+      <w:numFmt w:val="lowerRoman"/>
+      <w:lvlText w:val="%6."/>
+      <w:lvlJc w:val="right"/>
+      <w:pPr>
+        <w:ind w:left="2880" w:hanging="480"/>
+      </w:pPr>
+    </w:lvl>
+    <w:lvl w:ilvl="6" w:tplc="FFFFFFFF" w:tentative="1">
+      <w:start w:val="1"/>
+      <w:numFmt w:val="decimal"/>
+      <w:lvlText w:val="%7."/>
+      <w:lvlJc w:val="left"/>
+      <w:pPr>
+        <w:ind w:left="3360" w:hanging="480"/>
+      </w:pPr>
+    </w:lvl>
+    <w:lvl w:ilvl="7" w:tplc="FFFFFFFF" w:tentative="1">
+      <w:start w:val="1"/>
+      <w:numFmt w:val="ideographTraditional"/>
+      <w:lvlText w:val="%8、"/>
+      <w:lvlJc w:val="left"/>
+      <w:pPr>
+        <w:ind w:left="3840" w:hanging="480"/>
+      </w:pPr>
+    </w:lvl>
+    <w:lvl w:ilvl="8" w:tplc="FFFFFFFF" w:tentative="1">
+      <w:start w:val="1"/>
+      <w:numFmt w:val="lowerRoman"/>
+      <w:lvlText w:val="%9."/>
+      <w:lvlJc w:val="right"/>
+      <w:pPr>
+        <w:ind w:left="4320" w:hanging="480"/>
+      </w:pPr>
+    </w:lvl>
+  </w:abstractNum>
+  <w:abstractNum w:abstractNumId="12" w15:restartNumberingAfterBreak="0">
     <w:nsid w:val="57EE0B3D"/>
     <w:multiLevelType w:val="hybridMultilevel"/>
     <w:tmpl w:val="B2281F40"/>
@@ -17601,7 +21665,7 @@
       </w:rPr>
     </w:lvl>
   </w:abstractNum>
-  <w:abstractNum w:abstractNumId="12" w15:restartNumberingAfterBreak="0">
+  <w:abstractNum w:abstractNumId="13" w15:restartNumberingAfterBreak="0">
     <w:nsid w:val="62A94BEB"/>
     <w:multiLevelType w:val="multilevel"/>
     <w:tmpl w:val="28327C30"/>
@@ -17724,7 +21788,7 @@
       </w:rPr>
     </w:lvl>
   </w:abstractNum>
-  <w:abstractNum w:abstractNumId="13" w15:restartNumberingAfterBreak="0">
+  <w:abstractNum w:abstractNumId="14" w15:restartNumberingAfterBreak="0">
     <w:nsid w:val="709261F5"/>
     <w:multiLevelType w:val="hybridMultilevel"/>
     <w:tmpl w:val="410243A4"/>
@@ -17814,7 +21878,7 @@
     </w:lvl>
   </w:abstractNum>
   <w:num w:numId="1" w16cid:durableId="567426511">
-    <w:abstractNumId w:val="12"/>
+    <w:abstractNumId w:val="13"/>
   </w:num>
   <w:num w:numId="2" w16cid:durableId="1354115221">
     <w:abstractNumId w:val="5"/>
@@ -17832,34 +21896,34 @@
     <w:abstractNumId w:val="4"/>
   </w:num>
   <w:num w:numId="7" w16cid:durableId="1082531007">
-    <w:abstractNumId w:val="12"/>
+    <w:abstractNumId w:val="13"/>
   </w:num>
   <w:num w:numId="8" w16cid:durableId="1043091149">
-    <w:abstractNumId w:val="12"/>
+    <w:abstractNumId w:val="13"/>
   </w:num>
   <w:num w:numId="9" w16cid:durableId="1025713953">
-    <w:abstractNumId w:val="12"/>
+    <w:abstractNumId w:val="13"/>
   </w:num>
   <w:num w:numId="10" w16cid:durableId="64689681">
-    <w:abstractNumId w:val="12"/>
+    <w:abstractNumId w:val="13"/>
   </w:num>
   <w:num w:numId="11" w16cid:durableId="444616883">
-    <w:abstractNumId w:val="12"/>
+    <w:abstractNumId w:val="13"/>
   </w:num>
   <w:num w:numId="12" w16cid:durableId="767626243">
-    <w:abstractNumId w:val="12"/>
+    <w:abstractNumId w:val="13"/>
   </w:num>
   <w:num w:numId="13" w16cid:durableId="1363097436">
-    <w:abstractNumId w:val="12"/>
+    <w:abstractNumId w:val="13"/>
   </w:num>
   <w:num w:numId="14" w16cid:durableId="2138906583">
-    <w:abstractNumId w:val="12"/>
+    <w:abstractNumId w:val="13"/>
   </w:num>
   <w:num w:numId="15" w16cid:durableId="1693412012">
     <w:abstractNumId w:val="1"/>
   </w:num>
   <w:num w:numId="16" w16cid:durableId="641540391">
-    <w:abstractNumId w:val="12"/>
+    <w:abstractNumId w:val="13"/>
     <w:lvlOverride w:ilvl="0">
       <w:startOverride w:val="1"/>
     </w:lvlOverride>
@@ -17898,58 +21962,67 @@
     <w:abstractNumId w:val="3"/>
   </w:num>
   <w:num w:numId="20" w16cid:durableId="94641526">
+    <w:abstractNumId w:val="13"/>
+  </w:num>
+  <w:num w:numId="21" w16cid:durableId="1636325619">
+    <w:abstractNumId w:val="13"/>
+  </w:num>
+  <w:num w:numId="22" w16cid:durableId="1422682397">
     <w:abstractNumId w:val="12"/>
   </w:num>
-  <w:num w:numId="21" w16cid:durableId="1636325619">
-    <w:abstractNumId w:val="12"/>
-  </w:num>
-  <w:num w:numId="22" w16cid:durableId="1422682397">
-    <w:abstractNumId w:val="11"/>
-  </w:num>
   <w:num w:numId="23" w16cid:durableId="946695533">
-    <w:abstractNumId w:val="12"/>
+    <w:abstractNumId w:val="13"/>
   </w:num>
   <w:num w:numId="24" w16cid:durableId="996425102">
     <w:abstractNumId w:val="8"/>
   </w:num>
   <w:num w:numId="25" w16cid:durableId="1972437929">
-    <w:abstractNumId w:val="12"/>
+    <w:abstractNumId w:val="13"/>
   </w:num>
   <w:num w:numId="26" w16cid:durableId="132062178">
     <w:abstractNumId w:val="9"/>
   </w:num>
   <w:num w:numId="27" w16cid:durableId="1497381946">
-    <w:abstractNumId w:val="12"/>
+    <w:abstractNumId w:val="13"/>
   </w:num>
   <w:num w:numId="28" w16cid:durableId="214632962">
-    <w:abstractNumId w:val="12"/>
+    <w:abstractNumId w:val="13"/>
   </w:num>
   <w:num w:numId="29" w16cid:durableId="1189023927">
-    <w:abstractNumId w:val="12"/>
+    <w:abstractNumId w:val="13"/>
   </w:num>
   <w:num w:numId="30" w16cid:durableId="1152215780">
+    <w:abstractNumId w:val="14"/>
+  </w:num>
+  <w:num w:numId="31" w16cid:durableId="1346245807">
     <w:abstractNumId w:val="13"/>
   </w:num>
-  <w:num w:numId="31" w16cid:durableId="1346245807">
-    <w:abstractNumId w:val="12"/>
-  </w:num>
   <w:num w:numId="32" w16cid:durableId="105346929">
-    <w:abstractNumId w:val="12"/>
+    <w:abstractNumId w:val="13"/>
   </w:num>
   <w:num w:numId="33" w16cid:durableId="65497744">
-    <w:abstractNumId w:val="12"/>
+    <w:abstractNumId w:val="13"/>
   </w:num>
   <w:num w:numId="34" w16cid:durableId="1171599239">
-    <w:abstractNumId w:val="12"/>
+    <w:abstractNumId w:val="13"/>
   </w:num>
   <w:num w:numId="35" w16cid:durableId="1157109976">
-    <w:abstractNumId w:val="12"/>
+    <w:abstractNumId w:val="13"/>
   </w:num>
   <w:num w:numId="36" w16cid:durableId="56629640">
-    <w:abstractNumId w:val="12"/>
+    <w:abstractNumId w:val="13"/>
   </w:num>
   <w:num w:numId="37" w16cid:durableId="1408192475">
-    <w:abstractNumId w:val="12"/>
+    <w:abstractNumId w:val="13"/>
+  </w:num>
+  <w:num w:numId="38" w16cid:durableId="484395657">
+    <w:abstractNumId w:val="13"/>
+  </w:num>
+  <w:num w:numId="39" w16cid:durableId="1375042268">
+    <w:abstractNumId w:val="13"/>
+  </w:num>
+  <w:num w:numId="40" w16cid:durableId="1538853502">
+    <w:abstractNumId w:val="11"/>
   </w:num>
 </w:numbering>
 </file>
@@ -18350,7 +22423,7 @@
   <w:style w:type="paragraph" w:default="1" w:styleId="a1">
     <w:name w:val="Normal"/>
     <w:qFormat/>
-    <w:rsid w:val="0095044B"/>
+    <w:rsid w:val="009173AD"/>
   </w:style>
   <w:style w:type="paragraph" w:styleId="1">
     <w:name w:val="heading 1"/>
@@ -19072,7 +23145,7 @@
       <w:jc w:val="center"/>
     </w:pPr>
     <w:rPr>
-      <w:rFonts w:ascii="Times New Roman" w:eastAsia="標楷體" w:hAnsi="Times New Roman"/>
+      <w:rFonts w:ascii="Times New Roman" w:eastAsia="DFKai-SB" w:hAnsi="Times New Roman"/>
       <w:sz w:val="28"/>
       <w:szCs w:val="25"/>
     </w:rPr>
@@ -19089,7 +23162,7 @@
       <w:spacing w:line="500" w:lineRule="exact"/>
     </w:pPr>
     <w:rPr>
-      <w:rFonts w:ascii="Times New Roman" w:eastAsia="標楷體" w:hAnsi="Times New Roman"/>
+      <w:rFonts w:ascii="Times New Roman" w:eastAsia="DFKai-SB" w:hAnsi="Times New Roman"/>
       <w:b/>
       <w:color w:val="000000" w:themeColor="text1"/>
       <w:sz w:val="28"/>
@@ -19108,7 +23181,7 @@
       <w:ind w:left="482"/>
     </w:pPr>
     <w:rPr>
-      <w:rFonts w:ascii="Times New Roman" w:eastAsia="標楷體" w:hAnsi="Times New Roman"/>
+      <w:rFonts w:ascii="Times New Roman" w:eastAsia="DFKai-SB" w:hAnsi="Times New Roman"/>
       <w:sz w:val="28"/>
     </w:rPr>
   </w:style>
@@ -19135,7 +23208,7 @@
       <w:spacing w:line="500" w:lineRule="exact"/>
     </w:pPr>
     <w:rPr>
-      <w:rFonts w:ascii="Times New Roman" w:eastAsia="標楷體" w:hAnsi="Times New Roman"/>
+      <w:rFonts w:ascii="Times New Roman" w:eastAsia="DFKai-SB" w:hAnsi="Times New Roman"/>
       <w:sz w:val="28"/>
     </w:rPr>
   </w:style>

--- a/系統文件/四技第115414組-救「舊」我的書-系統手冊.docx
+++ b/系統文件/四技第115414組-救「舊」我的書-系統手冊.docx
@@ -6,14 +6,14 @@
       <w:pPr>
         <w:jc w:val="distribute"/>
         <w:rPr>
-          <w:rFonts w:ascii="Times New Roman" w:eastAsia="DFKai-SB" w:hAnsi="Times New Roman"/>
+          <w:rFonts w:ascii="Times New Roman" w:eastAsia="標楷體" w:hAnsi="Times New Roman"/>
           <w:sz w:val="72"/>
           <w:szCs w:val="72"/>
         </w:rPr>
       </w:pPr>
       <w:r>
         <w:rPr>
-          <w:rFonts w:ascii="Times New Roman" w:eastAsia="DFKai-SB" w:hAnsi="Times New Roman" w:hint="eastAsia"/>
+          <w:rFonts w:ascii="Times New Roman" w:eastAsia="標楷體" w:hAnsi="Times New Roman" w:hint="eastAsia"/>
           <w:sz w:val="72"/>
           <w:szCs w:val="72"/>
         </w:rPr>
@@ -22,7 +22,7 @@
       <w:proofErr w:type="gramStart"/>
       <w:r>
         <w:rPr>
-          <w:rFonts w:ascii="Times New Roman" w:eastAsia="DFKai-SB" w:hAnsi="Times New Roman" w:hint="eastAsia"/>
+          <w:rFonts w:ascii="Times New Roman" w:eastAsia="標楷體" w:hAnsi="Times New Roman" w:hint="eastAsia"/>
           <w:sz w:val="72"/>
           <w:szCs w:val="72"/>
         </w:rPr>
@@ -31,7 +31,7 @@
       <w:proofErr w:type="gramEnd"/>
       <w:r>
         <w:rPr>
-          <w:rFonts w:ascii="Times New Roman" w:eastAsia="DFKai-SB" w:hAnsi="Times New Roman" w:hint="eastAsia"/>
+          <w:rFonts w:ascii="Times New Roman" w:eastAsia="標楷體" w:hAnsi="Times New Roman" w:hint="eastAsia"/>
           <w:sz w:val="72"/>
           <w:szCs w:val="72"/>
         </w:rPr>
@@ -104,7 +104,7 @@
         <w:spacing w:before="120"/>
         <w:jc w:val="center"/>
         <w:rPr>
-          <w:rFonts w:ascii="Times New Roman" w:eastAsia="DFKai-SB" w:hAnsi="Times New Roman"/>
+          <w:rFonts w:ascii="Times New Roman" w:eastAsia="標楷體" w:hAnsi="Times New Roman"/>
           <w:b/>
           <w:bCs/>
           <w:sz w:val="72"/>
@@ -113,7 +113,7 @@
       </w:pPr>
       <w:r>
         <w:rPr>
-          <w:rFonts w:ascii="Times New Roman" w:eastAsia="DFKai-SB" w:hAnsi="Times New Roman" w:hint="eastAsia"/>
+          <w:rFonts w:ascii="Times New Roman" w:eastAsia="標楷體" w:hAnsi="Times New Roman" w:hint="eastAsia"/>
           <w:b/>
           <w:bCs/>
           <w:sz w:val="72"/>
@@ -6070,7 +6070,7 @@
       </w:pPr>
       <w:r>
         <w:rPr>
-          <w:rFonts w:ascii="Times New Roman" w:eastAsia="DFKai-SB" w:hAnsi="Times New Roman"/>
+          <w:rFonts w:ascii="Times New Roman" w:eastAsia="標楷體" w:hAnsi="Times New Roman"/>
           <w:b/>
           <w:color w:val="000000" w:themeColor="text1"/>
           <w:sz w:val="28"/>
@@ -8620,13 +8620,13 @@
               <w:jc w:val="right"/>
               <w:textAlignment w:val="center"/>
               <w:rPr>
-                <w:rFonts w:ascii="Times New Roman" w:eastAsia="DFKai-SB" w:hAnsi="Times New Roman"/>
+                <w:rFonts w:ascii="Times New Roman" w:eastAsia="標楷體" w:hAnsi="Times New Roman"/>
                 <w:sz w:val="28"/>
               </w:rPr>
             </w:pPr>
             <w:r>
               <w:rPr>
-                <w:rFonts w:ascii="Times New Roman" w:eastAsia="DFKai-SB" w:hAnsi="Times New Roman" w:hint="eastAsia"/>
+                <w:rFonts w:ascii="Times New Roman" w:eastAsia="標楷體" w:hAnsi="Times New Roman" w:hint="eastAsia"/>
                 <w:sz w:val="28"/>
               </w:rPr>
               <w:t>平台</w:t>
@@ -8639,13 +8639,13 @@
               <w:jc w:val="both"/>
               <w:textAlignment w:val="center"/>
               <w:rPr>
-                <w:rFonts w:ascii="Times New Roman" w:eastAsia="DFKai-SB" w:hAnsi="Times New Roman"/>
+                <w:rFonts w:ascii="Times New Roman" w:eastAsia="標楷體" w:hAnsi="Times New Roman"/>
                 <w:sz w:val="28"/>
               </w:rPr>
             </w:pPr>
             <w:r>
               <w:rPr>
-                <w:rFonts w:ascii="Times New Roman" w:eastAsia="DFKai-SB" w:hAnsi="Times New Roman" w:hint="eastAsia"/>
+                <w:rFonts w:ascii="Times New Roman" w:eastAsia="標楷體" w:hAnsi="Times New Roman" w:hint="eastAsia"/>
                 <w:sz w:val="28"/>
               </w:rPr>
               <w:t>功能</w:t>
@@ -8666,14 +8666,14 @@
               <w:jc w:val="center"/>
               <w:textAlignment w:val="center"/>
               <w:rPr>
-                <w:rFonts w:ascii="Times New Roman" w:eastAsia="DFKai-SB" w:hAnsi="Times New Roman"/>
+                <w:rFonts w:ascii="Times New Roman" w:eastAsia="標楷體" w:hAnsi="Times New Roman"/>
                 <w:sz w:val="28"/>
               </w:rPr>
             </w:pPr>
             <w:proofErr w:type="spellStart"/>
             <w:r>
               <w:rPr>
-                <w:rFonts w:ascii="Times New Roman" w:eastAsia="DFKai-SB" w:hAnsi="Times New Roman" w:hint="eastAsia"/>
+                <w:rFonts w:ascii="Times New Roman" w:eastAsia="標楷體" w:hAnsi="Times New Roman" w:hint="eastAsia"/>
                 <w:sz w:val="28"/>
               </w:rPr>
               <w:t>SaveMyBook</w:t>
@@ -8696,13 +8696,13 @@
               <w:jc w:val="center"/>
               <w:textAlignment w:val="center"/>
               <w:rPr>
-                <w:rFonts w:ascii="Times New Roman" w:eastAsia="DFKai-SB" w:hAnsi="Times New Roman"/>
+                <w:rFonts w:ascii="Times New Roman" w:eastAsia="標楷體" w:hAnsi="Times New Roman"/>
                 <w:sz w:val="28"/>
               </w:rPr>
             </w:pPr>
             <w:r>
               <w:rPr>
-                <w:rFonts w:ascii="Times New Roman" w:eastAsia="DFKai-SB" w:hAnsi="Times New Roman" w:hint="eastAsia"/>
+                <w:rFonts w:ascii="Times New Roman" w:eastAsia="標楷體" w:hAnsi="Times New Roman" w:hint="eastAsia"/>
                 <w:sz w:val="28"/>
               </w:rPr>
               <w:t>蝦皮</w:t>
@@ -8722,13 +8722,13 @@
               <w:jc w:val="center"/>
               <w:textAlignment w:val="center"/>
               <w:rPr>
-                <w:rFonts w:ascii="Times New Roman" w:eastAsia="DFKai-SB" w:hAnsi="Times New Roman"/>
+                <w:rFonts w:ascii="Times New Roman" w:eastAsia="標楷體" w:hAnsi="Times New Roman"/>
                 <w:sz w:val="28"/>
               </w:rPr>
             </w:pPr>
             <w:r>
               <w:rPr>
-                <w:rFonts w:ascii="Times New Roman" w:eastAsia="DFKai-SB" w:hAnsi="Times New Roman" w:hint="eastAsia"/>
+                <w:rFonts w:ascii="Times New Roman" w:eastAsia="標楷體" w:hAnsi="Times New Roman" w:hint="eastAsia"/>
                 <w:sz w:val="28"/>
               </w:rPr>
               <w:t>旋轉拍賣</w:t>
@@ -8748,21 +8748,21 @@
               <w:jc w:val="center"/>
               <w:textAlignment w:val="center"/>
               <w:rPr>
-                <w:rFonts w:ascii="Times New Roman" w:eastAsia="DFKai-SB" w:hAnsi="Times New Roman"/>
+                <w:rFonts w:ascii="Times New Roman" w:eastAsia="標楷體" w:hAnsi="Times New Roman"/>
                 <w:sz w:val="28"/>
               </w:rPr>
             </w:pPr>
             <w:proofErr w:type="gramStart"/>
             <w:r>
               <w:rPr>
-                <w:rFonts w:ascii="Times New Roman" w:eastAsia="DFKai-SB" w:hAnsi="Times New Roman" w:hint="eastAsia"/>
+                <w:rFonts w:ascii="Times New Roman" w:eastAsia="標楷體" w:hAnsi="Times New Roman" w:hint="eastAsia"/>
                 <w:sz w:val="28"/>
               </w:rPr>
               <w:t>臉書</w:t>
             </w:r>
             <w:r>
               <w:rPr>
-                <w:rFonts w:ascii="Times New Roman" w:eastAsia="DFKai-SB" w:hAnsi="Times New Roman" w:hint="eastAsia"/>
+                <w:rFonts w:ascii="Times New Roman" w:eastAsia="標楷體" w:hAnsi="Times New Roman" w:hint="eastAsia"/>
                 <w:sz w:val="28"/>
               </w:rPr>
               <w:t>社團</w:t>
@@ -8784,14 +8784,14 @@
               <w:jc w:val="center"/>
               <w:textAlignment w:val="center"/>
               <w:rPr>
-                <w:rFonts w:ascii="Times New Roman" w:eastAsia="DFKai-SB" w:hAnsi="Times New Roman"/>
+                <w:rFonts w:ascii="Times New Roman" w:eastAsia="標楷體" w:hAnsi="Times New Roman"/>
                 <w:sz w:val="28"/>
               </w:rPr>
             </w:pPr>
             <w:proofErr w:type="spellStart"/>
             <w:r>
               <w:rPr>
-                <w:rFonts w:ascii="Times New Roman" w:eastAsia="DFKai-SB" w:hAnsi="Times New Roman" w:hint="eastAsia"/>
+                <w:rFonts w:ascii="Times New Roman" w:eastAsia="標楷體" w:hAnsi="Times New Roman" w:hint="eastAsia"/>
                 <w:sz w:val="28"/>
               </w:rPr>
               <w:t>Dcard</w:t>
@@ -8818,20 +8818,20 @@
               <w:jc w:val="both"/>
               <w:textAlignment w:val="center"/>
               <w:rPr>
-                <w:rFonts w:ascii="Times New Roman" w:eastAsia="DFKai-SB" w:hAnsi="Times New Roman"/>
+                <w:rFonts w:ascii="Times New Roman" w:eastAsia="標楷體" w:hAnsi="Times New Roman"/>
                 <w:sz w:val="28"/>
               </w:rPr>
             </w:pPr>
             <w:r>
               <w:rPr>
-                <w:rFonts w:ascii="Times New Roman" w:eastAsia="DFKai-SB" w:hAnsi="Times New Roman" w:hint="eastAsia"/>
+                <w:rFonts w:ascii="Times New Roman" w:eastAsia="標楷體" w:hAnsi="Times New Roman" w:hint="eastAsia"/>
                 <w:sz w:val="28"/>
               </w:rPr>
               <w:t>ISBN</w:t>
             </w:r>
             <w:r>
               <w:rPr>
-                <w:rFonts w:ascii="Times New Roman" w:eastAsia="DFKai-SB" w:hAnsi="Times New Roman" w:hint="eastAsia"/>
+                <w:rFonts w:ascii="Times New Roman" w:eastAsia="標楷體" w:hAnsi="Times New Roman" w:hint="eastAsia"/>
                 <w:sz w:val="28"/>
               </w:rPr>
               <w:t>掃描上架</w:t>
@@ -8852,13 +8852,13 @@
               <w:jc w:val="center"/>
               <w:textAlignment w:val="center"/>
               <w:rPr>
-                <w:rFonts w:ascii="Times New Roman" w:eastAsia="DFKai-SB" w:hAnsi="Times New Roman"/>
+                <w:rFonts w:ascii="Times New Roman" w:eastAsia="標楷體" w:hAnsi="Times New Roman"/>
                 <w:sz w:val="28"/>
               </w:rPr>
             </w:pPr>
             <w:r>
               <w:rPr>
-                <w:rFonts w:ascii="Times New Roman" w:eastAsia="DFKai-SB" w:hAnsi="Times New Roman" w:hint="eastAsia"/>
+                <w:rFonts w:ascii="Times New Roman" w:eastAsia="標楷體" w:hAnsi="Times New Roman" w:hint="eastAsia"/>
                 <w:sz w:val="28"/>
               </w:rPr>
               <w:t>V</w:t>
@@ -8879,7 +8879,7 @@
               <w:jc w:val="center"/>
               <w:textAlignment w:val="center"/>
               <w:rPr>
-                <w:rFonts w:ascii="Times New Roman" w:eastAsia="DFKai-SB" w:hAnsi="Times New Roman"/>
+                <w:rFonts w:ascii="Times New Roman" w:eastAsia="標楷體" w:hAnsi="Times New Roman"/>
                 <w:sz w:val="28"/>
               </w:rPr>
             </w:pPr>
@@ -8897,7 +8897,7 @@
               <w:jc w:val="center"/>
               <w:textAlignment w:val="center"/>
               <w:rPr>
-                <w:rFonts w:ascii="Times New Roman" w:eastAsia="DFKai-SB" w:hAnsi="Times New Roman"/>
+                <w:rFonts w:ascii="Times New Roman" w:eastAsia="標楷體" w:hAnsi="Times New Roman"/>
                 <w:sz w:val="28"/>
               </w:rPr>
             </w:pPr>
@@ -8915,7 +8915,7 @@
               <w:jc w:val="center"/>
               <w:textAlignment w:val="center"/>
               <w:rPr>
-                <w:rFonts w:ascii="Times New Roman" w:eastAsia="DFKai-SB" w:hAnsi="Times New Roman"/>
+                <w:rFonts w:ascii="Times New Roman" w:eastAsia="標楷體" w:hAnsi="Times New Roman"/>
                 <w:sz w:val="28"/>
               </w:rPr>
             </w:pPr>
@@ -8935,7 +8935,7 @@
               <w:jc w:val="center"/>
               <w:textAlignment w:val="center"/>
               <w:rPr>
-                <w:rFonts w:ascii="Times New Roman" w:eastAsia="DFKai-SB" w:hAnsi="Times New Roman"/>
+                <w:rFonts w:ascii="Times New Roman" w:eastAsia="標楷體" w:hAnsi="Times New Roman"/>
                 <w:sz w:val="28"/>
               </w:rPr>
             </w:pPr>
@@ -8960,13 +8960,13 @@
               <w:jc w:val="both"/>
               <w:textAlignment w:val="center"/>
               <w:rPr>
-                <w:rFonts w:ascii="Times New Roman" w:eastAsia="DFKai-SB" w:hAnsi="Times New Roman"/>
+                <w:rFonts w:ascii="Times New Roman" w:eastAsia="標楷體" w:hAnsi="Times New Roman"/>
                 <w:sz w:val="28"/>
               </w:rPr>
             </w:pPr>
             <w:r>
               <w:rPr>
-                <w:rFonts w:ascii="Times New Roman" w:eastAsia="DFKai-SB" w:hAnsi="Times New Roman" w:hint="eastAsia"/>
+                <w:rFonts w:ascii="Times New Roman" w:eastAsia="標楷體" w:hAnsi="Times New Roman" w:hint="eastAsia"/>
                 <w:sz w:val="28"/>
               </w:rPr>
               <w:t>即時聊天</w:t>
@@ -8987,13 +8987,13 @@
               <w:jc w:val="center"/>
               <w:textAlignment w:val="center"/>
               <w:rPr>
-                <w:rFonts w:ascii="Times New Roman" w:eastAsia="DFKai-SB" w:hAnsi="Times New Roman"/>
+                <w:rFonts w:ascii="Times New Roman" w:eastAsia="標楷體" w:hAnsi="Times New Roman"/>
                 <w:sz w:val="28"/>
               </w:rPr>
             </w:pPr>
             <w:r>
               <w:rPr>
-                <w:rFonts w:ascii="Times New Roman" w:eastAsia="DFKai-SB" w:hAnsi="Times New Roman" w:hint="eastAsia"/>
+                <w:rFonts w:ascii="Times New Roman" w:eastAsia="標楷體" w:hAnsi="Times New Roman" w:hint="eastAsia"/>
                 <w:sz w:val="28"/>
               </w:rPr>
               <w:t>V</w:t>
@@ -9014,13 +9014,13 @@
               <w:jc w:val="center"/>
               <w:textAlignment w:val="center"/>
               <w:rPr>
-                <w:rFonts w:ascii="Times New Roman" w:eastAsia="DFKai-SB" w:hAnsi="Times New Roman"/>
+                <w:rFonts w:ascii="Times New Roman" w:eastAsia="標楷體" w:hAnsi="Times New Roman"/>
                 <w:sz w:val="28"/>
               </w:rPr>
             </w:pPr>
             <w:r>
               <w:rPr>
-                <w:rFonts w:ascii="Times New Roman" w:eastAsia="DFKai-SB" w:hAnsi="Times New Roman" w:hint="eastAsia"/>
+                <w:rFonts w:ascii="Times New Roman" w:eastAsia="標楷體" w:hAnsi="Times New Roman" w:hint="eastAsia"/>
                 <w:sz w:val="28"/>
               </w:rPr>
               <w:t>V</w:t>
@@ -9039,13 +9039,13 @@
               <w:jc w:val="center"/>
               <w:textAlignment w:val="center"/>
               <w:rPr>
-                <w:rFonts w:ascii="Times New Roman" w:eastAsia="DFKai-SB" w:hAnsi="Times New Roman"/>
+                <w:rFonts w:ascii="Times New Roman" w:eastAsia="標楷體" w:hAnsi="Times New Roman"/>
                 <w:sz w:val="28"/>
               </w:rPr>
             </w:pPr>
             <w:r>
               <w:rPr>
-                <w:rFonts w:ascii="Times New Roman" w:eastAsia="DFKai-SB" w:hAnsi="Times New Roman" w:hint="eastAsia"/>
+                <w:rFonts w:ascii="Times New Roman" w:eastAsia="標楷體" w:hAnsi="Times New Roman" w:hint="eastAsia"/>
                 <w:sz w:val="28"/>
               </w:rPr>
               <w:t>V</w:t>
@@ -9064,13 +9064,13 @@
               <w:jc w:val="center"/>
               <w:textAlignment w:val="center"/>
               <w:rPr>
-                <w:rFonts w:ascii="Times New Roman" w:eastAsia="DFKai-SB" w:hAnsi="Times New Roman"/>
+                <w:rFonts w:ascii="Times New Roman" w:eastAsia="標楷體" w:hAnsi="Times New Roman"/>
                 <w:sz w:val="28"/>
               </w:rPr>
             </w:pPr>
             <w:r>
               <w:rPr>
-                <w:rFonts w:ascii="Times New Roman" w:eastAsia="DFKai-SB" w:hAnsi="Times New Roman" w:hint="eastAsia"/>
+                <w:rFonts w:ascii="Times New Roman" w:eastAsia="標楷體" w:hAnsi="Times New Roman" w:hint="eastAsia"/>
                 <w:sz w:val="28"/>
               </w:rPr>
               <w:t>V</w:t>
@@ -9091,13 +9091,13 @@
               <w:jc w:val="center"/>
               <w:textAlignment w:val="center"/>
               <w:rPr>
-                <w:rFonts w:ascii="Times New Roman" w:eastAsia="DFKai-SB" w:hAnsi="Times New Roman"/>
+                <w:rFonts w:ascii="Times New Roman" w:eastAsia="標楷體" w:hAnsi="Times New Roman"/>
                 <w:sz w:val="28"/>
               </w:rPr>
             </w:pPr>
             <w:r>
               <w:rPr>
-                <w:rFonts w:ascii="Times New Roman" w:eastAsia="DFKai-SB" w:hAnsi="Times New Roman" w:hint="eastAsia"/>
+                <w:rFonts w:ascii="Times New Roman" w:eastAsia="標楷體" w:hAnsi="Times New Roman" w:hint="eastAsia"/>
                 <w:sz w:val="28"/>
               </w:rPr>
               <w:t>V</w:t>
@@ -9123,13 +9123,13 @@
               <w:jc w:val="both"/>
               <w:textAlignment w:val="center"/>
               <w:rPr>
-                <w:rFonts w:ascii="Times New Roman" w:eastAsia="DFKai-SB" w:hAnsi="Times New Roman"/>
+                <w:rFonts w:ascii="Times New Roman" w:eastAsia="標楷體" w:hAnsi="Times New Roman"/>
                 <w:sz w:val="28"/>
               </w:rPr>
             </w:pPr>
             <w:r>
               <w:rPr>
-                <w:rFonts w:ascii="Times New Roman" w:eastAsia="DFKai-SB" w:hAnsi="Times New Roman" w:hint="eastAsia"/>
+                <w:rFonts w:ascii="Times New Roman" w:eastAsia="標楷體" w:hAnsi="Times New Roman" w:hint="eastAsia"/>
                 <w:sz w:val="28"/>
               </w:rPr>
               <w:t>實體智取櫃</w:t>
@@ -9150,13 +9150,13 @@
               <w:jc w:val="center"/>
               <w:textAlignment w:val="center"/>
               <w:rPr>
-                <w:rFonts w:ascii="Times New Roman" w:eastAsia="DFKai-SB" w:hAnsi="Times New Roman"/>
+                <w:rFonts w:ascii="Times New Roman" w:eastAsia="標楷體" w:hAnsi="Times New Roman"/>
                 <w:sz w:val="28"/>
               </w:rPr>
             </w:pPr>
             <w:r>
               <w:rPr>
-                <w:rFonts w:ascii="Times New Roman" w:eastAsia="DFKai-SB" w:hAnsi="Times New Roman" w:hint="eastAsia"/>
+                <w:rFonts w:ascii="Times New Roman" w:eastAsia="標楷體" w:hAnsi="Times New Roman" w:hint="eastAsia"/>
                 <w:sz w:val="28"/>
               </w:rPr>
               <w:t>V</w:t>
@@ -9177,13 +9177,13 @@
               <w:jc w:val="center"/>
               <w:textAlignment w:val="center"/>
               <w:rPr>
-                <w:rFonts w:ascii="Times New Roman" w:eastAsia="DFKai-SB" w:hAnsi="Times New Roman"/>
+                <w:rFonts w:ascii="Times New Roman" w:eastAsia="標楷體" w:hAnsi="Times New Roman"/>
                 <w:sz w:val="28"/>
               </w:rPr>
             </w:pPr>
             <w:r>
               <w:rPr>
-                <w:rFonts w:ascii="Times New Roman" w:eastAsia="DFKai-SB" w:hAnsi="Times New Roman" w:hint="eastAsia"/>
+                <w:rFonts w:ascii="Times New Roman" w:eastAsia="標楷體" w:hAnsi="Times New Roman" w:hint="eastAsia"/>
                 <w:sz w:val="28"/>
               </w:rPr>
               <w:t>V</w:t>
@@ -9202,7 +9202,7 @@
               <w:jc w:val="center"/>
               <w:textAlignment w:val="center"/>
               <w:rPr>
-                <w:rFonts w:ascii="Times New Roman" w:eastAsia="DFKai-SB" w:hAnsi="Times New Roman"/>
+                <w:rFonts w:ascii="Times New Roman" w:eastAsia="標楷體" w:hAnsi="Times New Roman"/>
                 <w:sz w:val="28"/>
               </w:rPr>
             </w:pPr>
@@ -9220,7 +9220,7 @@
               <w:jc w:val="center"/>
               <w:textAlignment w:val="center"/>
               <w:rPr>
-                <w:rFonts w:ascii="Times New Roman" w:eastAsia="DFKai-SB" w:hAnsi="Times New Roman"/>
+                <w:rFonts w:ascii="Times New Roman" w:eastAsia="標楷體" w:hAnsi="Times New Roman"/>
                 <w:sz w:val="28"/>
               </w:rPr>
             </w:pPr>
@@ -9240,7 +9240,7 @@
               <w:jc w:val="center"/>
               <w:textAlignment w:val="center"/>
               <w:rPr>
-                <w:rFonts w:ascii="Times New Roman" w:eastAsia="DFKai-SB" w:hAnsi="Times New Roman"/>
+                <w:rFonts w:ascii="Times New Roman" w:eastAsia="標楷體" w:hAnsi="Times New Roman"/>
                 <w:sz w:val="28"/>
               </w:rPr>
             </w:pPr>
@@ -9265,13 +9265,13 @@
               <w:jc w:val="both"/>
               <w:textAlignment w:val="center"/>
               <w:rPr>
-                <w:rFonts w:ascii="Times New Roman" w:eastAsia="DFKai-SB" w:hAnsi="Times New Roman"/>
+                <w:rFonts w:ascii="Times New Roman" w:eastAsia="標楷體" w:hAnsi="Times New Roman"/>
                 <w:sz w:val="28"/>
               </w:rPr>
             </w:pPr>
             <w:r>
               <w:rPr>
-                <w:rFonts w:ascii="Times New Roman" w:eastAsia="DFKai-SB" w:hAnsi="Times New Roman" w:hint="eastAsia"/>
+                <w:rFonts w:ascii="Times New Roman" w:eastAsia="標楷體" w:hAnsi="Times New Roman" w:hint="eastAsia"/>
                 <w:sz w:val="28"/>
               </w:rPr>
               <w:t>圖書精</w:t>
@@ -9279,7 +9279,7 @@
             <w:proofErr w:type="gramStart"/>
             <w:r>
               <w:rPr>
-                <w:rFonts w:ascii="Times New Roman" w:eastAsia="DFKai-SB" w:hAnsi="Times New Roman" w:hint="eastAsia"/>
+                <w:rFonts w:ascii="Times New Roman" w:eastAsia="標楷體" w:hAnsi="Times New Roman" w:hint="eastAsia"/>
                 <w:sz w:val="28"/>
               </w:rPr>
               <w:t>準</w:t>
@@ -9287,7 +9287,7 @@
             <w:proofErr w:type="gramEnd"/>
             <w:r>
               <w:rPr>
-                <w:rFonts w:ascii="Times New Roman" w:eastAsia="DFKai-SB" w:hAnsi="Times New Roman" w:hint="eastAsia"/>
+                <w:rFonts w:ascii="Times New Roman" w:eastAsia="標楷體" w:hAnsi="Times New Roman" w:hint="eastAsia"/>
                 <w:sz w:val="28"/>
               </w:rPr>
               <w:t>分類</w:t>
@@ -9308,13 +9308,13 @@
               <w:jc w:val="center"/>
               <w:textAlignment w:val="center"/>
               <w:rPr>
-                <w:rFonts w:ascii="Times New Roman" w:eastAsia="DFKai-SB" w:hAnsi="Times New Roman"/>
+                <w:rFonts w:ascii="Times New Roman" w:eastAsia="標楷體" w:hAnsi="Times New Roman"/>
                 <w:sz w:val="28"/>
               </w:rPr>
             </w:pPr>
             <w:r>
               <w:rPr>
-                <w:rFonts w:ascii="Times New Roman" w:eastAsia="DFKai-SB" w:hAnsi="Times New Roman" w:hint="eastAsia"/>
+                <w:rFonts w:ascii="Times New Roman" w:eastAsia="標楷體" w:hAnsi="Times New Roman" w:hint="eastAsia"/>
                 <w:sz w:val="28"/>
               </w:rPr>
               <w:t>V</w:t>
@@ -9335,7 +9335,7 @@
               <w:jc w:val="center"/>
               <w:textAlignment w:val="center"/>
               <w:rPr>
-                <w:rFonts w:ascii="Times New Roman" w:eastAsia="DFKai-SB" w:hAnsi="Times New Roman"/>
+                <w:rFonts w:ascii="Times New Roman" w:eastAsia="標楷體" w:hAnsi="Times New Roman"/>
                 <w:sz w:val="28"/>
               </w:rPr>
             </w:pPr>
@@ -9353,13 +9353,13 @@
               <w:jc w:val="center"/>
               <w:textAlignment w:val="center"/>
               <w:rPr>
-                <w:rFonts w:ascii="Times New Roman" w:eastAsia="DFKai-SB" w:hAnsi="Times New Roman"/>
+                <w:rFonts w:ascii="Times New Roman" w:eastAsia="標楷體" w:hAnsi="Times New Roman"/>
                 <w:sz w:val="28"/>
               </w:rPr>
             </w:pPr>
             <w:r>
               <w:rPr>
-                <w:rFonts w:ascii="Times New Roman" w:eastAsia="DFKai-SB" w:hAnsi="Times New Roman" w:hint="eastAsia"/>
+                <w:rFonts w:ascii="Times New Roman" w:eastAsia="標楷體" w:hAnsi="Times New Roman" w:hint="eastAsia"/>
                 <w:sz w:val="28"/>
               </w:rPr>
               <w:t>V</w:t>
@@ -9378,7 +9378,7 @@
               <w:jc w:val="center"/>
               <w:textAlignment w:val="center"/>
               <w:rPr>
-                <w:rFonts w:ascii="Times New Roman" w:eastAsia="DFKai-SB" w:hAnsi="Times New Roman"/>
+                <w:rFonts w:ascii="Times New Roman" w:eastAsia="標楷體" w:hAnsi="Times New Roman"/>
                 <w:sz w:val="28"/>
               </w:rPr>
             </w:pPr>
@@ -9397,7 +9397,7 @@
               <w:jc w:val="center"/>
               <w:textAlignment w:val="center"/>
               <w:rPr>
-                <w:rFonts w:ascii="Times New Roman" w:eastAsia="DFKai-SB" w:hAnsi="Times New Roman"/>
+                <w:rFonts w:ascii="Times New Roman" w:eastAsia="標楷體" w:hAnsi="Times New Roman"/>
                 <w:sz w:val="28"/>
               </w:rPr>
             </w:pPr>
@@ -9422,13 +9422,13 @@
               <w:jc w:val="both"/>
               <w:textAlignment w:val="center"/>
               <w:rPr>
-                <w:rFonts w:ascii="Times New Roman" w:eastAsia="DFKai-SB" w:hAnsi="Times New Roman"/>
+                <w:rFonts w:ascii="Times New Roman" w:eastAsia="標楷體" w:hAnsi="Times New Roman"/>
                 <w:sz w:val="28"/>
               </w:rPr>
             </w:pPr>
             <w:r>
               <w:rPr>
-                <w:rFonts w:ascii="Times New Roman" w:eastAsia="DFKai-SB" w:hAnsi="Times New Roman" w:hint="eastAsia"/>
+                <w:rFonts w:ascii="Times New Roman" w:eastAsia="標楷體" w:hAnsi="Times New Roman" w:hint="eastAsia"/>
                 <w:sz w:val="28"/>
               </w:rPr>
               <w:t>代幣化交易</w:t>
@@ -9449,13 +9449,13 @@
               <w:jc w:val="center"/>
               <w:textAlignment w:val="center"/>
               <w:rPr>
-                <w:rFonts w:ascii="Times New Roman" w:eastAsia="DFKai-SB" w:hAnsi="Times New Roman"/>
+                <w:rFonts w:ascii="Times New Roman" w:eastAsia="標楷體" w:hAnsi="Times New Roman"/>
                 <w:sz w:val="28"/>
               </w:rPr>
             </w:pPr>
             <w:r>
               <w:rPr>
-                <w:rFonts w:ascii="Times New Roman" w:eastAsia="DFKai-SB" w:hAnsi="Times New Roman" w:hint="eastAsia"/>
+                <w:rFonts w:ascii="Times New Roman" w:eastAsia="標楷體" w:hAnsi="Times New Roman" w:hint="eastAsia"/>
                 <w:sz w:val="28"/>
               </w:rPr>
               <w:t>V</w:t>
@@ -9476,7 +9476,7 @@
               <w:jc w:val="center"/>
               <w:textAlignment w:val="center"/>
               <w:rPr>
-                <w:rFonts w:ascii="Times New Roman" w:eastAsia="DFKai-SB" w:hAnsi="Times New Roman"/>
+                <w:rFonts w:ascii="Times New Roman" w:eastAsia="標楷體" w:hAnsi="Times New Roman"/>
                 <w:sz w:val="28"/>
               </w:rPr>
             </w:pPr>
@@ -9494,7 +9494,7 @@
               <w:jc w:val="center"/>
               <w:textAlignment w:val="center"/>
               <w:rPr>
-                <w:rFonts w:ascii="Times New Roman" w:eastAsia="DFKai-SB" w:hAnsi="Times New Roman"/>
+                <w:rFonts w:ascii="Times New Roman" w:eastAsia="標楷體" w:hAnsi="Times New Roman"/>
                 <w:sz w:val="28"/>
               </w:rPr>
             </w:pPr>
@@ -9512,7 +9512,7 @@
               <w:jc w:val="center"/>
               <w:textAlignment w:val="center"/>
               <w:rPr>
-                <w:rFonts w:ascii="Times New Roman" w:eastAsia="DFKai-SB" w:hAnsi="Times New Roman"/>
+                <w:rFonts w:ascii="Times New Roman" w:eastAsia="標楷體" w:hAnsi="Times New Roman"/>
                 <w:sz w:val="28"/>
               </w:rPr>
             </w:pPr>
@@ -9531,7 +9531,7 @@
               <w:jc w:val="center"/>
               <w:textAlignment w:val="center"/>
               <w:rPr>
-                <w:rFonts w:ascii="Times New Roman" w:eastAsia="DFKai-SB" w:hAnsi="Times New Roman"/>
+                <w:rFonts w:ascii="Times New Roman" w:eastAsia="標楷體" w:hAnsi="Times New Roman"/>
                 <w:sz w:val="28"/>
               </w:rPr>
             </w:pPr>
@@ -9556,13 +9556,13 @@
               <w:jc w:val="both"/>
               <w:textAlignment w:val="center"/>
               <w:rPr>
-                <w:rFonts w:ascii="Times New Roman" w:eastAsia="DFKai-SB" w:hAnsi="Times New Roman"/>
+                <w:rFonts w:ascii="Times New Roman" w:eastAsia="標楷體" w:hAnsi="Times New Roman"/>
                 <w:sz w:val="28"/>
               </w:rPr>
             </w:pPr>
             <w:r>
               <w:rPr>
-                <w:rFonts w:ascii="Times New Roman" w:eastAsia="DFKai-SB" w:hAnsi="Times New Roman" w:hint="eastAsia"/>
+                <w:rFonts w:ascii="Times New Roman" w:eastAsia="標楷體" w:hAnsi="Times New Roman" w:hint="eastAsia"/>
                 <w:sz w:val="28"/>
               </w:rPr>
               <w:t>即時付款</w:t>
@@ -9583,13 +9583,13 @@
               <w:jc w:val="center"/>
               <w:textAlignment w:val="center"/>
               <w:rPr>
-                <w:rFonts w:ascii="Times New Roman" w:eastAsia="DFKai-SB" w:hAnsi="Times New Roman"/>
+                <w:rFonts w:ascii="Times New Roman" w:eastAsia="標楷體" w:hAnsi="Times New Roman"/>
                 <w:sz w:val="28"/>
               </w:rPr>
             </w:pPr>
             <w:r>
               <w:rPr>
-                <w:rFonts w:ascii="Times New Roman" w:eastAsia="DFKai-SB" w:hAnsi="Times New Roman" w:hint="eastAsia"/>
+                <w:rFonts w:ascii="Times New Roman" w:eastAsia="標楷體" w:hAnsi="Times New Roman" w:hint="eastAsia"/>
                 <w:sz w:val="28"/>
               </w:rPr>
               <w:t>V</w:t>
@@ -9610,13 +9610,13 @@
               <w:jc w:val="center"/>
               <w:textAlignment w:val="center"/>
               <w:rPr>
-                <w:rFonts w:ascii="Times New Roman" w:eastAsia="DFKai-SB" w:hAnsi="Times New Roman"/>
+                <w:rFonts w:ascii="Times New Roman" w:eastAsia="標楷體" w:hAnsi="Times New Roman"/>
                 <w:sz w:val="28"/>
               </w:rPr>
             </w:pPr>
             <w:r>
               <w:rPr>
-                <w:rFonts w:ascii="Times New Roman" w:eastAsia="DFKai-SB" w:hAnsi="Times New Roman" w:hint="eastAsia"/>
+                <w:rFonts w:ascii="Times New Roman" w:eastAsia="標楷體" w:hAnsi="Times New Roman" w:hint="eastAsia"/>
                 <w:sz w:val="28"/>
               </w:rPr>
               <w:t>V</w:t>
@@ -9635,13 +9635,13 @@
               <w:jc w:val="center"/>
               <w:textAlignment w:val="center"/>
               <w:rPr>
-                <w:rFonts w:ascii="Times New Roman" w:eastAsia="DFKai-SB" w:hAnsi="Times New Roman"/>
+                <w:rFonts w:ascii="Times New Roman" w:eastAsia="標楷體" w:hAnsi="Times New Roman"/>
                 <w:sz w:val="28"/>
               </w:rPr>
             </w:pPr>
             <w:r>
               <w:rPr>
-                <w:rFonts w:ascii="Times New Roman" w:eastAsia="DFKai-SB" w:hAnsi="Times New Roman" w:hint="eastAsia"/>
+                <w:rFonts w:ascii="Times New Roman" w:eastAsia="標楷體" w:hAnsi="Times New Roman" w:hint="eastAsia"/>
                 <w:sz w:val="28"/>
               </w:rPr>
               <w:t>V</w:t>
@@ -9660,7 +9660,7 @@
               <w:jc w:val="center"/>
               <w:textAlignment w:val="center"/>
               <w:rPr>
-                <w:rFonts w:ascii="Times New Roman" w:eastAsia="DFKai-SB" w:hAnsi="Times New Roman"/>
+                <w:rFonts w:ascii="Times New Roman" w:eastAsia="標楷體" w:hAnsi="Times New Roman"/>
                 <w:sz w:val="28"/>
               </w:rPr>
             </w:pPr>
@@ -9679,7 +9679,7 @@
               <w:jc w:val="center"/>
               <w:textAlignment w:val="center"/>
               <w:rPr>
-                <w:rFonts w:ascii="Times New Roman" w:eastAsia="DFKai-SB" w:hAnsi="Times New Roman"/>
+                <w:rFonts w:ascii="Times New Roman" w:eastAsia="標楷體" w:hAnsi="Times New Roman"/>
                 <w:sz w:val="28"/>
               </w:rPr>
             </w:pPr>
@@ -9704,13 +9704,13 @@
               <w:jc w:val="both"/>
               <w:textAlignment w:val="center"/>
               <w:rPr>
-                <w:rFonts w:ascii="Times New Roman" w:eastAsia="DFKai-SB" w:hAnsi="Times New Roman"/>
+                <w:rFonts w:ascii="Times New Roman" w:eastAsia="標楷體" w:hAnsi="Times New Roman"/>
                 <w:sz w:val="28"/>
               </w:rPr>
             </w:pPr>
             <w:r>
               <w:rPr>
-                <w:rFonts w:ascii="Times New Roman" w:eastAsia="DFKai-SB" w:hAnsi="Times New Roman" w:hint="eastAsia"/>
+                <w:rFonts w:ascii="Times New Roman" w:eastAsia="標楷體" w:hAnsi="Times New Roman" w:hint="eastAsia"/>
                 <w:sz w:val="28"/>
               </w:rPr>
               <w:t>會員等級</w:t>
@@ -9731,13 +9731,13 @@
               <w:jc w:val="center"/>
               <w:textAlignment w:val="center"/>
               <w:rPr>
-                <w:rFonts w:ascii="Times New Roman" w:eastAsia="DFKai-SB" w:hAnsi="Times New Roman"/>
+                <w:rFonts w:ascii="Times New Roman" w:eastAsia="標楷體" w:hAnsi="Times New Roman"/>
                 <w:sz w:val="28"/>
               </w:rPr>
             </w:pPr>
             <w:r>
               <w:rPr>
-                <w:rFonts w:ascii="Times New Roman" w:eastAsia="DFKai-SB" w:hAnsi="Times New Roman" w:hint="eastAsia"/>
+                <w:rFonts w:ascii="Times New Roman" w:eastAsia="標楷體" w:hAnsi="Times New Roman" w:hint="eastAsia"/>
                 <w:sz w:val="28"/>
               </w:rPr>
               <w:t>V</w:t>
@@ -9758,13 +9758,13 @@
               <w:jc w:val="center"/>
               <w:textAlignment w:val="center"/>
               <w:rPr>
-                <w:rFonts w:ascii="Times New Roman" w:eastAsia="DFKai-SB" w:hAnsi="Times New Roman"/>
+                <w:rFonts w:ascii="Times New Roman" w:eastAsia="標楷體" w:hAnsi="Times New Roman"/>
                 <w:sz w:val="28"/>
               </w:rPr>
             </w:pPr>
             <w:r>
               <w:rPr>
-                <w:rFonts w:ascii="Times New Roman" w:eastAsia="DFKai-SB" w:hAnsi="Times New Roman" w:hint="eastAsia"/>
+                <w:rFonts w:ascii="Times New Roman" w:eastAsia="標楷體" w:hAnsi="Times New Roman" w:hint="eastAsia"/>
                 <w:sz w:val="28"/>
               </w:rPr>
               <w:t>V</w:t>
@@ -9783,7 +9783,7 @@
               <w:jc w:val="center"/>
               <w:textAlignment w:val="center"/>
               <w:rPr>
-                <w:rFonts w:ascii="Times New Roman" w:eastAsia="DFKai-SB" w:hAnsi="Times New Roman"/>
+                <w:rFonts w:ascii="Times New Roman" w:eastAsia="標楷體" w:hAnsi="Times New Roman"/>
                 <w:sz w:val="28"/>
               </w:rPr>
             </w:pPr>
@@ -9801,7 +9801,7 @@
               <w:jc w:val="center"/>
               <w:textAlignment w:val="center"/>
               <w:rPr>
-                <w:rFonts w:ascii="Times New Roman" w:eastAsia="DFKai-SB" w:hAnsi="Times New Roman"/>
+                <w:rFonts w:ascii="Times New Roman" w:eastAsia="標楷體" w:hAnsi="Times New Roman"/>
                 <w:sz w:val="28"/>
               </w:rPr>
             </w:pPr>
@@ -9821,7 +9821,7 @@
               <w:jc w:val="center"/>
               <w:textAlignment w:val="center"/>
               <w:rPr>
-                <w:rFonts w:ascii="Times New Roman" w:eastAsia="DFKai-SB" w:hAnsi="Times New Roman"/>
+                <w:rFonts w:ascii="Times New Roman" w:eastAsia="標楷體" w:hAnsi="Times New Roman"/>
                 <w:sz w:val="28"/>
               </w:rPr>
             </w:pPr>
@@ -9846,13 +9846,13 @@
               <w:jc w:val="both"/>
               <w:textAlignment w:val="center"/>
               <w:rPr>
-                <w:rFonts w:ascii="Times New Roman" w:eastAsia="DFKai-SB" w:hAnsi="Times New Roman"/>
+                <w:rFonts w:ascii="Times New Roman" w:eastAsia="標楷體" w:hAnsi="Times New Roman"/>
                 <w:sz w:val="28"/>
               </w:rPr>
             </w:pPr>
             <w:r>
               <w:rPr>
-                <w:rFonts w:ascii="Times New Roman" w:eastAsia="DFKai-SB" w:hAnsi="Times New Roman" w:hint="eastAsia"/>
+                <w:rFonts w:ascii="Times New Roman" w:eastAsia="標楷體" w:hAnsi="Times New Roman" w:hint="eastAsia"/>
                 <w:sz w:val="28"/>
               </w:rPr>
               <w:t>個人化推薦</w:t>
@@ -9873,13 +9873,13 @@
               <w:jc w:val="center"/>
               <w:textAlignment w:val="center"/>
               <w:rPr>
-                <w:rFonts w:ascii="Times New Roman" w:eastAsia="DFKai-SB" w:hAnsi="Times New Roman"/>
+                <w:rFonts w:ascii="Times New Roman" w:eastAsia="標楷體" w:hAnsi="Times New Roman"/>
                 <w:sz w:val="28"/>
               </w:rPr>
             </w:pPr>
             <w:r>
               <w:rPr>
-                <w:rFonts w:ascii="Times New Roman" w:eastAsia="DFKai-SB" w:hAnsi="Times New Roman" w:hint="eastAsia"/>
+                <w:rFonts w:ascii="Times New Roman" w:eastAsia="標楷體" w:hAnsi="Times New Roman" w:hint="eastAsia"/>
                 <w:sz w:val="28"/>
               </w:rPr>
               <w:t>V</w:t>
@@ -9900,13 +9900,13 @@
               <w:jc w:val="center"/>
               <w:textAlignment w:val="center"/>
               <w:rPr>
-                <w:rFonts w:ascii="Times New Roman" w:eastAsia="DFKai-SB" w:hAnsi="Times New Roman"/>
+                <w:rFonts w:ascii="Times New Roman" w:eastAsia="標楷體" w:hAnsi="Times New Roman"/>
                 <w:sz w:val="28"/>
               </w:rPr>
             </w:pPr>
             <w:r>
               <w:rPr>
-                <w:rFonts w:ascii="Times New Roman" w:eastAsia="DFKai-SB" w:hAnsi="Times New Roman" w:hint="eastAsia"/>
+                <w:rFonts w:ascii="Times New Roman" w:eastAsia="標楷體" w:hAnsi="Times New Roman" w:hint="eastAsia"/>
                 <w:sz w:val="28"/>
               </w:rPr>
               <w:t>V</w:t>
@@ -9925,13 +9925,13 @@
               <w:jc w:val="center"/>
               <w:textAlignment w:val="center"/>
               <w:rPr>
-                <w:rFonts w:ascii="Times New Roman" w:eastAsia="DFKai-SB" w:hAnsi="Times New Roman"/>
+                <w:rFonts w:ascii="Times New Roman" w:eastAsia="標楷體" w:hAnsi="Times New Roman"/>
                 <w:sz w:val="28"/>
               </w:rPr>
             </w:pPr>
             <w:r>
               <w:rPr>
-                <w:rFonts w:ascii="Times New Roman" w:eastAsia="DFKai-SB" w:hAnsi="Times New Roman" w:hint="eastAsia"/>
+                <w:rFonts w:ascii="Times New Roman" w:eastAsia="標楷體" w:hAnsi="Times New Roman" w:hint="eastAsia"/>
                 <w:sz w:val="28"/>
               </w:rPr>
               <w:t>V</w:t>
@@ -9950,13 +9950,13 @@
               <w:jc w:val="center"/>
               <w:textAlignment w:val="center"/>
               <w:rPr>
-                <w:rFonts w:ascii="Times New Roman" w:eastAsia="DFKai-SB" w:hAnsi="Times New Roman"/>
+                <w:rFonts w:ascii="Times New Roman" w:eastAsia="標楷體" w:hAnsi="Times New Roman"/>
                 <w:sz w:val="28"/>
               </w:rPr>
             </w:pPr>
             <w:r>
               <w:rPr>
-                <w:rFonts w:ascii="Times New Roman" w:eastAsia="DFKai-SB" w:hAnsi="Times New Roman" w:hint="eastAsia"/>
+                <w:rFonts w:ascii="Times New Roman" w:eastAsia="標楷體" w:hAnsi="Times New Roman" w:hint="eastAsia"/>
                 <w:sz w:val="28"/>
               </w:rPr>
               <w:t>V</w:t>
@@ -9977,7 +9977,7 @@
               <w:jc w:val="center"/>
               <w:textAlignment w:val="center"/>
               <w:rPr>
-                <w:rFonts w:ascii="Times New Roman" w:eastAsia="DFKai-SB" w:hAnsi="Times New Roman"/>
+                <w:rFonts w:ascii="Times New Roman" w:eastAsia="標楷體" w:hAnsi="Times New Roman"/>
                 <w:sz w:val="28"/>
               </w:rPr>
             </w:pPr>
@@ -10117,14 +10117,40 @@
         <w:t>Dcard</w:t>
       </w:r>
       <w:proofErr w:type="spellEnd"/>
+      <w:r>
+        <w:rPr>
+          <w:rFonts w:hint="eastAsia"/>
+        </w:rPr>
+        <w:t>本質上為社群論壇，儘管設有二手買賣版供使用者交流，但因非專屬之交易平台，其功能過於精簡，僅提供即時聊天，缺乏圖書精</w:t>
+      </w:r>
       <w:proofErr w:type="gramStart"/>
       <w:r>
         <w:rPr>
           <w:rFonts w:hint="eastAsia"/>
         </w:rPr>
-        <w:t>本質上為社群論壇，儘管設有二手買賣版供使用者交流，但因非專屬之交易平台，其功能過於精簡，僅提供即時聊天，缺乏圖書精準分類、即時線上付款與個人化推薦等完整的輔助機制。</w:t>
+        <w:t>準</w:t>
       </w:r>
       <w:proofErr w:type="gramEnd"/>
+      <w:r>
+        <w:rPr>
+          <w:rFonts w:hint="eastAsia"/>
+        </w:rPr>
+        <w:t>分類、</w:t>
+      </w:r>
+      <w:proofErr w:type="gramStart"/>
+      <w:r>
+        <w:rPr>
+          <w:rFonts w:hint="eastAsia"/>
+        </w:rPr>
+        <w:t>即時線上付款</w:t>
+      </w:r>
+      <w:proofErr w:type="gramEnd"/>
+      <w:r>
+        <w:rPr>
+          <w:rFonts w:hint="eastAsia"/>
+        </w:rPr>
+        <w:t>與個人化推薦等完整的輔助機制。</w:t>
+      </w:r>
     </w:p>
     <w:p>
       <w:pPr>
@@ -10230,7 +10256,7 @@
           <w:color w:val="EE0000"/>
         </w:rPr>
         <w:drawing>
-          <wp:inline distT="0" distB="0" distL="0" distR="0" wp14:anchorId="611E101F" wp14:editId="086CB164">
+          <wp:inline distT="0" distB="0" distL="0" distR="0" wp14:anchorId="611E101F" wp14:editId="144A7DFF">
             <wp:extent cx="5596344" cy="1891636"/>
             <wp:effectExtent l="19050" t="19050" r="23495" b="13970"/>
             <wp:docPr id="1246348825" name="圖片 4"/>
@@ -10425,7 +10451,7 @@
           <w:color w:val="EE0000"/>
         </w:rPr>
         <w:drawing>
-          <wp:inline distT="0" distB="0" distL="0" distR="0" wp14:anchorId="5214411C" wp14:editId="5672AD3C">
+          <wp:inline distT="0" distB="0" distL="0" distR="0" wp14:anchorId="5214411C" wp14:editId="28425884">
             <wp:extent cx="5578806" cy="1925756"/>
             <wp:effectExtent l="19050" t="19050" r="22225" b="17780"/>
             <wp:docPr id="214552384" name="圖片 5"/>
@@ -10894,7 +10920,7 @@
         </w:rPr>
         <w:lastRenderedPageBreak/>
         <w:drawing>
-          <wp:inline distT="0" distB="0" distL="0" distR="0" wp14:anchorId="68960B63" wp14:editId="23357FC0">
+          <wp:inline distT="0" distB="0" distL="0" distR="0" wp14:anchorId="68960B63" wp14:editId="42ADFFFD">
             <wp:extent cx="5794896" cy="2055809"/>
             <wp:effectExtent l="19050" t="19050" r="15875" b="20955"/>
             <wp:docPr id="659161396" name="圖片 9"/>
@@ -11094,7 +11120,7 @@
           <w:noProof/>
         </w:rPr>
         <w:drawing>
-          <wp:inline distT="0" distB="0" distL="0" distR="0" wp14:anchorId="6C1EFDA4" wp14:editId="161448B2">
+          <wp:inline distT="0" distB="0" distL="0" distR="0" wp14:anchorId="6C1EFDA4" wp14:editId="444914C1">
             <wp:extent cx="5794375" cy="2051501"/>
             <wp:effectExtent l="19050" t="19050" r="15875" b="25400"/>
             <wp:docPr id="278636936" name="圖片 11"/>
@@ -11784,21 +11810,21 @@
         <w:rPr>
           <w:rFonts w:hint="eastAsia"/>
         </w:rPr>
-        <w:t>促進資源循環：透過平台運作，使閒置書籍得以高效</w:t>
+        <w:t>促進資源循環：透過平台運作，使閒置書籍得以</w:t>
       </w:r>
       <w:proofErr w:type="gramStart"/>
       <w:r>
         <w:rPr>
           <w:rFonts w:hint="eastAsia"/>
         </w:rPr>
-        <w:t>媒</w:t>
+        <w:t>高效媒合流</w:t>
       </w:r>
       <w:proofErr w:type="gramEnd"/>
       <w:r>
         <w:rPr>
           <w:rFonts w:hint="eastAsia"/>
         </w:rPr>
-        <w:t>合流通，推動校園永續發展的生態目標。</w:t>
+        <w:t>通，推動校園永續發展的生態目標。</w:t>
       </w:r>
     </w:p>
     <w:p>
@@ -12256,19 +12282,28 @@
         <w:rPr>
           <w:rFonts w:hint="eastAsia"/>
         </w:rPr>
-        <w:t>與硬體整合：利用</w:t>
-      </w:r>
-      <w:r>
-        <w:rPr>
-          <w:rFonts w:hint="eastAsia"/>
-        </w:rPr>
-        <w:t>3D</w:t>
-      </w:r>
-      <w:r>
-        <w:rPr>
-          <w:rFonts w:hint="eastAsia"/>
-        </w:rPr>
-        <w:t>列印技術製作書櫃結構，具備高度客製化與低成本模組化優勢。結合微控制器與雲端後台技術，實現</w:t>
+        <w:t>與硬體整合：</w:t>
+      </w:r>
+      <w:r>
+        <w:t>實體書櫃結構預先使用</w:t>
+      </w:r>
+      <w:r>
+        <w:t xml:space="preserve"> SolidWorks </w:t>
+      </w:r>
+      <w:r>
+        <w:t>進行精密的</w:t>
+      </w:r>
+      <w:r>
+        <w:t xml:space="preserve"> CAD </w:t>
+      </w:r>
+      <w:r>
+        <w:t>機械建模，確保各零組件之公差配合</w:t>
+      </w:r>
+      <w:r>
+        <w:rPr>
+          <w:rFonts w:hint="eastAsia"/>
+        </w:rPr>
+        <w:t>，具備高度客製化與低成本模組化優勢。結合微控制器與雲端後台技術，實現</w:t>
       </w:r>
       <w:proofErr w:type="gramStart"/>
       <w:r>
@@ -12306,7 +12341,22 @@
         <w:rPr>
           <w:rFonts w:hint="eastAsia"/>
         </w:rPr>
-        <w:t>合約：採用智慧合約進行金流託管，實現「買家付款→取貨驗證→釋放款項」之邏輯，能有效解決傳統交易中的「信任」與「詐騙」問題。</w:t>
+        <w:t>合約：</w:t>
+      </w:r>
+      <w:r>
+        <w:t>採用</w:t>
+      </w:r>
+      <w:r>
+        <w:t xml:space="preserve"> Solidity </w:t>
+      </w:r>
+      <w:r>
+        <w:t>語言開發，編寫邏輯嚴密的智慧合約以進行金流託管</w:t>
+      </w:r>
+      <w:r>
+        <w:rPr>
+          <w:rFonts w:hint="eastAsia"/>
+        </w:rPr>
+        <w:t>，實現「買家付款→取貨驗證→釋放款項」之邏輯，能有效解決傳統交易中的「信任」與「詐騙」問題。</w:t>
       </w:r>
     </w:p>
     <w:p>
@@ -12916,7 +12966,7 @@
             <w:pPr>
               <w:textAlignment w:val="center"/>
               <w:rPr>
-                <w:rFonts w:ascii="Times New Roman" w:eastAsia="DFKai-SB" w:hAnsi="Times New Roman"/>
+                <w:rFonts w:ascii="Times New Roman" w:eastAsia="標楷體" w:hAnsi="Times New Roman"/>
                 <w:b/>
                 <w:bCs/>
                 <w:sz w:val="28"/>
@@ -12924,7 +12974,7 @@
             </w:pPr>
             <w:r>
               <w:rPr>
-                <w:rFonts w:ascii="Times New Roman" w:eastAsia="DFKai-SB" w:hAnsi="Times New Roman" w:hint="eastAsia"/>
+                <w:rFonts w:ascii="Times New Roman" w:eastAsia="標楷體" w:hAnsi="Times New Roman" w:hint="eastAsia"/>
                 <w:b/>
                 <w:bCs/>
                 <w:sz w:val="28"/>
@@ -12942,13 +12992,13 @@
               <w:ind w:left="263" w:hanging="216"/>
               <w:textAlignment w:val="center"/>
               <w:rPr>
-                <w:rFonts w:ascii="Times New Roman" w:eastAsia="DFKai-SB" w:hAnsi="Times New Roman"/>
+                <w:rFonts w:ascii="Times New Roman" w:eastAsia="標楷體" w:hAnsi="Times New Roman"/>
                 <w:sz w:val="28"/>
               </w:rPr>
             </w:pPr>
             <w:r>
               <w:rPr>
-                <w:rFonts w:ascii="Times New Roman" w:eastAsia="DFKai-SB" w:hAnsi="Times New Roman" w:hint="eastAsia"/>
+                <w:rFonts w:ascii="Times New Roman" w:eastAsia="標楷體" w:hAnsi="Times New Roman" w:hint="eastAsia"/>
                 <w:sz w:val="28"/>
               </w:rPr>
               <w:t>場域提供者</w:t>
@@ -12964,20 +13014,20 @@
               <w:ind w:left="263" w:hanging="216"/>
               <w:textAlignment w:val="center"/>
               <w:rPr>
-                <w:rFonts w:ascii="Times New Roman" w:eastAsia="DFKai-SB" w:hAnsi="Times New Roman"/>
+                <w:rFonts w:ascii="Times New Roman" w:eastAsia="標楷體" w:hAnsi="Times New Roman"/>
                 <w:sz w:val="28"/>
               </w:rPr>
             </w:pPr>
             <w:r>
               <w:rPr>
-                <w:rFonts w:ascii="Times New Roman" w:eastAsia="DFKai-SB" w:hAnsi="Times New Roman" w:hint="eastAsia"/>
+                <w:rFonts w:ascii="Times New Roman" w:eastAsia="標楷體" w:hAnsi="Times New Roman" w:hint="eastAsia"/>
                 <w:sz w:val="28"/>
               </w:rPr>
               <w:t>3D</w:t>
             </w:r>
             <w:r>
               <w:rPr>
-                <w:rFonts w:ascii="Times New Roman" w:eastAsia="DFKai-SB" w:hAnsi="Times New Roman" w:hint="eastAsia"/>
+                <w:rFonts w:ascii="Times New Roman" w:eastAsia="標楷體" w:hAnsi="Times New Roman" w:hint="eastAsia"/>
                 <w:sz w:val="28"/>
               </w:rPr>
               <w:t>列印材料供應商</w:t>
@@ -12993,14 +13043,14 @@
               <w:ind w:left="263" w:hanging="216"/>
               <w:textAlignment w:val="center"/>
               <w:rPr>
-                <w:rFonts w:ascii="Times New Roman" w:eastAsia="DFKai-SB" w:hAnsi="Times New Roman"/>
+                <w:rFonts w:ascii="Times New Roman" w:eastAsia="標楷體" w:hAnsi="Times New Roman"/>
                 <w:sz w:val="28"/>
               </w:rPr>
             </w:pPr>
             <w:proofErr w:type="gramStart"/>
             <w:r>
               <w:rPr>
-                <w:rFonts w:ascii="Times New Roman" w:eastAsia="DFKai-SB" w:hAnsi="Times New Roman" w:hint="eastAsia"/>
+                <w:rFonts w:ascii="Times New Roman" w:eastAsia="標楷體" w:hAnsi="Times New Roman" w:hint="eastAsia"/>
                 <w:sz w:val="28"/>
               </w:rPr>
               <w:t>區塊鏈設施</w:t>
@@ -13008,7 +13058,7 @@
             <w:proofErr w:type="gramEnd"/>
             <w:r>
               <w:rPr>
-                <w:rFonts w:ascii="Times New Roman" w:eastAsia="DFKai-SB" w:hAnsi="Times New Roman" w:hint="eastAsia"/>
+                <w:rFonts w:ascii="Times New Roman" w:eastAsia="標楷體" w:hAnsi="Times New Roman" w:hint="eastAsia"/>
                 <w:sz w:val="28"/>
               </w:rPr>
               <w:t>服務商</w:t>
@@ -13024,27 +13074,27 @@
               <w:ind w:left="263" w:hanging="216"/>
               <w:textAlignment w:val="center"/>
               <w:rPr>
-                <w:rFonts w:ascii="Times New Roman" w:eastAsia="DFKai-SB" w:hAnsi="Times New Roman"/>
+                <w:rFonts w:ascii="Times New Roman" w:eastAsia="標楷體" w:hAnsi="Times New Roman"/>
                 <w:sz w:val="28"/>
               </w:rPr>
             </w:pPr>
             <w:r>
               <w:rPr>
-                <w:rFonts w:ascii="Times New Roman" w:eastAsia="DFKai-SB" w:hAnsi="Times New Roman" w:hint="eastAsia"/>
+                <w:rFonts w:ascii="Times New Roman" w:eastAsia="標楷體" w:hAnsi="Times New Roman" w:hint="eastAsia"/>
                 <w:sz w:val="28"/>
               </w:rPr>
               <w:t>圖書數據</w:t>
             </w:r>
             <w:r>
               <w:rPr>
-                <w:rFonts w:ascii="Times New Roman" w:eastAsia="DFKai-SB" w:hAnsi="Times New Roman" w:hint="eastAsia"/>
+                <w:rFonts w:ascii="Times New Roman" w:eastAsia="標楷體" w:hAnsi="Times New Roman" w:hint="eastAsia"/>
                 <w:sz w:val="28"/>
               </w:rPr>
               <w:t>API</w:t>
             </w:r>
             <w:r>
               <w:rPr>
-                <w:rFonts w:ascii="Times New Roman" w:eastAsia="DFKai-SB" w:hAnsi="Times New Roman" w:hint="eastAsia"/>
+                <w:rFonts w:ascii="Times New Roman" w:eastAsia="標楷體" w:hAnsi="Times New Roman" w:hint="eastAsia"/>
                 <w:sz w:val="28"/>
               </w:rPr>
               <w:t>供應商</w:t>
@@ -13059,7 +13109,7 @@
             <w:pPr>
               <w:textAlignment w:val="center"/>
               <w:rPr>
-                <w:rFonts w:ascii="Times New Roman" w:eastAsia="DFKai-SB" w:hAnsi="Times New Roman"/>
+                <w:rFonts w:ascii="Times New Roman" w:eastAsia="標楷體" w:hAnsi="Times New Roman"/>
                 <w:b/>
                 <w:bCs/>
                 <w:sz w:val="28"/>
@@ -13067,7 +13117,7 @@
             </w:pPr>
             <w:r>
               <w:rPr>
-                <w:rFonts w:ascii="Times New Roman" w:eastAsia="DFKai-SB" w:hAnsi="Times New Roman" w:hint="eastAsia"/>
+                <w:rFonts w:ascii="Times New Roman" w:eastAsia="標楷體" w:hAnsi="Times New Roman" w:hint="eastAsia"/>
                 <w:b/>
                 <w:bCs/>
                 <w:sz w:val="28"/>
@@ -13085,13 +13135,13 @@
               <w:ind w:left="263" w:hanging="216"/>
               <w:textAlignment w:val="center"/>
               <w:rPr>
-                <w:rFonts w:ascii="Times New Roman" w:eastAsia="DFKai-SB" w:hAnsi="Times New Roman"/>
+                <w:rFonts w:ascii="Times New Roman" w:eastAsia="標楷體" w:hAnsi="Times New Roman"/>
                 <w:sz w:val="28"/>
               </w:rPr>
             </w:pPr>
             <w:r>
               <w:rPr>
-                <w:rFonts w:ascii="Times New Roman" w:eastAsia="DFKai-SB" w:hAnsi="Times New Roman" w:hint="eastAsia"/>
+                <w:rFonts w:ascii="Times New Roman" w:eastAsia="標楷體" w:hAnsi="Times New Roman" w:hint="eastAsia"/>
                 <w:sz w:val="28"/>
               </w:rPr>
               <w:t>技術開發</w:t>
@@ -13107,13 +13157,13 @@
               <w:ind w:left="263" w:hanging="216"/>
               <w:textAlignment w:val="center"/>
               <w:rPr>
-                <w:rFonts w:ascii="Times New Roman" w:eastAsia="DFKai-SB" w:hAnsi="Times New Roman"/>
+                <w:rFonts w:ascii="Times New Roman" w:eastAsia="標楷體" w:hAnsi="Times New Roman"/>
                 <w:sz w:val="28"/>
               </w:rPr>
             </w:pPr>
             <w:r>
               <w:rPr>
-                <w:rFonts w:ascii="Times New Roman" w:eastAsia="DFKai-SB" w:hAnsi="Times New Roman" w:hint="eastAsia"/>
+                <w:rFonts w:ascii="Times New Roman" w:eastAsia="標楷體" w:hAnsi="Times New Roman" w:hint="eastAsia"/>
                 <w:sz w:val="28"/>
               </w:rPr>
               <w:t>硬體整合</w:t>
@@ -13129,13 +13179,13 @@
               <w:ind w:left="263" w:hanging="216"/>
               <w:textAlignment w:val="center"/>
               <w:rPr>
-                <w:rFonts w:ascii="Times New Roman" w:eastAsia="DFKai-SB" w:hAnsi="Times New Roman"/>
+                <w:rFonts w:ascii="Times New Roman" w:eastAsia="標楷體" w:hAnsi="Times New Roman"/>
                 <w:sz w:val="28"/>
               </w:rPr>
             </w:pPr>
             <w:r>
               <w:rPr>
-                <w:rFonts w:ascii="Times New Roman" w:eastAsia="DFKai-SB" w:hAnsi="Times New Roman" w:hint="eastAsia"/>
+                <w:rFonts w:ascii="Times New Roman" w:eastAsia="標楷體" w:hAnsi="Times New Roman" w:hint="eastAsia"/>
                 <w:sz w:val="28"/>
               </w:rPr>
               <w:t>場域驗證</w:t>
@@ -13151,13 +13201,13 @@
               <w:ind w:left="263" w:hanging="216"/>
               <w:textAlignment w:val="center"/>
               <w:rPr>
-                <w:rFonts w:ascii="Times New Roman" w:eastAsia="DFKai-SB" w:hAnsi="Times New Roman"/>
+                <w:rFonts w:ascii="Times New Roman" w:eastAsia="標楷體" w:hAnsi="Times New Roman"/>
                 <w:sz w:val="28"/>
               </w:rPr>
             </w:pPr>
             <w:r>
               <w:rPr>
-                <w:rFonts w:ascii="Times New Roman" w:eastAsia="DFKai-SB" w:hAnsi="Times New Roman" w:hint="eastAsia"/>
+                <w:rFonts w:ascii="Times New Roman" w:eastAsia="標楷體" w:hAnsi="Times New Roman" w:hint="eastAsia"/>
                 <w:sz w:val="28"/>
               </w:rPr>
               <w:t>維修巡檢</w:t>
@@ -13174,7 +13224,7 @@
             <w:pPr>
               <w:textAlignment w:val="center"/>
               <w:rPr>
-                <w:rFonts w:ascii="Times New Roman" w:eastAsia="DFKai-SB" w:hAnsi="Times New Roman"/>
+                <w:rFonts w:ascii="Times New Roman" w:eastAsia="標楷體" w:hAnsi="Times New Roman"/>
                 <w:b/>
                 <w:bCs/>
                 <w:sz w:val="28"/>
@@ -13182,7 +13232,7 @@
             </w:pPr>
             <w:r>
               <w:rPr>
-                <w:rFonts w:ascii="Times New Roman" w:eastAsia="DFKai-SB" w:hAnsi="Times New Roman" w:hint="eastAsia"/>
+                <w:rFonts w:ascii="Times New Roman" w:eastAsia="標楷體" w:hAnsi="Times New Roman" w:hint="eastAsia"/>
                 <w:b/>
                 <w:bCs/>
                 <w:sz w:val="28"/>
@@ -13200,13 +13250,13 @@
               <w:ind w:left="263" w:hanging="216"/>
               <w:textAlignment w:val="center"/>
               <w:rPr>
-                <w:rFonts w:ascii="Times New Roman" w:eastAsia="DFKai-SB" w:hAnsi="Times New Roman"/>
+                <w:rFonts w:ascii="Times New Roman" w:eastAsia="標楷體" w:hAnsi="Times New Roman"/>
                 <w:sz w:val="28"/>
               </w:rPr>
             </w:pPr>
             <w:r>
               <w:rPr>
-                <w:rFonts w:ascii="Times New Roman" w:eastAsia="DFKai-SB" w:hAnsi="Times New Roman" w:hint="eastAsia"/>
+                <w:rFonts w:ascii="Times New Roman" w:eastAsia="標楷體" w:hAnsi="Times New Roman" w:hint="eastAsia"/>
                 <w:sz w:val="28"/>
               </w:rPr>
               <w:t>信任保障：</w:t>
@@ -13214,7 +13264,7 @@
             <w:proofErr w:type="gramStart"/>
             <w:r>
               <w:rPr>
-                <w:rFonts w:ascii="Times New Roman" w:eastAsia="DFKai-SB" w:hAnsi="Times New Roman" w:hint="eastAsia"/>
+                <w:rFonts w:ascii="Times New Roman" w:eastAsia="標楷體" w:hAnsi="Times New Roman" w:hint="eastAsia"/>
                 <w:sz w:val="28"/>
               </w:rPr>
               <w:t>區塊鏈智慧</w:t>
@@ -13222,7 +13272,7 @@
             <w:proofErr w:type="gramEnd"/>
             <w:r>
               <w:rPr>
-                <w:rFonts w:ascii="Times New Roman" w:eastAsia="DFKai-SB" w:hAnsi="Times New Roman" w:hint="eastAsia"/>
+                <w:rFonts w:ascii="Times New Roman" w:eastAsia="標楷體" w:hAnsi="Times New Roman" w:hint="eastAsia"/>
                 <w:sz w:val="28"/>
               </w:rPr>
               <w:t>合約託管</w:t>
@@ -13238,13 +13288,13 @@
               <w:ind w:left="263" w:hanging="216"/>
               <w:textAlignment w:val="center"/>
               <w:rPr>
-                <w:rFonts w:ascii="Times New Roman" w:eastAsia="DFKai-SB" w:hAnsi="Times New Roman"/>
+                <w:rFonts w:ascii="Times New Roman" w:eastAsia="標楷體" w:hAnsi="Times New Roman"/>
                 <w:sz w:val="28"/>
               </w:rPr>
             </w:pPr>
             <w:r>
               <w:rPr>
-                <w:rFonts w:ascii="Times New Roman" w:eastAsia="DFKai-SB" w:hAnsi="Times New Roman" w:hint="eastAsia"/>
+                <w:rFonts w:ascii="Times New Roman" w:eastAsia="標楷體" w:hAnsi="Times New Roman" w:hint="eastAsia"/>
                 <w:sz w:val="28"/>
               </w:rPr>
               <w:t>全自動無人化</w:t>
@@ -13260,13 +13310,13 @@
               <w:ind w:left="263" w:hanging="216"/>
               <w:textAlignment w:val="center"/>
               <w:rPr>
-                <w:rFonts w:ascii="Times New Roman" w:eastAsia="DFKai-SB" w:hAnsi="Times New Roman"/>
+                <w:rFonts w:ascii="Times New Roman" w:eastAsia="標楷體" w:hAnsi="Times New Roman"/>
                 <w:sz w:val="28"/>
               </w:rPr>
             </w:pPr>
             <w:r>
               <w:rPr>
-                <w:rFonts w:ascii="Times New Roman" w:eastAsia="DFKai-SB" w:hAnsi="Times New Roman" w:hint="eastAsia"/>
+                <w:rFonts w:ascii="Times New Roman" w:eastAsia="標楷體" w:hAnsi="Times New Roman" w:hint="eastAsia"/>
                 <w:sz w:val="28"/>
               </w:rPr>
               <w:t>自助取件</w:t>
@@ -13282,13 +13332,13 @@
               <w:ind w:left="263" w:hanging="216"/>
               <w:textAlignment w:val="center"/>
               <w:rPr>
-                <w:rFonts w:ascii="Times New Roman" w:eastAsia="DFKai-SB" w:hAnsi="Times New Roman"/>
+                <w:rFonts w:ascii="Times New Roman" w:eastAsia="標楷體" w:hAnsi="Times New Roman"/>
                 <w:sz w:val="28"/>
               </w:rPr>
             </w:pPr>
             <w:r>
               <w:rPr>
-                <w:rFonts w:ascii="Times New Roman" w:eastAsia="DFKai-SB" w:hAnsi="Times New Roman" w:hint="eastAsia"/>
+                <w:rFonts w:ascii="Times New Roman" w:eastAsia="標楷體" w:hAnsi="Times New Roman" w:hint="eastAsia"/>
                 <w:sz w:val="28"/>
               </w:rPr>
               <w:t>綠色校園永續</w:t>
@@ -13303,7 +13353,7 @@
             <w:pPr>
               <w:textAlignment w:val="center"/>
               <w:rPr>
-                <w:rFonts w:ascii="Times New Roman" w:eastAsia="DFKai-SB" w:hAnsi="Times New Roman"/>
+                <w:rFonts w:ascii="Times New Roman" w:eastAsia="標楷體" w:hAnsi="Times New Roman"/>
                 <w:b/>
                 <w:bCs/>
                 <w:sz w:val="28"/>
@@ -13311,7 +13361,7 @@
             </w:pPr>
             <w:r>
               <w:rPr>
-                <w:rFonts w:ascii="Times New Roman" w:eastAsia="DFKai-SB" w:hAnsi="Times New Roman" w:hint="eastAsia"/>
+                <w:rFonts w:ascii="Times New Roman" w:eastAsia="標楷體" w:hAnsi="Times New Roman" w:hint="eastAsia"/>
                 <w:b/>
                 <w:bCs/>
                 <w:sz w:val="28"/>
@@ -13329,13 +13379,13 @@
               <w:ind w:left="263" w:hanging="216"/>
               <w:textAlignment w:val="center"/>
               <w:rPr>
-                <w:rFonts w:ascii="Times New Roman" w:eastAsia="DFKai-SB" w:hAnsi="Times New Roman"/>
+                <w:rFonts w:ascii="Times New Roman" w:eastAsia="標楷體" w:hAnsi="Times New Roman"/>
                 <w:sz w:val="28"/>
               </w:rPr>
             </w:pPr>
             <w:r>
               <w:rPr>
-                <w:rFonts w:ascii="Times New Roman" w:eastAsia="DFKai-SB" w:hAnsi="Times New Roman" w:hint="eastAsia"/>
+                <w:rFonts w:ascii="Times New Roman" w:eastAsia="標楷體" w:hAnsi="Times New Roman" w:hint="eastAsia"/>
                 <w:sz w:val="28"/>
               </w:rPr>
               <w:t>爭議處理機制</w:t>
@@ -13351,13 +13401,13 @@
               <w:ind w:left="263" w:hanging="216"/>
               <w:textAlignment w:val="center"/>
               <w:rPr>
-                <w:rFonts w:ascii="Times New Roman" w:eastAsia="DFKai-SB" w:hAnsi="Times New Roman"/>
+                <w:rFonts w:ascii="Times New Roman" w:eastAsia="標楷體" w:hAnsi="Times New Roman"/>
                 <w:sz w:val="28"/>
               </w:rPr>
             </w:pPr>
             <w:r>
               <w:rPr>
-                <w:rFonts w:ascii="Times New Roman" w:eastAsia="DFKai-SB" w:hAnsi="Times New Roman" w:hint="eastAsia"/>
+                <w:rFonts w:ascii="Times New Roman" w:eastAsia="標楷體" w:hAnsi="Times New Roman" w:hint="eastAsia"/>
                 <w:sz w:val="28"/>
               </w:rPr>
               <w:t>賣家等級制度</w:t>
@@ -13373,7 +13423,7 @@
             <w:pPr>
               <w:textAlignment w:val="center"/>
               <w:rPr>
-                <w:rFonts w:ascii="Times New Roman" w:eastAsia="DFKai-SB" w:hAnsi="Times New Roman"/>
+                <w:rFonts w:ascii="Times New Roman" w:eastAsia="標楷體" w:hAnsi="Times New Roman"/>
                 <w:b/>
                 <w:bCs/>
                 <w:sz w:val="28"/>
@@ -13381,7 +13431,7 @@
             </w:pPr>
             <w:r>
               <w:rPr>
-                <w:rFonts w:ascii="Times New Roman" w:eastAsia="DFKai-SB" w:hAnsi="Times New Roman" w:hint="eastAsia"/>
+                <w:rFonts w:ascii="Times New Roman" w:eastAsia="標楷體" w:hAnsi="Times New Roman" w:hint="eastAsia"/>
                 <w:b/>
                 <w:bCs/>
                 <w:sz w:val="28"/>
@@ -13399,13 +13449,13 @@
               <w:ind w:left="263" w:hanging="216"/>
               <w:textAlignment w:val="center"/>
               <w:rPr>
-                <w:rFonts w:ascii="Times New Roman" w:eastAsia="DFKai-SB" w:hAnsi="Times New Roman"/>
+                <w:rFonts w:ascii="Times New Roman" w:eastAsia="標楷體" w:hAnsi="Times New Roman"/>
                 <w:sz w:val="28"/>
               </w:rPr>
             </w:pPr>
             <w:r>
               <w:rPr>
-                <w:rFonts w:ascii="Times New Roman" w:eastAsia="DFKai-SB" w:hAnsi="Times New Roman" w:hint="eastAsia"/>
+                <w:rFonts w:ascii="Times New Roman" w:eastAsia="標楷體" w:hAnsi="Times New Roman" w:hint="eastAsia"/>
                 <w:sz w:val="28"/>
               </w:rPr>
               <w:t>有買賣書籍需求者</w:t>
@@ -13421,13 +13471,13 @@
               <w:ind w:left="263" w:hanging="216"/>
               <w:textAlignment w:val="center"/>
               <w:rPr>
-                <w:rFonts w:ascii="Times New Roman" w:eastAsia="DFKai-SB" w:hAnsi="Times New Roman"/>
+                <w:rFonts w:ascii="Times New Roman" w:eastAsia="標楷體" w:hAnsi="Times New Roman"/>
                 <w:sz w:val="28"/>
               </w:rPr>
             </w:pPr>
             <w:r>
               <w:rPr>
-                <w:rFonts w:ascii="Times New Roman" w:eastAsia="DFKai-SB" w:hAnsi="Times New Roman" w:hint="eastAsia"/>
+                <w:rFonts w:ascii="Times New Roman" w:eastAsia="標楷體" w:hAnsi="Times New Roman" w:hint="eastAsia"/>
                 <w:sz w:val="28"/>
               </w:rPr>
               <w:t>欲降低負擔的學生族群</w:t>
@@ -13448,7 +13498,7 @@
             <w:pPr>
               <w:textAlignment w:val="center"/>
               <w:rPr>
-                <w:rFonts w:ascii="Times New Roman" w:eastAsia="DFKai-SB" w:hAnsi="Times New Roman"/>
+                <w:rFonts w:ascii="Times New Roman" w:eastAsia="標楷體" w:hAnsi="Times New Roman"/>
                 <w:sz w:val="28"/>
               </w:rPr>
             </w:pPr>
@@ -13462,7 +13512,7 @@
             <w:pPr>
               <w:textAlignment w:val="center"/>
               <w:rPr>
-                <w:rFonts w:ascii="Times New Roman" w:eastAsia="DFKai-SB" w:hAnsi="Times New Roman"/>
+                <w:rFonts w:ascii="Times New Roman" w:eastAsia="標楷體" w:hAnsi="Times New Roman"/>
                 <w:b/>
                 <w:bCs/>
                 <w:sz w:val="28"/>
@@ -13470,7 +13520,7 @@
             </w:pPr>
             <w:r>
               <w:rPr>
-                <w:rFonts w:ascii="Times New Roman" w:eastAsia="DFKai-SB" w:hAnsi="Times New Roman" w:hint="eastAsia"/>
+                <w:rFonts w:ascii="Times New Roman" w:eastAsia="標楷體" w:hAnsi="Times New Roman" w:hint="eastAsia"/>
                 <w:b/>
                 <w:bCs/>
                 <w:sz w:val="28"/>
@@ -13488,13 +13538,13 @@
               <w:ind w:left="263" w:hanging="216"/>
               <w:textAlignment w:val="center"/>
               <w:rPr>
-                <w:rFonts w:ascii="Times New Roman" w:eastAsia="DFKai-SB" w:hAnsi="Times New Roman"/>
+                <w:rFonts w:ascii="Times New Roman" w:eastAsia="標楷體" w:hAnsi="Times New Roman"/>
                 <w:sz w:val="28"/>
               </w:rPr>
             </w:pPr>
             <w:r>
               <w:rPr>
-                <w:rFonts w:ascii="Times New Roman" w:eastAsia="DFKai-SB" w:hAnsi="Times New Roman" w:hint="eastAsia"/>
+                <w:rFonts w:ascii="Times New Roman" w:eastAsia="標楷體" w:hAnsi="Times New Roman" w:hint="eastAsia"/>
                 <w:sz w:val="28"/>
               </w:rPr>
               <w:t>書籍數據庫</w:t>
@@ -13510,13 +13560,13 @@
               <w:ind w:left="263" w:hanging="216"/>
               <w:textAlignment w:val="center"/>
               <w:rPr>
-                <w:rFonts w:ascii="Times New Roman" w:eastAsia="DFKai-SB" w:hAnsi="Times New Roman"/>
+                <w:rFonts w:ascii="Times New Roman" w:eastAsia="標楷體" w:hAnsi="Times New Roman"/>
                 <w:sz w:val="28"/>
               </w:rPr>
             </w:pPr>
             <w:r>
               <w:rPr>
-                <w:rFonts w:ascii="Times New Roman" w:eastAsia="DFKai-SB" w:hAnsi="Times New Roman" w:hint="eastAsia"/>
+                <w:rFonts w:ascii="Times New Roman" w:eastAsia="標楷體" w:hAnsi="Times New Roman" w:hint="eastAsia"/>
                 <w:sz w:val="28"/>
               </w:rPr>
               <w:t>技術團隊</w:t>
@@ -13532,13 +13582,13 @@
               <w:ind w:left="263" w:hanging="216"/>
               <w:textAlignment w:val="center"/>
               <w:rPr>
-                <w:rFonts w:ascii="Times New Roman" w:eastAsia="DFKai-SB" w:hAnsi="Times New Roman"/>
+                <w:rFonts w:ascii="Times New Roman" w:eastAsia="標楷體" w:hAnsi="Times New Roman"/>
                 <w:sz w:val="28"/>
               </w:rPr>
             </w:pPr>
             <w:r>
               <w:rPr>
-                <w:rFonts w:ascii="Times New Roman" w:eastAsia="DFKai-SB" w:hAnsi="Times New Roman" w:hint="eastAsia"/>
+                <w:rFonts w:ascii="Times New Roman" w:eastAsia="標楷體" w:hAnsi="Times New Roman" w:hint="eastAsia"/>
                 <w:sz w:val="28"/>
               </w:rPr>
               <w:t>硬體設施</w:t>
@@ -13555,7 +13605,7 @@
             <w:pPr>
               <w:textAlignment w:val="center"/>
               <w:rPr>
-                <w:rFonts w:ascii="Times New Roman" w:eastAsia="DFKai-SB" w:hAnsi="Times New Roman"/>
+                <w:rFonts w:ascii="Times New Roman" w:eastAsia="標楷體" w:hAnsi="Times New Roman"/>
                 <w:sz w:val="28"/>
               </w:rPr>
             </w:pPr>
@@ -13569,7 +13619,7 @@
             <w:pPr>
               <w:textAlignment w:val="center"/>
               <w:rPr>
-                <w:rFonts w:ascii="Times New Roman" w:eastAsia="DFKai-SB" w:hAnsi="Times New Roman"/>
+                <w:rFonts w:ascii="Times New Roman" w:eastAsia="標楷體" w:hAnsi="Times New Roman"/>
                 <w:b/>
                 <w:bCs/>
                 <w:sz w:val="28"/>
@@ -13577,7 +13627,7 @@
             </w:pPr>
             <w:r>
               <w:rPr>
-                <w:rFonts w:ascii="Times New Roman" w:eastAsia="DFKai-SB" w:hAnsi="Times New Roman" w:hint="eastAsia"/>
+                <w:rFonts w:ascii="Times New Roman" w:eastAsia="標楷體" w:hAnsi="Times New Roman" w:hint="eastAsia"/>
                 <w:b/>
                 <w:bCs/>
                 <w:sz w:val="28"/>
@@ -13595,20 +13645,20 @@
               <w:ind w:left="263" w:hanging="216"/>
               <w:textAlignment w:val="center"/>
               <w:rPr>
-                <w:rFonts w:ascii="Times New Roman" w:eastAsia="DFKai-SB" w:hAnsi="Times New Roman"/>
+                <w:rFonts w:ascii="Times New Roman" w:eastAsia="標楷體" w:hAnsi="Times New Roman"/>
                 <w:sz w:val="28"/>
               </w:rPr>
             </w:pPr>
             <w:r>
               <w:rPr>
-                <w:rFonts w:ascii="Times New Roman" w:eastAsia="DFKai-SB" w:hAnsi="Times New Roman" w:hint="eastAsia"/>
+                <w:rFonts w:ascii="Times New Roman" w:eastAsia="標楷體" w:hAnsi="Times New Roman" w:hint="eastAsia"/>
                 <w:sz w:val="28"/>
               </w:rPr>
               <w:t>APP/</w:t>
             </w:r>
             <w:r>
               <w:rPr>
-                <w:rFonts w:ascii="Times New Roman" w:eastAsia="DFKai-SB" w:hAnsi="Times New Roman" w:hint="eastAsia"/>
+                <w:rFonts w:ascii="Times New Roman" w:eastAsia="標楷體" w:hAnsi="Times New Roman" w:hint="eastAsia"/>
                 <w:sz w:val="28"/>
               </w:rPr>
               <w:t>網站</w:t>
@@ -13624,13 +13674,13 @@
               <w:ind w:left="263" w:hanging="216"/>
               <w:textAlignment w:val="center"/>
               <w:rPr>
-                <w:rFonts w:ascii="Times New Roman" w:eastAsia="DFKai-SB" w:hAnsi="Times New Roman"/>
+                <w:rFonts w:ascii="Times New Roman" w:eastAsia="標楷體" w:hAnsi="Times New Roman"/>
                 <w:sz w:val="28"/>
               </w:rPr>
             </w:pPr>
             <w:r>
               <w:rPr>
-                <w:rFonts w:ascii="Times New Roman" w:eastAsia="DFKai-SB" w:hAnsi="Times New Roman" w:hint="eastAsia"/>
+                <w:rFonts w:ascii="Times New Roman" w:eastAsia="標楷體" w:hAnsi="Times New Roman" w:hint="eastAsia"/>
                 <w:sz w:val="28"/>
               </w:rPr>
               <w:t>校園</w:t>
@@ -13638,7 +13688,7 @@
             <w:proofErr w:type="gramStart"/>
             <w:r>
               <w:rPr>
-                <w:rFonts w:ascii="Times New Roman" w:eastAsia="DFKai-SB" w:hAnsi="Times New Roman" w:hint="eastAsia"/>
+                <w:rFonts w:ascii="Times New Roman" w:eastAsia="標楷體" w:hAnsi="Times New Roman" w:hint="eastAsia"/>
                 <w:sz w:val="28"/>
               </w:rPr>
               <w:t>捷運等場域</w:t>
@@ -13655,13 +13705,13 @@
               <w:ind w:left="263" w:hanging="216"/>
               <w:textAlignment w:val="center"/>
               <w:rPr>
-                <w:rFonts w:ascii="Times New Roman" w:eastAsia="DFKai-SB" w:hAnsi="Times New Roman"/>
+                <w:rFonts w:ascii="Times New Roman" w:eastAsia="標楷體" w:hAnsi="Times New Roman"/>
                 <w:sz w:val="28"/>
               </w:rPr>
             </w:pPr>
             <w:r>
               <w:rPr>
-                <w:rFonts w:ascii="Times New Roman" w:eastAsia="DFKai-SB" w:hAnsi="Times New Roman" w:hint="eastAsia"/>
+                <w:rFonts w:ascii="Times New Roman" w:eastAsia="標楷體" w:hAnsi="Times New Roman" w:hint="eastAsia"/>
                 <w:sz w:val="28"/>
               </w:rPr>
               <w:t>社群媒體</w:t>
@@ -13677,7 +13727,7 @@
             <w:pPr>
               <w:textAlignment w:val="center"/>
               <w:rPr>
-                <w:rFonts w:ascii="Times New Roman" w:eastAsia="DFKai-SB" w:hAnsi="Times New Roman"/>
+                <w:rFonts w:ascii="Times New Roman" w:eastAsia="標楷體" w:hAnsi="Times New Roman"/>
                 <w:sz w:val="28"/>
               </w:rPr>
             </w:pPr>
@@ -13697,7 +13747,7 @@
             <w:pPr>
               <w:textAlignment w:val="center"/>
               <w:rPr>
-                <w:rFonts w:ascii="Times New Roman" w:eastAsia="DFKai-SB" w:hAnsi="Times New Roman"/>
+                <w:rFonts w:ascii="Times New Roman" w:eastAsia="標楷體" w:hAnsi="Times New Roman"/>
                 <w:b/>
                 <w:bCs/>
                 <w:sz w:val="28"/>
@@ -13705,7 +13755,7 @@
             </w:pPr>
             <w:r>
               <w:rPr>
-                <w:rFonts w:ascii="Times New Roman" w:eastAsia="DFKai-SB" w:hAnsi="Times New Roman" w:hint="eastAsia"/>
+                <w:rFonts w:ascii="Times New Roman" w:eastAsia="標楷體" w:hAnsi="Times New Roman" w:hint="eastAsia"/>
                 <w:b/>
                 <w:bCs/>
                 <w:sz w:val="28"/>
@@ -13723,13 +13773,13 @@
               <w:ind w:left="263" w:hanging="216"/>
               <w:textAlignment w:val="center"/>
               <w:rPr>
-                <w:rFonts w:ascii="Times New Roman" w:eastAsia="DFKai-SB" w:hAnsi="Times New Roman"/>
+                <w:rFonts w:ascii="Times New Roman" w:eastAsia="標楷體" w:hAnsi="Times New Roman"/>
                 <w:sz w:val="28"/>
               </w:rPr>
             </w:pPr>
             <w:r>
               <w:rPr>
-                <w:rFonts w:ascii="Times New Roman" w:eastAsia="DFKai-SB" w:hAnsi="Times New Roman" w:hint="eastAsia"/>
+                <w:rFonts w:ascii="Times New Roman" w:eastAsia="標楷體" w:hAnsi="Times New Roman" w:hint="eastAsia"/>
                 <w:sz w:val="28"/>
               </w:rPr>
               <w:t>零件維修</w:t>
@@ -13745,13 +13795,13 @@
               <w:ind w:left="263" w:hanging="216"/>
               <w:textAlignment w:val="center"/>
               <w:rPr>
-                <w:rFonts w:ascii="Times New Roman" w:eastAsia="DFKai-SB" w:hAnsi="Times New Roman"/>
+                <w:rFonts w:ascii="Times New Roman" w:eastAsia="標楷體" w:hAnsi="Times New Roman"/>
                 <w:sz w:val="28"/>
               </w:rPr>
             </w:pPr>
             <w:r>
               <w:rPr>
-                <w:rFonts w:ascii="Times New Roman" w:eastAsia="DFKai-SB" w:hAnsi="Times New Roman" w:hint="eastAsia"/>
+                <w:rFonts w:ascii="Times New Roman" w:eastAsia="標楷體" w:hAnsi="Times New Roman" w:hint="eastAsia"/>
                 <w:sz w:val="28"/>
               </w:rPr>
               <w:t>書櫃運作電費</w:t>
@@ -13767,14 +13817,14 @@
               <w:ind w:left="263" w:hanging="216"/>
               <w:textAlignment w:val="center"/>
               <w:rPr>
-                <w:rFonts w:ascii="Times New Roman" w:eastAsia="DFKai-SB" w:hAnsi="Times New Roman"/>
+                <w:rFonts w:ascii="Times New Roman" w:eastAsia="標楷體" w:hAnsi="Times New Roman"/>
                 <w:sz w:val="28"/>
               </w:rPr>
             </w:pPr>
             <w:proofErr w:type="gramStart"/>
             <w:r>
               <w:rPr>
-                <w:rFonts w:ascii="Times New Roman" w:eastAsia="DFKai-SB" w:hAnsi="Times New Roman" w:hint="eastAsia"/>
+                <w:rFonts w:ascii="Times New Roman" w:eastAsia="標楷體" w:hAnsi="Times New Roman" w:hint="eastAsia"/>
                 <w:sz w:val="28"/>
               </w:rPr>
               <w:t>區塊鏈交易</w:t>
@@ -13782,7 +13832,7 @@
             <w:proofErr w:type="gramEnd"/>
             <w:r>
               <w:rPr>
-                <w:rFonts w:ascii="Times New Roman" w:eastAsia="DFKai-SB" w:hAnsi="Times New Roman" w:hint="eastAsia"/>
+                <w:rFonts w:ascii="Times New Roman" w:eastAsia="標楷體" w:hAnsi="Times New Roman" w:hint="eastAsia"/>
                 <w:sz w:val="28"/>
               </w:rPr>
               <w:t>手續費</w:t>
@@ -13798,13 +13848,13 @@
               <w:ind w:left="263" w:hanging="216"/>
               <w:textAlignment w:val="center"/>
               <w:rPr>
-                <w:rFonts w:ascii="Times New Roman" w:eastAsia="DFKai-SB" w:hAnsi="Times New Roman"/>
+                <w:rFonts w:ascii="Times New Roman" w:eastAsia="標楷體" w:hAnsi="Times New Roman"/>
                 <w:sz w:val="28"/>
               </w:rPr>
             </w:pPr>
             <w:r>
               <w:rPr>
-                <w:rFonts w:ascii="Times New Roman" w:eastAsia="DFKai-SB" w:hAnsi="Times New Roman" w:hint="eastAsia"/>
+                <w:rFonts w:ascii="Times New Roman" w:eastAsia="標楷體" w:hAnsi="Times New Roman" w:hint="eastAsia"/>
                 <w:sz w:val="28"/>
               </w:rPr>
               <w:t>雲端伺服器成本</w:t>
@@ -13820,34 +13870,34 @@
               <w:ind w:left="263" w:hanging="216"/>
               <w:textAlignment w:val="center"/>
               <w:rPr>
-                <w:rFonts w:ascii="Times New Roman" w:eastAsia="DFKai-SB" w:hAnsi="Times New Roman"/>
+                <w:rFonts w:ascii="Times New Roman" w:eastAsia="標楷體" w:hAnsi="Times New Roman"/>
                 <w:sz w:val="28"/>
               </w:rPr>
             </w:pPr>
             <w:r>
               <w:rPr>
-                <w:rFonts w:ascii="Times New Roman" w:eastAsia="DFKai-SB" w:hAnsi="Times New Roman" w:hint="eastAsia"/>
+                <w:rFonts w:ascii="Times New Roman" w:eastAsia="標楷體" w:hAnsi="Times New Roman" w:hint="eastAsia"/>
                 <w:sz w:val="28"/>
               </w:rPr>
               <w:t>行銷與社群推廣費</w:t>
             </w:r>
             <w:r>
               <w:rPr>
-                <w:rFonts w:ascii="Times New Roman" w:eastAsia="DFKai-SB" w:hAnsi="Times New Roman" w:hint="eastAsia"/>
+                <w:rFonts w:ascii="Times New Roman" w:eastAsia="標楷體" w:hAnsi="Times New Roman" w:hint="eastAsia"/>
                 <w:sz w:val="28"/>
               </w:rPr>
               <w:t>(</w:t>
             </w:r>
             <w:r>
               <w:rPr>
-                <w:rFonts w:ascii="Times New Roman" w:eastAsia="DFKai-SB" w:hAnsi="Times New Roman" w:hint="eastAsia"/>
+                <w:rFonts w:ascii="Times New Roman" w:eastAsia="標楷體" w:hAnsi="Times New Roman" w:hint="eastAsia"/>
                 <w:sz w:val="28"/>
               </w:rPr>
               <w:t>初期推廣</w:t>
             </w:r>
             <w:r>
               <w:rPr>
-                <w:rFonts w:ascii="Times New Roman" w:eastAsia="DFKai-SB" w:hAnsi="Times New Roman" w:hint="eastAsia"/>
+                <w:rFonts w:ascii="Times New Roman" w:eastAsia="標楷體" w:hAnsi="Times New Roman" w:hint="eastAsia"/>
                 <w:sz w:val="28"/>
               </w:rPr>
               <w:t>)</w:t>
@@ -13863,20 +13913,20 @@
               <w:ind w:left="263" w:hanging="216"/>
               <w:textAlignment w:val="center"/>
               <w:rPr>
-                <w:rFonts w:ascii="Times New Roman" w:eastAsia="DFKai-SB" w:hAnsi="Times New Roman"/>
+                <w:rFonts w:ascii="Times New Roman" w:eastAsia="標楷體" w:hAnsi="Times New Roman"/>
                 <w:sz w:val="28"/>
               </w:rPr>
             </w:pPr>
             <w:r>
               <w:rPr>
-                <w:rFonts w:ascii="Times New Roman" w:eastAsia="DFKai-SB" w:hAnsi="Times New Roman" w:hint="eastAsia"/>
+                <w:rFonts w:ascii="Times New Roman" w:eastAsia="標楷體" w:hAnsi="Times New Roman" w:hint="eastAsia"/>
                 <w:sz w:val="28"/>
               </w:rPr>
               <w:t>API</w:t>
             </w:r>
             <w:r>
               <w:rPr>
-                <w:rFonts w:ascii="Times New Roman" w:eastAsia="DFKai-SB" w:hAnsi="Times New Roman" w:hint="eastAsia"/>
+                <w:rFonts w:ascii="Times New Roman" w:eastAsia="標楷體" w:hAnsi="Times New Roman" w:hint="eastAsia"/>
                 <w:sz w:val="28"/>
               </w:rPr>
               <w:t>串接費用</w:t>
@@ -13892,7 +13942,7 @@
             <w:pPr>
               <w:textAlignment w:val="center"/>
               <w:rPr>
-                <w:rFonts w:ascii="Times New Roman" w:eastAsia="DFKai-SB" w:hAnsi="Times New Roman"/>
+                <w:rFonts w:ascii="Times New Roman" w:eastAsia="標楷體" w:hAnsi="Times New Roman"/>
                 <w:b/>
                 <w:bCs/>
                 <w:sz w:val="28"/>
@@ -13900,7 +13950,7 @@
             </w:pPr>
             <w:r>
               <w:rPr>
-                <w:rFonts w:ascii="Times New Roman" w:eastAsia="DFKai-SB" w:hAnsi="Times New Roman" w:hint="eastAsia"/>
+                <w:rFonts w:ascii="Times New Roman" w:eastAsia="標楷體" w:hAnsi="Times New Roman" w:hint="eastAsia"/>
                 <w:b/>
                 <w:bCs/>
                 <w:sz w:val="28"/>
@@ -13918,13 +13968,13 @@
               <w:ind w:left="263" w:hanging="216"/>
               <w:textAlignment w:val="center"/>
               <w:rPr>
-                <w:rFonts w:ascii="Times New Roman" w:eastAsia="DFKai-SB" w:hAnsi="Times New Roman"/>
+                <w:rFonts w:ascii="Times New Roman" w:eastAsia="標楷體" w:hAnsi="Times New Roman"/>
                 <w:sz w:val="28"/>
               </w:rPr>
             </w:pPr>
             <w:r>
               <w:rPr>
-                <w:rFonts w:ascii="Times New Roman" w:eastAsia="DFKai-SB" w:hAnsi="Times New Roman" w:hint="eastAsia"/>
+                <w:rFonts w:ascii="Times New Roman" w:eastAsia="標楷體" w:hAnsi="Times New Roman" w:hint="eastAsia"/>
                 <w:sz w:val="28"/>
               </w:rPr>
               <w:t>交易手續費</w:t>
@@ -13940,13 +13990,13 @@
               <w:ind w:left="263" w:hanging="216"/>
               <w:textAlignment w:val="center"/>
               <w:rPr>
-                <w:rFonts w:ascii="Times New Roman" w:eastAsia="DFKai-SB" w:hAnsi="Times New Roman"/>
+                <w:rFonts w:ascii="Times New Roman" w:eastAsia="標楷體" w:hAnsi="Times New Roman"/>
                 <w:sz w:val="28"/>
               </w:rPr>
             </w:pPr>
             <w:r>
               <w:rPr>
-                <w:rFonts w:ascii="Times New Roman" w:eastAsia="DFKai-SB" w:hAnsi="Times New Roman" w:hint="eastAsia"/>
+                <w:rFonts w:ascii="Times New Roman" w:eastAsia="標楷體" w:hAnsi="Times New Roman" w:hint="eastAsia"/>
                 <w:sz w:val="28"/>
               </w:rPr>
               <w:t>智慧書櫃廣告位</w:t>
@@ -15395,13 +15445,13 @@
               <w:jc w:val="right"/>
               <w:textAlignment w:val="center"/>
               <w:rPr>
-                <w:rFonts w:ascii="Times New Roman" w:eastAsia="DFKai-SB" w:hAnsi="Times New Roman"/>
+                <w:rFonts w:ascii="Times New Roman" w:eastAsia="標楷體" w:hAnsi="Times New Roman"/>
                 <w:sz w:val="28"/>
               </w:rPr>
             </w:pPr>
             <w:r>
               <w:rPr>
-                <w:rFonts w:ascii="Times New Roman" w:eastAsia="DFKai-SB" w:hAnsi="Times New Roman" w:hint="eastAsia"/>
+                <w:rFonts w:ascii="Times New Roman" w:eastAsia="標楷體" w:hAnsi="Times New Roman" w:hint="eastAsia"/>
                 <w:sz w:val="28"/>
               </w:rPr>
               <w:t>內部</w:t>
@@ -15414,13 +15464,13 @@
               <w:jc w:val="both"/>
               <w:textAlignment w:val="center"/>
               <w:rPr>
-                <w:rFonts w:ascii="Times New Roman" w:eastAsia="DFKai-SB" w:hAnsi="Times New Roman"/>
+                <w:rFonts w:ascii="Times New Roman" w:eastAsia="標楷體" w:hAnsi="Times New Roman"/>
                 <w:sz w:val="28"/>
               </w:rPr>
             </w:pPr>
             <w:r>
               <w:rPr>
-                <w:rFonts w:ascii="Times New Roman" w:eastAsia="DFKai-SB" w:hAnsi="Times New Roman" w:hint="eastAsia"/>
+                <w:rFonts w:ascii="Times New Roman" w:eastAsia="標楷體" w:hAnsi="Times New Roman" w:hint="eastAsia"/>
                 <w:sz w:val="28"/>
               </w:rPr>
               <w:t>外部</w:t>
@@ -15440,34 +15490,34 @@
               <w:jc w:val="center"/>
               <w:textAlignment w:val="center"/>
               <w:rPr>
-                <w:rFonts w:ascii="Times New Roman" w:eastAsia="DFKai-SB" w:hAnsi="Times New Roman"/>
+                <w:rFonts w:ascii="Times New Roman" w:eastAsia="標楷體" w:hAnsi="Times New Roman"/>
                 <w:sz w:val="28"/>
               </w:rPr>
             </w:pPr>
             <w:r>
               <w:rPr>
-                <w:rFonts w:ascii="Times New Roman" w:eastAsia="DFKai-SB" w:hAnsi="Times New Roman" w:hint="eastAsia"/>
+                <w:rFonts w:ascii="Times New Roman" w:eastAsia="標楷體" w:hAnsi="Times New Roman" w:hint="eastAsia"/>
                 <w:sz w:val="28"/>
               </w:rPr>
               <w:t>優勢</w:t>
             </w:r>
             <w:r>
               <w:rPr>
-                <w:rFonts w:ascii="Times New Roman" w:eastAsia="DFKai-SB" w:hAnsi="Times New Roman" w:hint="eastAsia"/>
+                <w:rFonts w:ascii="Times New Roman" w:eastAsia="標楷體" w:hAnsi="Times New Roman" w:hint="eastAsia"/>
                 <w:sz w:val="28"/>
               </w:rPr>
               <w:t>（</w:t>
             </w:r>
             <w:r>
               <w:rPr>
-                <w:rFonts w:ascii="Times New Roman" w:eastAsia="DFKai-SB" w:hAnsi="Times New Roman" w:hint="eastAsia"/>
+                <w:rFonts w:ascii="Times New Roman" w:eastAsia="標楷體" w:hAnsi="Times New Roman" w:hint="eastAsia"/>
                 <w:sz w:val="28"/>
               </w:rPr>
               <w:t>Strengths</w:t>
             </w:r>
             <w:r>
               <w:rPr>
-                <w:rFonts w:ascii="Times New Roman" w:eastAsia="DFKai-SB" w:hAnsi="Times New Roman" w:hint="eastAsia"/>
+                <w:rFonts w:ascii="Times New Roman" w:eastAsia="標楷體" w:hAnsi="Times New Roman" w:hint="eastAsia"/>
                 <w:sz w:val="28"/>
               </w:rPr>
               <w:t>）</w:t>
@@ -15488,34 +15538,34 @@
               <w:jc w:val="center"/>
               <w:textAlignment w:val="center"/>
               <w:rPr>
-                <w:rFonts w:ascii="Times New Roman" w:eastAsia="DFKai-SB" w:hAnsi="Times New Roman"/>
+                <w:rFonts w:ascii="Times New Roman" w:eastAsia="標楷體" w:hAnsi="Times New Roman"/>
                 <w:sz w:val="28"/>
               </w:rPr>
             </w:pPr>
             <w:r>
               <w:rPr>
-                <w:rFonts w:ascii="Times New Roman" w:eastAsia="DFKai-SB" w:hAnsi="Times New Roman" w:hint="eastAsia"/>
+                <w:rFonts w:ascii="Times New Roman" w:eastAsia="標楷體" w:hAnsi="Times New Roman" w:hint="eastAsia"/>
                 <w:sz w:val="28"/>
               </w:rPr>
               <w:t>劣勢</w:t>
             </w:r>
             <w:r>
               <w:rPr>
-                <w:rFonts w:ascii="Times New Roman" w:eastAsia="DFKai-SB" w:hAnsi="Times New Roman" w:hint="eastAsia"/>
+                <w:rFonts w:ascii="Times New Roman" w:eastAsia="標楷體" w:hAnsi="Times New Roman" w:hint="eastAsia"/>
                 <w:sz w:val="28"/>
               </w:rPr>
               <w:t>（</w:t>
             </w:r>
             <w:r>
               <w:rPr>
-                <w:rFonts w:ascii="Times New Roman" w:eastAsia="DFKai-SB" w:hAnsi="Times New Roman"/>
+                <w:rFonts w:ascii="Times New Roman" w:eastAsia="標楷體" w:hAnsi="Times New Roman"/>
                 <w:sz w:val="28"/>
               </w:rPr>
               <w:t>Weaknesses</w:t>
             </w:r>
             <w:r>
               <w:rPr>
-                <w:rFonts w:ascii="Times New Roman" w:eastAsia="DFKai-SB" w:hAnsi="Times New Roman" w:hint="eastAsia"/>
+                <w:rFonts w:ascii="Times New Roman" w:eastAsia="標楷體" w:hAnsi="Times New Roman" w:hint="eastAsia"/>
                 <w:sz w:val="28"/>
               </w:rPr>
               <w:t>）</w:t>
@@ -15541,13 +15591,13 @@
               <w:jc w:val="center"/>
               <w:textAlignment w:val="center"/>
               <w:rPr>
-                <w:rFonts w:ascii="Times New Roman" w:eastAsia="DFKai-SB" w:hAnsi="Times New Roman"/>
+                <w:rFonts w:ascii="Times New Roman" w:eastAsia="標楷體" w:hAnsi="Times New Roman"/>
                 <w:sz w:val="28"/>
               </w:rPr>
             </w:pPr>
             <w:r>
               <w:rPr>
-                <w:rFonts w:ascii="Times New Roman" w:eastAsia="DFKai-SB" w:hAnsi="Times New Roman" w:hint="eastAsia"/>
+                <w:rFonts w:ascii="Times New Roman" w:eastAsia="標楷體" w:hAnsi="Times New Roman" w:hint="eastAsia"/>
                 <w:sz w:val="28"/>
               </w:rPr>
               <w:t>機會</w:t>
@@ -15560,27 +15610,27 @@
               <w:jc w:val="center"/>
               <w:textAlignment w:val="center"/>
               <w:rPr>
-                <w:rFonts w:ascii="Times New Roman" w:eastAsia="DFKai-SB" w:hAnsi="Times New Roman"/>
+                <w:rFonts w:ascii="Times New Roman" w:eastAsia="標楷體" w:hAnsi="Times New Roman"/>
                 <w:sz w:val="28"/>
               </w:rPr>
             </w:pPr>
             <w:r>
               <w:rPr>
-                <w:rFonts w:ascii="Times New Roman" w:eastAsia="DFKai-SB" w:hAnsi="Times New Roman" w:hint="eastAsia"/>
+                <w:rFonts w:ascii="Times New Roman" w:eastAsia="標楷體" w:hAnsi="Times New Roman" w:hint="eastAsia"/>
                 <w:sz w:val="28"/>
               </w:rPr>
               <w:t>（</w:t>
             </w:r>
             <w:r>
               <w:rPr>
-                <w:rFonts w:ascii="Times New Roman" w:eastAsia="DFKai-SB" w:hAnsi="Times New Roman" w:hint="eastAsia"/>
+                <w:rFonts w:ascii="Times New Roman" w:eastAsia="標楷體" w:hAnsi="Times New Roman" w:hint="eastAsia"/>
                 <w:sz w:val="28"/>
               </w:rPr>
               <w:t>Opportunities</w:t>
             </w:r>
             <w:r>
               <w:rPr>
-                <w:rFonts w:ascii="Times New Roman" w:eastAsia="DFKai-SB" w:hAnsi="Times New Roman" w:hint="eastAsia"/>
+                <w:rFonts w:ascii="Times New Roman" w:eastAsia="標楷體" w:hAnsi="Times New Roman" w:hint="eastAsia"/>
                 <w:sz w:val="28"/>
               </w:rPr>
               <w:t>）</w:t>
@@ -15599,20 +15649,20 @@
               <w:jc w:val="both"/>
               <w:textAlignment w:val="center"/>
               <w:rPr>
-                <w:rFonts w:ascii="Times New Roman" w:eastAsia="DFKai-SB" w:hAnsi="Times New Roman"/>
+                <w:rFonts w:ascii="Times New Roman" w:eastAsia="標楷體" w:hAnsi="Times New Roman"/>
                 <w:sz w:val="28"/>
               </w:rPr>
             </w:pPr>
             <w:r>
               <w:rPr>
-                <w:rFonts w:ascii="Times New Roman" w:eastAsia="DFKai-SB" w:hAnsi="Times New Roman" w:hint="eastAsia"/>
+                <w:rFonts w:ascii="Times New Roman" w:eastAsia="標楷體" w:hAnsi="Times New Roman" w:hint="eastAsia"/>
                 <w:sz w:val="28"/>
               </w:rPr>
               <w:t>SO</w:t>
             </w:r>
             <w:r>
               <w:rPr>
-                <w:rFonts w:ascii="Times New Roman" w:eastAsia="DFKai-SB" w:hAnsi="Times New Roman" w:hint="eastAsia"/>
+                <w:rFonts w:ascii="Times New Roman" w:eastAsia="標楷體" w:hAnsi="Times New Roman" w:hint="eastAsia"/>
                 <w:sz w:val="28"/>
               </w:rPr>
               <w:t>策略：</w:t>
@@ -15629,13 +15679,13 @@
               <w:jc w:val="both"/>
               <w:textAlignment w:val="center"/>
               <w:rPr>
-                <w:rFonts w:ascii="Times New Roman" w:eastAsia="DFKai-SB" w:hAnsi="Times New Roman"/>
+                <w:rFonts w:ascii="Times New Roman" w:eastAsia="標楷體" w:hAnsi="Times New Roman"/>
                 <w:sz w:val="28"/>
               </w:rPr>
             </w:pPr>
             <w:r>
               <w:rPr>
-                <w:rFonts w:ascii="Times New Roman" w:eastAsia="DFKai-SB" w:hAnsi="Times New Roman" w:hint="eastAsia"/>
+                <w:rFonts w:ascii="Times New Roman" w:eastAsia="標楷體" w:hAnsi="Times New Roman" w:hint="eastAsia"/>
                 <w:sz w:val="28"/>
               </w:rPr>
               <w:t>利用</w:t>
@@ -15643,7 +15693,7 @@
             <w:proofErr w:type="gramStart"/>
             <w:r>
               <w:rPr>
-                <w:rFonts w:ascii="Times New Roman" w:eastAsia="DFKai-SB" w:hAnsi="Times New Roman" w:hint="eastAsia"/>
+                <w:rFonts w:ascii="Times New Roman" w:eastAsia="標楷體" w:hAnsi="Times New Roman" w:hint="eastAsia"/>
                 <w:sz w:val="28"/>
               </w:rPr>
               <w:t>技術跨域整合</w:t>
@@ -15651,21 +15701,21 @@
             <w:proofErr w:type="gramEnd"/>
             <w:r>
               <w:rPr>
-                <w:rFonts w:ascii="Times New Roman" w:eastAsia="DFKai-SB" w:hAnsi="Times New Roman" w:hint="eastAsia"/>
+                <w:rFonts w:ascii="Times New Roman" w:eastAsia="標楷體" w:hAnsi="Times New Roman" w:hint="eastAsia"/>
                 <w:sz w:val="28"/>
               </w:rPr>
               <w:t>（</w:t>
             </w:r>
             <w:r>
               <w:rPr>
-                <w:rFonts w:ascii="Times New Roman" w:eastAsia="DFKai-SB" w:hAnsi="Times New Roman" w:hint="eastAsia"/>
+                <w:rFonts w:ascii="Times New Roman" w:eastAsia="標楷體" w:hAnsi="Times New Roman" w:hint="eastAsia"/>
                 <w:sz w:val="28"/>
               </w:rPr>
               <w:t>IoT+</w:t>
             </w:r>
             <w:r>
               <w:rPr>
-                <w:rFonts w:ascii="Times New Roman" w:eastAsia="DFKai-SB" w:hAnsi="Times New Roman" w:hint="eastAsia"/>
+                <w:rFonts w:ascii="Times New Roman" w:eastAsia="標楷體" w:hAnsi="Times New Roman" w:hint="eastAsia"/>
                 <w:sz w:val="28"/>
               </w:rPr>
               <w:t>金流）的門檻，積極爭取捷運站點與校園進駐，作為智慧城市與永續校園的實踐標竿。</w:t>
@@ -15682,41 +15732,41 @@
               <w:jc w:val="both"/>
               <w:textAlignment w:val="center"/>
               <w:rPr>
-                <w:rFonts w:ascii="Times New Roman" w:eastAsia="DFKai-SB" w:hAnsi="Times New Roman"/>
+                <w:rFonts w:ascii="Times New Roman" w:eastAsia="標楷體" w:hAnsi="Times New Roman"/>
                 <w:sz w:val="28"/>
               </w:rPr>
             </w:pPr>
             <w:r>
               <w:rPr>
-                <w:rFonts w:ascii="Times New Roman" w:eastAsia="DFKai-SB" w:hAnsi="Times New Roman" w:hint="eastAsia"/>
+                <w:rFonts w:ascii="Times New Roman" w:eastAsia="標楷體" w:hAnsi="Times New Roman" w:hint="eastAsia"/>
                 <w:sz w:val="28"/>
               </w:rPr>
               <w:t>結合</w:t>
             </w:r>
             <w:r>
               <w:rPr>
-                <w:rFonts w:ascii="Times New Roman" w:eastAsia="DFKai-SB" w:hAnsi="Times New Roman" w:hint="eastAsia"/>
+                <w:rFonts w:ascii="Times New Roman" w:eastAsia="標楷體" w:hAnsi="Times New Roman" w:hint="eastAsia"/>
                 <w:sz w:val="28"/>
               </w:rPr>
               <w:t>ISBN</w:t>
             </w:r>
             <w:r>
               <w:rPr>
-                <w:rFonts w:ascii="Times New Roman" w:eastAsia="DFKai-SB" w:hAnsi="Times New Roman" w:hint="eastAsia"/>
+                <w:rFonts w:ascii="Times New Roman" w:eastAsia="標楷體" w:hAnsi="Times New Roman" w:hint="eastAsia"/>
                 <w:sz w:val="28"/>
               </w:rPr>
               <w:t>快速輸入與個人化推薦系統，降低上架門檻並提高媒合效率，建立比傳統</w:t>
             </w:r>
             <w:r>
               <w:rPr>
-                <w:rFonts w:ascii="Times New Roman" w:eastAsia="DFKai-SB" w:hAnsi="Times New Roman" w:hint="eastAsia"/>
+                <w:rFonts w:ascii="Times New Roman" w:eastAsia="標楷體" w:hAnsi="Times New Roman" w:hint="eastAsia"/>
                 <w:sz w:val="28"/>
               </w:rPr>
               <w:t>FB</w:t>
             </w:r>
             <w:r>
               <w:rPr>
-                <w:rFonts w:ascii="Times New Roman" w:eastAsia="DFKai-SB" w:hAnsi="Times New Roman" w:hint="eastAsia"/>
+                <w:rFonts w:ascii="Times New Roman" w:eastAsia="標楷體" w:hAnsi="Times New Roman" w:hint="eastAsia"/>
                 <w:sz w:val="28"/>
               </w:rPr>
               <w:t>社團更高效的交易生態圈。</w:t>
@@ -15735,20 +15785,20 @@
               <w:jc w:val="both"/>
               <w:textAlignment w:val="center"/>
               <w:rPr>
-                <w:rFonts w:ascii="Times New Roman" w:eastAsia="DFKai-SB" w:hAnsi="Times New Roman"/>
+                <w:rFonts w:ascii="Times New Roman" w:eastAsia="標楷體" w:hAnsi="Times New Roman"/>
                 <w:sz w:val="28"/>
               </w:rPr>
             </w:pPr>
             <w:r>
               <w:rPr>
-                <w:rFonts w:ascii="Times New Roman" w:eastAsia="DFKai-SB" w:hAnsi="Times New Roman" w:hint="eastAsia"/>
+                <w:rFonts w:ascii="Times New Roman" w:eastAsia="標楷體" w:hAnsi="Times New Roman" w:hint="eastAsia"/>
                 <w:sz w:val="28"/>
               </w:rPr>
               <w:t>WO</w:t>
             </w:r>
             <w:r>
               <w:rPr>
-                <w:rFonts w:ascii="Times New Roman" w:eastAsia="DFKai-SB" w:hAnsi="Times New Roman" w:hint="eastAsia"/>
+                <w:rFonts w:ascii="Times New Roman" w:eastAsia="標楷體" w:hAnsi="Times New Roman" w:hint="eastAsia"/>
                 <w:sz w:val="28"/>
               </w:rPr>
               <w:t>策略：</w:t>
@@ -15765,13 +15815,13 @@
               <w:jc w:val="both"/>
               <w:textAlignment w:val="center"/>
               <w:rPr>
-                <w:rFonts w:ascii="Times New Roman" w:eastAsia="DFKai-SB" w:hAnsi="Times New Roman"/>
+                <w:rFonts w:ascii="Times New Roman" w:eastAsia="標楷體" w:hAnsi="Times New Roman"/>
                 <w:sz w:val="28"/>
               </w:rPr>
             </w:pPr>
             <w:r>
               <w:rPr>
-                <w:rFonts w:ascii="Times New Roman" w:eastAsia="DFKai-SB" w:hAnsi="Times New Roman" w:hint="eastAsia"/>
+                <w:rFonts w:ascii="Times New Roman" w:eastAsia="標楷體" w:hAnsi="Times New Roman" w:hint="eastAsia"/>
                 <w:sz w:val="28"/>
               </w:rPr>
               <w:t>針對現有平台（旋轉拍賣、蝦皮）詐騙多的痛點，強調本系統的智慧合約金流託管功能，確保「取貨才撥款」，以極高的安全性吸引資深使用者轉移。</w:t>
@@ -15788,14 +15838,14 @@
               <w:jc w:val="both"/>
               <w:textAlignment w:val="center"/>
               <w:rPr>
-                <w:rFonts w:ascii="Times New Roman" w:eastAsia="DFKai-SB" w:hAnsi="Times New Roman"/>
+                <w:rFonts w:ascii="Times New Roman" w:eastAsia="標楷體" w:hAnsi="Times New Roman"/>
                 <w:sz w:val="28"/>
               </w:rPr>
             </w:pPr>
             <w:proofErr w:type="gramStart"/>
             <w:r>
               <w:rPr>
-                <w:rFonts w:ascii="Times New Roman" w:eastAsia="DFKai-SB" w:hAnsi="Times New Roman" w:hint="eastAsia"/>
+                <w:rFonts w:ascii="Times New Roman" w:eastAsia="標楷體" w:hAnsi="Times New Roman" w:hint="eastAsia"/>
                 <w:sz w:val="28"/>
               </w:rPr>
               <w:t>針對資安風險</w:t>
@@ -15803,7 +15853,7 @@
             <w:proofErr w:type="gramEnd"/>
             <w:r>
               <w:rPr>
-                <w:rFonts w:ascii="Times New Roman" w:eastAsia="DFKai-SB" w:hAnsi="Times New Roman" w:hint="eastAsia"/>
+                <w:rFonts w:ascii="Times New Roman" w:eastAsia="標楷體" w:hAnsi="Times New Roman" w:hint="eastAsia"/>
                 <w:sz w:val="28"/>
               </w:rPr>
               <w:t>，發揮團隊分權管理的優勢，建立多重驗證機制與自動化日誌監控，確保</w:t>
@@ -15811,7 +15861,7 @@
             <w:proofErr w:type="gramStart"/>
             <w:r>
               <w:rPr>
-                <w:rFonts w:ascii="Times New Roman" w:eastAsia="DFKai-SB" w:hAnsi="Times New Roman" w:hint="eastAsia"/>
+                <w:rFonts w:ascii="Times New Roman" w:eastAsia="標楷體" w:hAnsi="Times New Roman" w:hint="eastAsia"/>
                 <w:sz w:val="28"/>
               </w:rPr>
               <w:t>區塊鏈資產</w:t>
@@ -15819,7 +15869,7 @@
             <w:proofErr w:type="gramEnd"/>
             <w:r>
               <w:rPr>
-                <w:rFonts w:ascii="Times New Roman" w:eastAsia="DFKai-SB" w:hAnsi="Times New Roman" w:hint="eastAsia"/>
+                <w:rFonts w:ascii="Times New Roman" w:eastAsia="標楷體" w:hAnsi="Times New Roman" w:hint="eastAsia"/>
                 <w:sz w:val="28"/>
               </w:rPr>
               <w:t>與系統邏輯的穩定性。</w:t>
@@ -15845,13 +15895,13 @@
               <w:jc w:val="center"/>
               <w:textAlignment w:val="center"/>
               <w:rPr>
-                <w:rFonts w:ascii="Times New Roman" w:eastAsia="DFKai-SB" w:hAnsi="Times New Roman"/>
+                <w:rFonts w:ascii="Times New Roman" w:eastAsia="標楷體" w:hAnsi="Times New Roman"/>
                 <w:sz w:val="28"/>
               </w:rPr>
             </w:pPr>
             <w:r>
               <w:rPr>
-                <w:rFonts w:ascii="Times New Roman" w:eastAsia="DFKai-SB" w:hAnsi="Times New Roman" w:hint="eastAsia"/>
+                <w:rFonts w:ascii="Times New Roman" w:eastAsia="標楷體" w:hAnsi="Times New Roman" w:hint="eastAsia"/>
                 <w:sz w:val="28"/>
               </w:rPr>
               <w:t>威脅</w:t>
@@ -15864,27 +15914,27 @@
               <w:jc w:val="center"/>
               <w:textAlignment w:val="center"/>
               <w:rPr>
-                <w:rFonts w:ascii="Times New Roman" w:eastAsia="DFKai-SB" w:hAnsi="Times New Roman"/>
+                <w:rFonts w:ascii="Times New Roman" w:eastAsia="標楷體" w:hAnsi="Times New Roman"/>
                 <w:sz w:val="28"/>
               </w:rPr>
             </w:pPr>
             <w:r>
               <w:rPr>
-                <w:rFonts w:ascii="Times New Roman" w:eastAsia="DFKai-SB" w:hAnsi="Times New Roman" w:hint="eastAsia"/>
+                <w:rFonts w:ascii="Times New Roman" w:eastAsia="標楷體" w:hAnsi="Times New Roman" w:hint="eastAsia"/>
                 <w:sz w:val="28"/>
               </w:rPr>
               <w:t>（</w:t>
             </w:r>
             <w:r>
               <w:rPr>
-                <w:rFonts w:ascii="Times New Roman" w:eastAsia="DFKai-SB" w:hAnsi="Times New Roman" w:hint="eastAsia"/>
+                <w:rFonts w:ascii="Times New Roman" w:eastAsia="標楷體" w:hAnsi="Times New Roman" w:hint="eastAsia"/>
                 <w:sz w:val="28"/>
               </w:rPr>
               <w:t>Threats</w:t>
             </w:r>
             <w:r>
               <w:rPr>
-                <w:rFonts w:ascii="Times New Roman" w:eastAsia="DFKai-SB" w:hAnsi="Times New Roman" w:hint="eastAsia"/>
+                <w:rFonts w:ascii="Times New Roman" w:eastAsia="標楷體" w:hAnsi="Times New Roman" w:hint="eastAsia"/>
                 <w:sz w:val="28"/>
               </w:rPr>
               <w:t>）</w:t>
@@ -15903,20 +15953,20 @@
               <w:jc w:val="both"/>
               <w:textAlignment w:val="center"/>
               <w:rPr>
-                <w:rFonts w:ascii="Times New Roman" w:eastAsia="DFKai-SB" w:hAnsi="Times New Roman"/>
+                <w:rFonts w:ascii="Times New Roman" w:eastAsia="標楷體" w:hAnsi="Times New Roman"/>
                 <w:sz w:val="28"/>
               </w:rPr>
             </w:pPr>
             <w:r>
               <w:rPr>
-                <w:rFonts w:ascii="Times New Roman" w:eastAsia="DFKai-SB" w:hAnsi="Times New Roman" w:hint="eastAsia"/>
+                <w:rFonts w:ascii="Times New Roman" w:eastAsia="標楷體" w:hAnsi="Times New Roman" w:hint="eastAsia"/>
                 <w:sz w:val="28"/>
               </w:rPr>
               <w:t>ST</w:t>
             </w:r>
             <w:r>
               <w:rPr>
-                <w:rFonts w:ascii="Times New Roman" w:eastAsia="DFKai-SB" w:hAnsi="Times New Roman" w:hint="eastAsia"/>
+                <w:rFonts w:ascii="Times New Roman" w:eastAsia="標楷體" w:hAnsi="Times New Roman" w:hint="eastAsia"/>
                 <w:sz w:val="28"/>
               </w:rPr>
               <w:t>策略：</w:t>
@@ -15933,13 +15983,13 @@
               <w:jc w:val="both"/>
               <w:textAlignment w:val="center"/>
               <w:rPr>
-                <w:rFonts w:ascii="Times New Roman" w:eastAsia="DFKai-SB" w:hAnsi="Times New Roman"/>
+                <w:rFonts w:ascii="Times New Roman" w:eastAsia="標楷體" w:hAnsi="Times New Roman"/>
                 <w:sz w:val="28"/>
               </w:rPr>
             </w:pPr>
             <w:r>
               <w:rPr>
-                <w:rFonts w:ascii="Times New Roman" w:eastAsia="DFKai-SB" w:hAnsi="Times New Roman" w:hint="eastAsia"/>
+                <w:rFonts w:ascii="Times New Roman" w:eastAsia="標楷體" w:hAnsi="Times New Roman" w:hint="eastAsia"/>
                 <w:sz w:val="28"/>
               </w:rPr>
               <w:t>針對初期使用者顧慮，可透過與校方進行產學合作，在校內舉辦「二手書永續</w:t>
@@ -15947,7 +15997,7 @@
             <w:proofErr w:type="gramStart"/>
             <w:r>
               <w:rPr>
-                <w:rFonts w:ascii="Times New Roman" w:eastAsia="DFKai-SB" w:hAnsi="Times New Roman" w:hint="eastAsia"/>
+                <w:rFonts w:ascii="Times New Roman" w:eastAsia="標楷體" w:hAnsi="Times New Roman" w:hint="eastAsia"/>
                 <w:sz w:val="28"/>
               </w:rPr>
               <w:t>週</w:t>
@@ -15955,7 +16005,7 @@
             <w:proofErr w:type="gramEnd"/>
             <w:r>
               <w:rPr>
-                <w:rFonts w:ascii="Times New Roman" w:eastAsia="DFKai-SB" w:hAnsi="Times New Roman" w:hint="eastAsia"/>
+                <w:rFonts w:ascii="Times New Roman" w:eastAsia="標楷體" w:hAnsi="Times New Roman" w:hint="eastAsia"/>
                 <w:sz w:val="28"/>
               </w:rPr>
               <w:t>」，提供代幣獎勵來吸引首批種子用戶，累積成功案例。</w:t>
@@ -15972,13 +16022,13 @@
               <w:jc w:val="both"/>
               <w:textAlignment w:val="center"/>
               <w:rPr>
-                <w:rFonts w:ascii="Times New Roman" w:eastAsia="DFKai-SB" w:hAnsi="Times New Roman"/>
+                <w:rFonts w:ascii="Times New Roman" w:eastAsia="標楷體" w:hAnsi="Times New Roman"/>
                 <w:sz w:val="28"/>
               </w:rPr>
             </w:pPr>
             <w:r>
               <w:rPr>
-                <w:rFonts w:ascii="Times New Roman" w:eastAsia="DFKai-SB" w:hAnsi="Times New Roman" w:hint="eastAsia"/>
+                <w:rFonts w:ascii="Times New Roman" w:eastAsia="標楷體" w:hAnsi="Times New Roman" w:hint="eastAsia"/>
                 <w:sz w:val="28"/>
               </w:rPr>
               <w:t>針對使用者學習成本（錢包、掃碼），開發極簡化介面，並在實體智慧書櫃旁張貼直觀的操作教學，利用永續循環的公眾參與感降低使用排斥力。</w:t>
@@ -15997,20 +16047,20 @@
               <w:jc w:val="both"/>
               <w:textAlignment w:val="center"/>
               <w:rPr>
-                <w:rFonts w:ascii="Times New Roman" w:eastAsia="DFKai-SB" w:hAnsi="Times New Roman"/>
+                <w:rFonts w:ascii="Times New Roman" w:eastAsia="標楷體" w:hAnsi="Times New Roman"/>
                 <w:sz w:val="28"/>
               </w:rPr>
             </w:pPr>
             <w:r>
               <w:rPr>
-                <w:rFonts w:ascii="Times New Roman" w:eastAsia="DFKai-SB" w:hAnsi="Times New Roman" w:hint="eastAsia"/>
+                <w:rFonts w:ascii="Times New Roman" w:eastAsia="標楷體" w:hAnsi="Times New Roman" w:hint="eastAsia"/>
                 <w:sz w:val="28"/>
               </w:rPr>
               <w:t>WT</w:t>
             </w:r>
             <w:r>
               <w:rPr>
-                <w:rFonts w:ascii="Times New Roman" w:eastAsia="DFKai-SB" w:hAnsi="Times New Roman" w:hint="eastAsia"/>
+                <w:rFonts w:ascii="Times New Roman" w:eastAsia="標楷體" w:hAnsi="Times New Roman" w:hint="eastAsia"/>
                 <w:sz w:val="28"/>
               </w:rPr>
               <w:t>策略：</w:t>
@@ -16027,13 +16077,13 @@
               <w:jc w:val="both"/>
               <w:textAlignment w:val="center"/>
               <w:rPr>
-                <w:rFonts w:ascii="Times New Roman" w:eastAsia="DFKai-SB" w:hAnsi="Times New Roman"/>
+                <w:rFonts w:ascii="Times New Roman" w:eastAsia="標楷體" w:hAnsi="Times New Roman"/>
                 <w:sz w:val="28"/>
               </w:rPr>
             </w:pPr>
             <w:r>
               <w:rPr>
-                <w:rFonts w:ascii="Times New Roman" w:eastAsia="DFKai-SB" w:hAnsi="Times New Roman" w:hint="eastAsia"/>
+                <w:rFonts w:ascii="Times New Roman" w:eastAsia="標楷體" w:hAnsi="Times New Roman" w:hint="eastAsia"/>
                 <w:sz w:val="28"/>
               </w:rPr>
               <w:t>針對硬體人為損壞與法規限制，初期</w:t>
@@ -16041,7 +16091,7 @@
             <w:proofErr w:type="gramStart"/>
             <w:r>
               <w:rPr>
-                <w:rFonts w:ascii="Times New Roman" w:eastAsia="DFKai-SB" w:hAnsi="Times New Roman" w:hint="eastAsia"/>
+                <w:rFonts w:ascii="Times New Roman" w:eastAsia="標楷體" w:hAnsi="Times New Roman" w:hint="eastAsia"/>
                 <w:sz w:val="28"/>
               </w:rPr>
               <w:t>採</w:t>
@@ -16049,7 +16099,7 @@
             <w:proofErr w:type="gramEnd"/>
             <w:r>
               <w:rPr>
-                <w:rFonts w:ascii="Times New Roman" w:eastAsia="DFKai-SB" w:hAnsi="Times New Roman" w:hint="eastAsia"/>
+                <w:rFonts w:ascii="Times New Roman" w:eastAsia="標楷體" w:hAnsi="Times New Roman" w:hint="eastAsia"/>
                 <w:sz w:val="28"/>
               </w:rPr>
               <w:t>小規模試辦，並與校方或捷運管理單位</w:t>
@@ -16057,7 +16107,7 @@
             <w:proofErr w:type="gramStart"/>
             <w:r>
               <w:rPr>
-                <w:rFonts w:ascii="Times New Roman" w:eastAsia="DFKai-SB" w:hAnsi="Times New Roman" w:hint="eastAsia"/>
+                <w:rFonts w:ascii="Times New Roman" w:eastAsia="標楷體" w:hAnsi="Times New Roman" w:hint="eastAsia"/>
                 <w:sz w:val="28"/>
               </w:rPr>
               <w:t>研</w:t>
@@ -16065,7 +16115,7 @@
             <w:proofErr w:type="gramEnd"/>
             <w:r>
               <w:rPr>
-                <w:rFonts w:ascii="Times New Roman" w:eastAsia="DFKai-SB" w:hAnsi="Times New Roman" w:hint="eastAsia"/>
+                <w:rFonts w:ascii="Times New Roman" w:eastAsia="標楷體" w:hAnsi="Times New Roman" w:hint="eastAsia"/>
                 <w:sz w:val="28"/>
               </w:rPr>
               <w:t>擬「管理協議」，確保設備保險與維護責任歸屬，規避法律風險。</w:t>
@@ -16082,13 +16132,13 @@
               <w:jc w:val="both"/>
               <w:textAlignment w:val="center"/>
               <w:rPr>
-                <w:rFonts w:ascii="Times New Roman" w:eastAsia="DFKai-SB" w:hAnsi="Times New Roman"/>
+                <w:rFonts w:ascii="Times New Roman" w:eastAsia="標楷體" w:hAnsi="Times New Roman"/>
                 <w:sz w:val="28"/>
               </w:rPr>
             </w:pPr>
             <w:r>
               <w:rPr>
-                <w:rFonts w:ascii="Times New Roman" w:eastAsia="DFKai-SB" w:hAnsi="Times New Roman" w:hint="eastAsia"/>
+                <w:rFonts w:ascii="Times New Roman" w:eastAsia="標楷體" w:hAnsi="Times New Roman" w:hint="eastAsia"/>
                 <w:sz w:val="28"/>
               </w:rPr>
               <w:t>針對系統整合壓力，採取模組化分階段上線（先驗證金流，再串接實體櫃），避免一次性大規模投入導致硬體維修</w:t>
@@ -16096,7 +16146,7 @@
             <w:proofErr w:type="gramStart"/>
             <w:r>
               <w:rPr>
-                <w:rFonts w:ascii="Times New Roman" w:eastAsia="DFKai-SB" w:hAnsi="Times New Roman" w:hint="eastAsia"/>
+                <w:rFonts w:ascii="Times New Roman" w:eastAsia="標楷體" w:hAnsi="Times New Roman" w:hint="eastAsia"/>
                 <w:sz w:val="28"/>
               </w:rPr>
               <w:t>或資安漏洞</w:t>
@@ -16104,7 +16154,7 @@
             <w:proofErr w:type="gramEnd"/>
             <w:r>
               <w:rPr>
-                <w:rFonts w:ascii="Times New Roman" w:eastAsia="DFKai-SB" w:hAnsi="Times New Roman" w:hint="eastAsia"/>
+                <w:rFonts w:ascii="Times New Roman" w:eastAsia="標楷體" w:hAnsi="Times New Roman" w:hint="eastAsia"/>
                 <w:sz w:val="28"/>
               </w:rPr>
               <w:t>無法及時修正。</w:t>
@@ -16488,9 +16538,6 @@
                 <w:numId w:val="0"/>
               </w:numPr>
               <w:jc w:val="center"/>
-              <w:rPr>
-                <w:rFonts w:hint="eastAsia"/>
-              </w:rPr>
             </w:pPr>
             <w:r>
               <w:rPr>
@@ -16514,9 +16561,6 @@
                 <w:numId w:val="0"/>
               </w:numPr>
               <w:jc w:val="center"/>
-              <w:rPr>
-                <w:rFonts w:hint="eastAsia"/>
-              </w:rPr>
             </w:pPr>
             <w:r>
               <w:rPr>
@@ -16542,9 +16586,6 @@
                 <w:numId w:val="0"/>
               </w:numPr>
               <w:jc w:val="left"/>
-              <w:rPr>
-                <w:rFonts w:hint="eastAsia"/>
-              </w:rPr>
             </w:pPr>
             <w:r>
               <w:rPr>
@@ -16566,9 +16607,6 @@
                 <w:ilvl w:val="0"/>
                 <w:numId w:val="0"/>
               </w:numPr>
-              <w:rPr>
-                <w:rFonts w:hint="eastAsia"/>
-              </w:rPr>
             </w:pPr>
             <w:r>
               <w:rPr>
@@ -16594,9 +16632,6 @@
                 <w:numId w:val="0"/>
               </w:numPr>
               <w:jc w:val="left"/>
-              <w:rPr>
-                <w:rFonts w:hint="eastAsia"/>
-              </w:rPr>
             </w:pPr>
           </w:p>
         </w:tc>
@@ -16612,9 +16647,6 @@
                 <w:ilvl w:val="0"/>
                 <w:numId w:val="0"/>
               </w:numPr>
-              <w:rPr>
-                <w:rFonts w:hint="eastAsia"/>
-              </w:rPr>
             </w:pPr>
             <w:r>
               <w:rPr>
@@ -16645,9 +16677,6 @@
                 <w:numId w:val="0"/>
               </w:numPr>
               <w:jc w:val="left"/>
-              <w:rPr>
-                <w:rFonts w:hint="eastAsia"/>
-              </w:rPr>
             </w:pPr>
             <w:r>
               <w:rPr>
@@ -16675,9 +16704,6 @@
                 <w:ilvl w:val="0"/>
                 <w:numId w:val="0"/>
               </w:numPr>
-              <w:rPr>
-                <w:rFonts w:hint="eastAsia"/>
-              </w:rPr>
             </w:pPr>
             <w:r>
               <w:rPr>
@@ -16734,9 +16760,6 @@
                 <w:numId w:val="0"/>
               </w:numPr>
               <w:jc w:val="left"/>
-              <w:rPr>
-                <w:rFonts w:hint="eastAsia"/>
-              </w:rPr>
             </w:pPr>
             <w:r>
               <w:rPr>
@@ -16766,9 +16789,6 @@
                 <w:ilvl w:val="0"/>
                 <w:numId w:val="0"/>
               </w:numPr>
-              <w:rPr>
-                <w:rFonts w:hint="eastAsia"/>
-              </w:rPr>
             </w:pPr>
             <w:r>
               <w:rPr>
@@ -16843,9 +16863,6 @@
                 <w:numId w:val="0"/>
               </w:numPr>
               <w:jc w:val="left"/>
-              <w:rPr>
-                <w:rFonts w:hint="eastAsia"/>
-              </w:rPr>
             </w:pPr>
             <w:r>
               <w:rPr>
@@ -16867,9 +16884,6 @@
                 <w:ilvl w:val="0"/>
                 <w:numId w:val="0"/>
               </w:numPr>
-              <w:rPr>
-                <w:rFonts w:hint="eastAsia"/>
-              </w:rPr>
             </w:pPr>
             <w:r>
               <w:rPr>
@@ -16922,9 +16936,6 @@
                 <w:numId w:val="0"/>
               </w:numPr>
               <w:jc w:val="left"/>
-              <w:rPr>
-                <w:rFonts w:hint="eastAsia"/>
-              </w:rPr>
             </w:pPr>
             <w:r>
               <w:rPr>
@@ -16946,9 +16957,6 @@
                 <w:ilvl w:val="0"/>
                 <w:numId w:val="0"/>
               </w:numPr>
-              <w:rPr>
-                <w:rFonts w:hint="eastAsia"/>
-              </w:rPr>
             </w:pPr>
             <w:r>
               <w:rPr>
@@ -16973,9 +16981,6 @@
                 <w:numId w:val="0"/>
               </w:numPr>
               <w:jc w:val="left"/>
-              <w:rPr>
-                <w:rFonts w:hint="eastAsia"/>
-              </w:rPr>
             </w:pPr>
             <w:r>
               <w:rPr>
@@ -16997,9 +17002,6 @@
                 <w:ilvl w:val="0"/>
                 <w:numId w:val="0"/>
               </w:numPr>
-              <w:rPr>
-                <w:rFonts w:hint="eastAsia"/>
-              </w:rPr>
             </w:pPr>
             <w:r>
               <w:rPr>
@@ -17076,9 +17078,6 @@
                 <w:numId w:val="0"/>
               </w:numPr>
               <w:jc w:val="left"/>
-              <w:rPr>
-                <w:rFonts w:hint="eastAsia"/>
-              </w:rPr>
             </w:pPr>
             <w:proofErr w:type="gramStart"/>
             <w:r>
@@ -17108,9 +17107,6 @@
                 <w:ilvl w:val="0"/>
                 <w:numId w:val="0"/>
               </w:numPr>
-              <w:rPr>
-                <w:rFonts w:hint="eastAsia"/>
-              </w:rPr>
             </w:pPr>
             <w:r>
               <w:rPr>
@@ -17171,9 +17167,6 @@
                 <w:numId w:val="0"/>
               </w:numPr>
               <w:jc w:val="left"/>
-              <w:rPr>
-                <w:rFonts w:hint="eastAsia"/>
-              </w:rPr>
             </w:pPr>
             <w:r>
               <w:rPr>
@@ -17209,9 +17202,6 @@
                 <w:ilvl w:val="0"/>
                 <w:numId w:val="0"/>
               </w:numPr>
-              <w:rPr>
-                <w:rFonts w:hint="eastAsia"/>
-              </w:rPr>
             </w:pPr>
             <w:r>
               <w:rPr>
@@ -17236,9 +17226,6 @@
                 <w:numId w:val="0"/>
               </w:numPr>
               <w:jc w:val="left"/>
-              <w:rPr>
-                <w:rFonts w:hint="eastAsia"/>
-              </w:rPr>
             </w:pPr>
             <w:r>
               <w:rPr>
@@ -17260,9 +17247,6 @@
                 <w:ilvl w:val="0"/>
                 <w:numId w:val="0"/>
               </w:numPr>
-              <w:rPr>
-                <w:rFonts w:hint="eastAsia"/>
-              </w:rPr>
             </w:pPr>
             <w:r>
               <w:rPr>
@@ -17311,9 +17295,6 @@
                 <w:numId w:val="0"/>
               </w:numPr>
               <w:jc w:val="left"/>
-              <w:rPr>
-                <w:rFonts w:hint="eastAsia"/>
-              </w:rPr>
             </w:pPr>
             <w:r>
               <w:rPr>
@@ -17335,9 +17316,6 @@
                 <w:ilvl w:val="0"/>
                 <w:numId w:val="0"/>
               </w:numPr>
-              <w:rPr>
-                <w:rFonts w:hint="eastAsia"/>
-              </w:rPr>
             </w:pPr>
             <w:r>
               <w:rPr>
@@ -17362,9 +17340,6 @@
                 <w:numId w:val="0"/>
               </w:numPr>
               <w:jc w:val="left"/>
-              <w:rPr>
-                <w:rFonts w:hint="eastAsia"/>
-              </w:rPr>
             </w:pPr>
             <w:r>
               <w:rPr>
@@ -17404,9 +17379,6 @@
                 <w:ilvl w:val="0"/>
                 <w:numId w:val="0"/>
               </w:numPr>
-              <w:rPr>
-                <w:rFonts w:hint="eastAsia"/>
-              </w:rPr>
             </w:pPr>
             <w:r>
               <w:rPr>
@@ -17479,9 +17451,6 @@
                 <w:numId w:val="0"/>
               </w:numPr>
               <w:jc w:val="left"/>
-              <w:rPr>
-                <w:rFonts w:hint="eastAsia"/>
-              </w:rPr>
             </w:pPr>
             <w:r>
               <w:rPr>
@@ -17503,9 +17472,6 @@
                 <w:ilvl w:val="0"/>
                 <w:numId w:val="0"/>
               </w:numPr>
-              <w:rPr>
-                <w:rFonts w:hint="eastAsia"/>
-              </w:rPr>
             </w:pPr>
             <w:r>
               <w:rPr>
@@ -17530,9 +17496,6 @@
                 <w:numId w:val="0"/>
               </w:numPr>
               <w:jc w:val="left"/>
-              <w:rPr>
-                <w:rFonts w:hint="eastAsia"/>
-              </w:rPr>
             </w:pPr>
             <w:r>
               <w:rPr>
@@ -17554,9 +17517,6 @@
                 <w:ilvl w:val="0"/>
                 <w:numId w:val="0"/>
               </w:numPr>
-              <w:rPr>
-                <w:rFonts w:hint="eastAsia"/>
-              </w:rPr>
             </w:pPr>
             <w:r>
               <w:rPr>
@@ -17676,13 +17636,7 @@
         <w:rPr>
           <w:rFonts w:hint="eastAsia"/>
         </w:rPr>
-        <w:t>系統管理員</w:t>
-      </w:r>
-      <w:r>
-        <w:rPr>
-          <w:rFonts w:hint="eastAsia"/>
-        </w:rPr>
-        <w:t>功能性需求</w:t>
+        <w:t>系統管理員功能性需求</w:t>
       </w:r>
       <w:r>
         <w:rPr>
@@ -17717,9 +17671,6 @@
                 <w:numId w:val="0"/>
               </w:numPr>
               <w:jc w:val="center"/>
-              <w:rPr>
-                <w:rFonts w:hint="eastAsia"/>
-              </w:rPr>
             </w:pPr>
             <w:r>
               <w:rPr>
@@ -17743,9 +17694,6 @@
                 <w:numId w:val="0"/>
               </w:numPr>
               <w:jc w:val="center"/>
-              <w:rPr>
-                <w:rFonts w:hint="eastAsia"/>
-              </w:rPr>
             </w:pPr>
             <w:r>
               <w:rPr>
@@ -17770,9 +17718,6 @@
                 <w:numId w:val="0"/>
               </w:numPr>
               <w:jc w:val="left"/>
-              <w:rPr>
-                <w:rFonts w:hint="eastAsia"/>
-              </w:rPr>
             </w:pPr>
             <w:r>
               <w:rPr>
@@ -17794,9 +17739,6 @@
                 <w:ilvl w:val="0"/>
                 <w:numId w:val="0"/>
               </w:numPr>
-              <w:rPr>
-                <w:rFonts w:hint="eastAsia"/>
-              </w:rPr>
             </w:pPr>
             <w:r>
               <w:rPr>
@@ -17821,9 +17763,6 @@
                 <w:numId w:val="0"/>
               </w:numPr>
               <w:jc w:val="left"/>
-              <w:rPr>
-                <w:rFonts w:hint="eastAsia"/>
-              </w:rPr>
             </w:pPr>
             <w:r>
               <w:rPr>
@@ -17845,9 +17784,6 @@
                 <w:ilvl w:val="0"/>
                 <w:numId w:val="0"/>
               </w:numPr>
-              <w:rPr>
-                <w:rFonts w:hint="eastAsia"/>
-              </w:rPr>
             </w:pPr>
             <w:r>
               <w:rPr>
@@ -17886,9 +17822,6 @@
                 <w:numId w:val="0"/>
               </w:numPr>
               <w:jc w:val="left"/>
-              <w:rPr>
-                <w:rFonts w:hint="eastAsia"/>
-              </w:rPr>
             </w:pPr>
             <w:r>
               <w:rPr>
@@ -17910,9 +17843,6 @@
                 <w:ilvl w:val="0"/>
                 <w:numId w:val="0"/>
               </w:numPr>
-              <w:rPr>
-                <w:rFonts w:hint="eastAsia"/>
-              </w:rPr>
             </w:pPr>
             <w:r>
               <w:rPr>
@@ -17963,9 +17893,6 @@
                 <w:numId w:val="0"/>
               </w:numPr>
               <w:jc w:val="left"/>
-              <w:rPr>
-                <w:rFonts w:hint="eastAsia"/>
-              </w:rPr>
             </w:pPr>
             <w:r>
               <w:rPr>
@@ -17987,9 +17914,6 @@
                 <w:ilvl w:val="0"/>
                 <w:numId w:val="0"/>
               </w:numPr>
-              <w:rPr>
-                <w:rFonts w:hint="eastAsia"/>
-              </w:rPr>
             </w:pPr>
             <w:r>
               <w:rPr>
@@ -18110,13 +18034,7 @@
         <w:rPr>
           <w:rFonts w:hint="eastAsia"/>
         </w:rPr>
-        <w:t>使用者非</w:t>
-      </w:r>
-      <w:r>
-        <w:rPr>
-          <w:rFonts w:hint="eastAsia"/>
-        </w:rPr>
-        <w:t>功能性需求</w:t>
+        <w:t>使用者非功能性需求</w:t>
       </w:r>
       <w:r>
         <w:rPr>
@@ -18151,21 +18069,12 @@
                 <w:numId w:val="0"/>
               </w:numPr>
               <w:jc w:val="center"/>
+            </w:pPr>
+            <w:r>
               <w:rPr>
                 <w:rFonts w:hint="eastAsia"/>
               </w:rPr>
-            </w:pPr>
-            <w:r>
-              <w:rPr>
-                <w:rFonts w:hint="eastAsia"/>
-              </w:rPr>
-              <w:t>非</w:t>
-            </w:r>
-            <w:r>
-              <w:rPr>
-                <w:rFonts w:hint="eastAsia"/>
-              </w:rPr>
-              <w:t>功能性需求</w:t>
+              <w:t>非功能性需求</w:t>
             </w:r>
           </w:p>
         </w:tc>
@@ -18183,9 +18092,6 @@
                 <w:numId w:val="0"/>
               </w:numPr>
               <w:jc w:val="center"/>
-              <w:rPr>
-                <w:rFonts w:hint="eastAsia"/>
-              </w:rPr>
             </w:pPr>
             <w:r>
               <w:rPr>
@@ -18210,9 +18116,6 @@
                 <w:numId w:val="0"/>
               </w:numPr>
               <w:jc w:val="left"/>
-              <w:rPr>
-                <w:rFonts w:hint="eastAsia"/>
-              </w:rPr>
             </w:pPr>
             <w:r>
               <w:rPr>
@@ -18234,9 +18137,6 @@
                 <w:ilvl w:val="0"/>
                 <w:numId w:val="0"/>
               </w:numPr>
-              <w:rPr>
-                <w:rFonts w:hint="eastAsia"/>
-              </w:rPr>
             </w:pPr>
             <w:r>
               <w:rPr>
@@ -18303,9 +18203,6 @@
                 <w:numId w:val="0"/>
               </w:numPr>
               <w:jc w:val="left"/>
-              <w:rPr>
-                <w:rFonts w:hint="eastAsia"/>
-              </w:rPr>
             </w:pPr>
             <w:r>
               <w:rPr>
@@ -18327,9 +18224,6 @@
                 <w:ilvl w:val="0"/>
                 <w:numId w:val="0"/>
               </w:numPr>
-              <w:rPr>
-                <w:rFonts w:hint="eastAsia"/>
-              </w:rPr>
             </w:pPr>
             <w:r>
               <w:rPr>
@@ -18354,9 +18248,6 @@
                 <w:numId w:val="0"/>
               </w:numPr>
               <w:jc w:val="left"/>
-              <w:rPr>
-                <w:rFonts w:hint="eastAsia"/>
-              </w:rPr>
             </w:pPr>
             <w:r>
               <w:rPr>
@@ -18378,9 +18269,6 @@
                 <w:ilvl w:val="0"/>
                 <w:numId w:val="0"/>
               </w:numPr>
-              <w:rPr>
-                <w:rFonts w:hint="eastAsia"/>
-              </w:rPr>
             </w:pPr>
             <w:r>
               <w:rPr>
@@ -18431,9 +18319,6 @@
                 <w:numId w:val="0"/>
               </w:numPr>
               <w:jc w:val="left"/>
-              <w:rPr>
-                <w:rFonts w:hint="eastAsia"/>
-              </w:rPr>
             </w:pPr>
             <w:r>
               <w:rPr>
@@ -18455,9 +18340,6 @@
                 <w:ilvl w:val="0"/>
                 <w:numId w:val="0"/>
               </w:numPr>
-              <w:rPr>
-                <w:rFonts w:hint="eastAsia"/>
-              </w:rPr>
             </w:pPr>
             <w:r>
               <w:rPr>
@@ -18588,19 +18470,7 @@
         <w:rPr>
           <w:rFonts w:hint="eastAsia"/>
         </w:rPr>
-        <w:t>系統管理員</w:t>
-      </w:r>
-      <w:r>
-        <w:rPr>
-          <w:rFonts w:hint="eastAsia"/>
-        </w:rPr>
-        <w:t>非</w:t>
-      </w:r>
-      <w:r>
-        <w:rPr>
-          <w:rFonts w:hint="eastAsia"/>
-        </w:rPr>
-        <w:t>功能性需求</w:t>
+        <w:t>系統管理員非功能性需求</w:t>
       </w:r>
       <w:r>
         <w:rPr>
@@ -18635,21 +18505,12 @@
                 <w:numId w:val="0"/>
               </w:numPr>
               <w:jc w:val="center"/>
+            </w:pPr>
+            <w:r>
               <w:rPr>
                 <w:rFonts w:hint="eastAsia"/>
               </w:rPr>
-            </w:pPr>
-            <w:r>
-              <w:rPr>
-                <w:rFonts w:hint="eastAsia"/>
-              </w:rPr>
-              <w:t>非</w:t>
-            </w:r>
-            <w:r>
-              <w:rPr>
-                <w:rFonts w:hint="eastAsia"/>
-              </w:rPr>
-              <w:t>功能性需求</w:t>
+              <w:t>非功能性需求</w:t>
             </w:r>
           </w:p>
         </w:tc>
@@ -18667,9 +18528,6 @@
                 <w:numId w:val="0"/>
               </w:numPr>
               <w:jc w:val="center"/>
-              <w:rPr>
-                <w:rFonts w:hint="eastAsia"/>
-              </w:rPr>
             </w:pPr>
             <w:r>
               <w:rPr>
@@ -18694,9 +18552,6 @@
                 <w:numId w:val="0"/>
               </w:numPr>
               <w:jc w:val="left"/>
-              <w:rPr>
-                <w:rFonts w:hint="eastAsia"/>
-              </w:rPr>
             </w:pPr>
             <w:r>
               <w:rPr>
@@ -18718,9 +18573,6 @@
                 <w:ilvl w:val="0"/>
                 <w:numId w:val="0"/>
               </w:numPr>
-              <w:rPr>
-                <w:rFonts w:hint="eastAsia"/>
-              </w:rPr>
             </w:pPr>
             <w:r>
               <w:rPr>
@@ -18769,9 +18621,6 @@
                 <w:numId w:val="0"/>
               </w:numPr>
               <w:jc w:val="left"/>
-              <w:rPr>
-                <w:rFonts w:hint="eastAsia"/>
-              </w:rPr>
             </w:pPr>
             <w:r>
               <w:rPr>
@@ -18793,9 +18642,6 @@
                 <w:ilvl w:val="0"/>
                 <w:numId w:val="0"/>
               </w:numPr>
-              <w:rPr>
-                <w:rFonts w:hint="eastAsia"/>
-              </w:rPr>
             </w:pPr>
             <w:r>
               <w:rPr>
@@ -18858,9 +18704,6 @@
                 <w:numId w:val="0"/>
               </w:numPr>
               <w:jc w:val="left"/>
-              <w:rPr>
-                <w:rFonts w:hint="eastAsia"/>
-              </w:rPr>
             </w:pPr>
             <w:r>
               <w:rPr>
@@ -18882,9 +18725,6 @@
                 <w:ilvl w:val="0"/>
                 <w:numId w:val="0"/>
               </w:numPr>
-              <w:rPr>
-                <w:rFonts w:hint="eastAsia"/>
-              </w:rPr>
             </w:pPr>
             <w:r>
               <w:rPr>
@@ -18933,9 +18773,6 @@
                 <w:numId w:val="0"/>
               </w:numPr>
               <w:jc w:val="left"/>
-              <w:rPr>
-                <w:rFonts w:hint="eastAsia"/>
-              </w:rPr>
             </w:pPr>
             <w:r>
               <w:rPr>
@@ -18957,9 +18794,6 @@
                 <w:ilvl w:val="0"/>
                 <w:numId w:val="0"/>
               </w:numPr>
-              <w:rPr>
-                <w:rFonts w:hint="eastAsia"/>
-              </w:rPr>
             </w:pPr>
             <w:r>
               <w:rPr>
@@ -19004,9 +18838,6 @@
           <w:ilvl w:val="0"/>
           <w:numId w:val="0"/>
         </w:numPr>
-        <w:rPr>
-          <w:rFonts w:hint="eastAsia"/>
-        </w:rPr>
       </w:pPr>
     </w:p>
     <w:p>
@@ -20142,7 +19973,6 @@
         <w:docPartUnique/>
       </w:docPartObj>
     </w:sdtPr>
-    <w:sdtEndPr/>
     <w:sdtContent>
       <w:p>
         <w:pPr>
@@ -20183,7 +20013,6 @@
         <w:docPartUnique/>
       </w:docPartObj>
     </w:sdtPr>
-    <w:sdtEndPr/>
     <w:sdtContent>
       <w:p>
         <w:pPr>
@@ -22629,7 +22458,6 @@
   <w:style w:type="character" w:default="1" w:styleId="a2">
     <w:name w:val="Default Paragraph Font"/>
     <w:uiPriority w:val="1"/>
-    <w:semiHidden/>
     <w:unhideWhenUsed/>
   </w:style>
   <w:style w:type="table" w:default="1" w:styleId="a3">
@@ -23145,7 +22973,7 @@
       <w:jc w:val="center"/>
     </w:pPr>
     <w:rPr>
-      <w:rFonts w:ascii="Times New Roman" w:eastAsia="DFKai-SB" w:hAnsi="Times New Roman"/>
+      <w:rFonts w:ascii="Times New Roman" w:eastAsia="標楷體" w:hAnsi="Times New Roman"/>
       <w:sz w:val="28"/>
       <w:szCs w:val="25"/>
     </w:rPr>
@@ -23162,7 +22990,7 @@
       <w:spacing w:line="500" w:lineRule="exact"/>
     </w:pPr>
     <w:rPr>
-      <w:rFonts w:ascii="Times New Roman" w:eastAsia="DFKai-SB" w:hAnsi="Times New Roman"/>
+      <w:rFonts w:ascii="Times New Roman" w:eastAsia="標楷體" w:hAnsi="Times New Roman"/>
       <w:b/>
       <w:color w:val="000000" w:themeColor="text1"/>
       <w:sz w:val="28"/>
@@ -23181,7 +23009,7 @@
       <w:ind w:left="482"/>
     </w:pPr>
     <w:rPr>
-      <w:rFonts w:ascii="Times New Roman" w:eastAsia="DFKai-SB" w:hAnsi="Times New Roman"/>
+      <w:rFonts w:ascii="Times New Roman" w:eastAsia="標楷體" w:hAnsi="Times New Roman"/>
       <w:sz w:val="28"/>
     </w:rPr>
   </w:style>
@@ -23208,7 +23036,7 @@
       <w:spacing w:line="500" w:lineRule="exact"/>
     </w:pPr>
     <w:rPr>
-      <w:rFonts w:ascii="Times New Roman" w:eastAsia="DFKai-SB" w:hAnsi="Times New Roman"/>
+      <w:rFonts w:ascii="Times New Roman" w:eastAsia="標楷體" w:hAnsi="Times New Roman"/>
       <w:sz w:val="28"/>
     </w:rPr>
   </w:style>

--- a/系統文件/四技第115414組-救「舊」我的書-系統手冊.docx
+++ b/系統文件/四技第115414組-救「舊」我的書-系統手冊.docx
@@ -6,14 +6,14 @@
       <w:pPr>
         <w:jc w:val="distribute"/>
         <w:rPr>
-          <w:rFonts w:ascii="Times New Roman" w:eastAsia="標楷體" w:hAnsi="Times New Roman"/>
+          <w:rFonts w:ascii="Times New Roman" w:eastAsia="DFKai-SB" w:hAnsi="Times New Roman"/>
           <w:sz w:val="72"/>
           <w:szCs w:val="72"/>
         </w:rPr>
       </w:pPr>
       <w:r>
         <w:rPr>
-          <w:rFonts w:ascii="Times New Roman" w:eastAsia="標楷體" w:hAnsi="Times New Roman" w:hint="eastAsia"/>
+          <w:rFonts w:ascii="Times New Roman" w:eastAsia="DFKai-SB" w:hAnsi="Times New Roman" w:hint="eastAsia"/>
           <w:sz w:val="72"/>
           <w:szCs w:val="72"/>
         </w:rPr>
@@ -22,7 +22,7 @@
       <w:proofErr w:type="gramStart"/>
       <w:r>
         <w:rPr>
-          <w:rFonts w:ascii="Times New Roman" w:eastAsia="標楷體" w:hAnsi="Times New Roman" w:hint="eastAsia"/>
+          <w:rFonts w:ascii="Times New Roman" w:eastAsia="DFKai-SB" w:hAnsi="Times New Roman" w:hint="eastAsia"/>
           <w:sz w:val="72"/>
           <w:szCs w:val="72"/>
         </w:rPr>
@@ -31,7 +31,7 @@
       <w:proofErr w:type="gramEnd"/>
       <w:r>
         <w:rPr>
-          <w:rFonts w:ascii="Times New Roman" w:eastAsia="標楷體" w:hAnsi="Times New Roman" w:hint="eastAsia"/>
+          <w:rFonts w:ascii="Times New Roman" w:eastAsia="DFKai-SB" w:hAnsi="Times New Roman" w:hint="eastAsia"/>
           <w:sz w:val="72"/>
           <w:szCs w:val="72"/>
         </w:rPr>
@@ -104,7 +104,7 @@
         <w:spacing w:before="120"/>
         <w:jc w:val="center"/>
         <w:rPr>
-          <w:rFonts w:ascii="Times New Roman" w:eastAsia="標楷體" w:hAnsi="Times New Roman"/>
+          <w:rFonts w:ascii="Times New Roman" w:eastAsia="DFKai-SB" w:hAnsi="Times New Roman"/>
           <w:b/>
           <w:bCs/>
           <w:sz w:val="72"/>
@@ -113,7 +113,7 @@
       </w:pPr>
       <w:r>
         <w:rPr>
-          <w:rFonts w:ascii="Times New Roman" w:eastAsia="標楷體" w:hAnsi="Times New Roman" w:hint="eastAsia"/>
+          <w:rFonts w:ascii="Times New Roman" w:eastAsia="DFKai-SB" w:hAnsi="Times New Roman" w:hint="eastAsia"/>
           <w:b/>
           <w:bCs/>
           <w:sz w:val="72"/>
@@ -132,17 +132,17 @@
         </w:rPr>
       </w:pPr>
       <w:r>
-        <w:rPr>
-          <w:rFonts w:hint="eastAsia"/>
+        <w:t xml:space="preserve"> </w:t>
+      </w:r>
+      <w:r>
+        <w:rPr>
           <w:noProof/>
-          <w:sz w:val="36"/>
-          <w:szCs w:val="40"/>
         </w:rPr>
         <w:drawing>
-          <wp:inline distT="0" distB="0" distL="0" distR="0" wp14:anchorId="29126C1D" wp14:editId="694B6EE6">
-            <wp:extent cx="3411110" cy="3411110"/>
+          <wp:inline distT="0" distB="0" distL="0" distR="0" wp14:anchorId="5AA8C7A4" wp14:editId="00DAE7C7">
+            <wp:extent cx="3409200" cy="3409200"/>
             <wp:effectExtent l="0" t="0" r="0" b="0"/>
-            <wp:docPr id="562216929" name="圖片 4"/>
+            <wp:docPr id="342338830" name="圖片 1"/>
             <wp:cNvGraphicFramePr>
               <a:graphicFrameLocks xmlns:a="http://schemas.openxmlformats.org/drawingml/2006/main" noChangeAspect="1"/>
             </wp:cNvGraphicFramePr>
@@ -150,7 +150,7 @@
               <a:graphicData uri="http://schemas.openxmlformats.org/drawingml/2006/picture">
                 <pic:pic xmlns:pic="http://schemas.openxmlformats.org/drawingml/2006/picture">
                   <pic:nvPicPr>
-                    <pic:cNvPr id="0" name="Picture 4"/>
+                    <pic:cNvPr id="0" name="Picture 1"/>
                     <pic:cNvPicPr>
                       <a:picLocks noChangeAspect="1" noChangeArrowheads="1"/>
                     </pic:cNvPicPr>
@@ -171,7 +171,7 @@
                   <pic:spPr bwMode="auto">
                     <a:xfrm>
                       <a:off x="0" y="0"/>
-                      <a:ext cx="3414605" cy="3414605"/>
+                      <a:ext cx="3409200" cy="3409200"/>
                     </a:xfrm>
                     <a:prstGeom prst="rect">
                       <a:avLst/>
@@ -6070,7 +6070,7 @@
       </w:pPr>
       <w:r>
         <w:rPr>
-          <w:rFonts w:ascii="Times New Roman" w:eastAsia="標楷體" w:hAnsi="Times New Roman"/>
+          <w:rFonts w:ascii="Times New Roman" w:eastAsia="DFKai-SB" w:hAnsi="Times New Roman"/>
           <w:b/>
           <w:color w:val="000000" w:themeColor="text1"/>
           <w:sz w:val="28"/>
@@ -6134,7 +6134,7 @@
       <w:r>
         <w:fldChar w:fldCharType="separate"/>
       </w:r>
-      <w:hyperlink w:anchor="_Toc227014304" w:history="1">
+      <w:hyperlink w:anchor="_Toc227104885" w:history="1">
         <w:r>
           <w:rPr>
             <w:rStyle w:val="afc"/>
@@ -6185,7 +6185,7 @@
             <w:noProof/>
             <w:webHidden/>
           </w:rPr>
-          <w:instrText xml:space="preserve"> PAGEREF _Toc227014304 \h </w:instrText>
+          <w:instrText xml:space="preserve"> PAGEREF _Toc227104885 \h </w:instrText>
         </w:r>
         <w:r>
           <w:rPr>
@@ -6230,7 +6230,7 @@
           <w:lang w:eastAsia="zh-CN" w:bidi="ar-SA"/>
         </w:rPr>
       </w:pPr>
-      <w:hyperlink w:anchor="_Toc227014305" w:history="1">
+      <w:hyperlink w:anchor="_Toc227104886" w:history="1">
         <w:r>
           <w:rPr>
             <w:rStyle w:val="afc"/>
@@ -6281,7 +6281,7 @@
             <w:noProof/>
             <w:webHidden/>
           </w:rPr>
-          <w:instrText xml:space="preserve"> PAGEREF _Toc227014305 \h </w:instrText>
+          <w:instrText xml:space="preserve"> PAGEREF _Toc227104886 \h </w:instrText>
         </w:r>
         <w:r>
           <w:rPr>
@@ -6326,7 +6326,7 @@
           <w:lang w:eastAsia="zh-CN" w:bidi="ar-SA"/>
         </w:rPr>
       </w:pPr>
-      <w:hyperlink w:anchor="_Toc227014306" w:history="1">
+      <w:hyperlink w:anchor="_Toc227104887" w:history="1">
         <w:r>
           <w:rPr>
             <w:rStyle w:val="afc"/>
@@ -6377,7 +6377,7 @@
             <w:noProof/>
             <w:webHidden/>
           </w:rPr>
-          <w:instrText xml:space="preserve"> PAGEREF _Toc227014306 \h </w:instrText>
+          <w:instrText xml:space="preserve"> PAGEREF _Toc227104887 \h </w:instrText>
         </w:r>
         <w:r>
           <w:rPr>
@@ -6422,7 +6422,7 @@
           <w:lang w:eastAsia="zh-CN" w:bidi="ar-SA"/>
         </w:rPr>
       </w:pPr>
-      <w:hyperlink w:anchor="_Toc227014307" w:history="1">
+      <w:hyperlink w:anchor="_Toc227104888" w:history="1">
         <w:r>
           <w:rPr>
             <w:rStyle w:val="afc"/>
@@ -6473,7 +6473,7 @@
             <w:noProof/>
             <w:webHidden/>
           </w:rPr>
-          <w:instrText xml:space="preserve"> PAGEREF _Toc227014307 \h </w:instrText>
+          <w:instrText xml:space="preserve"> PAGEREF _Toc227104888 \h </w:instrText>
         </w:r>
         <w:r>
           <w:rPr>
@@ -6518,7 +6518,7 @@
           <w:lang w:eastAsia="zh-CN" w:bidi="ar-SA"/>
         </w:rPr>
       </w:pPr>
-      <w:hyperlink w:anchor="_Toc227014308" w:history="1">
+      <w:hyperlink w:anchor="_Toc227104889" w:history="1">
         <w:r>
           <w:rPr>
             <w:rStyle w:val="afc"/>
@@ -6569,7 +6569,7 @@
             <w:noProof/>
             <w:webHidden/>
           </w:rPr>
-          <w:instrText xml:space="preserve"> PAGEREF _Toc227014308 \h </w:instrText>
+          <w:instrText xml:space="preserve"> PAGEREF _Toc227104889 \h </w:instrText>
         </w:r>
         <w:r>
           <w:rPr>
@@ -6614,7 +6614,7 @@
           <w:lang w:eastAsia="zh-CN" w:bidi="ar-SA"/>
         </w:rPr>
       </w:pPr>
-      <w:hyperlink w:anchor="_Toc227014309" w:history="1">
+      <w:hyperlink w:anchor="_Toc227104890" w:history="1">
         <w:r>
           <w:rPr>
             <w:rStyle w:val="afc"/>
@@ -6665,7 +6665,7 @@
             <w:noProof/>
             <w:webHidden/>
           </w:rPr>
-          <w:instrText xml:space="preserve"> PAGEREF _Toc227014309 \h </w:instrText>
+          <w:instrText xml:space="preserve"> PAGEREF _Toc227104890 \h </w:instrText>
         </w:r>
         <w:r>
           <w:rPr>
@@ -6710,7 +6710,7 @@
           <w:lang w:eastAsia="zh-CN" w:bidi="ar-SA"/>
         </w:rPr>
       </w:pPr>
-      <w:hyperlink w:anchor="_Toc227014310" w:history="1">
+      <w:hyperlink w:anchor="_Toc227104891" w:history="1">
         <w:r>
           <w:rPr>
             <w:rStyle w:val="afc"/>
@@ -6761,7 +6761,7 @@
             <w:noProof/>
             <w:webHidden/>
           </w:rPr>
-          <w:instrText xml:space="preserve"> PAGEREF _Toc227014310 \h </w:instrText>
+          <w:instrText xml:space="preserve"> PAGEREF _Toc227104891 \h </w:instrText>
         </w:r>
         <w:r>
           <w:rPr>
@@ -6806,7 +6806,7 @@
           <w:lang w:eastAsia="zh-CN" w:bidi="ar-SA"/>
         </w:rPr>
       </w:pPr>
-      <w:hyperlink w:anchor="_Toc227014311" w:history="1">
+      <w:hyperlink w:anchor="_Toc227104892" w:history="1">
         <w:r>
           <w:rPr>
             <w:rStyle w:val="afc"/>
@@ -6857,7 +6857,7 @@
             <w:noProof/>
             <w:webHidden/>
           </w:rPr>
-          <w:instrText xml:space="preserve"> PAGEREF _Toc227014311 \h </w:instrText>
+          <w:instrText xml:space="preserve"> PAGEREF _Toc227104892 \h </w:instrText>
         </w:r>
         <w:r>
           <w:rPr>
@@ -6902,7 +6902,7 @@
           <w:lang w:eastAsia="zh-CN" w:bidi="ar-SA"/>
         </w:rPr>
       </w:pPr>
-      <w:hyperlink w:anchor="_Toc227014312" w:history="1">
+      <w:hyperlink w:anchor="_Toc227104893" w:history="1">
         <w:r>
           <w:rPr>
             <w:rStyle w:val="afc"/>
@@ -6953,7 +6953,7 @@
             <w:noProof/>
             <w:webHidden/>
           </w:rPr>
-          <w:instrText xml:space="preserve"> PAGEREF _Toc227014312 \h </w:instrText>
+          <w:instrText xml:space="preserve"> PAGEREF _Toc227104893 \h </w:instrText>
         </w:r>
         <w:r>
           <w:rPr>
@@ -6998,7 +6998,7 @@
           <w:lang w:eastAsia="zh-CN" w:bidi="ar-SA"/>
         </w:rPr>
       </w:pPr>
-      <w:hyperlink w:anchor="_Toc227014313" w:history="1">
+      <w:hyperlink w:anchor="_Toc227104894" w:history="1">
         <w:r>
           <w:rPr>
             <w:rStyle w:val="afc"/>
@@ -7049,7 +7049,7 @@
             <w:noProof/>
             <w:webHidden/>
           </w:rPr>
-          <w:instrText xml:space="preserve"> PAGEREF _Toc227014313 \h </w:instrText>
+          <w:instrText xml:space="preserve"> PAGEREF _Toc227104894 \h </w:instrText>
         </w:r>
         <w:r>
           <w:rPr>
@@ -7157,7 +7157,7 @@
       <w:r>
         <w:fldChar w:fldCharType="separate"/>
       </w:r>
-      <w:hyperlink w:anchor="_Toc227014314" w:history="1">
+      <w:hyperlink w:anchor="_Toc227104895" w:history="1">
         <w:r>
           <w:rPr>
             <w:rStyle w:val="afc"/>
@@ -7200,7 +7200,7 @@
             <w:noProof/>
             <w:webHidden/>
           </w:rPr>
-          <w:instrText xml:space="preserve"> PAGEREF _Toc227014314 \h </w:instrText>
+          <w:instrText xml:space="preserve"> PAGEREF _Toc227104895 \h </w:instrText>
         </w:r>
         <w:r>
           <w:rPr>
@@ -7245,7 +7245,7 @@
           <w:lang w:eastAsia="zh-CN" w:bidi="ar-SA"/>
         </w:rPr>
       </w:pPr>
-      <w:hyperlink w:anchor="_Toc227014315" w:history="1">
+      <w:hyperlink w:anchor="_Toc227104896" w:history="1">
         <w:r>
           <w:rPr>
             <w:rStyle w:val="afc"/>
@@ -7295,7 +7295,7 @@
             <w:noProof/>
             <w:webHidden/>
           </w:rPr>
-          <w:instrText xml:space="preserve"> PAGEREF _Toc227014315 \h </w:instrText>
+          <w:instrText xml:space="preserve"> PAGEREF _Toc227104896 \h </w:instrText>
         </w:r>
         <w:r>
           <w:rPr>
@@ -7340,7 +7340,7 @@
           <w:lang w:eastAsia="zh-CN" w:bidi="ar-SA"/>
         </w:rPr>
       </w:pPr>
-      <w:hyperlink w:anchor="_Toc227014316" w:history="1">
+      <w:hyperlink w:anchor="_Toc227104897" w:history="1">
         <w:r>
           <w:rPr>
             <w:rStyle w:val="afc"/>
@@ -7383,7 +7383,7 @@
             <w:noProof/>
             <w:webHidden/>
           </w:rPr>
-          <w:instrText xml:space="preserve"> PAGEREF _Toc227014316 \h </w:instrText>
+          <w:instrText xml:space="preserve"> PAGEREF _Toc227104897 \h </w:instrText>
         </w:r>
         <w:r>
           <w:rPr>
@@ -7428,7 +7428,7 @@
           <w:lang w:eastAsia="zh-CN" w:bidi="ar-SA"/>
         </w:rPr>
       </w:pPr>
-      <w:hyperlink w:anchor="_Toc227014317" w:history="1">
+      <w:hyperlink w:anchor="_Toc227104898" w:history="1">
         <w:r>
           <w:rPr>
             <w:rStyle w:val="afc"/>
@@ -7471,7 +7471,7 @@
             <w:noProof/>
             <w:webHidden/>
           </w:rPr>
-          <w:instrText xml:space="preserve"> PAGEREF _Toc227014317 \h </w:instrText>
+          <w:instrText xml:space="preserve"> PAGEREF _Toc227104898 \h </w:instrText>
         </w:r>
         <w:r>
           <w:rPr>
@@ -7516,7 +7516,7 @@
           <w:lang w:eastAsia="zh-CN" w:bidi="ar-SA"/>
         </w:rPr>
       </w:pPr>
-      <w:hyperlink w:anchor="_Toc227014318" w:history="1">
+      <w:hyperlink w:anchor="_Toc227104899" w:history="1">
         <w:r>
           <w:rPr>
             <w:rStyle w:val="afc"/>
@@ -7559,7 +7559,7 @@
             <w:noProof/>
             <w:webHidden/>
           </w:rPr>
-          <w:instrText xml:space="preserve"> PAGEREF _Toc227014318 \h </w:instrText>
+          <w:instrText xml:space="preserve"> PAGEREF _Toc227104899 \h </w:instrText>
         </w:r>
         <w:r>
           <w:rPr>
@@ -7604,7 +7604,7 @@
           <w:lang w:eastAsia="zh-CN" w:bidi="ar-SA"/>
         </w:rPr>
       </w:pPr>
-      <w:hyperlink w:anchor="_Toc227014319" w:history="1">
+      <w:hyperlink w:anchor="_Toc227104900" w:history="1">
         <w:r>
           <w:rPr>
             <w:rStyle w:val="afc"/>
@@ -7647,7 +7647,7 @@
             <w:noProof/>
             <w:webHidden/>
           </w:rPr>
-          <w:instrText xml:space="preserve"> PAGEREF _Toc227014319 \h </w:instrText>
+          <w:instrText xml:space="preserve"> PAGEREF _Toc227104900 \h </w:instrText>
         </w:r>
         <w:r>
           <w:rPr>
@@ -7692,7 +7692,7 @@
           <w:lang w:eastAsia="zh-CN" w:bidi="ar-SA"/>
         </w:rPr>
       </w:pPr>
-      <w:hyperlink w:anchor="_Toc227014320" w:history="1">
+      <w:hyperlink w:anchor="_Toc227104901" w:history="1">
         <w:r>
           <w:rPr>
             <w:rStyle w:val="afc"/>
@@ -7735,7 +7735,7 @@
             <w:noProof/>
             <w:webHidden/>
           </w:rPr>
-          <w:instrText xml:space="preserve"> PAGEREF _Toc227014320 \h </w:instrText>
+          <w:instrText xml:space="preserve"> PAGEREF _Toc227104901 \h </w:instrText>
         </w:r>
         <w:r>
           <w:rPr>
@@ -8057,7 +8057,7 @@
       <w:pPr>
         <w:pStyle w:val="afb"/>
       </w:pPr>
-      <w:bookmarkStart w:id="7" w:name="_Toc227014304"/>
+      <w:bookmarkStart w:id="7" w:name="_Toc227104885"/>
       <w:r>
         <w:rPr>
           <w:rFonts w:hint="eastAsia"/>
@@ -8333,7 +8333,7 @@
       <w:pPr>
         <w:pStyle w:val="afb"/>
       </w:pPr>
-      <w:bookmarkStart w:id="8" w:name="_Toc227014305"/>
+      <w:bookmarkStart w:id="8" w:name="_Toc227104886"/>
       <w:r>
         <w:rPr>
           <w:rFonts w:hint="eastAsia"/>
@@ -8488,7 +8488,7 @@
       <w:pPr>
         <w:pStyle w:val="afb"/>
       </w:pPr>
-      <w:bookmarkStart w:id="9" w:name="_Toc227014314"/>
+      <w:bookmarkStart w:id="9" w:name="_Toc227104895"/>
       <w:r>
         <w:rPr>
           <w:rFonts w:hint="eastAsia"/>
@@ -8620,13 +8620,13 @@
               <w:jc w:val="right"/>
               <w:textAlignment w:val="center"/>
               <w:rPr>
-                <w:rFonts w:ascii="Times New Roman" w:eastAsia="標楷體" w:hAnsi="Times New Roman"/>
+                <w:rFonts w:ascii="Times New Roman" w:eastAsia="DFKai-SB" w:hAnsi="Times New Roman"/>
                 <w:sz w:val="28"/>
               </w:rPr>
             </w:pPr>
             <w:r>
               <w:rPr>
-                <w:rFonts w:ascii="Times New Roman" w:eastAsia="標楷體" w:hAnsi="Times New Roman" w:hint="eastAsia"/>
+                <w:rFonts w:ascii="Times New Roman" w:eastAsia="DFKai-SB" w:hAnsi="Times New Roman" w:hint="eastAsia"/>
                 <w:sz w:val="28"/>
               </w:rPr>
               <w:t>平台</w:t>
@@ -8639,13 +8639,13 @@
               <w:jc w:val="both"/>
               <w:textAlignment w:val="center"/>
               <w:rPr>
-                <w:rFonts w:ascii="Times New Roman" w:eastAsia="標楷體" w:hAnsi="Times New Roman"/>
+                <w:rFonts w:ascii="Times New Roman" w:eastAsia="DFKai-SB" w:hAnsi="Times New Roman"/>
                 <w:sz w:val="28"/>
               </w:rPr>
             </w:pPr>
             <w:r>
               <w:rPr>
-                <w:rFonts w:ascii="Times New Roman" w:eastAsia="標楷體" w:hAnsi="Times New Roman" w:hint="eastAsia"/>
+                <w:rFonts w:ascii="Times New Roman" w:eastAsia="DFKai-SB" w:hAnsi="Times New Roman" w:hint="eastAsia"/>
                 <w:sz w:val="28"/>
               </w:rPr>
               <w:t>功能</w:t>
@@ -8666,14 +8666,14 @@
               <w:jc w:val="center"/>
               <w:textAlignment w:val="center"/>
               <w:rPr>
-                <w:rFonts w:ascii="Times New Roman" w:eastAsia="標楷體" w:hAnsi="Times New Roman"/>
+                <w:rFonts w:ascii="Times New Roman" w:eastAsia="DFKai-SB" w:hAnsi="Times New Roman"/>
                 <w:sz w:val="28"/>
               </w:rPr>
             </w:pPr>
             <w:proofErr w:type="spellStart"/>
             <w:r>
               <w:rPr>
-                <w:rFonts w:ascii="Times New Roman" w:eastAsia="標楷體" w:hAnsi="Times New Roman" w:hint="eastAsia"/>
+                <w:rFonts w:ascii="Times New Roman" w:eastAsia="DFKai-SB" w:hAnsi="Times New Roman" w:hint="eastAsia"/>
                 <w:sz w:val="28"/>
               </w:rPr>
               <w:t>SaveMyBook</w:t>
@@ -8696,13 +8696,13 @@
               <w:jc w:val="center"/>
               <w:textAlignment w:val="center"/>
               <w:rPr>
-                <w:rFonts w:ascii="Times New Roman" w:eastAsia="標楷體" w:hAnsi="Times New Roman"/>
+                <w:rFonts w:ascii="Times New Roman" w:eastAsia="DFKai-SB" w:hAnsi="Times New Roman"/>
                 <w:sz w:val="28"/>
               </w:rPr>
             </w:pPr>
             <w:r>
               <w:rPr>
-                <w:rFonts w:ascii="Times New Roman" w:eastAsia="標楷體" w:hAnsi="Times New Roman" w:hint="eastAsia"/>
+                <w:rFonts w:ascii="Times New Roman" w:eastAsia="DFKai-SB" w:hAnsi="Times New Roman" w:hint="eastAsia"/>
                 <w:sz w:val="28"/>
               </w:rPr>
               <w:t>蝦皮</w:t>
@@ -8722,13 +8722,13 @@
               <w:jc w:val="center"/>
               <w:textAlignment w:val="center"/>
               <w:rPr>
-                <w:rFonts w:ascii="Times New Roman" w:eastAsia="標楷體" w:hAnsi="Times New Roman"/>
+                <w:rFonts w:ascii="Times New Roman" w:eastAsia="DFKai-SB" w:hAnsi="Times New Roman"/>
                 <w:sz w:val="28"/>
               </w:rPr>
             </w:pPr>
             <w:r>
               <w:rPr>
-                <w:rFonts w:ascii="Times New Roman" w:eastAsia="標楷體" w:hAnsi="Times New Roman" w:hint="eastAsia"/>
+                <w:rFonts w:ascii="Times New Roman" w:eastAsia="DFKai-SB" w:hAnsi="Times New Roman" w:hint="eastAsia"/>
                 <w:sz w:val="28"/>
               </w:rPr>
               <w:t>旋轉拍賣</w:t>
@@ -8748,21 +8748,21 @@
               <w:jc w:val="center"/>
               <w:textAlignment w:val="center"/>
               <w:rPr>
-                <w:rFonts w:ascii="Times New Roman" w:eastAsia="標楷體" w:hAnsi="Times New Roman"/>
+                <w:rFonts w:ascii="Times New Roman" w:eastAsia="DFKai-SB" w:hAnsi="Times New Roman"/>
                 <w:sz w:val="28"/>
               </w:rPr>
             </w:pPr>
             <w:proofErr w:type="gramStart"/>
             <w:r>
               <w:rPr>
-                <w:rFonts w:ascii="Times New Roman" w:eastAsia="標楷體" w:hAnsi="Times New Roman" w:hint="eastAsia"/>
+                <w:rFonts w:ascii="Times New Roman" w:eastAsia="DFKai-SB" w:hAnsi="Times New Roman" w:hint="eastAsia"/>
                 <w:sz w:val="28"/>
               </w:rPr>
               <w:t>臉書</w:t>
             </w:r>
             <w:r>
               <w:rPr>
-                <w:rFonts w:ascii="Times New Roman" w:eastAsia="標楷體" w:hAnsi="Times New Roman" w:hint="eastAsia"/>
+                <w:rFonts w:ascii="Times New Roman" w:eastAsia="DFKai-SB" w:hAnsi="Times New Roman" w:hint="eastAsia"/>
                 <w:sz w:val="28"/>
               </w:rPr>
               <w:t>社團</w:t>
@@ -8784,14 +8784,14 @@
               <w:jc w:val="center"/>
               <w:textAlignment w:val="center"/>
               <w:rPr>
-                <w:rFonts w:ascii="Times New Roman" w:eastAsia="標楷體" w:hAnsi="Times New Roman"/>
+                <w:rFonts w:ascii="Times New Roman" w:eastAsia="DFKai-SB" w:hAnsi="Times New Roman"/>
                 <w:sz w:val="28"/>
               </w:rPr>
             </w:pPr>
             <w:proofErr w:type="spellStart"/>
             <w:r>
               <w:rPr>
-                <w:rFonts w:ascii="Times New Roman" w:eastAsia="標楷體" w:hAnsi="Times New Roman" w:hint="eastAsia"/>
+                <w:rFonts w:ascii="Times New Roman" w:eastAsia="DFKai-SB" w:hAnsi="Times New Roman" w:hint="eastAsia"/>
                 <w:sz w:val="28"/>
               </w:rPr>
               <w:t>Dcard</w:t>
@@ -8818,20 +8818,20 @@
               <w:jc w:val="both"/>
               <w:textAlignment w:val="center"/>
               <w:rPr>
-                <w:rFonts w:ascii="Times New Roman" w:eastAsia="標楷體" w:hAnsi="Times New Roman"/>
+                <w:rFonts w:ascii="Times New Roman" w:eastAsia="DFKai-SB" w:hAnsi="Times New Roman"/>
                 <w:sz w:val="28"/>
               </w:rPr>
             </w:pPr>
             <w:r>
               <w:rPr>
-                <w:rFonts w:ascii="Times New Roman" w:eastAsia="標楷體" w:hAnsi="Times New Roman" w:hint="eastAsia"/>
+                <w:rFonts w:ascii="Times New Roman" w:eastAsia="DFKai-SB" w:hAnsi="Times New Roman" w:hint="eastAsia"/>
                 <w:sz w:val="28"/>
               </w:rPr>
               <w:t>ISBN</w:t>
             </w:r>
             <w:r>
               <w:rPr>
-                <w:rFonts w:ascii="Times New Roman" w:eastAsia="標楷體" w:hAnsi="Times New Roman" w:hint="eastAsia"/>
+                <w:rFonts w:ascii="Times New Roman" w:eastAsia="DFKai-SB" w:hAnsi="Times New Roman" w:hint="eastAsia"/>
                 <w:sz w:val="28"/>
               </w:rPr>
               <w:t>掃描上架</w:t>
@@ -8852,13 +8852,13 @@
               <w:jc w:val="center"/>
               <w:textAlignment w:val="center"/>
               <w:rPr>
-                <w:rFonts w:ascii="Times New Roman" w:eastAsia="標楷體" w:hAnsi="Times New Roman"/>
+                <w:rFonts w:ascii="Times New Roman" w:eastAsia="DFKai-SB" w:hAnsi="Times New Roman"/>
                 <w:sz w:val="28"/>
               </w:rPr>
             </w:pPr>
             <w:r>
               <w:rPr>
-                <w:rFonts w:ascii="Times New Roman" w:eastAsia="標楷體" w:hAnsi="Times New Roman" w:hint="eastAsia"/>
+                <w:rFonts w:ascii="Times New Roman" w:eastAsia="DFKai-SB" w:hAnsi="Times New Roman" w:hint="eastAsia"/>
                 <w:sz w:val="28"/>
               </w:rPr>
               <w:t>V</w:t>
@@ -8879,7 +8879,7 @@
               <w:jc w:val="center"/>
               <w:textAlignment w:val="center"/>
               <w:rPr>
-                <w:rFonts w:ascii="Times New Roman" w:eastAsia="標楷體" w:hAnsi="Times New Roman"/>
+                <w:rFonts w:ascii="Times New Roman" w:eastAsia="DFKai-SB" w:hAnsi="Times New Roman"/>
                 <w:sz w:val="28"/>
               </w:rPr>
             </w:pPr>
@@ -8897,7 +8897,7 @@
               <w:jc w:val="center"/>
               <w:textAlignment w:val="center"/>
               <w:rPr>
-                <w:rFonts w:ascii="Times New Roman" w:eastAsia="標楷體" w:hAnsi="Times New Roman"/>
+                <w:rFonts w:ascii="Times New Roman" w:eastAsia="DFKai-SB" w:hAnsi="Times New Roman"/>
                 <w:sz w:val="28"/>
               </w:rPr>
             </w:pPr>
@@ -8915,7 +8915,7 @@
               <w:jc w:val="center"/>
               <w:textAlignment w:val="center"/>
               <w:rPr>
-                <w:rFonts w:ascii="Times New Roman" w:eastAsia="標楷體" w:hAnsi="Times New Roman"/>
+                <w:rFonts w:ascii="Times New Roman" w:eastAsia="DFKai-SB" w:hAnsi="Times New Roman"/>
                 <w:sz w:val="28"/>
               </w:rPr>
             </w:pPr>
@@ -8935,7 +8935,7 @@
               <w:jc w:val="center"/>
               <w:textAlignment w:val="center"/>
               <w:rPr>
-                <w:rFonts w:ascii="Times New Roman" w:eastAsia="標楷體" w:hAnsi="Times New Roman"/>
+                <w:rFonts w:ascii="Times New Roman" w:eastAsia="DFKai-SB" w:hAnsi="Times New Roman"/>
                 <w:sz w:val="28"/>
               </w:rPr>
             </w:pPr>
@@ -8960,13 +8960,13 @@
               <w:jc w:val="both"/>
               <w:textAlignment w:val="center"/>
               <w:rPr>
-                <w:rFonts w:ascii="Times New Roman" w:eastAsia="標楷體" w:hAnsi="Times New Roman"/>
+                <w:rFonts w:ascii="Times New Roman" w:eastAsia="DFKai-SB" w:hAnsi="Times New Roman"/>
                 <w:sz w:val="28"/>
               </w:rPr>
             </w:pPr>
             <w:r>
               <w:rPr>
-                <w:rFonts w:ascii="Times New Roman" w:eastAsia="標楷體" w:hAnsi="Times New Roman" w:hint="eastAsia"/>
+                <w:rFonts w:ascii="Times New Roman" w:eastAsia="DFKai-SB" w:hAnsi="Times New Roman" w:hint="eastAsia"/>
                 <w:sz w:val="28"/>
               </w:rPr>
               <w:t>即時聊天</w:t>
@@ -8987,13 +8987,13 @@
               <w:jc w:val="center"/>
               <w:textAlignment w:val="center"/>
               <w:rPr>
-                <w:rFonts w:ascii="Times New Roman" w:eastAsia="標楷體" w:hAnsi="Times New Roman"/>
+                <w:rFonts w:ascii="Times New Roman" w:eastAsia="DFKai-SB" w:hAnsi="Times New Roman"/>
                 <w:sz w:val="28"/>
               </w:rPr>
             </w:pPr>
             <w:r>
               <w:rPr>
-                <w:rFonts w:ascii="Times New Roman" w:eastAsia="標楷體" w:hAnsi="Times New Roman" w:hint="eastAsia"/>
+                <w:rFonts w:ascii="Times New Roman" w:eastAsia="DFKai-SB" w:hAnsi="Times New Roman" w:hint="eastAsia"/>
                 <w:sz w:val="28"/>
               </w:rPr>
               <w:t>V</w:t>
@@ -9014,13 +9014,13 @@
               <w:jc w:val="center"/>
               <w:textAlignment w:val="center"/>
               <w:rPr>
-                <w:rFonts w:ascii="Times New Roman" w:eastAsia="標楷體" w:hAnsi="Times New Roman"/>
+                <w:rFonts w:ascii="Times New Roman" w:eastAsia="DFKai-SB" w:hAnsi="Times New Roman"/>
                 <w:sz w:val="28"/>
               </w:rPr>
             </w:pPr>
             <w:r>
               <w:rPr>
-                <w:rFonts w:ascii="Times New Roman" w:eastAsia="標楷體" w:hAnsi="Times New Roman" w:hint="eastAsia"/>
+                <w:rFonts w:ascii="Times New Roman" w:eastAsia="DFKai-SB" w:hAnsi="Times New Roman" w:hint="eastAsia"/>
                 <w:sz w:val="28"/>
               </w:rPr>
               <w:t>V</w:t>
@@ -9039,13 +9039,13 @@
               <w:jc w:val="center"/>
               <w:textAlignment w:val="center"/>
               <w:rPr>
-                <w:rFonts w:ascii="Times New Roman" w:eastAsia="標楷體" w:hAnsi="Times New Roman"/>
+                <w:rFonts w:ascii="Times New Roman" w:eastAsia="DFKai-SB" w:hAnsi="Times New Roman"/>
                 <w:sz w:val="28"/>
               </w:rPr>
             </w:pPr>
             <w:r>
               <w:rPr>
-                <w:rFonts w:ascii="Times New Roman" w:eastAsia="標楷體" w:hAnsi="Times New Roman" w:hint="eastAsia"/>
+                <w:rFonts w:ascii="Times New Roman" w:eastAsia="DFKai-SB" w:hAnsi="Times New Roman" w:hint="eastAsia"/>
                 <w:sz w:val="28"/>
               </w:rPr>
               <w:t>V</w:t>
@@ -9064,13 +9064,13 @@
               <w:jc w:val="center"/>
               <w:textAlignment w:val="center"/>
               <w:rPr>
-                <w:rFonts w:ascii="Times New Roman" w:eastAsia="標楷體" w:hAnsi="Times New Roman"/>
+                <w:rFonts w:ascii="Times New Roman" w:eastAsia="DFKai-SB" w:hAnsi="Times New Roman"/>
                 <w:sz w:val="28"/>
               </w:rPr>
             </w:pPr>
             <w:r>
               <w:rPr>
-                <w:rFonts w:ascii="Times New Roman" w:eastAsia="標楷體" w:hAnsi="Times New Roman" w:hint="eastAsia"/>
+                <w:rFonts w:ascii="Times New Roman" w:eastAsia="DFKai-SB" w:hAnsi="Times New Roman" w:hint="eastAsia"/>
                 <w:sz w:val="28"/>
               </w:rPr>
               <w:t>V</w:t>
@@ -9091,13 +9091,13 @@
               <w:jc w:val="center"/>
               <w:textAlignment w:val="center"/>
               <w:rPr>
-                <w:rFonts w:ascii="Times New Roman" w:eastAsia="標楷體" w:hAnsi="Times New Roman"/>
+                <w:rFonts w:ascii="Times New Roman" w:eastAsia="DFKai-SB" w:hAnsi="Times New Roman"/>
                 <w:sz w:val="28"/>
               </w:rPr>
             </w:pPr>
             <w:r>
               <w:rPr>
-                <w:rFonts w:ascii="Times New Roman" w:eastAsia="標楷體" w:hAnsi="Times New Roman" w:hint="eastAsia"/>
+                <w:rFonts w:ascii="Times New Roman" w:eastAsia="DFKai-SB" w:hAnsi="Times New Roman" w:hint="eastAsia"/>
                 <w:sz w:val="28"/>
               </w:rPr>
               <w:t>V</w:t>
@@ -9123,13 +9123,13 @@
               <w:jc w:val="both"/>
               <w:textAlignment w:val="center"/>
               <w:rPr>
-                <w:rFonts w:ascii="Times New Roman" w:eastAsia="標楷體" w:hAnsi="Times New Roman"/>
+                <w:rFonts w:ascii="Times New Roman" w:eastAsia="DFKai-SB" w:hAnsi="Times New Roman"/>
                 <w:sz w:val="28"/>
               </w:rPr>
             </w:pPr>
             <w:r>
               <w:rPr>
-                <w:rFonts w:ascii="Times New Roman" w:eastAsia="標楷體" w:hAnsi="Times New Roman" w:hint="eastAsia"/>
+                <w:rFonts w:ascii="Times New Roman" w:eastAsia="DFKai-SB" w:hAnsi="Times New Roman" w:hint="eastAsia"/>
                 <w:sz w:val="28"/>
               </w:rPr>
               <w:t>實體智取櫃</w:t>
@@ -9150,13 +9150,13 @@
               <w:jc w:val="center"/>
               <w:textAlignment w:val="center"/>
               <w:rPr>
-                <w:rFonts w:ascii="Times New Roman" w:eastAsia="標楷體" w:hAnsi="Times New Roman"/>
+                <w:rFonts w:ascii="Times New Roman" w:eastAsia="DFKai-SB" w:hAnsi="Times New Roman"/>
                 <w:sz w:val="28"/>
               </w:rPr>
             </w:pPr>
             <w:r>
               <w:rPr>
-                <w:rFonts w:ascii="Times New Roman" w:eastAsia="標楷體" w:hAnsi="Times New Roman" w:hint="eastAsia"/>
+                <w:rFonts w:ascii="Times New Roman" w:eastAsia="DFKai-SB" w:hAnsi="Times New Roman" w:hint="eastAsia"/>
                 <w:sz w:val="28"/>
               </w:rPr>
               <w:t>V</w:t>
@@ -9177,13 +9177,13 @@
               <w:jc w:val="center"/>
               <w:textAlignment w:val="center"/>
               <w:rPr>
-                <w:rFonts w:ascii="Times New Roman" w:eastAsia="標楷體" w:hAnsi="Times New Roman"/>
+                <w:rFonts w:ascii="Times New Roman" w:eastAsia="DFKai-SB" w:hAnsi="Times New Roman"/>
                 <w:sz w:val="28"/>
               </w:rPr>
             </w:pPr>
             <w:r>
               <w:rPr>
-                <w:rFonts w:ascii="Times New Roman" w:eastAsia="標楷體" w:hAnsi="Times New Roman" w:hint="eastAsia"/>
+                <w:rFonts w:ascii="Times New Roman" w:eastAsia="DFKai-SB" w:hAnsi="Times New Roman" w:hint="eastAsia"/>
                 <w:sz w:val="28"/>
               </w:rPr>
               <w:t>V</w:t>
@@ -9202,7 +9202,7 @@
               <w:jc w:val="center"/>
               <w:textAlignment w:val="center"/>
               <w:rPr>
-                <w:rFonts w:ascii="Times New Roman" w:eastAsia="標楷體" w:hAnsi="Times New Roman"/>
+                <w:rFonts w:ascii="Times New Roman" w:eastAsia="DFKai-SB" w:hAnsi="Times New Roman"/>
                 <w:sz w:val="28"/>
               </w:rPr>
             </w:pPr>
@@ -9220,7 +9220,7 @@
               <w:jc w:val="center"/>
               <w:textAlignment w:val="center"/>
               <w:rPr>
-                <w:rFonts w:ascii="Times New Roman" w:eastAsia="標楷體" w:hAnsi="Times New Roman"/>
+                <w:rFonts w:ascii="Times New Roman" w:eastAsia="DFKai-SB" w:hAnsi="Times New Roman"/>
                 <w:sz w:val="28"/>
               </w:rPr>
             </w:pPr>
@@ -9240,7 +9240,7 @@
               <w:jc w:val="center"/>
               <w:textAlignment w:val="center"/>
               <w:rPr>
-                <w:rFonts w:ascii="Times New Roman" w:eastAsia="標楷體" w:hAnsi="Times New Roman"/>
+                <w:rFonts w:ascii="Times New Roman" w:eastAsia="DFKai-SB" w:hAnsi="Times New Roman"/>
                 <w:sz w:val="28"/>
               </w:rPr>
             </w:pPr>
@@ -9265,13 +9265,13 @@
               <w:jc w:val="both"/>
               <w:textAlignment w:val="center"/>
               <w:rPr>
-                <w:rFonts w:ascii="Times New Roman" w:eastAsia="標楷體" w:hAnsi="Times New Roman"/>
+                <w:rFonts w:ascii="Times New Roman" w:eastAsia="DFKai-SB" w:hAnsi="Times New Roman"/>
                 <w:sz w:val="28"/>
               </w:rPr>
             </w:pPr>
             <w:r>
               <w:rPr>
-                <w:rFonts w:ascii="Times New Roman" w:eastAsia="標楷體" w:hAnsi="Times New Roman" w:hint="eastAsia"/>
+                <w:rFonts w:ascii="Times New Roman" w:eastAsia="DFKai-SB" w:hAnsi="Times New Roman" w:hint="eastAsia"/>
                 <w:sz w:val="28"/>
               </w:rPr>
               <w:t>圖書精</w:t>
@@ -9279,7 +9279,7 @@
             <w:proofErr w:type="gramStart"/>
             <w:r>
               <w:rPr>
-                <w:rFonts w:ascii="Times New Roman" w:eastAsia="標楷體" w:hAnsi="Times New Roman" w:hint="eastAsia"/>
+                <w:rFonts w:ascii="Times New Roman" w:eastAsia="DFKai-SB" w:hAnsi="Times New Roman" w:hint="eastAsia"/>
                 <w:sz w:val="28"/>
               </w:rPr>
               <w:t>準</w:t>
@@ -9287,7 +9287,7 @@
             <w:proofErr w:type="gramEnd"/>
             <w:r>
               <w:rPr>
-                <w:rFonts w:ascii="Times New Roman" w:eastAsia="標楷體" w:hAnsi="Times New Roman" w:hint="eastAsia"/>
+                <w:rFonts w:ascii="Times New Roman" w:eastAsia="DFKai-SB" w:hAnsi="Times New Roman" w:hint="eastAsia"/>
                 <w:sz w:val="28"/>
               </w:rPr>
               <w:t>分類</w:t>
@@ -9308,13 +9308,13 @@
               <w:jc w:val="center"/>
               <w:textAlignment w:val="center"/>
               <w:rPr>
-                <w:rFonts w:ascii="Times New Roman" w:eastAsia="標楷體" w:hAnsi="Times New Roman"/>
+                <w:rFonts w:ascii="Times New Roman" w:eastAsia="DFKai-SB" w:hAnsi="Times New Roman"/>
                 <w:sz w:val="28"/>
               </w:rPr>
             </w:pPr>
             <w:r>
               <w:rPr>
-                <w:rFonts w:ascii="Times New Roman" w:eastAsia="標楷體" w:hAnsi="Times New Roman" w:hint="eastAsia"/>
+                <w:rFonts w:ascii="Times New Roman" w:eastAsia="DFKai-SB" w:hAnsi="Times New Roman" w:hint="eastAsia"/>
                 <w:sz w:val="28"/>
               </w:rPr>
               <w:t>V</w:t>
@@ -9335,7 +9335,7 @@
               <w:jc w:val="center"/>
               <w:textAlignment w:val="center"/>
               <w:rPr>
-                <w:rFonts w:ascii="Times New Roman" w:eastAsia="標楷體" w:hAnsi="Times New Roman"/>
+                <w:rFonts w:ascii="Times New Roman" w:eastAsia="DFKai-SB" w:hAnsi="Times New Roman"/>
                 <w:sz w:val="28"/>
               </w:rPr>
             </w:pPr>
@@ -9353,13 +9353,13 @@
               <w:jc w:val="center"/>
               <w:textAlignment w:val="center"/>
               <w:rPr>
-                <w:rFonts w:ascii="Times New Roman" w:eastAsia="標楷體" w:hAnsi="Times New Roman"/>
+                <w:rFonts w:ascii="Times New Roman" w:eastAsia="DFKai-SB" w:hAnsi="Times New Roman"/>
                 <w:sz w:val="28"/>
               </w:rPr>
             </w:pPr>
             <w:r>
               <w:rPr>
-                <w:rFonts w:ascii="Times New Roman" w:eastAsia="標楷體" w:hAnsi="Times New Roman" w:hint="eastAsia"/>
+                <w:rFonts w:ascii="Times New Roman" w:eastAsia="DFKai-SB" w:hAnsi="Times New Roman" w:hint="eastAsia"/>
                 <w:sz w:val="28"/>
               </w:rPr>
               <w:t>V</w:t>
@@ -9378,7 +9378,7 @@
               <w:jc w:val="center"/>
               <w:textAlignment w:val="center"/>
               <w:rPr>
-                <w:rFonts w:ascii="Times New Roman" w:eastAsia="標楷體" w:hAnsi="Times New Roman"/>
+                <w:rFonts w:ascii="Times New Roman" w:eastAsia="DFKai-SB" w:hAnsi="Times New Roman"/>
                 <w:sz w:val="28"/>
               </w:rPr>
             </w:pPr>
@@ -9397,7 +9397,7 @@
               <w:jc w:val="center"/>
               <w:textAlignment w:val="center"/>
               <w:rPr>
-                <w:rFonts w:ascii="Times New Roman" w:eastAsia="標楷體" w:hAnsi="Times New Roman"/>
+                <w:rFonts w:ascii="Times New Roman" w:eastAsia="DFKai-SB" w:hAnsi="Times New Roman"/>
                 <w:sz w:val="28"/>
               </w:rPr>
             </w:pPr>
@@ -9422,13 +9422,13 @@
               <w:jc w:val="both"/>
               <w:textAlignment w:val="center"/>
               <w:rPr>
-                <w:rFonts w:ascii="Times New Roman" w:eastAsia="標楷體" w:hAnsi="Times New Roman"/>
+                <w:rFonts w:ascii="Times New Roman" w:eastAsia="DFKai-SB" w:hAnsi="Times New Roman"/>
                 <w:sz w:val="28"/>
               </w:rPr>
             </w:pPr>
             <w:r>
               <w:rPr>
-                <w:rFonts w:ascii="Times New Roman" w:eastAsia="標楷體" w:hAnsi="Times New Roman" w:hint="eastAsia"/>
+                <w:rFonts w:ascii="Times New Roman" w:eastAsia="DFKai-SB" w:hAnsi="Times New Roman" w:hint="eastAsia"/>
                 <w:sz w:val="28"/>
               </w:rPr>
               <w:t>代幣化交易</w:t>
@@ -9449,13 +9449,13 @@
               <w:jc w:val="center"/>
               <w:textAlignment w:val="center"/>
               <w:rPr>
-                <w:rFonts w:ascii="Times New Roman" w:eastAsia="標楷體" w:hAnsi="Times New Roman"/>
+                <w:rFonts w:ascii="Times New Roman" w:eastAsia="DFKai-SB" w:hAnsi="Times New Roman"/>
                 <w:sz w:val="28"/>
               </w:rPr>
             </w:pPr>
             <w:r>
               <w:rPr>
-                <w:rFonts w:ascii="Times New Roman" w:eastAsia="標楷體" w:hAnsi="Times New Roman" w:hint="eastAsia"/>
+                <w:rFonts w:ascii="Times New Roman" w:eastAsia="DFKai-SB" w:hAnsi="Times New Roman" w:hint="eastAsia"/>
                 <w:sz w:val="28"/>
               </w:rPr>
               <w:t>V</w:t>
@@ -9476,7 +9476,7 @@
               <w:jc w:val="center"/>
               <w:textAlignment w:val="center"/>
               <w:rPr>
-                <w:rFonts w:ascii="Times New Roman" w:eastAsia="標楷體" w:hAnsi="Times New Roman"/>
+                <w:rFonts w:ascii="Times New Roman" w:eastAsia="DFKai-SB" w:hAnsi="Times New Roman"/>
                 <w:sz w:val="28"/>
               </w:rPr>
             </w:pPr>
@@ -9494,7 +9494,7 @@
               <w:jc w:val="center"/>
               <w:textAlignment w:val="center"/>
               <w:rPr>
-                <w:rFonts w:ascii="Times New Roman" w:eastAsia="標楷體" w:hAnsi="Times New Roman"/>
+                <w:rFonts w:ascii="Times New Roman" w:eastAsia="DFKai-SB" w:hAnsi="Times New Roman"/>
                 <w:sz w:val="28"/>
               </w:rPr>
             </w:pPr>
@@ -9512,7 +9512,7 @@
               <w:jc w:val="center"/>
               <w:textAlignment w:val="center"/>
               <w:rPr>
-                <w:rFonts w:ascii="Times New Roman" w:eastAsia="標楷體" w:hAnsi="Times New Roman"/>
+                <w:rFonts w:ascii="Times New Roman" w:eastAsia="DFKai-SB" w:hAnsi="Times New Roman"/>
                 <w:sz w:val="28"/>
               </w:rPr>
             </w:pPr>
@@ -9531,7 +9531,7 @@
               <w:jc w:val="center"/>
               <w:textAlignment w:val="center"/>
               <w:rPr>
-                <w:rFonts w:ascii="Times New Roman" w:eastAsia="標楷體" w:hAnsi="Times New Roman"/>
+                <w:rFonts w:ascii="Times New Roman" w:eastAsia="DFKai-SB" w:hAnsi="Times New Roman"/>
                 <w:sz w:val="28"/>
               </w:rPr>
             </w:pPr>
@@ -9556,13 +9556,13 @@
               <w:jc w:val="both"/>
               <w:textAlignment w:val="center"/>
               <w:rPr>
-                <w:rFonts w:ascii="Times New Roman" w:eastAsia="標楷體" w:hAnsi="Times New Roman"/>
+                <w:rFonts w:ascii="Times New Roman" w:eastAsia="DFKai-SB" w:hAnsi="Times New Roman"/>
                 <w:sz w:val="28"/>
               </w:rPr>
             </w:pPr>
             <w:r>
               <w:rPr>
-                <w:rFonts w:ascii="Times New Roman" w:eastAsia="標楷體" w:hAnsi="Times New Roman" w:hint="eastAsia"/>
+                <w:rFonts w:ascii="Times New Roman" w:eastAsia="DFKai-SB" w:hAnsi="Times New Roman" w:hint="eastAsia"/>
                 <w:sz w:val="28"/>
               </w:rPr>
               <w:t>即時付款</w:t>
@@ -9583,13 +9583,13 @@
               <w:jc w:val="center"/>
               <w:textAlignment w:val="center"/>
               <w:rPr>
-                <w:rFonts w:ascii="Times New Roman" w:eastAsia="標楷體" w:hAnsi="Times New Roman"/>
+                <w:rFonts w:ascii="Times New Roman" w:eastAsia="DFKai-SB" w:hAnsi="Times New Roman"/>
                 <w:sz w:val="28"/>
               </w:rPr>
             </w:pPr>
             <w:r>
               <w:rPr>
-                <w:rFonts w:ascii="Times New Roman" w:eastAsia="標楷體" w:hAnsi="Times New Roman" w:hint="eastAsia"/>
+                <w:rFonts w:ascii="Times New Roman" w:eastAsia="DFKai-SB" w:hAnsi="Times New Roman" w:hint="eastAsia"/>
                 <w:sz w:val="28"/>
               </w:rPr>
               <w:t>V</w:t>
@@ -9610,13 +9610,13 @@
               <w:jc w:val="center"/>
               <w:textAlignment w:val="center"/>
               <w:rPr>
-                <w:rFonts w:ascii="Times New Roman" w:eastAsia="標楷體" w:hAnsi="Times New Roman"/>
+                <w:rFonts w:ascii="Times New Roman" w:eastAsia="DFKai-SB" w:hAnsi="Times New Roman"/>
                 <w:sz w:val="28"/>
               </w:rPr>
             </w:pPr>
             <w:r>
               <w:rPr>
-                <w:rFonts w:ascii="Times New Roman" w:eastAsia="標楷體" w:hAnsi="Times New Roman" w:hint="eastAsia"/>
+                <w:rFonts w:ascii="Times New Roman" w:eastAsia="DFKai-SB" w:hAnsi="Times New Roman" w:hint="eastAsia"/>
                 <w:sz w:val="28"/>
               </w:rPr>
               <w:t>V</w:t>
@@ -9635,13 +9635,13 @@
               <w:jc w:val="center"/>
               <w:textAlignment w:val="center"/>
               <w:rPr>
-                <w:rFonts w:ascii="Times New Roman" w:eastAsia="標楷體" w:hAnsi="Times New Roman"/>
+                <w:rFonts w:ascii="Times New Roman" w:eastAsia="DFKai-SB" w:hAnsi="Times New Roman"/>
                 <w:sz w:val="28"/>
               </w:rPr>
             </w:pPr>
             <w:r>
               <w:rPr>
-                <w:rFonts w:ascii="Times New Roman" w:eastAsia="標楷體" w:hAnsi="Times New Roman" w:hint="eastAsia"/>
+                <w:rFonts w:ascii="Times New Roman" w:eastAsia="DFKai-SB" w:hAnsi="Times New Roman" w:hint="eastAsia"/>
                 <w:sz w:val="28"/>
               </w:rPr>
               <w:t>V</w:t>
@@ -9660,7 +9660,7 @@
               <w:jc w:val="center"/>
               <w:textAlignment w:val="center"/>
               <w:rPr>
-                <w:rFonts w:ascii="Times New Roman" w:eastAsia="標楷體" w:hAnsi="Times New Roman"/>
+                <w:rFonts w:ascii="Times New Roman" w:eastAsia="DFKai-SB" w:hAnsi="Times New Roman"/>
                 <w:sz w:val="28"/>
               </w:rPr>
             </w:pPr>
@@ -9679,7 +9679,7 @@
               <w:jc w:val="center"/>
               <w:textAlignment w:val="center"/>
               <w:rPr>
-                <w:rFonts w:ascii="Times New Roman" w:eastAsia="標楷體" w:hAnsi="Times New Roman"/>
+                <w:rFonts w:ascii="Times New Roman" w:eastAsia="DFKai-SB" w:hAnsi="Times New Roman"/>
                 <w:sz w:val="28"/>
               </w:rPr>
             </w:pPr>
@@ -9704,13 +9704,13 @@
               <w:jc w:val="both"/>
               <w:textAlignment w:val="center"/>
               <w:rPr>
-                <w:rFonts w:ascii="Times New Roman" w:eastAsia="標楷體" w:hAnsi="Times New Roman"/>
+                <w:rFonts w:ascii="Times New Roman" w:eastAsia="DFKai-SB" w:hAnsi="Times New Roman"/>
                 <w:sz w:val="28"/>
               </w:rPr>
             </w:pPr>
             <w:r>
               <w:rPr>
-                <w:rFonts w:ascii="Times New Roman" w:eastAsia="標楷體" w:hAnsi="Times New Roman" w:hint="eastAsia"/>
+                <w:rFonts w:ascii="Times New Roman" w:eastAsia="DFKai-SB" w:hAnsi="Times New Roman" w:hint="eastAsia"/>
                 <w:sz w:val="28"/>
               </w:rPr>
               <w:t>會員等級</w:t>
@@ -9731,13 +9731,13 @@
               <w:jc w:val="center"/>
               <w:textAlignment w:val="center"/>
               <w:rPr>
-                <w:rFonts w:ascii="Times New Roman" w:eastAsia="標楷體" w:hAnsi="Times New Roman"/>
+                <w:rFonts w:ascii="Times New Roman" w:eastAsia="DFKai-SB" w:hAnsi="Times New Roman"/>
                 <w:sz w:val="28"/>
               </w:rPr>
             </w:pPr>
             <w:r>
               <w:rPr>
-                <w:rFonts w:ascii="Times New Roman" w:eastAsia="標楷體" w:hAnsi="Times New Roman" w:hint="eastAsia"/>
+                <w:rFonts w:ascii="Times New Roman" w:eastAsia="DFKai-SB" w:hAnsi="Times New Roman" w:hint="eastAsia"/>
                 <w:sz w:val="28"/>
               </w:rPr>
               <w:t>V</w:t>
@@ -9758,13 +9758,13 @@
               <w:jc w:val="center"/>
               <w:textAlignment w:val="center"/>
               <w:rPr>
-                <w:rFonts w:ascii="Times New Roman" w:eastAsia="標楷體" w:hAnsi="Times New Roman"/>
+                <w:rFonts w:ascii="Times New Roman" w:eastAsia="DFKai-SB" w:hAnsi="Times New Roman"/>
                 <w:sz w:val="28"/>
               </w:rPr>
             </w:pPr>
             <w:r>
               <w:rPr>
-                <w:rFonts w:ascii="Times New Roman" w:eastAsia="標楷體" w:hAnsi="Times New Roman" w:hint="eastAsia"/>
+                <w:rFonts w:ascii="Times New Roman" w:eastAsia="DFKai-SB" w:hAnsi="Times New Roman" w:hint="eastAsia"/>
                 <w:sz w:val="28"/>
               </w:rPr>
               <w:t>V</w:t>
@@ -9783,7 +9783,7 @@
               <w:jc w:val="center"/>
               <w:textAlignment w:val="center"/>
               <w:rPr>
-                <w:rFonts w:ascii="Times New Roman" w:eastAsia="標楷體" w:hAnsi="Times New Roman"/>
+                <w:rFonts w:ascii="Times New Roman" w:eastAsia="DFKai-SB" w:hAnsi="Times New Roman"/>
                 <w:sz w:val="28"/>
               </w:rPr>
             </w:pPr>
@@ -9801,7 +9801,7 @@
               <w:jc w:val="center"/>
               <w:textAlignment w:val="center"/>
               <w:rPr>
-                <w:rFonts w:ascii="Times New Roman" w:eastAsia="標楷體" w:hAnsi="Times New Roman"/>
+                <w:rFonts w:ascii="Times New Roman" w:eastAsia="DFKai-SB" w:hAnsi="Times New Roman"/>
                 <w:sz w:val="28"/>
               </w:rPr>
             </w:pPr>
@@ -9821,7 +9821,7 @@
               <w:jc w:val="center"/>
               <w:textAlignment w:val="center"/>
               <w:rPr>
-                <w:rFonts w:ascii="Times New Roman" w:eastAsia="標楷體" w:hAnsi="Times New Roman"/>
+                <w:rFonts w:ascii="Times New Roman" w:eastAsia="DFKai-SB" w:hAnsi="Times New Roman"/>
                 <w:sz w:val="28"/>
               </w:rPr>
             </w:pPr>
@@ -9846,13 +9846,13 @@
               <w:jc w:val="both"/>
               <w:textAlignment w:val="center"/>
               <w:rPr>
-                <w:rFonts w:ascii="Times New Roman" w:eastAsia="標楷體" w:hAnsi="Times New Roman"/>
+                <w:rFonts w:ascii="Times New Roman" w:eastAsia="DFKai-SB" w:hAnsi="Times New Roman"/>
                 <w:sz w:val="28"/>
               </w:rPr>
             </w:pPr>
             <w:r>
               <w:rPr>
-                <w:rFonts w:ascii="Times New Roman" w:eastAsia="標楷體" w:hAnsi="Times New Roman" w:hint="eastAsia"/>
+                <w:rFonts w:ascii="Times New Roman" w:eastAsia="DFKai-SB" w:hAnsi="Times New Roman" w:hint="eastAsia"/>
                 <w:sz w:val="28"/>
               </w:rPr>
               <w:t>個人化推薦</w:t>
@@ -9873,13 +9873,13 @@
               <w:jc w:val="center"/>
               <w:textAlignment w:val="center"/>
               <w:rPr>
-                <w:rFonts w:ascii="Times New Roman" w:eastAsia="標楷體" w:hAnsi="Times New Roman"/>
+                <w:rFonts w:ascii="Times New Roman" w:eastAsia="DFKai-SB" w:hAnsi="Times New Roman"/>
                 <w:sz w:val="28"/>
               </w:rPr>
             </w:pPr>
             <w:r>
               <w:rPr>
-                <w:rFonts w:ascii="Times New Roman" w:eastAsia="標楷體" w:hAnsi="Times New Roman" w:hint="eastAsia"/>
+                <w:rFonts w:ascii="Times New Roman" w:eastAsia="DFKai-SB" w:hAnsi="Times New Roman" w:hint="eastAsia"/>
                 <w:sz w:val="28"/>
               </w:rPr>
               <w:t>V</w:t>
@@ -9900,13 +9900,13 @@
               <w:jc w:val="center"/>
               <w:textAlignment w:val="center"/>
               <w:rPr>
-                <w:rFonts w:ascii="Times New Roman" w:eastAsia="標楷體" w:hAnsi="Times New Roman"/>
+                <w:rFonts w:ascii="Times New Roman" w:eastAsia="DFKai-SB" w:hAnsi="Times New Roman"/>
                 <w:sz w:val="28"/>
               </w:rPr>
             </w:pPr>
             <w:r>
               <w:rPr>
-                <w:rFonts w:ascii="Times New Roman" w:eastAsia="標楷體" w:hAnsi="Times New Roman" w:hint="eastAsia"/>
+                <w:rFonts w:ascii="Times New Roman" w:eastAsia="DFKai-SB" w:hAnsi="Times New Roman" w:hint="eastAsia"/>
                 <w:sz w:val="28"/>
               </w:rPr>
               <w:t>V</w:t>
@@ -9925,13 +9925,13 @@
               <w:jc w:val="center"/>
               <w:textAlignment w:val="center"/>
               <w:rPr>
-                <w:rFonts w:ascii="Times New Roman" w:eastAsia="標楷體" w:hAnsi="Times New Roman"/>
+                <w:rFonts w:ascii="Times New Roman" w:eastAsia="DFKai-SB" w:hAnsi="Times New Roman"/>
                 <w:sz w:val="28"/>
               </w:rPr>
             </w:pPr>
             <w:r>
               <w:rPr>
-                <w:rFonts w:ascii="Times New Roman" w:eastAsia="標楷體" w:hAnsi="Times New Roman" w:hint="eastAsia"/>
+                <w:rFonts w:ascii="Times New Roman" w:eastAsia="DFKai-SB" w:hAnsi="Times New Roman" w:hint="eastAsia"/>
                 <w:sz w:val="28"/>
               </w:rPr>
               <w:t>V</w:t>
@@ -9950,13 +9950,13 @@
               <w:jc w:val="center"/>
               <w:textAlignment w:val="center"/>
               <w:rPr>
-                <w:rFonts w:ascii="Times New Roman" w:eastAsia="標楷體" w:hAnsi="Times New Roman"/>
+                <w:rFonts w:ascii="Times New Roman" w:eastAsia="DFKai-SB" w:hAnsi="Times New Roman"/>
                 <w:sz w:val="28"/>
               </w:rPr>
             </w:pPr>
             <w:r>
               <w:rPr>
-                <w:rFonts w:ascii="Times New Roman" w:eastAsia="標楷體" w:hAnsi="Times New Roman" w:hint="eastAsia"/>
+                <w:rFonts w:ascii="Times New Roman" w:eastAsia="DFKai-SB" w:hAnsi="Times New Roman" w:hint="eastAsia"/>
                 <w:sz w:val="28"/>
               </w:rPr>
               <w:t>V</w:t>
@@ -9977,7 +9977,7 @@
               <w:jc w:val="center"/>
               <w:textAlignment w:val="center"/>
               <w:rPr>
-                <w:rFonts w:ascii="Times New Roman" w:eastAsia="標楷體" w:hAnsi="Times New Roman"/>
+                <w:rFonts w:ascii="Times New Roman" w:eastAsia="DFKai-SB" w:hAnsi="Times New Roman"/>
                 <w:sz w:val="28"/>
               </w:rPr>
             </w:pPr>
@@ -10117,40 +10117,14 @@
         <w:t>Dcard</w:t>
       </w:r>
       <w:proofErr w:type="spellEnd"/>
-      <w:r>
-        <w:rPr>
-          <w:rFonts w:hint="eastAsia"/>
-        </w:rPr>
-        <w:t>本質上為社群論壇，儘管設有二手買賣版供使用者交流，但因非專屬之交易平台，其功能過於精簡，僅提供即時聊天，缺乏圖書精</w:t>
-      </w:r>
       <w:proofErr w:type="gramStart"/>
       <w:r>
         <w:rPr>
           <w:rFonts w:hint="eastAsia"/>
         </w:rPr>
-        <w:t>準</w:t>
+        <w:t>本質上為社群論壇，儘管設有二手買賣版供使用者交流，但因非專屬之交易平台，其功能過於精簡，僅提供即時聊天，缺乏圖書精準分類、即時線上付款與個人化推薦等完整的輔助機制。</w:t>
       </w:r>
       <w:proofErr w:type="gramEnd"/>
-      <w:r>
-        <w:rPr>
-          <w:rFonts w:hint="eastAsia"/>
-        </w:rPr>
-        <w:t>分類、</w:t>
-      </w:r>
-      <w:proofErr w:type="gramStart"/>
-      <w:r>
-        <w:rPr>
-          <w:rFonts w:hint="eastAsia"/>
-        </w:rPr>
-        <w:t>即時線上付款</w:t>
-      </w:r>
-      <w:proofErr w:type="gramEnd"/>
-      <w:r>
-        <w:rPr>
-          <w:rFonts w:hint="eastAsia"/>
-        </w:rPr>
-        <w:t>與個人化推薦等完整的輔助機制。</w:t>
-      </w:r>
     </w:p>
     <w:p>
       <w:pPr>
@@ -10256,7 +10230,7 @@
           <w:color w:val="EE0000"/>
         </w:rPr>
         <w:drawing>
-          <wp:inline distT="0" distB="0" distL="0" distR="0" wp14:anchorId="611E101F" wp14:editId="144A7DFF">
+          <wp:inline distT="0" distB="0" distL="0" distR="0" wp14:anchorId="611E101F" wp14:editId="512B2FF0">
             <wp:extent cx="5596344" cy="1891636"/>
             <wp:effectExtent l="19050" t="19050" r="23495" b="13970"/>
             <wp:docPr id="1246348825" name="圖片 4"/>
@@ -10334,7 +10308,7 @@
       <w:pPr>
         <w:pStyle w:val="afb"/>
       </w:pPr>
-      <w:bookmarkStart w:id="10" w:name="_Toc227014306"/>
+      <w:bookmarkStart w:id="10" w:name="_Toc227104887"/>
       <w:r>
         <w:rPr>
           <w:rFonts w:hint="eastAsia"/>
@@ -10451,7 +10425,7 @@
           <w:color w:val="EE0000"/>
         </w:rPr>
         <w:drawing>
-          <wp:inline distT="0" distB="0" distL="0" distR="0" wp14:anchorId="5214411C" wp14:editId="28425884">
+          <wp:inline distT="0" distB="0" distL="0" distR="0" wp14:anchorId="5214411C" wp14:editId="7637AE6B">
             <wp:extent cx="5578806" cy="1925756"/>
             <wp:effectExtent l="19050" t="19050" r="22225" b="17780"/>
             <wp:docPr id="214552384" name="圖片 5"/>
@@ -10529,7 +10503,7 @@
       <w:pPr>
         <w:pStyle w:val="afb"/>
       </w:pPr>
-      <w:bookmarkStart w:id="11" w:name="_Toc227014307"/>
+      <w:bookmarkStart w:id="11" w:name="_Toc227104888"/>
       <w:r>
         <w:rPr>
           <w:rFonts w:hint="eastAsia"/>
@@ -10718,7 +10692,7 @@
       <w:pPr>
         <w:pStyle w:val="afb"/>
       </w:pPr>
-      <w:bookmarkStart w:id="12" w:name="_Toc227014308"/>
+      <w:bookmarkStart w:id="12" w:name="_Toc227104889"/>
       <w:r>
         <w:rPr>
           <w:rFonts w:hint="eastAsia"/>
@@ -10920,7 +10894,7 @@
         </w:rPr>
         <w:lastRenderedPageBreak/>
         <w:drawing>
-          <wp:inline distT="0" distB="0" distL="0" distR="0" wp14:anchorId="68960B63" wp14:editId="42ADFFFD">
+          <wp:inline distT="0" distB="0" distL="0" distR="0" wp14:anchorId="68960B63" wp14:editId="76109BD8">
             <wp:extent cx="5794896" cy="2055809"/>
             <wp:effectExtent l="19050" t="19050" r="15875" b="20955"/>
             <wp:docPr id="659161396" name="圖片 9"/>
@@ -10998,7 +10972,7 @@
       <w:pPr>
         <w:pStyle w:val="afb"/>
       </w:pPr>
-      <w:bookmarkStart w:id="13" w:name="_Toc227014309"/>
+      <w:bookmarkStart w:id="13" w:name="_Toc227104890"/>
       <w:r>
         <w:rPr>
           <w:rFonts w:hint="eastAsia"/>
@@ -11120,7 +11094,7 @@
           <w:noProof/>
         </w:rPr>
         <w:drawing>
-          <wp:inline distT="0" distB="0" distL="0" distR="0" wp14:anchorId="6C1EFDA4" wp14:editId="444914C1">
+          <wp:inline distT="0" distB="0" distL="0" distR="0" wp14:anchorId="6C1EFDA4" wp14:editId="5B556500">
             <wp:extent cx="5794375" cy="2051501"/>
             <wp:effectExtent l="19050" t="19050" r="15875" b="25400"/>
             <wp:docPr id="278636936" name="圖片 11"/>
@@ -11198,7 +11172,7 @@
       <w:pPr>
         <w:pStyle w:val="afb"/>
       </w:pPr>
-      <w:bookmarkStart w:id="14" w:name="_Toc227014310"/>
+      <w:bookmarkStart w:id="14" w:name="_Toc227104891"/>
       <w:r>
         <w:rPr>
           <w:rFonts w:hint="eastAsia"/>
@@ -11496,7 +11470,7 @@
       <w:pPr>
         <w:pStyle w:val="afb"/>
       </w:pPr>
-      <w:bookmarkStart w:id="15" w:name="_Toc227014311"/>
+      <w:bookmarkStart w:id="15" w:name="_Toc227104892"/>
       <w:r>
         <w:rPr>
           <w:rFonts w:hint="eastAsia"/>
@@ -12285,25 +12259,34 @@
         <w:t>與硬體整合：</w:t>
       </w:r>
       <w:r>
+        <w:rPr>
+          <w:rFonts w:hint="eastAsia"/>
+        </w:rPr>
         <w:t>實體書櫃結構預先使用</w:t>
       </w:r>
       <w:r>
-        <w:t xml:space="preserve"> SolidWorks </w:t>
-      </w:r>
-      <w:r>
+        <w:rPr>
+          <w:rFonts w:hint="eastAsia"/>
+        </w:rPr>
+        <w:t>SolidWorks</w:t>
+      </w:r>
+      <w:r>
+        <w:rPr>
+          <w:rFonts w:hint="eastAsia"/>
+        </w:rPr>
         <w:t>進行精密的</w:t>
       </w:r>
       <w:r>
-        <w:t xml:space="preserve"> CAD </w:t>
-      </w:r>
-      <w:r>
-        <w:t>機械建模，確保各零組件之公差配合</w:t>
-      </w:r>
-      <w:r>
-        <w:rPr>
-          <w:rFonts w:hint="eastAsia"/>
-        </w:rPr>
-        <w:t>，具備高度客製化與低成本模組化優勢。結合微控制器與雲端後台技術，實現</w:t>
+        <w:rPr>
+          <w:rFonts w:hint="eastAsia"/>
+        </w:rPr>
+        <w:t>CAD</w:t>
+      </w:r>
+      <w:r>
+        <w:rPr>
+          <w:rFonts w:hint="eastAsia"/>
+        </w:rPr>
+        <w:t>機械建模，確保各零組件之公差配合，具備高度客製化與低成本模組化優勢。結合微控制器與雲端後台技術，實現</w:t>
       </w:r>
       <w:proofErr w:type="gramStart"/>
       <w:r>
@@ -12344,19 +12327,22 @@
         <w:t>合約：</w:t>
       </w:r>
       <w:r>
+        <w:rPr>
+          <w:rFonts w:hint="eastAsia"/>
+        </w:rPr>
         <w:t>採用</w:t>
       </w:r>
       <w:r>
-        <w:t xml:space="preserve"> Solidity </w:t>
-      </w:r>
-      <w:r>
-        <w:t>語言開發，編寫邏輯嚴密的智慧合約以進行金流託管</w:t>
-      </w:r>
-      <w:r>
-        <w:rPr>
-          <w:rFonts w:hint="eastAsia"/>
-        </w:rPr>
-        <w:t>，實現「買家付款→取貨驗證→釋放款項」之邏輯，能有效解決傳統交易中的「信任」與「詐騙」問題。</w:t>
+        <w:rPr>
+          <w:rFonts w:hint="eastAsia"/>
+        </w:rPr>
+        <w:t>Solidity</w:t>
+      </w:r>
+      <w:r>
+        <w:rPr>
+          <w:rFonts w:hint="eastAsia"/>
+        </w:rPr>
+        <w:t>語言開發，編寫邏輯嚴密的智慧合約以進行金流託管，實現「買家付款→取貨驗證→釋放款項」之邏輯，能有效解決傳統交易中的「信任」與「詐騙」問題。</w:t>
       </w:r>
     </w:p>
     <w:p>
@@ -12829,7 +12815,7 @@
       <w:pPr>
         <w:pStyle w:val="afb"/>
       </w:pPr>
-      <w:bookmarkStart w:id="21" w:name="_Toc227014315"/>
+      <w:bookmarkStart w:id="21" w:name="_Toc227104896"/>
       <w:r>
         <w:rPr>
           <w:rFonts w:hint="eastAsia"/>
@@ -12966,7 +12952,7 @@
             <w:pPr>
               <w:textAlignment w:val="center"/>
               <w:rPr>
-                <w:rFonts w:ascii="Times New Roman" w:eastAsia="標楷體" w:hAnsi="Times New Roman"/>
+                <w:rFonts w:ascii="Times New Roman" w:eastAsia="DFKai-SB" w:hAnsi="Times New Roman"/>
                 <w:b/>
                 <w:bCs/>
                 <w:sz w:val="28"/>
@@ -12974,7 +12960,7 @@
             </w:pPr>
             <w:r>
               <w:rPr>
-                <w:rFonts w:ascii="Times New Roman" w:eastAsia="標楷體" w:hAnsi="Times New Roman" w:hint="eastAsia"/>
+                <w:rFonts w:ascii="Times New Roman" w:eastAsia="DFKai-SB" w:hAnsi="Times New Roman" w:hint="eastAsia"/>
                 <w:b/>
                 <w:bCs/>
                 <w:sz w:val="28"/>
@@ -12992,13 +12978,13 @@
               <w:ind w:left="263" w:hanging="216"/>
               <w:textAlignment w:val="center"/>
               <w:rPr>
-                <w:rFonts w:ascii="Times New Roman" w:eastAsia="標楷體" w:hAnsi="Times New Roman"/>
+                <w:rFonts w:ascii="Times New Roman" w:eastAsia="DFKai-SB" w:hAnsi="Times New Roman"/>
                 <w:sz w:val="28"/>
               </w:rPr>
             </w:pPr>
             <w:r>
               <w:rPr>
-                <w:rFonts w:ascii="Times New Roman" w:eastAsia="標楷體" w:hAnsi="Times New Roman" w:hint="eastAsia"/>
+                <w:rFonts w:ascii="Times New Roman" w:eastAsia="DFKai-SB" w:hAnsi="Times New Roman" w:hint="eastAsia"/>
                 <w:sz w:val="28"/>
               </w:rPr>
               <w:t>場域提供者</w:t>
@@ -13014,20 +13000,20 @@
               <w:ind w:left="263" w:hanging="216"/>
               <w:textAlignment w:val="center"/>
               <w:rPr>
-                <w:rFonts w:ascii="Times New Roman" w:eastAsia="標楷體" w:hAnsi="Times New Roman"/>
+                <w:rFonts w:ascii="Times New Roman" w:eastAsia="DFKai-SB" w:hAnsi="Times New Roman"/>
                 <w:sz w:val="28"/>
               </w:rPr>
             </w:pPr>
             <w:r>
               <w:rPr>
-                <w:rFonts w:ascii="Times New Roman" w:eastAsia="標楷體" w:hAnsi="Times New Roman" w:hint="eastAsia"/>
+                <w:rFonts w:ascii="Times New Roman" w:eastAsia="DFKai-SB" w:hAnsi="Times New Roman" w:hint="eastAsia"/>
                 <w:sz w:val="28"/>
               </w:rPr>
               <w:t>3D</w:t>
             </w:r>
             <w:r>
               <w:rPr>
-                <w:rFonts w:ascii="Times New Roman" w:eastAsia="標楷體" w:hAnsi="Times New Roman" w:hint="eastAsia"/>
+                <w:rFonts w:ascii="Times New Roman" w:eastAsia="DFKai-SB" w:hAnsi="Times New Roman" w:hint="eastAsia"/>
                 <w:sz w:val="28"/>
               </w:rPr>
               <w:t>列印材料供應商</w:t>
@@ -13043,14 +13029,14 @@
               <w:ind w:left="263" w:hanging="216"/>
               <w:textAlignment w:val="center"/>
               <w:rPr>
-                <w:rFonts w:ascii="Times New Roman" w:eastAsia="標楷體" w:hAnsi="Times New Roman"/>
+                <w:rFonts w:ascii="Times New Roman" w:eastAsia="DFKai-SB" w:hAnsi="Times New Roman"/>
                 <w:sz w:val="28"/>
               </w:rPr>
             </w:pPr>
             <w:proofErr w:type="gramStart"/>
             <w:r>
               <w:rPr>
-                <w:rFonts w:ascii="Times New Roman" w:eastAsia="標楷體" w:hAnsi="Times New Roman" w:hint="eastAsia"/>
+                <w:rFonts w:ascii="Times New Roman" w:eastAsia="DFKai-SB" w:hAnsi="Times New Roman" w:hint="eastAsia"/>
                 <w:sz w:val="28"/>
               </w:rPr>
               <w:t>區塊鏈設施</w:t>
@@ -13058,7 +13044,7 @@
             <w:proofErr w:type="gramEnd"/>
             <w:r>
               <w:rPr>
-                <w:rFonts w:ascii="Times New Roman" w:eastAsia="標楷體" w:hAnsi="Times New Roman" w:hint="eastAsia"/>
+                <w:rFonts w:ascii="Times New Roman" w:eastAsia="DFKai-SB" w:hAnsi="Times New Roman" w:hint="eastAsia"/>
                 <w:sz w:val="28"/>
               </w:rPr>
               <w:t>服務商</w:t>
@@ -13074,27 +13060,27 @@
               <w:ind w:left="263" w:hanging="216"/>
               <w:textAlignment w:val="center"/>
               <w:rPr>
-                <w:rFonts w:ascii="Times New Roman" w:eastAsia="標楷體" w:hAnsi="Times New Roman"/>
+                <w:rFonts w:ascii="Times New Roman" w:eastAsia="DFKai-SB" w:hAnsi="Times New Roman"/>
                 <w:sz w:val="28"/>
               </w:rPr>
             </w:pPr>
             <w:r>
               <w:rPr>
-                <w:rFonts w:ascii="Times New Roman" w:eastAsia="標楷體" w:hAnsi="Times New Roman" w:hint="eastAsia"/>
+                <w:rFonts w:ascii="Times New Roman" w:eastAsia="DFKai-SB" w:hAnsi="Times New Roman" w:hint="eastAsia"/>
                 <w:sz w:val="28"/>
               </w:rPr>
               <w:t>圖書數據</w:t>
             </w:r>
             <w:r>
               <w:rPr>
-                <w:rFonts w:ascii="Times New Roman" w:eastAsia="標楷體" w:hAnsi="Times New Roman" w:hint="eastAsia"/>
+                <w:rFonts w:ascii="Times New Roman" w:eastAsia="DFKai-SB" w:hAnsi="Times New Roman" w:hint="eastAsia"/>
                 <w:sz w:val="28"/>
               </w:rPr>
               <w:t>API</w:t>
             </w:r>
             <w:r>
               <w:rPr>
-                <w:rFonts w:ascii="Times New Roman" w:eastAsia="標楷體" w:hAnsi="Times New Roman" w:hint="eastAsia"/>
+                <w:rFonts w:ascii="Times New Roman" w:eastAsia="DFKai-SB" w:hAnsi="Times New Roman" w:hint="eastAsia"/>
                 <w:sz w:val="28"/>
               </w:rPr>
               <w:t>供應商</w:t>
@@ -13109,7 +13095,7 @@
             <w:pPr>
               <w:textAlignment w:val="center"/>
               <w:rPr>
-                <w:rFonts w:ascii="Times New Roman" w:eastAsia="標楷體" w:hAnsi="Times New Roman"/>
+                <w:rFonts w:ascii="Times New Roman" w:eastAsia="DFKai-SB" w:hAnsi="Times New Roman"/>
                 <w:b/>
                 <w:bCs/>
                 <w:sz w:val="28"/>
@@ -13117,7 +13103,7 @@
             </w:pPr>
             <w:r>
               <w:rPr>
-                <w:rFonts w:ascii="Times New Roman" w:eastAsia="標楷體" w:hAnsi="Times New Roman" w:hint="eastAsia"/>
+                <w:rFonts w:ascii="Times New Roman" w:eastAsia="DFKai-SB" w:hAnsi="Times New Roman" w:hint="eastAsia"/>
                 <w:b/>
                 <w:bCs/>
                 <w:sz w:val="28"/>
@@ -13135,13 +13121,13 @@
               <w:ind w:left="263" w:hanging="216"/>
               <w:textAlignment w:val="center"/>
               <w:rPr>
-                <w:rFonts w:ascii="Times New Roman" w:eastAsia="標楷體" w:hAnsi="Times New Roman"/>
+                <w:rFonts w:ascii="Times New Roman" w:eastAsia="DFKai-SB" w:hAnsi="Times New Roman"/>
                 <w:sz w:val="28"/>
               </w:rPr>
             </w:pPr>
             <w:r>
               <w:rPr>
-                <w:rFonts w:ascii="Times New Roman" w:eastAsia="標楷體" w:hAnsi="Times New Roman" w:hint="eastAsia"/>
+                <w:rFonts w:ascii="Times New Roman" w:eastAsia="DFKai-SB" w:hAnsi="Times New Roman" w:hint="eastAsia"/>
                 <w:sz w:val="28"/>
               </w:rPr>
               <w:t>技術開發</w:t>
@@ -13157,13 +13143,13 @@
               <w:ind w:left="263" w:hanging="216"/>
               <w:textAlignment w:val="center"/>
               <w:rPr>
-                <w:rFonts w:ascii="Times New Roman" w:eastAsia="標楷體" w:hAnsi="Times New Roman"/>
+                <w:rFonts w:ascii="Times New Roman" w:eastAsia="DFKai-SB" w:hAnsi="Times New Roman"/>
                 <w:sz w:val="28"/>
               </w:rPr>
             </w:pPr>
             <w:r>
               <w:rPr>
-                <w:rFonts w:ascii="Times New Roman" w:eastAsia="標楷體" w:hAnsi="Times New Roman" w:hint="eastAsia"/>
+                <w:rFonts w:ascii="Times New Roman" w:eastAsia="DFKai-SB" w:hAnsi="Times New Roman" w:hint="eastAsia"/>
                 <w:sz w:val="28"/>
               </w:rPr>
               <w:t>硬體整合</w:t>
@@ -13179,13 +13165,13 @@
               <w:ind w:left="263" w:hanging="216"/>
               <w:textAlignment w:val="center"/>
               <w:rPr>
-                <w:rFonts w:ascii="Times New Roman" w:eastAsia="標楷體" w:hAnsi="Times New Roman"/>
+                <w:rFonts w:ascii="Times New Roman" w:eastAsia="DFKai-SB" w:hAnsi="Times New Roman"/>
                 <w:sz w:val="28"/>
               </w:rPr>
             </w:pPr>
             <w:r>
               <w:rPr>
-                <w:rFonts w:ascii="Times New Roman" w:eastAsia="標楷體" w:hAnsi="Times New Roman" w:hint="eastAsia"/>
+                <w:rFonts w:ascii="Times New Roman" w:eastAsia="DFKai-SB" w:hAnsi="Times New Roman" w:hint="eastAsia"/>
                 <w:sz w:val="28"/>
               </w:rPr>
               <w:t>場域驗證</w:t>
@@ -13201,13 +13187,13 @@
               <w:ind w:left="263" w:hanging="216"/>
               <w:textAlignment w:val="center"/>
               <w:rPr>
-                <w:rFonts w:ascii="Times New Roman" w:eastAsia="標楷體" w:hAnsi="Times New Roman"/>
+                <w:rFonts w:ascii="Times New Roman" w:eastAsia="DFKai-SB" w:hAnsi="Times New Roman"/>
                 <w:sz w:val="28"/>
               </w:rPr>
             </w:pPr>
             <w:r>
               <w:rPr>
-                <w:rFonts w:ascii="Times New Roman" w:eastAsia="標楷體" w:hAnsi="Times New Roman" w:hint="eastAsia"/>
+                <w:rFonts w:ascii="Times New Roman" w:eastAsia="DFKai-SB" w:hAnsi="Times New Roman" w:hint="eastAsia"/>
                 <w:sz w:val="28"/>
               </w:rPr>
               <w:t>維修巡檢</w:t>
@@ -13224,7 +13210,7 @@
             <w:pPr>
               <w:textAlignment w:val="center"/>
               <w:rPr>
-                <w:rFonts w:ascii="Times New Roman" w:eastAsia="標楷體" w:hAnsi="Times New Roman"/>
+                <w:rFonts w:ascii="Times New Roman" w:eastAsia="DFKai-SB" w:hAnsi="Times New Roman"/>
                 <w:b/>
                 <w:bCs/>
                 <w:sz w:val="28"/>
@@ -13232,7 +13218,7 @@
             </w:pPr>
             <w:r>
               <w:rPr>
-                <w:rFonts w:ascii="Times New Roman" w:eastAsia="標楷體" w:hAnsi="Times New Roman" w:hint="eastAsia"/>
+                <w:rFonts w:ascii="Times New Roman" w:eastAsia="DFKai-SB" w:hAnsi="Times New Roman" w:hint="eastAsia"/>
                 <w:b/>
                 <w:bCs/>
                 <w:sz w:val="28"/>
@@ -13250,13 +13236,13 @@
               <w:ind w:left="263" w:hanging="216"/>
               <w:textAlignment w:val="center"/>
               <w:rPr>
-                <w:rFonts w:ascii="Times New Roman" w:eastAsia="標楷體" w:hAnsi="Times New Roman"/>
+                <w:rFonts w:ascii="Times New Roman" w:eastAsia="DFKai-SB" w:hAnsi="Times New Roman"/>
                 <w:sz w:val="28"/>
               </w:rPr>
             </w:pPr>
             <w:r>
               <w:rPr>
-                <w:rFonts w:ascii="Times New Roman" w:eastAsia="標楷體" w:hAnsi="Times New Roman" w:hint="eastAsia"/>
+                <w:rFonts w:ascii="Times New Roman" w:eastAsia="DFKai-SB" w:hAnsi="Times New Roman" w:hint="eastAsia"/>
                 <w:sz w:val="28"/>
               </w:rPr>
               <w:t>信任保障：</w:t>
@@ -13264,7 +13250,7 @@
             <w:proofErr w:type="gramStart"/>
             <w:r>
               <w:rPr>
-                <w:rFonts w:ascii="Times New Roman" w:eastAsia="標楷體" w:hAnsi="Times New Roman" w:hint="eastAsia"/>
+                <w:rFonts w:ascii="Times New Roman" w:eastAsia="DFKai-SB" w:hAnsi="Times New Roman" w:hint="eastAsia"/>
                 <w:sz w:val="28"/>
               </w:rPr>
               <w:t>區塊鏈智慧</w:t>
@@ -13272,7 +13258,7 @@
             <w:proofErr w:type="gramEnd"/>
             <w:r>
               <w:rPr>
-                <w:rFonts w:ascii="Times New Roman" w:eastAsia="標楷體" w:hAnsi="Times New Roman" w:hint="eastAsia"/>
+                <w:rFonts w:ascii="Times New Roman" w:eastAsia="DFKai-SB" w:hAnsi="Times New Roman" w:hint="eastAsia"/>
                 <w:sz w:val="28"/>
               </w:rPr>
               <w:t>合約託管</w:t>
@@ -13288,13 +13274,13 @@
               <w:ind w:left="263" w:hanging="216"/>
               <w:textAlignment w:val="center"/>
               <w:rPr>
-                <w:rFonts w:ascii="Times New Roman" w:eastAsia="標楷體" w:hAnsi="Times New Roman"/>
+                <w:rFonts w:ascii="Times New Roman" w:eastAsia="DFKai-SB" w:hAnsi="Times New Roman"/>
                 <w:sz w:val="28"/>
               </w:rPr>
             </w:pPr>
             <w:r>
               <w:rPr>
-                <w:rFonts w:ascii="Times New Roman" w:eastAsia="標楷體" w:hAnsi="Times New Roman" w:hint="eastAsia"/>
+                <w:rFonts w:ascii="Times New Roman" w:eastAsia="DFKai-SB" w:hAnsi="Times New Roman" w:hint="eastAsia"/>
                 <w:sz w:val="28"/>
               </w:rPr>
               <w:t>全自動無人化</w:t>
@@ -13310,13 +13296,13 @@
               <w:ind w:left="263" w:hanging="216"/>
               <w:textAlignment w:val="center"/>
               <w:rPr>
-                <w:rFonts w:ascii="Times New Roman" w:eastAsia="標楷體" w:hAnsi="Times New Roman"/>
+                <w:rFonts w:ascii="Times New Roman" w:eastAsia="DFKai-SB" w:hAnsi="Times New Roman"/>
                 <w:sz w:val="28"/>
               </w:rPr>
             </w:pPr>
             <w:r>
               <w:rPr>
-                <w:rFonts w:ascii="Times New Roman" w:eastAsia="標楷體" w:hAnsi="Times New Roman" w:hint="eastAsia"/>
+                <w:rFonts w:ascii="Times New Roman" w:eastAsia="DFKai-SB" w:hAnsi="Times New Roman" w:hint="eastAsia"/>
                 <w:sz w:val="28"/>
               </w:rPr>
               <w:t>自助取件</w:t>
@@ -13332,13 +13318,13 @@
               <w:ind w:left="263" w:hanging="216"/>
               <w:textAlignment w:val="center"/>
               <w:rPr>
-                <w:rFonts w:ascii="Times New Roman" w:eastAsia="標楷體" w:hAnsi="Times New Roman"/>
+                <w:rFonts w:ascii="Times New Roman" w:eastAsia="DFKai-SB" w:hAnsi="Times New Roman"/>
                 <w:sz w:val="28"/>
               </w:rPr>
             </w:pPr>
             <w:r>
               <w:rPr>
-                <w:rFonts w:ascii="Times New Roman" w:eastAsia="標楷體" w:hAnsi="Times New Roman" w:hint="eastAsia"/>
+                <w:rFonts w:ascii="Times New Roman" w:eastAsia="DFKai-SB" w:hAnsi="Times New Roman" w:hint="eastAsia"/>
                 <w:sz w:val="28"/>
               </w:rPr>
               <w:t>綠色校園永續</w:t>
@@ -13353,7 +13339,7 @@
             <w:pPr>
               <w:textAlignment w:val="center"/>
               <w:rPr>
-                <w:rFonts w:ascii="Times New Roman" w:eastAsia="標楷體" w:hAnsi="Times New Roman"/>
+                <w:rFonts w:ascii="Times New Roman" w:eastAsia="DFKai-SB" w:hAnsi="Times New Roman"/>
                 <w:b/>
                 <w:bCs/>
                 <w:sz w:val="28"/>
@@ -13361,7 +13347,7 @@
             </w:pPr>
             <w:r>
               <w:rPr>
-                <w:rFonts w:ascii="Times New Roman" w:eastAsia="標楷體" w:hAnsi="Times New Roman" w:hint="eastAsia"/>
+                <w:rFonts w:ascii="Times New Roman" w:eastAsia="DFKai-SB" w:hAnsi="Times New Roman" w:hint="eastAsia"/>
                 <w:b/>
                 <w:bCs/>
                 <w:sz w:val="28"/>
@@ -13379,13 +13365,13 @@
               <w:ind w:left="263" w:hanging="216"/>
               <w:textAlignment w:val="center"/>
               <w:rPr>
-                <w:rFonts w:ascii="Times New Roman" w:eastAsia="標楷體" w:hAnsi="Times New Roman"/>
+                <w:rFonts w:ascii="Times New Roman" w:eastAsia="DFKai-SB" w:hAnsi="Times New Roman"/>
                 <w:sz w:val="28"/>
               </w:rPr>
             </w:pPr>
             <w:r>
               <w:rPr>
-                <w:rFonts w:ascii="Times New Roman" w:eastAsia="標楷體" w:hAnsi="Times New Roman" w:hint="eastAsia"/>
+                <w:rFonts w:ascii="Times New Roman" w:eastAsia="DFKai-SB" w:hAnsi="Times New Roman" w:hint="eastAsia"/>
                 <w:sz w:val="28"/>
               </w:rPr>
               <w:t>爭議處理機制</w:t>
@@ -13401,13 +13387,13 @@
               <w:ind w:left="263" w:hanging="216"/>
               <w:textAlignment w:val="center"/>
               <w:rPr>
-                <w:rFonts w:ascii="Times New Roman" w:eastAsia="標楷體" w:hAnsi="Times New Roman"/>
+                <w:rFonts w:ascii="Times New Roman" w:eastAsia="DFKai-SB" w:hAnsi="Times New Roman"/>
                 <w:sz w:val="28"/>
               </w:rPr>
             </w:pPr>
             <w:r>
               <w:rPr>
-                <w:rFonts w:ascii="Times New Roman" w:eastAsia="標楷體" w:hAnsi="Times New Roman" w:hint="eastAsia"/>
+                <w:rFonts w:ascii="Times New Roman" w:eastAsia="DFKai-SB" w:hAnsi="Times New Roman" w:hint="eastAsia"/>
                 <w:sz w:val="28"/>
               </w:rPr>
               <w:t>賣家等級制度</w:t>
@@ -13423,7 +13409,7 @@
             <w:pPr>
               <w:textAlignment w:val="center"/>
               <w:rPr>
-                <w:rFonts w:ascii="Times New Roman" w:eastAsia="標楷體" w:hAnsi="Times New Roman"/>
+                <w:rFonts w:ascii="Times New Roman" w:eastAsia="DFKai-SB" w:hAnsi="Times New Roman"/>
                 <w:b/>
                 <w:bCs/>
                 <w:sz w:val="28"/>
@@ -13431,7 +13417,7 @@
             </w:pPr>
             <w:r>
               <w:rPr>
-                <w:rFonts w:ascii="Times New Roman" w:eastAsia="標楷體" w:hAnsi="Times New Roman" w:hint="eastAsia"/>
+                <w:rFonts w:ascii="Times New Roman" w:eastAsia="DFKai-SB" w:hAnsi="Times New Roman" w:hint="eastAsia"/>
                 <w:b/>
                 <w:bCs/>
                 <w:sz w:val="28"/>
@@ -13449,13 +13435,13 @@
               <w:ind w:left="263" w:hanging="216"/>
               <w:textAlignment w:val="center"/>
               <w:rPr>
-                <w:rFonts w:ascii="Times New Roman" w:eastAsia="標楷體" w:hAnsi="Times New Roman"/>
+                <w:rFonts w:ascii="Times New Roman" w:eastAsia="DFKai-SB" w:hAnsi="Times New Roman"/>
                 <w:sz w:val="28"/>
               </w:rPr>
             </w:pPr>
             <w:r>
               <w:rPr>
-                <w:rFonts w:ascii="Times New Roman" w:eastAsia="標楷體" w:hAnsi="Times New Roman" w:hint="eastAsia"/>
+                <w:rFonts w:ascii="Times New Roman" w:eastAsia="DFKai-SB" w:hAnsi="Times New Roman" w:hint="eastAsia"/>
                 <w:sz w:val="28"/>
               </w:rPr>
               <w:t>有買賣書籍需求者</w:t>
@@ -13471,13 +13457,13 @@
               <w:ind w:left="263" w:hanging="216"/>
               <w:textAlignment w:val="center"/>
               <w:rPr>
-                <w:rFonts w:ascii="Times New Roman" w:eastAsia="標楷體" w:hAnsi="Times New Roman"/>
+                <w:rFonts w:ascii="Times New Roman" w:eastAsia="DFKai-SB" w:hAnsi="Times New Roman"/>
                 <w:sz w:val="28"/>
               </w:rPr>
             </w:pPr>
             <w:r>
               <w:rPr>
-                <w:rFonts w:ascii="Times New Roman" w:eastAsia="標楷體" w:hAnsi="Times New Roman" w:hint="eastAsia"/>
+                <w:rFonts w:ascii="Times New Roman" w:eastAsia="DFKai-SB" w:hAnsi="Times New Roman" w:hint="eastAsia"/>
                 <w:sz w:val="28"/>
               </w:rPr>
               <w:t>欲降低負擔的學生族群</w:t>
@@ -13498,7 +13484,7 @@
             <w:pPr>
               <w:textAlignment w:val="center"/>
               <w:rPr>
-                <w:rFonts w:ascii="Times New Roman" w:eastAsia="標楷體" w:hAnsi="Times New Roman"/>
+                <w:rFonts w:ascii="Times New Roman" w:eastAsia="DFKai-SB" w:hAnsi="Times New Roman"/>
                 <w:sz w:val="28"/>
               </w:rPr>
             </w:pPr>
@@ -13512,7 +13498,7 @@
             <w:pPr>
               <w:textAlignment w:val="center"/>
               <w:rPr>
-                <w:rFonts w:ascii="Times New Roman" w:eastAsia="標楷體" w:hAnsi="Times New Roman"/>
+                <w:rFonts w:ascii="Times New Roman" w:eastAsia="DFKai-SB" w:hAnsi="Times New Roman"/>
                 <w:b/>
                 <w:bCs/>
                 <w:sz w:val="28"/>
@@ -13520,7 +13506,7 @@
             </w:pPr>
             <w:r>
               <w:rPr>
-                <w:rFonts w:ascii="Times New Roman" w:eastAsia="標楷體" w:hAnsi="Times New Roman" w:hint="eastAsia"/>
+                <w:rFonts w:ascii="Times New Roman" w:eastAsia="DFKai-SB" w:hAnsi="Times New Roman" w:hint="eastAsia"/>
                 <w:b/>
                 <w:bCs/>
                 <w:sz w:val="28"/>
@@ -13538,13 +13524,13 @@
               <w:ind w:left="263" w:hanging="216"/>
               <w:textAlignment w:val="center"/>
               <w:rPr>
-                <w:rFonts w:ascii="Times New Roman" w:eastAsia="標楷體" w:hAnsi="Times New Roman"/>
+                <w:rFonts w:ascii="Times New Roman" w:eastAsia="DFKai-SB" w:hAnsi="Times New Roman"/>
                 <w:sz w:val="28"/>
               </w:rPr>
             </w:pPr>
             <w:r>
               <w:rPr>
-                <w:rFonts w:ascii="Times New Roman" w:eastAsia="標楷體" w:hAnsi="Times New Roman" w:hint="eastAsia"/>
+                <w:rFonts w:ascii="Times New Roman" w:eastAsia="DFKai-SB" w:hAnsi="Times New Roman" w:hint="eastAsia"/>
                 <w:sz w:val="28"/>
               </w:rPr>
               <w:t>書籍數據庫</w:t>
@@ -13560,13 +13546,13 @@
               <w:ind w:left="263" w:hanging="216"/>
               <w:textAlignment w:val="center"/>
               <w:rPr>
-                <w:rFonts w:ascii="Times New Roman" w:eastAsia="標楷體" w:hAnsi="Times New Roman"/>
+                <w:rFonts w:ascii="Times New Roman" w:eastAsia="DFKai-SB" w:hAnsi="Times New Roman"/>
                 <w:sz w:val="28"/>
               </w:rPr>
             </w:pPr>
             <w:r>
               <w:rPr>
-                <w:rFonts w:ascii="Times New Roman" w:eastAsia="標楷體" w:hAnsi="Times New Roman" w:hint="eastAsia"/>
+                <w:rFonts w:ascii="Times New Roman" w:eastAsia="DFKai-SB" w:hAnsi="Times New Roman" w:hint="eastAsia"/>
                 <w:sz w:val="28"/>
               </w:rPr>
               <w:t>技術團隊</w:t>
@@ -13582,13 +13568,13 @@
               <w:ind w:left="263" w:hanging="216"/>
               <w:textAlignment w:val="center"/>
               <w:rPr>
-                <w:rFonts w:ascii="Times New Roman" w:eastAsia="標楷體" w:hAnsi="Times New Roman"/>
+                <w:rFonts w:ascii="Times New Roman" w:eastAsia="DFKai-SB" w:hAnsi="Times New Roman"/>
                 <w:sz w:val="28"/>
               </w:rPr>
             </w:pPr>
             <w:r>
               <w:rPr>
-                <w:rFonts w:ascii="Times New Roman" w:eastAsia="標楷體" w:hAnsi="Times New Roman" w:hint="eastAsia"/>
+                <w:rFonts w:ascii="Times New Roman" w:eastAsia="DFKai-SB" w:hAnsi="Times New Roman" w:hint="eastAsia"/>
                 <w:sz w:val="28"/>
               </w:rPr>
               <w:t>硬體設施</w:t>
@@ -13605,7 +13591,7 @@
             <w:pPr>
               <w:textAlignment w:val="center"/>
               <w:rPr>
-                <w:rFonts w:ascii="Times New Roman" w:eastAsia="標楷體" w:hAnsi="Times New Roman"/>
+                <w:rFonts w:ascii="Times New Roman" w:eastAsia="DFKai-SB" w:hAnsi="Times New Roman"/>
                 <w:sz w:val="28"/>
               </w:rPr>
             </w:pPr>
@@ -13619,7 +13605,7 @@
             <w:pPr>
               <w:textAlignment w:val="center"/>
               <w:rPr>
-                <w:rFonts w:ascii="Times New Roman" w:eastAsia="標楷體" w:hAnsi="Times New Roman"/>
+                <w:rFonts w:ascii="Times New Roman" w:eastAsia="DFKai-SB" w:hAnsi="Times New Roman"/>
                 <w:b/>
                 <w:bCs/>
                 <w:sz w:val="28"/>
@@ -13627,7 +13613,7 @@
             </w:pPr>
             <w:r>
               <w:rPr>
-                <w:rFonts w:ascii="Times New Roman" w:eastAsia="標楷體" w:hAnsi="Times New Roman" w:hint="eastAsia"/>
+                <w:rFonts w:ascii="Times New Roman" w:eastAsia="DFKai-SB" w:hAnsi="Times New Roman" w:hint="eastAsia"/>
                 <w:b/>
                 <w:bCs/>
                 <w:sz w:val="28"/>
@@ -13645,20 +13631,20 @@
               <w:ind w:left="263" w:hanging="216"/>
               <w:textAlignment w:val="center"/>
               <w:rPr>
-                <w:rFonts w:ascii="Times New Roman" w:eastAsia="標楷體" w:hAnsi="Times New Roman"/>
+                <w:rFonts w:ascii="Times New Roman" w:eastAsia="DFKai-SB" w:hAnsi="Times New Roman"/>
                 <w:sz w:val="28"/>
               </w:rPr>
             </w:pPr>
             <w:r>
               <w:rPr>
-                <w:rFonts w:ascii="Times New Roman" w:eastAsia="標楷體" w:hAnsi="Times New Roman" w:hint="eastAsia"/>
+                <w:rFonts w:ascii="Times New Roman" w:eastAsia="DFKai-SB" w:hAnsi="Times New Roman" w:hint="eastAsia"/>
                 <w:sz w:val="28"/>
               </w:rPr>
               <w:t>APP/</w:t>
             </w:r>
             <w:r>
               <w:rPr>
-                <w:rFonts w:ascii="Times New Roman" w:eastAsia="標楷體" w:hAnsi="Times New Roman" w:hint="eastAsia"/>
+                <w:rFonts w:ascii="Times New Roman" w:eastAsia="DFKai-SB" w:hAnsi="Times New Roman" w:hint="eastAsia"/>
                 <w:sz w:val="28"/>
               </w:rPr>
               <w:t>網站</w:t>
@@ -13674,13 +13660,13 @@
               <w:ind w:left="263" w:hanging="216"/>
               <w:textAlignment w:val="center"/>
               <w:rPr>
-                <w:rFonts w:ascii="Times New Roman" w:eastAsia="標楷體" w:hAnsi="Times New Roman"/>
+                <w:rFonts w:ascii="Times New Roman" w:eastAsia="DFKai-SB" w:hAnsi="Times New Roman"/>
                 <w:sz w:val="28"/>
               </w:rPr>
             </w:pPr>
             <w:r>
               <w:rPr>
-                <w:rFonts w:ascii="Times New Roman" w:eastAsia="標楷體" w:hAnsi="Times New Roman" w:hint="eastAsia"/>
+                <w:rFonts w:ascii="Times New Roman" w:eastAsia="DFKai-SB" w:hAnsi="Times New Roman" w:hint="eastAsia"/>
                 <w:sz w:val="28"/>
               </w:rPr>
               <w:t>校園</w:t>
@@ -13688,7 +13674,7 @@
             <w:proofErr w:type="gramStart"/>
             <w:r>
               <w:rPr>
-                <w:rFonts w:ascii="Times New Roman" w:eastAsia="標楷體" w:hAnsi="Times New Roman" w:hint="eastAsia"/>
+                <w:rFonts w:ascii="Times New Roman" w:eastAsia="DFKai-SB" w:hAnsi="Times New Roman" w:hint="eastAsia"/>
                 <w:sz w:val="28"/>
               </w:rPr>
               <w:t>捷運等場域</w:t>
@@ -13705,13 +13691,13 @@
               <w:ind w:left="263" w:hanging="216"/>
               <w:textAlignment w:val="center"/>
               <w:rPr>
-                <w:rFonts w:ascii="Times New Roman" w:eastAsia="標楷體" w:hAnsi="Times New Roman"/>
+                <w:rFonts w:ascii="Times New Roman" w:eastAsia="DFKai-SB" w:hAnsi="Times New Roman"/>
                 <w:sz w:val="28"/>
               </w:rPr>
             </w:pPr>
             <w:r>
               <w:rPr>
-                <w:rFonts w:ascii="Times New Roman" w:eastAsia="標楷體" w:hAnsi="Times New Roman" w:hint="eastAsia"/>
+                <w:rFonts w:ascii="Times New Roman" w:eastAsia="DFKai-SB" w:hAnsi="Times New Roman" w:hint="eastAsia"/>
                 <w:sz w:val="28"/>
               </w:rPr>
               <w:t>社群媒體</w:t>
@@ -13727,7 +13713,7 @@
             <w:pPr>
               <w:textAlignment w:val="center"/>
               <w:rPr>
-                <w:rFonts w:ascii="Times New Roman" w:eastAsia="標楷體" w:hAnsi="Times New Roman"/>
+                <w:rFonts w:ascii="Times New Roman" w:eastAsia="DFKai-SB" w:hAnsi="Times New Roman"/>
                 <w:sz w:val="28"/>
               </w:rPr>
             </w:pPr>
@@ -13747,7 +13733,7 @@
             <w:pPr>
               <w:textAlignment w:val="center"/>
               <w:rPr>
-                <w:rFonts w:ascii="Times New Roman" w:eastAsia="標楷體" w:hAnsi="Times New Roman"/>
+                <w:rFonts w:ascii="Times New Roman" w:eastAsia="DFKai-SB" w:hAnsi="Times New Roman"/>
                 <w:b/>
                 <w:bCs/>
                 <w:sz w:val="28"/>
@@ -13755,7 +13741,7 @@
             </w:pPr>
             <w:r>
               <w:rPr>
-                <w:rFonts w:ascii="Times New Roman" w:eastAsia="標楷體" w:hAnsi="Times New Roman" w:hint="eastAsia"/>
+                <w:rFonts w:ascii="Times New Roman" w:eastAsia="DFKai-SB" w:hAnsi="Times New Roman" w:hint="eastAsia"/>
                 <w:b/>
                 <w:bCs/>
                 <w:sz w:val="28"/>
@@ -13773,13 +13759,13 @@
               <w:ind w:left="263" w:hanging="216"/>
               <w:textAlignment w:val="center"/>
               <w:rPr>
-                <w:rFonts w:ascii="Times New Roman" w:eastAsia="標楷體" w:hAnsi="Times New Roman"/>
+                <w:rFonts w:ascii="Times New Roman" w:eastAsia="DFKai-SB" w:hAnsi="Times New Roman"/>
                 <w:sz w:val="28"/>
               </w:rPr>
             </w:pPr>
             <w:r>
               <w:rPr>
-                <w:rFonts w:ascii="Times New Roman" w:eastAsia="標楷體" w:hAnsi="Times New Roman" w:hint="eastAsia"/>
+                <w:rFonts w:ascii="Times New Roman" w:eastAsia="DFKai-SB" w:hAnsi="Times New Roman" w:hint="eastAsia"/>
                 <w:sz w:val="28"/>
               </w:rPr>
               <w:t>零件維修</w:t>
@@ -13795,13 +13781,13 @@
               <w:ind w:left="263" w:hanging="216"/>
               <w:textAlignment w:val="center"/>
               <w:rPr>
-                <w:rFonts w:ascii="Times New Roman" w:eastAsia="標楷體" w:hAnsi="Times New Roman"/>
+                <w:rFonts w:ascii="Times New Roman" w:eastAsia="DFKai-SB" w:hAnsi="Times New Roman"/>
                 <w:sz w:val="28"/>
               </w:rPr>
             </w:pPr>
             <w:r>
               <w:rPr>
-                <w:rFonts w:ascii="Times New Roman" w:eastAsia="標楷體" w:hAnsi="Times New Roman" w:hint="eastAsia"/>
+                <w:rFonts w:ascii="Times New Roman" w:eastAsia="DFKai-SB" w:hAnsi="Times New Roman" w:hint="eastAsia"/>
                 <w:sz w:val="28"/>
               </w:rPr>
               <w:t>書櫃運作電費</w:t>
@@ -13817,14 +13803,14 @@
               <w:ind w:left="263" w:hanging="216"/>
               <w:textAlignment w:val="center"/>
               <w:rPr>
-                <w:rFonts w:ascii="Times New Roman" w:eastAsia="標楷體" w:hAnsi="Times New Roman"/>
+                <w:rFonts w:ascii="Times New Roman" w:eastAsia="DFKai-SB" w:hAnsi="Times New Roman"/>
                 <w:sz w:val="28"/>
               </w:rPr>
             </w:pPr>
             <w:proofErr w:type="gramStart"/>
             <w:r>
               <w:rPr>
-                <w:rFonts w:ascii="Times New Roman" w:eastAsia="標楷體" w:hAnsi="Times New Roman" w:hint="eastAsia"/>
+                <w:rFonts w:ascii="Times New Roman" w:eastAsia="DFKai-SB" w:hAnsi="Times New Roman" w:hint="eastAsia"/>
                 <w:sz w:val="28"/>
               </w:rPr>
               <w:t>區塊鏈交易</w:t>
@@ -13832,7 +13818,7 @@
             <w:proofErr w:type="gramEnd"/>
             <w:r>
               <w:rPr>
-                <w:rFonts w:ascii="Times New Roman" w:eastAsia="標楷體" w:hAnsi="Times New Roman" w:hint="eastAsia"/>
+                <w:rFonts w:ascii="Times New Roman" w:eastAsia="DFKai-SB" w:hAnsi="Times New Roman" w:hint="eastAsia"/>
                 <w:sz w:val="28"/>
               </w:rPr>
               <w:t>手續費</w:t>
@@ -13848,13 +13834,13 @@
               <w:ind w:left="263" w:hanging="216"/>
               <w:textAlignment w:val="center"/>
               <w:rPr>
-                <w:rFonts w:ascii="Times New Roman" w:eastAsia="標楷體" w:hAnsi="Times New Roman"/>
+                <w:rFonts w:ascii="Times New Roman" w:eastAsia="DFKai-SB" w:hAnsi="Times New Roman"/>
                 <w:sz w:val="28"/>
               </w:rPr>
             </w:pPr>
             <w:r>
               <w:rPr>
-                <w:rFonts w:ascii="Times New Roman" w:eastAsia="標楷體" w:hAnsi="Times New Roman" w:hint="eastAsia"/>
+                <w:rFonts w:ascii="Times New Roman" w:eastAsia="DFKai-SB" w:hAnsi="Times New Roman" w:hint="eastAsia"/>
                 <w:sz w:val="28"/>
               </w:rPr>
               <w:t>雲端伺服器成本</w:t>
@@ -13870,34 +13856,34 @@
               <w:ind w:left="263" w:hanging="216"/>
               <w:textAlignment w:val="center"/>
               <w:rPr>
-                <w:rFonts w:ascii="Times New Roman" w:eastAsia="標楷體" w:hAnsi="Times New Roman"/>
+                <w:rFonts w:ascii="Times New Roman" w:eastAsia="DFKai-SB" w:hAnsi="Times New Roman"/>
                 <w:sz w:val="28"/>
               </w:rPr>
             </w:pPr>
             <w:r>
               <w:rPr>
-                <w:rFonts w:ascii="Times New Roman" w:eastAsia="標楷體" w:hAnsi="Times New Roman" w:hint="eastAsia"/>
+                <w:rFonts w:ascii="Times New Roman" w:eastAsia="DFKai-SB" w:hAnsi="Times New Roman" w:hint="eastAsia"/>
                 <w:sz w:val="28"/>
               </w:rPr>
               <w:t>行銷與社群推廣費</w:t>
             </w:r>
             <w:r>
               <w:rPr>
-                <w:rFonts w:ascii="Times New Roman" w:eastAsia="標楷體" w:hAnsi="Times New Roman" w:hint="eastAsia"/>
+                <w:rFonts w:ascii="Times New Roman" w:eastAsia="DFKai-SB" w:hAnsi="Times New Roman" w:hint="eastAsia"/>
                 <w:sz w:val="28"/>
               </w:rPr>
               <w:t>(</w:t>
             </w:r>
             <w:r>
               <w:rPr>
-                <w:rFonts w:ascii="Times New Roman" w:eastAsia="標楷體" w:hAnsi="Times New Roman" w:hint="eastAsia"/>
+                <w:rFonts w:ascii="Times New Roman" w:eastAsia="DFKai-SB" w:hAnsi="Times New Roman" w:hint="eastAsia"/>
                 <w:sz w:val="28"/>
               </w:rPr>
               <w:t>初期推廣</w:t>
             </w:r>
             <w:r>
               <w:rPr>
-                <w:rFonts w:ascii="Times New Roman" w:eastAsia="標楷體" w:hAnsi="Times New Roman" w:hint="eastAsia"/>
+                <w:rFonts w:ascii="Times New Roman" w:eastAsia="DFKai-SB" w:hAnsi="Times New Roman" w:hint="eastAsia"/>
                 <w:sz w:val="28"/>
               </w:rPr>
               <w:t>)</w:t>
@@ -13913,20 +13899,20 @@
               <w:ind w:left="263" w:hanging="216"/>
               <w:textAlignment w:val="center"/>
               <w:rPr>
-                <w:rFonts w:ascii="Times New Roman" w:eastAsia="標楷體" w:hAnsi="Times New Roman"/>
+                <w:rFonts w:ascii="Times New Roman" w:eastAsia="DFKai-SB" w:hAnsi="Times New Roman"/>
                 <w:sz w:val="28"/>
               </w:rPr>
             </w:pPr>
             <w:r>
               <w:rPr>
-                <w:rFonts w:ascii="Times New Roman" w:eastAsia="標楷體" w:hAnsi="Times New Roman" w:hint="eastAsia"/>
+                <w:rFonts w:ascii="Times New Roman" w:eastAsia="DFKai-SB" w:hAnsi="Times New Roman" w:hint="eastAsia"/>
                 <w:sz w:val="28"/>
               </w:rPr>
               <w:t>API</w:t>
             </w:r>
             <w:r>
               <w:rPr>
-                <w:rFonts w:ascii="Times New Roman" w:eastAsia="標楷體" w:hAnsi="Times New Roman" w:hint="eastAsia"/>
+                <w:rFonts w:ascii="Times New Roman" w:eastAsia="DFKai-SB" w:hAnsi="Times New Roman" w:hint="eastAsia"/>
                 <w:sz w:val="28"/>
               </w:rPr>
               <w:t>串接費用</w:t>
@@ -13942,7 +13928,7 @@
             <w:pPr>
               <w:textAlignment w:val="center"/>
               <w:rPr>
-                <w:rFonts w:ascii="Times New Roman" w:eastAsia="標楷體" w:hAnsi="Times New Roman"/>
+                <w:rFonts w:ascii="Times New Roman" w:eastAsia="DFKai-SB" w:hAnsi="Times New Roman"/>
                 <w:b/>
                 <w:bCs/>
                 <w:sz w:val="28"/>
@@ -13950,7 +13936,7 @@
             </w:pPr>
             <w:r>
               <w:rPr>
-                <w:rFonts w:ascii="Times New Roman" w:eastAsia="標楷體" w:hAnsi="Times New Roman" w:hint="eastAsia"/>
+                <w:rFonts w:ascii="Times New Roman" w:eastAsia="DFKai-SB" w:hAnsi="Times New Roman" w:hint="eastAsia"/>
                 <w:b/>
                 <w:bCs/>
                 <w:sz w:val="28"/>
@@ -13968,13 +13954,13 @@
               <w:ind w:left="263" w:hanging="216"/>
               <w:textAlignment w:val="center"/>
               <w:rPr>
-                <w:rFonts w:ascii="Times New Roman" w:eastAsia="標楷體" w:hAnsi="Times New Roman"/>
+                <w:rFonts w:ascii="Times New Roman" w:eastAsia="DFKai-SB" w:hAnsi="Times New Roman"/>
                 <w:sz w:val="28"/>
               </w:rPr>
             </w:pPr>
             <w:r>
               <w:rPr>
-                <w:rFonts w:ascii="Times New Roman" w:eastAsia="標楷體" w:hAnsi="Times New Roman" w:hint="eastAsia"/>
+                <w:rFonts w:ascii="Times New Roman" w:eastAsia="DFKai-SB" w:hAnsi="Times New Roman" w:hint="eastAsia"/>
                 <w:sz w:val="28"/>
               </w:rPr>
               <w:t>交易手續費</w:t>
@@ -13990,13 +13976,13 @@
               <w:ind w:left="263" w:hanging="216"/>
               <w:textAlignment w:val="center"/>
               <w:rPr>
-                <w:rFonts w:ascii="Times New Roman" w:eastAsia="標楷體" w:hAnsi="Times New Roman"/>
+                <w:rFonts w:ascii="Times New Roman" w:eastAsia="DFKai-SB" w:hAnsi="Times New Roman"/>
                 <w:sz w:val="28"/>
               </w:rPr>
             </w:pPr>
             <w:r>
               <w:rPr>
-                <w:rFonts w:ascii="Times New Roman" w:eastAsia="標楷體" w:hAnsi="Times New Roman" w:hint="eastAsia"/>
+                <w:rFonts w:ascii="Times New Roman" w:eastAsia="DFKai-SB" w:hAnsi="Times New Roman" w:hint="eastAsia"/>
                 <w:sz w:val="28"/>
               </w:rPr>
               <w:t>智慧書櫃廣告位</w:t>
@@ -15297,7 +15283,7 @@
       <w:pPr>
         <w:pStyle w:val="afb"/>
       </w:pPr>
-      <w:bookmarkStart w:id="24" w:name="_Toc227014316"/>
+      <w:bookmarkStart w:id="24" w:name="_Toc227104897"/>
       <w:r>
         <w:rPr>
           <w:rFonts w:hint="eastAsia"/>
@@ -15445,13 +15431,13 @@
               <w:jc w:val="right"/>
               <w:textAlignment w:val="center"/>
               <w:rPr>
-                <w:rFonts w:ascii="Times New Roman" w:eastAsia="標楷體" w:hAnsi="Times New Roman"/>
+                <w:rFonts w:ascii="Times New Roman" w:eastAsia="DFKai-SB" w:hAnsi="Times New Roman"/>
                 <w:sz w:val="28"/>
               </w:rPr>
             </w:pPr>
             <w:r>
               <w:rPr>
-                <w:rFonts w:ascii="Times New Roman" w:eastAsia="標楷體" w:hAnsi="Times New Roman" w:hint="eastAsia"/>
+                <w:rFonts w:ascii="Times New Roman" w:eastAsia="DFKai-SB" w:hAnsi="Times New Roman" w:hint="eastAsia"/>
                 <w:sz w:val="28"/>
               </w:rPr>
               <w:t>內部</w:t>
@@ -15464,13 +15450,13 @@
               <w:jc w:val="both"/>
               <w:textAlignment w:val="center"/>
               <w:rPr>
-                <w:rFonts w:ascii="Times New Roman" w:eastAsia="標楷體" w:hAnsi="Times New Roman"/>
+                <w:rFonts w:ascii="Times New Roman" w:eastAsia="DFKai-SB" w:hAnsi="Times New Roman"/>
                 <w:sz w:val="28"/>
               </w:rPr>
             </w:pPr>
             <w:r>
               <w:rPr>
-                <w:rFonts w:ascii="Times New Roman" w:eastAsia="標楷體" w:hAnsi="Times New Roman" w:hint="eastAsia"/>
+                <w:rFonts w:ascii="Times New Roman" w:eastAsia="DFKai-SB" w:hAnsi="Times New Roman" w:hint="eastAsia"/>
                 <w:sz w:val="28"/>
               </w:rPr>
               <w:t>外部</w:t>
@@ -15490,34 +15476,34 @@
               <w:jc w:val="center"/>
               <w:textAlignment w:val="center"/>
               <w:rPr>
-                <w:rFonts w:ascii="Times New Roman" w:eastAsia="標楷體" w:hAnsi="Times New Roman"/>
+                <w:rFonts w:ascii="Times New Roman" w:eastAsia="DFKai-SB" w:hAnsi="Times New Roman"/>
                 <w:sz w:val="28"/>
               </w:rPr>
             </w:pPr>
             <w:r>
               <w:rPr>
-                <w:rFonts w:ascii="Times New Roman" w:eastAsia="標楷體" w:hAnsi="Times New Roman" w:hint="eastAsia"/>
+                <w:rFonts w:ascii="Times New Roman" w:eastAsia="DFKai-SB" w:hAnsi="Times New Roman" w:hint="eastAsia"/>
                 <w:sz w:val="28"/>
               </w:rPr>
               <w:t>優勢</w:t>
             </w:r>
             <w:r>
               <w:rPr>
-                <w:rFonts w:ascii="Times New Roman" w:eastAsia="標楷體" w:hAnsi="Times New Roman" w:hint="eastAsia"/>
+                <w:rFonts w:ascii="Times New Roman" w:eastAsia="DFKai-SB" w:hAnsi="Times New Roman" w:hint="eastAsia"/>
                 <w:sz w:val="28"/>
               </w:rPr>
               <w:t>（</w:t>
             </w:r>
             <w:r>
               <w:rPr>
-                <w:rFonts w:ascii="Times New Roman" w:eastAsia="標楷體" w:hAnsi="Times New Roman" w:hint="eastAsia"/>
+                <w:rFonts w:ascii="Times New Roman" w:eastAsia="DFKai-SB" w:hAnsi="Times New Roman" w:hint="eastAsia"/>
                 <w:sz w:val="28"/>
               </w:rPr>
               <w:t>Strengths</w:t>
             </w:r>
             <w:r>
               <w:rPr>
-                <w:rFonts w:ascii="Times New Roman" w:eastAsia="標楷體" w:hAnsi="Times New Roman" w:hint="eastAsia"/>
+                <w:rFonts w:ascii="Times New Roman" w:eastAsia="DFKai-SB" w:hAnsi="Times New Roman" w:hint="eastAsia"/>
                 <w:sz w:val="28"/>
               </w:rPr>
               <w:t>）</w:t>
@@ -15538,34 +15524,34 @@
               <w:jc w:val="center"/>
               <w:textAlignment w:val="center"/>
               <w:rPr>
-                <w:rFonts w:ascii="Times New Roman" w:eastAsia="標楷體" w:hAnsi="Times New Roman"/>
+                <w:rFonts w:ascii="Times New Roman" w:eastAsia="DFKai-SB" w:hAnsi="Times New Roman"/>
                 <w:sz w:val="28"/>
               </w:rPr>
             </w:pPr>
             <w:r>
               <w:rPr>
-                <w:rFonts w:ascii="Times New Roman" w:eastAsia="標楷體" w:hAnsi="Times New Roman" w:hint="eastAsia"/>
+                <w:rFonts w:ascii="Times New Roman" w:eastAsia="DFKai-SB" w:hAnsi="Times New Roman" w:hint="eastAsia"/>
                 <w:sz w:val="28"/>
               </w:rPr>
               <w:t>劣勢</w:t>
             </w:r>
             <w:r>
               <w:rPr>
-                <w:rFonts w:ascii="Times New Roman" w:eastAsia="標楷體" w:hAnsi="Times New Roman" w:hint="eastAsia"/>
+                <w:rFonts w:ascii="Times New Roman" w:eastAsia="DFKai-SB" w:hAnsi="Times New Roman" w:hint="eastAsia"/>
                 <w:sz w:val="28"/>
               </w:rPr>
               <w:t>（</w:t>
             </w:r>
             <w:r>
               <w:rPr>
-                <w:rFonts w:ascii="Times New Roman" w:eastAsia="標楷體" w:hAnsi="Times New Roman"/>
+                <w:rFonts w:ascii="Times New Roman" w:eastAsia="DFKai-SB" w:hAnsi="Times New Roman"/>
                 <w:sz w:val="28"/>
               </w:rPr>
               <w:t>Weaknesses</w:t>
             </w:r>
             <w:r>
               <w:rPr>
-                <w:rFonts w:ascii="Times New Roman" w:eastAsia="標楷體" w:hAnsi="Times New Roman" w:hint="eastAsia"/>
+                <w:rFonts w:ascii="Times New Roman" w:eastAsia="DFKai-SB" w:hAnsi="Times New Roman" w:hint="eastAsia"/>
                 <w:sz w:val="28"/>
               </w:rPr>
               <w:t>）</w:t>
@@ -15591,13 +15577,13 @@
               <w:jc w:val="center"/>
               <w:textAlignment w:val="center"/>
               <w:rPr>
-                <w:rFonts w:ascii="Times New Roman" w:eastAsia="標楷體" w:hAnsi="Times New Roman"/>
+                <w:rFonts w:ascii="Times New Roman" w:eastAsia="DFKai-SB" w:hAnsi="Times New Roman"/>
                 <w:sz w:val="28"/>
               </w:rPr>
             </w:pPr>
             <w:r>
               <w:rPr>
-                <w:rFonts w:ascii="Times New Roman" w:eastAsia="標楷體" w:hAnsi="Times New Roman" w:hint="eastAsia"/>
+                <w:rFonts w:ascii="Times New Roman" w:eastAsia="DFKai-SB" w:hAnsi="Times New Roman" w:hint="eastAsia"/>
                 <w:sz w:val="28"/>
               </w:rPr>
               <w:t>機會</w:t>
@@ -15610,27 +15596,27 @@
               <w:jc w:val="center"/>
               <w:textAlignment w:val="center"/>
               <w:rPr>
-                <w:rFonts w:ascii="Times New Roman" w:eastAsia="標楷體" w:hAnsi="Times New Roman"/>
+                <w:rFonts w:ascii="Times New Roman" w:eastAsia="DFKai-SB" w:hAnsi="Times New Roman"/>
                 <w:sz w:val="28"/>
               </w:rPr>
             </w:pPr>
             <w:r>
               <w:rPr>
-                <w:rFonts w:ascii="Times New Roman" w:eastAsia="標楷體" w:hAnsi="Times New Roman" w:hint="eastAsia"/>
+                <w:rFonts w:ascii="Times New Roman" w:eastAsia="DFKai-SB" w:hAnsi="Times New Roman" w:hint="eastAsia"/>
                 <w:sz w:val="28"/>
               </w:rPr>
               <w:t>（</w:t>
             </w:r>
             <w:r>
               <w:rPr>
-                <w:rFonts w:ascii="Times New Roman" w:eastAsia="標楷體" w:hAnsi="Times New Roman" w:hint="eastAsia"/>
+                <w:rFonts w:ascii="Times New Roman" w:eastAsia="DFKai-SB" w:hAnsi="Times New Roman" w:hint="eastAsia"/>
                 <w:sz w:val="28"/>
               </w:rPr>
               <w:t>Opportunities</w:t>
             </w:r>
             <w:r>
               <w:rPr>
-                <w:rFonts w:ascii="Times New Roman" w:eastAsia="標楷體" w:hAnsi="Times New Roman" w:hint="eastAsia"/>
+                <w:rFonts w:ascii="Times New Roman" w:eastAsia="DFKai-SB" w:hAnsi="Times New Roman" w:hint="eastAsia"/>
                 <w:sz w:val="28"/>
               </w:rPr>
               <w:t>）</w:t>
@@ -15649,20 +15635,20 @@
               <w:jc w:val="both"/>
               <w:textAlignment w:val="center"/>
               <w:rPr>
-                <w:rFonts w:ascii="Times New Roman" w:eastAsia="標楷體" w:hAnsi="Times New Roman"/>
+                <w:rFonts w:ascii="Times New Roman" w:eastAsia="DFKai-SB" w:hAnsi="Times New Roman"/>
                 <w:sz w:val="28"/>
               </w:rPr>
             </w:pPr>
             <w:r>
               <w:rPr>
-                <w:rFonts w:ascii="Times New Roman" w:eastAsia="標楷體" w:hAnsi="Times New Roman" w:hint="eastAsia"/>
+                <w:rFonts w:ascii="Times New Roman" w:eastAsia="DFKai-SB" w:hAnsi="Times New Roman" w:hint="eastAsia"/>
                 <w:sz w:val="28"/>
               </w:rPr>
               <w:t>SO</w:t>
             </w:r>
             <w:r>
               <w:rPr>
-                <w:rFonts w:ascii="Times New Roman" w:eastAsia="標楷體" w:hAnsi="Times New Roman" w:hint="eastAsia"/>
+                <w:rFonts w:ascii="Times New Roman" w:eastAsia="DFKai-SB" w:hAnsi="Times New Roman" w:hint="eastAsia"/>
                 <w:sz w:val="28"/>
               </w:rPr>
               <w:t>策略：</w:t>
@@ -15679,13 +15665,13 @@
               <w:jc w:val="both"/>
               <w:textAlignment w:val="center"/>
               <w:rPr>
-                <w:rFonts w:ascii="Times New Roman" w:eastAsia="標楷體" w:hAnsi="Times New Roman"/>
+                <w:rFonts w:ascii="Times New Roman" w:eastAsia="DFKai-SB" w:hAnsi="Times New Roman"/>
                 <w:sz w:val="28"/>
               </w:rPr>
             </w:pPr>
             <w:r>
               <w:rPr>
-                <w:rFonts w:ascii="Times New Roman" w:eastAsia="標楷體" w:hAnsi="Times New Roman" w:hint="eastAsia"/>
+                <w:rFonts w:ascii="Times New Roman" w:eastAsia="DFKai-SB" w:hAnsi="Times New Roman" w:hint="eastAsia"/>
                 <w:sz w:val="28"/>
               </w:rPr>
               <w:t>利用</w:t>
@@ -15693,7 +15679,7 @@
             <w:proofErr w:type="gramStart"/>
             <w:r>
               <w:rPr>
-                <w:rFonts w:ascii="Times New Roman" w:eastAsia="標楷體" w:hAnsi="Times New Roman" w:hint="eastAsia"/>
+                <w:rFonts w:ascii="Times New Roman" w:eastAsia="DFKai-SB" w:hAnsi="Times New Roman" w:hint="eastAsia"/>
                 <w:sz w:val="28"/>
               </w:rPr>
               <w:t>技術跨域整合</w:t>
@@ -15701,21 +15687,21 @@
             <w:proofErr w:type="gramEnd"/>
             <w:r>
               <w:rPr>
-                <w:rFonts w:ascii="Times New Roman" w:eastAsia="標楷體" w:hAnsi="Times New Roman" w:hint="eastAsia"/>
+                <w:rFonts w:ascii="Times New Roman" w:eastAsia="DFKai-SB" w:hAnsi="Times New Roman" w:hint="eastAsia"/>
                 <w:sz w:val="28"/>
               </w:rPr>
               <w:t>（</w:t>
             </w:r>
             <w:r>
               <w:rPr>
-                <w:rFonts w:ascii="Times New Roman" w:eastAsia="標楷體" w:hAnsi="Times New Roman" w:hint="eastAsia"/>
+                <w:rFonts w:ascii="Times New Roman" w:eastAsia="DFKai-SB" w:hAnsi="Times New Roman" w:hint="eastAsia"/>
                 <w:sz w:val="28"/>
               </w:rPr>
               <w:t>IoT+</w:t>
             </w:r>
             <w:r>
               <w:rPr>
-                <w:rFonts w:ascii="Times New Roman" w:eastAsia="標楷體" w:hAnsi="Times New Roman" w:hint="eastAsia"/>
+                <w:rFonts w:ascii="Times New Roman" w:eastAsia="DFKai-SB" w:hAnsi="Times New Roman" w:hint="eastAsia"/>
                 <w:sz w:val="28"/>
               </w:rPr>
               <w:t>金流）的門檻，積極爭取捷運站點與校園進駐，作為智慧城市與永續校園的實踐標竿。</w:t>
@@ -15732,41 +15718,41 @@
               <w:jc w:val="both"/>
               <w:textAlignment w:val="center"/>
               <w:rPr>
-                <w:rFonts w:ascii="Times New Roman" w:eastAsia="標楷體" w:hAnsi="Times New Roman"/>
+                <w:rFonts w:ascii="Times New Roman" w:eastAsia="DFKai-SB" w:hAnsi="Times New Roman"/>
                 <w:sz w:val="28"/>
               </w:rPr>
             </w:pPr>
             <w:r>
               <w:rPr>
-                <w:rFonts w:ascii="Times New Roman" w:eastAsia="標楷體" w:hAnsi="Times New Roman" w:hint="eastAsia"/>
+                <w:rFonts w:ascii="Times New Roman" w:eastAsia="DFKai-SB" w:hAnsi="Times New Roman" w:hint="eastAsia"/>
                 <w:sz w:val="28"/>
               </w:rPr>
               <w:t>結合</w:t>
             </w:r>
             <w:r>
               <w:rPr>
-                <w:rFonts w:ascii="Times New Roman" w:eastAsia="標楷體" w:hAnsi="Times New Roman" w:hint="eastAsia"/>
+                <w:rFonts w:ascii="Times New Roman" w:eastAsia="DFKai-SB" w:hAnsi="Times New Roman" w:hint="eastAsia"/>
                 <w:sz w:val="28"/>
               </w:rPr>
               <w:t>ISBN</w:t>
             </w:r>
             <w:r>
               <w:rPr>
-                <w:rFonts w:ascii="Times New Roman" w:eastAsia="標楷體" w:hAnsi="Times New Roman" w:hint="eastAsia"/>
+                <w:rFonts w:ascii="Times New Roman" w:eastAsia="DFKai-SB" w:hAnsi="Times New Roman" w:hint="eastAsia"/>
                 <w:sz w:val="28"/>
               </w:rPr>
               <w:t>快速輸入與個人化推薦系統，降低上架門檻並提高媒合效率，建立比傳統</w:t>
             </w:r>
             <w:r>
               <w:rPr>
-                <w:rFonts w:ascii="Times New Roman" w:eastAsia="標楷體" w:hAnsi="Times New Roman" w:hint="eastAsia"/>
+                <w:rFonts w:ascii="Times New Roman" w:eastAsia="DFKai-SB" w:hAnsi="Times New Roman" w:hint="eastAsia"/>
                 <w:sz w:val="28"/>
               </w:rPr>
               <w:t>FB</w:t>
             </w:r>
             <w:r>
               <w:rPr>
-                <w:rFonts w:ascii="Times New Roman" w:eastAsia="標楷體" w:hAnsi="Times New Roman" w:hint="eastAsia"/>
+                <w:rFonts w:ascii="Times New Roman" w:eastAsia="DFKai-SB" w:hAnsi="Times New Roman" w:hint="eastAsia"/>
                 <w:sz w:val="28"/>
               </w:rPr>
               <w:t>社團更高效的交易生態圈。</w:t>
@@ -15785,20 +15771,20 @@
               <w:jc w:val="both"/>
               <w:textAlignment w:val="center"/>
               <w:rPr>
-                <w:rFonts w:ascii="Times New Roman" w:eastAsia="標楷體" w:hAnsi="Times New Roman"/>
+                <w:rFonts w:ascii="Times New Roman" w:eastAsia="DFKai-SB" w:hAnsi="Times New Roman"/>
                 <w:sz w:val="28"/>
               </w:rPr>
             </w:pPr>
             <w:r>
               <w:rPr>
-                <w:rFonts w:ascii="Times New Roman" w:eastAsia="標楷體" w:hAnsi="Times New Roman" w:hint="eastAsia"/>
+                <w:rFonts w:ascii="Times New Roman" w:eastAsia="DFKai-SB" w:hAnsi="Times New Roman" w:hint="eastAsia"/>
                 <w:sz w:val="28"/>
               </w:rPr>
               <w:t>WO</w:t>
             </w:r>
             <w:r>
               <w:rPr>
-                <w:rFonts w:ascii="Times New Roman" w:eastAsia="標楷體" w:hAnsi="Times New Roman" w:hint="eastAsia"/>
+                <w:rFonts w:ascii="Times New Roman" w:eastAsia="DFKai-SB" w:hAnsi="Times New Roman" w:hint="eastAsia"/>
                 <w:sz w:val="28"/>
               </w:rPr>
               <w:t>策略：</w:t>
@@ -15815,13 +15801,13 @@
               <w:jc w:val="both"/>
               <w:textAlignment w:val="center"/>
               <w:rPr>
-                <w:rFonts w:ascii="Times New Roman" w:eastAsia="標楷體" w:hAnsi="Times New Roman"/>
+                <w:rFonts w:ascii="Times New Roman" w:eastAsia="DFKai-SB" w:hAnsi="Times New Roman"/>
                 <w:sz w:val="28"/>
               </w:rPr>
             </w:pPr>
             <w:r>
               <w:rPr>
-                <w:rFonts w:ascii="Times New Roman" w:eastAsia="標楷體" w:hAnsi="Times New Roman" w:hint="eastAsia"/>
+                <w:rFonts w:ascii="Times New Roman" w:eastAsia="DFKai-SB" w:hAnsi="Times New Roman" w:hint="eastAsia"/>
                 <w:sz w:val="28"/>
               </w:rPr>
               <w:t>針對現有平台（旋轉拍賣、蝦皮）詐騙多的痛點，強調本系統的智慧合約金流託管功能，確保「取貨才撥款」，以極高的安全性吸引資深使用者轉移。</w:t>
@@ -15838,14 +15824,14 @@
               <w:jc w:val="both"/>
               <w:textAlignment w:val="center"/>
               <w:rPr>
-                <w:rFonts w:ascii="Times New Roman" w:eastAsia="標楷體" w:hAnsi="Times New Roman"/>
+                <w:rFonts w:ascii="Times New Roman" w:eastAsia="DFKai-SB" w:hAnsi="Times New Roman"/>
                 <w:sz w:val="28"/>
               </w:rPr>
             </w:pPr>
             <w:proofErr w:type="gramStart"/>
             <w:r>
               <w:rPr>
-                <w:rFonts w:ascii="Times New Roman" w:eastAsia="標楷體" w:hAnsi="Times New Roman" w:hint="eastAsia"/>
+                <w:rFonts w:ascii="Times New Roman" w:eastAsia="DFKai-SB" w:hAnsi="Times New Roman" w:hint="eastAsia"/>
                 <w:sz w:val="28"/>
               </w:rPr>
               <w:t>針對資安風險</w:t>
@@ -15853,7 +15839,7 @@
             <w:proofErr w:type="gramEnd"/>
             <w:r>
               <w:rPr>
-                <w:rFonts w:ascii="Times New Roman" w:eastAsia="標楷體" w:hAnsi="Times New Roman" w:hint="eastAsia"/>
+                <w:rFonts w:ascii="Times New Roman" w:eastAsia="DFKai-SB" w:hAnsi="Times New Roman" w:hint="eastAsia"/>
                 <w:sz w:val="28"/>
               </w:rPr>
               <w:t>，發揮團隊分權管理的優勢，建立多重驗證機制與自動化日誌監控，確保</w:t>
@@ -15861,7 +15847,7 @@
             <w:proofErr w:type="gramStart"/>
             <w:r>
               <w:rPr>
-                <w:rFonts w:ascii="Times New Roman" w:eastAsia="標楷體" w:hAnsi="Times New Roman" w:hint="eastAsia"/>
+                <w:rFonts w:ascii="Times New Roman" w:eastAsia="DFKai-SB" w:hAnsi="Times New Roman" w:hint="eastAsia"/>
                 <w:sz w:val="28"/>
               </w:rPr>
               <w:t>區塊鏈資產</w:t>
@@ -15869,7 +15855,7 @@
             <w:proofErr w:type="gramEnd"/>
             <w:r>
               <w:rPr>
-                <w:rFonts w:ascii="Times New Roman" w:eastAsia="標楷體" w:hAnsi="Times New Roman" w:hint="eastAsia"/>
+                <w:rFonts w:ascii="Times New Roman" w:eastAsia="DFKai-SB" w:hAnsi="Times New Roman" w:hint="eastAsia"/>
                 <w:sz w:val="28"/>
               </w:rPr>
               <w:t>與系統邏輯的穩定性。</w:t>
@@ -15895,13 +15881,13 @@
               <w:jc w:val="center"/>
               <w:textAlignment w:val="center"/>
               <w:rPr>
-                <w:rFonts w:ascii="Times New Roman" w:eastAsia="標楷體" w:hAnsi="Times New Roman"/>
+                <w:rFonts w:ascii="Times New Roman" w:eastAsia="DFKai-SB" w:hAnsi="Times New Roman"/>
                 <w:sz w:val="28"/>
               </w:rPr>
             </w:pPr>
             <w:r>
               <w:rPr>
-                <w:rFonts w:ascii="Times New Roman" w:eastAsia="標楷體" w:hAnsi="Times New Roman" w:hint="eastAsia"/>
+                <w:rFonts w:ascii="Times New Roman" w:eastAsia="DFKai-SB" w:hAnsi="Times New Roman" w:hint="eastAsia"/>
                 <w:sz w:val="28"/>
               </w:rPr>
               <w:t>威脅</w:t>
@@ -15914,27 +15900,27 @@
               <w:jc w:val="center"/>
               <w:textAlignment w:val="center"/>
               <w:rPr>
-                <w:rFonts w:ascii="Times New Roman" w:eastAsia="標楷體" w:hAnsi="Times New Roman"/>
+                <w:rFonts w:ascii="Times New Roman" w:eastAsia="DFKai-SB" w:hAnsi="Times New Roman"/>
                 <w:sz w:val="28"/>
               </w:rPr>
             </w:pPr>
             <w:r>
               <w:rPr>
-                <w:rFonts w:ascii="Times New Roman" w:eastAsia="標楷體" w:hAnsi="Times New Roman" w:hint="eastAsia"/>
+                <w:rFonts w:ascii="Times New Roman" w:eastAsia="DFKai-SB" w:hAnsi="Times New Roman" w:hint="eastAsia"/>
                 <w:sz w:val="28"/>
               </w:rPr>
               <w:t>（</w:t>
             </w:r>
             <w:r>
               <w:rPr>
-                <w:rFonts w:ascii="Times New Roman" w:eastAsia="標楷體" w:hAnsi="Times New Roman" w:hint="eastAsia"/>
+                <w:rFonts w:ascii="Times New Roman" w:eastAsia="DFKai-SB" w:hAnsi="Times New Roman" w:hint="eastAsia"/>
                 <w:sz w:val="28"/>
               </w:rPr>
               <w:t>Threats</w:t>
             </w:r>
             <w:r>
               <w:rPr>
-                <w:rFonts w:ascii="Times New Roman" w:eastAsia="標楷體" w:hAnsi="Times New Roman" w:hint="eastAsia"/>
+                <w:rFonts w:ascii="Times New Roman" w:eastAsia="DFKai-SB" w:hAnsi="Times New Roman" w:hint="eastAsia"/>
                 <w:sz w:val="28"/>
               </w:rPr>
               <w:t>）</w:t>
@@ -15953,20 +15939,20 @@
               <w:jc w:val="both"/>
               <w:textAlignment w:val="center"/>
               <w:rPr>
-                <w:rFonts w:ascii="Times New Roman" w:eastAsia="標楷體" w:hAnsi="Times New Roman"/>
+                <w:rFonts w:ascii="Times New Roman" w:eastAsia="DFKai-SB" w:hAnsi="Times New Roman"/>
                 <w:sz w:val="28"/>
               </w:rPr>
             </w:pPr>
             <w:r>
               <w:rPr>
-                <w:rFonts w:ascii="Times New Roman" w:eastAsia="標楷體" w:hAnsi="Times New Roman" w:hint="eastAsia"/>
+                <w:rFonts w:ascii="Times New Roman" w:eastAsia="DFKai-SB" w:hAnsi="Times New Roman" w:hint="eastAsia"/>
                 <w:sz w:val="28"/>
               </w:rPr>
               <w:t>ST</w:t>
             </w:r>
             <w:r>
               <w:rPr>
-                <w:rFonts w:ascii="Times New Roman" w:eastAsia="標楷體" w:hAnsi="Times New Roman" w:hint="eastAsia"/>
+                <w:rFonts w:ascii="Times New Roman" w:eastAsia="DFKai-SB" w:hAnsi="Times New Roman" w:hint="eastAsia"/>
                 <w:sz w:val="28"/>
               </w:rPr>
               <w:t>策略：</w:t>
@@ -15983,13 +15969,13 @@
               <w:jc w:val="both"/>
               <w:textAlignment w:val="center"/>
               <w:rPr>
-                <w:rFonts w:ascii="Times New Roman" w:eastAsia="標楷體" w:hAnsi="Times New Roman"/>
+                <w:rFonts w:ascii="Times New Roman" w:eastAsia="DFKai-SB" w:hAnsi="Times New Roman"/>
                 <w:sz w:val="28"/>
               </w:rPr>
             </w:pPr>
             <w:r>
               <w:rPr>
-                <w:rFonts w:ascii="Times New Roman" w:eastAsia="標楷體" w:hAnsi="Times New Roman" w:hint="eastAsia"/>
+                <w:rFonts w:ascii="Times New Roman" w:eastAsia="DFKai-SB" w:hAnsi="Times New Roman" w:hint="eastAsia"/>
                 <w:sz w:val="28"/>
               </w:rPr>
               <w:t>針對初期使用者顧慮，可透過與校方進行產學合作，在校內舉辦「二手書永續</w:t>
@@ -15997,7 +15983,7 @@
             <w:proofErr w:type="gramStart"/>
             <w:r>
               <w:rPr>
-                <w:rFonts w:ascii="Times New Roman" w:eastAsia="標楷體" w:hAnsi="Times New Roman" w:hint="eastAsia"/>
+                <w:rFonts w:ascii="Times New Roman" w:eastAsia="DFKai-SB" w:hAnsi="Times New Roman" w:hint="eastAsia"/>
                 <w:sz w:val="28"/>
               </w:rPr>
               <w:t>週</w:t>
@@ -16005,7 +15991,7 @@
             <w:proofErr w:type="gramEnd"/>
             <w:r>
               <w:rPr>
-                <w:rFonts w:ascii="Times New Roman" w:eastAsia="標楷體" w:hAnsi="Times New Roman" w:hint="eastAsia"/>
+                <w:rFonts w:ascii="Times New Roman" w:eastAsia="DFKai-SB" w:hAnsi="Times New Roman" w:hint="eastAsia"/>
                 <w:sz w:val="28"/>
               </w:rPr>
               <w:t>」，提供代幣獎勵來吸引首批種子用戶，累積成功案例。</w:t>
@@ -16022,13 +16008,13 @@
               <w:jc w:val="both"/>
               <w:textAlignment w:val="center"/>
               <w:rPr>
-                <w:rFonts w:ascii="Times New Roman" w:eastAsia="標楷體" w:hAnsi="Times New Roman"/>
+                <w:rFonts w:ascii="Times New Roman" w:eastAsia="DFKai-SB" w:hAnsi="Times New Roman"/>
                 <w:sz w:val="28"/>
               </w:rPr>
             </w:pPr>
             <w:r>
               <w:rPr>
-                <w:rFonts w:ascii="Times New Roman" w:eastAsia="標楷體" w:hAnsi="Times New Roman" w:hint="eastAsia"/>
+                <w:rFonts w:ascii="Times New Roman" w:eastAsia="DFKai-SB" w:hAnsi="Times New Roman" w:hint="eastAsia"/>
                 <w:sz w:val="28"/>
               </w:rPr>
               <w:t>針對使用者學習成本（錢包、掃碼），開發極簡化介面，並在實體智慧書櫃旁張貼直觀的操作教學，利用永續循環的公眾參與感降低使用排斥力。</w:t>
@@ -16047,20 +16033,20 @@
               <w:jc w:val="both"/>
               <w:textAlignment w:val="center"/>
               <w:rPr>
-                <w:rFonts w:ascii="Times New Roman" w:eastAsia="標楷體" w:hAnsi="Times New Roman"/>
+                <w:rFonts w:ascii="Times New Roman" w:eastAsia="DFKai-SB" w:hAnsi="Times New Roman"/>
                 <w:sz w:val="28"/>
               </w:rPr>
             </w:pPr>
             <w:r>
               <w:rPr>
-                <w:rFonts w:ascii="Times New Roman" w:eastAsia="標楷體" w:hAnsi="Times New Roman" w:hint="eastAsia"/>
+                <w:rFonts w:ascii="Times New Roman" w:eastAsia="DFKai-SB" w:hAnsi="Times New Roman" w:hint="eastAsia"/>
                 <w:sz w:val="28"/>
               </w:rPr>
               <w:t>WT</w:t>
             </w:r>
             <w:r>
               <w:rPr>
-                <w:rFonts w:ascii="Times New Roman" w:eastAsia="標楷體" w:hAnsi="Times New Roman" w:hint="eastAsia"/>
+                <w:rFonts w:ascii="Times New Roman" w:eastAsia="DFKai-SB" w:hAnsi="Times New Roman" w:hint="eastAsia"/>
                 <w:sz w:val="28"/>
               </w:rPr>
               <w:t>策略：</w:t>
@@ -16077,13 +16063,13 @@
               <w:jc w:val="both"/>
               <w:textAlignment w:val="center"/>
               <w:rPr>
-                <w:rFonts w:ascii="Times New Roman" w:eastAsia="標楷體" w:hAnsi="Times New Roman"/>
+                <w:rFonts w:ascii="Times New Roman" w:eastAsia="DFKai-SB" w:hAnsi="Times New Roman"/>
                 <w:sz w:val="28"/>
               </w:rPr>
             </w:pPr>
             <w:r>
               <w:rPr>
-                <w:rFonts w:ascii="Times New Roman" w:eastAsia="標楷體" w:hAnsi="Times New Roman" w:hint="eastAsia"/>
+                <w:rFonts w:ascii="Times New Roman" w:eastAsia="DFKai-SB" w:hAnsi="Times New Roman" w:hint="eastAsia"/>
                 <w:sz w:val="28"/>
               </w:rPr>
               <w:t>針對硬體人為損壞與法規限制，初期</w:t>
@@ -16091,7 +16077,7 @@
             <w:proofErr w:type="gramStart"/>
             <w:r>
               <w:rPr>
-                <w:rFonts w:ascii="Times New Roman" w:eastAsia="標楷體" w:hAnsi="Times New Roman" w:hint="eastAsia"/>
+                <w:rFonts w:ascii="Times New Roman" w:eastAsia="DFKai-SB" w:hAnsi="Times New Roman" w:hint="eastAsia"/>
                 <w:sz w:val="28"/>
               </w:rPr>
               <w:t>採</w:t>
@@ -16099,7 +16085,7 @@
             <w:proofErr w:type="gramEnd"/>
             <w:r>
               <w:rPr>
-                <w:rFonts w:ascii="Times New Roman" w:eastAsia="標楷體" w:hAnsi="Times New Roman" w:hint="eastAsia"/>
+                <w:rFonts w:ascii="Times New Roman" w:eastAsia="DFKai-SB" w:hAnsi="Times New Roman" w:hint="eastAsia"/>
                 <w:sz w:val="28"/>
               </w:rPr>
               <w:t>小規模試辦，並與校方或捷運管理單位</w:t>
@@ -16107,7 +16093,7 @@
             <w:proofErr w:type="gramStart"/>
             <w:r>
               <w:rPr>
-                <w:rFonts w:ascii="Times New Roman" w:eastAsia="標楷體" w:hAnsi="Times New Roman" w:hint="eastAsia"/>
+                <w:rFonts w:ascii="Times New Roman" w:eastAsia="DFKai-SB" w:hAnsi="Times New Roman" w:hint="eastAsia"/>
                 <w:sz w:val="28"/>
               </w:rPr>
               <w:t>研</w:t>
@@ -16115,7 +16101,7 @@
             <w:proofErr w:type="gramEnd"/>
             <w:r>
               <w:rPr>
-                <w:rFonts w:ascii="Times New Roman" w:eastAsia="標楷體" w:hAnsi="Times New Roman" w:hint="eastAsia"/>
+                <w:rFonts w:ascii="Times New Roman" w:eastAsia="DFKai-SB" w:hAnsi="Times New Roman" w:hint="eastAsia"/>
                 <w:sz w:val="28"/>
               </w:rPr>
               <w:t>擬「管理協議」，確保設備保險與維護責任歸屬，規避法律風險。</w:t>
@@ -16132,13 +16118,13 @@
               <w:jc w:val="both"/>
               <w:textAlignment w:val="center"/>
               <w:rPr>
-                <w:rFonts w:ascii="Times New Roman" w:eastAsia="標楷體" w:hAnsi="Times New Roman"/>
+                <w:rFonts w:ascii="Times New Roman" w:eastAsia="DFKai-SB" w:hAnsi="Times New Roman"/>
                 <w:sz w:val="28"/>
               </w:rPr>
             </w:pPr>
             <w:r>
               <w:rPr>
-                <w:rFonts w:ascii="Times New Roman" w:eastAsia="標楷體" w:hAnsi="Times New Roman" w:hint="eastAsia"/>
+                <w:rFonts w:ascii="Times New Roman" w:eastAsia="DFKai-SB" w:hAnsi="Times New Roman" w:hint="eastAsia"/>
                 <w:sz w:val="28"/>
               </w:rPr>
               <w:t>針對系統整合壓力，採取模組化分階段上線（先驗證金流，再串接實體櫃），避免一次性大規模投入導致硬體維修</w:t>
@@ -16146,7 +16132,7 @@
             <w:proofErr w:type="gramStart"/>
             <w:r>
               <w:rPr>
-                <w:rFonts w:ascii="Times New Roman" w:eastAsia="標楷體" w:hAnsi="Times New Roman" w:hint="eastAsia"/>
+                <w:rFonts w:ascii="Times New Roman" w:eastAsia="DFKai-SB" w:hAnsi="Times New Roman" w:hint="eastAsia"/>
                 <w:sz w:val="28"/>
               </w:rPr>
               <w:t>或資安漏洞</w:t>
@@ -16154,7 +16140,7 @@
             <w:proofErr w:type="gramEnd"/>
             <w:r>
               <w:rPr>
-                <w:rFonts w:ascii="Times New Roman" w:eastAsia="標楷體" w:hAnsi="Times New Roman" w:hint="eastAsia"/>
+                <w:rFonts w:ascii="Times New Roman" w:eastAsia="DFKai-SB" w:hAnsi="Times New Roman" w:hint="eastAsia"/>
                 <w:sz w:val="28"/>
               </w:rPr>
               <w:t>無法及時修正。</w:t>
@@ -16414,7 +16400,7 @@
       <w:pPr>
         <w:pStyle w:val="afb"/>
       </w:pPr>
-      <w:bookmarkStart w:id="35" w:name="_Toc227014317"/>
+      <w:bookmarkStart w:id="35" w:name="_Toc227104898"/>
       <w:r>
         <w:rPr>
           <w:rFonts w:hint="eastAsia"/>
@@ -16538,6 +16524,7 @@
                 <w:numId w:val="0"/>
               </w:numPr>
               <w:jc w:val="center"/>
+              <w:textAlignment w:val="center"/>
             </w:pPr>
             <w:r>
               <w:rPr>
@@ -16561,6 +16548,7 @@
                 <w:numId w:val="0"/>
               </w:numPr>
               <w:jc w:val="center"/>
+              <w:textAlignment w:val="center"/>
             </w:pPr>
             <w:r>
               <w:rPr>
@@ -16586,6 +16574,7 @@
                 <w:numId w:val="0"/>
               </w:numPr>
               <w:jc w:val="left"/>
+              <w:textAlignment w:val="center"/>
             </w:pPr>
             <w:r>
               <w:rPr>
@@ -16607,6 +16596,7 @@
                 <w:ilvl w:val="0"/>
                 <w:numId w:val="0"/>
               </w:numPr>
+              <w:textAlignment w:val="center"/>
             </w:pPr>
             <w:r>
               <w:rPr>
@@ -16632,6 +16622,7 @@
                 <w:numId w:val="0"/>
               </w:numPr>
               <w:jc w:val="left"/>
+              <w:textAlignment w:val="center"/>
             </w:pPr>
           </w:p>
         </w:tc>
@@ -16647,6 +16638,7 @@
                 <w:ilvl w:val="0"/>
                 <w:numId w:val="0"/>
               </w:numPr>
+              <w:textAlignment w:val="center"/>
             </w:pPr>
             <w:r>
               <w:rPr>
@@ -16677,6 +16669,7 @@
                 <w:numId w:val="0"/>
               </w:numPr>
               <w:jc w:val="left"/>
+              <w:textAlignment w:val="center"/>
             </w:pPr>
             <w:r>
               <w:rPr>
@@ -16704,6 +16697,7 @@
                 <w:ilvl w:val="0"/>
                 <w:numId w:val="0"/>
               </w:numPr>
+              <w:textAlignment w:val="center"/>
             </w:pPr>
             <w:r>
               <w:rPr>
@@ -16760,6 +16754,7 @@
                 <w:numId w:val="0"/>
               </w:numPr>
               <w:jc w:val="left"/>
+              <w:textAlignment w:val="center"/>
             </w:pPr>
             <w:r>
               <w:rPr>
@@ -16789,6 +16784,7 @@
                 <w:ilvl w:val="0"/>
                 <w:numId w:val="0"/>
               </w:numPr>
+              <w:textAlignment w:val="center"/>
             </w:pPr>
             <w:r>
               <w:rPr>
@@ -16863,6 +16859,7 @@
                 <w:numId w:val="0"/>
               </w:numPr>
               <w:jc w:val="left"/>
+              <w:textAlignment w:val="center"/>
             </w:pPr>
             <w:r>
               <w:rPr>
@@ -16884,6 +16881,7 @@
                 <w:ilvl w:val="0"/>
                 <w:numId w:val="0"/>
               </w:numPr>
+              <w:textAlignment w:val="center"/>
             </w:pPr>
             <w:r>
               <w:rPr>
@@ -16936,6 +16934,7 @@
                 <w:numId w:val="0"/>
               </w:numPr>
               <w:jc w:val="left"/>
+              <w:textAlignment w:val="center"/>
             </w:pPr>
             <w:r>
               <w:rPr>
@@ -16957,6 +16956,7 @@
                 <w:ilvl w:val="0"/>
                 <w:numId w:val="0"/>
               </w:numPr>
+              <w:textAlignment w:val="center"/>
             </w:pPr>
             <w:r>
               <w:rPr>
@@ -16981,6 +16981,7 @@
                 <w:numId w:val="0"/>
               </w:numPr>
               <w:jc w:val="left"/>
+              <w:textAlignment w:val="center"/>
             </w:pPr>
             <w:r>
               <w:rPr>
@@ -17002,6 +17003,7 @@
                 <w:ilvl w:val="0"/>
                 <w:numId w:val="0"/>
               </w:numPr>
+              <w:textAlignment w:val="center"/>
             </w:pPr>
             <w:r>
               <w:rPr>
@@ -17078,6 +17080,7 @@
                 <w:numId w:val="0"/>
               </w:numPr>
               <w:jc w:val="left"/>
+              <w:textAlignment w:val="center"/>
             </w:pPr>
             <w:proofErr w:type="gramStart"/>
             <w:r>
@@ -17107,6 +17110,7 @@
                 <w:ilvl w:val="0"/>
                 <w:numId w:val="0"/>
               </w:numPr>
+              <w:textAlignment w:val="center"/>
             </w:pPr>
             <w:r>
               <w:rPr>
@@ -17167,6 +17171,7 @@
                 <w:numId w:val="0"/>
               </w:numPr>
               <w:jc w:val="left"/>
+              <w:textAlignment w:val="center"/>
             </w:pPr>
             <w:r>
               <w:rPr>
@@ -17202,6 +17207,7 @@
                 <w:ilvl w:val="0"/>
                 <w:numId w:val="0"/>
               </w:numPr>
+              <w:textAlignment w:val="center"/>
             </w:pPr>
             <w:r>
               <w:rPr>
@@ -17226,6 +17232,7 @@
                 <w:numId w:val="0"/>
               </w:numPr>
               <w:jc w:val="left"/>
+              <w:textAlignment w:val="center"/>
             </w:pPr>
             <w:r>
               <w:rPr>
@@ -17247,6 +17254,7 @@
                 <w:ilvl w:val="0"/>
                 <w:numId w:val="0"/>
               </w:numPr>
+              <w:textAlignment w:val="center"/>
             </w:pPr>
             <w:r>
               <w:rPr>
@@ -17295,6 +17303,7 @@
                 <w:numId w:val="0"/>
               </w:numPr>
               <w:jc w:val="left"/>
+              <w:textAlignment w:val="center"/>
             </w:pPr>
             <w:r>
               <w:rPr>
@@ -17316,6 +17325,7 @@
                 <w:ilvl w:val="0"/>
                 <w:numId w:val="0"/>
               </w:numPr>
+              <w:textAlignment w:val="center"/>
             </w:pPr>
             <w:r>
               <w:rPr>
@@ -17340,6 +17350,7 @@
                 <w:numId w:val="0"/>
               </w:numPr>
               <w:jc w:val="left"/>
+              <w:textAlignment w:val="center"/>
             </w:pPr>
             <w:r>
               <w:rPr>
@@ -17379,6 +17390,7 @@
                 <w:ilvl w:val="0"/>
                 <w:numId w:val="0"/>
               </w:numPr>
+              <w:textAlignment w:val="center"/>
             </w:pPr>
             <w:r>
               <w:rPr>
@@ -17451,6 +17463,7 @@
                 <w:numId w:val="0"/>
               </w:numPr>
               <w:jc w:val="left"/>
+              <w:textAlignment w:val="center"/>
             </w:pPr>
             <w:r>
               <w:rPr>
@@ -17472,6 +17485,7 @@
                 <w:ilvl w:val="0"/>
                 <w:numId w:val="0"/>
               </w:numPr>
+              <w:textAlignment w:val="center"/>
             </w:pPr>
             <w:r>
               <w:rPr>
@@ -17496,6 +17510,7 @@
                 <w:numId w:val="0"/>
               </w:numPr>
               <w:jc w:val="left"/>
+              <w:textAlignment w:val="center"/>
             </w:pPr>
             <w:r>
               <w:rPr>
@@ -17517,6 +17532,7 @@
                 <w:ilvl w:val="0"/>
                 <w:numId w:val="0"/>
               </w:numPr>
+              <w:textAlignment w:val="center"/>
             </w:pPr>
             <w:r>
               <w:rPr>
@@ -17546,7 +17562,7 @@
       <w:pPr>
         <w:pStyle w:val="afb"/>
       </w:pPr>
-      <w:bookmarkStart w:id="36" w:name="_Toc227014318"/>
+      <w:bookmarkStart w:id="36" w:name="_Toc227104899"/>
       <w:r>
         <w:rPr>
           <w:rFonts w:hint="eastAsia"/>
@@ -17671,6 +17687,7 @@
                 <w:numId w:val="0"/>
               </w:numPr>
               <w:jc w:val="center"/>
+              <w:textAlignment w:val="center"/>
             </w:pPr>
             <w:r>
               <w:rPr>
@@ -17694,6 +17711,7 @@
                 <w:numId w:val="0"/>
               </w:numPr>
               <w:jc w:val="center"/>
+              <w:textAlignment w:val="center"/>
             </w:pPr>
             <w:r>
               <w:rPr>
@@ -17718,6 +17736,7 @@
                 <w:numId w:val="0"/>
               </w:numPr>
               <w:jc w:val="left"/>
+              <w:textAlignment w:val="center"/>
             </w:pPr>
             <w:r>
               <w:rPr>
@@ -17739,6 +17758,7 @@
                 <w:ilvl w:val="0"/>
                 <w:numId w:val="0"/>
               </w:numPr>
+              <w:textAlignment w:val="center"/>
             </w:pPr>
             <w:r>
               <w:rPr>
@@ -17763,6 +17783,7 @@
                 <w:numId w:val="0"/>
               </w:numPr>
               <w:jc w:val="left"/>
+              <w:textAlignment w:val="center"/>
             </w:pPr>
             <w:r>
               <w:rPr>
@@ -17784,6 +17805,7 @@
                 <w:ilvl w:val="0"/>
                 <w:numId w:val="0"/>
               </w:numPr>
+              <w:textAlignment w:val="center"/>
             </w:pPr>
             <w:r>
               <w:rPr>
@@ -17822,6 +17844,7 @@
                 <w:numId w:val="0"/>
               </w:numPr>
               <w:jc w:val="left"/>
+              <w:textAlignment w:val="center"/>
             </w:pPr>
             <w:r>
               <w:rPr>
@@ -17843,6 +17866,7 @@
                 <w:ilvl w:val="0"/>
                 <w:numId w:val="0"/>
               </w:numPr>
+              <w:textAlignment w:val="center"/>
             </w:pPr>
             <w:r>
               <w:rPr>
@@ -17893,6 +17917,7 @@
                 <w:numId w:val="0"/>
               </w:numPr>
               <w:jc w:val="left"/>
+              <w:textAlignment w:val="center"/>
             </w:pPr>
             <w:r>
               <w:rPr>
@@ -17914,6 +17939,7 @@
                 <w:ilvl w:val="0"/>
                 <w:numId w:val="0"/>
               </w:numPr>
+              <w:textAlignment w:val="center"/>
             </w:pPr>
             <w:r>
               <w:rPr>
@@ -17945,7 +17971,7 @@
       <w:pPr>
         <w:pStyle w:val="afb"/>
       </w:pPr>
-      <w:bookmarkStart w:id="37" w:name="_Toc227014319"/>
+      <w:bookmarkStart w:id="37" w:name="_Toc227104900"/>
       <w:r>
         <w:rPr>
           <w:rFonts w:hint="eastAsia"/>
@@ -18069,6 +18095,7 @@
                 <w:numId w:val="0"/>
               </w:numPr>
               <w:jc w:val="center"/>
+              <w:textAlignment w:val="center"/>
             </w:pPr>
             <w:r>
               <w:rPr>
@@ -18092,6 +18119,7 @@
                 <w:numId w:val="0"/>
               </w:numPr>
               <w:jc w:val="center"/>
+              <w:textAlignment w:val="center"/>
             </w:pPr>
             <w:r>
               <w:rPr>
@@ -18116,6 +18144,7 @@
                 <w:numId w:val="0"/>
               </w:numPr>
               <w:jc w:val="left"/>
+              <w:textAlignment w:val="center"/>
             </w:pPr>
             <w:r>
               <w:rPr>
@@ -18137,6 +18166,7 @@
                 <w:ilvl w:val="0"/>
                 <w:numId w:val="0"/>
               </w:numPr>
+              <w:textAlignment w:val="center"/>
             </w:pPr>
             <w:r>
               <w:rPr>
@@ -18203,6 +18233,7 @@
                 <w:numId w:val="0"/>
               </w:numPr>
               <w:jc w:val="left"/>
+              <w:textAlignment w:val="center"/>
             </w:pPr>
             <w:r>
               <w:rPr>
@@ -18224,6 +18255,7 @@
                 <w:ilvl w:val="0"/>
                 <w:numId w:val="0"/>
               </w:numPr>
+              <w:textAlignment w:val="center"/>
             </w:pPr>
             <w:r>
               <w:rPr>
@@ -18248,6 +18280,7 @@
                 <w:numId w:val="0"/>
               </w:numPr>
               <w:jc w:val="left"/>
+              <w:textAlignment w:val="center"/>
             </w:pPr>
             <w:r>
               <w:rPr>
@@ -18269,6 +18302,7 @@
                 <w:ilvl w:val="0"/>
                 <w:numId w:val="0"/>
               </w:numPr>
+              <w:textAlignment w:val="center"/>
             </w:pPr>
             <w:r>
               <w:rPr>
@@ -18319,6 +18353,7 @@
                 <w:numId w:val="0"/>
               </w:numPr>
               <w:jc w:val="left"/>
+              <w:textAlignment w:val="center"/>
             </w:pPr>
             <w:r>
               <w:rPr>
@@ -18340,6 +18375,7 @@
                 <w:ilvl w:val="0"/>
                 <w:numId w:val="0"/>
               </w:numPr>
+              <w:textAlignment w:val="center"/>
             </w:pPr>
             <w:r>
               <w:rPr>
@@ -18381,7 +18417,7 @@
       <w:pPr>
         <w:pStyle w:val="afb"/>
       </w:pPr>
-      <w:bookmarkStart w:id="38" w:name="_Toc227014320"/>
+      <w:bookmarkStart w:id="38" w:name="_Toc227104901"/>
       <w:r>
         <w:rPr>
           <w:rFonts w:hint="eastAsia"/>
@@ -18505,6 +18541,7 @@
                 <w:numId w:val="0"/>
               </w:numPr>
               <w:jc w:val="center"/>
+              <w:textAlignment w:val="center"/>
             </w:pPr>
             <w:r>
               <w:rPr>
@@ -18528,6 +18565,7 @@
                 <w:numId w:val="0"/>
               </w:numPr>
               <w:jc w:val="center"/>
+              <w:textAlignment w:val="center"/>
             </w:pPr>
             <w:r>
               <w:rPr>
@@ -18552,6 +18590,7 @@
                 <w:numId w:val="0"/>
               </w:numPr>
               <w:jc w:val="left"/>
+              <w:textAlignment w:val="center"/>
             </w:pPr>
             <w:r>
               <w:rPr>
@@ -18573,6 +18612,7 @@
                 <w:ilvl w:val="0"/>
                 <w:numId w:val="0"/>
               </w:numPr>
+              <w:textAlignment w:val="center"/>
             </w:pPr>
             <w:r>
               <w:rPr>
@@ -18621,6 +18661,7 @@
                 <w:numId w:val="0"/>
               </w:numPr>
               <w:jc w:val="left"/>
+              <w:textAlignment w:val="center"/>
             </w:pPr>
             <w:r>
               <w:rPr>
@@ -18642,6 +18683,7 @@
                 <w:ilvl w:val="0"/>
                 <w:numId w:val="0"/>
               </w:numPr>
+              <w:textAlignment w:val="center"/>
             </w:pPr>
             <w:r>
               <w:rPr>
@@ -18704,6 +18746,7 @@
                 <w:numId w:val="0"/>
               </w:numPr>
               <w:jc w:val="left"/>
+              <w:textAlignment w:val="center"/>
             </w:pPr>
             <w:r>
               <w:rPr>
@@ -18725,6 +18768,7 @@
                 <w:ilvl w:val="0"/>
                 <w:numId w:val="0"/>
               </w:numPr>
+              <w:textAlignment w:val="center"/>
             </w:pPr>
             <w:r>
               <w:rPr>
@@ -18773,6 +18817,7 @@
                 <w:numId w:val="0"/>
               </w:numPr>
               <w:jc w:val="left"/>
+              <w:textAlignment w:val="center"/>
             </w:pPr>
             <w:r>
               <w:rPr>
@@ -18794,6 +18839,7 @@
                 <w:ilvl w:val="0"/>
                 <w:numId w:val="0"/>
               </w:numPr>
+              <w:textAlignment w:val="center"/>
             </w:pPr>
             <w:r>
               <w:rPr>
@@ -19156,7 +19202,7 @@
       <w:pPr>
         <w:pStyle w:val="afb"/>
       </w:pPr>
-      <w:bookmarkStart w:id="50" w:name="_Toc227014312"/>
+      <w:bookmarkStart w:id="50" w:name="_Toc227104893"/>
       <w:r>
         <w:rPr>
           <w:rFonts w:hint="eastAsia"/>
@@ -19321,7 +19367,7 @@
       <w:pPr>
         <w:pStyle w:val="afb"/>
       </w:pPr>
-      <w:bookmarkStart w:id="51" w:name="_Toc227014313"/>
+      <w:bookmarkStart w:id="51" w:name="_Toc227104894"/>
       <w:r>
         <w:rPr>
           <w:rFonts w:hint="eastAsia"/>
@@ -19973,6 +20019,7 @@
         <w:docPartUnique/>
       </w:docPartObj>
     </w:sdtPr>
+    <w:sdtEndPr/>
     <w:sdtContent>
       <w:p>
         <w:pPr>
@@ -20013,6 +20060,7 @@
         <w:docPartUnique/>
       </w:docPartObj>
     </w:sdtPr>
+    <w:sdtEndPr/>
     <w:sdtContent>
       <w:p>
         <w:pPr>
@@ -22458,6 +22506,7 @@
   <w:style w:type="character" w:default="1" w:styleId="a2">
     <w:name w:val="Default Paragraph Font"/>
     <w:uiPriority w:val="1"/>
+    <w:semiHidden/>
     <w:unhideWhenUsed/>
   </w:style>
   <w:style w:type="table" w:default="1" w:styleId="a3">
@@ -22973,7 +23022,7 @@
       <w:jc w:val="center"/>
     </w:pPr>
     <w:rPr>
-      <w:rFonts w:ascii="Times New Roman" w:eastAsia="標楷體" w:hAnsi="Times New Roman"/>
+      <w:rFonts w:ascii="Times New Roman" w:eastAsia="DFKai-SB" w:hAnsi="Times New Roman"/>
       <w:sz w:val="28"/>
       <w:szCs w:val="25"/>
     </w:rPr>
@@ -22990,7 +23039,7 @@
       <w:spacing w:line="500" w:lineRule="exact"/>
     </w:pPr>
     <w:rPr>
-      <w:rFonts w:ascii="Times New Roman" w:eastAsia="標楷體" w:hAnsi="Times New Roman"/>
+      <w:rFonts w:ascii="Times New Roman" w:eastAsia="DFKai-SB" w:hAnsi="Times New Roman"/>
       <w:b/>
       <w:color w:val="000000" w:themeColor="text1"/>
       <w:sz w:val="28"/>
@@ -23009,7 +23058,7 @@
       <w:ind w:left="482"/>
     </w:pPr>
     <w:rPr>
-      <w:rFonts w:ascii="Times New Roman" w:eastAsia="標楷體" w:hAnsi="Times New Roman"/>
+      <w:rFonts w:ascii="Times New Roman" w:eastAsia="DFKai-SB" w:hAnsi="Times New Roman"/>
       <w:sz w:val="28"/>
     </w:rPr>
   </w:style>
@@ -23036,7 +23085,7 @@
       <w:spacing w:line="500" w:lineRule="exact"/>
     </w:pPr>
     <w:rPr>
-      <w:rFonts w:ascii="Times New Roman" w:eastAsia="標楷體" w:hAnsi="Times New Roman"/>
+      <w:rFonts w:ascii="Times New Roman" w:eastAsia="DFKai-SB" w:hAnsi="Times New Roman"/>
       <w:sz w:val="28"/>
     </w:rPr>
   </w:style>

--- a/系統文件/四技第115414組-救「舊」我的書-系統手冊.docx
+++ b/系統文件/四技第115414組-救「舊」我的書-系統手冊.docx
@@ -6,36 +6,18 @@
       <w:pPr>
         <w:jc w:val="distribute"/>
         <w:rPr>
-          <w:rFonts w:ascii="Times New Roman" w:eastAsia="DFKai-SB" w:hAnsi="Times New Roman"/>
+          <w:rFonts w:ascii="Times New Roman" w:eastAsia="標楷體" w:hAnsi="Times New Roman"/>
           <w:sz w:val="72"/>
           <w:szCs w:val="72"/>
         </w:rPr>
       </w:pPr>
       <w:r>
         <w:rPr>
-          <w:rFonts w:ascii="Times New Roman" w:eastAsia="DFKai-SB" w:hAnsi="Times New Roman" w:hint="eastAsia"/>
+          <w:rFonts w:ascii="Times New Roman" w:eastAsia="標楷體" w:hAnsi="Times New Roman" w:hint="eastAsia"/>
           <w:sz w:val="72"/>
           <w:szCs w:val="72"/>
         </w:rPr>
-        <w:t>國立</w:t>
-      </w:r>
-      <w:proofErr w:type="gramStart"/>
-      <w:r>
-        <w:rPr>
-          <w:rFonts w:ascii="Times New Roman" w:eastAsia="DFKai-SB" w:hAnsi="Times New Roman" w:hint="eastAsia"/>
-          <w:sz w:val="72"/>
-          <w:szCs w:val="72"/>
-        </w:rPr>
-        <w:t>臺</w:t>
-      </w:r>
-      <w:proofErr w:type="gramEnd"/>
-      <w:r>
-        <w:rPr>
-          <w:rFonts w:ascii="Times New Roman" w:eastAsia="DFKai-SB" w:hAnsi="Times New Roman" w:hint="eastAsia"/>
-          <w:sz w:val="72"/>
-          <w:szCs w:val="72"/>
-        </w:rPr>
-        <w:t>北商業大學</w:t>
+        <w:t>國立臺北商業大學</w:t>
       </w:r>
     </w:p>
     <w:p>
@@ -104,7 +86,7 @@
         <w:spacing w:before="120"/>
         <w:jc w:val="center"/>
         <w:rPr>
-          <w:rFonts w:ascii="Times New Roman" w:eastAsia="DFKai-SB" w:hAnsi="Times New Roman"/>
+          <w:rFonts w:ascii="Times New Roman" w:eastAsia="標楷體" w:hAnsi="Times New Roman"/>
           <w:b/>
           <w:bCs/>
           <w:sz w:val="72"/>
@@ -113,7 +95,7 @@
       </w:pPr>
       <w:r>
         <w:rPr>
-          <w:rFonts w:ascii="Times New Roman" w:eastAsia="DFKai-SB" w:hAnsi="Times New Roman" w:hint="eastAsia"/>
+          <w:rFonts w:ascii="Times New Roman" w:eastAsia="標楷體" w:hAnsi="Times New Roman" w:hint="eastAsia"/>
           <w:b/>
           <w:bCs/>
           <w:sz w:val="72"/>
@@ -715,20 +697,12 @@
         <w:spacing w:after="120"/>
       </w:pPr>
       <w:bookmarkStart w:id="0" w:name="_Toc226749661"/>
-      <w:proofErr w:type="gramStart"/>
       <w:r>
         <w:rPr>
           <w:rFonts w:hint="eastAsia"/>
         </w:rPr>
         <w:lastRenderedPageBreak/>
-        <w:t>誌</w:t>
-      </w:r>
-      <w:proofErr w:type="gramEnd"/>
-      <w:r>
-        <w:rPr>
-          <w:rFonts w:hint="eastAsia"/>
-        </w:rPr>
-        <w:t>謝</w:t>
+        <w:t>誌謝</w:t>
       </w:r>
       <w:bookmarkEnd w:id="0"/>
     </w:p>
@@ -810,16 +784,8 @@
         <w:rPr>
           <w:rFonts w:hint="eastAsia"/>
         </w:rPr>
-        <w:t>連卉</w:t>
-      </w:r>
-      <w:proofErr w:type="gramStart"/>
-      <w:r>
-        <w:rPr>
-          <w:rFonts w:hint="eastAsia"/>
-        </w:rPr>
-        <w:t>媗</w:t>
-      </w:r>
-      <w:proofErr w:type="gramEnd"/>
+        <w:t>連卉媗</w:t>
+      </w:r>
       <w:r>
         <w:rPr>
           <w:rFonts w:hint="eastAsia"/>
@@ -842,16 +808,8 @@
         <w:rPr>
           <w:rFonts w:hint="eastAsia"/>
         </w:rPr>
-        <w:t>謹</w:t>
-      </w:r>
-      <w:proofErr w:type="gramStart"/>
-      <w:r>
-        <w:rPr>
-          <w:rFonts w:hint="eastAsia"/>
-        </w:rPr>
-        <w:t>誌</w:t>
-      </w:r>
-      <w:proofErr w:type="gramEnd"/>
+        <w:t>謹誌</w:t>
+      </w:r>
     </w:p>
     <w:p>
       <w:pPr>
@@ -869,21 +827,7 @@
         <w:rPr>
           <w:rFonts w:hint="eastAsia"/>
         </w:rPr>
-        <w:t>國立</w:t>
-      </w:r>
-      <w:proofErr w:type="gramStart"/>
-      <w:r>
-        <w:rPr>
-          <w:rFonts w:hint="eastAsia"/>
-        </w:rPr>
-        <w:t>臺</w:t>
-      </w:r>
-      <w:proofErr w:type="gramEnd"/>
-      <w:r>
-        <w:rPr>
-          <w:rFonts w:hint="eastAsia"/>
-        </w:rPr>
-        <w:t>北商業大學資訊管理系</w:t>
+        <w:t>國立臺北商業大學資訊管理系</w:t>
       </w:r>
     </w:p>
     <w:p>
@@ -6070,7 +6014,7 @@
       </w:pPr>
       <w:r>
         <w:rPr>
-          <w:rFonts w:ascii="Times New Roman" w:eastAsia="DFKai-SB" w:hAnsi="Times New Roman"/>
+          <w:rFonts w:ascii="Times New Roman" w:eastAsia="標楷體" w:hAnsi="Times New Roman"/>
           <w:b/>
           <w:color w:val="000000" w:themeColor="text1"/>
           <w:sz w:val="28"/>
@@ -7834,21 +7778,7 @@
         <w:rPr>
           <w:rFonts w:hint="eastAsia"/>
         </w:rPr>
-        <w:t>在現今校園與日常生活中，教科書和一般書籍的高昂價格，以及閱讀完畢後的閒置浪費，一直是許多人面臨的痛點。傳統的二手書交易模式往往伴隨著諸多不便，例如：書</w:t>
-      </w:r>
-      <w:proofErr w:type="gramStart"/>
-      <w:r>
-        <w:rPr>
-          <w:rFonts w:hint="eastAsia"/>
-        </w:rPr>
-        <w:t>況</w:t>
-      </w:r>
-      <w:proofErr w:type="gramEnd"/>
-      <w:r>
-        <w:rPr>
-          <w:rFonts w:hint="eastAsia"/>
-        </w:rPr>
-        <w:t>認定標準不一、面交時間難以配合，以及潛在的交易詐騙風險等問題。</w:t>
+        <w:t>在現今校園與日常生活中，教科書和一般書籍的高昂價格，以及閱讀完畢後的閒置浪費，一直是許多人面臨的痛點。傳統的二手書交易模式往往伴隨著諸多不便，例如：書況認定標準不一、面交時間難以配合，以及潛在的交易詐騙風險等問題。</w:t>
       </w:r>
     </w:p>
     <w:p>
@@ -8180,21 +8110,7 @@
         <w:rPr>
           <w:rFonts w:hint="eastAsia"/>
         </w:rPr>
-        <w:t>人次）、</w:t>
-      </w:r>
-      <w:proofErr w:type="gramStart"/>
-      <w:r>
-        <w:rPr>
-          <w:rFonts w:hint="eastAsia"/>
-        </w:rPr>
-        <w:t>臉書社團</w:t>
-      </w:r>
-      <w:proofErr w:type="gramEnd"/>
-      <w:r>
-        <w:rPr>
-          <w:rFonts w:hint="eastAsia"/>
-        </w:rPr>
-        <w:t>（</w:t>
+        <w:t>人次）、臉書社團（</w:t>
       </w:r>
       <w:r>
         <w:rPr>
@@ -8208,14 +8124,12 @@
         </w:rPr>
         <w:t>人次）及</w:t>
       </w:r>
-      <w:proofErr w:type="spellStart"/>
       <w:r>
         <w:rPr>
           <w:rFonts w:hint="eastAsia"/>
         </w:rPr>
         <w:t>Dcard</w:t>
       </w:r>
-      <w:proofErr w:type="spellEnd"/>
       <w:r>
         <w:rPr>
           <w:rFonts w:hint="eastAsia"/>
@@ -8620,13 +8534,13 @@
               <w:jc w:val="right"/>
               <w:textAlignment w:val="center"/>
               <w:rPr>
-                <w:rFonts w:ascii="Times New Roman" w:eastAsia="DFKai-SB" w:hAnsi="Times New Roman"/>
+                <w:rFonts w:ascii="Times New Roman" w:eastAsia="標楷體" w:hAnsi="Times New Roman"/>
                 <w:sz w:val="28"/>
               </w:rPr>
             </w:pPr>
             <w:r>
               <w:rPr>
-                <w:rFonts w:ascii="Times New Roman" w:eastAsia="DFKai-SB" w:hAnsi="Times New Roman" w:hint="eastAsia"/>
+                <w:rFonts w:ascii="Times New Roman" w:eastAsia="標楷體" w:hAnsi="Times New Roman" w:hint="eastAsia"/>
                 <w:sz w:val="28"/>
               </w:rPr>
               <w:t>平台</w:t>
@@ -8639,13 +8553,13 @@
               <w:jc w:val="both"/>
               <w:textAlignment w:val="center"/>
               <w:rPr>
-                <w:rFonts w:ascii="Times New Roman" w:eastAsia="DFKai-SB" w:hAnsi="Times New Roman"/>
+                <w:rFonts w:ascii="Times New Roman" w:eastAsia="標楷體" w:hAnsi="Times New Roman"/>
                 <w:sz w:val="28"/>
               </w:rPr>
             </w:pPr>
             <w:r>
               <w:rPr>
-                <w:rFonts w:ascii="Times New Roman" w:eastAsia="DFKai-SB" w:hAnsi="Times New Roman" w:hint="eastAsia"/>
+                <w:rFonts w:ascii="Times New Roman" w:eastAsia="標楷體" w:hAnsi="Times New Roman" w:hint="eastAsia"/>
                 <w:sz w:val="28"/>
               </w:rPr>
               <w:t>功能</w:t>
@@ -8666,19 +8580,17 @@
               <w:jc w:val="center"/>
               <w:textAlignment w:val="center"/>
               <w:rPr>
-                <w:rFonts w:ascii="Times New Roman" w:eastAsia="DFKai-SB" w:hAnsi="Times New Roman"/>
+                <w:rFonts w:ascii="Times New Roman" w:eastAsia="標楷體" w:hAnsi="Times New Roman"/>
                 <w:sz w:val="28"/>
               </w:rPr>
             </w:pPr>
-            <w:proofErr w:type="spellStart"/>
-            <w:r>
-              <w:rPr>
-                <w:rFonts w:ascii="Times New Roman" w:eastAsia="DFKai-SB" w:hAnsi="Times New Roman" w:hint="eastAsia"/>
+            <w:r>
+              <w:rPr>
+                <w:rFonts w:ascii="Times New Roman" w:eastAsia="標楷體" w:hAnsi="Times New Roman" w:hint="eastAsia"/>
                 <w:sz w:val="28"/>
               </w:rPr>
               <w:t>SaveMyBook</w:t>
             </w:r>
-            <w:proofErr w:type="spellEnd"/>
           </w:p>
         </w:tc>
         <w:tc>
@@ -8696,13 +8608,13 @@
               <w:jc w:val="center"/>
               <w:textAlignment w:val="center"/>
               <w:rPr>
-                <w:rFonts w:ascii="Times New Roman" w:eastAsia="DFKai-SB" w:hAnsi="Times New Roman"/>
+                <w:rFonts w:ascii="Times New Roman" w:eastAsia="標楷體" w:hAnsi="Times New Roman"/>
                 <w:sz w:val="28"/>
               </w:rPr>
             </w:pPr>
             <w:r>
               <w:rPr>
-                <w:rFonts w:ascii="Times New Roman" w:eastAsia="DFKai-SB" w:hAnsi="Times New Roman" w:hint="eastAsia"/>
+                <w:rFonts w:ascii="Times New Roman" w:eastAsia="標楷體" w:hAnsi="Times New Roman" w:hint="eastAsia"/>
                 <w:sz w:val="28"/>
               </w:rPr>
               <w:t>蝦皮</w:t>
@@ -8722,13 +8634,13 @@
               <w:jc w:val="center"/>
               <w:textAlignment w:val="center"/>
               <w:rPr>
-                <w:rFonts w:ascii="Times New Roman" w:eastAsia="DFKai-SB" w:hAnsi="Times New Roman"/>
+                <w:rFonts w:ascii="Times New Roman" w:eastAsia="標楷體" w:hAnsi="Times New Roman"/>
                 <w:sz w:val="28"/>
               </w:rPr>
             </w:pPr>
             <w:r>
               <w:rPr>
-                <w:rFonts w:ascii="Times New Roman" w:eastAsia="DFKai-SB" w:hAnsi="Times New Roman" w:hint="eastAsia"/>
+                <w:rFonts w:ascii="Times New Roman" w:eastAsia="標楷體" w:hAnsi="Times New Roman" w:hint="eastAsia"/>
                 <w:sz w:val="28"/>
               </w:rPr>
               <w:t>旋轉拍賣</w:t>
@@ -8748,26 +8660,24 @@
               <w:jc w:val="center"/>
               <w:textAlignment w:val="center"/>
               <w:rPr>
-                <w:rFonts w:ascii="Times New Roman" w:eastAsia="DFKai-SB" w:hAnsi="Times New Roman"/>
+                <w:rFonts w:ascii="Times New Roman" w:eastAsia="標楷體" w:hAnsi="Times New Roman"/>
                 <w:sz w:val="28"/>
               </w:rPr>
             </w:pPr>
-            <w:proofErr w:type="gramStart"/>
-            <w:r>
-              <w:rPr>
-                <w:rFonts w:ascii="Times New Roman" w:eastAsia="DFKai-SB" w:hAnsi="Times New Roman" w:hint="eastAsia"/>
+            <w:r>
+              <w:rPr>
+                <w:rFonts w:ascii="Times New Roman" w:eastAsia="標楷體" w:hAnsi="Times New Roman" w:hint="eastAsia"/>
                 <w:sz w:val="28"/>
               </w:rPr>
               <w:t>臉書</w:t>
             </w:r>
             <w:r>
               <w:rPr>
-                <w:rFonts w:ascii="Times New Roman" w:eastAsia="DFKai-SB" w:hAnsi="Times New Roman" w:hint="eastAsia"/>
+                <w:rFonts w:ascii="Times New Roman" w:eastAsia="標楷體" w:hAnsi="Times New Roman" w:hint="eastAsia"/>
                 <w:sz w:val="28"/>
               </w:rPr>
               <w:t>社團</w:t>
             </w:r>
-            <w:proofErr w:type="gramEnd"/>
           </w:p>
         </w:tc>
         <w:tc>
@@ -8784,19 +8694,17 @@
               <w:jc w:val="center"/>
               <w:textAlignment w:val="center"/>
               <w:rPr>
-                <w:rFonts w:ascii="Times New Roman" w:eastAsia="DFKai-SB" w:hAnsi="Times New Roman"/>
+                <w:rFonts w:ascii="Times New Roman" w:eastAsia="標楷體" w:hAnsi="Times New Roman"/>
                 <w:sz w:val="28"/>
               </w:rPr>
             </w:pPr>
-            <w:proofErr w:type="spellStart"/>
-            <w:r>
-              <w:rPr>
-                <w:rFonts w:ascii="Times New Roman" w:eastAsia="DFKai-SB" w:hAnsi="Times New Roman" w:hint="eastAsia"/>
+            <w:r>
+              <w:rPr>
+                <w:rFonts w:ascii="Times New Roman" w:eastAsia="標楷體" w:hAnsi="Times New Roman" w:hint="eastAsia"/>
                 <w:sz w:val="28"/>
               </w:rPr>
               <w:t>Dcard</w:t>
             </w:r>
-            <w:proofErr w:type="spellEnd"/>
           </w:p>
         </w:tc>
       </w:tr>
@@ -8818,20 +8726,20 @@
               <w:jc w:val="both"/>
               <w:textAlignment w:val="center"/>
               <w:rPr>
-                <w:rFonts w:ascii="Times New Roman" w:eastAsia="DFKai-SB" w:hAnsi="Times New Roman"/>
+                <w:rFonts w:ascii="Times New Roman" w:eastAsia="標楷體" w:hAnsi="Times New Roman"/>
                 <w:sz w:val="28"/>
               </w:rPr>
             </w:pPr>
             <w:r>
               <w:rPr>
-                <w:rFonts w:ascii="Times New Roman" w:eastAsia="DFKai-SB" w:hAnsi="Times New Roman" w:hint="eastAsia"/>
+                <w:rFonts w:ascii="Times New Roman" w:eastAsia="標楷體" w:hAnsi="Times New Roman" w:hint="eastAsia"/>
                 <w:sz w:val="28"/>
               </w:rPr>
               <w:t>ISBN</w:t>
             </w:r>
             <w:r>
               <w:rPr>
-                <w:rFonts w:ascii="Times New Roman" w:eastAsia="DFKai-SB" w:hAnsi="Times New Roman" w:hint="eastAsia"/>
+                <w:rFonts w:ascii="Times New Roman" w:eastAsia="標楷體" w:hAnsi="Times New Roman" w:hint="eastAsia"/>
                 <w:sz w:val="28"/>
               </w:rPr>
               <w:t>掃描上架</w:t>
@@ -8852,13 +8760,13 @@
               <w:jc w:val="center"/>
               <w:textAlignment w:val="center"/>
               <w:rPr>
-                <w:rFonts w:ascii="Times New Roman" w:eastAsia="DFKai-SB" w:hAnsi="Times New Roman"/>
+                <w:rFonts w:ascii="Times New Roman" w:eastAsia="標楷體" w:hAnsi="Times New Roman"/>
                 <w:sz w:val="28"/>
               </w:rPr>
             </w:pPr>
             <w:r>
               <w:rPr>
-                <w:rFonts w:ascii="Times New Roman" w:eastAsia="DFKai-SB" w:hAnsi="Times New Roman" w:hint="eastAsia"/>
+                <w:rFonts w:ascii="Times New Roman" w:eastAsia="標楷體" w:hAnsi="Times New Roman" w:hint="eastAsia"/>
                 <w:sz w:val="28"/>
               </w:rPr>
               <w:t>V</w:t>
@@ -8879,7 +8787,7 @@
               <w:jc w:val="center"/>
               <w:textAlignment w:val="center"/>
               <w:rPr>
-                <w:rFonts w:ascii="Times New Roman" w:eastAsia="DFKai-SB" w:hAnsi="Times New Roman"/>
+                <w:rFonts w:ascii="Times New Roman" w:eastAsia="標楷體" w:hAnsi="Times New Roman"/>
                 <w:sz w:val="28"/>
               </w:rPr>
             </w:pPr>
@@ -8897,7 +8805,7 @@
               <w:jc w:val="center"/>
               <w:textAlignment w:val="center"/>
               <w:rPr>
-                <w:rFonts w:ascii="Times New Roman" w:eastAsia="DFKai-SB" w:hAnsi="Times New Roman"/>
+                <w:rFonts w:ascii="Times New Roman" w:eastAsia="標楷體" w:hAnsi="Times New Roman"/>
                 <w:sz w:val="28"/>
               </w:rPr>
             </w:pPr>
@@ -8915,7 +8823,7 @@
               <w:jc w:val="center"/>
               <w:textAlignment w:val="center"/>
               <w:rPr>
-                <w:rFonts w:ascii="Times New Roman" w:eastAsia="DFKai-SB" w:hAnsi="Times New Roman"/>
+                <w:rFonts w:ascii="Times New Roman" w:eastAsia="標楷體" w:hAnsi="Times New Roman"/>
                 <w:sz w:val="28"/>
               </w:rPr>
             </w:pPr>
@@ -8935,7 +8843,7 @@
               <w:jc w:val="center"/>
               <w:textAlignment w:val="center"/>
               <w:rPr>
-                <w:rFonts w:ascii="Times New Roman" w:eastAsia="DFKai-SB" w:hAnsi="Times New Roman"/>
+                <w:rFonts w:ascii="Times New Roman" w:eastAsia="標楷體" w:hAnsi="Times New Roman"/>
                 <w:sz w:val="28"/>
               </w:rPr>
             </w:pPr>
@@ -8960,13 +8868,13 @@
               <w:jc w:val="both"/>
               <w:textAlignment w:val="center"/>
               <w:rPr>
-                <w:rFonts w:ascii="Times New Roman" w:eastAsia="DFKai-SB" w:hAnsi="Times New Roman"/>
+                <w:rFonts w:ascii="Times New Roman" w:eastAsia="標楷體" w:hAnsi="Times New Roman"/>
                 <w:sz w:val="28"/>
               </w:rPr>
             </w:pPr>
             <w:r>
               <w:rPr>
-                <w:rFonts w:ascii="Times New Roman" w:eastAsia="DFKai-SB" w:hAnsi="Times New Roman" w:hint="eastAsia"/>
+                <w:rFonts w:ascii="Times New Roman" w:eastAsia="標楷體" w:hAnsi="Times New Roman" w:hint="eastAsia"/>
                 <w:sz w:val="28"/>
               </w:rPr>
               <w:t>即時聊天</w:t>
@@ -8987,13 +8895,13 @@
               <w:jc w:val="center"/>
               <w:textAlignment w:val="center"/>
               <w:rPr>
-                <w:rFonts w:ascii="Times New Roman" w:eastAsia="DFKai-SB" w:hAnsi="Times New Roman"/>
+                <w:rFonts w:ascii="Times New Roman" w:eastAsia="標楷體" w:hAnsi="Times New Roman"/>
                 <w:sz w:val="28"/>
               </w:rPr>
             </w:pPr>
             <w:r>
               <w:rPr>
-                <w:rFonts w:ascii="Times New Roman" w:eastAsia="DFKai-SB" w:hAnsi="Times New Roman" w:hint="eastAsia"/>
+                <w:rFonts w:ascii="Times New Roman" w:eastAsia="標楷體" w:hAnsi="Times New Roman" w:hint="eastAsia"/>
                 <w:sz w:val="28"/>
               </w:rPr>
               <w:t>V</w:t>
@@ -9014,13 +8922,13 @@
               <w:jc w:val="center"/>
               <w:textAlignment w:val="center"/>
               <w:rPr>
-                <w:rFonts w:ascii="Times New Roman" w:eastAsia="DFKai-SB" w:hAnsi="Times New Roman"/>
+                <w:rFonts w:ascii="Times New Roman" w:eastAsia="標楷體" w:hAnsi="Times New Roman"/>
                 <w:sz w:val="28"/>
               </w:rPr>
             </w:pPr>
             <w:r>
               <w:rPr>
-                <w:rFonts w:ascii="Times New Roman" w:eastAsia="DFKai-SB" w:hAnsi="Times New Roman" w:hint="eastAsia"/>
+                <w:rFonts w:ascii="Times New Roman" w:eastAsia="標楷體" w:hAnsi="Times New Roman" w:hint="eastAsia"/>
                 <w:sz w:val="28"/>
               </w:rPr>
               <w:t>V</w:t>
@@ -9039,13 +8947,13 @@
               <w:jc w:val="center"/>
               <w:textAlignment w:val="center"/>
               <w:rPr>
-                <w:rFonts w:ascii="Times New Roman" w:eastAsia="DFKai-SB" w:hAnsi="Times New Roman"/>
+                <w:rFonts w:ascii="Times New Roman" w:eastAsia="標楷體" w:hAnsi="Times New Roman"/>
                 <w:sz w:val="28"/>
               </w:rPr>
             </w:pPr>
             <w:r>
               <w:rPr>
-                <w:rFonts w:ascii="Times New Roman" w:eastAsia="DFKai-SB" w:hAnsi="Times New Roman" w:hint="eastAsia"/>
+                <w:rFonts w:ascii="Times New Roman" w:eastAsia="標楷體" w:hAnsi="Times New Roman" w:hint="eastAsia"/>
                 <w:sz w:val="28"/>
               </w:rPr>
               <w:t>V</w:t>
@@ -9064,13 +8972,13 @@
               <w:jc w:val="center"/>
               <w:textAlignment w:val="center"/>
               <w:rPr>
-                <w:rFonts w:ascii="Times New Roman" w:eastAsia="DFKai-SB" w:hAnsi="Times New Roman"/>
+                <w:rFonts w:ascii="Times New Roman" w:eastAsia="標楷體" w:hAnsi="Times New Roman"/>
                 <w:sz w:val="28"/>
               </w:rPr>
             </w:pPr>
             <w:r>
               <w:rPr>
-                <w:rFonts w:ascii="Times New Roman" w:eastAsia="DFKai-SB" w:hAnsi="Times New Roman" w:hint="eastAsia"/>
+                <w:rFonts w:ascii="Times New Roman" w:eastAsia="標楷體" w:hAnsi="Times New Roman" w:hint="eastAsia"/>
                 <w:sz w:val="28"/>
               </w:rPr>
               <w:t>V</w:t>
@@ -9091,13 +8999,13 @@
               <w:jc w:val="center"/>
               <w:textAlignment w:val="center"/>
               <w:rPr>
-                <w:rFonts w:ascii="Times New Roman" w:eastAsia="DFKai-SB" w:hAnsi="Times New Roman"/>
+                <w:rFonts w:ascii="Times New Roman" w:eastAsia="標楷體" w:hAnsi="Times New Roman"/>
                 <w:sz w:val="28"/>
               </w:rPr>
             </w:pPr>
             <w:r>
               <w:rPr>
-                <w:rFonts w:ascii="Times New Roman" w:eastAsia="DFKai-SB" w:hAnsi="Times New Roman" w:hint="eastAsia"/>
+                <w:rFonts w:ascii="Times New Roman" w:eastAsia="標楷體" w:hAnsi="Times New Roman" w:hint="eastAsia"/>
                 <w:sz w:val="28"/>
               </w:rPr>
               <w:t>V</w:t>
@@ -9123,13 +9031,13 @@
               <w:jc w:val="both"/>
               <w:textAlignment w:val="center"/>
               <w:rPr>
-                <w:rFonts w:ascii="Times New Roman" w:eastAsia="DFKai-SB" w:hAnsi="Times New Roman"/>
+                <w:rFonts w:ascii="Times New Roman" w:eastAsia="標楷體" w:hAnsi="Times New Roman"/>
                 <w:sz w:val="28"/>
               </w:rPr>
             </w:pPr>
             <w:r>
               <w:rPr>
-                <w:rFonts w:ascii="Times New Roman" w:eastAsia="DFKai-SB" w:hAnsi="Times New Roman" w:hint="eastAsia"/>
+                <w:rFonts w:ascii="Times New Roman" w:eastAsia="標楷體" w:hAnsi="Times New Roman" w:hint="eastAsia"/>
                 <w:sz w:val="28"/>
               </w:rPr>
               <w:t>實體智取櫃</w:t>
@@ -9150,13 +9058,13 @@
               <w:jc w:val="center"/>
               <w:textAlignment w:val="center"/>
               <w:rPr>
-                <w:rFonts w:ascii="Times New Roman" w:eastAsia="DFKai-SB" w:hAnsi="Times New Roman"/>
+                <w:rFonts w:ascii="Times New Roman" w:eastAsia="標楷體" w:hAnsi="Times New Roman"/>
                 <w:sz w:val="28"/>
               </w:rPr>
             </w:pPr>
             <w:r>
               <w:rPr>
-                <w:rFonts w:ascii="Times New Roman" w:eastAsia="DFKai-SB" w:hAnsi="Times New Roman" w:hint="eastAsia"/>
+                <w:rFonts w:ascii="Times New Roman" w:eastAsia="標楷體" w:hAnsi="Times New Roman" w:hint="eastAsia"/>
                 <w:sz w:val="28"/>
               </w:rPr>
               <w:t>V</w:t>
@@ -9177,13 +9085,13 @@
               <w:jc w:val="center"/>
               <w:textAlignment w:val="center"/>
               <w:rPr>
-                <w:rFonts w:ascii="Times New Roman" w:eastAsia="DFKai-SB" w:hAnsi="Times New Roman"/>
+                <w:rFonts w:ascii="Times New Roman" w:eastAsia="標楷體" w:hAnsi="Times New Roman"/>
                 <w:sz w:val="28"/>
               </w:rPr>
             </w:pPr>
             <w:r>
               <w:rPr>
-                <w:rFonts w:ascii="Times New Roman" w:eastAsia="DFKai-SB" w:hAnsi="Times New Roman" w:hint="eastAsia"/>
+                <w:rFonts w:ascii="Times New Roman" w:eastAsia="標楷體" w:hAnsi="Times New Roman" w:hint="eastAsia"/>
                 <w:sz w:val="28"/>
               </w:rPr>
               <w:t>V</w:t>
@@ -9202,7 +9110,7 @@
               <w:jc w:val="center"/>
               <w:textAlignment w:val="center"/>
               <w:rPr>
-                <w:rFonts w:ascii="Times New Roman" w:eastAsia="DFKai-SB" w:hAnsi="Times New Roman"/>
+                <w:rFonts w:ascii="Times New Roman" w:eastAsia="標楷體" w:hAnsi="Times New Roman"/>
                 <w:sz w:val="28"/>
               </w:rPr>
             </w:pPr>
@@ -9220,7 +9128,7 @@
               <w:jc w:val="center"/>
               <w:textAlignment w:val="center"/>
               <w:rPr>
-                <w:rFonts w:ascii="Times New Roman" w:eastAsia="DFKai-SB" w:hAnsi="Times New Roman"/>
+                <w:rFonts w:ascii="Times New Roman" w:eastAsia="標楷體" w:hAnsi="Times New Roman"/>
                 <w:sz w:val="28"/>
               </w:rPr>
             </w:pPr>
@@ -9240,7 +9148,7 @@
               <w:jc w:val="center"/>
               <w:textAlignment w:val="center"/>
               <w:rPr>
-                <w:rFonts w:ascii="Times New Roman" w:eastAsia="DFKai-SB" w:hAnsi="Times New Roman"/>
+                <w:rFonts w:ascii="Times New Roman" w:eastAsia="標楷體" w:hAnsi="Times New Roman"/>
                 <w:sz w:val="28"/>
               </w:rPr>
             </w:pPr>
@@ -9265,32 +9173,16 @@
               <w:jc w:val="both"/>
               <w:textAlignment w:val="center"/>
               <w:rPr>
-                <w:rFonts w:ascii="Times New Roman" w:eastAsia="DFKai-SB" w:hAnsi="Times New Roman"/>
+                <w:rFonts w:ascii="Times New Roman" w:eastAsia="標楷體" w:hAnsi="Times New Roman"/>
                 <w:sz w:val="28"/>
               </w:rPr>
             </w:pPr>
             <w:r>
               <w:rPr>
-                <w:rFonts w:ascii="Times New Roman" w:eastAsia="DFKai-SB" w:hAnsi="Times New Roman" w:hint="eastAsia"/>
-                <w:sz w:val="28"/>
-              </w:rPr>
-              <w:t>圖書精</w:t>
-            </w:r>
-            <w:proofErr w:type="gramStart"/>
-            <w:r>
-              <w:rPr>
-                <w:rFonts w:ascii="Times New Roman" w:eastAsia="DFKai-SB" w:hAnsi="Times New Roman" w:hint="eastAsia"/>
-                <w:sz w:val="28"/>
-              </w:rPr>
-              <w:t>準</w:t>
-            </w:r>
-            <w:proofErr w:type="gramEnd"/>
-            <w:r>
-              <w:rPr>
-                <w:rFonts w:ascii="Times New Roman" w:eastAsia="DFKai-SB" w:hAnsi="Times New Roman" w:hint="eastAsia"/>
-                <w:sz w:val="28"/>
-              </w:rPr>
-              <w:t>分類</w:t>
+                <w:rFonts w:ascii="Times New Roman" w:eastAsia="標楷體" w:hAnsi="Times New Roman" w:hint="eastAsia"/>
+                <w:sz w:val="28"/>
+              </w:rPr>
+              <w:t>圖書精準分類</w:t>
             </w:r>
           </w:p>
         </w:tc>
@@ -9308,13 +9200,13 @@
               <w:jc w:val="center"/>
               <w:textAlignment w:val="center"/>
               <w:rPr>
-                <w:rFonts w:ascii="Times New Roman" w:eastAsia="DFKai-SB" w:hAnsi="Times New Roman"/>
+                <w:rFonts w:ascii="Times New Roman" w:eastAsia="標楷體" w:hAnsi="Times New Roman"/>
                 <w:sz w:val="28"/>
               </w:rPr>
             </w:pPr>
             <w:r>
               <w:rPr>
-                <w:rFonts w:ascii="Times New Roman" w:eastAsia="DFKai-SB" w:hAnsi="Times New Roman" w:hint="eastAsia"/>
+                <w:rFonts w:ascii="Times New Roman" w:eastAsia="標楷體" w:hAnsi="Times New Roman" w:hint="eastAsia"/>
                 <w:sz w:val="28"/>
               </w:rPr>
               <w:t>V</w:t>
@@ -9335,7 +9227,7 @@
               <w:jc w:val="center"/>
               <w:textAlignment w:val="center"/>
               <w:rPr>
-                <w:rFonts w:ascii="Times New Roman" w:eastAsia="DFKai-SB" w:hAnsi="Times New Roman"/>
+                <w:rFonts w:ascii="Times New Roman" w:eastAsia="標楷體" w:hAnsi="Times New Roman"/>
                 <w:sz w:val="28"/>
               </w:rPr>
             </w:pPr>
@@ -9353,13 +9245,13 @@
               <w:jc w:val="center"/>
               <w:textAlignment w:val="center"/>
               <w:rPr>
-                <w:rFonts w:ascii="Times New Roman" w:eastAsia="DFKai-SB" w:hAnsi="Times New Roman"/>
+                <w:rFonts w:ascii="Times New Roman" w:eastAsia="標楷體" w:hAnsi="Times New Roman"/>
                 <w:sz w:val="28"/>
               </w:rPr>
             </w:pPr>
             <w:r>
               <w:rPr>
-                <w:rFonts w:ascii="Times New Roman" w:eastAsia="DFKai-SB" w:hAnsi="Times New Roman" w:hint="eastAsia"/>
+                <w:rFonts w:ascii="Times New Roman" w:eastAsia="標楷體" w:hAnsi="Times New Roman" w:hint="eastAsia"/>
                 <w:sz w:val="28"/>
               </w:rPr>
               <w:t>V</w:t>
@@ -9378,7 +9270,7 @@
               <w:jc w:val="center"/>
               <w:textAlignment w:val="center"/>
               <w:rPr>
-                <w:rFonts w:ascii="Times New Roman" w:eastAsia="DFKai-SB" w:hAnsi="Times New Roman"/>
+                <w:rFonts w:ascii="Times New Roman" w:eastAsia="標楷體" w:hAnsi="Times New Roman"/>
                 <w:sz w:val="28"/>
               </w:rPr>
             </w:pPr>
@@ -9397,7 +9289,7 @@
               <w:jc w:val="center"/>
               <w:textAlignment w:val="center"/>
               <w:rPr>
-                <w:rFonts w:ascii="Times New Roman" w:eastAsia="DFKai-SB" w:hAnsi="Times New Roman"/>
+                <w:rFonts w:ascii="Times New Roman" w:eastAsia="標楷體" w:hAnsi="Times New Roman"/>
                 <w:sz w:val="28"/>
               </w:rPr>
             </w:pPr>
@@ -9422,13 +9314,13 @@
               <w:jc w:val="both"/>
               <w:textAlignment w:val="center"/>
               <w:rPr>
-                <w:rFonts w:ascii="Times New Roman" w:eastAsia="DFKai-SB" w:hAnsi="Times New Roman"/>
+                <w:rFonts w:ascii="Times New Roman" w:eastAsia="標楷體" w:hAnsi="Times New Roman"/>
                 <w:sz w:val="28"/>
               </w:rPr>
             </w:pPr>
             <w:r>
               <w:rPr>
-                <w:rFonts w:ascii="Times New Roman" w:eastAsia="DFKai-SB" w:hAnsi="Times New Roman" w:hint="eastAsia"/>
+                <w:rFonts w:ascii="Times New Roman" w:eastAsia="標楷體" w:hAnsi="Times New Roman" w:hint="eastAsia"/>
                 <w:sz w:val="28"/>
               </w:rPr>
               <w:t>代幣化交易</w:t>
@@ -9449,13 +9341,13 @@
               <w:jc w:val="center"/>
               <w:textAlignment w:val="center"/>
               <w:rPr>
-                <w:rFonts w:ascii="Times New Roman" w:eastAsia="DFKai-SB" w:hAnsi="Times New Roman"/>
+                <w:rFonts w:ascii="Times New Roman" w:eastAsia="標楷體" w:hAnsi="Times New Roman"/>
                 <w:sz w:val="28"/>
               </w:rPr>
             </w:pPr>
             <w:r>
               <w:rPr>
-                <w:rFonts w:ascii="Times New Roman" w:eastAsia="DFKai-SB" w:hAnsi="Times New Roman" w:hint="eastAsia"/>
+                <w:rFonts w:ascii="Times New Roman" w:eastAsia="標楷體" w:hAnsi="Times New Roman" w:hint="eastAsia"/>
                 <w:sz w:val="28"/>
               </w:rPr>
               <w:t>V</w:t>
@@ -9476,7 +9368,7 @@
               <w:jc w:val="center"/>
               <w:textAlignment w:val="center"/>
               <w:rPr>
-                <w:rFonts w:ascii="Times New Roman" w:eastAsia="DFKai-SB" w:hAnsi="Times New Roman"/>
+                <w:rFonts w:ascii="Times New Roman" w:eastAsia="標楷體" w:hAnsi="Times New Roman"/>
                 <w:sz w:val="28"/>
               </w:rPr>
             </w:pPr>
@@ -9494,7 +9386,7 @@
               <w:jc w:val="center"/>
               <w:textAlignment w:val="center"/>
               <w:rPr>
-                <w:rFonts w:ascii="Times New Roman" w:eastAsia="DFKai-SB" w:hAnsi="Times New Roman"/>
+                <w:rFonts w:ascii="Times New Roman" w:eastAsia="標楷體" w:hAnsi="Times New Roman"/>
                 <w:sz w:val="28"/>
               </w:rPr>
             </w:pPr>
@@ -9512,7 +9404,7 @@
               <w:jc w:val="center"/>
               <w:textAlignment w:val="center"/>
               <w:rPr>
-                <w:rFonts w:ascii="Times New Roman" w:eastAsia="DFKai-SB" w:hAnsi="Times New Roman"/>
+                <w:rFonts w:ascii="Times New Roman" w:eastAsia="標楷體" w:hAnsi="Times New Roman"/>
                 <w:sz w:val="28"/>
               </w:rPr>
             </w:pPr>
@@ -9531,7 +9423,7 @@
               <w:jc w:val="center"/>
               <w:textAlignment w:val="center"/>
               <w:rPr>
-                <w:rFonts w:ascii="Times New Roman" w:eastAsia="DFKai-SB" w:hAnsi="Times New Roman"/>
+                <w:rFonts w:ascii="Times New Roman" w:eastAsia="標楷體" w:hAnsi="Times New Roman"/>
                 <w:sz w:val="28"/>
               </w:rPr>
             </w:pPr>
@@ -9556,13 +9448,13 @@
               <w:jc w:val="both"/>
               <w:textAlignment w:val="center"/>
               <w:rPr>
-                <w:rFonts w:ascii="Times New Roman" w:eastAsia="DFKai-SB" w:hAnsi="Times New Roman"/>
+                <w:rFonts w:ascii="Times New Roman" w:eastAsia="標楷體" w:hAnsi="Times New Roman"/>
                 <w:sz w:val="28"/>
               </w:rPr>
             </w:pPr>
             <w:r>
               <w:rPr>
-                <w:rFonts w:ascii="Times New Roman" w:eastAsia="DFKai-SB" w:hAnsi="Times New Roman" w:hint="eastAsia"/>
+                <w:rFonts w:ascii="Times New Roman" w:eastAsia="標楷體" w:hAnsi="Times New Roman" w:hint="eastAsia"/>
                 <w:sz w:val="28"/>
               </w:rPr>
               <w:t>即時付款</w:t>
@@ -9583,13 +9475,13 @@
               <w:jc w:val="center"/>
               <w:textAlignment w:val="center"/>
               <w:rPr>
-                <w:rFonts w:ascii="Times New Roman" w:eastAsia="DFKai-SB" w:hAnsi="Times New Roman"/>
+                <w:rFonts w:ascii="Times New Roman" w:eastAsia="標楷體" w:hAnsi="Times New Roman"/>
                 <w:sz w:val="28"/>
               </w:rPr>
             </w:pPr>
             <w:r>
               <w:rPr>
-                <w:rFonts w:ascii="Times New Roman" w:eastAsia="DFKai-SB" w:hAnsi="Times New Roman" w:hint="eastAsia"/>
+                <w:rFonts w:ascii="Times New Roman" w:eastAsia="標楷體" w:hAnsi="Times New Roman" w:hint="eastAsia"/>
                 <w:sz w:val="28"/>
               </w:rPr>
               <w:t>V</w:t>
@@ -9610,13 +9502,13 @@
               <w:jc w:val="center"/>
               <w:textAlignment w:val="center"/>
               <w:rPr>
-                <w:rFonts w:ascii="Times New Roman" w:eastAsia="DFKai-SB" w:hAnsi="Times New Roman"/>
+                <w:rFonts w:ascii="Times New Roman" w:eastAsia="標楷體" w:hAnsi="Times New Roman"/>
                 <w:sz w:val="28"/>
               </w:rPr>
             </w:pPr>
             <w:r>
               <w:rPr>
-                <w:rFonts w:ascii="Times New Roman" w:eastAsia="DFKai-SB" w:hAnsi="Times New Roman" w:hint="eastAsia"/>
+                <w:rFonts w:ascii="Times New Roman" w:eastAsia="標楷體" w:hAnsi="Times New Roman" w:hint="eastAsia"/>
                 <w:sz w:val="28"/>
               </w:rPr>
               <w:t>V</w:t>
@@ -9635,13 +9527,13 @@
               <w:jc w:val="center"/>
               <w:textAlignment w:val="center"/>
               <w:rPr>
-                <w:rFonts w:ascii="Times New Roman" w:eastAsia="DFKai-SB" w:hAnsi="Times New Roman"/>
+                <w:rFonts w:ascii="Times New Roman" w:eastAsia="標楷體" w:hAnsi="Times New Roman"/>
                 <w:sz w:val="28"/>
               </w:rPr>
             </w:pPr>
             <w:r>
               <w:rPr>
-                <w:rFonts w:ascii="Times New Roman" w:eastAsia="DFKai-SB" w:hAnsi="Times New Roman" w:hint="eastAsia"/>
+                <w:rFonts w:ascii="Times New Roman" w:eastAsia="標楷體" w:hAnsi="Times New Roman" w:hint="eastAsia"/>
                 <w:sz w:val="28"/>
               </w:rPr>
               <w:t>V</w:t>
@@ -9660,7 +9552,7 @@
               <w:jc w:val="center"/>
               <w:textAlignment w:val="center"/>
               <w:rPr>
-                <w:rFonts w:ascii="Times New Roman" w:eastAsia="DFKai-SB" w:hAnsi="Times New Roman"/>
+                <w:rFonts w:ascii="Times New Roman" w:eastAsia="標楷體" w:hAnsi="Times New Roman"/>
                 <w:sz w:val="28"/>
               </w:rPr>
             </w:pPr>
@@ -9679,7 +9571,7 @@
               <w:jc w:val="center"/>
               <w:textAlignment w:val="center"/>
               <w:rPr>
-                <w:rFonts w:ascii="Times New Roman" w:eastAsia="DFKai-SB" w:hAnsi="Times New Roman"/>
+                <w:rFonts w:ascii="Times New Roman" w:eastAsia="標楷體" w:hAnsi="Times New Roman"/>
                 <w:sz w:val="28"/>
               </w:rPr>
             </w:pPr>
@@ -9704,13 +9596,13 @@
               <w:jc w:val="both"/>
               <w:textAlignment w:val="center"/>
               <w:rPr>
-                <w:rFonts w:ascii="Times New Roman" w:eastAsia="DFKai-SB" w:hAnsi="Times New Roman"/>
+                <w:rFonts w:ascii="Times New Roman" w:eastAsia="標楷體" w:hAnsi="Times New Roman"/>
                 <w:sz w:val="28"/>
               </w:rPr>
             </w:pPr>
             <w:r>
               <w:rPr>
-                <w:rFonts w:ascii="Times New Roman" w:eastAsia="DFKai-SB" w:hAnsi="Times New Roman" w:hint="eastAsia"/>
+                <w:rFonts w:ascii="Times New Roman" w:eastAsia="標楷體" w:hAnsi="Times New Roman" w:hint="eastAsia"/>
                 <w:sz w:val="28"/>
               </w:rPr>
               <w:t>會員等級</w:t>
@@ -9731,13 +9623,13 @@
               <w:jc w:val="center"/>
               <w:textAlignment w:val="center"/>
               <w:rPr>
-                <w:rFonts w:ascii="Times New Roman" w:eastAsia="DFKai-SB" w:hAnsi="Times New Roman"/>
+                <w:rFonts w:ascii="Times New Roman" w:eastAsia="標楷體" w:hAnsi="Times New Roman"/>
                 <w:sz w:val="28"/>
               </w:rPr>
             </w:pPr>
             <w:r>
               <w:rPr>
-                <w:rFonts w:ascii="Times New Roman" w:eastAsia="DFKai-SB" w:hAnsi="Times New Roman" w:hint="eastAsia"/>
+                <w:rFonts w:ascii="Times New Roman" w:eastAsia="標楷體" w:hAnsi="Times New Roman" w:hint="eastAsia"/>
                 <w:sz w:val="28"/>
               </w:rPr>
               <w:t>V</w:t>
@@ -9758,13 +9650,13 @@
               <w:jc w:val="center"/>
               <w:textAlignment w:val="center"/>
               <w:rPr>
-                <w:rFonts w:ascii="Times New Roman" w:eastAsia="DFKai-SB" w:hAnsi="Times New Roman"/>
+                <w:rFonts w:ascii="Times New Roman" w:eastAsia="標楷體" w:hAnsi="Times New Roman"/>
                 <w:sz w:val="28"/>
               </w:rPr>
             </w:pPr>
             <w:r>
               <w:rPr>
-                <w:rFonts w:ascii="Times New Roman" w:eastAsia="DFKai-SB" w:hAnsi="Times New Roman" w:hint="eastAsia"/>
+                <w:rFonts w:ascii="Times New Roman" w:eastAsia="標楷體" w:hAnsi="Times New Roman" w:hint="eastAsia"/>
                 <w:sz w:val="28"/>
               </w:rPr>
               <w:t>V</w:t>
@@ -9783,7 +9675,7 @@
               <w:jc w:val="center"/>
               <w:textAlignment w:val="center"/>
               <w:rPr>
-                <w:rFonts w:ascii="Times New Roman" w:eastAsia="DFKai-SB" w:hAnsi="Times New Roman"/>
+                <w:rFonts w:ascii="Times New Roman" w:eastAsia="標楷體" w:hAnsi="Times New Roman"/>
                 <w:sz w:val="28"/>
               </w:rPr>
             </w:pPr>
@@ -9801,7 +9693,7 @@
               <w:jc w:val="center"/>
               <w:textAlignment w:val="center"/>
               <w:rPr>
-                <w:rFonts w:ascii="Times New Roman" w:eastAsia="DFKai-SB" w:hAnsi="Times New Roman"/>
+                <w:rFonts w:ascii="Times New Roman" w:eastAsia="標楷體" w:hAnsi="Times New Roman"/>
                 <w:sz w:val="28"/>
               </w:rPr>
             </w:pPr>
@@ -9821,7 +9713,7 @@
               <w:jc w:val="center"/>
               <w:textAlignment w:val="center"/>
               <w:rPr>
-                <w:rFonts w:ascii="Times New Roman" w:eastAsia="DFKai-SB" w:hAnsi="Times New Roman"/>
+                <w:rFonts w:ascii="Times New Roman" w:eastAsia="標楷體" w:hAnsi="Times New Roman"/>
                 <w:sz w:val="28"/>
               </w:rPr>
             </w:pPr>
@@ -9846,13 +9738,13 @@
               <w:jc w:val="both"/>
               <w:textAlignment w:val="center"/>
               <w:rPr>
-                <w:rFonts w:ascii="Times New Roman" w:eastAsia="DFKai-SB" w:hAnsi="Times New Roman"/>
+                <w:rFonts w:ascii="Times New Roman" w:eastAsia="標楷體" w:hAnsi="Times New Roman"/>
                 <w:sz w:val="28"/>
               </w:rPr>
             </w:pPr>
             <w:r>
               <w:rPr>
-                <w:rFonts w:ascii="Times New Roman" w:eastAsia="DFKai-SB" w:hAnsi="Times New Roman" w:hint="eastAsia"/>
+                <w:rFonts w:ascii="Times New Roman" w:eastAsia="標楷體" w:hAnsi="Times New Roman" w:hint="eastAsia"/>
                 <w:sz w:val="28"/>
               </w:rPr>
               <w:t>個人化推薦</w:t>
@@ -9873,13 +9765,13 @@
               <w:jc w:val="center"/>
               <w:textAlignment w:val="center"/>
               <w:rPr>
-                <w:rFonts w:ascii="Times New Roman" w:eastAsia="DFKai-SB" w:hAnsi="Times New Roman"/>
+                <w:rFonts w:ascii="Times New Roman" w:eastAsia="標楷體" w:hAnsi="Times New Roman"/>
                 <w:sz w:val="28"/>
               </w:rPr>
             </w:pPr>
             <w:r>
               <w:rPr>
-                <w:rFonts w:ascii="Times New Roman" w:eastAsia="DFKai-SB" w:hAnsi="Times New Roman" w:hint="eastAsia"/>
+                <w:rFonts w:ascii="Times New Roman" w:eastAsia="標楷體" w:hAnsi="Times New Roman" w:hint="eastAsia"/>
                 <w:sz w:val="28"/>
               </w:rPr>
               <w:t>V</w:t>
@@ -9900,13 +9792,13 @@
               <w:jc w:val="center"/>
               <w:textAlignment w:val="center"/>
               <w:rPr>
-                <w:rFonts w:ascii="Times New Roman" w:eastAsia="DFKai-SB" w:hAnsi="Times New Roman"/>
+                <w:rFonts w:ascii="Times New Roman" w:eastAsia="標楷體" w:hAnsi="Times New Roman"/>
                 <w:sz w:val="28"/>
               </w:rPr>
             </w:pPr>
             <w:r>
               <w:rPr>
-                <w:rFonts w:ascii="Times New Roman" w:eastAsia="DFKai-SB" w:hAnsi="Times New Roman" w:hint="eastAsia"/>
+                <w:rFonts w:ascii="Times New Roman" w:eastAsia="標楷體" w:hAnsi="Times New Roman" w:hint="eastAsia"/>
                 <w:sz w:val="28"/>
               </w:rPr>
               <w:t>V</w:t>
@@ -9925,13 +9817,13 @@
               <w:jc w:val="center"/>
               <w:textAlignment w:val="center"/>
               <w:rPr>
-                <w:rFonts w:ascii="Times New Roman" w:eastAsia="DFKai-SB" w:hAnsi="Times New Roman"/>
+                <w:rFonts w:ascii="Times New Roman" w:eastAsia="標楷體" w:hAnsi="Times New Roman"/>
                 <w:sz w:val="28"/>
               </w:rPr>
             </w:pPr>
             <w:r>
               <w:rPr>
-                <w:rFonts w:ascii="Times New Roman" w:eastAsia="DFKai-SB" w:hAnsi="Times New Roman" w:hint="eastAsia"/>
+                <w:rFonts w:ascii="Times New Roman" w:eastAsia="標楷體" w:hAnsi="Times New Roman" w:hint="eastAsia"/>
                 <w:sz w:val="28"/>
               </w:rPr>
               <w:t>V</w:t>
@@ -9950,13 +9842,13 @@
               <w:jc w:val="center"/>
               <w:textAlignment w:val="center"/>
               <w:rPr>
-                <w:rFonts w:ascii="Times New Roman" w:eastAsia="DFKai-SB" w:hAnsi="Times New Roman"/>
+                <w:rFonts w:ascii="Times New Roman" w:eastAsia="標楷體" w:hAnsi="Times New Roman"/>
                 <w:sz w:val="28"/>
               </w:rPr>
             </w:pPr>
             <w:r>
               <w:rPr>
-                <w:rFonts w:ascii="Times New Roman" w:eastAsia="DFKai-SB" w:hAnsi="Times New Roman" w:hint="eastAsia"/>
+                <w:rFonts w:ascii="Times New Roman" w:eastAsia="標楷體" w:hAnsi="Times New Roman" w:hint="eastAsia"/>
                 <w:sz w:val="28"/>
               </w:rPr>
               <w:t>V</w:t>
@@ -9977,7 +9869,7 @@
               <w:jc w:val="center"/>
               <w:textAlignment w:val="center"/>
               <w:rPr>
-                <w:rFonts w:ascii="Times New Roman" w:eastAsia="DFKai-SB" w:hAnsi="Times New Roman"/>
+                <w:rFonts w:ascii="Times New Roman" w:eastAsia="標楷體" w:hAnsi="Times New Roman"/>
                 <w:sz w:val="28"/>
               </w:rPr>
             </w:pPr>
@@ -10019,44 +9911,14 @@
         <w:rPr>
           <w:rFonts w:hint="eastAsia"/>
         </w:rPr>
-        <w:t>掃描快速上架機制與圖書精</w:t>
-      </w:r>
-      <w:proofErr w:type="gramStart"/>
-      <w:r>
-        <w:rPr>
-          <w:rFonts w:hint="eastAsia"/>
-        </w:rPr>
-        <w:t>準</w:t>
-      </w:r>
-      <w:proofErr w:type="gramEnd"/>
-      <w:r>
-        <w:rPr>
-          <w:rFonts w:hint="eastAsia"/>
-        </w:rPr>
-        <w:t>分類，交易流程較為繁雜。旋轉拍賣雖然具備圖書精</w:t>
-      </w:r>
-      <w:proofErr w:type="gramStart"/>
-      <w:r>
-        <w:rPr>
-          <w:rFonts w:hint="eastAsia"/>
-        </w:rPr>
-        <w:t>準</w:t>
-      </w:r>
-      <w:proofErr w:type="gramEnd"/>
-      <w:r>
-        <w:rPr>
-          <w:rFonts w:hint="eastAsia"/>
-        </w:rPr>
-        <w:t>分類與即時付款等功能，但在書籍上架過程較為耗時，且未支援實體智取櫃與代幣交易模式。</w:t>
-      </w:r>
-      <w:proofErr w:type="gramStart"/>
+        <w:t>掃描快速上架機制與圖書精準分類，交易流程較為繁雜。旋轉拍賣雖然具備圖書精準分類與即時付款等功能，但在書籍上架過程較為耗時，且未支援實體智取櫃與代幣交易模式。</w:t>
+      </w:r>
       <w:r>
         <w:rPr>
           <w:rFonts w:hint="eastAsia"/>
         </w:rPr>
         <w:t>臉書</w:t>
       </w:r>
-      <w:proofErr w:type="gramEnd"/>
       <w:r>
         <w:rPr>
           <w:rFonts w:hint="eastAsia"/>
@@ -10079,52 +9941,20 @@
         <w:rPr>
           <w:rFonts w:hint="eastAsia"/>
         </w:rPr>
-        <w:t>社團雖具備即時互動性與個人化推薦，但缺乏即時付款機制，無法進行</w:t>
-      </w:r>
-      <w:proofErr w:type="gramStart"/>
-      <w:r>
-        <w:rPr>
-          <w:rFonts w:hint="eastAsia"/>
-        </w:rPr>
-        <w:t>即時線上交易</w:t>
-      </w:r>
-      <w:proofErr w:type="gramEnd"/>
-      <w:r>
-        <w:rPr>
-          <w:rFonts w:hint="eastAsia"/>
-        </w:rPr>
-        <w:t>成為</w:t>
-      </w:r>
-      <w:proofErr w:type="gramStart"/>
-      <w:r>
-        <w:rPr>
-          <w:rFonts w:hint="eastAsia"/>
-        </w:rPr>
-        <w:t>最大硬傷</w:t>
-      </w:r>
-      <w:proofErr w:type="gramEnd"/>
-      <w:r>
-        <w:rPr>
-          <w:rFonts w:hint="eastAsia"/>
-        </w:rPr>
-        <w:t>。</w:t>
-      </w:r>
-      <w:proofErr w:type="spellStart"/>
+        <w:t>社團雖具備即時互動性與個人化推薦，但缺乏即時付款機制，無法進行即時線上交易成為最大硬傷。</w:t>
+      </w:r>
       <w:r>
         <w:rPr>
           <w:rFonts w:hint="eastAsia"/>
         </w:rPr>
         <w:t>Dcard</w:t>
       </w:r>
-      <w:proofErr w:type="spellEnd"/>
-      <w:proofErr w:type="gramStart"/>
       <w:r>
         <w:rPr>
           <w:rFonts w:hint="eastAsia"/>
         </w:rPr>
         <w:t>本質上為社群論壇，儘管設有二手買賣版供使用者交流，但因非專屬之交易平台，其功能過於精簡，僅提供即時聊天，缺乏圖書精準分類、即時線上付款與個人化推薦等完整的輔助機制。</w:t>
       </w:r>
-      <w:proofErr w:type="gramEnd"/>
     </w:p>
     <w:p>
       <w:pPr>
@@ -10149,21 +9979,7 @@
         <w:rPr>
           <w:rFonts w:hint="eastAsia"/>
         </w:rPr>
-        <w:t>的受訪者表示「家裡空間不足、想</w:t>
-      </w:r>
-      <w:proofErr w:type="gramStart"/>
-      <w:r>
-        <w:rPr>
-          <w:rFonts w:hint="eastAsia"/>
-        </w:rPr>
-        <w:t>清空但懶得</w:t>
-      </w:r>
-      <w:proofErr w:type="gramEnd"/>
-      <w:r>
-        <w:rPr>
-          <w:rFonts w:hint="eastAsia"/>
-        </w:rPr>
-        <w:t>處理」為最大困擾，其次為寄送流程繁瑣（</w:t>
+        <w:t>的受訪者表示「家裡空間不足、想清空但懶得處理」為最大困擾，其次為寄送流程繁瑣（</w:t>
       </w:r>
       <w:r>
         <w:rPr>
@@ -10230,7 +10046,7 @@
           <w:color w:val="EE0000"/>
         </w:rPr>
         <w:drawing>
-          <wp:inline distT="0" distB="0" distL="0" distR="0" wp14:anchorId="611E101F" wp14:editId="512B2FF0">
+          <wp:inline distT="0" distB="0" distL="0" distR="0" wp14:anchorId="611E101F" wp14:editId="4F5CE776">
             <wp:extent cx="5596344" cy="1891636"/>
             <wp:effectExtent l="19050" t="19050" r="23495" b="13970"/>
             <wp:docPr id="1246348825" name="圖片 4"/>
@@ -10425,7 +10241,7 @@
           <w:color w:val="EE0000"/>
         </w:rPr>
         <w:drawing>
-          <wp:inline distT="0" distB="0" distL="0" distR="0" wp14:anchorId="5214411C" wp14:editId="7637AE6B">
+          <wp:inline distT="0" distB="0" distL="0" distR="0" wp14:anchorId="5214411C" wp14:editId="714DC3C9">
             <wp:extent cx="5578806" cy="1925756"/>
             <wp:effectExtent l="19050" t="19050" r="22225" b="17780"/>
             <wp:docPr id="214552384" name="圖片 5"/>
@@ -10894,7 +10710,7 @@
         </w:rPr>
         <w:lastRenderedPageBreak/>
         <w:drawing>
-          <wp:inline distT="0" distB="0" distL="0" distR="0" wp14:anchorId="68960B63" wp14:editId="76109BD8">
+          <wp:inline distT="0" distB="0" distL="0" distR="0" wp14:anchorId="68960B63" wp14:editId="673EDA68">
             <wp:extent cx="5794896" cy="2055809"/>
             <wp:effectExtent l="19050" t="19050" r="15875" b="20955"/>
             <wp:docPr id="659161396" name="圖片 9"/>
@@ -11094,7 +10910,7 @@
           <w:noProof/>
         </w:rPr>
         <w:drawing>
-          <wp:inline distT="0" distB="0" distL="0" distR="0" wp14:anchorId="6C1EFDA4" wp14:editId="5B556500">
+          <wp:inline distT="0" distB="0" distL="0" distR="0" wp14:anchorId="6C1EFDA4" wp14:editId="34597734">
             <wp:extent cx="5794375" cy="2051501"/>
             <wp:effectExtent l="19050" t="19050" r="15875" b="25400"/>
             <wp:docPr id="278636936" name="圖片 11"/>
@@ -11286,14 +11102,12 @@
         <w:spacing w:before="120"/>
         <w:ind w:firstLine="560"/>
       </w:pPr>
-      <w:proofErr w:type="gramStart"/>
       <w:r>
         <w:rPr>
           <w:rFonts w:hint="eastAsia"/>
         </w:rPr>
         <w:t>此外，</w:t>
       </w:r>
-      <w:proofErr w:type="gramEnd"/>
       <w:r>
         <w:rPr>
           <w:rFonts w:hint="eastAsia"/>
@@ -11334,49 +11148,7 @@
         <w:rPr>
           <w:rFonts w:hint="eastAsia"/>
         </w:rPr>
-        <w:t>「</w:t>
-      </w:r>
-      <w:proofErr w:type="gramStart"/>
-      <w:r>
-        <w:rPr>
-          <w:rFonts w:hint="eastAsia"/>
-        </w:rPr>
-        <w:t>線上查看</w:t>
-      </w:r>
-      <w:proofErr w:type="gramEnd"/>
-      <w:r>
-        <w:rPr>
-          <w:rFonts w:hint="eastAsia"/>
-        </w:rPr>
-        <w:t>實體書</w:t>
-      </w:r>
-      <w:proofErr w:type="gramStart"/>
-      <w:r>
-        <w:rPr>
-          <w:rFonts w:hint="eastAsia"/>
-        </w:rPr>
-        <w:t>況</w:t>
-      </w:r>
-      <w:proofErr w:type="gramEnd"/>
-      <w:r>
-        <w:rPr>
-          <w:rFonts w:hint="eastAsia"/>
-        </w:rPr>
-        <w:t>照片」功能對購買意願具有正面幫助，進一步確認了本系統在書</w:t>
-      </w:r>
-      <w:proofErr w:type="gramStart"/>
-      <w:r>
-        <w:rPr>
-          <w:rFonts w:hint="eastAsia"/>
-        </w:rPr>
-        <w:t>況</w:t>
-      </w:r>
-      <w:proofErr w:type="gramEnd"/>
-      <w:r>
-        <w:rPr>
-          <w:rFonts w:hint="eastAsia"/>
-        </w:rPr>
-        <w:t>透明化設計上的必要性。</w:t>
+        <w:t>「線上查看實體書況照片」功能對購買意願具有正面幫助，進一步確認了本系統在書況透明化設計上的必要性。</w:t>
       </w:r>
     </w:p>
     <w:p>
@@ -11582,49 +11354,7 @@
         <w:rPr>
           <w:rFonts w:hint="eastAsia"/>
         </w:rPr>
-        <w:t>綜合問卷結果</w:t>
-      </w:r>
-      <w:proofErr w:type="gramStart"/>
-      <w:r>
-        <w:rPr>
-          <w:rFonts w:hint="eastAsia"/>
-        </w:rPr>
-        <w:t>與競品分析</w:t>
-      </w:r>
-      <w:proofErr w:type="gramEnd"/>
-      <w:r>
-        <w:rPr>
-          <w:rFonts w:hint="eastAsia"/>
-        </w:rPr>
-        <w:t>，現有交易管道缺乏專屬整合平台、面交與寄送流程的</w:t>
-      </w:r>
-      <w:proofErr w:type="gramStart"/>
-      <w:r>
-        <w:rPr>
-          <w:rFonts w:hint="eastAsia"/>
-        </w:rPr>
-        <w:t>不</w:t>
-      </w:r>
-      <w:proofErr w:type="gramEnd"/>
-      <w:r>
-        <w:rPr>
-          <w:rFonts w:hint="eastAsia"/>
-        </w:rPr>
-        <w:t>便是阻礙交易的主要障礙，而使用者對實體儲物櫃方案、自助化操作及書</w:t>
-      </w:r>
-      <w:proofErr w:type="gramStart"/>
-      <w:r>
-        <w:rPr>
-          <w:rFonts w:hint="eastAsia"/>
-        </w:rPr>
-        <w:t>況</w:t>
-      </w:r>
-      <w:proofErr w:type="gramEnd"/>
-      <w:r>
-        <w:rPr>
-          <w:rFonts w:hint="eastAsia"/>
-        </w:rPr>
-        <w:t>透明度展現出高度期待，這些發現為本系統之功能規劃與設計方向提供了明確的依據。</w:t>
+        <w:t>綜合問卷結果與競品分析，現有交易管道缺乏專屬整合平台、面交與寄送流程的不便是阻礙交易的主要障礙，而使用者對實體儲物櫃方案、自助化操作及書況透明度展現出高度期待，這些發現為本系統之功能規劃與設計方向提供了明確的依據。</w:t>
       </w:r>
     </w:p>
     <w:p>
@@ -11699,35 +11429,7 @@
         <w:rPr>
           <w:rFonts w:hint="eastAsia"/>
         </w:rPr>
-        <w:t>保障交易安全：運用</w:t>
-      </w:r>
-      <w:proofErr w:type="gramStart"/>
-      <w:r>
-        <w:rPr>
-          <w:rFonts w:hint="eastAsia"/>
-        </w:rPr>
-        <w:t>區塊鏈智慧</w:t>
-      </w:r>
-      <w:proofErr w:type="gramEnd"/>
-      <w:r>
-        <w:rPr>
-          <w:rFonts w:hint="eastAsia"/>
-        </w:rPr>
-        <w:t>合約進行</w:t>
-      </w:r>
-      <w:proofErr w:type="gramStart"/>
-      <w:r>
-        <w:rPr>
-          <w:rFonts w:hint="eastAsia"/>
-        </w:rPr>
-        <w:t>代幣化金流</w:t>
-      </w:r>
-      <w:proofErr w:type="gramEnd"/>
-      <w:r>
-        <w:rPr>
-          <w:rFonts w:hint="eastAsia"/>
-        </w:rPr>
-        <w:t>託管，確保資金安全與交易透明，建立使用者信任基礎。</w:t>
+        <w:t>保障交易安全：運用區塊鏈智慧合約進行代幣化金流託管，確保資金安全與交易透明，建立使用者信任基礎。</w:t>
       </w:r>
     </w:p>
     <w:p>
@@ -11784,21 +11486,7 @@
         <w:rPr>
           <w:rFonts w:hint="eastAsia"/>
         </w:rPr>
-        <w:t>促進資源循環：透過平台運作，使閒置書籍得以</w:t>
-      </w:r>
-      <w:proofErr w:type="gramStart"/>
-      <w:r>
-        <w:rPr>
-          <w:rFonts w:hint="eastAsia"/>
-        </w:rPr>
-        <w:t>高效媒合流</w:t>
-      </w:r>
-      <w:proofErr w:type="gramEnd"/>
-      <w:r>
-        <w:rPr>
-          <w:rFonts w:hint="eastAsia"/>
-        </w:rPr>
-        <w:t>通，推動校園永續發展的生態目標。</w:t>
+        <w:t>促進資源循環：透過平台運作，使閒置書籍得以高效媒合流通，推動校園永續發展的生態目標。</w:t>
       </w:r>
     </w:p>
     <w:p>
@@ -11835,35 +11523,7 @@
         <w:rPr>
           <w:rFonts w:hint="eastAsia"/>
         </w:rPr>
-        <w:t>條碼掃描技術，實現二手書籍的快速上架，大幅簡化賣方的操作流程。在交易機制方面，系統導入</w:t>
-      </w:r>
-      <w:proofErr w:type="gramStart"/>
-      <w:r>
-        <w:rPr>
-          <w:rFonts w:hint="eastAsia"/>
-        </w:rPr>
-        <w:t>區塊鏈智慧</w:t>
-      </w:r>
-      <w:proofErr w:type="gramEnd"/>
-      <w:r>
-        <w:rPr>
-          <w:rFonts w:hint="eastAsia"/>
-        </w:rPr>
-        <w:t>合約技術，建構創新的代幣化交易模式，以確保買賣雙方的資金安全與交易資訊的高度透明。</w:t>
-      </w:r>
-      <w:proofErr w:type="gramStart"/>
-      <w:r>
-        <w:rPr>
-          <w:rFonts w:hint="eastAsia"/>
-        </w:rPr>
-        <w:t>此外，</w:t>
-      </w:r>
-      <w:proofErr w:type="gramEnd"/>
-      <w:r>
-        <w:rPr>
-          <w:rFonts w:hint="eastAsia"/>
-        </w:rPr>
-        <w:t>我們結合</w:t>
+        <w:t>條碼掃描技術，實現二手書籍的快速上架，大幅簡化賣方的操作流程。在交易機制方面，系統導入區塊鏈智慧合約技術，建構創新的代幣化交易模式，以確保買賣雙方的資金安全與交易資訊的高度透明。此外，我們結合</w:t>
       </w:r>
       <w:r>
         <w:rPr>
@@ -11875,21 +11535,7 @@
         <w:rPr>
           <w:rFonts w:hint="eastAsia"/>
         </w:rPr>
-        <w:t>列印</w:t>
-      </w:r>
-      <w:proofErr w:type="gramStart"/>
-      <w:r>
-        <w:rPr>
-          <w:rFonts w:hint="eastAsia"/>
-        </w:rPr>
-        <w:t>與物聯網</w:t>
-      </w:r>
-      <w:proofErr w:type="gramEnd"/>
-      <w:r>
-        <w:rPr>
-          <w:rFonts w:hint="eastAsia"/>
-        </w:rPr>
-        <w:t>（</w:t>
+        <w:t>列印與物聯網（</w:t>
       </w:r>
       <w:r>
         <w:rPr>
@@ -11913,21 +11559,7 @@
         <w:rPr>
           <w:rFonts w:hint="eastAsia"/>
         </w:rPr>
-        <w:t>小時全天候的非同步取貨服務，有效突破傳統面交的時空限制。最後，透過會員等級制度的設計，不僅能賦予使用者專屬的</w:t>
-      </w:r>
-      <w:proofErr w:type="gramStart"/>
-      <w:r>
-        <w:rPr>
-          <w:rFonts w:hint="eastAsia"/>
-        </w:rPr>
-        <w:t>尊榮感</w:t>
-      </w:r>
-      <w:proofErr w:type="gramEnd"/>
-      <w:r>
-        <w:rPr>
-          <w:rFonts w:hint="eastAsia"/>
-        </w:rPr>
-        <w:t>，更能有效提升平台黏著度。</w:t>
+        <w:t>小時全天候的非同步取貨服務，有效突破傳統面交的時空限制。最後，透過會員等級制度的設計，不僅能賦予使用者專屬的尊榮感，更能有效提升平台黏著度。</w:t>
       </w:r>
     </w:p>
     <w:p>
@@ -12244,19 +11876,11 @@
         </w:numPr>
         <w:ind w:left="964" w:hanging="482"/>
       </w:pPr>
-      <w:proofErr w:type="gramStart"/>
-      <w:r>
-        <w:rPr>
-          <w:rFonts w:hint="eastAsia"/>
-        </w:rPr>
-        <w:t>物聯網</w:t>
-      </w:r>
-      <w:proofErr w:type="gramEnd"/>
-      <w:r>
-        <w:rPr>
-          <w:rFonts w:hint="eastAsia"/>
-        </w:rPr>
-        <w:t>與硬體整合：</w:t>
+      <w:r>
+        <w:rPr>
+          <w:rFonts w:hint="eastAsia"/>
+        </w:rPr>
+        <w:t>物聯網與硬體整合：</w:t>
       </w:r>
       <w:r>
         <w:rPr>
@@ -12286,21 +11910,7 @@
         <w:rPr>
           <w:rFonts w:hint="eastAsia"/>
         </w:rPr>
-        <w:t>機械建模，確保各零組件之公差配合，具備高度客製化與低成本模組化優勢。結合微控制器與雲端後台技術，實現</w:t>
-      </w:r>
-      <w:proofErr w:type="gramStart"/>
-      <w:r>
-        <w:rPr>
-          <w:rFonts w:hint="eastAsia"/>
-        </w:rPr>
-        <w:t>掃碼開</w:t>
-      </w:r>
-      <w:proofErr w:type="gramEnd"/>
-      <w:r>
-        <w:rPr>
-          <w:rFonts w:hint="eastAsia"/>
-        </w:rPr>
-        <w:t>櫃與存取偵測等自動化功能。</w:t>
+        <w:t>機械建模，確保各零組件之公差配合，具備高度客製化與低成本模組化優勢。結合微控制器與雲端後台技術，實現掃碼開櫃與存取偵測等自動化功能。</w:t>
       </w:r>
     </w:p>
     <w:p>
@@ -12312,19 +11922,11 @@
         </w:numPr>
         <w:ind w:left="964" w:hanging="482"/>
       </w:pPr>
-      <w:proofErr w:type="gramStart"/>
-      <w:r>
-        <w:rPr>
-          <w:rFonts w:hint="eastAsia"/>
-        </w:rPr>
-        <w:t>區塊鏈智慧</w:t>
-      </w:r>
-      <w:proofErr w:type="gramEnd"/>
-      <w:r>
-        <w:rPr>
-          <w:rFonts w:hint="eastAsia"/>
-        </w:rPr>
-        <w:t>合約：</w:t>
+      <w:r>
+        <w:rPr>
+          <w:rFonts w:hint="eastAsia"/>
+        </w:rPr>
+        <w:t>區塊鏈智慧合約：</w:t>
       </w:r>
       <w:r>
         <w:rPr>
@@ -12374,21 +11976,7 @@
         <w:rPr>
           <w:rFonts w:hint="eastAsia"/>
         </w:rPr>
-        <w:t>現有痛點顯著智慧書櫃吸引力：問卷指出，若在學校或捷運站設置智慧書櫃，其即時</w:t>
-      </w:r>
-      <w:proofErr w:type="gramStart"/>
-      <w:r>
-        <w:rPr>
-          <w:rFonts w:hint="eastAsia"/>
-        </w:rPr>
-        <w:t>入帳</w:t>
-      </w:r>
-      <w:proofErr w:type="gramEnd"/>
-      <w:r>
-        <w:rPr>
-          <w:rFonts w:hint="eastAsia"/>
-        </w:rPr>
-        <w:t>、</w:t>
+        <w:t>現有痛點顯著智慧書櫃吸引力：問卷指出，若在學校或捷運站設置智慧書櫃，其即時入帳、</w:t>
       </w:r>
       <w:r>
         <w:rPr>
@@ -12400,21 +11988,19 @@
         <w:rPr>
           <w:rFonts w:hint="eastAsia"/>
         </w:rPr>
-        <w:t>小時取款、取貨</w:t>
-      </w:r>
-      <w:proofErr w:type="gramStart"/>
-      <w:r>
-        <w:rPr>
-          <w:rFonts w:hint="eastAsia"/>
-        </w:rPr>
-        <w:t>以及免手打</w:t>
-      </w:r>
-      <w:proofErr w:type="gramEnd"/>
-      <w:r>
-        <w:rPr>
-          <w:rFonts w:hint="eastAsia"/>
-        </w:rPr>
-        <w:t>資料等功能對於轉移現有使用者具備極大吸引力。</w:t>
+        <w:t>小時</w:t>
+      </w:r>
+      <w:r>
+        <w:rPr>
+          <w:rFonts w:hint="eastAsia"/>
+        </w:rPr>
+        <w:t>自助</w:t>
+      </w:r>
+      <w:r>
+        <w:rPr>
+          <w:rFonts w:hint="eastAsia"/>
+        </w:rPr>
+        <w:t>取貨以及免手打資料等功能對於轉移現有使用者具備極大吸引力。</w:t>
       </w:r>
     </w:p>
     <w:p>
@@ -12546,35 +12132,7 @@
         <w:rPr>
           <w:rFonts w:hint="eastAsia"/>
         </w:rPr>
-        <w:t>提供「</w:t>
-      </w:r>
-      <w:proofErr w:type="gramStart"/>
-      <w:r>
-        <w:rPr>
-          <w:rFonts w:hint="eastAsia"/>
-        </w:rPr>
-        <w:t>線上查看</w:t>
-      </w:r>
-      <w:proofErr w:type="gramEnd"/>
-      <w:r>
-        <w:rPr>
-          <w:rFonts w:hint="eastAsia"/>
-        </w:rPr>
-        <w:t>實體書</w:t>
-      </w:r>
-      <w:proofErr w:type="gramStart"/>
-      <w:r>
-        <w:rPr>
-          <w:rFonts w:hint="eastAsia"/>
-        </w:rPr>
-        <w:t>況</w:t>
-      </w:r>
-      <w:proofErr w:type="gramEnd"/>
-      <w:r>
-        <w:rPr>
-          <w:rFonts w:hint="eastAsia"/>
-        </w:rPr>
-        <w:t>照片」功能，調查顯示此功能可顯著增加購買意願。</w:t>
+        <w:t>提供「線上查看實體書況照片」功能，調查顯示此功能可顯著增加購買意願。</w:t>
       </w:r>
     </w:p>
     <w:p>
@@ -12602,7 +12160,13 @@
         <w:rPr>
           <w:rFonts w:hint="eastAsia"/>
         </w:rPr>
-        <w:t>小時運作），解決使用者最反感的「雙方面交時間難以談攏」問題，使交易流程更符合現代學生快節奏的生活習慣。</w:t>
+        <w:t>小時運作），解決使用者最反感的「雙方面交時間難以談攏」問題，使交易流程更符合現代學生快節奏的生</w:t>
+      </w:r>
+      <w:r>
+        <w:rPr>
+          <w:rFonts w:hint="eastAsia"/>
+        </w:rPr>
+        <w:t xml:space="preserve"> </w:t>
       </w:r>
     </w:p>
     <w:p>
@@ -12619,7 +12183,19 @@
           <w:rFonts w:hint="eastAsia"/>
         </w:rPr>
         <w:lastRenderedPageBreak/>
-        <w:t>明確驗證機制：透過「買家終端驗證」的新型態模式，確保雙方在取貨時即完成交易確認，減少後續爭議處理的複雜度。</w:t>
+        <w:t>明確驗證機制：透過「買家</w:t>
+      </w:r>
+      <w:r>
+        <w:rPr>
+          <w:rFonts w:hint="eastAsia"/>
+        </w:rPr>
+        <w:t>貨物確認</w:t>
+      </w:r>
+      <w:r>
+        <w:rPr>
+          <w:rFonts w:hint="eastAsia"/>
+        </w:rPr>
+        <w:t>」的新型態模式，確保雙方在取貨時即完成交易確認，減少後續爭議處理的複雜度。</w:t>
       </w:r>
     </w:p>
     <w:p>
@@ -12651,7 +12227,31 @@
         <w:rPr>
           <w:rFonts w:hint="eastAsia"/>
         </w:rPr>
-        <w:t>智慧合約之交易履約效力：買家下單後資金先鎖定於合約中，待實體驗證完成後才解鎖，此流程可作為數位證據，有效降低傳統校園面交中常發生的違約風險。</w:t>
+        <w:t>智慧合約之交易履約效力：買家下單後資金先鎖定於合約中，待</w:t>
+      </w:r>
+      <w:r>
+        <w:rPr>
+          <w:rFonts w:hint="eastAsia"/>
+        </w:rPr>
+        <w:t>買家貨物確認</w:t>
+      </w:r>
+      <w:r>
+        <w:rPr>
+          <w:rFonts w:hint="eastAsia"/>
+        </w:rPr>
+        <w:t>後才</w:t>
+      </w:r>
+      <w:r>
+        <w:rPr>
+          <w:rFonts w:hint="eastAsia"/>
+        </w:rPr>
+        <w:t>釋放款項</w:t>
+      </w:r>
+      <w:r>
+        <w:rPr>
+          <w:rFonts w:hint="eastAsia"/>
+        </w:rPr>
+        <w:t>，此流程可作為數位證據，有效降低傳統校園面交中常發生的違約風險。</w:t>
       </w:r>
     </w:p>
     <w:p>
@@ -12663,45 +12263,11 @@
         </w:numPr>
         <w:ind w:left="964" w:hanging="482"/>
       </w:pPr>
-      <w:proofErr w:type="gramStart"/>
-      <w:r>
-        <w:rPr>
-          <w:rFonts w:hint="eastAsia"/>
-        </w:rPr>
-        <w:t>個</w:t>
-      </w:r>
-      <w:proofErr w:type="gramEnd"/>
-      <w:r>
-        <w:rPr>
-          <w:rFonts w:hint="eastAsia"/>
-        </w:rPr>
-        <w:t>資保護與隱私機制：嚴格遵守</w:t>
-      </w:r>
-      <w:r>
-        <w:rPr>
-          <w:rFonts w:hint="eastAsia"/>
-        </w:rPr>
-        <w:t>GDPR</w:t>
-      </w:r>
-      <w:r>
-        <w:rPr>
-          <w:rFonts w:hint="eastAsia"/>
-        </w:rPr>
-        <w:t>與台灣《個人資料保護法》，系統採取分層儲存策略，</w:t>
-      </w:r>
-      <w:proofErr w:type="gramStart"/>
-      <w:r>
-        <w:rPr>
-          <w:rFonts w:hint="eastAsia"/>
-        </w:rPr>
-        <w:t>區塊鏈上</w:t>
-      </w:r>
-      <w:proofErr w:type="gramEnd"/>
-      <w:r>
-        <w:rPr>
-          <w:rFonts w:hint="eastAsia"/>
-        </w:rPr>
-        <w:t>僅儲存交易雜湊值（</w:t>
+      <w:r>
+        <w:rPr>
+          <w:rFonts w:hint="eastAsia"/>
+        </w:rPr>
+        <w:t>個資保護與隱私機制：嚴格遵守台灣《個人資料保護法》，系統採取分層儲存策略，區塊鏈上僅儲存交易雜湊值（</w:t>
       </w:r>
       <w:r>
         <w:rPr>
@@ -12713,21 +12279,7 @@
         <w:rPr>
           <w:rFonts w:hint="eastAsia"/>
         </w:rPr>
-        <w:t>）與合約邏輯，使用者敏感</w:t>
-      </w:r>
-      <w:proofErr w:type="gramStart"/>
-      <w:r>
-        <w:rPr>
-          <w:rFonts w:hint="eastAsia"/>
-        </w:rPr>
-        <w:t>個</w:t>
-      </w:r>
-      <w:proofErr w:type="gramEnd"/>
-      <w:r>
-        <w:rPr>
-          <w:rFonts w:hint="eastAsia"/>
-        </w:rPr>
-        <w:t>資則儲存在符合加密規範之中心化資料庫中。</w:t>
+        <w:t>）與合約邏輯，使用者敏感個資則儲存在符合加密規範之中心化資料庫中。</w:t>
       </w:r>
     </w:p>
     <w:p>
@@ -12743,21 +12295,7 @@
         <w:rPr>
           <w:rFonts w:hint="eastAsia"/>
         </w:rPr>
-        <w:t>金流託管合</w:t>
-      </w:r>
-      <w:proofErr w:type="gramStart"/>
-      <w:r>
-        <w:rPr>
-          <w:rFonts w:hint="eastAsia"/>
-        </w:rPr>
-        <w:t>規</w:t>
-      </w:r>
-      <w:proofErr w:type="gramEnd"/>
-      <w:r>
-        <w:rPr>
-          <w:rFonts w:hint="eastAsia"/>
-        </w:rPr>
-        <w:t>化：本系統之代幣或金流託管僅作為「交易履約保證」，不涉及吸金或非法集資，並計畫在未來擴充時，導入第三方支付機制以符合金融法規要求。</w:t>
+        <w:t>金流託管合規化：本系統之代幣或金流託管僅作為「交易履約保證」，不涉及吸金或非法集資，並計畫在未來擴充時，導入第三方支付機制以符合金融法規要求。</w:t>
       </w:r>
     </w:p>
     <w:p>
@@ -12773,21 +12311,7 @@
         <w:rPr>
           <w:rFonts w:hint="eastAsia"/>
         </w:rPr>
-        <w:t>爭議處理條款：於智慧合約中設計「爭議凍結期」，若買家發現書</w:t>
-      </w:r>
-      <w:proofErr w:type="gramStart"/>
-      <w:r>
-        <w:rPr>
-          <w:rFonts w:hint="eastAsia"/>
-        </w:rPr>
-        <w:t>況</w:t>
-      </w:r>
-      <w:proofErr w:type="gramEnd"/>
-      <w:r>
-        <w:rPr>
-          <w:rFonts w:hint="eastAsia"/>
-        </w:rPr>
-        <w:t>與照片嚴重不符，可申請凍結款項，並由系統平台介入調解，保障消費者權益。</w:t>
+        <w:t>爭議處理條款：於智慧合約中設計「爭議凍結期」，若買家發現書況與照片嚴重不符，可申請凍結款項，並由系統平台介入調解，保障消費者權益。</w:t>
       </w:r>
     </w:p>
     <w:p>
@@ -12952,7 +12476,7 @@
             <w:pPr>
               <w:textAlignment w:val="center"/>
               <w:rPr>
-                <w:rFonts w:ascii="Times New Roman" w:eastAsia="DFKai-SB" w:hAnsi="Times New Roman"/>
+                <w:rFonts w:ascii="Times New Roman" w:eastAsia="標楷體" w:hAnsi="Times New Roman"/>
                 <w:b/>
                 <w:bCs/>
                 <w:sz w:val="28"/>
@@ -12960,7 +12484,7 @@
             </w:pPr>
             <w:r>
               <w:rPr>
-                <w:rFonts w:ascii="Times New Roman" w:eastAsia="DFKai-SB" w:hAnsi="Times New Roman" w:hint="eastAsia"/>
+                <w:rFonts w:ascii="Times New Roman" w:eastAsia="標楷體" w:hAnsi="Times New Roman" w:hint="eastAsia"/>
                 <w:b/>
                 <w:bCs/>
                 <w:sz w:val="28"/>
@@ -12978,13 +12502,13 @@
               <w:ind w:left="263" w:hanging="216"/>
               <w:textAlignment w:val="center"/>
               <w:rPr>
-                <w:rFonts w:ascii="Times New Roman" w:eastAsia="DFKai-SB" w:hAnsi="Times New Roman"/>
+                <w:rFonts w:ascii="Times New Roman" w:eastAsia="標楷體" w:hAnsi="Times New Roman"/>
                 <w:sz w:val="28"/>
               </w:rPr>
             </w:pPr>
             <w:r>
               <w:rPr>
-                <w:rFonts w:ascii="Times New Roman" w:eastAsia="DFKai-SB" w:hAnsi="Times New Roman" w:hint="eastAsia"/>
+                <w:rFonts w:ascii="Times New Roman" w:eastAsia="標楷體" w:hAnsi="Times New Roman" w:hint="eastAsia"/>
                 <w:sz w:val="28"/>
               </w:rPr>
               <w:t>場域提供者</w:t>
@@ -13000,20 +12524,20 @@
               <w:ind w:left="263" w:hanging="216"/>
               <w:textAlignment w:val="center"/>
               <w:rPr>
-                <w:rFonts w:ascii="Times New Roman" w:eastAsia="DFKai-SB" w:hAnsi="Times New Roman"/>
+                <w:rFonts w:ascii="Times New Roman" w:eastAsia="標楷體" w:hAnsi="Times New Roman"/>
                 <w:sz w:val="28"/>
               </w:rPr>
             </w:pPr>
             <w:r>
               <w:rPr>
-                <w:rFonts w:ascii="Times New Roman" w:eastAsia="DFKai-SB" w:hAnsi="Times New Roman" w:hint="eastAsia"/>
+                <w:rFonts w:ascii="Times New Roman" w:eastAsia="標楷體" w:hAnsi="Times New Roman" w:hint="eastAsia"/>
                 <w:sz w:val="28"/>
               </w:rPr>
               <w:t>3D</w:t>
             </w:r>
             <w:r>
               <w:rPr>
-                <w:rFonts w:ascii="Times New Roman" w:eastAsia="DFKai-SB" w:hAnsi="Times New Roman" w:hint="eastAsia"/>
+                <w:rFonts w:ascii="Times New Roman" w:eastAsia="標楷體" w:hAnsi="Times New Roman" w:hint="eastAsia"/>
                 <w:sz w:val="28"/>
               </w:rPr>
               <w:t>列印材料供應商</w:t>
@@ -13029,25 +12553,16 @@
               <w:ind w:left="263" w:hanging="216"/>
               <w:textAlignment w:val="center"/>
               <w:rPr>
-                <w:rFonts w:ascii="Times New Roman" w:eastAsia="DFKai-SB" w:hAnsi="Times New Roman"/>
+                <w:rFonts w:ascii="Times New Roman" w:eastAsia="標楷體" w:hAnsi="Times New Roman"/>
                 <w:sz w:val="28"/>
               </w:rPr>
             </w:pPr>
-            <w:proofErr w:type="gramStart"/>
-            <w:r>
-              <w:rPr>
-                <w:rFonts w:ascii="Times New Roman" w:eastAsia="DFKai-SB" w:hAnsi="Times New Roman" w:hint="eastAsia"/>
-                <w:sz w:val="28"/>
-              </w:rPr>
-              <w:t>區塊鏈設施</w:t>
-            </w:r>
-            <w:proofErr w:type="gramEnd"/>
-            <w:r>
-              <w:rPr>
-                <w:rFonts w:ascii="Times New Roman" w:eastAsia="DFKai-SB" w:hAnsi="Times New Roman" w:hint="eastAsia"/>
-                <w:sz w:val="28"/>
-              </w:rPr>
-              <w:t>服務商</w:t>
+            <w:r>
+              <w:rPr>
+                <w:rFonts w:ascii="Times New Roman" w:eastAsia="標楷體" w:hAnsi="Times New Roman" w:hint="eastAsia"/>
+                <w:sz w:val="28"/>
+              </w:rPr>
+              <w:t>區塊鏈設施服務商</w:t>
             </w:r>
           </w:p>
           <w:p>
@@ -13060,27 +12575,27 @@
               <w:ind w:left="263" w:hanging="216"/>
               <w:textAlignment w:val="center"/>
               <w:rPr>
-                <w:rFonts w:ascii="Times New Roman" w:eastAsia="DFKai-SB" w:hAnsi="Times New Roman"/>
+                <w:rFonts w:ascii="Times New Roman" w:eastAsia="標楷體" w:hAnsi="Times New Roman"/>
                 <w:sz w:val="28"/>
               </w:rPr>
             </w:pPr>
             <w:r>
               <w:rPr>
-                <w:rFonts w:ascii="Times New Roman" w:eastAsia="DFKai-SB" w:hAnsi="Times New Roman" w:hint="eastAsia"/>
+                <w:rFonts w:ascii="Times New Roman" w:eastAsia="標楷體" w:hAnsi="Times New Roman" w:hint="eastAsia"/>
                 <w:sz w:val="28"/>
               </w:rPr>
               <w:t>圖書數據</w:t>
             </w:r>
             <w:r>
               <w:rPr>
-                <w:rFonts w:ascii="Times New Roman" w:eastAsia="DFKai-SB" w:hAnsi="Times New Roman" w:hint="eastAsia"/>
+                <w:rFonts w:ascii="Times New Roman" w:eastAsia="標楷體" w:hAnsi="Times New Roman" w:hint="eastAsia"/>
                 <w:sz w:val="28"/>
               </w:rPr>
               <w:t>API</w:t>
             </w:r>
             <w:r>
               <w:rPr>
-                <w:rFonts w:ascii="Times New Roman" w:eastAsia="DFKai-SB" w:hAnsi="Times New Roman" w:hint="eastAsia"/>
+                <w:rFonts w:ascii="Times New Roman" w:eastAsia="標楷體" w:hAnsi="Times New Roman" w:hint="eastAsia"/>
                 <w:sz w:val="28"/>
               </w:rPr>
               <w:t>供應商</w:t>
@@ -13095,7 +12610,7 @@
             <w:pPr>
               <w:textAlignment w:val="center"/>
               <w:rPr>
-                <w:rFonts w:ascii="Times New Roman" w:eastAsia="DFKai-SB" w:hAnsi="Times New Roman"/>
+                <w:rFonts w:ascii="Times New Roman" w:eastAsia="標楷體" w:hAnsi="Times New Roman"/>
                 <w:b/>
                 <w:bCs/>
                 <w:sz w:val="28"/>
@@ -13103,7 +12618,7 @@
             </w:pPr>
             <w:r>
               <w:rPr>
-                <w:rFonts w:ascii="Times New Roman" w:eastAsia="DFKai-SB" w:hAnsi="Times New Roman" w:hint="eastAsia"/>
+                <w:rFonts w:ascii="Times New Roman" w:eastAsia="標楷體" w:hAnsi="Times New Roman" w:hint="eastAsia"/>
                 <w:b/>
                 <w:bCs/>
                 <w:sz w:val="28"/>
@@ -13121,13 +12636,13 @@
               <w:ind w:left="263" w:hanging="216"/>
               <w:textAlignment w:val="center"/>
               <w:rPr>
-                <w:rFonts w:ascii="Times New Roman" w:eastAsia="DFKai-SB" w:hAnsi="Times New Roman"/>
+                <w:rFonts w:ascii="Times New Roman" w:eastAsia="標楷體" w:hAnsi="Times New Roman"/>
                 <w:sz w:val="28"/>
               </w:rPr>
             </w:pPr>
             <w:r>
               <w:rPr>
-                <w:rFonts w:ascii="Times New Roman" w:eastAsia="DFKai-SB" w:hAnsi="Times New Roman" w:hint="eastAsia"/>
+                <w:rFonts w:ascii="Times New Roman" w:eastAsia="標楷體" w:hAnsi="Times New Roman" w:hint="eastAsia"/>
                 <w:sz w:val="28"/>
               </w:rPr>
               <w:t>技術開發</w:t>
@@ -13143,13 +12658,13 @@
               <w:ind w:left="263" w:hanging="216"/>
               <w:textAlignment w:val="center"/>
               <w:rPr>
-                <w:rFonts w:ascii="Times New Roman" w:eastAsia="DFKai-SB" w:hAnsi="Times New Roman"/>
+                <w:rFonts w:ascii="Times New Roman" w:eastAsia="標楷體" w:hAnsi="Times New Roman"/>
                 <w:sz w:val="28"/>
               </w:rPr>
             </w:pPr>
             <w:r>
               <w:rPr>
-                <w:rFonts w:ascii="Times New Roman" w:eastAsia="DFKai-SB" w:hAnsi="Times New Roman" w:hint="eastAsia"/>
+                <w:rFonts w:ascii="Times New Roman" w:eastAsia="標楷體" w:hAnsi="Times New Roman" w:hint="eastAsia"/>
                 <w:sz w:val="28"/>
               </w:rPr>
               <w:t>硬體整合</w:t>
@@ -13165,13 +12680,13 @@
               <w:ind w:left="263" w:hanging="216"/>
               <w:textAlignment w:val="center"/>
               <w:rPr>
-                <w:rFonts w:ascii="Times New Roman" w:eastAsia="DFKai-SB" w:hAnsi="Times New Roman"/>
+                <w:rFonts w:ascii="Times New Roman" w:eastAsia="標楷體" w:hAnsi="Times New Roman"/>
                 <w:sz w:val="28"/>
               </w:rPr>
             </w:pPr>
             <w:r>
               <w:rPr>
-                <w:rFonts w:ascii="Times New Roman" w:eastAsia="DFKai-SB" w:hAnsi="Times New Roman" w:hint="eastAsia"/>
+                <w:rFonts w:ascii="Times New Roman" w:eastAsia="標楷體" w:hAnsi="Times New Roman" w:hint="eastAsia"/>
                 <w:sz w:val="28"/>
               </w:rPr>
               <w:t>場域驗證</w:t>
@@ -13187,13 +12702,13 @@
               <w:ind w:left="263" w:hanging="216"/>
               <w:textAlignment w:val="center"/>
               <w:rPr>
-                <w:rFonts w:ascii="Times New Roman" w:eastAsia="DFKai-SB" w:hAnsi="Times New Roman"/>
+                <w:rFonts w:ascii="Times New Roman" w:eastAsia="標楷體" w:hAnsi="Times New Roman"/>
                 <w:sz w:val="28"/>
               </w:rPr>
             </w:pPr>
             <w:r>
               <w:rPr>
-                <w:rFonts w:ascii="Times New Roman" w:eastAsia="DFKai-SB" w:hAnsi="Times New Roman" w:hint="eastAsia"/>
+                <w:rFonts w:ascii="Times New Roman" w:eastAsia="標楷體" w:hAnsi="Times New Roman" w:hint="eastAsia"/>
                 <w:sz w:val="28"/>
               </w:rPr>
               <w:t>維修巡檢</w:t>
@@ -13210,7 +12725,7 @@
             <w:pPr>
               <w:textAlignment w:val="center"/>
               <w:rPr>
-                <w:rFonts w:ascii="Times New Roman" w:eastAsia="DFKai-SB" w:hAnsi="Times New Roman"/>
+                <w:rFonts w:ascii="Times New Roman" w:eastAsia="標楷體" w:hAnsi="Times New Roman"/>
                 <w:b/>
                 <w:bCs/>
                 <w:sz w:val="28"/>
@@ -13218,7 +12733,7 @@
             </w:pPr>
             <w:r>
               <w:rPr>
-                <w:rFonts w:ascii="Times New Roman" w:eastAsia="DFKai-SB" w:hAnsi="Times New Roman" w:hint="eastAsia"/>
+                <w:rFonts w:ascii="Times New Roman" w:eastAsia="標楷體" w:hAnsi="Times New Roman" w:hint="eastAsia"/>
                 <w:b/>
                 <w:bCs/>
                 <w:sz w:val="28"/>
@@ -13236,32 +12751,16 @@
               <w:ind w:left="263" w:hanging="216"/>
               <w:textAlignment w:val="center"/>
               <w:rPr>
-                <w:rFonts w:ascii="Times New Roman" w:eastAsia="DFKai-SB" w:hAnsi="Times New Roman"/>
+                <w:rFonts w:ascii="Times New Roman" w:eastAsia="標楷體" w:hAnsi="Times New Roman"/>
                 <w:sz w:val="28"/>
               </w:rPr>
             </w:pPr>
             <w:r>
               <w:rPr>
-                <w:rFonts w:ascii="Times New Roman" w:eastAsia="DFKai-SB" w:hAnsi="Times New Roman" w:hint="eastAsia"/>
-                <w:sz w:val="28"/>
-              </w:rPr>
-              <w:t>信任保障：</w:t>
-            </w:r>
-            <w:proofErr w:type="gramStart"/>
-            <w:r>
-              <w:rPr>
-                <w:rFonts w:ascii="Times New Roman" w:eastAsia="DFKai-SB" w:hAnsi="Times New Roman" w:hint="eastAsia"/>
-                <w:sz w:val="28"/>
-              </w:rPr>
-              <w:t>區塊鏈智慧</w:t>
-            </w:r>
-            <w:proofErr w:type="gramEnd"/>
-            <w:r>
-              <w:rPr>
-                <w:rFonts w:ascii="Times New Roman" w:eastAsia="DFKai-SB" w:hAnsi="Times New Roman" w:hint="eastAsia"/>
-                <w:sz w:val="28"/>
-              </w:rPr>
-              <w:t>合約託管</w:t>
+                <w:rFonts w:ascii="Times New Roman" w:eastAsia="標楷體" w:hAnsi="Times New Roman" w:hint="eastAsia"/>
+                <w:sz w:val="28"/>
+              </w:rPr>
+              <w:t>信任保障：區塊鏈智慧合約託管</w:t>
             </w:r>
           </w:p>
           <w:p>
@@ -13274,13 +12773,13 @@
               <w:ind w:left="263" w:hanging="216"/>
               <w:textAlignment w:val="center"/>
               <w:rPr>
-                <w:rFonts w:ascii="Times New Roman" w:eastAsia="DFKai-SB" w:hAnsi="Times New Roman"/>
+                <w:rFonts w:ascii="Times New Roman" w:eastAsia="標楷體" w:hAnsi="Times New Roman"/>
                 <w:sz w:val="28"/>
               </w:rPr>
             </w:pPr>
             <w:r>
               <w:rPr>
-                <w:rFonts w:ascii="Times New Roman" w:eastAsia="DFKai-SB" w:hAnsi="Times New Roman" w:hint="eastAsia"/>
+                <w:rFonts w:ascii="Times New Roman" w:eastAsia="標楷體" w:hAnsi="Times New Roman" w:hint="eastAsia"/>
                 <w:sz w:val="28"/>
               </w:rPr>
               <w:t>全自動無人化</w:t>
@@ -13296,13 +12795,13 @@
               <w:ind w:left="263" w:hanging="216"/>
               <w:textAlignment w:val="center"/>
               <w:rPr>
-                <w:rFonts w:ascii="Times New Roman" w:eastAsia="DFKai-SB" w:hAnsi="Times New Roman"/>
+                <w:rFonts w:ascii="Times New Roman" w:eastAsia="標楷體" w:hAnsi="Times New Roman"/>
                 <w:sz w:val="28"/>
               </w:rPr>
             </w:pPr>
             <w:r>
               <w:rPr>
-                <w:rFonts w:ascii="Times New Roman" w:eastAsia="DFKai-SB" w:hAnsi="Times New Roman" w:hint="eastAsia"/>
+                <w:rFonts w:ascii="Times New Roman" w:eastAsia="標楷體" w:hAnsi="Times New Roman" w:hint="eastAsia"/>
                 <w:sz w:val="28"/>
               </w:rPr>
               <w:t>自助取件</w:t>
@@ -13318,13 +12817,13 @@
               <w:ind w:left="263" w:hanging="216"/>
               <w:textAlignment w:val="center"/>
               <w:rPr>
-                <w:rFonts w:ascii="Times New Roman" w:eastAsia="DFKai-SB" w:hAnsi="Times New Roman"/>
+                <w:rFonts w:ascii="Times New Roman" w:eastAsia="標楷體" w:hAnsi="Times New Roman"/>
                 <w:sz w:val="28"/>
               </w:rPr>
             </w:pPr>
             <w:r>
               <w:rPr>
-                <w:rFonts w:ascii="Times New Roman" w:eastAsia="DFKai-SB" w:hAnsi="Times New Roman" w:hint="eastAsia"/>
+                <w:rFonts w:ascii="Times New Roman" w:eastAsia="標楷體" w:hAnsi="Times New Roman" w:hint="eastAsia"/>
                 <w:sz w:val="28"/>
               </w:rPr>
               <w:t>綠色校園永續</w:t>
@@ -13339,7 +12838,7 @@
             <w:pPr>
               <w:textAlignment w:val="center"/>
               <w:rPr>
-                <w:rFonts w:ascii="Times New Roman" w:eastAsia="DFKai-SB" w:hAnsi="Times New Roman"/>
+                <w:rFonts w:ascii="Times New Roman" w:eastAsia="標楷體" w:hAnsi="Times New Roman"/>
                 <w:b/>
                 <w:bCs/>
                 <w:sz w:val="28"/>
@@ -13347,7 +12846,7 @@
             </w:pPr>
             <w:r>
               <w:rPr>
-                <w:rFonts w:ascii="Times New Roman" w:eastAsia="DFKai-SB" w:hAnsi="Times New Roman" w:hint="eastAsia"/>
+                <w:rFonts w:ascii="Times New Roman" w:eastAsia="標楷體" w:hAnsi="Times New Roman" w:hint="eastAsia"/>
                 <w:b/>
                 <w:bCs/>
                 <w:sz w:val="28"/>
@@ -13365,13 +12864,13 @@
               <w:ind w:left="263" w:hanging="216"/>
               <w:textAlignment w:val="center"/>
               <w:rPr>
-                <w:rFonts w:ascii="Times New Roman" w:eastAsia="DFKai-SB" w:hAnsi="Times New Roman"/>
+                <w:rFonts w:ascii="Times New Roman" w:eastAsia="標楷體" w:hAnsi="Times New Roman"/>
                 <w:sz w:val="28"/>
               </w:rPr>
             </w:pPr>
             <w:r>
               <w:rPr>
-                <w:rFonts w:ascii="Times New Roman" w:eastAsia="DFKai-SB" w:hAnsi="Times New Roman" w:hint="eastAsia"/>
+                <w:rFonts w:ascii="Times New Roman" w:eastAsia="標楷體" w:hAnsi="Times New Roman" w:hint="eastAsia"/>
                 <w:sz w:val="28"/>
               </w:rPr>
               <w:t>爭議處理機制</w:t>
@@ -13387,13 +12886,13 @@
               <w:ind w:left="263" w:hanging="216"/>
               <w:textAlignment w:val="center"/>
               <w:rPr>
-                <w:rFonts w:ascii="Times New Roman" w:eastAsia="DFKai-SB" w:hAnsi="Times New Roman"/>
+                <w:rFonts w:ascii="Times New Roman" w:eastAsia="標楷體" w:hAnsi="Times New Roman"/>
                 <w:sz w:val="28"/>
               </w:rPr>
             </w:pPr>
             <w:r>
               <w:rPr>
-                <w:rFonts w:ascii="Times New Roman" w:eastAsia="DFKai-SB" w:hAnsi="Times New Roman" w:hint="eastAsia"/>
+                <w:rFonts w:ascii="Times New Roman" w:eastAsia="標楷體" w:hAnsi="Times New Roman" w:hint="eastAsia"/>
                 <w:sz w:val="28"/>
               </w:rPr>
               <w:t>賣家等級制度</w:t>
@@ -13409,7 +12908,7 @@
             <w:pPr>
               <w:textAlignment w:val="center"/>
               <w:rPr>
-                <w:rFonts w:ascii="Times New Roman" w:eastAsia="DFKai-SB" w:hAnsi="Times New Roman"/>
+                <w:rFonts w:ascii="Times New Roman" w:eastAsia="標楷體" w:hAnsi="Times New Roman"/>
                 <w:b/>
                 <w:bCs/>
                 <w:sz w:val="28"/>
@@ -13417,7 +12916,7 @@
             </w:pPr>
             <w:r>
               <w:rPr>
-                <w:rFonts w:ascii="Times New Roman" w:eastAsia="DFKai-SB" w:hAnsi="Times New Roman" w:hint="eastAsia"/>
+                <w:rFonts w:ascii="Times New Roman" w:eastAsia="標楷體" w:hAnsi="Times New Roman" w:hint="eastAsia"/>
                 <w:b/>
                 <w:bCs/>
                 <w:sz w:val="28"/>
@@ -13435,13 +12934,13 @@
               <w:ind w:left="263" w:hanging="216"/>
               <w:textAlignment w:val="center"/>
               <w:rPr>
-                <w:rFonts w:ascii="Times New Roman" w:eastAsia="DFKai-SB" w:hAnsi="Times New Roman"/>
+                <w:rFonts w:ascii="Times New Roman" w:eastAsia="標楷體" w:hAnsi="Times New Roman"/>
                 <w:sz w:val="28"/>
               </w:rPr>
             </w:pPr>
             <w:r>
               <w:rPr>
-                <w:rFonts w:ascii="Times New Roman" w:eastAsia="DFKai-SB" w:hAnsi="Times New Roman" w:hint="eastAsia"/>
+                <w:rFonts w:ascii="Times New Roman" w:eastAsia="標楷體" w:hAnsi="Times New Roman" w:hint="eastAsia"/>
                 <w:sz w:val="28"/>
               </w:rPr>
               <w:t>有買賣書籍需求者</w:t>
@@ -13457,13 +12956,13 @@
               <w:ind w:left="263" w:hanging="216"/>
               <w:textAlignment w:val="center"/>
               <w:rPr>
-                <w:rFonts w:ascii="Times New Roman" w:eastAsia="DFKai-SB" w:hAnsi="Times New Roman"/>
+                <w:rFonts w:ascii="Times New Roman" w:eastAsia="標楷體" w:hAnsi="Times New Roman"/>
                 <w:sz w:val="28"/>
               </w:rPr>
             </w:pPr>
             <w:r>
               <w:rPr>
-                <w:rFonts w:ascii="Times New Roman" w:eastAsia="DFKai-SB" w:hAnsi="Times New Roman" w:hint="eastAsia"/>
+                <w:rFonts w:ascii="Times New Roman" w:eastAsia="標楷體" w:hAnsi="Times New Roman" w:hint="eastAsia"/>
                 <w:sz w:val="28"/>
               </w:rPr>
               <w:t>欲降低負擔的學生族群</w:t>
@@ -13484,7 +12983,7 @@
             <w:pPr>
               <w:textAlignment w:val="center"/>
               <w:rPr>
-                <w:rFonts w:ascii="Times New Roman" w:eastAsia="DFKai-SB" w:hAnsi="Times New Roman"/>
+                <w:rFonts w:ascii="Times New Roman" w:eastAsia="標楷體" w:hAnsi="Times New Roman"/>
                 <w:sz w:val="28"/>
               </w:rPr>
             </w:pPr>
@@ -13498,7 +12997,7 @@
             <w:pPr>
               <w:textAlignment w:val="center"/>
               <w:rPr>
-                <w:rFonts w:ascii="Times New Roman" w:eastAsia="DFKai-SB" w:hAnsi="Times New Roman"/>
+                <w:rFonts w:ascii="Times New Roman" w:eastAsia="標楷體" w:hAnsi="Times New Roman"/>
                 <w:b/>
                 <w:bCs/>
                 <w:sz w:val="28"/>
@@ -13506,7 +13005,7 @@
             </w:pPr>
             <w:r>
               <w:rPr>
-                <w:rFonts w:ascii="Times New Roman" w:eastAsia="DFKai-SB" w:hAnsi="Times New Roman" w:hint="eastAsia"/>
+                <w:rFonts w:ascii="Times New Roman" w:eastAsia="標楷體" w:hAnsi="Times New Roman" w:hint="eastAsia"/>
                 <w:b/>
                 <w:bCs/>
                 <w:sz w:val="28"/>
@@ -13524,13 +13023,13 @@
               <w:ind w:left="263" w:hanging="216"/>
               <w:textAlignment w:val="center"/>
               <w:rPr>
-                <w:rFonts w:ascii="Times New Roman" w:eastAsia="DFKai-SB" w:hAnsi="Times New Roman"/>
+                <w:rFonts w:ascii="Times New Roman" w:eastAsia="標楷體" w:hAnsi="Times New Roman"/>
                 <w:sz w:val="28"/>
               </w:rPr>
             </w:pPr>
             <w:r>
               <w:rPr>
-                <w:rFonts w:ascii="Times New Roman" w:eastAsia="DFKai-SB" w:hAnsi="Times New Roman" w:hint="eastAsia"/>
+                <w:rFonts w:ascii="Times New Roman" w:eastAsia="標楷體" w:hAnsi="Times New Roman" w:hint="eastAsia"/>
                 <w:sz w:val="28"/>
               </w:rPr>
               <w:t>書籍數據庫</w:t>
@@ -13546,13 +13045,13 @@
               <w:ind w:left="263" w:hanging="216"/>
               <w:textAlignment w:val="center"/>
               <w:rPr>
-                <w:rFonts w:ascii="Times New Roman" w:eastAsia="DFKai-SB" w:hAnsi="Times New Roman"/>
+                <w:rFonts w:ascii="Times New Roman" w:eastAsia="標楷體" w:hAnsi="Times New Roman"/>
                 <w:sz w:val="28"/>
               </w:rPr>
             </w:pPr>
             <w:r>
               <w:rPr>
-                <w:rFonts w:ascii="Times New Roman" w:eastAsia="DFKai-SB" w:hAnsi="Times New Roman" w:hint="eastAsia"/>
+                <w:rFonts w:ascii="Times New Roman" w:eastAsia="標楷體" w:hAnsi="Times New Roman" w:hint="eastAsia"/>
                 <w:sz w:val="28"/>
               </w:rPr>
               <w:t>技術團隊</w:t>
@@ -13568,13 +13067,13 @@
               <w:ind w:left="263" w:hanging="216"/>
               <w:textAlignment w:val="center"/>
               <w:rPr>
-                <w:rFonts w:ascii="Times New Roman" w:eastAsia="DFKai-SB" w:hAnsi="Times New Roman"/>
+                <w:rFonts w:ascii="Times New Roman" w:eastAsia="標楷體" w:hAnsi="Times New Roman"/>
                 <w:sz w:val="28"/>
               </w:rPr>
             </w:pPr>
             <w:r>
               <w:rPr>
-                <w:rFonts w:ascii="Times New Roman" w:eastAsia="DFKai-SB" w:hAnsi="Times New Roman" w:hint="eastAsia"/>
+                <w:rFonts w:ascii="Times New Roman" w:eastAsia="標楷體" w:hAnsi="Times New Roman" w:hint="eastAsia"/>
                 <w:sz w:val="28"/>
               </w:rPr>
               <w:t>硬體設施</w:t>
@@ -13591,7 +13090,7 @@
             <w:pPr>
               <w:textAlignment w:val="center"/>
               <w:rPr>
-                <w:rFonts w:ascii="Times New Roman" w:eastAsia="DFKai-SB" w:hAnsi="Times New Roman"/>
+                <w:rFonts w:ascii="Times New Roman" w:eastAsia="標楷體" w:hAnsi="Times New Roman"/>
                 <w:sz w:val="28"/>
               </w:rPr>
             </w:pPr>
@@ -13605,7 +13104,7 @@
             <w:pPr>
               <w:textAlignment w:val="center"/>
               <w:rPr>
-                <w:rFonts w:ascii="Times New Roman" w:eastAsia="DFKai-SB" w:hAnsi="Times New Roman"/>
+                <w:rFonts w:ascii="Times New Roman" w:eastAsia="標楷體" w:hAnsi="Times New Roman"/>
                 <w:b/>
                 <w:bCs/>
                 <w:sz w:val="28"/>
@@ -13613,7 +13112,7 @@
             </w:pPr>
             <w:r>
               <w:rPr>
-                <w:rFonts w:ascii="Times New Roman" w:eastAsia="DFKai-SB" w:hAnsi="Times New Roman" w:hint="eastAsia"/>
+                <w:rFonts w:ascii="Times New Roman" w:eastAsia="標楷體" w:hAnsi="Times New Roman" w:hint="eastAsia"/>
                 <w:b/>
                 <w:bCs/>
                 <w:sz w:val="28"/>
@@ -13631,20 +13130,20 @@
               <w:ind w:left="263" w:hanging="216"/>
               <w:textAlignment w:val="center"/>
               <w:rPr>
-                <w:rFonts w:ascii="Times New Roman" w:eastAsia="DFKai-SB" w:hAnsi="Times New Roman"/>
+                <w:rFonts w:ascii="Times New Roman" w:eastAsia="標楷體" w:hAnsi="Times New Roman"/>
                 <w:sz w:val="28"/>
               </w:rPr>
             </w:pPr>
             <w:r>
               <w:rPr>
-                <w:rFonts w:ascii="Times New Roman" w:eastAsia="DFKai-SB" w:hAnsi="Times New Roman" w:hint="eastAsia"/>
+                <w:rFonts w:ascii="Times New Roman" w:eastAsia="標楷體" w:hAnsi="Times New Roman" w:hint="eastAsia"/>
                 <w:sz w:val="28"/>
               </w:rPr>
               <w:t>APP/</w:t>
             </w:r>
             <w:r>
               <w:rPr>
-                <w:rFonts w:ascii="Times New Roman" w:eastAsia="DFKai-SB" w:hAnsi="Times New Roman" w:hint="eastAsia"/>
+                <w:rFonts w:ascii="Times New Roman" w:eastAsia="標楷體" w:hAnsi="Times New Roman" w:hint="eastAsia"/>
                 <w:sz w:val="28"/>
               </w:rPr>
               <w:t>網站</w:t>
@@ -13660,26 +13159,17 @@
               <w:ind w:left="263" w:hanging="216"/>
               <w:textAlignment w:val="center"/>
               <w:rPr>
-                <w:rFonts w:ascii="Times New Roman" w:eastAsia="DFKai-SB" w:hAnsi="Times New Roman"/>
+                <w:rFonts w:ascii="Times New Roman" w:eastAsia="標楷體" w:hAnsi="Times New Roman"/>
                 <w:sz w:val="28"/>
               </w:rPr>
             </w:pPr>
             <w:r>
               <w:rPr>
-                <w:rFonts w:ascii="Times New Roman" w:eastAsia="DFKai-SB" w:hAnsi="Times New Roman" w:hint="eastAsia"/>
-                <w:sz w:val="28"/>
-              </w:rPr>
-              <w:t>校園</w:t>
-            </w:r>
-            <w:proofErr w:type="gramStart"/>
-            <w:r>
-              <w:rPr>
-                <w:rFonts w:ascii="Times New Roman" w:eastAsia="DFKai-SB" w:hAnsi="Times New Roman" w:hint="eastAsia"/>
-                <w:sz w:val="28"/>
-              </w:rPr>
-              <w:t>捷運等場域</w:t>
-            </w:r>
-            <w:proofErr w:type="gramEnd"/>
+                <w:rFonts w:ascii="Times New Roman" w:eastAsia="標楷體" w:hAnsi="Times New Roman" w:hint="eastAsia"/>
+                <w:sz w:val="28"/>
+              </w:rPr>
+              <w:t>校園捷運等場域</w:t>
+            </w:r>
           </w:p>
           <w:p>
             <w:pPr>
@@ -13691,13 +13181,13 @@
               <w:ind w:left="263" w:hanging="216"/>
               <w:textAlignment w:val="center"/>
               <w:rPr>
-                <w:rFonts w:ascii="Times New Roman" w:eastAsia="DFKai-SB" w:hAnsi="Times New Roman"/>
+                <w:rFonts w:ascii="Times New Roman" w:eastAsia="標楷體" w:hAnsi="Times New Roman"/>
                 <w:sz w:val="28"/>
               </w:rPr>
             </w:pPr>
             <w:r>
               <w:rPr>
-                <w:rFonts w:ascii="Times New Roman" w:eastAsia="DFKai-SB" w:hAnsi="Times New Roman" w:hint="eastAsia"/>
+                <w:rFonts w:ascii="Times New Roman" w:eastAsia="標楷體" w:hAnsi="Times New Roman" w:hint="eastAsia"/>
                 <w:sz w:val="28"/>
               </w:rPr>
               <w:t>社群媒體</w:t>
@@ -13713,7 +13203,7 @@
             <w:pPr>
               <w:textAlignment w:val="center"/>
               <w:rPr>
-                <w:rFonts w:ascii="Times New Roman" w:eastAsia="DFKai-SB" w:hAnsi="Times New Roman"/>
+                <w:rFonts w:ascii="Times New Roman" w:eastAsia="標楷體" w:hAnsi="Times New Roman"/>
                 <w:sz w:val="28"/>
               </w:rPr>
             </w:pPr>
@@ -13733,7 +13223,7 @@
             <w:pPr>
               <w:textAlignment w:val="center"/>
               <w:rPr>
-                <w:rFonts w:ascii="Times New Roman" w:eastAsia="DFKai-SB" w:hAnsi="Times New Roman"/>
+                <w:rFonts w:ascii="Times New Roman" w:eastAsia="標楷體" w:hAnsi="Times New Roman"/>
                 <w:b/>
                 <w:bCs/>
                 <w:sz w:val="28"/>
@@ -13741,7 +13231,7 @@
             </w:pPr>
             <w:r>
               <w:rPr>
-                <w:rFonts w:ascii="Times New Roman" w:eastAsia="DFKai-SB" w:hAnsi="Times New Roman" w:hint="eastAsia"/>
+                <w:rFonts w:ascii="Times New Roman" w:eastAsia="標楷體" w:hAnsi="Times New Roman" w:hint="eastAsia"/>
                 <w:b/>
                 <w:bCs/>
                 <w:sz w:val="28"/>
@@ -13759,13 +13249,13 @@
               <w:ind w:left="263" w:hanging="216"/>
               <w:textAlignment w:val="center"/>
               <w:rPr>
-                <w:rFonts w:ascii="Times New Roman" w:eastAsia="DFKai-SB" w:hAnsi="Times New Roman"/>
+                <w:rFonts w:ascii="Times New Roman" w:eastAsia="標楷體" w:hAnsi="Times New Roman"/>
                 <w:sz w:val="28"/>
               </w:rPr>
             </w:pPr>
             <w:r>
               <w:rPr>
-                <w:rFonts w:ascii="Times New Roman" w:eastAsia="DFKai-SB" w:hAnsi="Times New Roman" w:hint="eastAsia"/>
+                <w:rFonts w:ascii="Times New Roman" w:eastAsia="標楷體" w:hAnsi="Times New Roman" w:hint="eastAsia"/>
                 <w:sz w:val="28"/>
               </w:rPr>
               <w:t>零件維修</w:t>
@@ -13781,13 +13271,13 @@
               <w:ind w:left="263" w:hanging="216"/>
               <w:textAlignment w:val="center"/>
               <w:rPr>
-                <w:rFonts w:ascii="Times New Roman" w:eastAsia="DFKai-SB" w:hAnsi="Times New Roman"/>
+                <w:rFonts w:ascii="Times New Roman" w:eastAsia="標楷體" w:hAnsi="Times New Roman"/>
                 <w:sz w:val="28"/>
               </w:rPr>
             </w:pPr>
             <w:r>
               <w:rPr>
-                <w:rFonts w:ascii="Times New Roman" w:eastAsia="DFKai-SB" w:hAnsi="Times New Roman" w:hint="eastAsia"/>
+                <w:rFonts w:ascii="Times New Roman" w:eastAsia="標楷體" w:hAnsi="Times New Roman" w:hint="eastAsia"/>
                 <w:sz w:val="28"/>
               </w:rPr>
               <w:t>書櫃運作電費</w:t>
@@ -13803,25 +13293,16 @@
               <w:ind w:left="263" w:hanging="216"/>
               <w:textAlignment w:val="center"/>
               <w:rPr>
-                <w:rFonts w:ascii="Times New Roman" w:eastAsia="DFKai-SB" w:hAnsi="Times New Roman"/>
+                <w:rFonts w:ascii="Times New Roman" w:eastAsia="標楷體" w:hAnsi="Times New Roman"/>
                 <w:sz w:val="28"/>
               </w:rPr>
             </w:pPr>
-            <w:proofErr w:type="gramStart"/>
-            <w:r>
-              <w:rPr>
-                <w:rFonts w:ascii="Times New Roman" w:eastAsia="DFKai-SB" w:hAnsi="Times New Roman" w:hint="eastAsia"/>
-                <w:sz w:val="28"/>
-              </w:rPr>
-              <w:t>區塊鏈交易</w:t>
-            </w:r>
-            <w:proofErr w:type="gramEnd"/>
-            <w:r>
-              <w:rPr>
-                <w:rFonts w:ascii="Times New Roman" w:eastAsia="DFKai-SB" w:hAnsi="Times New Roman" w:hint="eastAsia"/>
-                <w:sz w:val="28"/>
-              </w:rPr>
-              <w:t>手續費</w:t>
+            <w:r>
+              <w:rPr>
+                <w:rFonts w:ascii="Times New Roman" w:eastAsia="標楷體" w:hAnsi="Times New Roman" w:hint="eastAsia"/>
+                <w:sz w:val="28"/>
+              </w:rPr>
+              <w:t>區塊鏈交易手續費</w:t>
             </w:r>
           </w:p>
           <w:p>
@@ -13834,13 +13315,13 @@
               <w:ind w:left="263" w:hanging="216"/>
               <w:textAlignment w:val="center"/>
               <w:rPr>
-                <w:rFonts w:ascii="Times New Roman" w:eastAsia="DFKai-SB" w:hAnsi="Times New Roman"/>
+                <w:rFonts w:ascii="Times New Roman" w:eastAsia="標楷體" w:hAnsi="Times New Roman"/>
                 <w:sz w:val="28"/>
               </w:rPr>
             </w:pPr>
             <w:r>
               <w:rPr>
-                <w:rFonts w:ascii="Times New Roman" w:eastAsia="DFKai-SB" w:hAnsi="Times New Roman" w:hint="eastAsia"/>
+                <w:rFonts w:ascii="Times New Roman" w:eastAsia="標楷體" w:hAnsi="Times New Roman" w:hint="eastAsia"/>
                 <w:sz w:val="28"/>
               </w:rPr>
               <w:t>雲端伺服器成本</w:t>
@@ -13856,34 +13337,34 @@
               <w:ind w:left="263" w:hanging="216"/>
               <w:textAlignment w:val="center"/>
               <w:rPr>
-                <w:rFonts w:ascii="Times New Roman" w:eastAsia="DFKai-SB" w:hAnsi="Times New Roman"/>
+                <w:rFonts w:ascii="Times New Roman" w:eastAsia="標楷體" w:hAnsi="Times New Roman"/>
                 <w:sz w:val="28"/>
               </w:rPr>
             </w:pPr>
             <w:r>
               <w:rPr>
-                <w:rFonts w:ascii="Times New Roman" w:eastAsia="DFKai-SB" w:hAnsi="Times New Roman" w:hint="eastAsia"/>
+                <w:rFonts w:ascii="Times New Roman" w:eastAsia="標楷體" w:hAnsi="Times New Roman" w:hint="eastAsia"/>
                 <w:sz w:val="28"/>
               </w:rPr>
               <w:t>行銷與社群推廣費</w:t>
             </w:r>
             <w:r>
               <w:rPr>
-                <w:rFonts w:ascii="Times New Roman" w:eastAsia="DFKai-SB" w:hAnsi="Times New Roman" w:hint="eastAsia"/>
+                <w:rFonts w:ascii="Times New Roman" w:eastAsia="標楷體" w:hAnsi="Times New Roman" w:hint="eastAsia"/>
                 <w:sz w:val="28"/>
               </w:rPr>
               <w:t>(</w:t>
             </w:r>
             <w:r>
               <w:rPr>
-                <w:rFonts w:ascii="Times New Roman" w:eastAsia="DFKai-SB" w:hAnsi="Times New Roman" w:hint="eastAsia"/>
+                <w:rFonts w:ascii="Times New Roman" w:eastAsia="標楷體" w:hAnsi="Times New Roman" w:hint="eastAsia"/>
                 <w:sz w:val="28"/>
               </w:rPr>
               <w:t>初期推廣</w:t>
             </w:r>
             <w:r>
               <w:rPr>
-                <w:rFonts w:ascii="Times New Roman" w:eastAsia="DFKai-SB" w:hAnsi="Times New Roman" w:hint="eastAsia"/>
+                <w:rFonts w:ascii="Times New Roman" w:eastAsia="標楷體" w:hAnsi="Times New Roman" w:hint="eastAsia"/>
                 <w:sz w:val="28"/>
               </w:rPr>
               <w:t>)</w:t>
@@ -13899,20 +13380,20 @@
               <w:ind w:left="263" w:hanging="216"/>
               <w:textAlignment w:val="center"/>
               <w:rPr>
-                <w:rFonts w:ascii="Times New Roman" w:eastAsia="DFKai-SB" w:hAnsi="Times New Roman"/>
+                <w:rFonts w:ascii="Times New Roman" w:eastAsia="標楷體" w:hAnsi="Times New Roman"/>
                 <w:sz w:val="28"/>
               </w:rPr>
             </w:pPr>
             <w:r>
               <w:rPr>
-                <w:rFonts w:ascii="Times New Roman" w:eastAsia="DFKai-SB" w:hAnsi="Times New Roman" w:hint="eastAsia"/>
+                <w:rFonts w:ascii="Times New Roman" w:eastAsia="標楷體" w:hAnsi="Times New Roman" w:hint="eastAsia"/>
                 <w:sz w:val="28"/>
               </w:rPr>
               <w:t>API</w:t>
             </w:r>
             <w:r>
               <w:rPr>
-                <w:rFonts w:ascii="Times New Roman" w:eastAsia="DFKai-SB" w:hAnsi="Times New Roman" w:hint="eastAsia"/>
+                <w:rFonts w:ascii="Times New Roman" w:eastAsia="標楷體" w:hAnsi="Times New Roman" w:hint="eastAsia"/>
                 <w:sz w:val="28"/>
               </w:rPr>
               <w:t>串接費用</w:t>
@@ -13928,7 +13409,7 @@
             <w:pPr>
               <w:textAlignment w:val="center"/>
               <w:rPr>
-                <w:rFonts w:ascii="Times New Roman" w:eastAsia="DFKai-SB" w:hAnsi="Times New Roman"/>
+                <w:rFonts w:ascii="Times New Roman" w:eastAsia="標楷體" w:hAnsi="Times New Roman"/>
                 <w:b/>
                 <w:bCs/>
                 <w:sz w:val="28"/>
@@ -13936,7 +13417,7 @@
             </w:pPr>
             <w:r>
               <w:rPr>
-                <w:rFonts w:ascii="Times New Roman" w:eastAsia="DFKai-SB" w:hAnsi="Times New Roman" w:hint="eastAsia"/>
+                <w:rFonts w:ascii="Times New Roman" w:eastAsia="標楷體" w:hAnsi="Times New Roman" w:hint="eastAsia"/>
                 <w:b/>
                 <w:bCs/>
                 <w:sz w:val="28"/>
@@ -13954,13 +13435,13 @@
               <w:ind w:left="263" w:hanging="216"/>
               <w:textAlignment w:val="center"/>
               <w:rPr>
-                <w:rFonts w:ascii="Times New Roman" w:eastAsia="DFKai-SB" w:hAnsi="Times New Roman"/>
+                <w:rFonts w:ascii="Times New Roman" w:eastAsia="標楷體" w:hAnsi="Times New Roman"/>
                 <w:sz w:val="28"/>
               </w:rPr>
             </w:pPr>
             <w:r>
               <w:rPr>
-                <w:rFonts w:ascii="Times New Roman" w:eastAsia="DFKai-SB" w:hAnsi="Times New Roman" w:hint="eastAsia"/>
+                <w:rFonts w:ascii="Times New Roman" w:eastAsia="標楷體" w:hAnsi="Times New Roman" w:hint="eastAsia"/>
                 <w:sz w:val="28"/>
               </w:rPr>
               <w:t>交易手續費</w:t>
@@ -13976,13 +13457,13 @@
               <w:ind w:left="263" w:hanging="216"/>
               <w:textAlignment w:val="center"/>
               <w:rPr>
-                <w:rFonts w:ascii="Times New Roman" w:eastAsia="DFKai-SB" w:hAnsi="Times New Roman"/>
+                <w:rFonts w:ascii="Times New Roman" w:eastAsia="標楷體" w:hAnsi="Times New Roman"/>
                 <w:sz w:val="28"/>
               </w:rPr>
             </w:pPr>
             <w:r>
               <w:rPr>
-                <w:rFonts w:ascii="Times New Roman" w:eastAsia="DFKai-SB" w:hAnsi="Times New Roman" w:hint="eastAsia"/>
+                <w:rFonts w:ascii="Times New Roman" w:eastAsia="標楷體" w:hAnsi="Times New Roman" w:hint="eastAsia"/>
                 <w:sz w:val="28"/>
               </w:rPr>
               <w:t>智慧書櫃廣告位</w:t>
@@ -14025,21 +13506,7 @@
         <w:rPr>
           <w:rFonts w:hint="eastAsia"/>
         </w:rPr>
-        <w:t>分析，本系統之目標族群為「欲買賣二手書籍，卻苦於面交時間難以配合或對交易安全性存疑」的交易者，系統以</w:t>
-      </w:r>
-      <w:proofErr w:type="gramStart"/>
-      <w:r>
-        <w:rPr>
-          <w:rFonts w:hint="eastAsia"/>
-        </w:rPr>
-        <w:t>區塊鏈智慧</w:t>
-      </w:r>
-      <w:proofErr w:type="gramEnd"/>
-      <w:r>
-        <w:rPr>
-          <w:rFonts w:hint="eastAsia"/>
-        </w:rPr>
-        <w:t>合約託管與智慧書櫃實物驗證為核心，透過自動化流程解決傳統面交的痛點。</w:t>
+        <w:t>分析，本系統之目標族群為「欲買賣二手書籍，卻苦於面交時間難以配合或對交易安全性存疑」的交易者，系統以區塊鏈智慧合約託管與智慧書櫃實物驗證為核心，透過自動化流程解決傳統面交的痛點。</w:t>
       </w:r>
     </w:p>
     <w:p>
@@ -14052,49 +13519,7 @@
         <w:rPr>
           <w:rFonts w:hint="eastAsia"/>
         </w:rPr>
-        <w:t>本系統透過</w:t>
-      </w:r>
-      <w:proofErr w:type="gramStart"/>
-      <w:r>
-        <w:rPr>
-          <w:rFonts w:hint="eastAsia"/>
-        </w:rPr>
-        <w:t>區塊鏈技術</w:t>
-      </w:r>
-      <w:proofErr w:type="gramEnd"/>
-      <w:r>
-        <w:rPr>
-          <w:rFonts w:hint="eastAsia"/>
-        </w:rPr>
-        <w:t>建立自動化金流託管，結合實體智慧書櫃的存取機制，確保款項在買家成功取貨並確認訂單後才進行金流撥款處理，徹底解決交易詐騙風險與</w:t>
-      </w:r>
-      <w:proofErr w:type="gramStart"/>
-      <w:r>
-        <w:rPr>
-          <w:rFonts w:hint="eastAsia"/>
-        </w:rPr>
-        <w:t>個</w:t>
-      </w:r>
-      <w:proofErr w:type="gramEnd"/>
-      <w:r>
-        <w:rPr>
-          <w:rFonts w:hint="eastAsia"/>
-        </w:rPr>
-        <w:t>資外</w:t>
-      </w:r>
-      <w:proofErr w:type="gramStart"/>
-      <w:r>
-        <w:rPr>
-          <w:rFonts w:hint="eastAsia"/>
-        </w:rPr>
-        <w:t>洩</w:t>
-      </w:r>
-      <w:proofErr w:type="gramEnd"/>
-      <w:r>
-        <w:rPr>
-          <w:rFonts w:hint="eastAsia"/>
-        </w:rPr>
-        <w:t>隱憂。平台不僅提供便利的</w:t>
+        <w:t>本系統透過區塊鏈技術建立自動化金流託管，結合實體智慧書櫃的存取機制，確保款項在買家成功取貨並確認訂單後才進行金流撥款處理，徹底解決交易詐騙風險與個資外洩隱憂。平台不僅提供便利的</w:t>
       </w:r>
       <w:r>
         <w:rPr>
@@ -14106,21 +13531,7 @@
         <w:rPr>
           <w:rFonts w:hint="eastAsia"/>
         </w:rPr>
-        <w:t>小時自助取件服務，更</w:t>
-      </w:r>
-      <w:proofErr w:type="gramStart"/>
-      <w:r>
-        <w:rPr>
-          <w:rFonts w:hint="eastAsia"/>
-        </w:rPr>
-        <w:t>透過物聯網</w:t>
-      </w:r>
-      <w:proofErr w:type="gramEnd"/>
-      <w:r>
-        <w:rPr>
-          <w:rFonts w:hint="eastAsia"/>
-        </w:rPr>
-        <w:t>（</w:t>
+        <w:t>小時自助取件服務，更透過物聯網（</w:t>
       </w:r>
       <w:r>
         <w:rPr>
@@ -14196,21 +13607,7 @@
         <w:rPr>
           <w:rFonts w:hint="eastAsia"/>
         </w:rPr>
-        <w:t>身份區隔：區分為欲降低書費負擔的學生，以及重視交易效率與書</w:t>
-      </w:r>
-      <w:proofErr w:type="gramStart"/>
-      <w:r>
-        <w:rPr>
-          <w:rFonts w:hint="eastAsia"/>
-        </w:rPr>
-        <w:t>況</w:t>
-      </w:r>
-      <w:proofErr w:type="gramEnd"/>
-      <w:r>
-        <w:rPr>
-          <w:rFonts w:hint="eastAsia"/>
-        </w:rPr>
-        <w:t>的買賣書族群。</w:t>
+        <w:t>身份區隔：區分為欲降低書費負擔的學生，以及重視交易效率與書況的買賣書族群。</w:t>
       </w:r>
     </w:p>
     <w:p>
@@ -14238,21 +13635,7 @@
         <w:rPr>
           <w:rFonts w:hint="eastAsia"/>
         </w:rPr>
-        <w:t>分為習慣數位支付、對新科技接受度高的數位</w:t>
-      </w:r>
-      <w:proofErr w:type="gramStart"/>
-      <w:r>
-        <w:rPr>
-          <w:rFonts w:hint="eastAsia"/>
-        </w:rPr>
-        <w:t>原生族</w:t>
-      </w:r>
-      <w:proofErr w:type="gramEnd"/>
-      <w:r>
-        <w:rPr>
-          <w:rFonts w:hint="eastAsia"/>
-        </w:rPr>
-        <w:t>，以及對網路交易安全具高度戒心使用者，透過會員等級審核機制，確保交易環境的安全性與使用者信用。</w:t>
+        <w:t>分為習慣數位支付、對新科技接受度高的數位原生族，以及對網路交易安全具高度戒心使用者，透過會員等級審核機制，確保交易環境的安全性與使用者信用。</w:t>
       </w:r>
     </w:p>
     <w:p>
@@ -14340,21 +13723,7 @@
         <w:rPr>
           <w:rFonts w:hint="eastAsia"/>
         </w:rPr>
-        <w:t>吸引重視交易安全與真實書</w:t>
-      </w:r>
-      <w:proofErr w:type="gramStart"/>
-      <w:r>
-        <w:rPr>
-          <w:rFonts w:hint="eastAsia"/>
-        </w:rPr>
-        <w:t>況</w:t>
-      </w:r>
-      <w:proofErr w:type="gramEnd"/>
-      <w:r>
-        <w:rPr>
-          <w:rFonts w:hint="eastAsia"/>
-        </w:rPr>
-        <w:t>，並希望透過「驗收後撥款」機制保障權益的謹慎交易者。</w:t>
+        <w:t>吸引重視交易安全與真實書況，並希望透過「驗收後撥款」機制保障權益的謹慎交易者。</w:t>
       </w:r>
     </w:p>
     <w:p>
@@ -14414,21 +13783,7 @@
         <w:rPr>
           <w:rFonts w:hint="eastAsia"/>
         </w:rPr>
-        <w:t>信任保障：利用</w:t>
-      </w:r>
-      <w:proofErr w:type="gramStart"/>
-      <w:r>
-        <w:rPr>
-          <w:rFonts w:hint="eastAsia"/>
-        </w:rPr>
-        <w:t>區塊鏈智慧</w:t>
-      </w:r>
-      <w:proofErr w:type="gramEnd"/>
-      <w:r>
-        <w:rPr>
-          <w:rFonts w:hint="eastAsia"/>
-        </w:rPr>
-        <w:t>合約技術進行款項託管，實現「買家驗貨才撥款」，徹底杜絕交易詐騙。</w:t>
+        <w:t>信任保障：利用區塊鏈智慧合約技術進行款項託管，實現「買家驗貨才撥款」，徹底杜絕交易詐騙。</w:t>
       </w:r>
     </w:p>
     <w:p>
@@ -14444,21 +13799,7 @@
         <w:rPr>
           <w:rFonts w:hint="eastAsia"/>
         </w:rPr>
-        <w:t>極致便利：</w:t>
-      </w:r>
-      <w:proofErr w:type="gramStart"/>
-      <w:r>
-        <w:rPr>
-          <w:rFonts w:hint="eastAsia"/>
-        </w:rPr>
-        <w:t>整合物聯網</w:t>
-      </w:r>
-      <w:proofErr w:type="gramEnd"/>
-      <w:r>
-        <w:rPr>
-          <w:rFonts w:hint="eastAsia"/>
-        </w:rPr>
-        <w:t>智慧書櫃與</w:t>
+        <w:t>極致便利：整合物聯網智慧書櫃與</w:t>
       </w:r>
       <w:r>
         <w:rPr>
@@ -14482,35 +13823,7 @@
         <w:rPr>
           <w:rFonts w:hint="eastAsia"/>
         </w:rPr>
-        <w:t>小時</w:t>
-      </w:r>
-      <w:proofErr w:type="gramStart"/>
-      <w:r>
-        <w:rPr>
-          <w:rFonts w:hint="eastAsia"/>
-        </w:rPr>
-        <w:t>不</w:t>
-      </w:r>
-      <w:proofErr w:type="gramEnd"/>
-      <w:r>
-        <w:rPr>
-          <w:rFonts w:hint="eastAsia"/>
-        </w:rPr>
-        <w:t>打烊的「</w:t>
-      </w:r>
-      <w:proofErr w:type="gramStart"/>
-      <w:r>
-        <w:rPr>
-          <w:rFonts w:hint="eastAsia"/>
-        </w:rPr>
-        <w:t>非同步掃碼存取</w:t>
-      </w:r>
-      <w:proofErr w:type="gramEnd"/>
-      <w:r>
-        <w:rPr>
-          <w:rFonts w:hint="eastAsia"/>
-        </w:rPr>
-        <w:t>」自動化流程。</w:t>
+        <w:t>小時不打烊的「非同步掃碼存取」自動化流程。</w:t>
       </w:r>
     </w:p>
     <w:p>
@@ -14592,19 +13905,11 @@
         </w:numPr>
         <w:ind w:left="964" w:hanging="482"/>
       </w:pPr>
-      <w:proofErr w:type="gramStart"/>
-      <w:r>
-        <w:rPr>
-          <w:rFonts w:hint="eastAsia"/>
-        </w:rPr>
-        <w:t>技術跨域整合</w:t>
-      </w:r>
-      <w:proofErr w:type="gramEnd"/>
-      <w:r>
-        <w:rPr>
-          <w:rFonts w:hint="eastAsia"/>
-        </w:rPr>
-        <w:t>：結合智慧合約金流與</w:t>
+      <w:r>
+        <w:rPr>
+          <w:rFonts w:hint="eastAsia"/>
+        </w:rPr>
+        <w:t>技術跨域整合：結合智慧合約金流與</w:t>
       </w:r>
       <w:r>
         <w:rPr>
@@ -14632,21 +13937,7 @@
         <w:rPr>
           <w:rFonts w:hint="eastAsia"/>
         </w:rPr>
-        <w:t>解決交易痛點：透過自動化金流託管與實體書櫃，解決雙方面交時間</w:t>
-      </w:r>
-      <w:proofErr w:type="gramStart"/>
-      <w:r>
-        <w:rPr>
-          <w:rFonts w:hint="eastAsia"/>
-        </w:rPr>
-        <w:t>難以攏談與</w:t>
-      </w:r>
-      <w:proofErr w:type="gramEnd"/>
-      <w:r>
-        <w:rPr>
-          <w:rFonts w:hint="eastAsia"/>
-        </w:rPr>
-        <w:t>詐騙風險。</w:t>
+        <w:t>解決交易痛點：透過自動化金流託管與實體書櫃，解決雙方面交時間難以攏談與詐騙風險。</w:t>
       </w:r>
     </w:p>
     <w:p>
@@ -14780,21 +14071,7 @@
         <w:rPr>
           <w:rFonts w:hint="eastAsia"/>
         </w:rPr>
-        <w:t>初期使用者顧慮：對於新興的智慧合約金流與</w:t>
-      </w:r>
-      <w:proofErr w:type="gramStart"/>
-      <w:r>
-        <w:rPr>
-          <w:rFonts w:hint="eastAsia"/>
-        </w:rPr>
-        <w:t>掃碼取</w:t>
-      </w:r>
-      <w:proofErr w:type="gramEnd"/>
-      <w:r>
-        <w:rPr>
-          <w:rFonts w:hint="eastAsia"/>
-        </w:rPr>
-        <w:t>貨機制，使用者可能因缺乏成功案例而產生信任疑慮，影響初期採用意願。</w:t>
+        <w:t>初期使用者顧慮：對於新興的智慧合約金流與掃碼取貨機制，使用者可能因缺乏成功案例而產生信任疑慮，影響初期採用意願。</w:t>
       </w:r>
     </w:p>
     <w:p>
@@ -14822,21 +14099,7 @@
         <w:rPr>
           <w:rFonts w:hint="eastAsia"/>
         </w:rPr>
-        <w:t>、雲端後台與實體</w:t>
-      </w:r>
-      <w:proofErr w:type="gramStart"/>
-      <w:r>
-        <w:rPr>
-          <w:rFonts w:hint="eastAsia"/>
-        </w:rPr>
-        <w:t>櫃體感</w:t>
-      </w:r>
-      <w:proofErr w:type="gramEnd"/>
-      <w:r>
-        <w:rPr>
-          <w:rFonts w:hint="eastAsia"/>
-        </w:rPr>
-        <w:t>測器，開發時程壓力大。</w:t>
+        <w:t>、雲端後台與實體櫃體感測器，開發時程壓力大。</w:t>
       </w:r>
     </w:p>
     <w:p>
@@ -14884,35 +14147,7 @@
         <w:rPr>
           <w:rFonts w:hint="eastAsia"/>
         </w:rPr>
-        <w:t>物流便利性受限：取貨點僅限於特定</w:t>
-      </w:r>
-      <w:proofErr w:type="gramStart"/>
-      <w:r>
-        <w:rPr>
-          <w:rFonts w:hint="eastAsia"/>
-        </w:rPr>
-        <w:t>智慧櫃點</w:t>
-      </w:r>
-      <w:proofErr w:type="gramEnd"/>
-      <w:r>
-        <w:rPr>
-          <w:rFonts w:hint="eastAsia"/>
-        </w:rPr>
-        <w:t>，相較</w:t>
-      </w:r>
-      <w:proofErr w:type="gramStart"/>
-      <w:r>
-        <w:rPr>
-          <w:rFonts w:hint="eastAsia"/>
-        </w:rPr>
-        <w:t>於競品</w:t>
-      </w:r>
-      <w:proofErr w:type="gramEnd"/>
-      <w:r>
-        <w:rPr>
-          <w:rFonts w:hint="eastAsia"/>
-        </w:rPr>
-        <w:t>的超商物流網絡，覆蓋率較低。</w:t>
+        <w:t>物流便利性受限：取貨點僅限於特定智慧櫃點，相較於競品的超商物流網絡，覆蓋率較低。</w:t>
       </w:r>
     </w:p>
     <w:p>
@@ -15042,7 +14277,6 @@
         </w:rPr>
         <w:t>）</w:t>
       </w:r>
-      <w:proofErr w:type="gramStart"/>
       <w:r>
         <w:rPr>
           <w:rFonts w:hint="eastAsia"/>
@@ -15053,14 +14287,7 @@
         <w:rPr>
           <w:rFonts w:hint="eastAsia"/>
         </w:rPr>
-        <w:t>物聯網</w:t>
-      </w:r>
-      <w:proofErr w:type="gramEnd"/>
-      <w:r>
-        <w:rPr>
-          <w:rFonts w:hint="eastAsia"/>
-        </w:rPr>
-        <w:t>（</w:t>
+        <w:t>物聯網（</w:t>
       </w:r>
       <w:r>
         <w:rPr>
@@ -15074,19 +14301,11 @@
         </w:rPr>
         <w:t>）</w:t>
       </w:r>
-      <w:proofErr w:type="gramStart"/>
-      <w:r>
-        <w:rPr>
-          <w:rFonts w:hint="eastAsia"/>
-        </w:rPr>
-        <w:t>跨域實踐</w:t>
-      </w:r>
-      <w:proofErr w:type="gramEnd"/>
-      <w:r>
-        <w:rPr>
-          <w:rFonts w:hint="eastAsia"/>
-        </w:rPr>
-        <w:t>的示範專案，吸引相關企業或校方行政單位的專案贊助。</w:t>
+      <w:r>
+        <w:rPr>
+          <w:rFonts w:hint="eastAsia"/>
+        </w:rPr>
+        <w:t>跨域實踐的示範專案，吸引相關企業或校方行政單位的專案贊助。</w:t>
       </w:r>
     </w:p>
     <w:p>
@@ -15152,16 +14371,8 @@
         <w:rPr>
           <w:rFonts w:hint="eastAsia"/>
         </w:rPr>
-        <w:t>現有競爭對手：現有平台</w:t>
-      </w:r>
-      <w:proofErr w:type="gramStart"/>
-      <w:r>
-        <w:rPr>
-          <w:rFonts w:hint="eastAsia"/>
-        </w:rPr>
-        <w:t>（</w:t>
-      </w:r>
-      <w:proofErr w:type="gramEnd"/>
+        <w:t>現有競爭對手：現有平台（</w:t>
+      </w:r>
       <w:r>
         <w:rPr>
           <w:rFonts w:hint="eastAsia"/>
@@ -15180,19 +14391,11 @@
         </w:rPr>
         <w:t>等</w:t>
       </w:r>
-      <w:proofErr w:type="gramStart"/>
-      <w:r>
-        <w:rPr>
-          <w:rFonts w:hint="eastAsia"/>
-        </w:rPr>
-        <w:t>）</w:t>
-      </w:r>
-      <w:proofErr w:type="gramEnd"/>
-      <w:r>
-        <w:rPr>
-          <w:rFonts w:hint="eastAsia"/>
-        </w:rPr>
-        <w:t>，其使用者基數極大且已有固定使用者，對新平台轉移意願較低。</w:t>
+      <w:r>
+        <w:rPr>
+          <w:rFonts w:hint="eastAsia"/>
+        </w:rPr>
+        <w:t>），其使用者基數極大且已有固定使用者，對新平台轉移意願較低。</w:t>
       </w:r>
     </w:p>
     <w:p>
@@ -15204,33 +14407,11 @@
         </w:numPr>
         <w:ind w:left="964" w:hanging="482"/>
       </w:pPr>
-      <w:proofErr w:type="gramStart"/>
-      <w:r>
-        <w:rPr>
-          <w:rFonts w:hint="eastAsia"/>
-        </w:rPr>
-        <w:t>競品生態</w:t>
-      </w:r>
-      <w:proofErr w:type="gramEnd"/>
-      <w:r>
-        <w:rPr>
-          <w:rFonts w:hint="eastAsia"/>
-        </w:rPr>
-        <w:t>系成熟度高：既有平台擁有極高覆蓋率的超商</w:t>
-      </w:r>
-      <w:proofErr w:type="gramStart"/>
-      <w:r>
-        <w:rPr>
-          <w:rFonts w:hint="eastAsia"/>
-        </w:rPr>
-        <w:t>取貨網絡</w:t>
-      </w:r>
-      <w:proofErr w:type="gramEnd"/>
-      <w:r>
-        <w:rPr>
-          <w:rFonts w:hint="eastAsia"/>
-        </w:rPr>
-        <w:t>與多元支付，影響增加新用戶的移轉平台門檻。</w:t>
+      <w:r>
+        <w:rPr>
+          <w:rFonts w:hint="eastAsia"/>
+        </w:rPr>
+        <w:t>競品生態系成熟度高：既有平台擁有極高覆蓋率的超商取貨網絡與多元支付，影響增加新用戶的移轉平台門檻。</w:t>
       </w:r>
     </w:p>
     <w:p>
@@ -15246,21 +14427,7 @@
         <w:rPr>
           <w:rFonts w:hint="eastAsia"/>
         </w:rPr>
-        <w:t>法規與安全性限制：涉及金流託管與</w:t>
-      </w:r>
-      <w:proofErr w:type="gramStart"/>
-      <w:r>
-        <w:rPr>
-          <w:rFonts w:hint="eastAsia"/>
-        </w:rPr>
-        <w:t>區塊鏈資產</w:t>
-      </w:r>
-      <w:proofErr w:type="gramEnd"/>
-      <w:r>
-        <w:rPr>
-          <w:rFonts w:hint="eastAsia"/>
-        </w:rPr>
-        <w:t>，需考量國內金融法規限制，一旦出現程式漏洞或遭駭客攻擊，將面臨法律責任與信任崩塌。</w:t>
+        <w:t>法規與安全性限制：涉及金流託管與區塊鏈資產，需考量國內金融法規限制，一旦出現程式漏洞或遭駭客攻擊，將面臨法律責任與信任崩塌。</w:t>
       </w:r>
     </w:p>
     <w:p>
@@ -15431,13 +14598,13 @@
               <w:jc w:val="right"/>
               <w:textAlignment w:val="center"/>
               <w:rPr>
-                <w:rFonts w:ascii="Times New Roman" w:eastAsia="DFKai-SB" w:hAnsi="Times New Roman"/>
+                <w:rFonts w:ascii="Times New Roman" w:eastAsia="標楷體" w:hAnsi="Times New Roman"/>
                 <w:sz w:val="28"/>
               </w:rPr>
             </w:pPr>
             <w:r>
               <w:rPr>
-                <w:rFonts w:ascii="Times New Roman" w:eastAsia="DFKai-SB" w:hAnsi="Times New Roman" w:hint="eastAsia"/>
+                <w:rFonts w:ascii="Times New Roman" w:eastAsia="標楷體" w:hAnsi="Times New Roman" w:hint="eastAsia"/>
                 <w:sz w:val="28"/>
               </w:rPr>
               <w:t>內部</w:t>
@@ -15450,13 +14617,13 @@
               <w:jc w:val="both"/>
               <w:textAlignment w:val="center"/>
               <w:rPr>
-                <w:rFonts w:ascii="Times New Roman" w:eastAsia="DFKai-SB" w:hAnsi="Times New Roman"/>
+                <w:rFonts w:ascii="Times New Roman" w:eastAsia="標楷體" w:hAnsi="Times New Roman"/>
                 <w:sz w:val="28"/>
               </w:rPr>
             </w:pPr>
             <w:r>
               <w:rPr>
-                <w:rFonts w:ascii="Times New Roman" w:eastAsia="DFKai-SB" w:hAnsi="Times New Roman" w:hint="eastAsia"/>
+                <w:rFonts w:ascii="Times New Roman" w:eastAsia="標楷體" w:hAnsi="Times New Roman" w:hint="eastAsia"/>
                 <w:sz w:val="28"/>
               </w:rPr>
               <w:t>外部</w:t>
@@ -15476,34 +14643,34 @@
               <w:jc w:val="center"/>
               <w:textAlignment w:val="center"/>
               <w:rPr>
-                <w:rFonts w:ascii="Times New Roman" w:eastAsia="DFKai-SB" w:hAnsi="Times New Roman"/>
+                <w:rFonts w:ascii="Times New Roman" w:eastAsia="標楷體" w:hAnsi="Times New Roman"/>
                 <w:sz w:val="28"/>
               </w:rPr>
             </w:pPr>
             <w:r>
               <w:rPr>
-                <w:rFonts w:ascii="Times New Roman" w:eastAsia="DFKai-SB" w:hAnsi="Times New Roman" w:hint="eastAsia"/>
+                <w:rFonts w:ascii="Times New Roman" w:eastAsia="標楷體" w:hAnsi="Times New Roman" w:hint="eastAsia"/>
                 <w:sz w:val="28"/>
               </w:rPr>
               <w:t>優勢</w:t>
             </w:r>
             <w:r>
               <w:rPr>
-                <w:rFonts w:ascii="Times New Roman" w:eastAsia="DFKai-SB" w:hAnsi="Times New Roman" w:hint="eastAsia"/>
+                <w:rFonts w:ascii="Times New Roman" w:eastAsia="標楷體" w:hAnsi="Times New Roman" w:hint="eastAsia"/>
                 <w:sz w:val="28"/>
               </w:rPr>
               <w:t>（</w:t>
             </w:r>
             <w:r>
               <w:rPr>
-                <w:rFonts w:ascii="Times New Roman" w:eastAsia="DFKai-SB" w:hAnsi="Times New Roman" w:hint="eastAsia"/>
+                <w:rFonts w:ascii="Times New Roman" w:eastAsia="標楷體" w:hAnsi="Times New Roman" w:hint="eastAsia"/>
                 <w:sz w:val="28"/>
               </w:rPr>
               <w:t>Strengths</w:t>
             </w:r>
             <w:r>
               <w:rPr>
-                <w:rFonts w:ascii="Times New Roman" w:eastAsia="DFKai-SB" w:hAnsi="Times New Roman" w:hint="eastAsia"/>
+                <w:rFonts w:ascii="Times New Roman" w:eastAsia="標楷體" w:hAnsi="Times New Roman" w:hint="eastAsia"/>
                 <w:sz w:val="28"/>
               </w:rPr>
               <w:t>）</w:t>
@@ -15524,34 +14691,34 @@
               <w:jc w:val="center"/>
               <w:textAlignment w:val="center"/>
               <w:rPr>
-                <w:rFonts w:ascii="Times New Roman" w:eastAsia="DFKai-SB" w:hAnsi="Times New Roman"/>
+                <w:rFonts w:ascii="Times New Roman" w:eastAsia="標楷體" w:hAnsi="Times New Roman"/>
                 <w:sz w:val="28"/>
               </w:rPr>
             </w:pPr>
             <w:r>
               <w:rPr>
-                <w:rFonts w:ascii="Times New Roman" w:eastAsia="DFKai-SB" w:hAnsi="Times New Roman" w:hint="eastAsia"/>
+                <w:rFonts w:ascii="Times New Roman" w:eastAsia="標楷體" w:hAnsi="Times New Roman" w:hint="eastAsia"/>
                 <w:sz w:val="28"/>
               </w:rPr>
               <w:t>劣勢</w:t>
             </w:r>
             <w:r>
               <w:rPr>
-                <w:rFonts w:ascii="Times New Roman" w:eastAsia="DFKai-SB" w:hAnsi="Times New Roman" w:hint="eastAsia"/>
+                <w:rFonts w:ascii="Times New Roman" w:eastAsia="標楷體" w:hAnsi="Times New Roman" w:hint="eastAsia"/>
                 <w:sz w:val="28"/>
               </w:rPr>
               <w:t>（</w:t>
             </w:r>
             <w:r>
               <w:rPr>
-                <w:rFonts w:ascii="Times New Roman" w:eastAsia="DFKai-SB" w:hAnsi="Times New Roman"/>
+                <w:rFonts w:ascii="Times New Roman" w:eastAsia="標楷體" w:hAnsi="Times New Roman"/>
                 <w:sz w:val="28"/>
               </w:rPr>
               <w:t>Weaknesses</w:t>
             </w:r>
             <w:r>
               <w:rPr>
-                <w:rFonts w:ascii="Times New Roman" w:eastAsia="DFKai-SB" w:hAnsi="Times New Roman" w:hint="eastAsia"/>
+                <w:rFonts w:ascii="Times New Roman" w:eastAsia="標楷體" w:hAnsi="Times New Roman" w:hint="eastAsia"/>
                 <w:sz w:val="28"/>
               </w:rPr>
               <w:t>）</w:t>
@@ -15577,13 +14744,13 @@
               <w:jc w:val="center"/>
               <w:textAlignment w:val="center"/>
               <w:rPr>
-                <w:rFonts w:ascii="Times New Roman" w:eastAsia="DFKai-SB" w:hAnsi="Times New Roman"/>
+                <w:rFonts w:ascii="Times New Roman" w:eastAsia="標楷體" w:hAnsi="Times New Roman"/>
                 <w:sz w:val="28"/>
               </w:rPr>
             </w:pPr>
             <w:r>
               <w:rPr>
-                <w:rFonts w:ascii="Times New Roman" w:eastAsia="DFKai-SB" w:hAnsi="Times New Roman" w:hint="eastAsia"/>
+                <w:rFonts w:ascii="Times New Roman" w:eastAsia="標楷體" w:hAnsi="Times New Roman" w:hint="eastAsia"/>
                 <w:sz w:val="28"/>
               </w:rPr>
               <w:t>機會</w:t>
@@ -15596,27 +14763,27 @@
               <w:jc w:val="center"/>
               <w:textAlignment w:val="center"/>
               <w:rPr>
-                <w:rFonts w:ascii="Times New Roman" w:eastAsia="DFKai-SB" w:hAnsi="Times New Roman"/>
+                <w:rFonts w:ascii="Times New Roman" w:eastAsia="標楷體" w:hAnsi="Times New Roman"/>
                 <w:sz w:val="28"/>
               </w:rPr>
             </w:pPr>
             <w:r>
               <w:rPr>
-                <w:rFonts w:ascii="Times New Roman" w:eastAsia="DFKai-SB" w:hAnsi="Times New Roman" w:hint="eastAsia"/>
+                <w:rFonts w:ascii="Times New Roman" w:eastAsia="標楷體" w:hAnsi="Times New Roman" w:hint="eastAsia"/>
                 <w:sz w:val="28"/>
               </w:rPr>
               <w:t>（</w:t>
             </w:r>
             <w:r>
               <w:rPr>
-                <w:rFonts w:ascii="Times New Roman" w:eastAsia="DFKai-SB" w:hAnsi="Times New Roman" w:hint="eastAsia"/>
+                <w:rFonts w:ascii="Times New Roman" w:eastAsia="標楷體" w:hAnsi="Times New Roman" w:hint="eastAsia"/>
                 <w:sz w:val="28"/>
               </w:rPr>
               <w:t>Opportunities</w:t>
             </w:r>
             <w:r>
               <w:rPr>
-                <w:rFonts w:ascii="Times New Roman" w:eastAsia="DFKai-SB" w:hAnsi="Times New Roman" w:hint="eastAsia"/>
+                <w:rFonts w:ascii="Times New Roman" w:eastAsia="標楷體" w:hAnsi="Times New Roman" w:hint="eastAsia"/>
                 <w:sz w:val="28"/>
               </w:rPr>
               <w:t>）</w:t>
@@ -15635,20 +14802,20 @@
               <w:jc w:val="both"/>
               <w:textAlignment w:val="center"/>
               <w:rPr>
-                <w:rFonts w:ascii="Times New Roman" w:eastAsia="DFKai-SB" w:hAnsi="Times New Roman"/>
+                <w:rFonts w:ascii="Times New Roman" w:eastAsia="標楷體" w:hAnsi="Times New Roman"/>
                 <w:sz w:val="28"/>
               </w:rPr>
             </w:pPr>
             <w:r>
               <w:rPr>
-                <w:rFonts w:ascii="Times New Roman" w:eastAsia="DFKai-SB" w:hAnsi="Times New Roman" w:hint="eastAsia"/>
+                <w:rFonts w:ascii="Times New Roman" w:eastAsia="標楷體" w:hAnsi="Times New Roman" w:hint="eastAsia"/>
                 <w:sz w:val="28"/>
               </w:rPr>
               <w:t>SO</w:t>
             </w:r>
             <w:r>
               <w:rPr>
-                <w:rFonts w:ascii="Times New Roman" w:eastAsia="DFKai-SB" w:hAnsi="Times New Roman" w:hint="eastAsia"/>
+                <w:rFonts w:ascii="Times New Roman" w:eastAsia="標楷體" w:hAnsi="Times New Roman" w:hint="eastAsia"/>
                 <w:sz w:val="28"/>
               </w:rPr>
               <w:t>策略：</w:t>
@@ -15665,43 +14832,27 @@
               <w:jc w:val="both"/>
               <w:textAlignment w:val="center"/>
               <w:rPr>
-                <w:rFonts w:ascii="Times New Roman" w:eastAsia="DFKai-SB" w:hAnsi="Times New Roman"/>
+                <w:rFonts w:ascii="Times New Roman" w:eastAsia="標楷體" w:hAnsi="Times New Roman"/>
                 <w:sz w:val="28"/>
               </w:rPr>
             </w:pPr>
             <w:r>
               <w:rPr>
-                <w:rFonts w:ascii="Times New Roman" w:eastAsia="DFKai-SB" w:hAnsi="Times New Roman" w:hint="eastAsia"/>
-                <w:sz w:val="28"/>
-              </w:rPr>
-              <w:t>利用</w:t>
-            </w:r>
-            <w:proofErr w:type="gramStart"/>
-            <w:r>
-              <w:rPr>
-                <w:rFonts w:ascii="Times New Roman" w:eastAsia="DFKai-SB" w:hAnsi="Times New Roman" w:hint="eastAsia"/>
-                <w:sz w:val="28"/>
-              </w:rPr>
-              <w:t>技術跨域整合</w:t>
-            </w:r>
-            <w:proofErr w:type="gramEnd"/>
-            <w:r>
-              <w:rPr>
-                <w:rFonts w:ascii="Times New Roman" w:eastAsia="DFKai-SB" w:hAnsi="Times New Roman" w:hint="eastAsia"/>
-                <w:sz w:val="28"/>
-              </w:rPr>
-              <w:t>（</w:t>
-            </w:r>
-            <w:r>
-              <w:rPr>
-                <w:rFonts w:ascii="Times New Roman" w:eastAsia="DFKai-SB" w:hAnsi="Times New Roman" w:hint="eastAsia"/>
+                <w:rFonts w:ascii="Times New Roman" w:eastAsia="標楷體" w:hAnsi="Times New Roman" w:hint="eastAsia"/>
+                <w:sz w:val="28"/>
+              </w:rPr>
+              <w:t>利用技術跨域整合（</w:t>
+            </w:r>
+            <w:r>
+              <w:rPr>
+                <w:rFonts w:ascii="Times New Roman" w:eastAsia="標楷體" w:hAnsi="Times New Roman" w:hint="eastAsia"/>
                 <w:sz w:val="28"/>
               </w:rPr>
               <w:t>IoT+</w:t>
             </w:r>
             <w:r>
               <w:rPr>
-                <w:rFonts w:ascii="Times New Roman" w:eastAsia="DFKai-SB" w:hAnsi="Times New Roman" w:hint="eastAsia"/>
+                <w:rFonts w:ascii="Times New Roman" w:eastAsia="標楷體" w:hAnsi="Times New Roman" w:hint="eastAsia"/>
                 <w:sz w:val="28"/>
               </w:rPr>
               <w:t>金流）的門檻，積極爭取捷運站點與校園進駐，作為智慧城市與永續校園的實踐標竿。</w:t>
@@ -15718,41 +14869,41 @@
               <w:jc w:val="both"/>
               <w:textAlignment w:val="center"/>
               <w:rPr>
-                <w:rFonts w:ascii="Times New Roman" w:eastAsia="DFKai-SB" w:hAnsi="Times New Roman"/>
+                <w:rFonts w:ascii="Times New Roman" w:eastAsia="標楷體" w:hAnsi="Times New Roman"/>
                 <w:sz w:val="28"/>
               </w:rPr>
             </w:pPr>
             <w:r>
               <w:rPr>
-                <w:rFonts w:ascii="Times New Roman" w:eastAsia="DFKai-SB" w:hAnsi="Times New Roman" w:hint="eastAsia"/>
+                <w:rFonts w:ascii="Times New Roman" w:eastAsia="標楷體" w:hAnsi="Times New Roman" w:hint="eastAsia"/>
                 <w:sz w:val="28"/>
               </w:rPr>
               <w:t>結合</w:t>
             </w:r>
             <w:r>
               <w:rPr>
-                <w:rFonts w:ascii="Times New Roman" w:eastAsia="DFKai-SB" w:hAnsi="Times New Roman" w:hint="eastAsia"/>
+                <w:rFonts w:ascii="Times New Roman" w:eastAsia="標楷體" w:hAnsi="Times New Roman" w:hint="eastAsia"/>
                 <w:sz w:val="28"/>
               </w:rPr>
               <w:t>ISBN</w:t>
             </w:r>
             <w:r>
               <w:rPr>
-                <w:rFonts w:ascii="Times New Roman" w:eastAsia="DFKai-SB" w:hAnsi="Times New Roman" w:hint="eastAsia"/>
+                <w:rFonts w:ascii="Times New Roman" w:eastAsia="標楷體" w:hAnsi="Times New Roman" w:hint="eastAsia"/>
                 <w:sz w:val="28"/>
               </w:rPr>
               <w:t>快速輸入與個人化推薦系統，降低上架門檻並提高媒合效率，建立比傳統</w:t>
             </w:r>
             <w:r>
               <w:rPr>
-                <w:rFonts w:ascii="Times New Roman" w:eastAsia="DFKai-SB" w:hAnsi="Times New Roman" w:hint="eastAsia"/>
+                <w:rFonts w:ascii="Times New Roman" w:eastAsia="標楷體" w:hAnsi="Times New Roman" w:hint="eastAsia"/>
                 <w:sz w:val="28"/>
               </w:rPr>
               <w:t>FB</w:t>
             </w:r>
             <w:r>
               <w:rPr>
-                <w:rFonts w:ascii="Times New Roman" w:eastAsia="DFKai-SB" w:hAnsi="Times New Roman" w:hint="eastAsia"/>
+                <w:rFonts w:ascii="Times New Roman" w:eastAsia="標楷體" w:hAnsi="Times New Roman" w:hint="eastAsia"/>
                 <w:sz w:val="28"/>
               </w:rPr>
               <w:t>社團更高效的交易生態圈。</w:t>
@@ -15771,20 +14922,20 @@
               <w:jc w:val="both"/>
               <w:textAlignment w:val="center"/>
               <w:rPr>
-                <w:rFonts w:ascii="Times New Roman" w:eastAsia="DFKai-SB" w:hAnsi="Times New Roman"/>
+                <w:rFonts w:ascii="Times New Roman" w:eastAsia="標楷體" w:hAnsi="Times New Roman"/>
                 <w:sz w:val="28"/>
               </w:rPr>
             </w:pPr>
             <w:r>
               <w:rPr>
-                <w:rFonts w:ascii="Times New Roman" w:eastAsia="DFKai-SB" w:hAnsi="Times New Roman" w:hint="eastAsia"/>
+                <w:rFonts w:ascii="Times New Roman" w:eastAsia="標楷體" w:hAnsi="Times New Roman" w:hint="eastAsia"/>
                 <w:sz w:val="28"/>
               </w:rPr>
               <w:t>WO</w:t>
             </w:r>
             <w:r>
               <w:rPr>
-                <w:rFonts w:ascii="Times New Roman" w:eastAsia="DFKai-SB" w:hAnsi="Times New Roman" w:hint="eastAsia"/>
+                <w:rFonts w:ascii="Times New Roman" w:eastAsia="標楷體" w:hAnsi="Times New Roman" w:hint="eastAsia"/>
                 <w:sz w:val="28"/>
               </w:rPr>
               <w:t>策略：</w:t>
@@ -15801,13 +14952,13 @@
               <w:jc w:val="both"/>
               <w:textAlignment w:val="center"/>
               <w:rPr>
-                <w:rFonts w:ascii="Times New Roman" w:eastAsia="DFKai-SB" w:hAnsi="Times New Roman"/>
+                <w:rFonts w:ascii="Times New Roman" w:eastAsia="標楷體" w:hAnsi="Times New Roman"/>
                 <w:sz w:val="28"/>
               </w:rPr>
             </w:pPr>
             <w:r>
               <w:rPr>
-                <w:rFonts w:ascii="Times New Roman" w:eastAsia="DFKai-SB" w:hAnsi="Times New Roman" w:hint="eastAsia"/>
+                <w:rFonts w:ascii="Times New Roman" w:eastAsia="標楷體" w:hAnsi="Times New Roman" w:hint="eastAsia"/>
                 <w:sz w:val="28"/>
               </w:rPr>
               <w:t>針對現有平台（旋轉拍賣、蝦皮）詐騙多的痛點，強調本系統的智慧合約金流託管功能，確保「取貨才撥款」，以極高的安全性吸引資深使用者轉移。</w:t>
@@ -15824,41 +14975,16 @@
               <w:jc w:val="both"/>
               <w:textAlignment w:val="center"/>
               <w:rPr>
-                <w:rFonts w:ascii="Times New Roman" w:eastAsia="DFKai-SB" w:hAnsi="Times New Roman"/>
+                <w:rFonts w:ascii="Times New Roman" w:eastAsia="標楷體" w:hAnsi="Times New Roman"/>
                 <w:sz w:val="28"/>
               </w:rPr>
             </w:pPr>
-            <w:proofErr w:type="gramStart"/>
-            <w:r>
-              <w:rPr>
-                <w:rFonts w:ascii="Times New Roman" w:eastAsia="DFKai-SB" w:hAnsi="Times New Roman" w:hint="eastAsia"/>
-                <w:sz w:val="28"/>
-              </w:rPr>
-              <w:t>針對資安風險</w:t>
-            </w:r>
-            <w:proofErr w:type="gramEnd"/>
-            <w:r>
-              <w:rPr>
-                <w:rFonts w:ascii="Times New Roman" w:eastAsia="DFKai-SB" w:hAnsi="Times New Roman" w:hint="eastAsia"/>
-                <w:sz w:val="28"/>
-              </w:rPr>
-              <w:t>，發揮團隊分權管理的優勢，建立多重驗證機制與自動化日誌監控，確保</w:t>
-            </w:r>
-            <w:proofErr w:type="gramStart"/>
-            <w:r>
-              <w:rPr>
-                <w:rFonts w:ascii="Times New Roman" w:eastAsia="DFKai-SB" w:hAnsi="Times New Roman" w:hint="eastAsia"/>
-                <w:sz w:val="28"/>
-              </w:rPr>
-              <w:t>區塊鏈資產</w:t>
-            </w:r>
-            <w:proofErr w:type="gramEnd"/>
-            <w:r>
-              <w:rPr>
-                <w:rFonts w:ascii="Times New Roman" w:eastAsia="DFKai-SB" w:hAnsi="Times New Roman" w:hint="eastAsia"/>
-                <w:sz w:val="28"/>
-              </w:rPr>
-              <w:t>與系統邏輯的穩定性。</w:t>
+            <w:r>
+              <w:rPr>
+                <w:rFonts w:ascii="Times New Roman" w:eastAsia="標楷體" w:hAnsi="Times New Roman" w:hint="eastAsia"/>
+                <w:sz w:val="28"/>
+              </w:rPr>
+              <w:t>針對資安風險，發揮團隊分權管理的優勢，建立多重驗證機制與自動化日誌監控，確保區塊鏈資產與系統邏輯的穩定性。</w:t>
             </w:r>
           </w:p>
         </w:tc>
@@ -15881,13 +15007,13 @@
               <w:jc w:val="center"/>
               <w:textAlignment w:val="center"/>
               <w:rPr>
-                <w:rFonts w:ascii="Times New Roman" w:eastAsia="DFKai-SB" w:hAnsi="Times New Roman"/>
+                <w:rFonts w:ascii="Times New Roman" w:eastAsia="標楷體" w:hAnsi="Times New Roman"/>
                 <w:sz w:val="28"/>
               </w:rPr>
             </w:pPr>
             <w:r>
               <w:rPr>
-                <w:rFonts w:ascii="Times New Roman" w:eastAsia="DFKai-SB" w:hAnsi="Times New Roman" w:hint="eastAsia"/>
+                <w:rFonts w:ascii="Times New Roman" w:eastAsia="標楷體" w:hAnsi="Times New Roman" w:hint="eastAsia"/>
                 <w:sz w:val="28"/>
               </w:rPr>
               <w:t>威脅</w:t>
@@ -15900,27 +15026,27 @@
               <w:jc w:val="center"/>
               <w:textAlignment w:val="center"/>
               <w:rPr>
-                <w:rFonts w:ascii="Times New Roman" w:eastAsia="DFKai-SB" w:hAnsi="Times New Roman"/>
+                <w:rFonts w:ascii="Times New Roman" w:eastAsia="標楷體" w:hAnsi="Times New Roman"/>
                 <w:sz w:val="28"/>
               </w:rPr>
             </w:pPr>
             <w:r>
               <w:rPr>
-                <w:rFonts w:ascii="Times New Roman" w:eastAsia="DFKai-SB" w:hAnsi="Times New Roman" w:hint="eastAsia"/>
+                <w:rFonts w:ascii="Times New Roman" w:eastAsia="標楷體" w:hAnsi="Times New Roman" w:hint="eastAsia"/>
                 <w:sz w:val="28"/>
               </w:rPr>
               <w:t>（</w:t>
             </w:r>
             <w:r>
               <w:rPr>
-                <w:rFonts w:ascii="Times New Roman" w:eastAsia="DFKai-SB" w:hAnsi="Times New Roman" w:hint="eastAsia"/>
+                <w:rFonts w:ascii="Times New Roman" w:eastAsia="標楷體" w:hAnsi="Times New Roman" w:hint="eastAsia"/>
                 <w:sz w:val="28"/>
               </w:rPr>
               <w:t>Threats</w:t>
             </w:r>
             <w:r>
               <w:rPr>
-                <w:rFonts w:ascii="Times New Roman" w:eastAsia="DFKai-SB" w:hAnsi="Times New Roman" w:hint="eastAsia"/>
+                <w:rFonts w:ascii="Times New Roman" w:eastAsia="標楷體" w:hAnsi="Times New Roman" w:hint="eastAsia"/>
                 <w:sz w:val="28"/>
               </w:rPr>
               <w:t>）</w:t>
@@ -15939,20 +15065,20 @@
               <w:jc w:val="both"/>
               <w:textAlignment w:val="center"/>
               <w:rPr>
-                <w:rFonts w:ascii="Times New Roman" w:eastAsia="DFKai-SB" w:hAnsi="Times New Roman"/>
+                <w:rFonts w:ascii="Times New Roman" w:eastAsia="標楷體" w:hAnsi="Times New Roman"/>
                 <w:sz w:val="28"/>
               </w:rPr>
             </w:pPr>
             <w:r>
               <w:rPr>
-                <w:rFonts w:ascii="Times New Roman" w:eastAsia="DFKai-SB" w:hAnsi="Times New Roman" w:hint="eastAsia"/>
+                <w:rFonts w:ascii="Times New Roman" w:eastAsia="標楷體" w:hAnsi="Times New Roman" w:hint="eastAsia"/>
                 <w:sz w:val="28"/>
               </w:rPr>
               <w:t>ST</w:t>
             </w:r>
             <w:r>
               <w:rPr>
-                <w:rFonts w:ascii="Times New Roman" w:eastAsia="DFKai-SB" w:hAnsi="Times New Roman" w:hint="eastAsia"/>
+                <w:rFonts w:ascii="Times New Roman" w:eastAsia="標楷體" w:hAnsi="Times New Roman" w:hint="eastAsia"/>
                 <w:sz w:val="28"/>
               </w:rPr>
               <w:t>策略：</w:t>
@@ -15969,32 +15095,16 @@
               <w:jc w:val="both"/>
               <w:textAlignment w:val="center"/>
               <w:rPr>
-                <w:rFonts w:ascii="Times New Roman" w:eastAsia="DFKai-SB" w:hAnsi="Times New Roman"/>
+                <w:rFonts w:ascii="Times New Roman" w:eastAsia="標楷體" w:hAnsi="Times New Roman"/>
                 <w:sz w:val="28"/>
               </w:rPr>
             </w:pPr>
             <w:r>
               <w:rPr>
-                <w:rFonts w:ascii="Times New Roman" w:eastAsia="DFKai-SB" w:hAnsi="Times New Roman" w:hint="eastAsia"/>
-                <w:sz w:val="28"/>
-              </w:rPr>
-              <w:t>針對初期使用者顧慮，可透過與校方進行產學合作，在校內舉辦「二手書永續</w:t>
-            </w:r>
-            <w:proofErr w:type="gramStart"/>
-            <w:r>
-              <w:rPr>
-                <w:rFonts w:ascii="Times New Roman" w:eastAsia="DFKai-SB" w:hAnsi="Times New Roman" w:hint="eastAsia"/>
-                <w:sz w:val="28"/>
-              </w:rPr>
-              <w:t>週</w:t>
-            </w:r>
-            <w:proofErr w:type="gramEnd"/>
-            <w:r>
-              <w:rPr>
-                <w:rFonts w:ascii="Times New Roman" w:eastAsia="DFKai-SB" w:hAnsi="Times New Roman" w:hint="eastAsia"/>
-                <w:sz w:val="28"/>
-              </w:rPr>
-              <w:t>」，提供代幣獎勵來吸引首批種子用戶，累積成功案例。</w:t>
+                <w:rFonts w:ascii="Times New Roman" w:eastAsia="標楷體" w:hAnsi="Times New Roman" w:hint="eastAsia"/>
+                <w:sz w:val="28"/>
+              </w:rPr>
+              <w:t>針對初期使用者顧慮，可透過與校方進行產學合作，在校內舉辦「二手書永續週」，提供代幣獎勵來吸引首批種子用戶，累積成功案例。</w:t>
             </w:r>
           </w:p>
           <w:p>
@@ -16008,13 +15118,13 @@
               <w:jc w:val="both"/>
               <w:textAlignment w:val="center"/>
               <w:rPr>
-                <w:rFonts w:ascii="Times New Roman" w:eastAsia="DFKai-SB" w:hAnsi="Times New Roman"/>
+                <w:rFonts w:ascii="Times New Roman" w:eastAsia="標楷體" w:hAnsi="Times New Roman"/>
                 <w:sz w:val="28"/>
               </w:rPr>
             </w:pPr>
             <w:r>
               <w:rPr>
-                <w:rFonts w:ascii="Times New Roman" w:eastAsia="DFKai-SB" w:hAnsi="Times New Roman" w:hint="eastAsia"/>
+                <w:rFonts w:ascii="Times New Roman" w:eastAsia="標楷體" w:hAnsi="Times New Roman" w:hint="eastAsia"/>
                 <w:sz w:val="28"/>
               </w:rPr>
               <w:t>針對使用者學習成本（錢包、掃碼），開發極簡化介面，並在實體智慧書櫃旁張貼直觀的操作教學，利用永續循環的公眾參與感降低使用排斥力。</w:t>
@@ -16033,20 +15143,20 @@
               <w:jc w:val="both"/>
               <w:textAlignment w:val="center"/>
               <w:rPr>
-                <w:rFonts w:ascii="Times New Roman" w:eastAsia="DFKai-SB" w:hAnsi="Times New Roman"/>
+                <w:rFonts w:ascii="Times New Roman" w:eastAsia="標楷體" w:hAnsi="Times New Roman"/>
                 <w:sz w:val="28"/>
               </w:rPr>
             </w:pPr>
             <w:r>
               <w:rPr>
-                <w:rFonts w:ascii="Times New Roman" w:eastAsia="DFKai-SB" w:hAnsi="Times New Roman" w:hint="eastAsia"/>
+                <w:rFonts w:ascii="Times New Roman" w:eastAsia="標楷體" w:hAnsi="Times New Roman" w:hint="eastAsia"/>
                 <w:sz w:val="28"/>
               </w:rPr>
               <w:t>WT</w:t>
             </w:r>
             <w:r>
               <w:rPr>
-                <w:rFonts w:ascii="Times New Roman" w:eastAsia="DFKai-SB" w:hAnsi="Times New Roman" w:hint="eastAsia"/>
+                <w:rFonts w:ascii="Times New Roman" w:eastAsia="標楷體" w:hAnsi="Times New Roman" w:hint="eastAsia"/>
                 <w:sz w:val="28"/>
               </w:rPr>
               <w:t>策略：</w:t>
@@ -16063,48 +15173,16 @@
               <w:jc w:val="both"/>
               <w:textAlignment w:val="center"/>
               <w:rPr>
-                <w:rFonts w:ascii="Times New Roman" w:eastAsia="DFKai-SB" w:hAnsi="Times New Roman"/>
+                <w:rFonts w:ascii="Times New Roman" w:eastAsia="標楷體" w:hAnsi="Times New Roman"/>
                 <w:sz w:val="28"/>
               </w:rPr>
             </w:pPr>
             <w:r>
               <w:rPr>
-                <w:rFonts w:ascii="Times New Roman" w:eastAsia="DFKai-SB" w:hAnsi="Times New Roman" w:hint="eastAsia"/>
-                <w:sz w:val="28"/>
-              </w:rPr>
-              <w:t>針對硬體人為損壞與法規限制，初期</w:t>
-            </w:r>
-            <w:proofErr w:type="gramStart"/>
-            <w:r>
-              <w:rPr>
-                <w:rFonts w:ascii="Times New Roman" w:eastAsia="DFKai-SB" w:hAnsi="Times New Roman" w:hint="eastAsia"/>
-                <w:sz w:val="28"/>
-              </w:rPr>
-              <w:t>採</w:t>
-            </w:r>
-            <w:proofErr w:type="gramEnd"/>
-            <w:r>
-              <w:rPr>
-                <w:rFonts w:ascii="Times New Roman" w:eastAsia="DFKai-SB" w:hAnsi="Times New Roman" w:hint="eastAsia"/>
-                <w:sz w:val="28"/>
-              </w:rPr>
-              <w:t>小規模試辦，並與校方或捷運管理單位</w:t>
-            </w:r>
-            <w:proofErr w:type="gramStart"/>
-            <w:r>
-              <w:rPr>
-                <w:rFonts w:ascii="Times New Roman" w:eastAsia="DFKai-SB" w:hAnsi="Times New Roman" w:hint="eastAsia"/>
-                <w:sz w:val="28"/>
-              </w:rPr>
-              <w:t>研</w:t>
-            </w:r>
-            <w:proofErr w:type="gramEnd"/>
-            <w:r>
-              <w:rPr>
-                <w:rFonts w:ascii="Times New Roman" w:eastAsia="DFKai-SB" w:hAnsi="Times New Roman" w:hint="eastAsia"/>
-                <w:sz w:val="28"/>
-              </w:rPr>
-              <w:t>擬「管理協議」，確保設備保險與維護責任歸屬，規避法律風險。</w:t>
+                <w:rFonts w:ascii="Times New Roman" w:eastAsia="標楷體" w:hAnsi="Times New Roman" w:hint="eastAsia"/>
+                <w:sz w:val="28"/>
+              </w:rPr>
+              <w:t>針對硬體人為損壞與法規限制，初期採小規模試辦，並與校方或捷運管理單位研擬「管理協議」，確保設備保險與維護責任歸屬，規避法律風險。</w:t>
             </w:r>
           </w:p>
           <w:p>
@@ -16118,32 +15196,16 @@
               <w:jc w:val="both"/>
               <w:textAlignment w:val="center"/>
               <w:rPr>
-                <w:rFonts w:ascii="Times New Roman" w:eastAsia="DFKai-SB" w:hAnsi="Times New Roman"/>
+                <w:rFonts w:ascii="Times New Roman" w:eastAsia="標楷體" w:hAnsi="Times New Roman"/>
                 <w:sz w:val="28"/>
               </w:rPr>
             </w:pPr>
             <w:r>
               <w:rPr>
-                <w:rFonts w:ascii="Times New Roman" w:eastAsia="DFKai-SB" w:hAnsi="Times New Roman" w:hint="eastAsia"/>
-                <w:sz w:val="28"/>
-              </w:rPr>
-              <w:t>針對系統整合壓力，採取模組化分階段上線（先驗證金流，再串接實體櫃），避免一次性大規模投入導致硬體維修</w:t>
-            </w:r>
-            <w:proofErr w:type="gramStart"/>
-            <w:r>
-              <w:rPr>
-                <w:rFonts w:ascii="Times New Roman" w:eastAsia="DFKai-SB" w:hAnsi="Times New Roman" w:hint="eastAsia"/>
-                <w:sz w:val="28"/>
-              </w:rPr>
-              <w:t>或資安漏洞</w:t>
-            </w:r>
-            <w:proofErr w:type="gramEnd"/>
-            <w:r>
-              <w:rPr>
-                <w:rFonts w:ascii="Times New Roman" w:eastAsia="DFKai-SB" w:hAnsi="Times New Roman" w:hint="eastAsia"/>
-                <w:sz w:val="28"/>
-              </w:rPr>
-              <w:t>無法及時修正。</w:t>
+                <w:rFonts w:ascii="Times New Roman" w:eastAsia="標楷體" w:hAnsi="Times New Roman" w:hint="eastAsia"/>
+                <w:sz w:val="28"/>
+              </w:rPr>
+              <w:t>針對系統整合壓力，採取模組化分階段上線（先驗證金流，再串接實體櫃），避免一次性大規模投入導致硬體維修或資安漏洞無法及時修正。</w:t>
             </w:r>
           </w:p>
         </w:tc>
@@ -16715,21 +15777,7 @@
               <w:rPr>
                 <w:rFonts w:hint="eastAsia"/>
               </w:rPr>
-              <w:t>條碼自動帶出書籍資訊或自行填寫書籍資訊，並拍攝書</w:t>
-            </w:r>
-            <w:proofErr w:type="gramStart"/>
-            <w:r>
-              <w:rPr>
-                <w:rFonts w:hint="eastAsia"/>
-              </w:rPr>
-              <w:t>況</w:t>
-            </w:r>
-            <w:proofErr w:type="gramEnd"/>
-            <w:r>
-              <w:rPr>
-                <w:rFonts w:hint="eastAsia"/>
-              </w:rPr>
-              <w:t>照片、設定價格、存書地點後完成上架</w:t>
+              <w:t>條碼自動帶出書籍資訊或自行填寫書籍資訊，並拍攝書況照片、設定價格、存書地點後完成上架</w:t>
             </w:r>
             <w:r>
               <w:rPr>
@@ -16760,16 +15808,8 @@
               <w:rPr>
                 <w:rFonts w:hint="eastAsia"/>
               </w:rPr>
-              <w:t>預先存</w:t>
-            </w:r>
-            <w:proofErr w:type="gramStart"/>
-            <w:r>
-              <w:rPr>
-                <w:rFonts w:hint="eastAsia"/>
-              </w:rPr>
-              <w:t>書入櫃</w:t>
-            </w:r>
-            <w:proofErr w:type="gramEnd"/>
+              <w:t>預先存書入櫃</w:t>
+            </w:r>
           </w:p>
         </w:tc>
         <w:tc>
@@ -16826,21 +15866,7 @@
               <w:rPr>
                 <w:rFonts w:hint="eastAsia"/>
               </w:rPr>
-              <w:t>開啟</w:t>
-            </w:r>
-            <w:proofErr w:type="gramStart"/>
-            <w:r>
-              <w:rPr>
-                <w:rFonts w:hint="eastAsia"/>
-              </w:rPr>
-              <w:t>櫃門並存放</w:t>
-            </w:r>
-            <w:proofErr w:type="gramEnd"/>
-            <w:r>
-              <w:rPr>
-                <w:rFonts w:hint="eastAsia"/>
-              </w:rPr>
-              <w:t>書籍。</w:t>
+              <w:t>開啟櫃門並存放書籍。</w:t>
             </w:r>
           </w:p>
         </w:tc>
@@ -16887,35 +15913,7 @@
               <w:rPr>
                 <w:rFonts w:hint="eastAsia"/>
               </w:rPr>
-              <w:t>賣家在書籍被</w:t>
-            </w:r>
-            <w:proofErr w:type="gramStart"/>
-            <w:r>
-              <w:rPr>
-                <w:rFonts w:hint="eastAsia"/>
-              </w:rPr>
-              <w:t>下訂前</w:t>
-            </w:r>
-            <w:proofErr w:type="gramEnd"/>
-            <w:r>
-              <w:rPr>
-                <w:rFonts w:hint="eastAsia"/>
-              </w:rPr>
-              <w:t>，可自由修改內容或取消販售。</w:t>
-            </w:r>
-            <w:proofErr w:type="gramStart"/>
-            <w:r>
-              <w:rPr>
-                <w:rFonts w:hint="eastAsia"/>
-              </w:rPr>
-              <w:t>若原選書櫃</w:t>
-            </w:r>
-            <w:proofErr w:type="gramEnd"/>
-            <w:r>
-              <w:rPr>
-                <w:rFonts w:hint="eastAsia"/>
-              </w:rPr>
-              <w:t>已滿，支援修改存放地點。</w:t>
+              <w:t>賣家在書籍被下訂前，可自由修改內容或取消販售。若原選書櫃已滿，支援修改存放地點。</w:t>
             </w:r>
           </w:p>
         </w:tc>
@@ -17009,21 +16007,19 @@
               <w:rPr>
                 <w:rFonts w:hint="eastAsia"/>
               </w:rPr>
-              <w:t>若書籍被下訂時尚未</w:t>
-            </w:r>
-            <w:proofErr w:type="gramStart"/>
+              <w:t>若書籍被下訂時尚未入櫃，系統自動推播通知賣家；賣家須在</w:t>
+            </w:r>
             <w:r>
               <w:rPr>
                 <w:rFonts w:hint="eastAsia"/>
               </w:rPr>
-              <w:t>入櫃，</w:t>
-            </w:r>
-            <w:proofErr w:type="gramEnd"/>
+              <w:t>7</w:t>
+            </w:r>
             <w:r>
               <w:rPr>
                 <w:rFonts w:hint="eastAsia"/>
               </w:rPr>
-              <w:t>系統自動推播通知賣家；賣家須在</w:t>
+              <w:t>天內完成存書，否則系統自動取消訂單並退款。當訂單成立且書籍已在櫃內時，系統推播通知買家；買家須在</w:t>
             </w:r>
             <w:r>
               <w:rPr>
@@ -17035,33 +16031,7 @@
               <w:rPr>
                 <w:rFonts w:hint="eastAsia"/>
               </w:rPr>
-              <w:t>天內完成存書，否則系統自動取消訂單並退款。當訂單成立且書籍已在櫃內時，系統推播通知買家；買家須在</w:t>
-            </w:r>
-            <w:r>
-              <w:rPr>
-                <w:rFonts w:hint="eastAsia"/>
-              </w:rPr>
-              <w:t>7</w:t>
-            </w:r>
-            <w:r>
-              <w:rPr>
-                <w:rFonts w:hint="eastAsia"/>
-              </w:rPr>
-              <w:t>天內前往書櫃</w:t>
-            </w:r>
-            <w:proofErr w:type="gramStart"/>
-            <w:r>
-              <w:rPr>
-                <w:rFonts w:hint="eastAsia"/>
-              </w:rPr>
-              <w:t>掃碼取</w:t>
-            </w:r>
-            <w:proofErr w:type="gramEnd"/>
-            <w:r>
-              <w:rPr>
-                <w:rFonts w:hint="eastAsia"/>
-              </w:rPr>
-              <w:t>書，否則訂單不成立。</w:t>
+              <w:t>天內前往書櫃掃碼取書，否則訂單不成立。</w:t>
             </w:r>
           </w:p>
         </w:tc>
@@ -17082,19 +16052,11 @@
               <w:jc w:val="left"/>
               <w:textAlignment w:val="center"/>
             </w:pPr>
-            <w:proofErr w:type="gramStart"/>
             <w:r>
               <w:rPr>
                 <w:rFonts w:hint="eastAsia"/>
               </w:rPr>
-              <w:t>掃碼開啟</w:t>
-            </w:r>
-            <w:proofErr w:type="gramEnd"/>
-            <w:r>
-              <w:rPr>
-                <w:rFonts w:hint="eastAsia"/>
-              </w:rPr>
-              <w:t>櫃門</w:t>
+              <w:t>掃碼開啟櫃門</w:t>
             </w:r>
           </w:p>
         </w:tc>
@@ -17177,21 +16139,7 @@
               <w:rPr>
                 <w:rFonts w:hint="eastAsia"/>
               </w:rPr>
-              <w:t>書</w:t>
-            </w:r>
-            <w:proofErr w:type="gramStart"/>
-            <w:r>
-              <w:rPr>
-                <w:rFonts w:hint="eastAsia"/>
-              </w:rPr>
-              <w:t>況</w:t>
-            </w:r>
-            <w:proofErr w:type="gramEnd"/>
-            <w:r>
-              <w:rPr>
-                <w:rFonts w:hint="eastAsia"/>
-              </w:rPr>
-              <w:t>申訴處理</w:t>
+              <w:t>書況申訴處理</w:t>
             </w:r>
           </w:p>
         </w:tc>
@@ -17538,21 +16486,7 @@
               <w:rPr>
                 <w:rFonts w:hint="eastAsia"/>
               </w:rPr>
-              <w:t>買賣雙方可</w:t>
-            </w:r>
-            <w:proofErr w:type="gramStart"/>
-            <w:r>
-              <w:rPr>
-                <w:rFonts w:hint="eastAsia"/>
-              </w:rPr>
-              <w:t>進行私訊溝通</w:t>
-            </w:r>
-            <w:proofErr w:type="gramEnd"/>
-            <w:r>
-              <w:rPr>
-                <w:rFonts w:hint="eastAsia"/>
-              </w:rPr>
-              <w:t>，支援文字訊息傳遞。</w:t>
+              <w:t>買賣雙方可進行私訊溝通，支援文字訊息傳遞。</w:t>
             </w:r>
           </w:p>
         </w:tc>
@@ -17811,21 +16745,7 @@
               <w:rPr>
                 <w:rFonts w:hint="eastAsia"/>
               </w:rPr>
-              <w:t>針對買家提出的書</w:t>
-            </w:r>
-            <w:proofErr w:type="gramStart"/>
-            <w:r>
-              <w:rPr>
-                <w:rFonts w:hint="eastAsia"/>
-              </w:rPr>
-              <w:t>況</w:t>
-            </w:r>
-            <w:proofErr w:type="gramEnd"/>
-            <w:r>
-              <w:rPr>
-                <w:rFonts w:hint="eastAsia"/>
-              </w:rPr>
-              <w:t>申訴案件進行人工審核，並判定代幣最終應撥給賣家或退還買家。</w:t>
+              <w:t>針對買家提出的書況申訴案件進行人工審核，並判定代幣最終應撥給賣家或退還買家。</w:t>
             </w:r>
           </w:p>
         </w:tc>
@@ -17872,21 +16792,7 @@
               <w:rPr>
                 <w:rFonts w:hint="eastAsia"/>
               </w:rPr>
-              <w:t>提供書櫃資訊的「增、</w:t>
-            </w:r>
-            <w:proofErr w:type="gramStart"/>
-            <w:r>
-              <w:rPr>
-                <w:rFonts w:hint="eastAsia"/>
-              </w:rPr>
-              <w:t>刪</w:t>
-            </w:r>
-            <w:proofErr w:type="gramEnd"/>
-            <w:r>
-              <w:rPr>
-                <w:rFonts w:hint="eastAsia"/>
-              </w:rPr>
-              <w:t>、改、查」功能，並可調閱各機櫃的</w:t>
+              <w:t>提供書櫃資訊的「增、刪、改、查」功能，並可調閱各機櫃的</w:t>
             </w:r>
             <w:r>
               <w:rPr>
@@ -18308,21 +17214,7 @@
               <w:rPr>
                 <w:rFonts w:hint="eastAsia"/>
               </w:rPr>
-              <w:t>若書籍被下訂時尚未</w:t>
-            </w:r>
-            <w:proofErr w:type="gramStart"/>
-            <w:r>
-              <w:rPr>
-                <w:rFonts w:hint="eastAsia"/>
-              </w:rPr>
-              <w:t>入櫃，</w:t>
-            </w:r>
-            <w:proofErr w:type="gramEnd"/>
-            <w:r>
-              <w:rPr>
-                <w:rFonts w:hint="eastAsia"/>
-              </w:rPr>
-              <w:t>系統自動推播通知賣家；賣家須在</w:t>
+              <w:t>若書籍被下訂時尚未入櫃，系統自動推播通知賣家；賣家須在</w:t>
             </w:r>
             <w:r>
               <w:rPr>
@@ -18393,21 +17285,7 @@
               <w:rPr>
                 <w:rFonts w:hint="eastAsia"/>
               </w:rPr>
-              <w:t>秒內發送推播給買家，確保訊息</w:t>
-            </w:r>
-            <w:proofErr w:type="gramStart"/>
-            <w:r>
-              <w:rPr>
-                <w:rFonts w:hint="eastAsia"/>
-              </w:rPr>
-              <w:t>不</w:t>
-            </w:r>
-            <w:proofErr w:type="gramEnd"/>
-            <w:r>
-              <w:rPr>
-                <w:rFonts w:hint="eastAsia"/>
-              </w:rPr>
-              <w:t>漏接。</w:t>
+              <w:t>秒內發送推播給買家，確保訊息不漏接。</w:t>
             </w:r>
           </w:p>
         </w:tc>
@@ -18713,21 +17591,7 @@
               <w:rPr>
                 <w:rFonts w:hint="eastAsia"/>
               </w:rPr>
-              <w:t>後</w:t>
-            </w:r>
-            <w:proofErr w:type="gramStart"/>
-            <w:r>
-              <w:rPr>
-                <w:rFonts w:hint="eastAsia"/>
-              </w:rPr>
-              <w:t>觸發該櫃門</w:t>
-            </w:r>
-            <w:proofErr w:type="gramEnd"/>
-            <w:r>
-              <w:rPr>
-                <w:rFonts w:hint="eastAsia"/>
-              </w:rPr>
-              <w:t>開啟。</w:t>
+              <w:t>後觸發該櫃門開啟。</w:t>
             </w:r>
           </w:p>
         </w:tc>
@@ -18857,21 +17721,7 @@
               <w:rPr>
                 <w:rFonts w:hint="eastAsia"/>
               </w:rPr>
-              <w:t>標</w:t>
-            </w:r>
-            <w:proofErr w:type="gramStart"/>
-            <w:r>
-              <w:rPr>
-                <w:rFonts w:hint="eastAsia"/>
-              </w:rPr>
-              <w:t>註</w:t>
-            </w:r>
-            <w:proofErr w:type="gramEnd"/>
-            <w:r>
-              <w:rPr>
-                <w:rFonts w:hint="eastAsia"/>
-              </w:rPr>
-              <w:t>「已滿」，防止使用者白跑。</w:t>
+              <w:t>標註「已滿」，防止使用者白跑。</w:t>
             </w:r>
           </w:p>
         </w:tc>
@@ -20019,7 +18869,6 @@
         <w:docPartUnique/>
       </w:docPartObj>
     </w:sdtPr>
-    <w:sdtEndPr/>
     <w:sdtContent>
       <w:p>
         <w:pPr>
@@ -20060,7 +18909,6 @@
         <w:docPartUnique/>
       </w:docPartObj>
     </w:sdtPr>
-    <w:sdtEndPr/>
     <w:sdtContent>
       <w:p>
         <w:pPr>
@@ -23022,7 +21870,7 @@
       <w:jc w:val="center"/>
     </w:pPr>
     <w:rPr>
-      <w:rFonts w:ascii="Times New Roman" w:eastAsia="DFKai-SB" w:hAnsi="Times New Roman"/>
+      <w:rFonts w:ascii="Times New Roman" w:eastAsia="標楷體" w:hAnsi="Times New Roman"/>
       <w:sz w:val="28"/>
       <w:szCs w:val="25"/>
     </w:rPr>
@@ -23039,7 +21887,7 @@
       <w:spacing w:line="500" w:lineRule="exact"/>
     </w:pPr>
     <w:rPr>
-      <w:rFonts w:ascii="Times New Roman" w:eastAsia="DFKai-SB" w:hAnsi="Times New Roman"/>
+      <w:rFonts w:ascii="Times New Roman" w:eastAsia="標楷體" w:hAnsi="Times New Roman"/>
       <w:b/>
       <w:color w:val="000000" w:themeColor="text1"/>
       <w:sz w:val="28"/>
@@ -23058,7 +21906,7 @@
       <w:ind w:left="482"/>
     </w:pPr>
     <w:rPr>
-      <w:rFonts w:ascii="Times New Roman" w:eastAsia="DFKai-SB" w:hAnsi="Times New Roman"/>
+      <w:rFonts w:ascii="Times New Roman" w:eastAsia="標楷體" w:hAnsi="Times New Roman"/>
       <w:sz w:val="28"/>
     </w:rPr>
   </w:style>
@@ -23085,7 +21933,7 @@
       <w:spacing w:line="500" w:lineRule="exact"/>
     </w:pPr>
     <w:rPr>
-      <w:rFonts w:ascii="Times New Roman" w:eastAsia="DFKai-SB" w:hAnsi="Times New Roman"/>
+      <w:rFonts w:ascii="Times New Roman" w:eastAsia="標楷體" w:hAnsi="Times New Roman"/>
       <w:sz w:val="28"/>
     </w:rPr>
   </w:style>
